--- a/manuscript/ase/word/Manuscript_ASE.docx
+++ b/manuscript/ase/word/Manuscript_ASE.docx
@@ -90,7 +90,7 @@
         <w:pStyle w:val="FirstParagraph"/>
       </w:pPr>
       <w:r>
-        <w:t xml:space="preserve">On a continuous girder a channel’s influence line changes sign over the piers, so the area under a record, which gives the total load in influence-area weighing, can vanish. This paper gives criteria for choosing, before installation, channels that observe the total load. Closed forms give the blind loci of five channel types on continuous and haunched girders; strain gauges are blind at every zero of the uniform-load moment and nearly blind in a band that can contain gauges set back from the piers. Optimal sensors lie at the extremes of the uniform-load response, and the integral constant follows a linear-fractional (Möbius) law in the scaled pier stiffness. A laboratory test confirms the identity, and public moving-truck records are consistent with its assumptions; they also show that vehicle-free noise covariance misleads multi-channel weighting. On an in-service box girder, two static readings leave a side-span deflection constant uncertain by a factor of 6.6, whereas the main-span gauge is well determined, and a pier tiltmeter is the most informative additional measurement.</w:t>
+        <w:t xml:space="preserve">On a continuous girder the influence line of a channel changes sign over the piers, so the area under a record, which gives the total load in influence-area weighing, can vanish. This paper gives criteria for choosing, before installation, channels that observe the total load. Closed forms give the blind loci of five channel types on continuous and haunched girders; strain gauges are blind at every zero of the uniform-load moment and nearly blind in a band that can contain gauges set back from the piers. Optimal sensors lie at the extremes of the uniform-load response, and the constant follows a linear-fractional (Möbius) law in the scaled pier stiffness. A laboratory test confirms the identity. Public moving-truck records, whose reference weights vary too little to test weight discrimination, are consistent with its assumptions within margins of 10–27 % and show that vehicle-free noise covariance misleads multi-channel weighting. On an in-service box girder, two static readings leave a side-span deflection constant uncertain by a factor of 6.6, whereas the main-span constant is well determined.</w:t>
       </w:r>
     </w:p>
     <w:p>
@@ -150,7 +150,7 @@
         <w:pStyle w:val="BodyText"/>
       </w:pPr>
       <w:r>
-        <w:t xml:space="preserve">This paper supplies such criteria. Neither the influence-area identity nor the generalised least-squares (GLS) estimator is new; the contributions lie in the criteria built on them. (i) We derive a closed-form catalogue of blind loci for five channel types on two- and three-span and haunched girders, with two indicators that need no reference rigidity; strain influence lines cancel less than deflection influence lines (cancellation ratio</w:t>
+        <w:t xml:space="preserve">This paper supplies such criteria. Neither the influence-area identity nor the generalised least-squares (GLS) estimator is new; the contributions lie in the criteria built on them. (i) We derive a closed-form catalogue of blind loci for five channel types on two- and three-span and haunched girders, with two indicators that need no reference rigidity; at every prismatic location examined, strain influence lines cancel less than deflection influence lines (cancellation ratio</w:t>
       </w:r>
       <w:r>
         <w:t xml:space="preserve"> </w:t>
@@ -214,7 +214,7 @@
         <w:t xml:space="preserve"> </w:t>
       </w:r>
       <w:r>
-        <w:t xml:space="preserve">at mid-span of two equal spans), yet strain gauges are blind in every continuous girder. (ii) We derive a placement rule, optimal sensors at the extremes of the uniform-load response, and show on public moving-truck records that GLS weights built from vehicle-free noise raise the out-of-sample error above that of the gauge average (20.4 % against 11.9 % of gross weight). (iii) We show that the constant depends on pier stiffness through a linear-fractional (Möbius) law and, on an in-service box girder, that two static readings leave a side-span deflection constant uncertain by a factor of 6.6, while a pier tiltmeter would reduce the Cramér–Rao bound on its logarithm from 0.87 to 0.18.</w:t>
+        <w:t xml:space="preserve">at mid-span of two equal spans), yet strain gauges are blind in every continuous girder. (ii) We derive a placement rule, optimal sensors at the extremes of the uniform-load response, and show on one day of public moving-truck records that GLS weights built from vehicle-free noise raise the out-of-sample error above that of the gauge average (20.4 % against 11.9 % of gross weight). (iii) We show that the constant depends on pier stiffness through a linear-fractional (Möbius) law and, on an in-service box girder, that two static readings leave a side-span deflection constant uncertain by a factor of 6.6, while a pier tiltmeter would reduce the Cramér–Rao bound on its logarithm from 0.87 to 0.18.</w:t>
       </w:r>
     </w:p>
     <w:bookmarkEnd w:id="21"/>
@@ -6468,7 +6468,7 @@
         <w:t xml:space="preserve"> </w:t>
       </w:r>
       <w:r>
-        <w:t xml:space="preserve">near 1 indicates restraint rather than cancellation. At mid-span of two equal spans,</w:t>
+        <w:t xml:space="preserve">near 1 indicates restraint rather than cancellation. Strain influence lines cancel less than deflection influence lines at every prismatic location examined: at mid-span of two equal spans,</w:t>
       </w:r>
       <w:r>
         <w:t xml:space="preserve"> </w:t>
@@ -9776,7 +9776,7 @@
         <w:pStyle w:val="BodyText"/>
       </w:pPr>
       <w:r>
-        <w:t xml:space="preserve">Each lane needs its own constant. For the gauge average, return trips in lane B gave constants 0.79 times those of lane A (95 % CI 0.59–1.00), as on another continuous girder (Wu et al., 2020); lane-B speeds came from the lag between gauges, so this ratio also contains any difference between the two speed estimates. The lane effect is clearly resolved for one gauge only (st36: 0.64, 95 % CI 0.47–0.81). The two runs with the trucks one behind the other gave 0.92 of the summed single-truck predictions (pooled 95 % CI 0.77–1.06), consistent with superposition although both fall below the prediction.</w:t>
+        <w:t xml:space="preserve">Each lane needs its own constant. For the gauge average, return trips in lane B gave constants 0.79 times those of lane A (95 % CI 0.59–1.00), as on another continuous girder (Wu et al., 2020); lane-B speeds came from the lag between gauges, so this ratio also contains any difference between the two speed estimates. The lane effect is clearly resolved for one gauge only (st36: 0.64, 95 % CI 0.47–0.81). For the gauge average, the two runs with the trucks one behind the other gave 0.92 of the summed single-truck predictions (pooled 95 % CI 0.77–1.06), consistent with superposition although both fall below the prediction.</w:t>
       </w:r>
     </w:p>
     <w:p>
@@ -11911,7 +11911,7 @@
         <w:t xml:space="preserve"> </w:t>
       </w:r>
       <w:r>
-        <w:t xml:space="preserve">alone the best strain locations are 5–10 m from the piers (</w:t>
+        <w:t xml:space="preserve">alone the best strain locations in all haunched models are 5–10 m from the piers (</w:t>
       </w:r>
       <m:oMath>
         <m:d>
@@ -12192,7 +12192,7 @@
         </m:r>
       </m:oMath>
       <w:r>
-        <w:t xml:space="preserve">, calibration A), the standard deviation of the load falls from 24.8 % with N7 alone to 10.6 % with the pair, an upper bound because such common-mode behaviour need not hold during crossings (Section 4.3).</w:t>
+        <w:t xml:space="preserve">, calibration A), the standard deviation of the load falls from 24.8 % with N7 alone to 10.6 % with the pair; this gain is an upper bound, because such common-mode behaviour need not hold during crossings (Section 4.3).</w:t>
       </w:r>
     </w:p>
     <w:p>
@@ -12824,7 +12824,7 @@
         <w:t xml:space="preserve"> </w:t>
       </w:r>
       <w:r>
-        <w:t xml:space="preserve">mm biases a 25 t truck by 16–25 % at a single main-span gauge and by 41–271 % at a single side-span gauge (Supplementary Table S15). With present absolute-deflection technology, single-point integral weighing on a long-span girder is therefore marginal even at the best location, and non-contact techniques must establish their residual offset on site (Sohn, 2007; Cross et al., 2013). Speed enters through the response and its measurement: on lane A of the field records, speeds from a low-pass fit were 1.139 times those from the axle spikes (standard deviation 0.124, 22 runs), so the speed estimator alone can shift the weight by more than 10 %. The quasi-static error for a constant force is at most about 1 % when</w:t>
+        <w:t xml:space="preserve">mm biases a 25 t truck by 16–25 % at a single main-span gauge and by 41–271 % at a single side-span gauge (Supplementary Table S15). With present absolute-deflection technology, single-point integral weighing on a long-span girder is therefore marginal even at the best location, and non-contact techniques must establish their residual offset on site, because environmental effects act over the same window (Sohn, 2007; Cross et al., 2013). Speed enters through the response and its measurement: on lane A of the field records, speeds from a low-pass fit were 1.139 times those from the axle spikes (standard deviation 0.124, 22 runs), so the speed estimator alone can shift the weight by more than 10 %. The quasi-static error for a constant force crossing the laboratory beam is at most about 1 % when</w:t>
       </w:r>
       <w:r>
         <w:t xml:space="preserve"> </w:t>
@@ -12883,7 +12883,7 @@
         <w:t xml:space="preserve"> </w:t>
       </w:r>
       <w:r>
-        <w:t xml:space="preserve">(crossing time over fundamental period; Frýba, 1999); other terms are in Supplementary Section S10. The method is therefore proposed for preliminary overload screening, with the threshold set with a margin below the legal limit and the design live loads (CEN, 2003; AASHTO, 2024) and instrumented BWIM for flagged vehicles; influence-line BWIM does not suffer the blindness of Table 1, because it fits the whole record shape.</w:t>
+        <w:t xml:space="preserve">(crossing time over fundamental period; Frýba, 1999); the bound omits vehicle–bridge interaction and road roughness (Supplementary Sections S9 and S10). The method is therefore proposed for preliminary overload screening, with the threshold set with a margin below the legal limit and the design live loads (CEN, 2003; AASHTO, 2024) and instrumented BWIM for flagged vehicles; influence-line BWIM does not suffer the blindness of Table 1, because it fits the whole record shape.</w:t>
       </w:r>
     </w:p>
     <w:p>
@@ -13158,7 +13158,7 @@
         <w:pStyle w:val="BodyText"/>
       </w:pPr>
       <w:r>
-        <w:t xml:space="preserve">A residual offset of 0.1 mm biases a 25 t truck by 16–25 % even at mid main span.</w:t>
+        <w:t xml:space="preserve">On that girder, with a 200 m record, a residual offset of 0.1 mm would bias a 25 t truck by 16–25 % even at mid main span.</w:t>
       </w:r>
     </w:p>
     <w:p>
@@ -13759,40 +13759,12 @@
         <w:t xml:space="preserve"> </w:t>
       </w:r>
       <w:r>
-        <w:t xml:space="preserve">Continuous beams considered: (a) two-span beam with span ratio</w:t>
-      </w:r>
-      <w:r>
-        <w:t xml:space="preserve"> </w:t>
-      </w:r>
-      <m:oMath>
-        <m:r>
-          <m:t>λ</m:t>
-        </m:r>
-      </m:oMath>
-      <w:r>
-        <w:t xml:space="preserve">, rigidity ratio</w:t>
-      </w:r>
-      <w:r>
-        <w:t xml:space="preserve"> </w:t>
-      </w:r>
-      <m:oMath>
-        <m:r>
-          <m:t>γ</m:t>
-        </m:r>
-      </m:oMath>
-      <w:r>
-        <w:t xml:space="preserve"> </w:t>
-      </w:r>
-      <w:r>
-        <w:t xml:space="preserve">and sensor at</w:t>
-      </w:r>
-      <w:r>
-        <w:t xml:space="preserve"> </w:t>
-      </w:r>
-      <m:oMath>
-        <m:r>
-          <m:t>ξ</m:t>
-        </m:r>
+        <w:t xml:space="preserve">Continuous beams considered: (a) two-span beam with instrumented span</w:t>
+      </w:r>
+      <w:r>
+        <w:t xml:space="preserve"> </w:t>
+      </w:r>
+      <m:oMath>
         <m:sSub>
           <m:e>
             <m:r>
@@ -13807,32 +13779,410 @@
         </m:sSub>
       </m:oMath>
       <w:r>
-        <w:t xml:space="preserve">; (b) symmetric three-span beam with span ratio</w:t>
-      </w:r>
-      <w:r>
-        <w:t xml:space="preserve"> </w:t>
-      </w:r>
-      <m:oMath>
+        <w:t xml:space="preserve"> </w:t>
+      </w:r>
+      <w:r>
+        <w:t xml:space="preserve">of rigidity</w:t>
+      </w:r>
+      <w:r>
+        <w:t xml:space="preserve"> </w:t>
+      </w:r>
+      <m:oMath>
+        <m:r>
+          <m:t>E</m:t>
+        </m:r>
+        <m:sSub>
+          <m:e>
+            <m:r>
+              <m:t>I</m:t>
+            </m:r>
+          </m:e>
+          <m:sub>
+            <m:r>
+              <m:t>1</m:t>
+            </m:r>
+          </m:sub>
+        </m:sSub>
+      </m:oMath>
+      <w:r>
+        <w:t xml:space="preserve">, adjacent span</w:t>
+      </w:r>
+      <w:r>
+        <w:t xml:space="preserve"> </w:t>
+      </w:r>
+      <m:oMath>
+        <m:sSub>
+          <m:e>
+            <m:r>
+              <m:t>L</m:t>
+            </m:r>
+          </m:e>
+          <m:sub>
+            <m:r>
+              <m:t>2</m:t>
+            </m:r>
+          </m:sub>
+        </m:sSub>
+        <m:r>
+          <m:rPr>
+            <m:sty m:val="p"/>
+          </m:rPr>
+          <m:t>=</m:t>
+        </m:r>
+        <m:r>
+          <m:t>λ</m:t>
+        </m:r>
+        <m:sSub>
+          <m:e>
+            <m:r>
+              <m:t>L</m:t>
+            </m:r>
+          </m:e>
+          <m:sub>
+            <m:r>
+              <m:t>1</m:t>
+            </m:r>
+          </m:sub>
+        </m:sSub>
+      </m:oMath>
+      <w:r>
+        <w:t xml:space="preserve"> </w:t>
+      </w:r>
+      <w:r>
+        <w:t xml:space="preserve">of rigidity</w:t>
+      </w:r>
+      <w:r>
+        <w:t xml:space="preserve"> </w:t>
+      </w:r>
+      <m:oMath>
+        <m:r>
+          <m:t>E</m:t>
+        </m:r>
+        <m:sSub>
+          <m:e>
+            <m:r>
+              <m:t>I</m:t>
+            </m:r>
+          </m:e>
+          <m:sub>
+            <m:r>
+              <m:t>2</m:t>
+            </m:r>
+          </m:sub>
+        </m:sSub>
+        <m:r>
+          <m:rPr>
+            <m:sty m:val="p"/>
+          </m:rPr>
+          <m:t>=</m:t>
+        </m:r>
+        <m:r>
+          <m:t>γ</m:t>
+        </m:r>
+        <m:r>
+          <m:t>E</m:t>
+        </m:r>
+        <m:sSub>
+          <m:e>
+            <m:r>
+              <m:t>I</m:t>
+            </m:r>
+          </m:e>
+          <m:sub>
+            <m:r>
+              <m:t>1</m:t>
+            </m:r>
+          </m:sub>
+        </m:sSub>
+      </m:oMath>
+      <w:r>
+        <w:t xml:space="preserve">, and sensor at</w:t>
+      </w:r>
+      <w:r>
+        <w:t xml:space="preserve"> </w:t>
+      </w:r>
+      <m:oMath>
+        <m:r>
+          <m:t>ξ</m:t>
+        </m:r>
+        <m:sSub>
+          <m:e>
+            <m:r>
+              <m:t>L</m:t>
+            </m:r>
+          </m:e>
+          <m:sub>
+            <m:r>
+              <m:t>1</m:t>
+            </m:r>
+          </m:sub>
+        </m:sSub>
+      </m:oMath>
+      <w:r>
+        <w:t xml:space="preserve">; (b) symmetric three-span beam with side spans</w:t>
+      </w:r>
+      <w:r>
+        <w:t xml:space="preserve"> </w:t>
+      </w:r>
+      <m:oMath>
+        <m:sSub>
+          <m:e>
+            <m:r>
+              <m:t>L</m:t>
+            </m:r>
+          </m:e>
+          <m:sub>
+            <m:r>
+              <m:rPr>
+                <m:sty m:val="p"/>
+              </m:rPr>
+              <m:t>s</m:t>
+            </m:r>
+            <m:r>
+              <m:rPr>
+                <m:sty m:val="p"/>
+              </m:rPr>
+              <m:t>i</m:t>
+            </m:r>
+            <m:r>
+              <m:rPr>
+                <m:sty m:val="p"/>
+              </m:rPr>
+              <m:t>d</m:t>
+            </m:r>
+            <m:r>
+              <m:rPr>
+                <m:sty m:val="p"/>
+              </m:rPr>
+              <m:t>e</m:t>
+            </m:r>
+          </m:sub>
+        </m:sSub>
+      </m:oMath>
+      <w:r>
+        <w:t xml:space="preserve"> </w:t>
+      </w:r>
+      <w:r>
+        <w:t xml:space="preserve">of rigidity</w:t>
+      </w:r>
+      <w:r>
+        <w:t xml:space="preserve"> </w:t>
+      </w:r>
+      <m:oMath>
+        <m:r>
+          <m:t>E</m:t>
+        </m:r>
+        <m:sSub>
+          <m:e>
+            <m:r>
+              <m:t>I</m:t>
+            </m:r>
+          </m:e>
+          <m:sub>
+            <m:r>
+              <m:rPr>
+                <m:sty m:val="p"/>
+              </m:rPr>
+              <m:t>s</m:t>
+            </m:r>
+            <m:r>
+              <m:rPr>
+                <m:sty m:val="p"/>
+              </m:rPr>
+              <m:t>i</m:t>
+            </m:r>
+            <m:r>
+              <m:rPr>
+                <m:sty m:val="p"/>
+              </m:rPr>
+              <m:t>d</m:t>
+            </m:r>
+            <m:r>
+              <m:rPr>
+                <m:sty m:val="p"/>
+              </m:rPr>
+              <m:t>e</m:t>
+            </m:r>
+          </m:sub>
+        </m:sSub>
+      </m:oMath>
+      <w:r>
+        <w:t xml:space="preserve">, main span</w:t>
+      </w:r>
+      <w:r>
+        <w:t xml:space="preserve"> </w:t>
+      </w:r>
+      <m:oMath>
+        <m:sSub>
+          <m:e>
+            <m:r>
+              <m:t>L</m:t>
+            </m:r>
+          </m:e>
+          <m:sub>
+            <m:r>
+              <m:rPr>
+                <m:sty m:val="p"/>
+              </m:rPr>
+              <m:t>m</m:t>
+            </m:r>
+            <m:r>
+              <m:rPr>
+                <m:sty m:val="p"/>
+              </m:rPr>
+              <m:t>a</m:t>
+            </m:r>
+            <m:r>
+              <m:rPr>
+                <m:sty m:val="p"/>
+              </m:rPr>
+              <m:t>i</m:t>
+            </m:r>
+            <m:r>
+              <m:rPr>
+                <m:sty m:val="p"/>
+              </m:rPr>
+              <m:t>n</m:t>
+            </m:r>
+          </m:sub>
+        </m:sSub>
+        <m:r>
+          <m:rPr>
+            <m:sty m:val="p"/>
+          </m:rPr>
+          <m:t>=</m:t>
+        </m:r>
         <m:r>
           <m:t>β</m:t>
         </m:r>
-      </m:oMath>
-      <w:r>
-        <w:t xml:space="preserve">, rigidity ratio</w:t>
-      </w:r>
-      <w:r>
-        <w:t xml:space="preserve"> </w:t>
-      </w:r>
-      <m:oMath>
+        <m:sSub>
+          <m:e>
+            <m:r>
+              <m:t>L</m:t>
+            </m:r>
+          </m:e>
+          <m:sub>
+            <m:r>
+              <m:rPr>
+                <m:sty m:val="p"/>
+              </m:rPr>
+              <m:t>s</m:t>
+            </m:r>
+            <m:r>
+              <m:rPr>
+                <m:sty m:val="p"/>
+              </m:rPr>
+              <m:t>i</m:t>
+            </m:r>
+            <m:r>
+              <m:rPr>
+                <m:sty m:val="p"/>
+              </m:rPr>
+              <m:t>d</m:t>
+            </m:r>
+            <m:r>
+              <m:rPr>
+                <m:sty m:val="p"/>
+              </m:rPr>
+              <m:t>e</m:t>
+            </m:r>
+          </m:sub>
+        </m:sSub>
+      </m:oMath>
+      <w:r>
+        <w:t xml:space="preserve"> </w:t>
+      </w:r>
+      <w:r>
+        <w:t xml:space="preserve">of rigidity</w:t>
+      </w:r>
+      <w:r>
+        <w:t xml:space="preserve"> </w:t>
+      </w:r>
+      <m:oMath>
+        <m:r>
+          <m:t>E</m:t>
+        </m:r>
+        <m:sSub>
+          <m:e>
+            <m:r>
+              <m:t>I</m:t>
+            </m:r>
+          </m:e>
+          <m:sub>
+            <m:r>
+              <m:rPr>
+                <m:sty m:val="p"/>
+              </m:rPr>
+              <m:t>m</m:t>
+            </m:r>
+            <m:r>
+              <m:rPr>
+                <m:sty m:val="p"/>
+              </m:rPr>
+              <m:t>a</m:t>
+            </m:r>
+            <m:r>
+              <m:rPr>
+                <m:sty m:val="p"/>
+              </m:rPr>
+              <m:t>i</m:t>
+            </m:r>
+            <m:r>
+              <m:rPr>
+                <m:sty m:val="p"/>
+              </m:rPr>
+              <m:t>n</m:t>
+            </m:r>
+          </m:sub>
+        </m:sSub>
+        <m:r>
+          <m:rPr>
+            <m:sty m:val="p"/>
+          </m:rPr>
+          <m:t>=</m:t>
+        </m:r>
         <m:r>
           <m:t>γ</m:t>
         </m:r>
-      </m:oMath>
-      <w:r>
-        <w:t xml:space="preserve"> </w:t>
-      </w:r>
-      <w:r>
-        <w:t xml:space="preserve">and side-span sensor at</w:t>
+        <m:r>
+          <m:t>E</m:t>
+        </m:r>
+        <m:sSub>
+          <m:e>
+            <m:r>
+              <m:t>I</m:t>
+            </m:r>
+          </m:e>
+          <m:sub>
+            <m:r>
+              <m:rPr>
+                <m:sty m:val="p"/>
+              </m:rPr>
+              <m:t>s</m:t>
+            </m:r>
+            <m:r>
+              <m:rPr>
+                <m:sty m:val="p"/>
+              </m:rPr>
+              <m:t>i</m:t>
+            </m:r>
+            <m:r>
+              <m:rPr>
+                <m:sty m:val="p"/>
+              </m:rPr>
+              <m:t>d</m:t>
+            </m:r>
+            <m:r>
+              <m:rPr>
+                <m:sty m:val="p"/>
+              </m:rPr>
+              <m:t>e</m:t>
+            </m:r>
+          </m:sub>
+        </m:sSub>
+      </m:oMath>
+      <w:r>
+        <w:t xml:space="preserve">, and side-span sensor at</w:t>
       </w:r>
       <w:r>
         <w:t xml:space="preserve"> </w:t>
@@ -14070,7 +14420,7 @@
         <w:t xml:space="preserve"> </w:t>
       </w:r>
       <w:r>
-        <w:t xml:space="preserve">(dashed) and Cầu Mây layout (circle); (b) asymmetric beam, sensor at mid-span of span 1, over</w:t>
+        <w:t xml:space="preserve">(dashed) and Cầu Mây proportions with a mid side-span sensor (circle); (b) asymmetric beam, sensor at mid-span of span 1, over</w:t>
       </w:r>
       <w:r>
         <w:t xml:space="preserve"> </w:t>
@@ -14515,7 +14865,7 @@
         <w:t xml:space="preserve"> </w:t>
       </w:r>
       <w:r>
-        <w:t xml:space="preserve">Ratio of the integral constants of two trucks, per gauge and gauge average, with 95 % confidence intervals: (a) day 1, second to first 3-axle truck; (b) day 2, 5-axle to 3-axle truck. Grey bands: ±5 % and ±10 %. Red: invariance rejected; blue: equivalent within ±10 %; orange: inconclusive.</w:t>
+        <w:t xml:space="preserve">Ratio of the integral constants of two trucks, per gauge and gauge average, with 95 % confidence intervals: (a) day 1, second to first 3-axle truck, gauge average over the four wheel-path gauges; (b) day 2, 5-axle to 3-axle truck. Grey bands: ±5 % and ±10 %. Red: invariance rejected; blue: equivalent within ±10 %; orange: inconclusive.</w:t>
       </w:r>
     </w:p>
     <w:p>

--- a/manuscript/ase/word/Manuscript_ASE.docx
+++ b/manuscript/ase/word/Manuscript_ASE.docx
@@ -90,7 +90,7 @@
         <w:pStyle w:val="FirstParagraph"/>
       </w:pPr>
       <w:r>
-        <w:t xml:space="preserve">On a continuous girder the influence line of a channel changes sign over the piers, so the area under a record, which gives the total load in influence-area weighing, can vanish. This paper gives criteria for choosing, before installation, channels that observe the total load. Closed forms give the blind loci of five channel types on continuous and haunched girders; strain gauges are blind at every zero of the uniform-load moment and nearly blind in a band that can contain gauges set back from the piers. Optimal sensors lie at the extremes of the uniform-load response, and the constant follows a linear-fractional (Möbius) law in the scaled pier stiffness. A laboratory test confirms the identity. Public moving-truck records, whose reference weights vary too little to test weight discrimination, are consistent with its assumptions within margins of 10–27 % and show that vehicle-free noise covariance misleads multi-channel weighting. On an in-service box girder, two static readings leave a side-span deflection constant uncertain by a factor of 6.6, whereas the main-span constant is well determined.</w:t>
+        <w:t xml:space="preserve">On a continuous girder the influence line of a channel changes sign over the piers, so the area under a record, which gives the total load in influence-area weighing, can vanish. This paper gives criteria for choosing, before installation, channels that observe the total load. Closed forms give the blind loci of five channel types on continuous and haunched girders; strain gauges are blind at every zero of the uniform-load moment and nearly blind in a band that can contain gauges set back from the piers. Optimal sensors lie at the extremes of the uniform-load response, and the integral constant (record integral per unit total load) follows a linear-fractional (Möbius) law in the scaled pier stiffness. A laboratory test confirms the identity. Public moving-truck records, whose reference weights vary too little to test weight discrimination, are consistent with its assumptions within margins of 10–27 % and show that vehicle-free noise covariance misleads multi-channel weighting. On an in-service box girder, two static readings leave a side-span deflection constant uncertain by a factor of 6.6, whereas the main-span constant is well determined.</w:t>
       </w:r>
     </w:p>
     <w:p>
@@ -126,7 +126,7 @@
         <w:pStyle w:val="FirstParagraph"/>
       </w:pPr>
       <w:r>
-        <w:t xml:space="preserve">Heavy vehicles above the design envelope shorten the life of highway bridges and, in extreme cases, contribute to collapse (Fan et al., 2015). Knowing the loads that a bridge actually carries is therefore part of risk-informed asset management (Ventura et al., 2024). Pavement weigh-in-motion (WIM) is mature (Al-Qadi et al., 2016; Jacob et al., 2002), but it weighs the vehicle rather than the load on a particular bridge. Bridge weigh-in-motion (BWIM), introduced by Moses (1979), fits the measured response to axle loads times influence-line ordinates and has been refined with measured influence lines (OBrien et al., 2006), regularisation (OBrien et al., 2009), accuracy improvements (Žnidarič et al., 2018; Yu et al., 2016) and the transverse position of the vehicle (Yu et al., 2018). Moving-force identification recovers axle-load histories (Law et al., 1997; Chan et al., 1999; Law and Zhu, 2000), also on multi-span bridges (Zhu and Law, 2006). These methods aim at axle loads and need several sensors, a structural model or a regularised inversion.</w:t>
+        <w:t xml:space="preserve">Heavy vehicles above the design envelope shorten the life of highway bridges and, in extreme cases, contribute to collapse (Fan et al., 2015). Knowing the loads that a bridge actually carries is therefore part of risk-informed asset management (Ventura et al., 2024). Pavement weigh-in-motion (WIM) is mature (Jacob et al., 2002; Al-Qadi et al., 2016), but it weighs the vehicle rather than the load on a particular bridge. Bridge weigh-in-motion (BWIM), introduced by Moses (1979), fits the measured response to axle loads times influence-line ordinates and has been refined with measured influence lines (OBrien et al., 2006), regularisation (OBrien et al., 2009), accuracy improvements (Yu et al., 2016; Žnidarič et al., 2018) and the transverse position of the vehicle (Yu et al., 2018). Moving-force identification recovers axle-load histories (Law et al., 1997; Chan et al., 1999; Law and Zhu, 2000), also on multi-span bridges (Zhu and Law, 2006). These methods aim at axle loads and need several sensors, a structural model or a regularised inversion.</w:t>
       </w:r>
     </w:p>
     <w:p>
@@ -142,7 +142,7 @@
         <w:pStyle w:val="BodyText"/>
       </w:pPr>
       <w:r>
-        <w:t xml:space="preserve">The identity behind these methods is classical: the area under an influence line equals the response to a uniform unit load, as design codes use for distributed lane loads (Ghali et al., 2017). On continuous girders, however, the influence line changes sign over each interior support, and positive and negative areas partly cancel. Continuous bridges have been weighed from distributed fibre-optic strain (Chaudhary et al., 2025), with lane-specific influence lines (Wu et al., 2020) and from deck strain on long-span box girders (Moghadam et al., 2022, 2023a, 2023b); Deng et al. (2025) replaced the small net area of a multi-span displacement influence line by its absolute area. Sensor placement for BWIM has been posed through an augmented Kalman filter (Zhou et al., 2025), deflection-based load identification as a regularised stochastic problem (Zhang et al., 2026), and deflection influence lines have been inverted for girder stiffness (Zhou et al., 2026). None of these studies says, before installation, which channel at which position can observe the total load at all, and how robustly to uncertain boundary conditions.</w:t>
+        <w:t xml:space="preserve">The identity behind these methods is classical: the area under an influence line equals the response to a uniform unit load, as design codes use for distributed lane loads (Ghali et al., 2017). On continuous girders, however, the influence line changes sign over each interior support, and positive and negative areas partly cancel. Continuous bridges have been weighed from distributed fibre-optic strain (Chaudhary et al., 2025), with lane-specific influence lines (Wu et al., 2020) and from deck strain on long-span box girders (Moghadam et al., 2022, 2023a, 2023b); Deng et al. (2025) replaced the small net area of a multi-span displacement influence line by its absolute area. Sensor placement for BWIM has been posed through an augmented Kalman filter (Zhou et al., 2025), deflection-based load identification as a regularised stochastic problem (Zhang et al., 2026), and deflection influence lines have been inverted for girder stiffness (Zhou et al., 2026). None of these studies says, before installation, which channel at which position can observe the total load at all, and how robust that observation is to uncertain boundary conditions.</w:t>
       </w:r>
     </w:p>
     <w:p>
@@ -214,7 +214,7 @@
         <w:t xml:space="preserve"> </w:t>
       </w:r>
       <w:r>
-        <w:t xml:space="preserve">at mid-span of two equal spans), yet strain gauges are blind in every continuous girder. (ii) We derive a placement rule, optimal sensors at the extremes of the uniform-load response, and show on one day of public moving-truck records that GLS weights built from vehicle-free noise raise the out-of-sample error above that of the gauge average (20.4 % against 11.9 % of gross weight). (iii) We show that the constant depends on pier stiffness through a linear-fractional (Möbius) law and, on an in-service box girder, that two static readings leave a side-span deflection constant uncertain by a factor of 6.6, while a pier tiltmeter would reduce the Cramér–Rao bound on its logarithm from 0.87 to 0.18.</w:t>
+        <w:t xml:space="preserve">at mid-span of two equal spans), yet strain gauges are blind in every continuous girder. (ii) We derive a placement rule, optimal sensors at the extremes of the uniform-load response, and show on one day of public moving-truck records that GLS weights built from vehicle-free noise raise the out-of-sample error above that of the gauge average (20.4 % against 11.9 % of gross weight). (iii) We show that the integral constant depends on pier stiffness through a linear-fractional (Möbius) law and, on an in-service box girder, that two static readings leave a side-span deflection constant uncertain by a factor of 6.6, while a pier tiltmeter would reduce the Cramér–Rao bound on its logarithm from 0.87 to 0.18.</w:t>
       </w:r>
     </w:p>
     <w:bookmarkEnd w:id="21"/>
@@ -1162,15 +1162,70 @@
         <w:t xml:space="preserve"> </w:t>
       </w:r>
       <m:oMath>
-        <m:r>
-          <m:t>c</m:t>
-        </m:r>
-      </m:oMath>
-      <w:r>
-        <w:t xml:space="preserve"> </w:t>
-      </w:r>
-      <w:r>
-        <w:t xml:space="preserve">from the neutral axis,</w:t>
+        <m:sSub>
+          <m:e>
+            <m:r>
+              <m:t>c</m:t>
+            </m:r>
+          </m:e>
+          <m:sub>
+            <m:r>
+              <m:t>m</m:t>
+            </m:r>
+          </m:sub>
+        </m:sSub>
+      </m:oMath>
+      <w:r>
+        <w:t xml:space="preserve"> </w:t>
+      </w:r>
+      <w:r>
+        <w:t xml:space="preserve">from the neutral axis of a section of rigidity</w:t>
+      </w:r>
+      <w:r>
+        <w:t xml:space="preserve"> </w:t>
+      </w:r>
+      <m:oMath>
+        <m:r>
+          <m:t>E</m:t>
+        </m:r>
+        <m:sSub>
+          <m:e>
+            <m:r>
+              <m:t>I</m:t>
+            </m:r>
+          </m:e>
+          <m:sub>
+            <m:r>
+              <m:t>m</m:t>
+            </m:r>
+          </m:sub>
+        </m:sSub>
+      </m:oMath>
+      <w:r>
+        <w:t xml:space="preserve"> </w:t>
+      </w:r>
+      <w:r>
+        <w:t xml:space="preserve">at</w:t>
+      </w:r>
+      <w:r>
+        <w:t xml:space="preserve"> </w:t>
+      </w:r>
+      <m:oMath>
+        <m:sSub>
+          <m:e>
+            <m:r>
+              <m:t>x</m:t>
+            </m:r>
+          </m:e>
+          <m:sub>
+            <m:r>
+              <m:t>m</m:t>
+            </m:r>
+          </m:sub>
+        </m:sSub>
+      </m:oMath>
+      <w:r>
+        <w:t xml:space="preserve">,</w:t>
       </w:r>
     </w:p>
     <w:tbl>
@@ -2727,7 +2782,7 @@
         <w:pStyle w:val="BodyText"/>
       </w:pPr>
       <w:r>
-        <w:t xml:space="preserve">Its left-hand side is the indicator</w:t>
+        <w:t xml:space="preserve">Its left-hand side is the deflection indicator</w:t>
       </w:r>
       <w:r>
         <w:t xml:space="preserve"> </w:t>
@@ -2747,10 +2802,7 @@
         </m:sSub>
       </m:oMath>
       <w:r>
-        <w:t xml:space="preserve"> </w:t>
-      </w:r>
-      <w:r>
-        <w:t xml:space="preserve">of Eq. (10). Setting</w:t>
+        <w:t xml:space="preserve">, defined in Eq. (10) of Section 2.3. Setting</w:t>
       </w:r>
       <w:r>
         <w:t xml:space="preserve"> </w:t>
@@ -6557,7 +6609,7 @@
         </m:sSub>
       </m:oMath>
       <w:r>
-        <w:t xml:space="preserve">, in the units of the channel, left after re-zeroing before and after the crossing adds</w:t>
+        <w:t xml:space="preserve">, in the units of the channel, left after re-zeroing before and after the crossing, adds</w:t>
       </w:r>
       <w:r>
         <w:t xml:space="preserve"> </w:t>
@@ -8845,7 +8897,7 @@
         <w:t xml:space="preserve"> </w:t>
       </w:r>
       <w:r>
-        <w:t xml:space="preserve">at the piers, slope-deflection gives, with</w:t>
+        <w:t xml:space="preserve">at the piers, the slope-deflection method gives, with</w:t>
       </w:r>
       <w:r>
         <w:t xml:space="preserve"> </w:t>
@@ -9651,7 +9703,7 @@
         <w:t xml:space="preserve"> </w:t>
       </w:r>
       <w:r>
-        <w:t xml:space="preserve">the span length). Deflection there was measured with 0.005 mm resolution while calibrated weights of OIML class M1 were suspended at 250 mm steps: a single 40.64 N reference load, two loads 250 mm apart, and three loads. The order of the three loads was not recorded; the order used fits the record best (root-mean-square residual 0.030 mm against 0.55 mm reversed), so the three-load result is not a fully independent test.</w:t>
+        <w:t xml:space="preserve">the span length). Deflection there was measured with 0.005 mm resolution while calibrated weights of OIML class M1 were suspended at 250 mm steps: a single 40.64 N reference load, two loads 250 mm apart, and three loads. The order of the three loads was not recorded; the order used fits the record best (root-mean-square residual 0.030 mm against 0.55 mm for the reversed order), so the three-load result is not a fully independent test.</w:t>
       </w:r>
     </w:p>
     <w:p>
@@ -9694,7 +9746,7 @@
         <w:pStyle w:val="FirstParagraph"/>
       </w:pPr>
       <w:r>
-        <w:t xml:space="preserve">The Nothing-on-Road BWIM (NOR-BWIM) dataset (Moghadam and Sarlo, 2024) contains strain records of the Virginia Smart Road Bridge (Moghadam et al., 2022, 2023a, 2023b; Moghadam, 2022), a post-tensioned concrete box girder continuous over five spans of 86.5 + 3 × 144 + 86.5 m = 605 m, from transducers on the top-slab soffit near mid-span of span 2. Day 1 has 12 channels (</w:t>
+        <w:t xml:space="preserve">The Nothing-on-Road BWIM (NOR-BWIM) dataset (Moghadam and Sarlo, 2024) contains strain records of the Virginia Smart Road Bridge (Moghadam, 2022; Moghadam et al., 2022, 2023a, 2023b), a post-tensioned concrete box girder continuous over five spans of 86.5 + 3 × 144 + 86.5 m = 605 m, from transducers on the top-slab soffit near mid-span of span 2. Day 1 has 12 channels (</w:t>
       </w:r>
       <w:r>
         <w:t xml:space="preserve">“</w:t>
@@ -12699,7 +12751,7 @@
         <w:t xml:space="preserve"> </w:t>
       </w:r>
       <w:r>
-        <w:t xml:space="preserve">planned (a pier tiltmeter, an identified first frequency or an integral ratio between two gauges). Sensors belong at the extremes of</w:t>
+        <w:t xml:space="preserve">should be planned (a pier tiltmeter, an identified first frequency or an integral ratio between two gauges). Sensors belong at the extremes of</w:t>
       </w:r>
       <w:r>
         <w:t xml:space="preserve"> </w:t>
@@ -12883,7 +12935,7 @@
         <w:t xml:space="preserve"> </w:t>
       </w:r>
       <w:r>
-        <w:t xml:space="preserve">(crossing time over fundamental period; Frýba, 1999); the bound omits vehicle–bridge interaction and road roughness (Supplementary Sections S9 and S10). The method is therefore proposed for preliminary overload screening, with the threshold set with a margin below the legal limit and the design live loads (CEN, 2003; AASHTO, 2024) and instrumented BWIM for flagged vehicles; influence-line BWIM does not suffer the blindness of Table 1, because it fits the whole record shape.</w:t>
+        <w:t xml:space="preserve">(crossing time over fundamental period; Frýba, 1999); the bound omits vehicle–bridge interaction and road roughness (Supplementary Sections S9 and S10). The method is therefore proposed for preliminary overload screening. Its threshold should be set with a margin below the legal limit and the design live loads (CEN, 2003; AASHTO, 2024), and flagged vehicles should be weighed by instrumented BWIM; influence-line BWIM does not suffer the blindness of Table 1, because it fits the whole record shape.</w:t>
       </w:r>
     </w:p>
     <w:p>
@@ -13105,7 +13157,7 @@
         <w:pStyle w:val="BodyText"/>
       </w:pPr>
       <w:r>
-        <w:t xml:space="preserve">The constant is a linear-fractional (Möbius) function of the scaled pier stiffness. On a 55 + 90 + 55 m box girder, two static readings leave the side-span deflection constant uncertain by a factor of 6.6, whereas the main-span gauge is well determined; a pier tiltmeter would reduce the Cramér–Rao bound on</w:t>
+        <w:t xml:space="preserve">The constant is a linear-fractional (Möbius) function of the scaled pier stiffness. On a 55 + 90 + 55 m box girder, two static readings leave the side-span deflection constant uncertain by a factor of 6.6, whereas the main-span constant is well determined; a pier tiltmeter would reduce the Cramér–Rao bound on</w:t>
       </w:r>
       <w:r>
         <w:t xml:space="preserve"> </w:t>
@@ -13158,7 +13210,7 @@
         <w:pStyle w:val="BodyText"/>
       </w:pPr>
       <w:r>
-        <w:t xml:space="preserve">On that girder, with a 200 m record, a residual offset of 0.1 mm would bias a 25 t truck by 16–25 % even at mid main span.</w:t>
+        <w:t xml:space="preserve">On the 55 + 90 + 55 m box girder, with a 200 m record, a residual offset of 0.1 mm would bias a 25 t truck by 16–25 % even at mid main span.</w:t>
       </w:r>
     </w:p>
     <w:p>
@@ -13356,7 +13408,7 @@
         <w:pStyle w:val="FirstParagraph"/>
       </w:pPr>
       <w:r>
-        <w:t xml:space="preserve">AASHTO (2024) LRFD Bridge Design Specifications, 10th ed., American Association of State Highway and Transportation Officials, Washington, DC.</w:t>
+        <w:t xml:space="preserve">AASHTO (2024) LRFD Bridge Design Specifications. 10th ed. Washington, DC: American Association of State Highway and Transportation Officials.</w:t>
       </w:r>
     </w:p>
     <w:p>
@@ -13444,7 +13496,7 @@
         <w:pStyle w:val="BodyText"/>
       </w:pPr>
       <w:r>
-        <w:t xml:space="preserve">Frýba L (1999) Vibration of Solids and Structures under Moving Loads, 3rd ed. Thomas Telford, London.</w:t>
+        <w:t xml:space="preserve">Frýba L (1999) Vibration of Solids and Structures under Moving Loads. 3rd ed. London: Thomas Telford.</w:t>
       </w:r>
     </w:p>
     <w:p>

--- a/manuscript/ase/word/Manuscript_ASE.docx
+++ b/manuscript/ase/word/Manuscript_ASE.docx
@@ -90,7 +90,7 @@
         <w:pStyle w:val="FirstParagraph"/>
       </w:pPr>
       <w:r>
-        <w:t xml:space="preserve">On a continuous girder the influence line of a channel changes sign over the piers, so the area under a record, which gives the total load in influence-area weighing, can vanish. This paper gives criteria for choosing, before installation, channels that observe the total load. Closed forms give the blind loci of five channel types on continuous and haunched girders; strain gauges are blind at every zero of the uniform-load moment and nearly blind in a band that can contain gauges set back from the piers. Optimal sensors lie at the extremes of the uniform-load response, and the integral constant (record integral per unit total load) follows a linear-fractional (Möbius) law in the scaled pier stiffness. A laboratory test confirms the identity. Public moving-truck records, whose reference weights vary too little to test weight discrimination, are consistent with its assumptions within margins of 10–27 % and show that vehicle-free noise covariance misleads multi-channel weighting. On an in-service box girder, two static readings leave a side-span deflection constant uncertain by a factor of 6.6, whereas the main-span constant is well determined.</w:t>
+        <w:t xml:space="preserve">On a continuous girder the influence line of a channel changes sign over the piers, so the area under a record, which gives the total load in influence-area weighing, can vanish. This paper gives criteria for choosing, before installation, channels that observe the total load. Closed forms give the blind loci, where this area vanishes, of five channel types on continuous and haunched girders; strain gauges are blind at every zero of the uniform-load moment and nearly blind in a band that can contain gauges set back from the piers. Optimal sensors lie at the extremes of the uniform-load response, and the integral constant (record integral per unit total load) follows a linear-fractional (Möbius) law in the scaled pier stiffness. A laboratory test confirms the identity. Public moving-truck records, whose reference weights vary too little to test weight discrimination, are consistent with its assumptions within margins of 10–27 % and show that vehicle-free noise covariance misleads multi-channel weighting. On an in-service box girder, two static readings leave a side-span deflection constant uncertain by a factor of 6.6, whereas the main-span constant is well determined.</w:t>
       </w:r>
     </w:p>
     <w:p>
@@ -214,7 +214,7 @@
         <w:t xml:space="preserve"> </w:t>
       </w:r>
       <w:r>
-        <w:t xml:space="preserve">at mid-span of two equal spans), yet strain gauges are blind in every continuous girder. (ii) We derive a placement rule, optimal sensors at the extremes of the uniform-load response, and show on one day of public moving-truck records that GLS weights built from vehicle-free noise raise the out-of-sample error above that of the gauge average (20.4 % against 11.9 % of gross weight). (iii) We show that the integral constant depends on pier stiffness through a linear-fractional (Möbius) law and, on an in-service box girder, that two static readings leave a side-span deflection constant uncertain by a factor of 6.6, while a pier tiltmeter would reduce the Cramér–Rao bound on its logarithm from 0.87 to 0.18.</w:t>
+        <w:t xml:space="preserve">at mid-span of two equal spans), yet every continuous girder has strain blind points. (ii) We derive a placement rule, optimal sensors at the extremes of the uniform-load response, and show on one day of public moving-truck records that GLS weights built from vehicle-free noise raise the out-of-sample error above that of the gauge average (20.4 % against 11.9 % of gross weight). (iii) We show that the integral constant depends on pier stiffness through a linear-fractional (Möbius) law and, on an in-service box girder, that two static readings leave a side-span deflection constant uncertain by a factor of 6.6, while a pier tiltmeter would reduce the Cramér–Rao bound on its logarithm from 0.87 to 0.18.</w:t>
       </w:r>
     </w:p>
     <w:bookmarkEnd w:id="21"/>
@@ -1133,7 +1133,7 @@
         <w:t xml:space="preserve"> </w:t>
       </w:r>
       <w:r>
-        <w:t xml:space="preserve">over the whole path. This is the classical influence-area identity (Ojio and Yamada, 2002; Ghali et al., 2017); the second equality needs superposition only.</w:t>
+        <w:t xml:space="preserve">over the whole path. This is the classical influence-area identity (Ojio and Yamada, 2002; Ghali et al., 2017); the second equality,</w:t>
       </w:r>
       <w:r>
         <w:t xml:space="preserve"> </w:t>
@@ -1151,12 +1151,119 @@
             </m:r>
           </m:sub>
         </m:sSub>
-      </m:oMath>
-      <w:r>
-        <w:t xml:space="preserve"> </w:t>
-      </w:r>
-      <w:r>
-        <w:t xml:space="preserve">is called the integral constant, or the constant. For a strain gauge at distance</w:t>
+        <m:r>
+          <m:rPr>
+            <m:sty m:val="p"/>
+          </m:rPr>
+          <m:t>=</m:t>
+        </m:r>
+        <m:sSub>
+          <m:e>
+            <m:r>
+              <m:t>y</m:t>
+            </m:r>
+          </m:e>
+          <m:sub>
+            <m:r>
+              <m:t>m</m:t>
+            </m:r>
+          </m:sub>
+        </m:sSub>
+        <m:d>
+          <m:dPr>
+            <m:begChr m:val="["/>
+            <m:endChr m:val="]"/>
+            <m:sepChr m:val=""/>
+            <m:grow/>
+          </m:dPr>
+          <m:e>
+            <m:sSub>
+              <m:e>
+                <m:r>
+                  <m:t>q</m:t>
+                </m:r>
+              </m:e>
+              <m:sub>
+                <m:r>
+                  <m:t>0</m:t>
+                </m:r>
+              </m:sub>
+            </m:sSub>
+          </m:e>
+        </m:d>
+        <m:r>
+          <m:rPr>
+            <m:sty m:val="p"/>
+          </m:rPr>
+          <m:t>/</m:t>
+        </m:r>
+        <m:sSub>
+          <m:e>
+            <m:r>
+              <m:t>q</m:t>
+            </m:r>
+          </m:e>
+          <m:sub>
+            <m:r>
+              <m:t>0</m:t>
+            </m:r>
+          </m:sub>
+        </m:sSub>
+      </m:oMath>
+      <w:r>
+        <w:t xml:space="preserve">, needs superposition only.</w:t>
+      </w:r>
+      <w:r>
+        <w:t xml:space="preserve"> </w:t>
+      </w:r>
+      <m:oMath>
+        <m:sSub>
+          <m:e>
+            <m:r>
+              <m:t>C</m:t>
+            </m:r>
+          </m:e>
+          <m:sub>
+            <m:r>
+              <m:t>m</m:t>
+            </m:r>
+          </m:sub>
+        </m:sSub>
+      </m:oMath>
+      <w:r>
+        <w:t xml:space="preserve"> </w:t>
+      </w:r>
+      <w:r>
+        <w:t xml:space="preserve">is called the integral constant, or the constant, and a channel is blind where</w:t>
+      </w:r>
+      <w:r>
+        <w:t xml:space="preserve"> </w:t>
+      </w:r>
+      <m:oMath>
+        <m:sSub>
+          <m:e>
+            <m:r>
+              <m:t>C</m:t>
+            </m:r>
+          </m:e>
+          <m:sub>
+            <m:r>
+              <m:t>m</m:t>
+            </m:r>
+          </m:sub>
+        </m:sSub>
+        <m:r>
+          <m:rPr>
+            <m:sty m:val="p"/>
+          </m:rPr>
+          <m:t>=</m:t>
+        </m:r>
+        <m:r>
+          <m:t>0</m:t>
+        </m:r>
+      </m:oMath>
+      <w:r>
+        <w:t xml:space="preserve">. For a strain gauge at distance</w:t>
       </w:r>
       <w:r>
         <w:t xml:space="preserve"> </w:t>
@@ -1463,7 +1570,7 @@
         <w:t xml:space="preserve"> </w:t>
       </w:r>
       <w:r>
-        <w:t xml:space="preserve">from a structural model and returns</w:t>
+        <w:t xml:space="preserve">from a structural model and returns the total-load estimate</w:t>
       </w:r>
       <w:r>
         <w:t xml:space="preserve"> </w:t>
@@ -1635,7 +1742,7 @@
         <w:pStyle w:val="FirstParagraph"/>
       </w:pPr>
       <w:r>
-        <w:t xml:space="preserve">For a prismatic span under a uniform load, every channel is fixed by the two end moments, written as</w:t>
+        <w:t xml:space="preserve">For a prismatic span under a uniform load, every channel is determined by the two end moments, written as</w:t>
       </w:r>
       <w:r>
         <w:t xml:space="preserve"> </w:t>
@@ -6179,7 +6286,7 @@
         <w:t xml:space="preserve"> </w:t>
       </w:r>
       <w:r>
-        <w:t xml:space="preserve">and the rotation and shear indicators (Supplementary Section S3) equal 1, so a common threshold of 0.2 is 8 % of the simply supported value for deflection and 20 % for strain; both thresholds are design conventions. On a non-prismatic girder</w:t>
+        <w:t xml:space="preserve">equals 1, as do the rotation and shear indicators (Supplementary Section S3) for the simply supported end rotation and end shear, so a common threshold of 0.2 is 8 % of the simply supported value for deflection and 20 % for strain; both thresholds are design conventions. On a non-prismatic girder</w:t>
       </w:r>
       <w:r>
         <w:t xml:space="preserve"> </w:t>
@@ -6933,7 +7040,7 @@
         </m:sSub>
       </m:oMath>
       <w:r>
-        <w:t xml:space="preserve">, at which the bias reaches 100 %, combines sensor position, baseline stability and the lightest vehicle to be screened into one number.</w:t>
+        <w:t xml:space="preserve">, at which the bias reaches 100 %, combines sensor position and baseline stability into one number, to be compared with the lightest vehicle to be screened.</w:t>
       </w:r>
     </w:p>
     <w:bookmarkEnd w:id="24"/>
@@ -8875,7 +8982,40 @@
         <w:t xml:space="preserve"> </w:t>
       </w:r>
       <w:r>
-        <w:t xml:space="preserve">is its local slope.</w:t>
+        <w:t xml:space="preserve">is the local slope of the Möbius curve</w:t>
+      </w:r>
+      <w:r>
+        <w:t xml:space="preserve"> </w:t>
+      </w:r>
+      <m:oMath>
+        <m:sSub>
+          <m:e>
+            <m:r>
+              <m:t>C</m:t>
+            </m:r>
+          </m:e>
+          <m:sub>
+            <m:r>
+              <m:t>m</m:t>
+            </m:r>
+          </m:sub>
+        </m:sSub>
+        <m:d>
+          <m:dPr>
+            <m:begChr m:val="("/>
+            <m:endChr m:val=")"/>
+            <m:sepChr m:val=""/>
+            <m:grow/>
+          </m:dPr>
+          <m:e>
+            <m:r>
+              <m:t>κ</m:t>
+            </m:r>
+          </m:e>
+        </m:d>
+      </m:oMath>
+      <w:r>
+        <w:t xml:space="preserve">.</w:t>
       </w:r>
     </w:p>
     <w:p>
@@ -9820,7 +9960,7 @@
         <w:pStyle w:val="FirstParagraph"/>
       </w:pPr>
       <w:r>
-        <w:t xml:space="preserve">Invariance between trucks can be shown only within margins of 10–27 %. On day 1, the χ² test does not reject consistency with the measured noise for eight of the twelve gauges, but only ch11 shows equal constants for both trucks within ±10 % (Fig. 5a), about what chance alone would produce with twelve tests at the 5 % level. The four gauges without axle spikes give constants 22–26 % lower for the second truck (CIs exclude 1), but speed and truck are almost perfectly confounded on day 1 (correlation 0.98), so wheel path, local deck action or speed may cause this. On day 2, the ratio of the gauge-average constants of the 5-axle and the 3-axle truck is 0.98 (95 % CI 0.70–1.37; Fig. 5b): consistent with Eq. (2), but with eight runs it cannot exclude differences of up to about 27 %, so it is a coarse check of linearity and processing. A speed effect was neither resolved nor excluded (Supplementary Fig. S11).</w:t>
+        <w:t xml:space="preserve">Invariance between trucks can be shown only within margins of 10–27 %. On day 1, the χ² test does not reject consistency with the measured noise for eight of the twelve gauges, but only ch11 shows equal constants for both trucks within ±10 % (Fig. 5a); with twelve tests at the 5 % level, one such pass is about what chance alone would produce. The four gauges without axle spikes give constants 22–26 % lower for the second truck (CIs exclude 1), but speed and truck are almost perfectly confounded on day 1 (correlation 0.98), so wheel path, local deck action or speed may cause this. On day 2, the ratio of the gauge-average constants of the 5-axle and the 3-axle truck is 0.98 (95 % CI 0.70–1.37; Fig. 5b): consistent with Eq. (2), but with eight runs it cannot exclude differences of up to about 27 %, so it is a coarse check of linearity and processing. A speed effect was neither resolved nor excluded (Supplementary Fig. S11).</w:t>
       </w:r>
     </w:p>
     <w:p>
@@ -10309,6 +10449,9 @@
           </m:e>
           <m:sub>
             <m:r>
+              <m:rPr>
+                <m:sty m:val="p"/>
+              </m:rPr>
               <m:t>v</m:t>
             </m:r>
           </m:sub>
@@ -10611,7 +10754,7 @@
         <w:pStyle w:val="BodyText"/>
       </w:pPr>
       <w:r>
-        <w:t xml:space="preserve">The test quantity</w:t>
+        <w:t xml:space="preserve">The misfit ratio</w:t>
       </w:r>
       <w:r>
         <w:t xml:space="preserve"> </w:t>
@@ -12126,7 +12269,7 @@
         </m:d>
       </m:oMath>
       <w:r>
-        <w:t xml:space="preserve">, disagrees; which ranking governs depends on whether the strain resolution or the offset sets the noise. Load cells under the end bearings (</w:t>
+        <w:t xml:space="preserve">, disagrees. Which ranking governs depends on whether the strain resolution or the offset sets the noise. Load cells under the end bearings (</w:t>
       </w:r>
       <m:oMath>
         <m:sSub>
@@ -12224,7 +12367,7 @@
         <w:t xml:space="preserve"> </w:t>
       </w:r>
       <w:r>
-        <w:t xml:space="preserve">mm, a 220 m record,</w:t>
+        <w:t xml:space="preserve">mm, a 220 m record including a 20 m convoy allowance,</w:t>
       </w:r>
       <w:r>
         <w:t xml:space="preserve"> </w:t>
@@ -12876,7 +13019,7 @@
         <w:t xml:space="preserve"> </w:t>
       </w:r>
       <w:r>
-        <w:t xml:space="preserve">mm biases a 25 t truck by 16–25 % at a single main-span gauge and by 41–271 % at a single side-span gauge (Supplementary Table S15). With present absolute-deflection technology, single-point integral weighing on a long-span girder is therefore marginal even at the best location, and non-contact techniques must establish their residual offset on site, because environmental effects act over the same window (Sohn, 2007; Cross et al., 2013). Speed enters through the response and its measurement: on lane A of the field records, speeds from a low-pass fit were 1.139 times those from the axle spikes (standard deviation 0.124, 22 runs), so the speed estimator alone can shift the weight by more than 10 %. The quasi-static error for a constant force crossing the laboratory beam is at most about 1 % when</w:t>
+        <w:t xml:space="preserve">mm biases a 25 t truck by 16–25 % at a single main-span gauge and by 41–271 % at a single side-span gauge (Supplementary Table S15). With present absolute-deflection technology, single-point influence-area weighing on a long-span girder is therefore marginal even at the best location, and non-contact techniques must establish their residual offset on site, because environmental effects act over the same window (Sohn, 2007; Cross et al., 2013). Speed enters through the response and its measurement: on lane A of the field records, speeds from a low-pass fit were 1.139 times those from the axle spikes (standard deviation 0.124, 22 runs), so the speed estimator alone can shift the weight by more than 10 %. The quasi-static error for a constant force crossing the laboratory beam is at most about 1 % when</w:t>
       </w:r>
       <w:r>
         <w:t xml:space="preserve"> </w:t>
@@ -13424,7 +13567,7 @@
         <w:pStyle w:val="BodyText"/>
       </w:pPr>
       <w:r>
-        <w:t xml:space="preserve">Agüero-Barrantes P, Christenson RE and Lobo-Aguilar S (2023) Utilizing Kriging metamodeling to provide practical and effective bridge weigh-in-motion. J. Bridge Eng. 28(2): 04022138. DOI: 10.1061/JBENF2.BEENG-5760.</w:t>
+        <w:t xml:space="preserve">Agüero-Barrantes P, Christenson RE and Lobo-Aguilar S (2023) Utilizing Kriging metamodeling to provide practical and effective bridge weigh-in-motion. Journal of Bridge Engineering 28(2): 04022138. DOI: 10.1061/JBENF2.BEENG-5760.</w:t>
       </w:r>
     </w:p>
     <w:p>
@@ -13440,7 +13583,7 @@
         <w:pStyle w:val="BodyText"/>
       </w:pPr>
       <w:r>
-        <w:t xml:space="preserve">Cardini AJ and DeWolf JT (2009) Implementation of a long-term bridge weigh-in-motion system for a steel girder bridge in the interstate highway system. J. Bridge Eng. 14(6): 418–423. DOI: 10.1061/(ASCE)1084-0702(2009)14:6(418).</w:t>
+        <w:t xml:space="preserve">Cardini AJ and DeWolf JT (2009) Implementation of a long-term bridge weigh-in-motion system for a steel girder bridge in the interstate highway system. Journal of Bridge Engineering 14(6): 418–423. DOI: 10.1061/(ASCE)1084-0702(2009)14:6(418).</w:t>
       </w:r>
     </w:p>
     <w:p>
@@ -13448,7 +13591,7 @@
         <w:pStyle w:val="BodyText"/>
       </w:pPr>
       <w:r>
-        <w:t xml:space="preserve">CEN (2003) EN 1991-2:2003, Eurocode 1: Actions on Structures – Part 2: Traffic Loads on Bridges, CEN, Brussels.</w:t>
+        <w:t xml:space="preserve">CEN (2003) EN 1991-2:2003, Eurocode 1: Actions on Structures – Part 2: Traffic Loads on Bridges. Brussels: CEN.</w:t>
       </w:r>
     </w:p>
     <w:p>
@@ -13456,7 +13599,7 @@
         <w:pStyle w:val="BodyText"/>
       </w:pPr>
       <w:r>
-        <w:t xml:space="preserve">Chan THT, Law SS, Yung TH and Yuan XR (1999) An interpretive method for moving force identification. J. Sound Vib. 219(3): 503–524. DOI: 10.1006/jsvi.1998.1904.</w:t>
+        <w:t xml:space="preserve">Chan THT, Law SS, Yung TH and Yuan XR (1999) An interpretive method for moving force identification. Journal of Sound and Vibration 219(3): 503–524. DOI: 10.1006/jsvi.1998.1904.</w:t>
       </w:r>
     </w:p>
     <w:p>
@@ -13472,7 +13615,7 @@
         <w:pStyle w:val="BodyText"/>
       </w:pPr>
       <w:r>
-        <w:t xml:space="preserve">Cross EJ, Koo KY, Brownjohn JMW and Worden K (2013) Long-term monitoring and data analysis of the Tamar Bridge. Mech. Syst. Signal Process. 35(1–2): 16–34. DOI: 10.1016/j.ymssp.2012.08.026.</w:t>
+        <w:t xml:space="preserve">Cross EJ, Koo KY, Brownjohn JMW and Worden K (2013) Long-term monitoring and data analysis of the Tamar Bridge. Mechanical Systems and Signal Processing 35(1–2): 16–34. DOI: 10.1016/j.ymssp.2012.08.026.</w:t>
       </w:r>
     </w:p>
     <w:p>
@@ -13480,7 +13623,7 @@
         <w:pStyle w:val="BodyText"/>
       </w:pPr>
       <w:r>
-        <w:t xml:space="preserve">Deng L, Liu P, Huang T and Kaewunruen S (2025) A novel moving load identification method for continuous rigid-frame bridges using a field-based displacement influence line. Appl. Sci. 15(11): 6028. DOI: 10.3390/app15116028.</w:t>
+        <w:t xml:space="preserve">Deng L, Liu P, Huang T and Kaewunruen S (2025) A novel moving load identification method for continuous rigid-frame bridges using a field-based displacement influence line. Applied Sciences 15(11): 6028. DOI: 10.3390/app15116028.</w:t>
       </w:r>
     </w:p>
     <w:p>
@@ -13488,7 +13631,7 @@
         <w:pStyle w:val="BodyText"/>
       </w:pPr>
       <w:r>
-        <w:t xml:space="preserve">Fan Y, Zhu J, Pei J and Li Z (2015) Analysis for Yangmingtan Bridge collapse. Eng. Fail. Anal. 56: 20–27. DOI: 10.1016/j.engfailanal.2015.05.003.</w:t>
+        <w:t xml:space="preserve">Fan Y, Zhu J, Pei J and Li Z (2015) Analysis for Yangmingtan Bridge collapse. Engineering Failure Analysis 56: 20–27. DOI: 10.1016/j.engfailanal.2015.05.003.</w:t>
       </w:r>
     </w:p>
     <w:p>
@@ -13504,7 +13647,7 @@
         <w:pStyle w:val="BodyText"/>
       </w:pPr>
       <w:r>
-        <w:t xml:space="preserve">Ghali A, Neville AM and Brown TG (2017) Structural Analysis: A Unified Classical and Matrix Approach. CRC Press, Boca Raton. DOI: 10.1201/9781315273006.</w:t>
+        <w:t xml:space="preserve">Ghali A, Neville AM and Brown TG (2017) Structural Analysis: A Unified Classical and Matrix Approach. Boca Raton: CRC Press. DOI: 10.1201/9781315273006.</w:t>
       </w:r>
     </w:p>
     <w:p>
@@ -13512,7 +13655,7 @@
         <w:pStyle w:val="BodyText"/>
       </w:pPr>
       <w:r>
-        <w:t xml:space="preserve">Helmi K, Bakht B and Mufti A (2014) Accurate measurements of gross vehicle weight through bridge weigh-in-motion: a case study. J. Civ. Struct. Health Monit. 4(3): 195–208. DOI: 10.1007/s13349-014-0076-5.</w:t>
+        <w:t xml:space="preserve">Helmi K, Bakht B and Mufti A (2014) Accurate measurements of gross vehicle weight through bridge weigh-in-motion: a case study. Journal of Civil Structural Health Monitoring 4(3): 195–208. DOI: 10.1007/s13349-014-0076-5.</w:t>
       </w:r>
     </w:p>
     <w:p>
@@ -13520,7 +13663,7 @@
         <w:pStyle w:val="BodyText"/>
       </w:pPr>
       <w:r>
-        <w:t xml:space="preserve">Jacob B, OBrien EJ and Jehaes S (eds) (2002) Weigh-in-Motion of Road Vehicles: Final Report of the COST 323 Action. LCPC, Paris.</w:t>
+        <w:t xml:space="preserve">Jacob B, OBrien EJ and Jehaes S (eds) (2002) Weigh-in-Motion of Road Vehicles: Final Report of the COST 323 Action. Paris: LCPC.</w:t>
       </w:r>
     </w:p>
     <w:p>
@@ -13528,7 +13671,7 @@
         <w:pStyle w:val="BodyText"/>
       </w:pPr>
       <w:r>
-        <w:t xml:space="preserve">Law SS and Zhu XQ (2000) Study on different beam models in moving force identification. J. Sound Vib. 234(4): 661–679. DOI: 10.1006/jsvi.2000.2867.</w:t>
+        <w:t xml:space="preserve">Law SS and Zhu XQ (2000) Study on different beam models in moving force identification. Journal of Sound and Vibration 234(4): 661–679. DOI: 10.1006/jsvi.2000.2867.</w:t>
       </w:r>
     </w:p>
     <w:p>
@@ -13536,7 +13679,7 @@
         <w:pStyle w:val="BodyText"/>
       </w:pPr>
       <w:r>
-        <w:t xml:space="preserve">Law SS, Chan THT and Zeng QH (1997) Moving force identification: a time domain method. J. Sound Vib. 201(1): 1–22. DOI: 10.1006/jsvi.1996.0774.</w:t>
+        <w:t xml:space="preserve">Law SS, Chan THT and Zeng QH (1997) Moving force identification: a time domain method. Journal of Sound and Vibration 201(1): 1–22. DOI: 10.1006/jsvi.1996.0774.</w:t>
       </w:r>
     </w:p>
     <w:p>
@@ -13568,7 +13711,7 @@
         <w:pStyle w:val="BodyText"/>
       </w:pPr>
       <w:r>
-        <w:t xml:space="preserve">Moghadam A, AlHamaydeh M and Sarlo R (2022) Bridge-weigh-in-motion approach for simultaneous multiple vehicles on concrete-box-girder bridges. Autom. Constr. 137: 104179. DOI: 10.1016/j.autcon.2022.104179.</w:t>
+        <w:t xml:space="preserve">Moghadam A, AlHamaydeh M and Sarlo R (2022) Bridge-weigh-in-motion approach for simultaneous multiple vehicles on concrete-box-girder bridges. Automation in Construction 137: 104179. DOI: 10.1016/j.autcon.2022.104179.</w:t>
       </w:r>
     </w:p>
     <w:p>
@@ -13576,7 +13719,7 @@
         <w:pStyle w:val="BodyText"/>
       </w:pPr>
       <w:r>
-        <w:t xml:space="preserve">Moghadam A, AlHamaydeh M and Sarlo R (2023a) Nothing-on-road bridge-weigh-in-motion used for long-span, concrete-box-girder bridges: an experimental case study. J. Struct. Integr. Maint. 8(2): 79–90. DOI: 10.1080/24705314.2023.2165606.</w:t>
+        <w:t xml:space="preserve">Moghadam A, AlHamaydeh M and Sarlo R (2023a) Nothing-on-road bridge-weigh-in-motion used for long-span, concrete-box-girder bridges: an experimental case study. Journal of Structural Integrity and Maintenance 8(2): 79–90. DOI: 10.1080/24705314.2023.2165606.</w:t>
       </w:r>
     </w:p>
     <w:p>
@@ -13584,7 +13727,7 @@
         <w:pStyle w:val="BodyText"/>
       </w:pPr>
       <w:r>
-        <w:t xml:space="preserve">Moghadam A, AlHamaydeh M and Sarlo R (2023b) Dual-purpose procedure for bridge health monitoring and weigh-in-motion used for multiple-vehicle events. Autom. Constr. 148: 104768. DOI: 10.1016/j.autcon.2023.104768.</w:t>
+        <w:t xml:space="preserve">Moghadam A, AlHamaydeh M and Sarlo R (2023b) Dual-purpose procedure for bridge health monitoring and weigh-in-motion used for multiple-vehicle events. Automation in Construction 148: 104768. DOI: 10.1016/j.autcon.2023.104768.</w:t>
       </w:r>
     </w:p>
     <w:p>
@@ -13592,7 +13735,7 @@
         <w:pStyle w:val="BodyText"/>
       </w:pPr>
       <w:r>
-        <w:t xml:space="preserve">Moses F (1979) Weigh-in-motion system using instrumented bridges. Transp. Eng. J. ASCE 105(3): 233–249. DOI: 10.1061/TPEJAN.0000783.</w:t>
+        <w:t xml:space="preserve">Moses F (1979) Weigh-in-motion system using instrumented bridges. Transportation Engineering Journal of ASCE 105(3): 233–249. DOI: 10.1061/TPEJAN.0000783.</w:t>
       </w:r>
     </w:p>
     <w:p>
@@ -13600,7 +13743,7 @@
         <w:pStyle w:val="BodyText"/>
       </w:pPr>
       <w:r>
-        <w:t xml:space="preserve">Nguyen QB, Hoang T and Nguyen HS (2024) [Determination of the load applied on a simply supported beam based on measured deflection data]. J. Sci. Technol. Civ. Eng. (HUCE) 18(2V): 61–71 (in Vietnamese). DOI: 10.31814/stce.huce2024-18(2V)-05.</w:t>
+        <w:t xml:space="preserve">Nguyen QB, Hoang T and Nguyen HS (2024) [Determination of the load applied on a simply supported beam based on measured deflection data]. Journal of Science and Technology in Civil Engineering (HUCE) 18(2V): 61–71 (in Vietnamese). DOI: 10.31814/stce.huce2024-18(2V)-05.</w:t>
       </w:r>
     </w:p>
     <w:p>
@@ -13608,7 +13751,7 @@
         <w:pStyle w:val="BodyText"/>
       </w:pPr>
       <w:r>
-        <w:t xml:space="preserve">OBrien EJ, Quilligan MJ and Karoumi R (2006) Calculating an influence line from direct measurements. Proc. Inst. Civ. Eng. Bridge Eng. 159(1): 31–34. DOI: 10.1680/bren.2006.159.1.31.</w:t>
+        <w:t xml:space="preserve">OBrien EJ, Quilligan MJ and Karoumi R (2006) Calculating an influence line from direct measurements. Proceedings of the Institution of Civil Engineers: Bridge Engineering 159(1): 31–34. DOI: 10.1680/bren.2006.159.1.31.</w:t>
       </w:r>
     </w:p>
     <w:p>
@@ -13616,7 +13759,7 @@
         <w:pStyle w:val="BodyText"/>
       </w:pPr>
       <w:r>
-        <w:t xml:space="preserve">OBrien EJ, Rowley CW, González A and Green MF (2009) A regularised solution to the bridge weigh-in-motion equations. Int. J. Heavy Veh. Syst. 16(3): 310–327. DOI: 10.1504/IJHVS.2009.027135.</w:t>
+        <w:t xml:space="preserve">OBrien EJ, Rowley CW, González A and Green MF (2009) A regularised solution to the bridge weigh-in-motion equations. International Journal of Heavy Vehicle Systems 16(3): 310–327. DOI: 10.1504/IJHVS.2009.027135.</w:t>
       </w:r>
     </w:p>
     <w:p>
@@ -13632,7 +13775,7 @@
         <w:pStyle w:val="BodyText"/>
       </w:pPr>
       <w:r>
-        <w:t xml:space="preserve">Shi S, Yarnold M, Hurlebaus S and Mander J (2025) Evaluation of a load cell-based bridge weigh-in-motion system. Transp. Res. Rec. 2679(2): 535–549. DOI: 10.1177/03611981241263336.</w:t>
+        <w:t xml:space="preserve">Shi S, Yarnold M, Hurlebaus S and Mander J (2025) Evaluation of a load cell-based bridge weigh-in-motion system. Transportation Research Record 2679(2): 535–549. DOI: 10.1177/03611981241263336.</w:t>
       </w:r>
     </w:p>
     <w:p>
@@ -13640,7 +13783,7 @@
         <w:pStyle w:val="BodyText"/>
       </w:pPr>
       <w:r>
-        <w:t xml:space="preserve">Sohn H (2007) Effects of environmental and operational variability on structural health monitoring. Philos. Trans. R. Soc. A 365(1851): 539–560. DOI: 10.1098/rsta.2006.1935.</w:t>
+        <w:t xml:space="preserve">Sohn H (2007) Effects of environmental and operational variability on structural health monitoring. Philosophical Transactions of the Royal Society A 365(1851): 539–560. DOI: 10.1098/rsta.2006.1935.</w:t>
       </w:r>
     </w:p>
     <w:p>
@@ -13648,7 +13791,7 @@
         <w:pStyle w:val="BodyText"/>
       </w:pPr>
       <w:r>
-        <w:t xml:space="preserve">Ventura R, Barabino B and Maternini G (2024) Estimating the frequency of traffic overloading on road bridges. J. Traffic Transp. Eng. (Engl. Ed.) 11(4): 776–796. DOI: 10.1016/j.jtte.2023.11.005.</w:t>
+        <w:t xml:space="preserve">Ventura R, Barabino B and Maternini G (2024) Estimating the frequency of traffic overloading on road bridges. Journal of Traffic and Transportation Engineering (English Edition) 11(4): 776–796. DOI: 10.1016/j.jtte.2023.11.005.</w:t>
       </w:r>
     </w:p>
     <w:p>
@@ -13656,7 +13799,7 @@
         <w:pStyle w:val="BodyText"/>
       </w:pPr>
       <w:r>
-        <w:t xml:space="preserve">Wu H, Zhao H, Liu J and Hu Z (2020) A filtering-based bridge weigh-in-motion system on a continuous multi-girder bridge considering the influence lines of different lanes. Front. Struct. Civ. Eng. 14(5): 1232–1246. DOI: 10.1007/s11709-020-0653-0.</w:t>
+        <w:t xml:space="preserve">Wu H, Zhao H, Liu J and Hu Z (2020) A filtering-based bridge weigh-in-motion system on a continuous multi-girder bridge considering the influence lines of different lanes. Frontiers of Structural and Civil Engineering 14(5): 1232–1246. DOI: 10.1007/s11709-020-0653-0.</w:t>
       </w:r>
     </w:p>
     <w:p>
@@ -13664,7 +13807,7 @@
         <w:pStyle w:val="BodyText"/>
       </w:pPr>
       <w:r>
-        <w:t xml:space="preserve">Yan WJ, Hao TT, Yuen KV and Papadimitriou C (2022) Monitoring gross vehicle weight with a probabilistic and influence line-free bridge weight-in-motion scheme based on a transmissibility-like index. Mech. Syst. Signal Process. 177: 109133. DOI: 10.1016/j.ymssp.2022.109133.</w:t>
+        <w:t xml:space="preserve">Yan WJ, Hao TT, Yuen KV and Papadimitriou C (2022) Monitoring gross vehicle weight with a probabilistic and influence line-free bridge weight-in-motion scheme based on a transmissibility-like index. Mechanical Systems and Signal Processing 177: 109133. DOI: 10.1016/j.ymssp.2022.109133.</w:t>
       </w:r>
     </w:p>
     <w:p>
@@ -13672,7 +13815,7 @@
         <w:pStyle w:val="BodyText"/>
       </w:pPr>
       <w:r>
-        <w:t xml:space="preserve">Yang J, Hou P and Yang C (2021) Study on the method of moving load identification based on strain influence line. Appl. Sci. 11(2): 853. DOI: 10.3390/app11020853.</w:t>
+        <w:t xml:space="preserve">Yang J, Hou P and Yang C (2021) Study on the method of moving load identification based on strain influence line. Applied Sciences 11(2): 853. DOI: 10.3390/app11020853.</w:t>
       </w:r>
     </w:p>
     <w:p>
@@ -13680,7 +13823,7 @@
         <w:pStyle w:val="BodyText"/>
       </w:pPr>
       <w:r>
-        <w:t xml:space="preserve">Yu Y, Cai CS and Deng L (2016) State-of-the-art review on bridge weigh-in-motion technology. Adv. Struct. Eng. 19(9): 1514–1530. DOI: 10.1177/1369433216655922.</w:t>
+        <w:t xml:space="preserve">Yu Y, Cai CS and Deng L (2016) State-of-the-art review on bridge weigh-in-motion technology. Advances in Structural Engineering 19(9): 1514–1530. DOI: 10.1177/1369433216655922.</w:t>
       </w:r>
     </w:p>
     <w:p>
@@ -13688,7 +13831,7 @@
         <w:pStyle w:val="BodyText"/>
       </w:pPr>
       <w:r>
-        <w:t xml:space="preserve">Yu Y, Cai CS and Deng L (2018) Nothing-on-road bridge weigh-in-motion considering the transverse position of the vehicle. Struct. Infrastruct. Eng. 14(8): 1108–1122. DOI: 10.1080/15732479.2017.1401095.</w:t>
+        <w:t xml:space="preserve">Yu Y, Cai CS and Deng L (2018) Nothing-on-road bridge weigh-in-motion considering the transverse position of the vehicle. Structure and Infrastructure Engineering 14(8): 1108–1122. DOI: 10.1080/15732479.2017.1401095.</w:t>
       </w:r>
     </w:p>
     <w:p>
@@ -13704,7 +13847,7 @@
         <w:pStyle w:val="BodyText"/>
       </w:pPr>
       <w:r>
-        <w:t xml:space="preserve">Zhou C, Demartino C, Narazaki Y, Xu Y, Chatzi E and Spencer BF (2025) Optimal sensor placement for bridge weigh-in-motion using an augmented Kalman filter. Mech. Syst. Signal Process. 241: 113522. DOI: 10.1016/j.ymssp.2025.113522.</w:t>
+        <w:t xml:space="preserve">Zhou C, Demartino C, Narazaki Y, Xu Y, Chatzi E and Spencer BF (2025) Optimal sensor placement for bridge weigh-in-motion using an augmented Kalman filter. Mechanical Systems and Signal Processing 241: 113522. DOI: 10.1016/j.ymssp.2025.113522.</w:t>
       </w:r>
     </w:p>
     <w:p>
@@ -13712,7 +13855,7 @@
         <w:pStyle w:val="BodyText"/>
       </w:pPr>
       <w:r>
-        <w:t xml:space="preserve">Zhou Y, Feng Z, Di SK and Jia ZJ (2026) A novel approach for bending stiffness inversion and rapid evaluation of continuous beam bridges based on a deflection influence line. Struct. Control Health Monit. 2026: 1361157. DOI: 10.1155/stc/1361157.</w:t>
+        <w:t xml:space="preserve">Zhou Y, Feng Z, Di SK and Jia ZJ (2026) A novel approach for bending stiffness inversion and rapid evaluation of continuous beam bridges based on a deflection influence line. Structural Control and Health Monitoring 2026: 1361157. DOI: 10.1155/stc/1361157.</w:t>
       </w:r>
     </w:p>
     <w:p>
@@ -13720,7 +13863,7 @@
         <w:pStyle w:val="BodyText"/>
       </w:pPr>
       <w:r>
-        <w:t xml:space="preserve">Zhu XQ and Law SS (2006) Moving load identification on multi-span continuous bridges with elastic bearings. Mech. Syst. Signal Process. 20(7): 1759–1782. DOI: 10.1016/j.ymssp.2005.06.004.</w:t>
+        <w:t xml:space="preserve">Zhu XQ and Law SS (2006) Moving load identification on multi-span continuous bridges with elastic bearings. Mechanical Systems and Signal Processing 20(7): 1759–1782. DOI: 10.1016/j.ymssp.2005.06.004.</w:t>
       </w:r>
     </w:p>
     <w:p>
@@ -13728,7 +13871,7 @@
         <w:pStyle w:val="BodyText"/>
       </w:pPr>
       <w:r>
-        <w:t xml:space="preserve">Zhu J, Wang C, Qi T and Zhou Y (2022) Vehicle load identification on orthotropic steel box beam bridge based on the strain response area. Appl. Sci. 12(23): 12394. DOI: 10.3390/app122312394.</w:t>
+        <w:t xml:space="preserve">Zhu J, Wang C, Qi T and Zhou Y (2022) Vehicle load identification on orthotropic steel box beam bridge based on the strain response area. Applied Sciences 12(23): 12394. DOI: 10.3390/app122312394.</w:t>
       </w:r>
     </w:p>
     <w:p>
@@ -13736,7 +13879,7 @@
         <w:pStyle w:val="BodyText"/>
       </w:pPr>
       <w:r>
-        <w:t xml:space="preserve">Žnidarič A, Kalin J and Kreslin M (2018) Improved accuracy and robustness of bridge weigh-in-motion systems. Struct. Infrastruct. Eng. 14(4): 412–424. DOI: 10.1080/15732479.2017.1406958.</w:t>
+        <w:t xml:space="preserve">Žnidarič A, Kalin J and Kreslin M (2018) Improved accuracy and robustness of bridge weigh-in-motion systems. Structure and Infrastructure Engineering 14(4): 412–424. DOI: 10.1080/15732479.2017.1406958.</w:t>
       </w:r>
     </w:p>
     <w:bookmarkEnd w:id="49"/>
@@ -15230,7 +15373,10 @@
         </m:r>
       </m:oMath>
       <w:r>
-        <w:t xml:space="preserve">,</w:t>
+        <w:t xml:space="preserve"> </w:t>
+      </w:r>
+      <w:r>
+        <w:t xml:space="preserve">implied by a misfit within</w:t>
       </w:r>
       <w:r>
         <w:t xml:space="preserve"> </w:t>
@@ -15244,7 +15390,7 @@
         <w:t xml:space="preserve"> </w:t>
       </w:r>
       <w:r>
-        <w:t xml:space="preserve">= 5.3 %; (b) N8 and N7 indicators and cancellation ratios along the best static fit</w:t>
+        <w:t xml:space="preserve">= 5.3 % at each gauge; (b) N8 and N7 indicators and cancellation ratios along the best static fit</w:t>
       </w:r>
       <w:r>
         <w:t xml:space="preserve"> </w:t>

--- a/manuscript/ase/word/Manuscript_ASE.docx
+++ b/manuscript/ase/word/Manuscript_ASE.docx
@@ -90,7 +90,7 @@
         <w:pStyle w:val="FirstParagraph"/>
       </w:pPr>
       <w:r>
-        <w:t xml:space="preserve">On a continuous girder the influence line of a channel changes sign over the piers, so the area under a record, which gives the total load in influence-area weighing, can vanish. This paper gives criteria for choosing, before installation, channels that observe the total load. Closed forms give the blind loci, where this area vanishes, of five channel types on continuous and haunched girders; strain gauges are blind at every zero of the uniform-load moment and nearly blind in a band that can contain gauges set back from the piers. Optimal sensors lie at the extremes of the uniform-load response, and the integral constant (record integral per unit total load) follows a linear-fractional (Möbius) law in the scaled pier stiffness. A laboratory test confirms the identity. Public moving-truck records, whose reference weights vary too little to test weight discrimination, are consistent with its assumptions within margins of 10–27 % and show that vehicle-free noise covariance misleads multi-channel weighting. On an in-service box girder, two static readings leave a side-span deflection constant uncertain by a factor of 6.6, whereas the main-span constant is well determined.</w:t>
+        <w:t xml:space="preserve">On a continuous girder the influence line of a channel changes sign over the piers, so the area under a record, which gives the total load in influence-area weighing, can vanish. This paper gives criteria for choosing, before installation, channels that observe the total load. Closed forms give the blind loci, where this area vanishes, of five channel types on continuous and haunched girders; strain gauges are blind at every zero of the uniform-load moment and nearly blind in a band that can contain gauges set back from the piers. Optimal sensors lie at the extremes of the uniform-load response, and the integral constant (record integral per unit total load) follows a linear-fractional (Möbius) law in the scaled pier stiffness. A laboratory test confirms the identity. Public moving-truck records, whose reference weights vary too little to test weight discrimination, are consistent with the assumptions of the identity within margins of 10–27 % and show that vehicle-free noise covariance misleads multi-channel weighting. On an in-service box girder, two static readings leave a side-span deflection constant uncertain by a factor of 6.6, whereas the main-span constant is well determined.</w:t>
       </w:r>
     </w:p>
     <w:p>
@@ -142,7 +142,7 @@
         <w:pStyle w:val="BodyText"/>
       </w:pPr>
       <w:r>
-        <w:t xml:space="preserve">The identity behind these methods is classical: the area under an influence line equals the response to a uniform unit load, as design codes use for distributed lane loads (Ghali et al., 2017). On continuous girders, however, the influence line changes sign over each interior support, and positive and negative areas partly cancel. Continuous bridges have been weighed from distributed fibre-optic strain (Chaudhary et al., 2025), with lane-specific influence lines (Wu et al., 2020) and from deck strain on long-span box girders (Moghadam et al., 2022, 2023a, 2023b); Deng et al. (2025) replaced the small net area of a multi-span displacement influence line by its absolute area. Sensor placement for BWIM has been posed through an augmented Kalman filter (Zhou et al., 2025), deflection-based load identification as a regularised stochastic problem (Zhang et al., 2026), and deflection influence lines have been inverted for girder stiffness (Zhou et al., 2026). None of these studies says, before installation, which channel at which position can observe the total load at all, and how robust that observation is to uncertain boundary conditions.</w:t>
+        <w:t xml:space="preserve">The identity behind these methods is classical: the area under an influence line equals the response to a uniform unit load, as design codes use for distributed lane loads (Ghali et al., 2017). On continuous girders, however, the influence line changes sign over each interior support, and positive and negative areas partly cancel. Continuous bridges have been weighed from distributed fibre-optic strain (Chaudhary et al., 2025), with lane-specific influence lines (Wu et al., 2020) and from deck strain on long-span box girders (Moghadam et al., 2022, 2023a, 2023b); Deng et al. (2025) replaced the small net area of a multi-span displacement influence line by its absolute area. Sensor placement for BWIM has been posed through an augmented Kalman filter (Zhou et al., 2025). Deflection-based load identification has been posed as a regularised stochastic problem (Zhang et al., 2026), and deflection influence lines have been inverted for girder stiffness (Zhou et al., 2026). None of these studies says, before installation, which channel at which position can observe the total load at all, and how robust that observation is to uncertain boundary conditions.</w:t>
       </w:r>
     </w:p>
     <w:p>
@@ -6286,7 +6286,7 @@
         <w:t xml:space="preserve"> </w:t>
       </w:r>
       <w:r>
-        <w:t xml:space="preserve">equals 1, as do the rotation and shear indicators (Supplementary Section S3) for the simply supported end rotation and end shear, so a common threshold of 0.2 is 8 % of the simply supported value for deflection and 20 % for strain; both thresholds are design conventions. On a non-prismatic girder</w:t>
+        <w:t xml:space="preserve">equals 1. The rotation and shear indicators (Supplementary Section S3) equal 1 for the simply supported end rotation and end shear. A common threshold of 0.2 is 8 % of the simply supported value for deflection and 20 % for strain; both thresholds are design conventions. On a non-prismatic girder</w:t>
       </w:r>
       <w:r>
         <w:t xml:space="preserve"> </w:t>
@@ -9976,7 +9976,7 @@
         <w:pStyle w:val="BodyText"/>
       </w:pPr>
       <w:r>
-        <w:t xml:space="preserve">Each deck gauge also needs its own constant. The constant of ch11 is 3.9 times that of ch8, although the gauges are within 6 m of each other and a one-dimensional beam model predicts nearly equal constants, and the st36-to-st40 ratio changes with the lane by about 2.5 standard errors, so gauge-factor spread is an unlikely cause. The deck-soffit gauges also respond to slab bending and shear lag, so the constant must come from a weighed vehicle or a three-dimensional model. A beam model still reproduces the global shape of the strain histories (</w:t>
+        <w:t xml:space="preserve">Each deck gauge also needs its own constant. The constant of ch11 is 3.9 times that of ch8, although the gauges are within 6 m of each other and a one-dimensional beam model predicts nearly equal constants, and the st36-to-st40 ratio changes with the lane by about 2.5 standard errors, so a spread of gauge factors is an unlikely cause of the differences between gauges. The deck-soffit gauges also respond to slab bending and shear lag, so the constant must come from a weighed vehicle or a three-dimensional model. A beam model still reproduces the global shape of the strain histories (</w:t>
       </w:r>
       <m:oMath>
         <m:sSup>
@@ -10427,7 +10427,7 @@
         </m:r>
       </m:oMath>
       <w:r>
-        <w:t xml:space="preserve">), 2.40 m deep at mid-span and 5.40 m at the piers. The inner piers, including T7, are monolithic with the girder; the end supports T5 and T8 carry pot bearings. In the June 2020 acceptance test, 3-axle trucks with a weighed mean of 25.06 t stood in the side and main spans, and dial gauges read the peak deflection at N8, in the side span at 0.4L (22 m) from T8, and at N7, mid main span. Each section has six readings (three points across, central and eccentric arrangements), with means of 5.55 mm at N8 and 15.42 mm at N7 (Supplementary Tables S11–S13).</w:t>
+        <w:t xml:space="preserve">), 2.40 m deep at mid-span and 5.40 m at the piers. The inner piers, including T7, are monolithic with the girder; the end supports T5 and T8 carry pot bearings. In the June 2020 acceptance test, 3-axle trucks with a mean weighed gross weight of 25.06 t stood in the side and main spans, and dial gauges read the peak deflection at N8, in the side span at 0.4L (22 m) from T8, and at N7, mid main span. Each section has six readings (three points across, central and eccentric arrangements), with means of 5.55 mm at N8 and 15.42 mm at N7 (Supplementary Tables S11–S13).</w:t>
       </w:r>
     </w:p>
     <w:p>
@@ -12395,7 +12395,7 @@
         <w:pStyle w:val="BodyText"/>
       </w:pPr>
       <w:r>
-        <w:t xml:space="preserve">If a model-based constant is wanted, a tiltmeter on the monolithic pier T7 is the most informative additional measurement; under the side-span convoy it would read about 167 µrad. At calibration A (</w:t>
+        <w:t xml:space="preserve">If a model-based constant is wanted, a tiltmeter on the monolithic pier T7 is the most informative additional measurement; under the four trucks of the side-span test load it would read about 167 µrad. At calibration A (</w:t>
       </w:r>
       <m:oMath>
         <m:r>
@@ -13767,7 +13767,7 @@
         <w:pStyle w:val="BodyText"/>
       </w:pPr>
       <w:r>
-        <w:t xml:space="preserve">Ojio T and Yamada K (2002) Bridge weigh-in-motion systems using stringers of plate girder bridges, in: Proceedings of the Third International Conference on Weigh-in-Motion (ICWIM3). Orlando, FL, pp. 209–218.</w:t>
+        <w:t xml:space="preserve">Ojio T and Yamada K (2002) Bridge weigh-in-motion systems using stringers of plate girder bridges. In: Proceedings of the Third International Conference on Weigh-in-Motion (ICWIM3). Orlando, FL, pp. 209–218.</w:t>
       </w:r>
     </w:p>
     <w:p>

--- a/manuscript/ase/word/Manuscript_ASE.docx
+++ b/manuscript/ase/word/Manuscript_ASE.docx
@@ -214,7 +214,7 @@
         <w:t xml:space="preserve"> </w:t>
       </w:r>
       <w:r>
-        <w:t xml:space="preserve">at mid-span of two equal spans), yet every continuous girder has strain blind points. (ii) We derive a placement rule, optimal sensors at the extremes of the uniform-load response, and show on one day of public moving-truck records that GLS weights built from vehicle-free noise raise the out-of-sample error above that of the gauge average (20.4 % against 11.9 % of gross weight). (iii) We show that the integral constant depends on pier stiffness through a linear-fractional (Möbius) law and, on an in-service box girder, that two static readings leave a side-span deflection constant uncertain by a factor of 6.6, while a pier tiltmeter would reduce the Cramér–Rao bound on its logarithm from 0.87 to 0.18.</w:t>
+        <w:t xml:space="preserve">at mid-span of two equal spans), yet every continuous girder has strain blind points. (ii) We derive a placement rule, optimal sensors at the extremes of the uniform-load response, and show on one day of public moving-truck records that GLS weights built from vehicle-free noise raise the out-of-sample error above that of the gauge average (20.4 % against 11.9 % of gross weight). (iii) We show that the integral constant depends on pier stiffness through a linear-fractional (Möbius) law and, on an in-service box girder, that two static readings leave a side-span deflection constant uncertain by a factor of 6.6, while a pier tiltmeter would reduce the Cramér–Rao bound on the standard deviation of its logarithm from 0.87 to 0.18.</w:t>
       </w:r>
     </w:p>
     <w:bookmarkEnd w:id="21"/>
@@ -1570,7 +1570,7 @@
         <w:t xml:space="preserve"> </w:t>
       </w:r>
       <w:r>
-        <w:t xml:space="preserve">from a structural model and returns the total-load estimate</w:t>
+        <w:t xml:space="preserve">from a structural model and returns the estimate</w:t>
       </w:r>
       <w:r>
         <w:t xml:space="preserve"> </w:t>
@@ -1597,6 +1597,44 @@
         <m:r>
           <m:t>C</m:t>
         </m:r>
+      </m:oMath>
+      <w:r>
+        <w:t xml:space="preserve"> </w:t>
+      </w:r>
+      <w:r>
+        <w:t xml:space="preserve">of</w:t>
+      </w:r>
+      <w:r>
+        <w:t xml:space="preserve"> </w:t>
+      </w:r>
+      <m:oMath>
+        <m:sSub>
+          <m:e>
+            <m:r>
+              <m:t>P</m:t>
+            </m:r>
+          </m:e>
+          <m:sub>
+            <m:r>
+              <m:rPr>
+                <m:sty m:val="p"/>
+              </m:rPr>
+              <m:t>t</m:t>
+            </m:r>
+            <m:r>
+              <m:rPr>
+                <m:sty m:val="p"/>
+              </m:rPr>
+              <m:t>o</m:t>
+            </m:r>
+            <m:r>
+              <m:rPr>
+                <m:sty m:val="p"/>
+              </m:rPr>
+              <m:t>t</m:t>
+            </m:r>
+          </m:sub>
+        </m:sSub>
       </m:oMath>
       <w:r>
         <w:t xml:space="preserve">; SLM takes the constant from a reference crossing of known weight</w:t>
@@ -13300,7 +13338,7 @@
         <w:pStyle w:val="BodyText"/>
       </w:pPr>
       <w:r>
-        <w:t xml:space="preserve">The constant is a linear-fractional (Möbius) function of the scaled pier stiffness. On a 55 + 90 + 55 m box girder, two static readings leave the side-span deflection constant uncertain by a factor of 6.6, whereas the main-span constant is well determined; a pier tiltmeter would reduce the Cramér–Rao bound on</w:t>
+        <w:t xml:space="preserve">The constant is a linear-fractional (Möbius) function of the scaled pier stiffness. On a 55 + 90 + 55 m box girder, two static readings leave the side-span deflection constant uncertain by a factor of 6.6, whereas the main-span constant is well determined; a pier tiltmeter would reduce the Cramér–Rao bound on the standard deviation of</w:t>
       </w:r>
       <w:r>
         <w:t xml:space="preserve"> </w:t>

--- a/manuscript/ase/word/Manuscript_ASE.docx
+++ b/manuscript/ase/word/Manuscript_ASE.docx
@@ -90,7 +90,7 @@
         <w:pStyle w:val="FirstParagraph"/>
       </w:pPr>
       <w:r>
-        <w:t xml:space="preserve">On a continuous girder the influence line of a channel changes sign over the piers, so the area under a record, which gives the total load in influence-area weighing, can vanish. This paper gives criteria for choosing, before installation, channels that observe the total load. Closed forms give the blind loci, where this area vanishes, of five channel types on continuous and haunched girders; strain gauges are blind at every zero of the uniform-load moment and nearly blind in a band that can contain gauges set back from the piers. Optimal sensors lie at the extremes of the uniform-load response, and the integral constant (record integral per unit total load) follows a linear-fractional (Möbius) law in the scaled pier stiffness. A laboratory test confirms the identity. Public moving-truck records, whose reference weights vary too little to test weight discrimination, are consistent with the assumptions of the identity within margins of 10–27 % and show that vehicle-free noise covariance misleads multi-channel weighting. On an in-service box girder, two static readings leave a side-span deflection constant uncertain by a factor of 6.6, whereas the main-span constant is well determined.</w:t>
+        <w:t xml:space="preserve">On a continuous girder the influence line of a channel changes sign over the piers, so the area under a record, which gives the total load in influence-area weighing, can vanish. This paper gives criteria for choosing, before installation, channels that observe the total load. Closed forms give the blind loci, where this area vanishes, of five channel types on continuous and haunched girders; strain gauges are blind at every zero of the uniform-load moment and nearly blind in a band that can contain gauges set back from the piers. Optimal sensors lie at the extremes of the uniform-load response, and the integral constant (record integral per unit total load) follows a linear-fractional (Möbius) law in the scaled pier stiffness. A laboratory test is consistent with the identity. Public moving-truck records, whose reference weights vary too little to test weight discrimination, are consistent with the assumptions of the identity within margins of 10–27 % and show that vehicle-free noise covariance misleads multi-channel weighting. On an in-service box girder, two static readings leave a side-span deflection constant uncertain by a factor of 6.6, whereas the main-span constant is well determined.</w:t>
       </w:r>
     </w:p>
     <w:p>
@@ -1036,6 +1036,44 @@
         <m:sSub>
           <m:e>
             <m:r>
+              <m:t>d</m:t>
+            </m:r>
+          </m:e>
+          <m:sub>
+            <m:r>
+              <m:rPr>
+                <m:sty m:val="p"/>
+              </m:rPr>
+              <m:t>m</m:t>
+            </m:r>
+            <m:r>
+              <m:rPr>
+                <m:sty m:val="p"/>
+              </m:rPr>
+              <m:t>a</m:t>
+            </m:r>
+            <m:r>
+              <m:rPr>
+                <m:sty m:val="p"/>
+              </m:rPr>
+              <m:t>x</m:t>
+            </m:r>
+          </m:sub>
+        </m:sSub>
+      </m:oMath>
+      <w:r>
+        <w:t xml:space="preserve"> </w:t>
+      </w:r>
+      <w:r>
+        <w:t xml:space="preserve">is the largest axle offset,</w:t>
+      </w:r>
+      <w:r>
+        <w:t xml:space="preserve"> </w:t>
+      </w:r>
+      <m:oMath>
+        <m:sSub>
+          <m:e>
+            <m:r>
               <m:t>P</m:t>
             </m:r>
           </m:e>
@@ -1065,7 +1103,7 @@
         <w:t xml:space="preserve"> </w:t>
       </w:r>
       <w:r>
-        <w:t xml:space="preserve">is the total load and</w:t>
+        <w:t xml:space="preserve">the total load and</w:t>
       </w:r>
       <w:r>
         <w:t xml:space="preserve"> </w:t>
@@ -1762,7 +1800,7 @@
         <w:t xml:space="preserve"> </w:t>
       </w:r>
       <w:r>
-        <w:t xml:space="preserve">is defined (so each lane has its own constant), a complete crossing and re-zeroing to the unloaded state; Sections 3, 4 and 6 test these assumptions, and truncating the record when the first axle leaves changes the rotation integral by up to 59 % on a two-span example (Supplementary Section S3).</w:t>
+        <w:t xml:space="preserve">is defined (so each lane has its own constant), a complete crossing and re-zeroing to the unloaded state; Sections 3, 4 and 6 test these assumptions. The complete crossing matters: truncating the record when the first axle leaves changes the rotation integral by up to 59 % on a two-span example (Supplementary Section S3).</w:t>
       </w:r>
     </w:p>
     <w:bookmarkEnd w:id="22"/>
@@ -3738,7 +3776,7 @@
         <w:pStyle w:val="BodyText"/>
       </w:pPr>
       <w:r>
-        <w:t xml:space="preserve">The locus ends at</w:t>
+        <w:t xml:space="preserve">The blind locus over all side-span positions ends at</w:t>
       </w:r>
       <w:r>
         <w:t xml:space="preserve"> </w:t>
@@ -5427,7 +5465,7 @@
               </m:r>
             </m:oMath>
             <w:r>
-              <w:t xml:space="preserve">; locus ends at</w:t>
+              <w:t xml:space="preserve">; locus over all side-span positions ends at</w:t>
             </w:r>
             <w:r>
               <w:t xml:space="preserve"> </w:t>
@@ -9889,7 +9927,7 @@
         <w:pStyle w:val="BodyText"/>
       </w:pPr>
       <w:r>
-        <w:t xml:space="preserve">The analytical influence line matched the single-load record within 0.0126 mm, 0.44 % of the peak. With the trapezoidal rule, BPM overestimated the weighed totals of 66.99 N and 125.08 N by 1.10 % and 1.19 %, and SLM by 0.61 % and 0.70 % (Supplementary Table S3). The BPM-to-SLM ratio equals 1.0049, the ratio of the measured reference integral to its exact value: SLM absorbs the calibration error of the reference record, whereas BPM does not. The SLM deviations match the growth of the measured-to-analytical integral ratio (1.010, 1.016 and 1.017 for one, two and three loads), which the data cannot attribute to support seating or to the stated masses. The test supports the invariance of Eq. (2) only indirectly, and the predicted blind configuration (spans of 2500 mm and 3644 mm) was not tested.</w:t>
+        <w:t xml:space="preserve">The analytical influence line matched the single-load record within 0.0126 mm, 0.44 % of the peak. With the trapezoidal rule, BPM overestimated the weighed totals of 66.99 N and 125.08 N by 1.10 % and 1.19 %, and SLM by 0.61 % and 0.70 % (Supplementary Table S3). The BPM-to-SLM ratio equals 1.0049, the ratio of the measured reference integral to its exact value: SLM absorbs the calibration error of the reference record, whereas BPM does not. The SLM deviations match the growth of the measured-to-analytical integral ratio (1.010, 1.016 and 1.017 for one, two and three loads), which the data cannot assign to either support seating or the stated masses. The test supports the invariance of Eq. (2) only indirectly, and the predicted blind configuration (spans of 2500 mm and 3644 mm) was not tested.</w:t>
       </w:r>
     </w:p>
     <w:bookmarkEnd w:id="28"/>

--- a/manuscript/ase/word/Manuscript_ASE.docx
+++ b/manuscript/ase/word/Manuscript_ASE.docx
@@ -2,10 +2,9 @@
 <file path=word/document.xml><?xml version="1.0" encoding="utf-8"?>
 <w:document xmlns:w="http://schemas.openxmlformats.org/wordprocessingml/2006/main" xmlns:m="http://schemas.openxmlformats.org/officeDocument/2006/math" xmlns:r="http://schemas.openxmlformats.org/officeDocument/2006/relationships" xmlns:o="urn:schemas-microsoft-com:office:office" xmlns:v="urn:schemas-microsoft-com:vml" xmlns:w10="urn:schemas-microsoft-com:office:word" xmlns:a="http://schemas.openxmlformats.org/drawingml/2006/main" xmlns:pic="http://schemas.openxmlformats.org/drawingml/2006/picture" xmlns:wp="http://schemas.openxmlformats.org/drawingml/2006/wordprocessingDrawing">
   <w:body>
-    <w:bookmarkStart w:id="72" w:name="Xc14e59c9e169125ca80202fdddc5349ac100c77"/>
     <w:p>
       <w:pPr>
-        <w:pStyle w:val="Heading1"/>
+        <w:pStyle w:val="Title"/>
       </w:pPr>
       <w:r>
         <w:t xml:space="preserve">Observability and sensor layout for influence-area load monitoring of continuous girder bridges</w:t>
@@ -13,7 +12,7 @@
     </w:p>
     <w:p>
       <w:pPr>
-        <w:pStyle w:val="FirstParagraph"/>
+        <w:pStyle w:val="Titleblock"/>
       </w:pPr>
       <w:r>
         <w:t xml:space="preserve">Quoc-Bao Nguyen</w:t>
@@ -33,47 +32,38 @@
         </w:rPr>
         <w:t xml:space="preserve">a,*</w:t>
       </w:r>
-      <w:r>
-        <w:t xml:space="preserve">, Hung-Son Nguyen</w:t>
-      </w:r>
+    </w:p>
+    <w:p>
+      <w:pPr>
+        <w:pStyle w:val="Titleblock"/>
+      </w:pPr>
       <w:r>
         <w:rPr>
           <w:vertAlign w:val="superscript"/>
         </w:rPr>
         <w:t xml:space="preserve">a</w:t>
       </w:r>
+      <w:r>
+        <w:t xml:space="preserve"> </w:t>
+      </w:r>
+      <w:r>
+        <w:t xml:space="preserve">Faculty of Bridge and Road Engineering, Hanoi University of Civil Engineering, 55 Giai Phong, Bach Mai ward, 11618 Ha Noi, Viet Nam</w:t>
+      </w:r>
     </w:p>
     <w:p>
       <w:pPr>
-        <w:pStyle w:val="BodyText"/>
-      </w:pPr>
-      <w:r>
-        <w:rPr>
-          <w:vertAlign w:val="superscript"/>
-        </w:rPr>
-        <w:t xml:space="preserve">a</w:t>
-      </w:r>
-      <w:r>
-        <w:t xml:space="preserve"> </w:t>
-      </w:r>
-      <w:r>
-        <w:t xml:space="preserve">Faculty of Bridge and Road Engineering, Hanoi University of Civil Engineering, 55 Giai Phong, Bach Mai ward, 11618 Ha Noi, Viet Nam</w:t>
+        <w:pStyle w:val="Titleblock"/>
+      </w:pPr>
+      <w:r>
+        <w:t xml:space="preserve">* Corresponding author: Thai-Son Vu. E-mail: sonvt2@huce.edu.vn</w:t>
       </w:r>
     </w:p>
     <w:p>
       <w:pPr>
-        <w:pStyle w:val="BodyText"/>
-      </w:pPr>
-      <w:r>
-        <w:t xml:space="preserve">* Corresponding author: Thai-Son Vu. E-mail: sonvt2@huce.edu.vn</w:t>
-      </w:r>
-    </w:p>
-    <w:p>
-      <w:pPr>
-        <w:pStyle w:val="BodyText"/>
-      </w:pPr>
-      <w:r>
-        <w:t xml:space="preserve">E-mail addresses: baonq@huce.edu.vn (Q.-B. Nguyen), sonvt2@huce.edu.vn (T.-S. Vu), sonnh@huce.edu.vn (H.-S. Nguyen)</w:t>
+        <w:pStyle w:val="Titleblock"/>
+      </w:pPr>
+      <w:r>
+        <w:t xml:space="preserve">E-mail addresses: baonq@huce.edu.vn (Q.-B. Nguyen) and sonvt2@huce.edu.vn (T.-S. Vu)</w:t>
       </w:r>
     </w:p>
     <w:bookmarkStart w:id="20" w:name="abstract"/>
@@ -134,7 +124,7 @@
         <w:pStyle w:val="BodyText"/>
       </w:pPr>
       <w:r>
-        <w:t xml:space="preserve">A simpler family estimates only the gross weight from the area under the response. Ojio and Yamada (2002) integrated the strain records of plate-girder stringers and calibrated the result against a truck of known weight; this calibration is called the standard-load method (SLM). It has been used in long-term monitoring (Cardini and DeWolf, 2009) and was accurate to within 5 % on a seven-span slab-on-girder bridge for test trucks with well-estimated speeds (Helmi et al., 2014). Later work used strain areas and integrals (Yang et al., 2021; Zhu et al., 2022; Agüero-Barrantes et al., 2023), shear strain (Lobo Aguilar and Christenson, 2018), sparse sensing that chose gauge number and location on a single-span bridge (Agüero-Barrantes et al., 2021), load-cell reactions (Shi et al., 2025) and an influence-line-free probabilistic index (Yan et al., 2022). Two of the present authors used the integral of mid-span deflection on a simply supported beam (Nguyen et al., 2024).</w:t>
+        <w:t xml:space="preserve">A simpler family estimates only the gross weight from the area under the response. Ojio and Yamada (2002) integrated the strain records of plate-girder stringers and calibrated the result against a truck of known weight; this calibration is called the standard-load method (SLM). It has been used in long-term monitoring (Cardini and DeWolf, 2009) and was accurate to within 5 % on a seven-span slab-on-girder bridge for test trucks with well-estimated speeds (Helmi et al., 2014). Later work used strain areas and integrals (Yang et al., 2021; Zhu et al., 2022; Agüero-Barrantes et al., 2023), shear strain (Lobo Aguilar and Christenson, 2018), sparse sensing that chose gauge number and location on a single-span bridge (Agüero-Barrantes et al., 2021), load-cell reactions (Shi et al., 2025) and an influence-line-free probabilistic index (Yan et al., 2022). One of the present authors, with co-workers, used the integral of mid-span deflection on a simply supported beam (Nguyen et al., 2024).</w:t>
       </w:r>
     </w:p>
     <w:p>
@@ -218,7 +208,7 @@
       </w:r>
     </w:p>
     <w:bookmarkEnd w:id="21"/>
-    <w:bookmarkStart w:id="27" w:name="theory"/>
+    <w:bookmarkStart w:id="36" w:name="theory"/>
     <w:p>
       <w:pPr>
         <w:pStyle w:val="Heading2"/>
@@ -475,7 +465,7 @@
         <w:tblStyle w:val="Table"/>
         <w:tblW w:type="pct" w:w="5000"/>
         <w:tblLook w:firstRow="0" w:lastRow="0" w:firstColumn="0" w:lastColumn="0" w:noHBand="0" w:noVBand="0" w:val="0000"/>
-        <w:jc w:val="start"/>
+        <w:jc w:val="center"/>
         <w:tblBorders>
           <w:top w:val="nil"/>
           <w:left w:val="nil"/>
@@ -486,13 +476,25 @@
         </w:tblBorders>
       </w:tblPr>
       <w:tblGrid>
-        <w:gridCol w:w="7981"/>
-        <w:gridCol w:w="1088"/>
+        <w:gridCol w:w="907"/>
+        <w:gridCol w:w="7256"/>
+        <w:gridCol w:w="907"/>
       </w:tblGrid>
       <w:tr>
         <w:tc>
           <w:tcPr>
-            <w:tcW w:type="dxa" w:w="7981"/>
+            <w:tcW w:type="dxa" w:w="907"/>
+            <w:vAlign w:val="center"/>
+          </w:tcPr>
+          <w:p>
+            <w:pPr>
+              <w:pStyle w:val="Compact"/>
+            </w:pPr>
+          </w:p>
+        </w:tc>
+        <w:tc>
+          <w:tcPr>
+            <w:tcW w:type="dxa" w:w="7256"/>
             <w:vAlign w:val="center"/>
           </w:tcPr>
           <w:p>
@@ -634,7 +636,7 @@
         </w:tc>
         <w:tc>
           <w:tcPr>
-            <w:tcW w:type="dxa" w:w="1088"/>
+            <w:tcW w:type="dxa" w:w="907"/>
             <w:vAlign w:val="center"/>
           </w:tcPr>
           <w:p>
@@ -661,7 +663,7 @@
         <w:tblStyle w:val="Table"/>
         <w:tblW w:type="pct" w:w="5000"/>
         <w:tblLook w:firstRow="0" w:lastRow="0" w:firstColumn="0" w:lastColumn="0" w:noHBand="0" w:noVBand="0" w:val="0000"/>
-        <w:jc w:val="start"/>
+        <w:jc w:val="center"/>
         <w:tblBorders>
           <w:top w:val="nil"/>
           <w:left w:val="nil"/>
@@ -672,13 +674,25 @@
         </w:tblBorders>
       </w:tblPr>
       <w:tblGrid>
-        <w:gridCol w:w="7981"/>
-        <w:gridCol w:w="1088"/>
+        <w:gridCol w:w="907"/>
+        <w:gridCol w:w="7256"/>
+        <w:gridCol w:w="907"/>
       </w:tblGrid>
       <w:tr>
         <w:tc>
           <w:tcPr>
-            <w:tcW w:type="dxa" w:w="7981"/>
+            <w:tcW w:type="dxa" w:w="907"/>
+            <w:vAlign w:val="center"/>
+          </w:tcPr>
+          <w:p>
+            <w:pPr>
+              <w:pStyle w:val="Compact"/>
+            </w:pPr>
+          </w:p>
+        </w:tc>
+        <w:tc>
+          <w:tcPr>
+            <w:tcW w:type="dxa" w:w="7256"/>
             <w:vAlign w:val="center"/>
           </w:tcPr>
           <w:p>
@@ -1008,7 +1022,7 @@
         </w:tc>
         <w:tc>
           <w:tcPr>
-            <w:tcW w:type="dxa" w:w="1088"/>
+            <w:tcW w:type="dxa" w:w="907"/>
             <w:vAlign w:val="center"/>
           </w:tcPr>
           <w:p>
@@ -1378,7 +1392,7 @@
         <w:tblStyle w:val="Table"/>
         <w:tblW w:type="pct" w:w="5000"/>
         <w:tblLook w:firstRow="0" w:lastRow="0" w:firstColumn="0" w:lastColumn="0" w:noHBand="0" w:noVBand="0" w:val="0000"/>
-        <w:jc w:val="start"/>
+        <w:jc w:val="center"/>
         <w:tblBorders>
           <w:top w:val="nil"/>
           <w:left w:val="nil"/>
@@ -1389,13 +1403,25 @@
         </w:tblBorders>
       </w:tblPr>
       <w:tblGrid>
-        <w:gridCol w:w="7981"/>
-        <w:gridCol w:w="1088"/>
+        <w:gridCol w:w="907"/>
+        <w:gridCol w:w="7256"/>
+        <w:gridCol w:w="907"/>
       </w:tblGrid>
       <w:tr>
         <w:tc>
           <w:tcPr>
-            <w:tcW w:type="dxa" w:w="7981"/>
+            <w:tcW w:type="dxa" w:w="907"/>
+            <w:vAlign w:val="center"/>
+          </w:tcPr>
+          <w:p>
+            <w:pPr>
+              <w:pStyle w:val="Compact"/>
+            </w:pPr>
+          </w:p>
+        </w:tc>
+        <w:tc>
+          <w:tcPr>
+            <w:tcW w:type="dxa" w:w="7256"/>
             <w:vAlign w:val="center"/>
           </w:tcPr>
           <w:p>
@@ -1525,7 +1551,7 @@
         </w:tc>
         <w:tc>
           <w:tcPr>
-            <w:tcW w:type="dxa" w:w="1088"/>
+            <w:tcW w:type="dxa" w:w="907"/>
             <w:vAlign w:val="center"/>
           </w:tcPr>
           <w:p>
@@ -1804,7 +1830,7 @@
       </w:r>
     </w:p>
     <w:bookmarkEnd w:id="22"/>
-    <w:bookmarkStart w:id="23" w:name="closed-form-blind-loci"/>
+    <w:bookmarkStart w:id="32" w:name="closed-form-blind-loci"/>
     <w:p>
       <w:pPr>
         <w:pStyle w:val="Heading3"/>
@@ -2052,7 +2078,7 @@
         <w:tblStyle w:val="Table"/>
         <w:tblW w:type="pct" w:w="5000"/>
         <w:tblLook w:firstRow="0" w:lastRow="0" w:firstColumn="0" w:lastColumn="0" w:noHBand="0" w:noVBand="0" w:val="0000"/>
-        <w:jc w:val="start"/>
+        <w:jc w:val="center"/>
         <w:tblBorders>
           <w:top w:val="nil"/>
           <w:left w:val="nil"/>
@@ -2063,13 +2089,25 @@
         </w:tblBorders>
       </w:tblPr>
       <w:tblGrid>
-        <w:gridCol w:w="7981"/>
-        <w:gridCol w:w="1088"/>
+        <w:gridCol w:w="907"/>
+        <w:gridCol w:w="7256"/>
+        <w:gridCol w:w="907"/>
       </w:tblGrid>
       <w:tr>
         <w:tc>
           <w:tcPr>
-            <w:tcW w:type="dxa" w:w="7981"/>
+            <w:tcW w:type="dxa" w:w="907"/>
+            <w:vAlign w:val="center"/>
+          </w:tcPr>
+          <w:p>
+            <w:pPr>
+              <w:pStyle w:val="Compact"/>
+            </w:pPr>
+          </w:p>
+        </w:tc>
+        <w:tc>
+          <w:tcPr>
+            <w:tcW w:type="dxa" w:w="7256"/>
             <w:vAlign w:val="center"/>
           </w:tcPr>
           <w:p>
@@ -2313,7 +2351,7 @@
         </w:tc>
         <w:tc>
           <w:tcPr>
-            <w:tcW w:type="dxa" w:w="1088"/>
+            <w:tcW w:type="dxa" w:w="907"/>
             <w:vAlign w:val="center"/>
           </w:tcPr>
           <w:p>
@@ -2668,12 +2706,544 @@
         <w:t xml:space="preserve">is</w:t>
       </w:r>
     </w:p>
+    <w:p>
+      <w:pPr>
+        <w:pStyle w:val="Figure"/>
+      </w:pPr>
+      <w:r>
+        <w:drawing>
+          <wp:inline>
+            <wp:extent cx="5039999" cy="2264238"/>
+            <wp:effectExtent b="0" l="0" r="0" t="0"/>
+            <wp:docPr descr="" title="" id="24" name="Picture"/>
+            <a:graphic>
+              <a:graphicData uri="http://schemas.openxmlformats.org/drawingml/2006/picture">
+                <pic:pic>
+                  <pic:nvPicPr>
+                    <pic:cNvPr descr="/home/user/SHM-Paper1-1D/manuscript/ase/figures/Fig1_beams.png" id="25" name="Picture"/>
+                    <pic:cNvPicPr>
+                      <a:picLocks noChangeArrowheads="1" noChangeAspect="1"/>
+                    </pic:cNvPicPr>
+                  </pic:nvPicPr>
+                  <pic:blipFill>
+                    <a:blip r:embed="rId23"/>
+                    <a:stretch>
+                      <a:fillRect/>
+                    </a:stretch>
+                  </pic:blipFill>
+                  <pic:spPr bwMode="auto">
+                    <a:xfrm>
+                      <a:off x="0" y="0"/>
+                      <a:ext cx="5039999" cy="2264238"/>
+                    </a:xfrm>
+                    <a:prstGeom prst="rect">
+                      <a:avLst/>
+                    </a:prstGeom>
+                    <a:noFill/>
+                    <a:ln w="9525">
+                      <a:noFill/>
+                      <a:headEnd/>
+                      <a:tailEnd/>
+                    </a:ln>
+                  </pic:spPr>
+                </pic:pic>
+              </a:graphicData>
+            </a:graphic>
+          </wp:inline>
+        </w:drawing>
+      </w:r>
+    </w:p>
+    <w:p>
+      <w:pPr>
+        <w:pStyle w:val="Captionjustified"/>
+      </w:pPr>
+      <w:r>
+        <w:rPr>
+          <w:bCs/>
+          <w:b/>
+        </w:rPr>
+        <w:t xml:space="preserve">Figure 1.</w:t>
+      </w:r>
+      <w:r>
+        <w:t xml:space="preserve"> </w:t>
+      </w:r>
+      <w:r>
+        <w:t xml:space="preserve">Continuous beams considered: (a) two-span beam with instrumented span</w:t>
+      </w:r>
+      <w:r>
+        <w:t xml:space="preserve"> </w:t>
+      </w:r>
+      <m:oMath>
+        <m:sSub>
+          <m:e>
+            <m:r>
+              <m:t>L</m:t>
+            </m:r>
+          </m:e>
+          <m:sub>
+            <m:r>
+              <m:t>1</m:t>
+            </m:r>
+          </m:sub>
+        </m:sSub>
+      </m:oMath>
+      <w:r>
+        <w:t xml:space="preserve"> </w:t>
+      </w:r>
+      <w:r>
+        <w:t xml:space="preserve">of rigidity</w:t>
+      </w:r>
+      <w:r>
+        <w:t xml:space="preserve"> </w:t>
+      </w:r>
+      <m:oMath>
+        <m:r>
+          <m:t>E</m:t>
+        </m:r>
+        <m:sSub>
+          <m:e>
+            <m:r>
+              <m:t>I</m:t>
+            </m:r>
+          </m:e>
+          <m:sub>
+            <m:r>
+              <m:t>1</m:t>
+            </m:r>
+          </m:sub>
+        </m:sSub>
+      </m:oMath>
+      <w:r>
+        <w:t xml:space="preserve">, adjacent span</w:t>
+      </w:r>
+      <w:r>
+        <w:t xml:space="preserve"> </w:t>
+      </w:r>
+      <m:oMath>
+        <m:sSub>
+          <m:e>
+            <m:r>
+              <m:t>L</m:t>
+            </m:r>
+          </m:e>
+          <m:sub>
+            <m:r>
+              <m:t>2</m:t>
+            </m:r>
+          </m:sub>
+        </m:sSub>
+        <m:r>
+          <m:rPr>
+            <m:sty m:val="p"/>
+          </m:rPr>
+          <m:t>=</m:t>
+        </m:r>
+        <m:r>
+          <m:t>λ</m:t>
+        </m:r>
+        <m:sSub>
+          <m:e>
+            <m:r>
+              <m:t>L</m:t>
+            </m:r>
+          </m:e>
+          <m:sub>
+            <m:r>
+              <m:t>1</m:t>
+            </m:r>
+          </m:sub>
+        </m:sSub>
+      </m:oMath>
+      <w:r>
+        <w:t xml:space="preserve"> </w:t>
+      </w:r>
+      <w:r>
+        <w:t xml:space="preserve">of rigidity</w:t>
+      </w:r>
+      <w:r>
+        <w:t xml:space="preserve"> </w:t>
+      </w:r>
+      <m:oMath>
+        <m:r>
+          <m:t>E</m:t>
+        </m:r>
+        <m:sSub>
+          <m:e>
+            <m:r>
+              <m:t>I</m:t>
+            </m:r>
+          </m:e>
+          <m:sub>
+            <m:r>
+              <m:t>2</m:t>
+            </m:r>
+          </m:sub>
+        </m:sSub>
+        <m:r>
+          <m:rPr>
+            <m:sty m:val="p"/>
+          </m:rPr>
+          <m:t>=</m:t>
+        </m:r>
+        <m:r>
+          <m:t>γ</m:t>
+        </m:r>
+        <m:r>
+          <m:t>E</m:t>
+        </m:r>
+        <m:sSub>
+          <m:e>
+            <m:r>
+              <m:t>I</m:t>
+            </m:r>
+          </m:e>
+          <m:sub>
+            <m:r>
+              <m:t>1</m:t>
+            </m:r>
+          </m:sub>
+        </m:sSub>
+      </m:oMath>
+      <w:r>
+        <w:t xml:space="preserve">, and sensor at</w:t>
+      </w:r>
+      <w:r>
+        <w:t xml:space="preserve"> </w:t>
+      </w:r>
+      <m:oMath>
+        <m:r>
+          <m:t>ξ</m:t>
+        </m:r>
+        <m:sSub>
+          <m:e>
+            <m:r>
+              <m:t>L</m:t>
+            </m:r>
+          </m:e>
+          <m:sub>
+            <m:r>
+              <m:t>1</m:t>
+            </m:r>
+          </m:sub>
+        </m:sSub>
+      </m:oMath>
+      <w:r>
+        <w:t xml:space="preserve">; (b) symmetric three-span beam with side spans</w:t>
+      </w:r>
+      <w:r>
+        <w:t xml:space="preserve"> </w:t>
+      </w:r>
+      <m:oMath>
+        <m:sSub>
+          <m:e>
+            <m:r>
+              <m:t>L</m:t>
+            </m:r>
+          </m:e>
+          <m:sub>
+            <m:r>
+              <m:rPr>
+                <m:sty m:val="p"/>
+              </m:rPr>
+              <m:t>s</m:t>
+            </m:r>
+            <m:r>
+              <m:rPr>
+                <m:sty m:val="p"/>
+              </m:rPr>
+              <m:t>i</m:t>
+            </m:r>
+            <m:r>
+              <m:rPr>
+                <m:sty m:val="p"/>
+              </m:rPr>
+              <m:t>d</m:t>
+            </m:r>
+            <m:r>
+              <m:rPr>
+                <m:sty m:val="p"/>
+              </m:rPr>
+              <m:t>e</m:t>
+            </m:r>
+          </m:sub>
+        </m:sSub>
+      </m:oMath>
+      <w:r>
+        <w:t xml:space="preserve"> </w:t>
+      </w:r>
+      <w:r>
+        <w:t xml:space="preserve">of rigidity</w:t>
+      </w:r>
+      <w:r>
+        <w:t xml:space="preserve"> </w:t>
+      </w:r>
+      <m:oMath>
+        <m:r>
+          <m:t>E</m:t>
+        </m:r>
+        <m:sSub>
+          <m:e>
+            <m:r>
+              <m:t>I</m:t>
+            </m:r>
+          </m:e>
+          <m:sub>
+            <m:r>
+              <m:rPr>
+                <m:sty m:val="p"/>
+              </m:rPr>
+              <m:t>s</m:t>
+            </m:r>
+            <m:r>
+              <m:rPr>
+                <m:sty m:val="p"/>
+              </m:rPr>
+              <m:t>i</m:t>
+            </m:r>
+            <m:r>
+              <m:rPr>
+                <m:sty m:val="p"/>
+              </m:rPr>
+              <m:t>d</m:t>
+            </m:r>
+            <m:r>
+              <m:rPr>
+                <m:sty m:val="p"/>
+              </m:rPr>
+              <m:t>e</m:t>
+            </m:r>
+          </m:sub>
+        </m:sSub>
+      </m:oMath>
+      <w:r>
+        <w:t xml:space="preserve">, main span</w:t>
+      </w:r>
+      <w:r>
+        <w:t xml:space="preserve"> </w:t>
+      </w:r>
+      <m:oMath>
+        <m:sSub>
+          <m:e>
+            <m:r>
+              <m:t>L</m:t>
+            </m:r>
+          </m:e>
+          <m:sub>
+            <m:r>
+              <m:rPr>
+                <m:sty m:val="p"/>
+              </m:rPr>
+              <m:t>m</m:t>
+            </m:r>
+            <m:r>
+              <m:rPr>
+                <m:sty m:val="p"/>
+              </m:rPr>
+              <m:t>a</m:t>
+            </m:r>
+            <m:r>
+              <m:rPr>
+                <m:sty m:val="p"/>
+              </m:rPr>
+              <m:t>i</m:t>
+            </m:r>
+            <m:r>
+              <m:rPr>
+                <m:sty m:val="p"/>
+              </m:rPr>
+              <m:t>n</m:t>
+            </m:r>
+          </m:sub>
+        </m:sSub>
+        <m:r>
+          <m:rPr>
+            <m:sty m:val="p"/>
+          </m:rPr>
+          <m:t>=</m:t>
+        </m:r>
+        <m:r>
+          <m:t>β</m:t>
+        </m:r>
+        <m:sSub>
+          <m:e>
+            <m:r>
+              <m:t>L</m:t>
+            </m:r>
+          </m:e>
+          <m:sub>
+            <m:r>
+              <m:rPr>
+                <m:sty m:val="p"/>
+              </m:rPr>
+              <m:t>s</m:t>
+            </m:r>
+            <m:r>
+              <m:rPr>
+                <m:sty m:val="p"/>
+              </m:rPr>
+              <m:t>i</m:t>
+            </m:r>
+            <m:r>
+              <m:rPr>
+                <m:sty m:val="p"/>
+              </m:rPr>
+              <m:t>d</m:t>
+            </m:r>
+            <m:r>
+              <m:rPr>
+                <m:sty m:val="p"/>
+              </m:rPr>
+              <m:t>e</m:t>
+            </m:r>
+          </m:sub>
+        </m:sSub>
+      </m:oMath>
+      <w:r>
+        <w:t xml:space="preserve"> </w:t>
+      </w:r>
+      <w:r>
+        <w:t xml:space="preserve">of rigidity</w:t>
+      </w:r>
+      <w:r>
+        <w:t xml:space="preserve"> </w:t>
+      </w:r>
+      <m:oMath>
+        <m:r>
+          <m:t>E</m:t>
+        </m:r>
+        <m:sSub>
+          <m:e>
+            <m:r>
+              <m:t>I</m:t>
+            </m:r>
+          </m:e>
+          <m:sub>
+            <m:r>
+              <m:rPr>
+                <m:sty m:val="p"/>
+              </m:rPr>
+              <m:t>m</m:t>
+            </m:r>
+            <m:r>
+              <m:rPr>
+                <m:sty m:val="p"/>
+              </m:rPr>
+              <m:t>a</m:t>
+            </m:r>
+            <m:r>
+              <m:rPr>
+                <m:sty m:val="p"/>
+              </m:rPr>
+              <m:t>i</m:t>
+            </m:r>
+            <m:r>
+              <m:rPr>
+                <m:sty m:val="p"/>
+              </m:rPr>
+              <m:t>n</m:t>
+            </m:r>
+          </m:sub>
+        </m:sSub>
+        <m:r>
+          <m:rPr>
+            <m:sty m:val="p"/>
+          </m:rPr>
+          <m:t>=</m:t>
+        </m:r>
+        <m:r>
+          <m:t>γ</m:t>
+        </m:r>
+        <m:r>
+          <m:t>E</m:t>
+        </m:r>
+        <m:sSub>
+          <m:e>
+            <m:r>
+              <m:t>I</m:t>
+            </m:r>
+          </m:e>
+          <m:sub>
+            <m:r>
+              <m:rPr>
+                <m:sty m:val="p"/>
+              </m:rPr>
+              <m:t>s</m:t>
+            </m:r>
+            <m:r>
+              <m:rPr>
+                <m:sty m:val="p"/>
+              </m:rPr>
+              <m:t>i</m:t>
+            </m:r>
+            <m:r>
+              <m:rPr>
+                <m:sty m:val="p"/>
+              </m:rPr>
+              <m:t>d</m:t>
+            </m:r>
+            <m:r>
+              <m:rPr>
+                <m:sty m:val="p"/>
+              </m:rPr>
+              <m:t>e</m:t>
+            </m:r>
+          </m:sub>
+        </m:sSub>
+      </m:oMath>
+      <w:r>
+        <w:t xml:space="preserve">, and side-span sensor at</w:t>
+      </w:r>
+      <w:r>
+        <w:t xml:space="preserve"> </w:t>
+      </w:r>
+      <m:oMath>
+        <m:r>
+          <m:t>ξ</m:t>
+        </m:r>
+        <m:sSub>
+          <m:e>
+            <m:r>
+              <m:t>L</m:t>
+            </m:r>
+          </m:e>
+          <m:sub>
+            <m:r>
+              <m:rPr>
+                <m:sty m:val="p"/>
+              </m:rPr>
+              <m:t>s</m:t>
+            </m:r>
+            <m:r>
+              <m:rPr>
+                <m:sty m:val="p"/>
+              </m:rPr>
+              <m:t>i</m:t>
+            </m:r>
+            <m:r>
+              <m:rPr>
+                <m:sty m:val="p"/>
+              </m:rPr>
+              <m:t>d</m:t>
+            </m:r>
+            <m:r>
+              <m:rPr>
+                <m:sty m:val="p"/>
+              </m:rPr>
+              <m:t>e</m:t>
+            </m:r>
+          </m:sub>
+        </m:sSub>
+      </m:oMath>
+      <w:r>
+        <w:t xml:space="preserve">.</w:t>
+      </w:r>
+    </w:p>
     <w:tbl>
       <w:tblPr>
         <w:tblStyle w:val="Table"/>
         <w:tblW w:type="pct" w:w="5000"/>
         <w:tblLook w:firstRow="0" w:lastRow="0" w:firstColumn="0" w:lastColumn="0" w:noHBand="0" w:noVBand="0" w:val="0000"/>
-        <w:jc w:val="start"/>
+        <w:jc w:val="center"/>
         <w:tblBorders>
           <w:top w:val="nil"/>
           <w:left w:val="nil"/>
@@ -2684,13 +3254,25 @@
         </w:tblBorders>
       </w:tblPr>
       <w:tblGrid>
-        <w:gridCol w:w="7981"/>
-        <w:gridCol w:w="1088"/>
+        <w:gridCol w:w="907"/>
+        <w:gridCol w:w="7256"/>
+        <w:gridCol w:w="907"/>
       </w:tblGrid>
       <w:tr>
         <w:tc>
           <w:tcPr>
-            <w:tcW w:type="dxa" w:w="7981"/>
+            <w:tcW w:type="dxa" w:w="907"/>
+            <w:vAlign w:val="center"/>
+          </w:tcPr>
+          <w:p>
+            <w:pPr>
+              <w:pStyle w:val="Compact"/>
+            </w:pPr>
+          </w:p>
+        </w:tc>
+        <w:tc>
+          <w:tcPr>
+            <w:tcW w:type="dxa" w:w="7256"/>
             <w:vAlign w:val="center"/>
           </w:tcPr>
           <w:p>
@@ -2946,7 +3528,7 @@
         </w:tc>
         <w:tc>
           <w:tcPr>
-            <w:tcW w:type="dxa" w:w="1088"/>
+            <w:tcW w:type="dxa" w:w="907"/>
             <w:vAlign w:val="center"/>
           </w:tcPr>
           <w:p>
@@ -3030,7 +3612,7 @@
         <w:tblStyle w:val="Table"/>
         <w:tblW w:type="pct" w:w="5000"/>
         <w:tblLook w:firstRow="0" w:lastRow="0" w:firstColumn="0" w:lastColumn="0" w:noHBand="0" w:noVBand="0" w:val="0000"/>
-        <w:jc w:val="start"/>
+        <w:jc w:val="center"/>
         <w:tblBorders>
           <w:top w:val="nil"/>
           <w:left w:val="nil"/>
@@ -3041,13 +3623,25 @@
         </w:tblBorders>
       </w:tblPr>
       <w:tblGrid>
-        <w:gridCol w:w="7981"/>
-        <w:gridCol w:w="1088"/>
+        <w:gridCol w:w="907"/>
+        <w:gridCol w:w="7256"/>
+        <w:gridCol w:w="907"/>
       </w:tblGrid>
       <w:tr>
         <w:tc>
           <w:tcPr>
-            <w:tcW w:type="dxa" w:w="7981"/>
+            <w:tcW w:type="dxa" w:w="907"/>
+            <w:vAlign w:val="center"/>
+          </w:tcPr>
+          <w:p>
+            <w:pPr>
+              <w:pStyle w:val="Compact"/>
+            </w:pPr>
+          </w:p>
+        </w:tc>
+        <w:tc>
+          <w:tcPr>
+            <w:tcW w:type="dxa" w:w="7256"/>
             <w:vAlign w:val="center"/>
           </w:tcPr>
           <w:p>
@@ -3229,7 +3823,7 @@
         </w:tc>
         <w:tc>
           <w:tcPr>
-            <w:tcW w:type="dxa" w:w="1088"/>
+            <w:tcW w:type="dxa" w:w="907"/>
             <w:vAlign w:val="center"/>
           </w:tcPr>
           <w:p>
@@ -3285,7 +3879,7 @@
         <w:tblStyle w:val="Table"/>
         <w:tblW w:type="pct" w:w="5000"/>
         <w:tblLook w:firstRow="0" w:lastRow="0" w:firstColumn="0" w:lastColumn="0" w:noHBand="0" w:noVBand="0" w:val="0000"/>
-        <w:jc w:val="start"/>
+        <w:jc w:val="center"/>
         <w:tblBorders>
           <w:top w:val="nil"/>
           <w:left w:val="nil"/>
@@ -3296,13 +3890,25 @@
         </w:tblBorders>
       </w:tblPr>
       <w:tblGrid>
-        <w:gridCol w:w="7981"/>
-        <w:gridCol w:w="1088"/>
+        <w:gridCol w:w="907"/>
+        <w:gridCol w:w="7256"/>
+        <w:gridCol w:w="907"/>
       </w:tblGrid>
       <w:tr>
         <w:tc>
           <w:tcPr>
-            <w:tcW w:type="dxa" w:w="7981"/>
+            <w:tcW w:type="dxa" w:w="907"/>
+            <w:vAlign w:val="center"/>
+          </w:tcPr>
+          <w:p>
+            <w:pPr>
+              <w:pStyle w:val="Compact"/>
+            </w:pPr>
+          </w:p>
+        </w:tc>
+        <w:tc>
+          <w:tcPr>
+            <w:tcW w:type="dxa" w:w="7256"/>
             <w:vAlign w:val="center"/>
           </w:tcPr>
           <w:p>
@@ -3477,7 +4083,7 @@
         </w:tc>
         <w:tc>
           <w:tcPr>
-            <w:tcW w:type="dxa" w:w="1088"/>
+            <w:tcW w:type="dxa" w:w="907"/>
             <w:vAlign w:val="center"/>
           </w:tcPr>
           <w:p>
@@ -3557,7 +4163,7 @@
         <w:tblStyle w:val="Table"/>
         <w:tblW w:type="pct" w:w="5000"/>
         <w:tblLook w:firstRow="0" w:lastRow="0" w:firstColumn="0" w:lastColumn="0" w:noHBand="0" w:noVBand="0" w:val="0000"/>
-        <w:jc w:val="start"/>
+        <w:jc w:val="center"/>
         <w:tblBorders>
           <w:top w:val="nil"/>
           <w:left w:val="nil"/>
@@ -3568,13 +4174,25 @@
         </w:tblBorders>
       </w:tblPr>
       <w:tblGrid>
-        <w:gridCol w:w="7981"/>
-        <w:gridCol w:w="1088"/>
+        <w:gridCol w:w="907"/>
+        <w:gridCol w:w="7256"/>
+        <w:gridCol w:w="907"/>
       </w:tblGrid>
       <w:tr>
         <w:tc>
           <w:tcPr>
-            <w:tcW w:type="dxa" w:w="7981"/>
+            <w:tcW w:type="dxa" w:w="907"/>
+            <w:vAlign w:val="center"/>
+          </w:tcPr>
+          <w:p>
+            <w:pPr>
+              <w:pStyle w:val="Compact"/>
+            </w:pPr>
+          </w:p>
+        </w:tc>
+        <w:tc>
+          <w:tcPr>
+            <w:tcW w:type="dxa" w:w="7256"/>
             <w:vAlign w:val="center"/>
           </w:tcPr>
           <w:p>
@@ -3757,7 +4375,7 @@
         </w:tc>
         <w:tc>
           <w:tcPr>
-            <w:tcW w:type="dxa" w:w="1088"/>
+            <w:tcW w:type="dxa" w:w="907"/>
             <w:vAlign w:val="center"/>
           </w:tcPr>
           <w:p>
@@ -3870,6 +4488,279 @@
     </w:p>
     <w:p>
       <w:pPr>
+        <w:pStyle w:val="Figure"/>
+      </w:pPr>
+      <w:r>
+        <w:drawing>
+          <wp:inline>
+            <wp:extent cx="5039999" cy="2070388"/>
+            <wp:effectExtent b="0" l="0" r="0" t="0"/>
+            <wp:docPr descr="" title="" id="27" name="Picture"/>
+            <a:graphic>
+              <a:graphicData uri="http://schemas.openxmlformats.org/drawingml/2006/picture">
+                <pic:pic>
+                  <pic:nvPicPr>
+                    <pic:cNvPr descr="/home/user/SHM-Paper1-1D/manuscript/ase/figures/Fig2_obs_map_3span.png" id="28" name="Picture"/>
+                    <pic:cNvPicPr>
+                      <a:picLocks noChangeArrowheads="1" noChangeAspect="1"/>
+                    </pic:cNvPicPr>
+                  </pic:nvPicPr>
+                  <pic:blipFill>
+                    <a:blip r:embed="rId26"/>
+                    <a:stretch>
+                      <a:fillRect/>
+                    </a:stretch>
+                  </pic:blipFill>
+                  <pic:spPr bwMode="auto">
+                    <a:xfrm>
+                      <a:off x="0" y="0"/>
+                      <a:ext cx="5039999" cy="2070388"/>
+                    </a:xfrm>
+                    <a:prstGeom prst="rect">
+                      <a:avLst/>
+                    </a:prstGeom>
+                    <a:noFill/>
+                    <a:ln w="9525">
+                      <a:noFill/>
+                      <a:headEnd/>
+                      <a:tailEnd/>
+                    </a:ln>
+                  </pic:spPr>
+                </pic:pic>
+              </a:graphicData>
+            </a:graphic>
+          </wp:inline>
+        </w:drawing>
+      </w:r>
+    </w:p>
+    <w:p>
+      <w:pPr>
+        <w:pStyle w:val="Captionjustified"/>
+      </w:pPr>
+      <w:r>
+        <w:rPr>
+          <w:bCs/>
+          <w:b/>
+        </w:rPr>
+        <w:t xml:space="preserve">Figure 2.</w:t>
+      </w:r>
+      <w:r>
+        <w:t xml:space="preserve"> </w:t>
+      </w:r>
+      <w:r>
+        <w:t xml:space="preserve">Deflection observability of three-span beams of uniform rigidity: (a) symmetric beam,</w:t>
+      </w:r>
+      <w:r>
+        <w:t xml:space="preserve"> </w:t>
+      </w:r>
+      <m:oMath>
+        <m:sSub>
+          <m:e>
+            <m:r>
+              <m:t>N</m:t>
+            </m:r>
+          </m:e>
+          <m:sub>
+            <m:r>
+              <m:t>w</m:t>
+            </m:r>
+          </m:sub>
+        </m:sSub>
+      </m:oMath>
+      <w:r>
+        <w:t xml:space="preserve"> </w:t>
+      </w:r>
+      <w:r>
+        <w:t xml:space="preserve">over</w:t>
+      </w:r>
+      <w:r>
+        <w:t xml:space="preserve"> </w:t>
+      </w:r>
+      <m:oMath>
+        <m:r>
+          <m:t>β</m:t>
+        </m:r>
+      </m:oMath>
+      <w:r>
+        <w:t xml:space="preserve"> </w:t>
+      </w:r>
+      <w:r>
+        <w:t xml:space="preserve">and side-span sensor position</w:t>
+      </w:r>
+      <w:r>
+        <w:t xml:space="preserve"> </w:t>
+      </w:r>
+      <m:oMath>
+        <m:r>
+          <m:t>ξ</m:t>
+        </m:r>
+      </m:oMath>
+      <w:r>
+        <w:t xml:space="preserve">, with blind locus (thick line), near-blind band</w:t>
+      </w:r>
+      <w:r>
+        <w:t xml:space="preserve"> </w:t>
+      </w:r>
+      <m:oMath>
+        <m:d>
+          <m:dPr>
+            <m:begChr m:val="|"/>
+            <m:endChr m:val="|"/>
+            <m:sepChr m:val=""/>
+            <m:grow/>
+          </m:dPr>
+          <m:e>
+            <m:sSub>
+              <m:e>
+                <m:r>
+                  <m:t>N</m:t>
+                </m:r>
+              </m:e>
+              <m:sub>
+                <m:r>
+                  <m:t>w</m:t>
+                </m:r>
+              </m:sub>
+            </m:sSub>
+          </m:e>
+        </m:d>
+        <m:r>
+          <m:rPr>
+            <m:sty m:val="p"/>
+          </m:rPr>
+          <m:t>&lt;</m:t>
+        </m:r>
+        <m:r>
+          <m:t>0.2</m:t>
+        </m:r>
+      </m:oMath>
+      <w:r>
+        <w:t xml:space="preserve"> </w:t>
+      </w:r>
+      <w:r>
+        <w:t xml:space="preserve">(hatched), optimum</w:t>
+      </w:r>
+      <w:r>
+        <w:t xml:space="preserve"> </w:t>
+      </w:r>
+      <m:oMath>
+        <m:sSup>
+          <m:e>
+            <m:r>
+              <m:t>ξ</m:t>
+            </m:r>
+          </m:e>
+          <m:sup>
+            <m:r>
+              <m:rPr>
+                <m:sty m:val="p"/>
+              </m:rPr>
+              <m:t>*</m:t>
+            </m:r>
+          </m:sup>
+        </m:sSup>
+        <m:d>
+          <m:dPr>
+            <m:begChr m:val="("/>
+            <m:endChr m:val=")"/>
+            <m:sepChr m:val=""/>
+            <m:grow/>
+          </m:dPr>
+          <m:e>
+            <m:r>
+              <m:t>β</m:t>
+            </m:r>
+          </m:e>
+        </m:d>
+      </m:oMath>
+      <w:r>
+        <w:t xml:space="preserve"> </w:t>
+      </w:r>
+      <w:r>
+        <w:t xml:space="preserve">(dashed) and Cầu Mây proportions with a mid side-span sensor (circle); (b) asymmetric beam, sensor at mid-span of span 1, over</w:t>
+      </w:r>
+      <w:r>
+        <w:t xml:space="preserve"> </w:t>
+      </w:r>
+      <m:oMath>
+        <m:sSub>
+          <m:e>
+            <m:r>
+              <m:t>L</m:t>
+            </m:r>
+          </m:e>
+          <m:sub>
+            <m:r>
+              <m:t>1</m:t>
+            </m:r>
+          </m:sub>
+        </m:sSub>
+        <m:r>
+          <m:rPr>
+            <m:sty m:val="p"/>
+          </m:rPr>
+          <m:t>/</m:t>
+        </m:r>
+        <m:sSub>
+          <m:e>
+            <m:r>
+              <m:t>L</m:t>
+            </m:r>
+          </m:e>
+          <m:sub>
+            <m:r>
+              <m:t>2</m:t>
+            </m:r>
+          </m:sub>
+        </m:sSub>
+      </m:oMath>
+      <w:r>
+        <w:t xml:space="preserve"> </w:t>
+      </w:r>
+      <w:r>
+        <w:t xml:space="preserve">and</w:t>
+      </w:r>
+      <w:r>
+        <w:t xml:space="preserve"> </w:t>
+      </w:r>
+      <m:oMath>
+        <m:sSub>
+          <m:e>
+            <m:r>
+              <m:t>L</m:t>
+            </m:r>
+          </m:e>
+          <m:sub>
+            <m:r>
+              <m:t>3</m:t>
+            </m:r>
+          </m:sub>
+        </m:sSub>
+        <m:r>
+          <m:rPr>
+            <m:sty m:val="p"/>
+          </m:rPr>
+          <m:t>/</m:t>
+        </m:r>
+        <m:sSub>
+          <m:e>
+            <m:r>
+              <m:t>L</m:t>
+            </m:r>
+          </m:e>
+          <m:sub>
+            <m:r>
+              <m:t>2</m:t>
+            </m:r>
+          </m:sub>
+        </m:sSub>
+      </m:oMath>
+      <w:r>
+        <w:t xml:space="preserve">.</w:t>
+      </w:r>
+    </w:p>
+    <w:p>
+      <w:pPr>
         <w:pStyle w:val="BodyText"/>
       </w:pPr>
       <w:r>
@@ -3994,7 +4885,7 @@
         <w:tblStyle w:val="Table"/>
         <w:tblW w:type="pct" w:w="5000"/>
         <w:tblLook w:firstRow="0" w:lastRow="0" w:firstColumn="0" w:lastColumn="0" w:noHBand="0" w:noVBand="0" w:val="0000"/>
-        <w:jc w:val="start"/>
+        <w:jc w:val="center"/>
         <w:tblBorders>
           <w:top w:val="nil"/>
           <w:left w:val="nil"/>
@@ -4005,13 +4896,25 @@
         </w:tblBorders>
       </w:tblPr>
       <w:tblGrid>
-        <w:gridCol w:w="7981"/>
-        <w:gridCol w:w="1088"/>
+        <w:gridCol w:w="907"/>
+        <w:gridCol w:w="7256"/>
+        <w:gridCol w:w="907"/>
       </w:tblGrid>
       <w:tr>
         <w:tc>
           <w:tcPr>
-            <w:tcW w:type="dxa" w:w="7981"/>
+            <w:tcW w:type="dxa" w:w="907"/>
+            <w:vAlign w:val="center"/>
+          </w:tcPr>
+          <w:p>
+            <w:pPr>
+              <w:pStyle w:val="Compact"/>
+            </w:pPr>
+          </w:p>
+        </w:tc>
+        <w:tc>
+          <w:tcPr>
+            <w:tcW w:type="dxa" w:w="7256"/>
             <w:vAlign w:val="center"/>
           </w:tcPr>
           <w:p>
@@ -4283,7 +5186,7 @@
         </w:tc>
         <w:tc>
           <w:tcPr>
-            <w:tcW w:type="dxa" w:w="1088"/>
+            <w:tcW w:type="dxa" w:w="907"/>
             <w:vAlign w:val="center"/>
           </w:tcPr>
           <w:p>
@@ -4674,7 +5577,212 @@
     </w:p>
     <w:p>
       <w:pPr>
+        <w:pStyle w:val="Figure"/>
+      </w:pPr>
+      <w:r>
+        <w:drawing>
+          <wp:inline>
+            <wp:extent cx="5039999" cy="1858341"/>
+            <wp:effectExtent b="0" l="0" r="0" t="0"/>
+            <wp:docPr descr="" title="" id="30" name="Picture"/>
+            <a:graphic>
+              <a:graphicData uri="http://schemas.openxmlformats.org/drawingml/2006/picture">
+                <pic:pic>
+                  <pic:nvPicPr>
+                    <pic:cNvPr descr="/home/user/SHM-Paper1-1D/manuscript/ase/figures/Fig3_channels_prismatic.png" id="31" name="Picture"/>
+                    <pic:cNvPicPr>
+                      <a:picLocks noChangeArrowheads="1" noChangeAspect="1"/>
+                    </pic:cNvPicPr>
+                  </pic:nvPicPr>
+                  <pic:blipFill>
+                    <a:blip r:embed="rId29"/>
+                    <a:stretch>
+                      <a:fillRect/>
+                    </a:stretch>
+                  </pic:blipFill>
+                  <pic:spPr bwMode="auto">
+                    <a:xfrm>
+                      <a:off x="0" y="0"/>
+                      <a:ext cx="5039999" cy="1858341"/>
+                    </a:xfrm>
+                    <a:prstGeom prst="rect">
+                      <a:avLst/>
+                    </a:prstGeom>
+                    <a:noFill/>
+                    <a:ln w="9525">
+                      <a:noFill/>
+                      <a:headEnd/>
+                      <a:tailEnd/>
+                    </a:ln>
+                  </pic:spPr>
+                </pic:pic>
+              </a:graphicData>
+            </a:graphic>
+          </wp:inline>
+        </w:drawing>
+      </w:r>
+    </w:p>
+    <w:p>
+      <w:pPr>
+        <w:pStyle w:val="Captionjustified"/>
+      </w:pPr>
+      <w:r>
+        <w:rPr>
+          <w:bCs/>
+          <w:b/>
+        </w:rPr>
+        <w:t xml:space="preserve">Figure 3.</w:t>
+      </w:r>
+      <w:r>
+        <w:t xml:space="preserve"> </w:t>
+      </w:r>
+      <w:r>
+        <w:t xml:space="preserve">Indicators along prismatic girders: deflection</w:t>
+      </w:r>
+      <w:r>
+        <w:t xml:space="preserve"> </w:t>
+      </w:r>
+      <m:oMath>
+        <m:sSub>
+          <m:e>
+            <m:r>
+              <m:t>N</m:t>
+            </m:r>
+          </m:e>
+          <m:sub>
+            <m:r>
+              <m:t>w</m:t>
+            </m:r>
+          </m:sub>
+        </m:sSub>
+      </m:oMath>
+      <w:r>
+        <w:t xml:space="preserve"> </w:t>
+      </w:r>
+      <w:r>
+        <w:t xml:space="preserve">(2.5 at a simply supported mid-span), rotation</w:t>
+      </w:r>
+      <w:r>
+        <w:t xml:space="preserve"> </w:t>
+      </w:r>
+      <m:oMath>
+        <m:sSub>
+          <m:e>
+            <m:r>
+              <m:t>N</m:t>
+            </m:r>
+          </m:e>
+          <m:sub>
+            <m:r>
+              <m:t>θ</m:t>
+            </m:r>
+          </m:sub>
+        </m:sSub>
+      </m:oMath>
+      <w:r>
+        <w:t xml:space="preserve">, strain</w:t>
+      </w:r>
+      <w:r>
+        <w:t xml:space="preserve"> </w:t>
+      </w:r>
+      <m:oMath>
+        <m:sSub>
+          <m:e>
+            <m:r>
+              <m:t>N</m:t>
+            </m:r>
+          </m:e>
+          <m:sub>
+            <m:r>
+              <m:t>M</m:t>
+            </m:r>
+          </m:sub>
+        </m:sSub>
+      </m:oMath>
+      <w:r>
+        <w:t xml:space="preserve"> </w:t>
+      </w:r>
+      <w:r>
+        <w:t xml:space="preserve">and shear</w:t>
+      </w:r>
+      <w:r>
+        <w:t xml:space="preserve"> </w:t>
+      </w:r>
+      <m:oMath>
+        <m:sSub>
+          <m:e>
+            <m:r>
+              <m:t>N</m:t>
+            </m:r>
+          </m:e>
+          <m:sub>
+            <m:r>
+              <m:t>V</m:t>
+            </m:r>
+          </m:sub>
+        </m:sSub>
+      </m:oMath>
+      <w:r>
+        <w:t xml:space="preserve"> </w:t>
+      </w:r>
+      <w:r>
+        <w:t xml:space="preserve">(1 for the simply supported reference). (a) Equal two-span beam; (b) symmetric three-span beam,</w:t>
+      </w:r>
+      <w:r>
+        <w:t xml:space="preserve"> </w:t>
+      </w:r>
+      <m:oMath>
+        <m:r>
+          <m:t>β</m:t>
+        </m:r>
+        <m:r>
+          <m:rPr>
+            <m:sty m:val="p"/>
+          </m:rPr>
+          <m:t>=</m:t>
+        </m:r>
+        <m:r>
+          <m:t>1.636</m:t>
+        </m:r>
+      </m:oMath>
+      <w:r>
+        <w:t xml:space="preserve">. Grey band:</w:t>
+      </w:r>
+      <w:r>
+        <w:t xml:space="preserve"> </w:t>
+      </w:r>
+      <m:oMath>
+        <m:d>
+          <m:dPr>
+            <m:begChr m:val="|"/>
+            <m:endChr m:val="|"/>
+            <m:sepChr m:val=""/>
+            <m:grow/>
+          </m:dPr>
+          <m:e>
+            <m:r>
+              <m:t>N</m:t>
+            </m:r>
+          </m:e>
+        </m:d>
+        <m:r>
+          <m:rPr>
+            <m:sty m:val="p"/>
+          </m:rPr>
+          <m:t>&lt;</m:t>
+        </m:r>
+        <m:r>
+          <m:t>0.2</m:t>
+        </m:r>
+      </m:oMath>
+      <w:r>
+        <w:t xml:space="preserve">.</w:t>
+      </w:r>
+    </w:p>
+    <w:p>
+      <w:pPr>
         <w:pStyle w:val="BodyText"/>
+        <w:keepNext/>
       </w:pPr>
       <w:r>
         <w:rPr>
@@ -4757,7 +5865,7 @@
         <w:tblStyle w:val="Table"/>
         <w:tblW w:type="pct" w:w="5000"/>
         <w:tblLook w:firstRow="1" w:lastRow="0" w:firstColumn="0" w:lastColumn="0" w:noHBand="0" w:noVBand="0" w:val="0020"/>
-        <w:jc w:val="start"/>
+        <w:jc w:val="center"/>
         <w:tblBorders>
           <w:top w:val="single" w:sz="8" w:space="0" w:color="000000"/>
           <w:left w:val="nil"/>
@@ -4776,6 +5884,8 @@
       <w:tr>
         <w:trPr>
           <w:tblHeader w:val="true"/>
+          <w:tblHeader w:val="true"/>
+          <w:cantSplit/>
         </w:trPr>
         <w:tc>
           <w:tcPr>
@@ -4859,6 +5969,9 @@
         </w:tc>
       </w:tr>
       <w:tr>
+        <w:trPr>
+          <w:cantSplit/>
+        </w:trPr>
         <w:tc>
           <w:tcPr>
             <w:tcW w:type="dxa" w:w="1971"/>
@@ -5215,6 +6328,9 @@
         </w:tc>
       </w:tr>
       <w:tr>
+        <w:trPr>
+          <w:cantSplit/>
+        </w:trPr>
         <w:tc>
           <w:tcPr>
             <w:tcW w:type="dxa" w:w="1971"/>
@@ -5488,6 +6604,9 @@
         </w:tc>
       </w:tr>
       <w:tr>
+        <w:trPr>
+          <w:cantSplit/>
+        </w:trPr>
         <w:tc>
           <w:tcPr>
             <w:tcW w:type="dxa" w:w="1971"/>
@@ -5733,6 +6852,9 @@
         </w:tc>
       </w:tr>
       <w:tr>
+        <w:trPr>
+          <w:cantSplit/>
+        </w:trPr>
         <w:tc>
           <w:tcPr>
             <w:tcW w:type="dxa" w:w="1971"/>
@@ -5866,6 +6988,9 @@
         </w:tc>
       </w:tr>
       <w:tr>
+        <w:trPr>
+          <w:cantSplit/>
+        </w:trPr>
         <w:tc>
           <w:tcPr>
             <w:tcW w:type="dxa" w:w="1971"/>
@@ -5992,6 +7117,9 @@
         </w:tc>
       </w:tr>
       <w:tr>
+        <w:trPr>
+          <w:cantSplit/>
+        </w:trPr>
         <w:tc>
           <w:tcPr>
             <w:tcW w:type="dxa" w:w="1971"/>
@@ -6050,8 +7178,8 @@
         </w:tc>
       </w:tr>
     </w:tbl>
-    <w:bookmarkEnd w:id="23"/>
-    <w:bookmarkStart w:id="24" w:name="X147ae1bcccdadb73d61657875ab13c374bcd18f"/>
+    <w:bookmarkEnd w:id="32"/>
+    <w:bookmarkStart w:id="33" w:name="X147ae1bcccdadb73d61657875ab13c374bcd18f"/>
     <w:p>
       <w:pPr>
         <w:pStyle w:val="Heading3"/>
@@ -6114,7 +7242,7 @@
         <w:tblStyle w:val="Table"/>
         <w:tblW w:type="pct" w:w="5000"/>
         <w:tblLook w:firstRow="0" w:lastRow="0" w:firstColumn="0" w:lastColumn="0" w:noHBand="0" w:noVBand="0" w:val="0000"/>
-        <w:jc w:val="start"/>
+        <w:jc w:val="center"/>
         <w:tblBorders>
           <w:top w:val="nil"/>
           <w:left w:val="nil"/>
@@ -6125,13 +7253,25 @@
         </w:tblBorders>
       </w:tblPr>
       <w:tblGrid>
-        <w:gridCol w:w="7981"/>
-        <w:gridCol w:w="1088"/>
+        <w:gridCol w:w="907"/>
+        <w:gridCol w:w="7256"/>
+        <w:gridCol w:w="907"/>
       </w:tblGrid>
       <w:tr>
         <w:tc>
           <w:tcPr>
-            <w:tcW w:type="dxa" w:w="7981"/>
+            <w:tcW w:type="dxa" w:w="907"/>
+            <w:vAlign w:val="center"/>
+          </w:tcPr>
+          <w:p>
+            <w:pPr>
+              <w:pStyle w:val="Compact"/>
+            </w:pPr>
+          </w:p>
+        </w:tc>
+        <w:tc>
+          <w:tcPr>
+            <w:tcW w:type="dxa" w:w="7256"/>
             <w:vAlign w:val="center"/>
           </w:tcPr>
           <w:p>
@@ -6242,7 +7382,7 @@
         </w:tc>
         <w:tc>
           <w:tcPr>
-            <w:tcW w:type="dxa" w:w="1088"/>
+            <w:tcW w:type="dxa" w:w="907"/>
             <w:vAlign w:val="center"/>
           </w:tcPr>
           <w:p>
@@ -6492,7 +7632,7 @@
         <w:tblStyle w:val="Table"/>
         <w:tblW w:type="pct" w:w="5000"/>
         <w:tblLook w:firstRow="0" w:lastRow="0" w:firstColumn="0" w:lastColumn="0" w:noHBand="0" w:noVBand="0" w:val="0000"/>
-        <w:jc w:val="start"/>
+        <w:jc w:val="center"/>
         <w:tblBorders>
           <w:top w:val="nil"/>
           <w:left w:val="nil"/>
@@ -6503,13 +7643,25 @@
         </w:tblBorders>
       </w:tblPr>
       <w:tblGrid>
-        <w:gridCol w:w="7981"/>
-        <w:gridCol w:w="1088"/>
+        <w:gridCol w:w="907"/>
+        <w:gridCol w:w="7256"/>
+        <w:gridCol w:w="907"/>
       </w:tblGrid>
       <w:tr>
         <w:tc>
           <w:tcPr>
-            <w:tcW w:type="dxa" w:w="7981"/>
+            <w:tcW w:type="dxa" w:w="907"/>
+            <w:vAlign w:val="center"/>
+          </w:tcPr>
+          <w:p>
+            <w:pPr>
+              <w:pStyle w:val="Compact"/>
+            </w:pPr>
+          </w:p>
+        </w:tc>
+        <w:tc>
+          <w:tcPr>
+            <w:tcW w:type="dxa" w:w="7256"/>
             <w:vAlign w:val="center"/>
           </w:tcPr>
           <w:p>
@@ -6633,7 +7785,7 @@
         </w:tc>
         <w:tc>
           <w:tcPr>
-            <w:tcW w:type="dxa" w:w="1088"/>
+            <w:tcW w:type="dxa" w:w="907"/>
             <w:vAlign w:val="center"/>
           </w:tcPr>
           <w:p>
@@ -6925,7 +8077,7 @@
         <w:tblStyle w:val="Table"/>
         <w:tblW w:type="pct" w:w="5000"/>
         <w:tblLook w:firstRow="0" w:lastRow="0" w:firstColumn="0" w:lastColumn="0" w:noHBand="0" w:noVBand="0" w:val="0000"/>
-        <w:jc w:val="start"/>
+        <w:jc w:val="center"/>
         <w:tblBorders>
           <w:top w:val="nil"/>
           <w:left w:val="nil"/>
@@ -6936,13 +8088,25 @@
         </w:tblBorders>
       </w:tblPr>
       <w:tblGrid>
-        <w:gridCol w:w="7981"/>
-        <w:gridCol w:w="1088"/>
+        <w:gridCol w:w="907"/>
+        <w:gridCol w:w="7256"/>
+        <w:gridCol w:w="907"/>
       </w:tblGrid>
       <w:tr>
         <w:tc>
           <w:tcPr>
-            <w:tcW w:type="dxa" w:w="7981"/>
+            <w:tcW w:type="dxa" w:w="907"/>
+            <w:vAlign w:val="center"/>
+          </w:tcPr>
+          <w:p>
+            <w:pPr>
+              <w:pStyle w:val="Compact"/>
+            </w:pPr>
+          </w:p>
+        </w:tc>
+        <w:tc>
+          <w:tcPr>
+            <w:tcW w:type="dxa" w:w="7256"/>
             <w:vAlign w:val="center"/>
           </w:tcPr>
           <w:p>
@@ -7077,7 +8241,7 @@
         </w:tc>
         <w:tc>
           <w:tcPr>
-            <w:tcW w:type="dxa" w:w="1088"/>
+            <w:tcW w:type="dxa" w:w="907"/>
             <w:vAlign w:val="center"/>
           </w:tcPr>
           <w:p>
@@ -7119,8 +8283,8 @@
         <w:t xml:space="preserve">, at which the bias reaches 100 %, combines sensor position and baseline stability into one number, to be compared with the lightest vehicle to be screened.</w:t>
       </w:r>
     </w:p>
-    <w:bookmarkEnd w:id="24"/>
-    <w:bookmarkStart w:id="25" w:name="X7dbba64553acd36396feecc66b288e6fa85cc16"/>
+    <w:bookmarkEnd w:id="33"/>
+    <w:bookmarkStart w:id="34" w:name="X7dbba64553acd36396feecc66b288e6fa85cc16"/>
     <w:p>
       <w:pPr>
         <w:pStyle w:val="Heading3"/>
@@ -7397,7 +8561,7 @@
         <w:tblStyle w:val="Table"/>
         <w:tblW w:type="pct" w:w="5000"/>
         <w:tblLook w:firstRow="0" w:lastRow="0" w:firstColumn="0" w:lastColumn="0" w:noHBand="0" w:noVBand="0" w:val="0000"/>
-        <w:jc w:val="start"/>
+        <w:jc w:val="center"/>
         <w:tblBorders>
           <w:top w:val="nil"/>
           <w:left w:val="nil"/>
@@ -7408,13 +8572,25 @@
         </w:tblBorders>
       </w:tblPr>
       <w:tblGrid>
-        <w:gridCol w:w="7981"/>
-        <w:gridCol w:w="1088"/>
+        <w:gridCol w:w="907"/>
+        <w:gridCol w:w="7256"/>
+        <w:gridCol w:w="907"/>
       </w:tblGrid>
       <w:tr>
         <w:tc>
           <w:tcPr>
-            <w:tcW w:type="dxa" w:w="7981"/>
+            <w:tcW w:type="dxa" w:w="907"/>
+            <w:vAlign w:val="center"/>
+          </w:tcPr>
+          <w:p>
+            <w:pPr>
+              <w:pStyle w:val="Compact"/>
+            </w:pPr>
+          </w:p>
+        </w:tc>
+        <w:tc>
+          <w:tcPr>
+            <w:tcW w:type="dxa" w:w="7256"/>
             <w:vAlign w:val="center"/>
           </w:tcPr>
           <w:p>
@@ -7646,7 +8822,7 @@
         </w:tc>
         <w:tc>
           <w:tcPr>
-            <w:tcW w:type="dxa" w:w="1088"/>
+            <w:tcW w:type="dxa" w:w="907"/>
             <w:vAlign w:val="center"/>
           </w:tcPr>
           <w:p>
@@ -7725,7 +8901,7 @@
         <w:tblStyle w:val="Table"/>
         <w:tblW w:type="pct" w:w="5000"/>
         <w:tblLook w:firstRow="0" w:lastRow="0" w:firstColumn="0" w:lastColumn="0" w:noHBand="0" w:noVBand="0" w:val="0000"/>
-        <w:jc w:val="start"/>
+        <w:jc w:val="center"/>
         <w:tblBorders>
           <w:top w:val="nil"/>
           <w:left w:val="nil"/>
@@ -7736,13 +8912,25 @@
         </w:tblBorders>
       </w:tblPr>
       <w:tblGrid>
-        <w:gridCol w:w="7981"/>
-        <w:gridCol w:w="1088"/>
+        <w:gridCol w:w="907"/>
+        <w:gridCol w:w="7256"/>
+        <w:gridCol w:w="907"/>
       </w:tblGrid>
       <w:tr>
         <w:tc>
           <w:tcPr>
-            <w:tcW w:type="dxa" w:w="7981"/>
+            <w:tcW w:type="dxa" w:w="907"/>
+            <w:vAlign w:val="center"/>
+          </w:tcPr>
+          <w:p>
+            <w:pPr>
+              <w:pStyle w:val="Compact"/>
+            </w:pPr>
+          </w:p>
+        </w:tc>
+        <w:tc>
+          <w:tcPr>
+            <w:tcW w:type="dxa" w:w="7256"/>
             <w:vAlign w:val="center"/>
           </w:tcPr>
           <w:p>
@@ -8022,7 +9210,7 @@
         </w:tc>
         <w:tc>
           <w:tcPr>
-            <w:tcW w:type="dxa" w:w="1088"/>
+            <w:tcW w:type="dxa" w:w="907"/>
             <w:vAlign w:val="center"/>
           </w:tcPr>
           <w:p>
@@ -8398,8 +9586,8 @@
         <w:t xml:space="preserve">. With independent offsets every sensor should sit near the maximum; with correlated offsets one should sit at the minimum, because a common offset cancels in the difference. A brute-force search found no better design, and a Monte Carlo study confirmed Eqs. (13) and (14) to within 0.6 % (Supplementary Section S4). The zero-sum estimator helps only if the disturbance is common-mode during the crossings themselves, not merely in vehicle-free periods, and Section 4.3 shows that real records can violate this.</w:t>
       </w:r>
     </w:p>
-    <w:bookmarkEnd w:id="25"/>
-    <w:bookmarkStart w:id="26" w:name="X8083e8107fdbc4fed3b68688169e7e185f6b866"/>
+    <w:bookmarkEnd w:id="34"/>
+    <w:bookmarkStart w:id="35" w:name="X8083e8107fdbc4fed3b68688169e7e185f6b866"/>
     <w:p>
       <w:pPr>
         <w:pStyle w:val="Heading3"/>
@@ -8626,7 +9814,7 @@
         <w:tblStyle w:val="Table"/>
         <w:tblW w:type="pct" w:w="5000"/>
         <w:tblLook w:firstRow="0" w:lastRow="0" w:firstColumn="0" w:lastColumn="0" w:noHBand="0" w:noVBand="0" w:val="0000"/>
-        <w:jc w:val="start"/>
+        <w:jc w:val="center"/>
         <w:tblBorders>
           <w:top w:val="nil"/>
           <w:left w:val="nil"/>
@@ -8637,13 +9825,25 @@
         </w:tblBorders>
       </w:tblPr>
       <w:tblGrid>
-        <w:gridCol w:w="7981"/>
-        <w:gridCol w:w="1088"/>
+        <w:gridCol w:w="907"/>
+        <w:gridCol w:w="7256"/>
+        <w:gridCol w:w="907"/>
       </w:tblGrid>
       <w:tr>
         <w:tc>
           <w:tcPr>
-            <w:tcW w:type="dxa" w:w="7981"/>
+            <w:tcW w:type="dxa" w:w="907"/>
+            <w:vAlign w:val="center"/>
+          </w:tcPr>
+          <w:p>
+            <w:pPr>
+              <w:pStyle w:val="Compact"/>
+            </w:pPr>
+          </w:p>
+        </w:tc>
+        <w:tc>
+          <w:tcPr>
+            <w:tcW w:type="dxa" w:w="7256"/>
             <w:vAlign w:val="center"/>
           </w:tcPr>
           <w:p>
@@ -8825,7 +10025,7 @@
         </w:tc>
         <w:tc>
           <w:tcPr>
-            <w:tcW w:type="dxa" w:w="1088"/>
+            <w:tcW w:type="dxa" w:w="907"/>
             <w:vAlign w:val="center"/>
           </w:tcPr>
           <w:p>
@@ -9142,7 +10342,7 @@
         <w:tblStyle w:val="Table"/>
         <w:tblW w:type="pct" w:w="5000"/>
         <w:tblLook w:firstRow="0" w:lastRow="0" w:firstColumn="0" w:lastColumn="0" w:noHBand="0" w:noVBand="0" w:val="0000"/>
-        <w:jc w:val="start"/>
+        <w:jc w:val="center"/>
         <w:tblBorders>
           <w:top w:val="nil"/>
           <w:left w:val="nil"/>
@@ -9153,13 +10353,25 @@
         </w:tblBorders>
       </w:tblPr>
       <w:tblGrid>
-        <w:gridCol w:w="7981"/>
-        <w:gridCol w:w="1088"/>
+        <w:gridCol w:w="907"/>
+        <w:gridCol w:w="7256"/>
+        <w:gridCol w:w="907"/>
       </w:tblGrid>
       <w:tr>
         <w:tc>
           <w:tcPr>
-            <w:tcW w:type="dxa" w:w="7981"/>
+            <w:tcW w:type="dxa" w:w="907"/>
+            <w:vAlign w:val="center"/>
+          </w:tcPr>
+          <w:p>
+            <w:pPr>
+              <w:pStyle w:val="Compact"/>
+            </w:pPr>
+          </w:p>
+        </w:tc>
+        <w:tc>
+          <w:tcPr>
+            <w:tcW w:type="dxa" w:w="7256"/>
             <w:vAlign w:val="center"/>
           </w:tcPr>
           <w:p>
@@ -9410,7 +10622,7 @@
         </w:tc>
         <w:tc>
           <w:tcPr>
-            <w:tcW w:type="dxa" w:w="1088"/>
+            <w:tcW w:type="dxa" w:w="907"/>
             <w:vAlign w:val="center"/>
           </w:tcPr>
           <w:p>
@@ -9768,9 +10980,9 @@
         <w:t xml:space="preserve">.</w:t>
       </w:r>
     </w:p>
-    <w:bookmarkEnd w:id="26"/>
-    <w:bookmarkEnd w:id="27"/>
-    <w:bookmarkStart w:id="28" w:name="laboratory-verification"/>
+    <w:bookmarkEnd w:id="35"/>
+    <w:bookmarkEnd w:id="36"/>
+    <w:bookmarkStart w:id="37" w:name="laboratory-verification"/>
     <w:p>
       <w:pPr>
         <w:pStyle w:val="Heading2"/>
@@ -9930,8 +11142,8 @@
         <w:t xml:space="preserve">The analytical influence line matched the single-load record within 0.0126 mm, 0.44 % of the peak. With the trapezoidal rule, BPM overestimated the weighed totals of 66.99 N and 125.08 N by 1.10 % and 1.19 %, and SLM by 0.61 % and 0.70 % (Supplementary Table S3). The BPM-to-SLM ratio equals 1.0049, the ratio of the measured reference integral to its exact value: SLM absorbs the calibration error of the reference record, whereas BPM does not. The SLM deviations match the growth of the measured-to-analytical integral ratio (1.010, 1.016 and 1.017 for one, two and three loads), which the data cannot assign to either support seating or the stated masses. The test supports the invariance of Eq. (2) only indirectly, and the predicted blind configuration (spans of 2500 mm and 3644 mm) was not tested.</w:t>
       </w:r>
     </w:p>
-    <w:bookmarkEnd w:id="28"/>
-    <w:bookmarkStart w:id="32" w:name="X1726abe2eab959bdb5e0d716a3723da0db54df6"/>
+    <w:bookmarkEnd w:id="37"/>
+    <w:bookmarkStart w:id="47" w:name="X1726abe2eab959bdb5e0d716a3723da0db54df6"/>
     <w:p>
       <w:pPr>
         <w:pStyle w:val="Heading2"/>
@@ -9948,7 +11160,7 @@
         <w:t xml:space="preserve">Public records test the assumptions of the identity and the noise model of Section 2.4, with 95 % confidence intervals (CIs); further tables are in Supplementary Section S7.</w:t>
       </w:r>
     </w:p>
-    <w:bookmarkStart w:id="29" w:name="data-and-processing"/>
+    <w:bookmarkStart w:id="41" w:name="data-and-processing"/>
     <w:p>
       <w:pPr>
         <w:pStyle w:val="Heading3"/>
@@ -10021,34 +11233,219 @@
         <w:t xml:space="preserve">with the speed from the axle spikes (Fig. 4); the noise of the integral came from vehicle-free windows of crossing length.</w:t>
       </w:r>
     </w:p>
-    <w:bookmarkEnd w:id="29"/>
-    <w:bookmarkStart w:id="30" w:name="invariance-lanes-and-gauges"/>
     <w:p>
       <w:pPr>
-        <w:pStyle w:val="Heading3"/>
-      </w:pPr>
-      <w:r>
-        <w:t xml:space="preserve">4.2. Invariance, lanes and gauges</w:t>
+        <w:pStyle w:val="Figure"/>
+      </w:pPr>
+      <w:r>
+        <w:drawing>
+          <wp:inline>
+            <wp:extent cx="5039999" cy="5249999"/>
+            <wp:effectExtent b="0" l="0" r="0" t="0"/>
+            <wp:docPr descr="" title="" id="39" name="Picture"/>
+            <a:graphic>
+              <a:graphicData uri="http://schemas.openxmlformats.org/drawingml/2006/picture">
+                <pic:pic>
+                  <pic:nvPicPr>
+                    <pic:cNvPr descr="/home/user/SHM-Paper1-1D/manuscript/ase/figures/Fig4_norbwim_crossings.png" id="40" name="Picture"/>
+                    <pic:cNvPicPr>
+                      <a:picLocks noChangeArrowheads="1" noChangeAspect="1"/>
+                    </pic:cNvPicPr>
+                  </pic:nvPicPr>
+                  <pic:blipFill>
+                    <a:blip r:embed="rId38"/>
+                    <a:stretch>
+                      <a:fillRect/>
+                    </a:stretch>
+                  </pic:blipFill>
+                  <pic:spPr bwMode="auto">
+                    <a:xfrm>
+                      <a:off x="0" y="0"/>
+                      <a:ext cx="5039999" cy="5249999"/>
+                    </a:xfrm>
+                    <a:prstGeom prst="rect">
+                      <a:avLst/>
+                    </a:prstGeom>
+                    <a:noFill/>
+                    <a:ln w="9525">
+                      <a:noFill/>
+                      <a:headEnd/>
+                      <a:tailEnd/>
+                    </a:ln>
+                  </pic:spPr>
+                </pic:pic>
+              </a:graphicData>
+            </a:graphic>
+          </wp:inline>
+        </w:drawing>
       </w:r>
     </w:p>
     <w:p>
       <w:pPr>
-        <w:pStyle w:val="FirstParagraph"/>
-      </w:pPr>
-      <w:r>
-        <w:t xml:space="preserve">Invariance between trucks can be shown only within margins of 10–27 %. On day 1, the χ² test does not reject consistency with the measured noise for eight of the twelve gauges, but only ch11 shows equal constants for both trucks within ±10 % (Fig. 5a); with twelve tests at the 5 % level, one such pass is about what chance alone would produce. The four gauges without axle spikes give constants 22–26 % lower for the second truck (CIs exclude 1), but speed and truck are almost perfectly confounded on day 1 (correlation 0.98), so wheel path, local deck action or speed may cause this. On day 2, the ratio of the gauge-average constants of the 5-axle and the 3-axle truck is 0.98 (95 % CI 0.70–1.37; Fig. 5b): consistent with Eq. (2), but with eight runs it cannot exclude differences of up to about 27 %, so it is a coarse check of linearity and processing. A speed effect was neither resolved nor excluded (Supplementary Fig. S11).</w:t>
+        <w:pStyle w:val="Captionjustified"/>
+      </w:pPr>
+      <w:r>
+        <w:rPr>
+          <w:bCs/>
+          <w:b/>
+        </w:rPr>
+        <w:t xml:space="preserve">Figure 4.</w:t>
+      </w:r>
+      <w:r>
+        <w:t xml:space="preserve"> </w:t>
+      </w:r>
+      <w:r>
+        <w:t xml:space="preserve">NOR-BWIM strain records of three single-truck crossings of the five-span girder. Shaded: integration window; dashed: beam-model shape; legend: integral</w:t>
+      </w:r>
+      <w:r>
+        <w:t xml:space="preserve"> </w:t>
+      </w:r>
+      <m:oMath>
+        <m:r>
+          <m:rPr>
+            <m:sty m:val="p"/>
+          </m:rPr>
+          <m:t>∫</m:t>
+        </m:r>
+        <m:r>
+          <m:t>ε</m:t>
+        </m:r>
+        <m:r>
+          <m:t> </m:t>
+        </m:r>
+        <m:r>
+          <m:rPr>
+            <m:sty m:val="p"/>
+          </m:rPr>
+          <m:t>d</m:t>
+        </m:r>
+        <m:r>
+          <m:t>x</m:t>
+        </m:r>
+      </m:oMath>
+      <w:r>
+        <w:t xml:space="preserve"> </w:t>
+      </w:r>
+      <w:r>
+        <w:t xml:space="preserve">(µε m) per gauge.</w:t>
+      </w:r>
+    </w:p>
+    <w:bookmarkEnd w:id="41"/>
+    <w:bookmarkStart w:id="45" w:name="invariance-lanes-and-gauges"/>
+    <w:p>
+      <w:pPr>
+        <w:pStyle w:val="Heading3"/>
+      </w:pPr>
+      <w:r>
+        <w:t xml:space="preserve">4.2. Invariance, lanes and gauges</w:t>
       </w:r>
     </w:p>
     <w:p>
       <w:pPr>
-        <w:pStyle w:val="BodyText"/>
-      </w:pPr>
-      <w:r>
-        <w:t xml:space="preserve">Each lane needs its own constant. For the gauge average, return trips in lane B gave constants 0.79 times those of lane A (95 % CI 0.59–1.00), as on another continuous girder (Wu et al., 2020); lane-B speeds came from the lag between gauges, so this ratio also contains any difference between the two speed estimates. The lane effect is clearly resolved for one gauge only (st36: 0.64, 95 % CI 0.47–0.81). For the gauge average, the two runs with the trucks one behind the other gave 0.92 of the summed single-truck predictions (pooled 95 % CI 0.77–1.06), consistent with superposition although both fall below the prediction.</w:t>
+        <w:pStyle w:val="FirstParagraph"/>
+      </w:pPr>
+      <w:r>
+        <w:t xml:space="preserve">Invariance between trucks can be shown only within margins of 10–27 %. On day 1, the</w:t>
+      </w:r>
+      <w:r>
+        <w:t xml:space="preserve"> </w:t>
+      </w:r>
+      <m:oMath>
+        <m:sSup>
+          <m:e>
+            <m:r>
+              <m:t>χ</m:t>
+            </m:r>
+          </m:e>
+          <m:sup>
+            <m:r>
+              <m:t>2</m:t>
+            </m:r>
+          </m:sup>
+        </m:sSup>
+      </m:oMath>
+      <w:r>
+        <w:t xml:space="preserve"> </w:t>
+      </w:r>
+      <w:r>
+        <w:t xml:space="preserve">test does not reject consistency with the measured noise for eight of the twelve gauges, but only ch11 shows equal constants for both trucks within ±10 % (Fig. 5a); with twelve tests at the 5 % level, one such pass is about what chance alone would produce. The four gauges without axle spikes give constants 22–26 % lower for the second truck (CIs exclude 1), but speed and truck are almost perfectly confounded on day 1 (correlation 0.98), so wheel path, local deck action or speed may cause this. On day 2, the ratio of the gauge-average constants of the 5-axle and the 3-axle truck is 0.98 (95 % CI 0.70–1.37; Fig. 5b): consistent with Eq. (2), but with eight runs it cannot exclude differences of up to about 27 %, so it is a coarse check of linearity and processing. A speed effect was neither resolved nor excluded (Supplementary Fig. S11).</w:t>
       </w:r>
     </w:p>
     <w:p>
       <w:pPr>
+        <w:pStyle w:val="Figure"/>
+      </w:pPr>
+      <w:r>
+        <w:drawing>
+          <wp:inline>
+            <wp:extent cx="5039999" cy="2239999"/>
+            <wp:effectExtent b="0" l="0" r="0" t="0"/>
+            <wp:docPr descr="" title="" id="43" name="Picture"/>
+            <a:graphic>
+              <a:graphicData uri="http://schemas.openxmlformats.org/drawingml/2006/picture">
+                <pic:pic>
+                  <pic:nvPicPr>
+                    <pic:cNvPr descr="/home/user/SHM-Paper1-1D/manuscript/ase/figures/Fig5_norbwim_invariance.png" id="44" name="Picture"/>
+                    <pic:cNvPicPr>
+                      <a:picLocks noChangeArrowheads="1" noChangeAspect="1"/>
+                    </pic:cNvPicPr>
+                  </pic:nvPicPr>
+                  <pic:blipFill>
+                    <a:blip r:embed="rId42"/>
+                    <a:stretch>
+                      <a:fillRect/>
+                    </a:stretch>
+                  </pic:blipFill>
+                  <pic:spPr bwMode="auto">
+                    <a:xfrm>
+                      <a:off x="0" y="0"/>
+                      <a:ext cx="5039999" cy="2239999"/>
+                    </a:xfrm>
+                    <a:prstGeom prst="rect">
+                      <a:avLst/>
+                    </a:prstGeom>
+                    <a:noFill/>
+                    <a:ln w="9525">
+                      <a:noFill/>
+                      <a:headEnd/>
+                      <a:tailEnd/>
+                    </a:ln>
+                  </pic:spPr>
+                </pic:pic>
+              </a:graphicData>
+            </a:graphic>
+          </wp:inline>
+        </w:drawing>
+      </w:r>
+    </w:p>
+    <w:p>
+      <w:pPr>
+        <w:pStyle w:val="Captionjustified"/>
+      </w:pPr>
+      <w:r>
+        <w:rPr>
+          <w:bCs/>
+          <w:b/>
+        </w:rPr>
+        <w:t xml:space="preserve">Figure 5.</w:t>
+      </w:r>
+      <w:r>
+        <w:t xml:space="preserve"> </w:t>
+      </w:r>
+      <w:r>
+        <w:t xml:space="preserve">Ratio of the integral constants of two trucks, per gauge and gauge average, with 95 % confidence intervals: (a) day 1, second to first 3-axle truck, gauge average over the four wheel-path gauges; (b) day 2, 5-axle to 3-axle truck. Grey bands: ±5 % and ±10 %. Red: invariance rejected; blue: equivalent within ±10 %; orange: inconclusive.</w:t>
+      </w:r>
+    </w:p>
+    <w:p>
+      <w:pPr>
+        <w:pStyle w:val="BodyText"/>
+      </w:pPr>
+      <w:r>
+        <w:t xml:space="preserve">Each lane needs its own constant. For the gauge average, return trips in lane B gave constants 0.79 times those of lane A (95 % CI 0.59–1.00), as on another continuous girder (Wu et al., 2020); lane-B speeds came from the lag between gauges, so this ratio also contains any difference between the two speed estimates. The lane effect is clearly resolved for one gauge only (st36: 0.64, 95 % CI 0.47–0.81). For the gauge average, the two runs with the trucks one behind the other gave 0.92 of the summed single-truck predictions (pooled 95 % CI 0.77–1.06), consistent with superposition although both fall below the prediction.</w:t>
+      </w:r>
+    </w:p>
+    <w:p>
+      <w:pPr>
         <w:pStyle w:val="BodyText"/>
       </w:pPr>
       <w:r>
@@ -10075,8 +11472,8 @@
         <w:t xml:space="preserve">= 0.79–0.94) and confirms two points of Section 2: the gauges are not blind, since the zeros of the uniform-load moment diagram in span 2 lie about 35 m away, and the whole 605 m crossing must be integrated, since span 2 contributes about 170 % of the net integral and the adjacent spans −26 % and −66 %.</w:t>
       </w:r>
     </w:p>
-    <w:bookmarkEnd w:id="30"/>
-    <w:bookmarkStart w:id="31" w:name="noise-model-and-multi-channel-estimators"/>
+    <w:bookmarkEnd w:id="45"/>
+    <w:bookmarkStart w:id="46" w:name="noise-model-and-multi-channel-estimators"/>
     <w:p>
       <w:pPr>
         <w:pStyle w:val="Heading3"/>
@@ -10110,6 +11507,7 @@
     <w:p>
       <w:pPr>
         <w:pStyle w:val="BodyText"/>
+        <w:keepNext/>
       </w:pPr>
       <w:r>
         <w:rPr>
@@ -10144,7 +11542,7 @@
         <w:tblStyle w:val="Table"/>
         <w:tblW w:type="pct" w:w="5000"/>
         <w:tblLook w:firstRow="1" w:lastRow="0" w:firstColumn="0" w:lastColumn="0" w:noHBand="0" w:noVBand="0" w:val="0020"/>
-        <w:jc w:val="start"/>
+        <w:jc w:val="center"/>
         <w:tblBorders>
           <w:top w:val="single" w:sz="8" w:space="0" w:color="000000"/>
           <w:left w:val="nil"/>
@@ -10162,6 +11560,8 @@
       <w:tr>
         <w:trPr>
           <w:tblHeader w:val="true"/>
+          <w:tblHeader w:val="true"/>
+          <w:cantSplit/>
         </w:trPr>
         <w:tc>
           <w:tcPr>
@@ -10196,7 +11596,7 @@
           <w:p>
             <w:pPr>
               <w:pStyle w:val="Compact"/>
-              <w:jc w:val="left"/>
+              <w:jc w:val="right"/>
             </w:pPr>
             <w:r>
               <w:t xml:space="preserve">Day 2, 4 gauges</w:t>
@@ -10216,7 +11616,7 @@
           <w:p>
             <w:pPr>
               <w:pStyle w:val="Compact"/>
-              <w:jc w:val="left"/>
+              <w:jc w:val="right"/>
             </w:pPr>
             <w:r>
               <w:t xml:space="preserve">Day 1, 12 gauges</w:t>
@@ -10225,6 +11625,9 @@
         </w:tc>
       </w:tr>
       <w:tr>
+        <w:trPr>
+          <w:cantSplit/>
+        </w:trPr>
         <w:tc>
           <w:tcPr>
             <w:tcW w:type="dxa" w:w="3981"/>
@@ -10246,7 +11649,7 @@
           <w:p>
             <w:pPr>
               <w:pStyle w:val="Compact"/>
-              <w:jc w:val="left"/>
+              <w:jc w:val="right"/>
             </w:pPr>
             <w:r>
               <w:t xml:space="preserve">11.9 (6.0–18.6)</w:t>
@@ -10260,7 +11663,7 @@
           <w:p>
             <w:pPr>
               <w:pStyle w:val="Compact"/>
-              <w:jc w:val="left"/>
+              <w:jc w:val="right"/>
             </w:pPr>
             <w:r>
               <w:t xml:space="preserve">5.3 (2.5–7.8)</w:t>
@@ -10269,6 +11672,9 @@
         </w:tc>
       </w:tr>
       <w:tr>
+        <w:trPr>
+          <w:cantSplit/>
+        </w:trPr>
         <w:tc>
           <w:tcPr>
             <w:tcW w:type="dxa" w:w="3981"/>
@@ -10298,7 +11704,7 @@
           <w:p>
             <w:pPr>
               <w:pStyle w:val="Compact"/>
-              <w:jc w:val="left"/>
+              <w:jc w:val="right"/>
             </w:pPr>
             <w:r>
               <w:t xml:space="preserve">20.4 (12.3–28.8)</w:t>
@@ -10312,7 +11718,7 @@
           <w:p>
             <w:pPr>
               <w:pStyle w:val="Compact"/>
-              <w:jc w:val="left"/>
+              <w:jc w:val="right"/>
             </w:pPr>
             <w:r>
               <w:t xml:space="preserve">5.8 (3.5–8.1)</w:t>
@@ -10321,6 +11727,9 @@
         </w:tc>
       </w:tr>
       <w:tr>
+        <w:trPr>
+          <w:cantSplit/>
+        </w:trPr>
         <w:tc>
           <w:tcPr>
             <w:tcW w:type="dxa" w:w="3981"/>
@@ -10342,7 +11751,7 @@
           <w:p>
             <w:pPr>
               <w:pStyle w:val="Compact"/>
-              <w:jc w:val="left"/>
+              <w:jc w:val="right"/>
             </w:pPr>
             <w:r>
               <w:t xml:space="preserve">8.4 (2.9–15.3)</w:t>
@@ -10356,7 +11765,7 @@
           <w:p>
             <w:pPr>
               <w:pStyle w:val="Compact"/>
-              <w:jc w:val="left"/>
+              <w:jc w:val="right"/>
             </w:pPr>
             <w:r>
               <w:t xml:space="preserve">4.8 (1.8–7.9)</w:t>
@@ -10365,6 +11774,9 @@
         </w:tc>
       </w:tr>
       <w:tr>
+        <w:trPr>
+          <w:cantSplit/>
+        </w:trPr>
         <w:tc>
           <w:tcPr>
             <w:tcW w:type="dxa" w:w="3981"/>
@@ -10386,7 +11798,7 @@
           <w:p>
             <w:pPr>
               <w:pStyle w:val="Compact"/>
-              <w:jc w:val="left"/>
+              <w:jc w:val="right"/>
             </w:pPr>
             <w:r>
               <w:t xml:space="preserve">2.0 (1.9–2.0)</w:t>
@@ -10400,7 +11812,7 @@
           <w:p>
             <w:pPr>
               <w:pStyle w:val="Compact"/>
-              <w:jc w:val="left"/>
+              <w:jc w:val="right"/>
             </w:pPr>
             <w:r>
               <w:t xml:space="preserve">2.2 (1.1–3.5)</w:t>
@@ -10461,9 +11873,9 @@
         <w:t xml:space="preserve">, should be estimated from the residuals of enough calibration crossings, not from vehicle-free windows alone.</w:t>
       </w:r>
     </w:p>
-    <w:bookmarkEnd w:id="31"/>
-    <w:bookmarkEnd w:id="32"/>
-    <w:bookmarkStart w:id="36" w:name="X905b9edee6dff7c6c26aae9854d3fe45787768b"/>
+    <w:bookmarkEnd w:id="46"/>
+    <w:bookmarkEnd w:id="47"/>
+    <w:bookmarkStart w:id="57" w:name="X905b9edee6dff7c6c26aae9854d3fe45787768b"/>
     <w:p>
       <w:pPr>
         <w:pStyle w:val="Heading2"/>
@@ -10472,7 +11884,7 @@
         <w:t xml:space="preserve">5. Design case: an in-service three-span box girder</w:t>
       </w:r>
     </w:p>
-    <w:bookmarkStart w:id="33" w:name="bridge-data-and-model"/>
+    <w:bookmarkStart w:id="51" w:name="bridge-data-and-model"/>
     <w:p>
       <w:pPr>
         <w:pStyle w:val="Heading3"/>
@@ -10807,8 +12219,156 @@
         <w:t xml:space="preserve">kN m/rad. Fig. 6 shows the indicators along the girder.</w:t>
       </w:r>
     </w:p>
-    <w:bookmarkEnd w:id="33"/>
-    <w:bookmarkStart w:id="34" w:name="what-the-static-data-identify"/>
+    <w:p>
+      <w:pPr>
+        <w:pStyle w:val="Figure"/>
+      </w:pPr>
+      <w:r>
+        <w:drawing>
+          <wp:inline>
+            <wp:extent cx="5039999" cy="5288479"/>
+            <wp:effectExtent b="0" l="0" r="0" t="0"/>
+            <wp:docPr descr="" title="" id="49" name="Picture"/>
+            <a:graphic>
+              <a:graphicData uri="http://schemas.openxmlformats.org/drawingml/2006/picture">
+                <pic:pic>
+                  <pic:nvPicPr>
+                    <pic:cNvPr descr="/home/user/SHM-Paper1-1D/manuscript/ase/figures/Fig6_caumay_channels.png" id="50" name="Picture"/>
+                    <pic:cNvPicPr>
+                      <a:picLocks noChangeArrowheads="1" noChangeAspect="1"/>
+                    </pic:cNvPicPr>
+                  </pic:nvPicPr>
+                  <pic:blipFill>
+                    <a:blip r:embed="rId48"/>
+                    <a:stretch>
+                      <a:fillRect/>
+                    </a:stretch>
+                  </pic:blipFill>
+                  <pic:spPr bwMode="auto">
+                    <a:xfrm>
+                      <a:off x="0" y="0"/>
+                      <a:ext cx="5039999" cy="5288479"/>
+                    </a:xfrm>
+                    <a:prstGeom prst="rect">
+                      <a:avLst/>
+                    </a:prstGeom>
+                    <a:noFill/>
+                    <a:ln w="9525">
+                      <a:noFill/>
+                      <a:headEnd/>
+                      <a:tailEnd/>
+                    </a:ln>
+                  </pic:spPr>
+                </pic:pic>
+              </a:graphicData>
+            </a:graphic>
+          </wp:inline>
+        </w:drawing>
+      </w:r>
+    </w:p>
+    <w:p>
+      <w:pPr>
+        <w:pStyle w:val="Captionjustified"/>
+      </w:pPr>
+      <w:r>
+        <w:rPr>
+          <w:bCs/>
+          <w:b/>
+        </w:rPr>
+        <w:t xml:space="preserve">Figure 6.</w:t>
+      </w:r>
+      <w:r>
+        <w:t xml:space="preserve"> </w:t>
+      </w:r>
+      <w:r>
+        <w:t xml:space="preserve">Cầu Mây girder: indicators for a prismatic model with pinned piers and for the haunched model under calibrations A and B: (a) deflection</w:t>
+      </w:r>
+      <w:r>
+        <w:t xml:space="preserve"> </w:t>
+      </w:r>
+      <m:oMath>
+        <m:sSub>
+          <m:e>
+            <m:r>
+              <m:t>N</m:t>
+            </m:r>
+          </m:e>
+          <m:sub>
+            <m:r>
+              <m:t>w</m:t>
+            </m:r>
+          </m:sub>
+        </m:sSub>
+      </m:oMath>
+      <w:r>
+        <w:t xml:space="preserve">; (b) strain</w:t>
+      </w:r>
+      <w:r>
+        <w:t xml:space="preserve"> </w:t>
+      </w:r>
+      <m:oMath>
+        <m:sSub>
+          <m:e>
+            <m:r>
+              <m:t>N</m:t>
+            </m:r>
+          </m:e>
+          <m:sub>
+            <m:r>
+              <m:t>M</m:t>
+            </m:r>
+          </m:sub>
+        </m:sSub>
+      </m:oMath>
+      <w:r>
+        <w:t xml:space="preserve">; (c) strain indicator including the gain</w:t>
+      </w:r>
+      <w:r>
+        <w:t xml:space="preserve"> </w:t>
+      </w:r>
+      <m:oMath>
+        <m:r>
+          <m:t>c</m:t>
+        </m:r>
+        <m:r>
+          <m:rPr>
+            <m:sty m:val="p"/>
+          </m:rPr>
+          <m:t>/</m:t>
+        </m:r>
+        <m:r>
+          <m:t>E</m:t>
+        </m:r>
+        <m:r>
+          <m:t>I</m:t>
+        </m:r>
+      </m:oMath>
+      <w:r>
+        <w:t xml:space="preserve">, with</w:t>
+      </w:r>
+      <w:r>
+        <w:t xml:space="preserve"> </w:t>
+      </w:r>
+      <m:oMath>
+        <m:r>
+          <m:t>c</m:t>
+        </m:r>
+        <m:r>
+          <m:rPr>
+            <m:sty m:val="p"/>
+          </m:rPr>
+          <m:t>∝</m:t>
+        </m:r>
+        <m:r>
+          <m:t>h</m:t>
+        </m:r>
+      </m:oMath>
+      <w:r>
+        <w:t xml:space="preserve">. Dotted lines: gauge positions.</w:t>
+      </w:r>
+    </w:p>
+    <w:bookmarkEnd w:id="51"/>
+    <w:bookmarkStart w:id="55" w:name="what-the-static-data-identify"/>
     <w:p>
       <w:pPr>
         <w:pStyle w:val="Heading3"/>
@@ -10878,28 +12438,97 @@
     </w:p>
     <w:p>
       <w:pPr>
-        <w:pStyle w:val="BodyText"/>
-      </w:pPr>
-      <w:r>
-        <w:t xml:space="preserve">The admissible set contains every model whose misfit at each gauge stays within a tolerance</w:t>
-      </w:r>
-      <w:r>
-        <w:t xml:space="preserve"> </w:t>
-      </w:r>
-      <m:oMath>
-        <m:r>
-          <m:t>τ</m:t>
-        </m:r>
-      </m:oMath>
-      <w:r>
-        <w:t xml:space="preserve">. The six readings of each section have a standard deviation of 4.7–5.0 % about their mean, so the standard error of the mean is 1.9–2.0 %; this scatter comes from the transverse positions, not from repeatability, because the readings are not replicates. Combined in quadrature with a model-form standard uncertainty of 1.75 %, it gives 2.64 % for each section mean and</w:t>
-      </w:r>
-      <w:r>
-        <w:t xml:space="preserve"> </w:t>
-      </w:r>
-      <m:oMath>
-        <m:r>
-          <m:t>τ</m:t>
+        <w:pStyle w:val="Figure"/>
+      </w:pPr>
+      <w:r>
+        <w:drawing>
+          <wp:inline>
+            <wp:extent cx="5039999" cy="4276363"/>
+            <wp:effectExtent b="0" l="0" r="0" t="0"/>
+            <wp:docPr descr="" title="" id="53" name="Picture"/>
+            <a:graphic>
+              <a:graphicData uri="http://schemas.openxmlformats.org/drawingml/2006/picture">
+                <pic:pic>
+                  <pic:nvPicPr>
+                    <pic:cNvPr descr="/home/user/SHM-Paper1-1D/manuscript/ase/figures/Fig7_caumay_identifiability.png" id="54" name="Picture"/>
+                    <pic:cNvPicPr>
+                      <a:picLocks noChangeArrowheads="1" noChangeAspect="1"/>
+                    </pic:cNvPicPr>
+                  </pic:nvPicPr>
+                  <pic:blipFill>
+                    <a:blip r:embed="rId52"/>
+                    <a:stretch>
+                      <a:fillRect/>
+                    </a:stretch>
+                  </pic:blipFill>
+                  <pic:spPr bwMode="auto">
+                    <a:xfrm>
+                      <a:off x="0" y="0"/>
+                      <a:ext cx="5039999" cy="4276363"/>
+                    </a:xfrm>
+                    <a:prstGeom prst="rect">
+                      <a:avLst/>
+                    </a:prstGeom>
+                    <a:noFill/>
+                    <a:ln w="9525">
+                      <a:noFill/>
+                      <a:headEnd/>
+                      <a:tailEnd/>
+                    </a:ln>
+                  </pic:spPr>
+                </pic:pic>
+              </a:graphicData>
+            </a:graphic>
+          </wp:inline>
+        </w:drawing>
+      </w:r>
+    </w:p>
+    <w:p>
+      <w:pPr>
+        <w:pStyle w:val="Captionjustified"/>
+      </w:pPr>
+      <w:r>
+        <w:rPr>
+          <w:bCs/>
+          <w:b/>
+        </w:rPr>
+        <w:t xml:space="preserve">Figure 7.</w:t>
+      </w:r>
+      <w:r>
+        <w:t xml:space="preserve"> </w:t>
+      </w:r>
+      <w:r>
+        <w:t xml:space="preserve">Identifiability of the Cầu Mây pier stiffness: (a) misfit ratio</w:t>
+      </w:r>
+      <w:r>
+        <w:t xml:space="preserve"> </w:t>
+      </w:r>
+      <m:oMath>
+        <m:sSub>
+          <m:e>
+            <m:r>
+              <m:t>r</m:t>
+            </m:r>
+          </m:e>
+          <m:sub>
+            <m:r>
+              <m:t>87</m:t>
+            </m:r>
+          </m:sub>
+        </m:sSub>
+      </m:oMath>
+      <w:r>
+        <w:t xml:space="preserve"> </w:t>
+      </w:r>
+      <w:r>
+        <w:t xml:space="preserve">against</w:t>
+      </w:r>
+      <w:r>
+        <w:t xml:space="preserve"> </w:t>
+      </w:r>
+      <m:oMath>
+        <m:r>
+          <m:t>κ</m:t>
         </m:r>
         <m:r>
           <m:rPr>
@@ -10908,6 +12537,166 @@
           <m:t>=</m:t>
         </m:r>
         <m:r>
+          <m:t>k</m:t>
+        </m:r>
+        <m:r>
+          <m:rPr>
+            <m:sty m:val="p"/>
+          </m:rPr>
+          <m:t>/</m:t>
+        </m:r>
+        <m:r>
+          <m:t>α</m:t>
+        </m:r>
+      </m:oMath>
+      <w:r>
+        <w:t xml:space="preserve">, with model-form variants (grey) and admissible band</w:t>
+      </w:r>
+      <w:r>
+        <w:t xml:space="preserve"> </w:t>
+      </w:r>
+      <m:oMath>
+        <m:d>
+          <m:dPr>
+            <m:begChr m:val="|"/>
+            <m:endChr m:val="|"/>
+            <m:sepChr m:val=""/>
+            <m:grow/>
+          </m:dPr>
+          <m:e>
+            <m:r>
+              <m:rPr>
+                <m:sty m:val="p"/>
+              </m:rPr>
+              <m:t>ln</m:t>
+            </m:r>
+            <m:sSub>
+              <m:e>
+                <m:r>
+                  <m:t>r</m:t>
+                </m:r>
+              </m:e>
+              <m:sub>
+                <m:r>
+                  <m:t>87</m:t>
+                </m:r>
+              </m:sub>
+            </m:sSub>
+          </m:e>
+        </m:d>
+        <m:r>
+          <m:rPr>
+            <m:sty m:val="p"/>
+          </m:rPr>
+          <m:t>≤</m:t>
+        </m:r>
+        <m:r>
+          <m:t>2</m:t>
+        </m:r>
+        <m:r>
+          <m:t>τ</m:t>
+        </m:r>
+      </m:oMath>
+      <w:r>
+        <w:t xml:space="preserve"> </w:t>
+      </w:r>
+      <w:r>
+        <w:t xml:space="preserve">implied by a misfit within</w:t>
+      </w:r>
+      <w:r>
+        <w:t xml:space="preserve"> </w:t>
+      </w:r>
+      <m:oMath>
+        <m:r>
+          <m:t>τ</m:t>
+        </m:r>
+      </m:oMath>
+      <w:r>
+        <w:t xml:space="preserve"> </w:t>
+      </w:r>
+      <w:r>
+        <w:t xml:space="preserve">= 5.3 % at each gauge; (b) N8 and N7 indicators and cancellation ratios along the best static fit</w:t>
+      </w:r>
+      <w:r>
+        <w:t xml:space="preserve"> </w:t>
+      </w:r>
+      <m:oMath>
+        <m:sSup>
+          <m:e>
+            <m:r>
+              <m:t>α</m:t>
+            </m:r>
+          </m:e>
+          <m:sup>
+            <m:r>
+              <m:rPr>
+                <m:sty m:val="p"/>
+              </m:rPr>
+              <m:t>*</m:t>
+            </m:r>
+          </m:sup>
+        </m:sSup>
+        <m:d>
+          <m:dPr>
+            <m:begChr m:val="("/>
+            <m:endChr m:val=")"/>
+            <m:sepChr m:val=""/>
+            <m:grow/>
+          </m:dPr>
+          <m:e>
+            <m:r>
+              <m:t>κ</m:t>
+            </m:r>
+          </m:e>
+        </m:d>
+      </m:oMath>
+      <w:r>
+        <w:t xml:space="preserve">; shaded: admissible range of</w:t>
+      </w:r>
+      <w:r>
+        <w:t xml:space="preserve"> </w:t>
+      </w:r>
+      <m:oMath>
+        <m:r>
+          <m:t>κ</m:t>
+        </m:r>
+      </m:oMath>
+      <w:r>
+        <w:t xml:space="preserve">.</w:t>
+      </w:r>
+    </w:p>
+    <w:p>
+      <w:pPr>
+        <w:pStyle w:val="BodyText"/>
+      </w:pPr>
+      <w:r>
+        <w:t xml:space="preserve">The admissible set contains every model whose misfit at each gauge stays within a tolerance</w:t>
+      </w:r>
+      <w:r>
+        <w:t xml:space="preserve"> </w:t>
+      </w:r>
+      <m:oMath>
+        <m:r>
+          <m:t>τ</m:t>
+        </m:r>
+      </m:oMath>
+      <w:r>
+        <w:t xml:space="preserve">. The six readings of each section have a standard deviation of 4.7–5.0 % about their mean, so the standard error of the mean is 1.9–2.0 %; this scatter comes from the transverse positions, not from repeatability, because the readings are not replicates. Combined in quadrature with a model-form standard uncertainty of 1.75 %, it gives 2.64 % for each section mean and</w:t>
+      </w:r>
+      <w:r>
+        <w:t xml:space="preserve"> </w:t>
+      </w:r>
+      <m:oMath>
+        <m:r>
+          <m:t>τ</m:t>
+        </m:r>
+        <m:r>
+          <m:rPr>
+            <m:sty m:val="p"/>
+          </m:rPr>
+          <m:t>=</m:t>
+        </m:r>
+        <m:r>
           <m:t>5.3</m:t>
         </m:r>
       </m:oMath>
@@ -11061,7 +12850,83 @@
         <w:t xml:space="preserve"> </w:t>
       </w:r>
       <w:r>
-        <w:t xml:space="preserve">ranges from 3.0 × 10⁻⁵ to 2.0 × 10⁻⁴ m²/kN, whereas</w:t>
+        <w:t xml:space="preserve">ranges from</w:t>
+      </w:r>
+      <w:r>
+        <w:t xml:space="preserve"> </w:t>
+      </w:r>
+      <m:oMath>
+        <m:r>
+          <m:t>3.0</m:t>
+        </m:r>
+        <m:r>
+          <m:rPr>
+            <m:sty m:val="p"/>
+          </m:rPr>
+          <m:t>×</m:t>
+        </m:r>
+        <m:sSup>
+          <m:e>
+            <m:r>
+              <m:t>10</m:t>
+            </m:r>
+          </m:e>
+          <m:sup>
+            <m:r>
+              <m:rPr>
+                <m:sty m:val="p"/>
+              </m:rPr>
+              <m:t>−</m:t>
+            </m:r>
+            <m:r>
+              <m:t>5</m:t>
+            </m:r>
+          </m:sup>
+        </m:sSup>
+      </m:oMath>
+      <w:r>
+        <w:t xml:space="preserve"> </w:t>
+      </w:r>
+      <w:r>
+        <w:t xml:space="preserve">to</w:t>
+      </w:r>
+      <w:r>
+        <w:t xml:space="preserve"> </w:t>
+      </w:r>
+      <m:oMath>
+        <m:r>
+          <m:t>2.0</m:t>
+        </m:r>
+        <m:r>
+          <m:rPr>
+            <m:sty m:val="p"/>
+          </m:rPr>
+          <m:t>×</m:t>
+        </m:r>
+        <m:sSup>
+          <m:e>
+            <m:r>
+              <m:t>10</m:t>
+            </m:r>
+          </m:e>
+          <m:sup>
+            <m:r>
+              <m:rPr>
+                <m:sty m:val="p"/>
+              </m:rPr>
+              <m:t>−</m:t>
+            </m:r>
+            <m:r>
+              <m:t>4</m:t>
+            </m:r>
+          </m:sup>
+        </m:sSup>
+      </m:oMath>
+      <w:r>
+        <w:t xml:space="preserve"> </w:t>
+      </w:r>
+      <w:r>
+        <w:t xml:space="preserve">m²/kN, whereas</w:t>
       </w:r>
       <w:r>
         <w:t xml:space="preserve"> </w:t>
@@ -11084,7 +12949,53 @@
         <w:t xml:space="preserve"> </w:t>
       </w:r>
       <w:r>
-        <w:t xml:space="preserve">stays within 3.3–5.0 × 10⁻⁴ m²/kN; the N8 indicator spans 0.124–0.822 against 0.190–0.286 for N7 (Table 3). Going from pinned to fixed piers multiplies the N8 constant by 14.0 but reduces the N7 constant to 0.59 of its pinned value, and the design stiffness sits at</w:t>
+        <w:t xml:space="preserve">stays within</w:t>
+      </w:r>
+      <w:r>
+        <w:t xml:space="preserve"> </w:t>
+      </w:r>
+      <m:oMath>
+        <m:r>
+          <m:t>3.3</m:t>
+        </m:r>
+      </m:oMath>
+      <w:r>
+        <w:t xml:space="preserve">–</w:t>
+      </w:r>
+      <m:oMath>
+        <m:r>
+          <m:t>5.0</m:t>
+        </m:r>
+        <m:r>
+          <m:rPr>
+            <m:sty m:val="p"/>
+          </m:rPr>
+          <m:t>×</m:t>
+        </m:r>
+        <m:sSup>
+          <m:e>
+            <m:r>
+              <m:t>10</m:t>
+            </m:r>
+          </m:e>
+          <m:sup>
+            <m:r>
+              <m:rPr>
+                <m:sty m:val="p"/>
+              </m:rPr>
+              <m:t>−</m:t>
+            </m:r>
+            <m:r>
+              <m:t>4</m:t>
+            </m:r>
+          </m:sup>
+        </m:sSup>
+      </m:oMath>
+      <w:r>
+        <w:t xml:space="preserve"> </w:t>
+      </w:r>
+      <w:r>
+        <w:t xml:space="preserve">m²/kN; the N8 indicator spans 0.124–0.822 against 0.190–0.286 for N7 (Table 3). Going from pinned to fixed piers multiplies the N8 constant by 14.0 but reduces the N7 constant to 0.59 of its pinned value, and the design stiffness sits at</w:t>
       </w:r>
       <w:r>
         <w:t xml:space="preserve"> </w:t>
@@ -11174,6 +13085,7 @@
     <w:p>
       <w:pPr>
         <w:pStyle w:val="BodyText"/>
+        <w:keepNext/>
       </w:pPr>
       <w:r>
         <w:rPr>
@@ -11386,7 +13298,7 @@
         <w:tblStyle w:val="Table"/>
         <w:tblW w:type="pct" w:w="5000"/>
         <w:tblLook w:firstRow="1" w:lastRow="0" w:firstColumn="0" w:lastColumn="0" w:noHBand="0" w:noVBand="0" w:val="0020"/>
-        <w:jc w:val="start"/>
+        <w:jc w:val="center"/>
         <w:tblBorders>
           <w:top w:val="single" w:sz="8" w:space="0" w:color="000000"/>
           <w:left w:val="nil"/>
@@ -11406,6 +13318,8 @@
       <w:tr>
         <w:trPr>
           <w:tblHeader w:val="true"/>
+          <w:tblHeader w:val="true"/>
+          <w:cantSplit/>
         </w:trPr>
         <w:tc>
           <w:tcPr>
@@ -11440,7 +13354,7 @@
           <w:p>
             <w:pPr>
               <w:pStyle w:val="Compact"/>
-              <w:jc w:val="left"/>
+              <w:jc w:val="right"/>
             </w:pPr>
             <m:oMath>
               <m:sSub>
@@ -11474,7 +13388,7 @@
           <w:p>
             <w:pPr>
               <w:pStyle w:val="Compact"/>
-              <w:jc w:val="left"/>
+              <w:jc w:val="right"/>
             </w:pPr>
             <m:oMath>
               <m:sSub>
@@ -11508,7 +13422,7 @@
           <w:p>
             <w:pPr>
               <w:pStyle w:val="Compact"/>
-              <w:jc w:val="left"/>
+              <w:jc w:val="right"/>
             </w:pPr>
             <m:oMath>
               <m:r>
@@ -11533,7 +13447,7 @@
           <w:p>
             <w:pPr>
               <w:pStyle w:val="Compact"/>
-              <w:jc w:val="left"/>
+              <w:jc w:val="right"/>
             </w:pPr>
             <m:oMath>
               <m:r>
@@ -11547,6 +13461,9 @@
         </w:tc>
       </w:tr>
       <w:tr>
+        <w:trPr>
+          <w:cantSplit/>
+        </w:trPr>
         <w:tc>
           <w:tcPr>
             <w:tcW w:type="dxa" w:w="2388"/>
@@ -11568,7 +13485,7 @@
           <w:p>
             <w:pPr>
               <w:pStyle w:val="Compact"/>
-              <w:jc w:val="left"/>
+              <w:jc w:val="right"/>
             </w:pPr>
             <w:r>
               <w:t xml:space="preserve">0.287</w:t>
@@ -11582,7 +13499,7 @@
           <w:p>
             <w:pPr>
               <w:pStyle w:val="Compact"/>
-              <w:jc w:val="left"/>
+              <w:jc w:val="right"/>
             </w:pPr>
             <w:r>
               <w:t xml:space="preserve">0.755</w:t>
@@ -11596,7 +13513,7 @@
           <w:p>
             <w:pPr>
               <w:pStyle w:val="Compact"/>
-              <w:jc w:val="left"/>
+              <w:jc w:val="right"/>
             </w:pPr>
             <w:r>
               <w:t xml:space="preserve">0.14</w:t>
@@ -11610,7 +13527,7 @@
           <w:p>
             <w:pPr>
               <w:pStyle w:val="Compact"/>
-              <w:jc w:val="left"/>
+              <w:jc w:val="right"/>
             </w:pPr>
             <w:r>
               <w:t xml:space="preserve">0.70</w:t>
@@ -11619,6 +13536,9 @@
         </w:tc>
       </w:tr>
       <w:tr>
+        <w:trPr>
+          <w:cantSplit/>
+        </w:trPr>
         <w:tc>
           <w:tcPr>
             <w:tcW w:type="dxa" w:w="2388"/>
@@ -11640,7 +13560,7 @@
           <w:p>
             <w:pPr>
               <w:pStyle w:val="Compact"/>
-              <w:jc w:val="left"/>
+              <w:jc w:val="right"/>
             </w:pPr>
             <w:r>
               <w:t xml:space="preserve">0.181</w:t>
@@ -11654,7 +13574,7 @@
           <w:p>
             <w:pPr>
               <w:pStyle w:val="Compact"/>
-              <w:jc w:val="left"/>
+              <w:jc w:val="right"/>
             </w:pPr>
             <w:r>
               <w:t xml:space="preserve">0.209</w:t>
@@ -11668,7 +13588,7 @@
           <w:p>
             <w:pPr>
               <w:pStyle w:val="Compact"/>
-              <w:jc w:val="left"/>
+              <w:jc w:val="right"/>
             </w:pPr>
             <w:r>
               <w:t xml:space="preserve">0.18</w:t>
@@ -11682,7 +13602,7 @@
           <w:p>
             <w:pPr>
               <w:pStyle w:val="Compact"/>
-              <w:jc w:val="left"/>
+              <w:jc w:val="right"/>
             </w:pPr>
             <w:r>
               <w:t xml:space="preserve">0.59</w:t>
@@ -11691,6 +13611,9 @@
         </w:tc>
       </w:tr>
       <w:tr>
+        <w:trPr>
+          <w:cantSplit/>
+        </w:trPr>
         <w:tc>
           <w:tcPr>
             <w:tcW w:type="dxa" w:w="2388"/>
@@ -11712,7 +13635,7 @@
           <w:p>
             <w:pPr>
               <w:pStyle w:val="Compact"/>
-              <w:jc w:val="left"/>
+              <w:jc w:val="right"/>
             </w:pPr>
             <w:r>
               <w:t xml:space="preserve">0.476ᵃ</w:t>
@@ -11726,7 +13649,7 @@
           <w:p>
             <w:pPr>
               <w:pStyle w:val="Compact"/>
-              <w:jc w:val="left"/>
+              <w:jc w:val="right"/>
             </w:pPr>
             <w:r>
               <w:t xml:space="preserve">0.234</w:t>
@@ -11740,7 +13663,7 @@
           <w:p>
             <w:pPr>
               <w:pStyle w:val="Compact"/>
-              <w:jc w:val="left"/>
+              <w:jc w:val="right"/>
             </w:pPr>
             <w:r>
               <w:t xml:space="preserve">0.56</w:t>
@@ -11754,7 +13677,7 @@
           <w:p>
             <w:pPr>
               <w:pStyle w:val="Compact"/>
-              <w:jc w:val="left"/>
+              <w:jc w:val="right"/>
             </w:pPr>
             <w:r>
               <w:t xml:space="preserve">0.77</w:t>
@@ -11763,6 +13686,9 @@
         </w:tc>
       </w:tr>
       <w:tr>
+        <w:trPr>
+          <w:cantSplit/>
+        </w:trPr>
         <w:tc>
           <w:tcPr>
             <w:tcW w:type="dxa" w:w="2388"/>
@@ -11784,7 +13710,7 @@
           <w:p>
             <w:pPr>
               <w:pStyle w:val="Compact"/>
-              <w:jc w:val="left"/>
+              <w:jc w:val="right"/>
             </w:pPr>
             <w:r>
               <w:t xml:space="preserve">0.124–0.822ᵇ</w:t>
@@ -11798,7 +13724,7 @@
           <w:p>
             <w:pPr>
               <w:pStyle w:val="Compact"/>
-              <w:jc w:val="left"/>
+              <w:jc w:val="right"/>
             </w:pPr>
             <w:r>
               <w:t xml:space="preserve">0.190–0.286</w:t>
@@ -11812,7 +13738,7 @@
           <w:p>
             <w:pPr>
               <w:pStyle w:val="Compact"/>
-              <w:jc w:val="left"/>
+              <w:jc w:val="right"/>
             </w:pPr>
             <w:r>
               <w:t xml:space="preserve">0.13–1.00</w:t>
@@ -11826,7 +13752,7 @@
           <w:p>
             <w:pPr>
               <w:pStyle w:val="Compact"/>
-              <w:jc w:val="left"/>
+              <w:jc w:val="right"/>
             </w:pPr>
             <w:r>
               <w:t xml:space="preserve">0.56–1.00</w:t>
@@ -11835,6 +13761,9 @@
         </w:tc>
       </w:tr>
       <w:tr>
+        <w:trPr>
+          <w:cantSplit/>
+        </w:trPr>
         <w:tc>
           <w:tcPr>
             <w:tcW w:type="dxa" w:w="2388"/>
@@ -11856,7 +13785,7 @@
           <w:p>
             <w:pPr>
               <w:pStyle w:val="Compact"/>
-              <w:jc w:val="left"/>
+              <w:jc w:val="right"/>
             </w:pPr>
             <w:r>
               <w:t xml:space="preserve">0.023</w:t>
@@ -11870,7 +13799,7 @@
           <w:p>
             <w:pPr>
               <w:pStyle w:val="Compact"/>
-              <w:jc w:val="left"/>
+              <w:jc w:val="right"/>
             </w:pPr>
             <w:r>
               <w:t xml:space="preserve">0.263</w:t>
@@ -11884,7 +13813,7 @@
           <w:p>
             <w:pPr>
               <w:pStyle w:val="Compact"/>
-              <w:jc w:val="left"/>
+              <w:jc w:val="right"/>
             </w:pPr>
             <w:r>
               <w:t xml:space="preserve">–</w:t>
@@ -11898,7 +13827,7 @@
           <w:p>
             <w:pPr>
               <w:pStyle w:val="Compact"/>
-              <w:jc w:val="left"/>
+              <w:jc w:val="right"/>
             </w:pPr>
             <w:r>
               <w:t xml:space="preserve">–</w:t>
@@ -11907,6 +13836,9 @@
         </w:tc>
       </w:tr>
       <w:tr>
+        <w:trPr>
+          <w:cantSplit/>
+        </w:trPr>
         <w:tc>
           <w:tcPr>
             <w:tcW w:type="dxa" w:w="2388"/>
@@ -11928,7 +13860,7 @@
           <w:p>
             <w:pPr>
               <w:pStyle w:val="Compact"/>
-              <w:jc w:val="left"/>
+              <w:jc w:val="right"/>
             </w:pPr>
             <w:r>
               <w:t xml:space="preserve">0.446</w:t>
@@ -11942,7 +13874,7 @@
           <w:p>
             <w:pPr>
               <w:pStyle w:val="Compact"/>
-              <w:jc w:val="left"/>
+              <w:jc w:val="right"/>
             </w:pPr>
             <w:r>
               <w:t xml:space="preserve">0.145</w:t>
@@ -11956,7 +13888,7 @@
           <w:p>
             <w:pPr>
               <w:pStyle w:val="Compact"/>
-              <w:jc w:val="left"/>
+              <w:jc w:val="right"/>
             </w:pPr>
             <w:r>
               <w:t xml:space="preserve">–</w:t>
@@ -11970,7 +13902,7 @@
           <w:p>
             <w:pPr>
               <w:pStyle w:val="Compact"/>
-              <w:jc w:val="left"/>
+              <w:jc w:val="right"/>
             </w:pPr>
             <w:r>
               <w:t xml:space="preserve">–</w:t>
@@ -12070,8 +14002,8 @@
         <w:t xml:space="preserve">is 0.56–1.00, so its smallness reflects restraint by the haunches, not cancellation.</w:t>
       </w:r>
     </w:p>
-    <w:bookmarkEnd w:id="34"/>
-    <w:bookmarkStart w:id="35" w:name="which-channel-where"/>
+    <w:bookmarkEnd w:id="55"/>
+    <w:bookmarkStart w:id="56" w:name="which-channel-where"/>
     <w:p>
       <w:pPr>
         <w:pStyle w:val="Heading3"/>
@@ -12598,6 +14530,7 @@
     <w:p>
       <w:pPr>
         <w:pStyle w:val="BodyText"/>
+        <w:keepNext/>
       </w:pPr>
       <w:r>
         <w:rPr>
@@ -12618,7 +14551,7 @@
         <w:tblStyle w:val="Table"/>
         <w:tblW w:type="pct" w:w="5000"/>
         <w:tblLook w:firstRow="1" w:lastRow="0" w:firstColumn="0" w:lastColumn="0" w:noHBand="0" w:noVBand="0" w:val="0020"/>
-        <w:jc w:val="start"/>
+        <w:jc w:val="center"/>
         <w:tblBorders>
           <w:top w:val="single" w:sz="8" w:space="0" w:color="000000"/>
           <w:left w:val="nil"/>
@@ -12636,6 +14569,8 @@
       <w:tr>
         <w:trPr>
           <w:tblHeader w:val="true"/>
+          <w:tblHeader w:val="true"/>
+          <w:cantSplit/>
         </w:trPr>
         <w:tc>
           <w:tcPr>
@@ -12670,7 +14605,7 @@
           <w:p>
             <w:pPr>
               <w:pStyle w:val="Compact"/>
-              <w:jc w:val="left"/>
+              <w:jc w:val="right"/>
             </w:pPr>
             <w:r>
               <w:t xml:space="preserve">Calibration A</w:t>
@@ -12690,7 +14625,7 @@
           <w:p>
             <w:pPr>
               <w:pStyle w:val="Compact"/>
-              <w:jc w:val="left"/>
+              <w:jc w:val="right"/>
             </w:pPr>
             <w:r>
               <w:t xml:space="preserve">Calibration B</w:t>
@@ -12699,6 +14634,9 @@
         </w:tc>
       </w:tr>
       <w:tr>
+        <w:trPr>
+          <w:cantSplit/>
+        </w:trPr>
         <w:tc>
           <w:tcPr>
             <w:tcW w:type="dxa" w:w="3796"/>
@@ -12720,7 +14658,7 @@
           <w:p>
             <w:pPr>
               <w:pStyle w:val="Compact"/>
-              <w:jc w:val="left"/>
+              <w:jc w:val="right"/>
             </w:pPr>
             <w:r>
               <w:t xml:space="preserve">0.121</w:t>
@@ -12734,7 +14672,7 @@
           <w:p>
             <w:pPr>
               <w:pStyle w:val="Compact"/>
-              <w:jc w:val="left"/>
+              <w:jc w:val="right"/>
             </w:pPr>
             <w:r>
               <w:t xml:space="preserve">0.284</w:t>
@@ -12743,6 +14681,9 @@
         </w:tc>
       </w:tr>
       <w:tr>
+        <w:trPr>
+          <w:cantSplit/>
+        </w:trPr>
         <w:tc>
           <w:tcPr>
             <w:tcW w:type="dxa" w:w="3796"/>
@@ -12764,7 +14705,7 @@
           <w:p>
             <w:pPr>
               <w:pStyle w:val="Compact"/>
-              <w:jc w:val="left"/>
+              <w:jc w:val="right"/>
             </w:pPr>
             <w:r>
               <w:t xml:space="preserve">−58</w:t>
@@ -12778,7 +14719,7 @@
           <w:p>
             <w:pPr>
               <w:pStyle w:val="Compact"/>
-              <w:jc w:val="left"/>
+              <w:jc w:val="right"/>
             </w:pPr>
             <w:r>
               <w:t xml:space="preserve">−29</w:t>
@@ -12787,6 +14728,9 @@
         </w:tc>
       </w:tr>
       <w:tr>
+        <w:trPr>
+          <w:cantSplit/>
+        </w:trPr>
         <w:tc>
           <w:tcPr>
             <w:tcW w:type="dxa" w:w="3796"/>
@@ -12808,7 +14752,7 @@
           <w:p>
             <w:pPr>
               <w:pStyle w:val="Compact"/>
-              <w:jc w:val="left"/>
+              <w:jc w:val="right"/>
             </w:pPr>
             <w:r>
               <w:t xml:space="preserve">0.006</w:t>
@@ -12822,7 +14766,7 @@
           <w:p>
             <w:pPr>
               <w:pStyle w:val="Compact"/>
-              <w:jc w:val="left"/>
+              <w:jc w:val="right"/>
             </w:pPr>
             <w:r>
               <w:t xml:space="preserve">0.17</w:t>
@@ -12831,9 +14775,9 @@
         </w:tc>
       </w:tr>
     </w:tbl>
-    <w:bookmarkEnd w:id="35"/>
-    <w:bookmarkEnd w:id="36"/>
-    <w:bookmarkStart w:id="37" w:name="design-implications-and-limitations"/>
+    <w:bookmarkEnd w:id="56"/>
+    <w:bookmarkEnd w:id="57"/>
+    <w:bookmarkStart w:id="58" w:name="design-implications-and-limitations"/>
     <w:p>
       <w:pPr>
         <w:pStyle w:val="Heading2"/>
@@ -13165,8 +15109,8 @@
         <w:t xml:space="preserve">Several limitations remain. The laboratory beam had equal spans and statically positioned loads, and the blind configuration was not tested. The field data come from one public dataset with four trucks, nearly constant reference weights and no gauge at a zero-moment point, so weight discrimination, the deflection blind loci and a deflection pair could not be tested, and a screening threshold still needs field calibration with trucks of clearly different weights, which this study did not have. The in-service analysis uses static data and a beam model with an assumed depth law and equal pier springs, and its moving-load test is designed but not performed. The treatment is one-dimensional along each lane.</w:t>
       </w:r>
     </w:p>
-    <w:bookmarkEnd w:id="37"/>
-    <w:bookmarkStart w:id="38" w:name="conclusions"/>
+    <w:bookmarkEnd w:id="58"/>
+    <w:bookmarkStart w:id="59" w:name="conclusions"/>
     <w:p>
       <w:pPr>
         <w:pStyle w:val="Heading2"/>
@@ -13440,14 +15384,14 @@
         <w:t xml:space="preserve">The next steps are the moving-load test designed for the in-service girder, laboratory tests of the blind configuration, and field calibration with trucks of clearly different weights.</w:t>
       </w:r>
     </w:p>
-    <w:bookmarkEnd w:id="38"/>
-    <w:bookmarkStart w:id="39" w:name="disclosure-of-generative-ai-use"/>
+    <w:bookmarkEnd w:id="59"/>
+    <w:bookmarkStart w:id="60" w:name="acknowledgements"/>
     <w:p>
       <w:pPr>
         <w:pStyle w:val="Heading2"/>
       </w:pPr>
       <w:r>
-        <w:t xml:space="preserve">Disclosure of Generative AI Use</w:t>
+        <w:t xml:space="preserve">Acknowledgements</w:t>
       </w:r>
     </w:p>
     <w:p>
@@ -13455,29 +15399,19 @@
         <w:pStyle w:val="FirstParagraph"/>
       </w:pPr>
       <w:r>
-        <w:t xml:space="preserve">During the preparation of this work the authors used Claude (Anthropic) to assist with code development and debugging and with language editing. All scientific formulations, procedures, numerical results and interpretations were independently reviewed and verified by the authors, who take full responsibility for the content of the manuscript.</w:t>
-      </w:r>
-    </w:p>
-    <w:bookmarkEnd w:id="39"/>
-    <w:bookmarkStart w:id="40" w:name="acknowledgements"/>
-    <w:p>
-      <w:pPr>
-        <w:pStyle w:val="Heading2"/>
-      </w:pPr>
-      <w:r>
-        <w:t xml:space="preserve">Acknowledgements</w:t>
+        <w:t xml:space="preserve">The authors gratefully acknowledge the Laboratory of Transportation Technology and Systems, Faculty of Bridge and Road Engineering, Hanoi University of Civil Engineering, for providing the test facilities used in this study, and A. Moghadam and R. Sarlo for making the NOR-BWIM dataset publicly available. They also thank the Hải Dương provincial project management unit and Công ty TNHH Tư vấn Đại học Xây dựng for permission to use the acceptance-test data of the Cầu Mây Bridge.</w:t>
       </w:r>
     </w:p>
     <w:p>
       <w:pPr>
-        <w:pStyle w:val="FirstParagraph"/>
-      </w:pPr>
-      <w:r>
-        <w:t xml:space="preserve">The authors gratefully acknowledge the Laboratory of Transportation Technology and Systems, Faculty of Bridge and Road Engineering, Hanoi University of Civil Engineering, for providing the test facilities used in this study, and A. Moghadam and R. Sarlo for making the NOR-BWIM dataset publicly available. They also thank the Hải Dương provincial project management unit and Công ty TNHH Tư vấn Đại học Xây dựng for permission to use the acceptance-test data of the Cầu Mây Bridge.</w:t>
+        <w:pStyle w:val="BodyText"/>
+      </w:pPr>
+      <w:r>
+        <w:t xml:space="preserve">During the preparation of this work the authors used Claude (Anthropic) to assist with code development and debugging and with language editing. All scientific formulations, procedures, numerical results and interpretations were independently reviewed and verified by the authors, who take full responsibility for the content of the manuscript.</w:t>
       </w:r>
     </w:p>
-    <w:bookmarkEnd w:id="40"/>
-    <w:bookmarkStart w:id="41" w:name="author-contributions"/>
+    <w:bookmarkEnd w:id="60"/>
+    <w:bookmarkStart w:id="61" w:name="author-contributions"/>
     <w:p>
       <w:pPr>
         <w:pStyle w:val="Heading2"/>
@@ -13491,11 +15425,11 @@
         <w:pStyle w:val="FirstParagraph"/>
       </w:pPr>
       <w:r>
-        <w:t xml:space="preserve">Quoc-Bao Nguyen: Conceptualization, Methodology, Formal analysis, Software, Writing – original draft. Thai-Son Vu: Conceptualization, Investigation, Validation, Supervision, Project administration, Writing – review &amp; editing. Hung-Son Nguyen: Investigation, Data curation, Visualization, Writing – review &amp; editing.</w:t>
+        <w:t xml:space="preserve">Quoc-Bao Nguyen: Conceptualization, Methodology, Formal analysis, Software, Writing – original draft. Thai-Son Vu: Conceptualization, Investigation, Validation, Supervision, Project administration, Writing – review &amp; editing.</w:t>
       </w:r>
     </w:p>
-    <w:bookmarkEnd w:id="41"/>
-    <w:bookmarkStart w:id="48" w:name="statements-and-declarations"/>
+    <w:bookmarkEnd w:id="61"/>
+    <w:bookmarkStart w:id="68" w:name="statements-and-declarations"/>
     <w:p>
       <w:pPr>
         <w:pStyle w:val="Heading2"/>
@@ -13504,7 +15438,7 @@
         <w:t xml:space="preserve">Statements and Declarations</w:t>
       </w:r>
     </w:p>
-    <w:bookmarkStart w:id="42" w:name="ethical-considerations"/>
+    <w:bookmarkStart w:id="62" w:name="ethical-considerations"/>
     <w:p>
       <w:pPr>
         <w:pStyle w:val="Heading3"/>
@@ -13521,8 +15455,8 @@
         <w:t xml:space="preserve">Not applicable.</w:t>
       </w:r>
     </w:p>
-    <w:bookmarkEnd w:id="42"/>
-    <w:bookmarkStart w:id="43" w:name="consent-to-participate"/>
+    <w:bookmarkEnd w:id="62"/>
+    <w:bookmarkStart w:id="63" w:name="consent-to-participate"/>
     <w:p>
       <w:pPr>
         <w:pStyle w:val="Heading3"/>
@@ -13539,8 +15473,8 @@
         <w:t xml:space="preserve">Not applicable.</w:t>
       </w:r>
     </w:p>
-    <w:bookmarkEnd w:id="43"/>
-    <w:bookmarkStart w:id="44" w:name="consent-for-publication"/>
+    <w:bookmarkEnd w:id="63"/>
+    <w:bookmarkStart w:id="64" w:name="consent-for-publication"/>
     <w:p>
       <w:pPr>
         <w:pStyle w:val="Heading3"/>
@@ -13557,8 +15491,8 @@
         <w:t xml:space="preserve">Not applicable.</w:t>
       </w:r>
     </w:p>
-    <w:bookmarkEnd w:id="44"/>
-    <w:bookmarkStart w:id="45" w:name="declaration-of-conflicting-interest"/>
+    <w:bookmarkEnd w:id="64"/>
+    <w:bookmarkStart w:id="65" w:name="declaration-of-conflicting-interest"/>
     <w:p>
       <w:pPr>
         <w:pStyle w:val="Heading3"/>
@@ -13575,8 +15509,8 @@
         <w:t xml:space="preserve">The Cầu Mây load test analysed in Section 5 was performed by an author of this paper (Q.-B. Nguyen) as part of inspection work carried out by Công ty TNHH Tư vấn Đại học Xây dựng (HUCE consultancy). The authors declare that there is no other conflict of interest regarding the publication of this article.</w:t>
       </w:r>
     </w:p>
-    <w:bookmarkEnd w:id="45"/>
-    <w:bookmarkStart w:id="46" w:name="funding"/>
+    <w:bookmarkEnd w:id="65"/>
+    <w:bookmarkStart w:id="66" w:name="funding"/>
     <w:p>
       <w:pPr>
         <w:pStyle w:val="Heading3"/>
@@ -13593,8 +15527,8 @@
         <w:t xml:space="preserve">This research did not receive any specific grant from funding agencies in the public, commercial or not-for-profit sectors. The work was carried out as part of the authors’ employment at Hanoi University of Civil Engineering.</w:t>
       </w:r>
     </w:p>
-    <w:bookmarkEnd w:id="46"/>
-    <w:bookmarkStart w:id="47" w:name="data-availability"/>
+    <w:bookmarkEnd w:id="66"/>
+    <w:bookmarkStart w:id="67" w:name="data-availability"/>
     <w:p>
       <w:pPr>
         <w:pStyle w:val="Heading3"/>
@@ -13611,9 +15545,9 @@
         <w:t xml:space="preserve">The field strain records analysed in Section 4 are publicly available in the NOR-BWIM dataset (figshare, https://doi.org/10.7294/26880898.v1, CC0; Moghadam and Sarlo, 2024). The Cầu Mây load test was performed by an author of this paper, and the authors are permitted to publish the processed data. The laboratory and Cầu Mây data, the analysis scripts with the console output of each run, and the derived data behind every figure and table are provided as Supplementary Material. Every equation and numerical output was checked independently against an analytical, finite element or convergence-based route.</w:t>
       </w:r>
     </w:p>
-    <w:bookmarkEnd w:id="47"/>
-    <w:bookmarkEnd w:id="48"/>
-    <w:bookmarkStart w:id="49" w:name="references"/>
+    <w:bookmarkEnd w:id="67"/>
+    <w:bookmarkEnd w:id="68"/>
+    <w:bookmarkStart w:id="69" w:name="references"/>
     <w:p>
       <w:pPr>
         <w:pStyle w:val="Heading2"/>
@@ -13625,6 +15559,8 @@
     <w:p>
       <w:pPr>
         <w:pStyle w:val="FirstParagraph"/>
+        <w:ind w:left="425" w:hanging="425"/>
+        <w:jc w:val="left"/>
       </w:pPr>
       <w:r>
         <w:t xml:space="preserve">AASHTO (2024) LRFD Bridge Design Specifications. 10th ed. Washington, DC: American Association of State Highway and Transportation Officials.</w:t>
@@ -13633,6 +15569,8 @@
     <w:p>
       <w:pPr>
         <w:pStyle w:val="BodyText"/>
+        <w:ind w:left="425" w:hanging="425"/>
+        <w:jc w:val="left"/>
       </w:pPr>
       <w:r>
         <w:t xml:space="preserve">Agüero-Barrantes P, Lobo-Aguilar S and Christenson RE (2021) Sparse sensing bridge weigh-in-motion for single-span bridges. Métodos y Materiales 11: 43–53. DOI: 10.15517/mym.v11i0.46400.</w:t>
@@ -13641,6 +15579,8 @@
     <w:p>
       <w:pPr>
         <w:pStyle w:val="BodyText"/>
+        <w:ind w:left="425" w:hanging="425"/>
+        <w:jc w:val="left"/>
       </w:pPr>
       <w:r>
         <w:t xml:space="preserve">Agüero-Barrantes P, Christenson RE and Lobo-Aguilar S (2023) Utilizing Kriging metamodeling to provide practical and effective bridge weigh-in-motion. Journal of Bridge Engineering 28(2): 04022138. DOI: 10.1061/JBENF2.BEENG-5760.</w:t>
@@ -13649,6 +15589,8 @@
     <w:p>
       <w:pPr>
         <w:pStyle w:val="BodyText"/>
+        <w:ind w:left="425" w:hanging="425"/>
+        <w:jc w:val="left"/>
       </w:pPr>
       <w:r>
         <w:t xml:space="preserve">Al-Qadi I, Wang H, Ouyang Y, Grimmelsman K and Purdy JE (2016) LTBP Program’s Literature Review on Weigh-in-Motion Systems. Report FHWA-HRT-16-024, Federal Highway Administration, Washington, DC. https://rosap.ntl.bts.gov/view/dot/35735.</w:t>
@@ -13657,6 +15599,8 @@
     <w:p>
       <w:pPr>
         <w:pStyle w:val="BodyText"/>
+        <w:ind w:left="425" w:hanging="425"/>
+        <w:jc w:val="left"/>
       </w:pPr>
       <w:r>
         <w:t xml:space="preserve">Cardini AJ and DeWolf JT (2009) Implementation of a long-term bridge weigh-in-motion system for a steel girder bridge in the interstate highway system. Journal of Bridge Engineering 14(6): 418–423. DOI: 10.1061/(ASCE)1084-0702(2009)14:6(418).</w:t>
@@ -13665,6 +15609,8 @@
     <w:p>
       <w:pPr>
         <w:pStyle w:val="BodyText"/>
+        <w:ind w:left="425" w:hanging="425"/>
+        <w:jc w:val="left"/>
       </w:pPr>
       <w:r>
         <w:t xml:space="preserve">CEN (2003) EN 1991-2:2003, Eurocode 1: Actions on Structures – Part 2: Traffic Loads on Bridges. Brussels: CEN.</w:t>
@@ -13673,6 +15619,8 @@
     <w:p>
       <w:pPr>
         <w:pStyle w:val="BodyText"/>
+        <w:ind w:left="425" w:hanging="425"/>
+        <w:jc w:val="left"/>
       </w:pPr>
       <w:r>
         <w:t xml:space="preserve">Chan THT, Law SS, Yung TH and Yuan XR (1999) An interpretive method for moving force identification. Journal of Sound and Vibration 219(3): 503–524. DOI: 10.1006/jsvi.1998.1904.</w:t>
@@ -13681,6 +15629,8 @@
     <w:p>
       <w:pPr>
         <w:pStyle w:val="BodyText"/>
+        <w:ind w:left="425" w:hanging="425"/>
+        <w:jc w:val="left"/>
       </w:pPr>
       <w:r>
         <w:t xml:space="preserve">Chaudhary MTA, Morgese M, Taylor TW and Ansari F (2025) Method and application for influence-line-free distributed detection of gross vehicle weights in bridges. Structures 73: 108298. DOI: 10.1016/j.istruc.2025.108298.</w:t>
@@ -13689,6 +15639,8 @@
     <w:p>
       <w:pPr>
         <w:pStyle w:val="BodyText"/>
+        <w:ind w:left="425" w:hanging="425"/>
+        <w:jc w:val="left"/>
       </w:pPr>
       <w:r>
         <w:t xml:space="preserve">Cross EJ, Koo KY, Brownjohn JMW and Worden K (2013) Long-term monitoring and data analysis of the Tamar Bridge. Mechanical Systems and Signal Processing 35(1–2): 16–34. DOI: 10.1016/j.ymssp.2012.08.026.</w:t>
@@ -13697,6 +15649,8 @@
     <w:p>
       <w:pPr>
         <w:pStyle w:val="BodyText"/>
+        <w:ind w:left="425" w:hanging="425"/>
+        <w:jc w:val="left"/>
       </w:pPr>
       <w:r>
         <w:t xml:space="preserve">Deng L, Liu P, Huang T and Kaewunruen S (2025) A novel moving load identification method for continuous rigid-frame bridges using a field-based displacement influence line. Applied Sciences 15(11): 6028. DOI: 10.3390/app15116028.</w:t>
@@ -13705,6 +15659,8 @@
     <w:p>
       <w:pPr>
         <w:pStyle w:val="BodyText"/>
+        <w:ind w:left="425" w:hanging="425"/>
+        <w:jc w:val="left"/>
       </w:pPr>
       <w:r>
         <w:t xml:space="preserve">Fan Y, Zhu J, Pei J and Li Z (2015) Analysis for Yangmingtan Bridge collapse. Engineering Failure Analysis 56: 20–27. DOI: 10.1016/j.engfailanal.2015.05.003.</w:t>
@@ -13713,6 +15669,8 @@
     <w:p>
       <w:pPr>
         <w:pStyle w:val="BodyText"/>
+        <w:ind w:left="425" w:hanging="425"/>
+        <w:jc w:val="left"/>
       </w:pPr>
       <w:r>
         <w:t xml:space="preserve">Frýba L (1999) Vibration of Solids and Structures under Moving Loads. 3rd ed. London: Thomas Telford.</w:t>
@@ -13721,6 +15679,8 @@
     <w:p>
       <w:pPr>
         <w:pStyle w:val="BodyText"/>
+        <w:ind w:left="425" w:hanging="425"/>
+        <w:jc w:val="left"/>
       </w:pPr>
       <w:r>
         <w:t xml:space="preserve">Ghali A, Neville AM and Brown TG (2017) Structural Analysis: A Unified Classical and Matrix Approach. Boca Raton: CRC Press. DOI: 10.1201/9781315273006.</w:t>
@@ -13729,6 +15689,8 @@
     <w:p>
       <w:pPr>
         <w:pStyle w:val="BodyText"/>
+        <w:ind w:left="425" w:hanging="425"/>
+        <w:jc w:val="left"/>
       </w:pPr>
       <w:r>
         <w:t xml:space="preserve">Helmi K, Bakht B and Mufti A (2014) Accurate measurements of gross vehicle weight through bridge weigh-in-motion: a case study. Journal of Civil Structural Health Monitoring 4(3): 195–208. DOI: 10.1007/s13349-014-0076-5.</w:t>
@@ -13737,6 +15699,8 @@
     <w:p>
       <w:pPr>
         <w:pStyle w:val="BodyText"/>
+        <w:ind w:left="425" w:hanging="425"/>
+        <w:jc w:val="left"/>
       </w:pPr>
       <w:r>
         <w:t xml:space="preserve">Jacob B, OBrien EJ and Jehaes S (eds) (2002) Weigh-in-Motion of Road Vehicles: Final Report of the COST 323 Action. Paris: LCPC.</w:t>
@@ -13745,6 +15709,8 @@
     <w:p>
       <w:pPr>
         <w:pStyle w:val="BodyText"/>
+        <w:ind w:left="425" w:hanging="425"/>
+        <w:jc w:val="left"/>
       </w:pPr>
       <w:r>
         <w:t xml:space="preserve">Law SS and Zhu XQ (2000) Study on different beam models in moving force identification. Journal of Sound and Vibration 234(4): 661–679. DOI: 10.1006/jsvi.2000.2867.</w:t>
@@ -13753,6 +15719,8 @@
     <w:p>
       <w:pPr>
         <w:pStyle w:val="BodyText"/>
+        <w:ind w:left="425" w:hanging="425"/>
+        <w:jc w:val="left"/>
       </w:pPr>
       <w:r>
         <w:t xml:space="preserve">Law SS, Chan THT and Zeng QH (1997) Moving force identification: a time domain method. Journal of Sound and Vibration 201(1): 1–22. DOI: 10.1006/jsvi.1996.0774.</w:t>
@@ -13761,6 +15729,8 @@
     <w:p>
       <w:pPr>
         <w:pStyle w:val="BodyText"/>
+        <w:ind w:left="425" w:hanging="425"/>
+        <w:jc w:val="left"/>
       </w:pPr>
       <w:r>
         <w:t xml:space="preserve">Lobo Aguilar S and Christenson RE (2018) A simplified shear-strain based bridge weigh-in-motion method for in-service highway bridges. Métodos y Materiales 8: 11–22. DOI: 10.15517/mym.v8i1.34551.</w:t>
@@ -13769,6 +15739,8 @@
     <w:p>
       <w:pPr>
         <w:pStyle w:val="BodyText"/>
+        <w:ind w:left="425" w:hanging="425"/>
+        <w:jc w:val="left"/>
       </w:pPr>
       <w:r>
         <w:t xml:space="preserve">Moghadam A (2022) Integration of Traffic and Structural Health Monitoring Systems Using a Novel Nothing-On-Road (NOR) Bridge-Weigh-In-Motion (BWIM) System. PhD dissertation, Virginia Polytechnic Institute and State University, Blacksburg, VA. http://hdl.handle.net/10919/111390.</w:t>
@@ -13777,6 +15749,8 @@
     <w:p>
       <w:pPr>
         <w:pStyle w:val="BodyText"/>
+        <w:ind w:left="425" w:hanging="425"/>
+        <w:jc w:val="left"/>
       </w:pPr>
       <w:r>
         <w:t xml:space="preserve">Moghadam A and Sarlo R (2024) Nothing-on-Road Bridge-Weigh-In-Motion (NOR-BWIM) Dataset, version 1. University Libraries, Virginia Tech, figshare. DOI: 10.7294/26880898.v1.</w:t>
@@ -13785,6 +15759,8 @@
     <w:p>
       <w:pPr>
         <w:pStyle w:val="BodyText"/>
+        <w:ind w:left="425" w:hanging="425"/>
+        <w:jc w:val="left"/>
       </w:pPr>
       <w:r>
         <w:t xml:space="preserve">Moghadam A, AlHamaydeh M and Sarlo R (2022) Bridge-weigh-in-motion approach for simultaneous multiple vehicles on concrete-box-girder bridges. Automation in Construction 137: 104179. DOI: 10.1016/j.autcon.2022.104179.</w:t>
@@ -13793,6 +15769,8 @@
     <w:p>
       <w:pPr>
         <w:pStyle w:val="BodyText"/>
+        <w:ind w:left="425" w:hanging="425"/>
+        <w:jc w:val="left"/>
       </w:pPr>
       <w:r>
         <w:t xml:space="preserve">Moghadam A, AlHamaydeh M and Sarlo R (2023a) Nothing-on-road bridge-weigh-in-motion used for long-span, concrete-box-girder bridges: an experimental case study. Journal of Structural Integrity and Maintenance 8(2): 79–90. DOI: 10.1080/24705314.2023.2165606.</w:t>
@@ -13801,6 +15779,8 @@
     <w:p>
       <w:pPr>
         <w:pStyle w:val="BodyText"/>
+        <w:ind w:left="425" w:hanging="425"/>
+        <w:jc w:val="left"/>
       </w:pPr>
       <w:r>
         <w:t xml:space="preserve">Moghadam A, AlHamaydeh M and Sarlo R (2023b) Dual-purpose procedure for bridge health monitoring and weigh-in-motion used for multiple-vehicle events. Automation in Construction 148: 104768. DOI: 10.1016/j.autcon.2023.104768.</w:t>
@@ -13809,6 +15789,8 @@
     <w:p>
       <w:pPr>
         <w:pStyle w:val="BodyText"/>
+        <w:ind w:left="425" w:hanging="425"/>
+        <w:jc w:val="left"/>
       </w:pPr>
       <w:r>
         <w:t xml:space="preserve">Moses F (1979) Weigh-in-motion system using instrumented bridges. Transportation Engineering Journal of ASCE 105(3): 233–249. DOI: 10.1061/TPEJAN.0000783.</w:t>
@@ -13817,6 +15799,8 @@
     <w:p>
       <w:pPr>
         <w:pStyle w:val="BodyText"/>
+        <w:ind w:left="425" w:hanging="425"/>
+        <w:jc w:val="left"/>
       </w:pPr>
       <w:r>
         <w:t xml:space="preserve">Nguyen QB, Hoang T and Nguyen HS (2024) [Determination of the load applied on a simply supported beam based on measured deflection data]. Journal of Science and Technology in Civil Engineering (HUCE) 18(2V): 61–71 (in Vietnamese). DOI: 10.31814/stce.huce2024-18(2V)-05.</w:t>
@@ -13825,6 +15809,8 @@
     <w:p>
       <w:pPr>
         <w:pStyle w:val="BodyText"/>
+        <w:ind w:left="425" w:hanging="425"/>
+        <w:jc w:val="left"/>
       </w:pPr>
       <w:r>
         <w:t xml:space="preserve">OBrien EJ, Quilligan MJ and Karoumi R (2006) Calculating an influence line from direct measurements. Proceedings of the Institution of Civil Engineers: Bridge Engineering 159(1): 31–34. DOI: 10.1680/bren.2006.159.1.31.</w:t>
@@ -13833,6 +15819,8 @@
     <w:p>
       <w:pPr>
         <w:pStyle w:val="BodyText"/>
+        <w:ind w:left="425" w:hanging="425"/>
+        <w:jc w:val="left"/>
       </w:pPr>
       <w:r>
         <w:t xml:space="preserve">OBrien EJ, Rowley CW, González A and Green MF (2009) A regularised solution to the bridge weigh-in-motion equations. International Journal of Heavy Vehicle Systems 16(3): 310–327. DOI: 10.1504/IJHVS.2009.027135.</w:t>
@@ -13841,6 +15829,8 @@
     <w:p>
       <w:pPr>
         <w:pStyle w:val="BodyText"/>
+        <w:ind w:left="425" w:hanging="425"/>
+        <w:jc w:val="left"/>
       </w:pPr>
       <w:r>
         <w:t xml:space="preserve">Ojio T and Yamada K (2002) Bridge weigh-in-motion systems using stringers of plate girder bridges. In: Proceedings of the Third International Conference on Weigh-in-Motion (ICWIM3). Orlando, FL, pp. 209–218.</w:t>
@@ -13849,6 +15839,8 @@
     <w:p>
       <w:pPr>
         <w:pStyle w:val="BodyText"/>
+        <w:ind w:left="425" w:hanging="425"/>
+        <w:jc w:val="left"/>
       </w:pPr>
       <w:r>
         <w:t xml:space="preserve">Shi S, Yarnold M, Hurlebaus S and Mander J (2025) Evaluation of a load cell-based bridge weigh-in-motion system. Transportation Research Record 2679(2): 535–549. DOI: 10.1177/03611981241263336.</w:t>
@@ -13857,6 +15849,8 @@
     <w:p>
       <w:pPr>
         <w:pStyle w:val="BodyText"/>
+        <w:ind w:left="425" w:hanging="425"/>
+        <w:jc w:val="left"/>
       </w:pPr>
       <w:r>
         <w:t xml:space="preserve">Sohn H (2007) Effects of environmental and operational variability on structural health monitoring. Philosophical Transactions of the Royal Society A 365(1851): 539–560. DOI: 10.1098/rsta.2006.1935.</w:t>
@@ -13865,6 +15859,8 @@
     <w:p>
       <w:pPr>
         <w:pStyle w:val="BodyText"/>
+        <w:ind w:left="425" w:hanging="425"/>
+        <w:jc w:val="left"/>
       </w:pPr>
       <w:r>
         <w:t xml:space="preserve">Ventura R, Barabino B and Maternini G (2024) Estimating the frequency of traffic overloading on road bridges. Journal of Traffic and Transportation Engineering (English Edition) 11(4): 776–796. DOI: 10.1016/j.jtte.2023.11.005.</w:t>
@@ -13873,6 +15869,8 @@
     <w:p>
       <w:pPr>
         <w:pStyle w:val="BodyText"/>
+        <w:ind w:left="425" w:hanging="425"/>
+        <w:jc w:val="left"/>
       </w:pPr>
       <w:r>
         <w:t xml:space="preserve">Wu H, Zhao H, Liu J and Hu Z (2020) A filtering-based bridge weigh-in-motion system on a continuous multi-girder bridge considering the influence lines of different lanes. Frontiers of Structural and Civil Engineering 14(5): 1232–1246. DOI: 10.1007/s11709-020-0653-0.</w:t>
@@ -13881,6 +15879,8 @@
     <w:p>
       <w:pPr>
         <w:pStyle w:val="BodyText"/>
+        <w:ind w:left="425" w:hanging="425"/>
+        <w:jc w:val="left"/>
       </w:pPr>
       <w:r>
         <w:t xml:space="preserve">Yan WJ, Hao TT, Yuen KV and Papadimitriou C (2022) Monitoring gross vehicle weight with a probabilistic and influence line-free bridge weight-in-motion scheme based on a transmissibility-like index. Mechanical Systems and Signal Processing 177: 109133. DOI: 10.1016/j.ymssp.2022.109133.</w:t>
@@ -13889,6 +15889,8 @@
     <w:p>
       <w:pPr>
         <w:pStyle w:val="BodyText"/>
+        <w:ind w:left="425" w:hanging="425"/>
+        <w:jc w:val="left"/>
       </w:pPr>
       <w:r>
         <w:t xml:space="preserve">Yang J, Hou P and Yang C (2021) Study on the method of moving load identification based on strain influence line. Applied Sciences 11(2): 853. DOI: 10.3390/app11020853.</w:t>
@@ -13897,6 +15899,8 @@
     <w:p>
       <w:pPr>
         <w:pStyle w:val="BodyText"/>
+        <w:ind w:left="425" w:hanging="425"/>
+        <w:jc w:val="left"/>
       </w:pPr>
       <w:r>
         <w:t xml:space="preserve">Yu Y, Cai CS and Deng L (2016) State-of-the-art review on bridge weigh-in-motion technology. Advances in Structural Engineering 19(9): 1514–1530. DOI: 10.1177/1369433216655922.</w:t>
@@ -13905,6 +15909,8 @@
     <w:p>
       <w:pPr>
         <w:pStyle w:val="BodyText"/>
+        <w:ind w:left="425" w:hanging="425"/>
+        <w:jc w:val="left"/>
       </w:pPr>
       <w:r>
         <w:t xml:space="preserve">Yu Y, Cai CS and Deng L (2018) Nothing-on-road bridge weigh-in-motion considering the transverse position of the vehicle. Structure and Infrastructure Engineering 14(8): 1108–1122. DOI: 10.1080/15732479.2017.1401095.</w:t>
@@ -13913,6 +15919,8 @@
     <w:p>
       <w:pPr>
         <w:pStyle w:val="BodyText"/>
+        <w:ind w:left="425" w:hanging="425"/>
+        <w:jc w:val="left"/>
       </w:pPr>
       <w:r>
         <w:t xml:space="preserve">Zhang J, Liu Y and Fan X (2026) An AR(1)-Tikhonov-SVD-GCV framework for stochastic moving load identification driven by bridge multi-point deflection data. Structures 88: 111844. DOI: 10.1016/j.istruc.2026.111844.</w:t>
@@ -13921,6 +15929,8 @@
     <w:p>
       <w:pPr>
         <w:pStyle w:val="BodyText"/>
+        <w:ind w:left="425" w:hanging="425"/>
+        <w:jc w:val="left"/>
       </w:pPr>
       <w:r>
         <w:t xml:space="preserve">Zhou C, Demartino C, Narazaki Y, Xu Y, Chatzi E and Spencer BF (2025) Optimal sensor placement for bridge weigh-in-motion using an augmented Kalman filter. Mechanical Systems and Signal Processing 241: 113522. DOI: 10.1016/j.ymssp.2025.113522.</w:t>
@@ -13929,6 +15939,8 @@
     <w:p>
       <w:pPr>
         <w:pStyle w:val="BodyText"/>
+        <w:ind w:left="425" w:hanging="425"/>
+        <w:jc w:val="left"/>
       </w:pPr>
       <w:r>
         <w:t xml:space="preserve">Zhou Y, Feng Z, Di SK and Jia ZJ (2026) A novel approach for bending stiffness inversion and rapid evaluation of continuous beam bridges based on a deflection influence line. Structural Control and Health Monitoring 2026: 1361157. DOI: 10.1155/stc/1361157.</w:t>
@@ -13937,6 +15949,8 @@
     <w:p>
       <w:pPr>
         <w:pStyle w:val="BodyText"/>
+        <w:ind w:left="425" w:hanging="425"/>
+        <w:jc w:val="left"/>
       </w:pPr>
       <w:r>
         <w:t xml:space="preserve">Zhu XQ and Law SS (2006) Moving load identification on multi-span continuous bridges with elastic bearings. Mechanical Systems and Signal Processing 20(7): 1759–1782. DOI: 10.1016/j.ymssp.2005.06.004.</w:t>
@@ -13945,6 +15959,8 @@
     <w:p>
       <w:pPr>
         <w:pStyle w:val="BodyText"/>
+        <w:ind w:left="425" w:hanging="425"/>
+        <w:jc w:val="left"/>
       </w:pPr>
       <w:r>
         <w:t xml:space="preserve">Zhu J, Wang C, Qi T and Zhou Y (2022) Vehicle load identification on orthotropic steel box beam bridge based on the strain response area. Applied Sciences 12(23): 12394. DOI: 10.3390/app122312394.</w:t>
@@ -13953,1571 +15969,14 @@
     <w:p>
       <w:pPr>
         <w:pStyle w:val="BodyText"/>
+        <w:ind w:left="425" w:hanging="425"/>
+        <w:jc w:val="left"/>
       </w:pPr>
       <w:r>
         <w:t xml:space="preserve">Žnidarič A, Kalin J and Kreslin M (2018) Improved accuracy and robustness of bridge weigh-in-motion systems. Structure and Infrastructure Engineering 14(4): 412–424. DOI: 10.1080/15732479.2017.1406958.</w:t>
       </w:r>
     </w:p>
-    <w:bookmarkEnd w:id="49"/>
-    <w:bookmarkStart w:id="71" w:name="figures"/>
-    <w:p>
-      <w:pPr>
-        <w:pStyle w:val="Heading2"/>
-      </w:pPr>
-      <w:r>
-        <w:t xml:space="preserve">Figures</w:t>
-      </w:r>
-    </w:p>
-    <w:p>
-      <w:pPr>
-        <w:pStyle w:val="FirstParagraph"/>
-      </w:pPr>
-      <w:r>
-        <w:drawing>
-          <wp:inline>
-            <wp:extent cx="5753100" cy="2584601"/>
-            <wp:effectExtent b="0" l="0" r="0" t="0"/>
-            <wp:docPr descr="" title="" id="51" name="Picture"/>
-            <a:graphic>
-              <a:graphicData uri="http://schemas.openxmlformats.org/drawingml/2006/picture">
-                <pic:pic>
-                  <pic:nvPicPr>
-                    <pic:cNvPr descr="/home/user/SHM-Paper1-1D/manuscript/ase/figures/Fig1_beams.png" id="52" name="Picture"/>
-                    <pic:cNvPicPr>
-                      <a:picLocks noChangeArrowheads="1" noChangeAspect="1"/>
-                    </pic:cNvPicPr>
-                  </pic:nvPicPr>
-                  <pic:blipFill>
-                    <a:blip r:embed="rId50"/>
-                    <a:stretch>
-                      <a:fillRect/>
-                    </a:stretch>
-                  </pic:blipFill>
-                  <pic:spPr bwMode="auto">
-                    <a:xfrm>
-                      <a:off x="0" y="0"/>
-                      <a:ext cx="5753100" cy="2584601"/>
-                    </a:xfrm>
-                    <a:prstGeom prst="rect">
-                      <a:avLst/>
-                    </a:prstGeom>
-                    <a:noFill/>
-                    <a:ln w="9525">
-                      <a:noFill/>
-                      <a:headEnd/>
-                      <a:tailEnd/>
-                    </a:ln>
-                  </pic:spPr>
-                </pic:pic>
-              </a:graphicData>
-            </a:graphic>
-          </wp:inline>
-        </w:drawing>
-      </w:r>
-    </w:p>
-    <w:p>
-      <w:pPr>
-        <w:pStyle w:val="BodyText"/>
-      </w:pPr>
-      <w:r>
-        <w:rPr>
-          <w:bCs/>
-          <w:b/>
-        </w:rPr>
-        <w:t xml:space="preserve">Figure 1.</w:t>
-      </w:r>
-      <w:r>
-        <w:t xml:space="preserve"> </w:t>
-      </w:r>
-      <w:r>
-        <w:t xml:space="preserve">Continuous beams considered: (a) two-span beam with instrumented span</w:t>
-      </w:r>
-      <w:r>
-        <w:t xml:space="preserve"> </w:t>
-      </w:r>
-      <m:oMath>
-        <m:sSub>
-          <m:e>
-            <m:r>
-              <m:t>L</m:t>
-            </m:r>
-          </m:e>
-          <m:sub>
-            <m:r>
-              <m:t>1</m:t>
-            </m:r>
-          </m:sub>
-        </m:sSub>
-      </m:oMath>
-      <w:r>
-        <w:t xml:space="preserve"> </w:t>
-      </w:r>
-      <w:r>
-        <w:t xml:space="preserve">of rigidity</w:t>
-      </w:r>
-      <w:r>
-        <w:t xml:space="preserve"> </w:t>
-      </w:r>
-      <m:oMath>
-        <m:r>
-          <m:t>E</m:t>
-        </m:r>
-        <m:sSub>
-          <m:e>
-            <m:r>
-              <m:t>I</m:t>
-            </m:r>
-          </m:e>
-          <m:sub>
-            <m:r>
-              <m:t>1</m:t>
-            </m:r>
-          </m:sub>
-        </m:sSub>
-      </m:oMath>
-      <w:r>
-        <w:t xml:space="preserve">, adjacent span</w:t>
-      </w:r>
-      <w:r>
-        <w:t xml:space="preserve"> </w:t>
-      </w:r>
-      <m:oMath>
-        <m:sSub>
-          <m:e>
-            <m:r>
-              <m:t>L</m:t>
-            </m:r>
-          </m:e>
-          <m:sub>
-            <m:r>
-              <m:t>2</m:t>
-            </m:r>
-          </m:sub>
-        </m:sSub>
-        <m:r>
-          <m:rPr>
-            <m:sty m:val="p"/>
-          </m:rPr>
-          <m:t>=</m:t>
-        </m:r>
-        <m:r>
-          <m:t>λ</m:t>
-        </m:r>
-        <m:sSub>
-          <m:e>
-            <m:r>
-              <m:t>L</m:t>
-            </m:r>
-          </m:e>
-          <m:sub>
-            <m:r>
-              <m:t>1</m:t>
-            </m:r>
-          </m:sub>
-        </m:sSub>
-      </m:oMath>
-      <w:r>
-        <w:t xml:space="preserve"> </w:t>
-      </w:r>
-      <w:r>
-        <w:t xml:space="preserve">of rigidity</w:t>
-      </w:r>
-      <w:r>
-        <w:t xml:space="preserve"> </w:t>
-      </w:r>
-      <m:oMath>
-        <m:r>
-          <m:t>E</m:t>
-        </m:r>
-        <m:sSub>
-          <m:e>
-            <m:r>
-              <m:t>I</m:t>
-            </m:r>
-          </m:e>
-          <m:sub>
-            <m:r>
-              <m:t>2</m:t>
-            </m:r>
-          </m:sub>
-        </m:sSub>
-        <m:r>
-          <m:rPr>
-            <m:sty m:val="p"/>
-          </m:rPr>
-          <m:t>=</m:t>
-        </m:r>
-        <m:r>
-          <m:t>γ</m:t>
-        </m:r>
-        <m:r>
-          <m:t>E</m:t>
-        </m:r>
-        <m:sSub>
-          <m:e>
-            <m:r>
-              <m:t>I</m:t>
-            </m:r>
-          </m:e>
-          <m:sub>
-            <m:r>
-              <m:t>1</m:t>
-            </m:r>
-          </m:sub>
-        </m:sSub>
-      </m:oMath>
-      <w:r>
-        <w:t xml:space="preserve">, and sensor at</w:t>
-      </w:r>
-      <w:r>
-        <w:t xml:space="preserve"> </w:t>
-      </w:r>
-      <m:oMath>
-        <m:r>
-          <m:t>ξ</m:t>
-        </m:r>
-        <m:sSub>
-          <m:e>
-            <m:r>
-              <m:t>L</m:t>
-            </m:r>
-          </m:e>
-          <m:sub>
-            <m:r>
-              <m:t>1</m:t>
-            </m:r>
-          </m:sub>
-        </m:sSub>
-      </m:oMath>
-      <w:r>
-        <w:t xml:space="preserve">; (b) symmetric three-span beam with side spans</w:t>
-      </w:r>
-      <w:r>
-        <w:t xml:space="preserve"> </w:t>
-      </w:r>
-      <m:oMath>
-        <m:sSub>
-          <m:e>
-            <m:r>
-              <m:t>L</m:t>
-            </m:r>
-          </m:e>
-          <m:sub>
-            <m:r>
-              <m:rPr>
-                <m:sty m:val="p"/>
-              </m:rPr>
-              <m:t>s</m:t>
-            </m:r>
-            <m:r>
-              <m:rPr>
-                <m:sty m:val="p"/>
-              </m:rPr>
-              <m:t>i</m:t>
-            </m:r>
-            <m:r>
-              <m:rPr>
-                <m:sty m:val="p"/>
-              </m:rPr>
-              <m:t>d</m:t>
-            </m:r>
-            <m:r>
-              <m:rPr>
-                <m:sty m:val="p"/>
-              </m:rPr>
-              <m:t>e</m:t>
-            </m:r>
-          </m:sub>
-        </m:sSub>
-      </m:oMath>
-      <w:r>
-        <w:t xml:space="preserve"> </w:t>
-      </w:r>
-      <w:r>
-        <w:t xml:space="preserve">of rigidity</w:t>
-      </w:r>
-      <w:r>
-        <w:t xml:space="preserve"> </w:t>
-      </w:r>
-      <m:oMath>
-        <m:r>
-          <m:t>E</m:t>
-        </m:r>
-        <m:sSub>
-          <m:e>
-            <m:r>
-              <m:t>I</m:t>
-            </m:r>
-          </m:e>
-          <m:sub>
-            <m:r>
-              <m:rPr>
-                <m:sty m:val="p"/>
-              </m:rPr>
-              <m:t>s</m:t>
-            </m:r>
-            <m:r>
-              <m:rPr>
-                <m:sty m:val="p"/>
-              </m:rPr>
-              <m:t>i</m:t>
-            </m:r>
-            <m:r>
-              <m:rPr>
-                <m:sty m:val="p"/>
-              </m:rPr>
-              <m:t>d</m:t>
-            </m:r>
-            <m:r>
-              <m:rPr>
-                <m:sty m:val="p"/>
-              </m:rPr>
-              <m:t>e</m:t>
-            </m:r>
-          </m:sub>
-        </m:sSub>
-      </m:oMath>
-      <w:r>
-        <w:t xml:space="preserve">, main span</w:t>
-      </w:r>
-      <w:r>
-        <w:t xml:space="preserve"> </w:t>
-      </w:r>
-      <m:oMath>
-        <m:sSub>
-          <m:e>
-            <m:r>
-              <m:t>L</m:t>
-            </m:r>
-          </m:e>
-          <m:sub>
-            <m:r>
-              <m:rPr>
-                <m:sty m:val="p"/>
-              </m:rPr>
-              <m:t>m</m:t>
-            </m:r>
-            <m:r>
-              <m:rPr>
-                <m:sty m:val="p"/>
-              </m:rPr>
-              <m:t>a</m:t>
-            </m:r>
-            <m:r>
-              <m:rPr>
-                <m:sty m:val="p"/>
-              </m:rPr>
-              <m:t>i</m:t>
-            </m:r>
-            <m:r>
-              <m:rPr>
-                <m:sty m:val="p"/>
-              </m:rPr>
-              <m:t>n</m:t>
-            </m:r>
-          </m:sub>
-        </m:sSub>
-        <m:r>
-          <m:rPr>
-            <m:sty m:val="p"/>
-          </m:rPr>
-          <m:t>=</m:t>
-        </m:r>
-        <m:r>
-          <m:t>β</m:t>
-        </m:r>
-        <m:sSub>
-          <m:e>
-            <m:r>
-              <m:t>L</m:t>
-            </m:r>
-          </m:e>
-          <m:sub>
-            <m:r>
-              <m:rPr>
-                <m:sty m:val="p"/>
-              </m:rPr>
-              <m:t>s</m:t>
-            </m:r>
-            <m:r>
-              <m:rPr>
-                <m:sty m:val="p"/>
-              </m:rPr>
-              <m:t>i</m:t>
-            </m:r>
-            <m:r>
-              <m:rPr>
-                <m:sty m:val="p"/>
-              </m:rPr>
-              <m:t>d</m:t>
-            </m:r>
-            <m:r>
-              <m:rPr>
-                <m:sty m:val="p"/>
-              </m:rPr>
-              <m:t>e</m:t>
-            </m:r>
-          </m:sub>
-        </m:sSub>
-      </m:oMath>
-      <w:r>
-        <w:t xml:space="preserve"> </w:t>
-      </w:r>
-      <w:r>
-        <w:t xml:space="preserve">of rigidity</w:t>
-      </w:r>
-      <w:r>
-        <w:t xml:space="preserve"> </w:t>
-      </w:r>
-      <m:oMath>
-        <m:r>
-          <m:t>E</m:t>
-        </m:r>
-        <m:sSub>
-          <m:e>
-            <m:r>
-              <m:t>I</m:t>
-            </m:r>
-          </m:e>
-          <m:sub>
-            <m:r>
-              <m:rPr>
-                <m:sty m:val="p"/>
-              </m:rPr>
-              <m:t>m</m:t>
-            </m:r>
-            <m:r>
-              <m:rPr>
-                <m:sty m:val="p"/>
-              </m:rPr>
-              <m:t>a</m:t>
-            </m:r>
-            <m:r>
-              <m:rPr>
-                <m:sty m:val="p"/>
-              </m:rPr>
-              <m:t>i</m:t>
-            </m:r>
-            <m:r>
-              <m:rPr>
-                <m:sty m:val="p"/>
-              </m:rPr>
-              <m:t>n</m:t>
-            </m:r>
-          </m:sub>
-        </m:sSub>
-        <m:r>
-          <m:rPr>
-            <m:sty m:val="p"/>
-          </m:rPr>
-          <m:t>=</m:t>
-        </m:r>
-        <m:r>
-          <m:t>γ</m:t>
-        </m:r>
-        <m:r>
-          <m:t>E</m:t>
-        </m:r>
-        <m:sSub>
-          <m:e>
-            <m:r>
-              <m:t>I</m:t>
-            </m:r>
-          </m:e>
-          <m:sub>
-            <m:r>
-              <m:rPr>
-                <m:sty m:val="p"/>
-              </m:rPr>
-              <m:t>s</m:t>
-            </m:r>
-            <m:r>
-              <m:rPr>
-                <m:sty m:val="p"/>
-              </m:rPr>
-              <m:t>i</m:t>
-            </m:r>
-            <m:r>
-              <m:rPr>
-                <m:sty m:val="p"/>
-              </m:rPr>
-              <m:t>d</m:t>
-            </m:r>
-            <m:r>
-              <m:rPr>
-                <m:sty m:val="p"/>
-              </m:rPr>
-              <m:t>e</m:t>
-            </m:r>
-          </m:sub>
-        </m:sSub>
-      </m:oMath>
-      <w:r>
-        <w:t xml:space="preserve">, and side-span sensor at</w:t>
-      </w:r>
-      <w:r>
-        <w:t xml:space="preserve"> </w:t>
-      </w:r>
-      <m:oMath>
-        <m:r>
-          <m:t>ξ</m:t>
-        </m:r>
-        <m:sSub>
-          <m:e>
-            <m:r>
-              <m:t>L</m:t>
-            </m:r>
-          </m:e>
-          <m:sub>
-            <m:r>
-              <m:rPr>
-                <m:sty m:val="p"/>
-              </m:rPr>
-              <m:t>s</m:t>
-            </m:r>
-            <m:r>
-              <m:rPr>
-                <m:sty m:val="p"/>
-              </m:rPr>
-              <m:t>i</m:t>
-            </m:r>
-            <m:r>
-              <m:rPr>
-                <m:sty m:val="p"/>
-              </m:rPr>
-              <m:t>d</m:t>
-            </m:r>
-            <m:r>
-              <m:rPr>
-                <m:sty m:val="p"/>
-              </m:rPr>
-              <m:t>e</m:t>
-            </m:r>
-          </m:sub>
-        </m:sSub>
-      </m:oMath>
-      <w:r>
-        <w:t xml:space="preserve">.</w:t>
-      </w:r>
-    </w:p>
-    <w:p>
-      <w:pPr>
-        <w:pStyle w:val="BodyText"/>
-      </w:pPr>
-      <w:r>
-        <w:drawing>
-          <wp:inline>
-            <wp:extent cx="5753100" cy="2363323"/>
-            <wp:effectExtent b="0" l="0" r="0" t="0"/>
-            <wp:docPr descr="" title="" id="54" name="Picture"/>
-            <a:graphic>
-              <a:graphicData uri="http://schemas.openxmlformats.org/drawingml/2006/picture">
-                <pic:pic>
-                  <pic:nvPicPr>
-                    <pic:cNvPr descr="/home/user/SHM-Paper1-1D/manuscript/ase/figures/Fig2_obs_map_3span.png" id="55" name="Picture"/>
-                    <pic:cNvPicPr>
-                      <a:picLocks noChangeArrowheads="1" noChangeAspect="1"/>
-                    </pic:cNvPicPr>
-                  </pic:nvPicPr>
-                  <pic:blipFill>
-                    <a:blip r:embed="rId53"/>
-                    <a:stretch>
-                      <a:fillRect/>
-                    </a:stretch>
-                  </pic:blipFill>
-                  <pic:spPr bwMode="auto">
-                    <a:xfrm>
-                      <a:off x="0" y="0"/>
-                      <a:ext cx="5753100" cy="2363323"/>
-                    </a:xfrm>
-                    <a:prstGeom prst="rect">
-                      <a:avLst/>
-                    </a:prstGeom>
-                    <a:noFill/>
-                    <a:ln w="9525">
-                      <a:noFill/>
-                      <a:headEnd/>
-                      <a:tailEnd/>
-                    </a:ln>
-                  </pic:spPr>
-                </pic:pic>
-              </a:graphicData>
-            </a:graphic>
-          </wp:inline>
-        </w:drawing>
-      </w:r>
-    </w:p>
-    <w:p>
-      <w:pPr>
-        <w:pStyle w:val="BodyText"/>
-      </w:pPr>
-      <w:r>
-        <w:rPr>
-          <w:bCs/>
-          <w:b/>
-        </w:rPr>
-        <w:t xml:space="preserve">Figure 2.</w:t>
-      </w:r>
-      <w:r>
-        <w:t xml:space="preserve"> </w:t>
-      </w:r>
-      <w:r>
-        <w:t xml:space="preserve">Deflection observability of three-span beams of uniform rigidity: (a) symmetric beam,</w:t>
-      </w:r>
-      <w:r>
-        <w:t xml:space="preserve"> </w:t>
-      </w:r>
-      <m:oMath>
-        <m:sSub>
-          <m:e>
-            <m:r>
-              <m:t>N</m:t>
-            </m:r>
-          </m:e>
-          <m:sub>
-            <m:r>
-              <m:t>w</m:t>
-            </m:r>
-          </m:sub>
-        </m:sSub>
-      </m:oMath>
-      <w:r>
-        <w:t xml:space="preserve"> </w:t>
-      </w:r>
-      <w:r>
-        <w:t xml:space="preserve">over</w:t>
-      </w:r>
-      <w:r>
-        <w:t xml:space="preserve"> </w:t>
-      </w:r>
-      <m:oMath>
-        <m:r>
-          <m:t>β</m:t>
-        </m:r>
-      </m:oMath>
-      <w:r>
-        <w:t xml:space="preserve"> </w:t>
-      </w:r>
-      <w:r>
-        <w:t xml:space="preserve">and side-span sensor position</w:t>
-      </w:r>
-      <w:r>
-        <w:t xml:space="preserve"> </w:t>
-      </w:r>
-      <m:oMath>
-        <m:r>
-          <m:t>ξ</m:t>
-        </m:r>
-      </m:oMath>
-      <w:r>
-        <w:t xml:space="preserve">, with blind locus (thick line), near-blind band</w:t>
-      </w:r>
-      <w:r>
-        <w:t xml:space="preserve"> </w:t>
-      </w:r>
-      <m:oMath>
-        <m:d>
-          <m:dPr>
-            <m:begChr m:val="|"/>
-            <m:endChr m:val="|"/>
-            <m:sepChr m:val=""/>
-            <m:grow/>
-          </m:dPr>
-          <m:e>
-            <m:sSub>
-              <m:e>
-                <m:r>
-                  <m:t>N</m:t>
-                </m:r>
-              </m:e>
-              <m:sub>
-                <m:r>
-                  <m:t>w</m:t>
-                </m:r>
-              </m:sub>
-            </m:sSub>
-          </m:e>
-        </m:d>
-        <m:r>
-          <m:rPr>
-            <m:sty m:val="p"/>
-          </m:rPr>
-          <m:t>&lt;</m:t>
-        </m:r>
-        <m:r>
-          <m:t>0.2</m:t>
-        </m:r>
-      </m:oMath>
-      <w:r>
-        <w:t xml:space="preserve"> </w:t>
-      </w:r>
-      <w:r>
-        <w:t xml:space="preserve">(hatched), optimum</w:t>
-      </w:r>
-      <w:r>
-        <w:t xml:space="preserve"> </w:t>
-      </w:r>
-      <m:oMath>
-        <m:sSup>
-          <m:e>
-            <m:r>
-              <m:t>ξ</m:t>
-            </m:r>
-          </m:e>
-          <m:sup>
-            <m:r>
-              <m:rPr>
-                <m:sty m:val="p"/>
-              </m:rPr>
-              <m:t>*</m:t>
-            </m:r>
-          </m:sup>
-        </m:sSup>
-        <m:d>
-          <m:dPr>
-            <m:begChr m:val="("/>
-            <m:endChr m:val=")"/>
-            <m:sepChr m:val=""/>
-            <m:grow/>
-          </m:dPr>
-          <m:e>
-            <m:r>
-              <m:t>β</m:t>
-            </m:r>
-          </m:e>
-        </m:d>
-      </m:oMath>
-      <w:r>
-        <w:t xml:space="preserve"> </w:t>
-      </w:r>
-      <w:r>
-        <w:t xml:space="preserve">(dashed) and Cầu Mây proportions with a mid side-span sensor (circle); (b) asymmetric beam, sensor at mid-span of span 1, over</w:t>
-      </w:r>
-      <w:r>
-        <w:t xml:space="preserve"> </w:t>
-      </w:r>
-      <m:oMath>
-        <m:sSub>
-          <m:e>
-            <m:r>
-              <m:t>L</m:t>
-            </m:r>
-          </m:e>
-          <m:sub>
-            <m:r>
-              <m:t>1</m:t>
-            </m:r>
-          </m:sub>
-        </m:sSub>
-        <m:r>
-          <m:rPr>
-            <m:sty m:val="p"/>
-          </m:rPr>
-          <m:t>/</m:t>
-        </m:r>
-        <m:sSub>
-          <m:e>
-            <m:r>
-              <m:t>L</m:t>
-            </m:r>
-          </m:e>
-          <m:sub>
-            <m:r>
-              <m:t>2</m:t>
-            </m:r>
-          </m:sub>
-        </m:sSub>
-      </m:oMath>
-      <w:r>
-        <w:t xml:space="preserve"> </w:t>
-      </w:r>
-      <w:r>
-        <w:t xml:space="preserve">and</w:t>
-      </w:r>
-      <w:r>
-        <w:t xml:space="preserve"> </w:t>
-      </w:r>
-      <m:oMath>
-        <m:sSub>
-          <m:e>
-            <m:r>
-              <m:t>L</m:t>
-            </m:r>
-          </m:e>
-          <m:sub>
-            <m:r>
-              <m:t>3</m:t>
-            </m:r>
-          </m:sub>
-        </m:sSub>
-        <m:r>
-          <m:rPr>
-            <m:sty m:val="p"/>
-          </m:rPr>
-          <m:t>/</m:t>
-        </m:r>
-        <m:sSub>
-          <m:e>
-            <m:r>
-              <m:t>L</m:t>
-            </m:r>
-          </m:e>
-          <m:sub>
-            <m:r>
-              <m:t>2</m:t>
-            </m:r>
-          </m:sub>
-        </m:sSub>
-      </m:oMath>
-      <w:r>
-        <w:t xml:space="preserve">.</w:t>
-      </w:r>
-    </w:p>
-    <w:p>
-      <w:pPr>
-        <w:pStyle w:val="BodyText"/>
-      </w:pPr>
-      <w:r>
-        <w:drawing>
-          <wp:inline>
-            <wp:extent cx="5753100" cy="2121274"/>
-            <wp:effectExtent b="0" l="0" r="0" t="0"/>
-            <wp:docPr descr="" title="" id="57" name="Picture"/>
-            <a:graphic>
-              <a:graphicData uri="http://schemas.openxmlformats.org/drawingml/2006/picture">
-                <pic:pic>
-                  <pic:nvPicPr>
-                    <pic:cNvPr descr="/home/user/SHM-Paper1-1D/manuscript/ase/figures/Fig3_channels_prismatic.png" id="58" name="Picture"/>
-                    <pic:cNvPicPr>
-                      <a:picLocks noChangeArrowheads="1" noChangeAspect="1"/>
-                    </pic:cNvPicPr>
-                  </pic:nvPicPr>
-                  <pic:blipFill>
-                    <a:blip r:embed="rId56"/>
-                    <a:stretch>
-                      <a:fillRect/>
-                    </a:stretch>
-                  </pic:blipFill>
-                  <pic:spPr bwMode="auto">
-                    <a:xfrm>
-                      <a:off x="0" y="0"/>
-                      <a:ext cx="5753100" cy="2121274"/>
-                    </a:xfrm>
-                    <a:prstGeom prst="rect">
-                      <a:avLst/>
-                    </a:prstGeom>
-                    <a:noFill/>
-                    <a:ln w="9525">
-                      <a:noFill/>
-                      <a:headEnd/>
-                      <a:tailEnd/>
-                    </a:ln>
-                  </pic:spPr>
-                </pic:pic>
-              </a:graphicData>
-            </a:graphic>
-          </wp:inline>
-        </w:drawing>
-      </w:r>
-    </w:p>
-    <w:p>
-      <w:pPr>
-        <w:pStyle w:val="BodyText"/>
-      </w:pPr>
-      <w:r>
-        <w:rPr>
-          <w:bCs/>
-          <w:b/>
-        </w:rPr>
-        <w:t xml:space="preserve">Figure 3.</w:t>
-      </w:r>
-      <w:r>
-        <w:t xml:space="preserve"> </w:t>
-      </w:r>
-      <w:r>
-        <w:t xml:space="preserve">Indicators along prismatic girders: deflection</w:t>
-      </w:r>
-      <w:r>
-        <w:t xml:space="preserve"> </w:t>
-      </w:r>
-      <m:oMath>
-        <m:sSub>
-          <m:e>
-            <m:r>
-              <m:t>N</m:t>
-            </m:r>
-          </m:e>
-          <m:sub>
-            <m:r>
-              <m:t>w</m:t>
-            </m:r>
-          </m:sub>
-        </m:sSub>
-      </m:oMath>
-      <w:r>
-        <w:t xml:space="preserve"> </w:t>
-      </w:r>
-      <w:r>
-        <w:t xml:space="preserve">(2.5 at a simply supported mid-span), rotation</w:t>
-      </w:r>
-      <w:r>
-        <w:t xml:space="preserve"> </w:t>
-      </w:r>
-      <m:oMath>
-        <m:sSub>
-          <m:e>
-            <m:r>
-              <m:t>N</m:t>
-            </m:r>
-          </m:e>
-          <m:sub>
-            <m:r>
-              <m:t>θ</m:t>
-            </m:r>
-          </m:sub>
-        </m:sSub>
-      </m:oMath>
-      <w:r>
-        <w:t xml:space="preserve">, strain</w:t>
-      </w:r>
-      <w:r>
-        <w:t xml:space="preserve"> </w:t>
-      </w:r>
-      <m:oMath>
-        <m:sSub>
-          <m:e>
-            <m:r>
-              <m:t>N</m:t>
-            </m:r>
-          </m:e>
-          <m:sub>
-            <m:r>
-              <m:t>M</m:t>
-            </m:r>
-          </m:sub>
-        </m:sSub>
-      </m:oMath>
-      <w:r>
-        <w:t xml:space="preserve"> </w:t>
-      </w:r>
-      <w:r>
-        <w:t xml:space="preserve">and shear</w:t>
-      </w:r>
-      <w:r>
-        <w:t xml:space="preserve"> </w:t>
-      </w:r>
-      <m:oMath>
-        <m:sSub>
-          <m:e>
-            <m:r>
-              <m:t>N</m:t>
-            </m:r>
-          </m:e>
-          <m:sub>
-            <m:r>
-              <m:t>V</m:t>
-            </m:r>
-          </m:sub>
-        </m:sSub>
-      </m:oMath>
-      <w:r>
-        <w:t xml:space="preserve"> </w:t>
-      </w:r>
-      <w:r>
-        <w:t xml:space="preserve">(1 for the simply supported reference). (a) Equal two-span beam; (b) symmetric three-span beam,</w:t>
-      </w:r>
-      <w:r>
-        <w:t xml:space="preserve"> </w:t>
-      </w:r>
-      <m:oMath>
-        <m:r>
-          <m:t>β</m:t>
-        </m:r>
-        <m:r>
-          <m:rPr>
-            <m:sty m:val="p"/>
-          </m:rPr>
-          <m:t>=</m:t>
-        </m:r>
-        <m:r>
-          <m:t>1.636</m:t>
-        </m:r>
-      </m:oMath>
-      <w:r>
-        <w:t xml:space="preserve">. Grey band:</w:t>
-      </w:r>
-      <w:r>
-        <w:t xml:space="preserve"> </w:t>
-      </w:r>
-      <m:oMath>
-        <m:d>
-          <m:dPr>
-            <m:begChr m:val="|"/>
-            <m:endChr m:val="|"/>
-            <m:sepChr m:val=""/>
-            <m:grow/>
-          </m:dPr>
-          <m:e>
-            <m:r>
-              <m:t>N</m:t>
-            </m:r>
-          </m:e>
-        </m:d>
-        <m:r>
-          <m:rPr>
-            <m:sty m:val="p"/>
-          </m:rPr>
-          <m:t>&lt;</m:t>
-        </m:r>
-        <m:r>
-          <m:t>0.2</m:t>
-        </m:r>
-      </m:oMath>
-      <w:r>
-        <w:t xml:space="preserve">.</w:t>
-      </w:r>
-    </w:p>
-    <w:p>
-      <w:pPr>
-        <w:pStyle w:val="BodyText"/>
-      </w:pPr>
-      <w:r>
-        <w:drawing>
-          <wp:inline>
-            <wp:extent cx="5753100" cy="5992812"/>
-            <wp:effectExtent b="0" l="0" r="0" t="0"/>
-            <wp:docPr descr="" title="" id="60" name="Picture"/>
-            <a:graphic>
-              <a:graphicData uri="http://schemas.openxmlformats.org/drawingml/2006/picture">
-                <pic:pic>
-                  <pic:nvPicPr>
-                    <pic:cNvPr descr="/home/user/SHM-Paper1-1D/manuscript/ase/figures/Fig4_norbwim_crossings.png" id="61" name="Picture"/>
-                    <pic:cNvPicPr>
-                      <a:picLocks noChangeArrowheads="1" noChangeAspect="1"/>
-                    </pic:cNvPicPr>
-                  </pic:nvPicPr>
-                  <pic:blipFill>
-                    <a:blip r:embed="rId59"/>
-                    <a:stretch>
-                      <a:fillRect/>
-                    </a:stretch>
-                  </pic:blipFill>
-                  <pic:spPr bwMode="auto">
-                    <a:xfrm>
-                      <a:off x="0" y="0"/>
-                      <a:ext cx="5753100" cy="5992812"/>
-                    </a:xfrm>
-                    <a:prstGeom prst="rect">
-                      <a:avLst/>
-                    </a:prstGeom>
-                    <a:noFill/>
-                    <a:ln w="9525">
-                      <a:noFill/>
-                      <a:headEnd/>
-                      <a:tailEnd/>
-                    </a:ln>
-                  </pic:spPr>
-                </pic:pic>
-              </a:graphicData>
-            </a:graphic>
-          </wp:inline>
-        </w:drawing>
-      </w:r>
-    </w:p>
-    <w:p>
-      <w:pPr>
-        <w:pStyle w:val="BodyText"/>
-      </w:pPr>
-      <w:r>
-        <w:rPr>
-          <w:bCs/>
-          <w:b/>
-        </w:rPr>
-        <w:t xml:space="preserve">Figure 4.</w:t>
-      </w:r>
-      <w:r>
-        <w:t xml:space="preserve"> </w:t>
-      </w:r>
-      <w:r>
-        <w:t xml:space="preserve">NOR-BWIM strain records of three single-truck crossings of the five-span girder. Shaded: integration window; dashed: beam-model shape; legend: integral</w:t>
-      </w:r>
-      <w:r>
-        <w:t xml:space="preserve"> </w:t>
-      </w:r>
-      <m:oMath>
-        <m:r>
-          <m:rPr>
-            <m:sty m:val="p"/>
-          </m:rPr>
-          <m:t>∫</m:t>
-        </m:r>
-        <m:r>
-          <m:t>ε</m:t>
-        </m:r>
-        <m:r>
-          <m:t> </m:t>
-        </m:r>
-        <m:r>
-          <m:rPr>
-            <m:sty m:val="p"/>
-          </m:rPr>
-          <m:t>d</m:t>
-        </m:r>
-        <m:r>
-          <m:t>x</m:t>
-        </m:r>
-      </m:oMath>
-      <w:r>
-        <w:t xml:space="preserve"> </w:t>
-      </w:r>
-      <w:r>
-        <w:t xml:space="preserve">(µε m) per gauge.</w:t>
-      </w:r>
-    </w:p>
-    <w:p>
-      <w:pPr>
-        <w:pStyle w:val="BodyText"/>
-      </w:pPr>
-      <w:r>
-        <w:drawing>
-          <wp:inline>
-            <wp:extent cx="5753100" cy="2556933"/>
-            <wp:effectExtent b="0" l="0" r="0" t="0"/>
-            <wp:docPr descr="" title="" id="63" name="Picture"/>
-            <a:graphic>
-              <a:graphicData uri="http://schemas.openxmlformats.org/drawingml/2006/picture">
-                <pic:pic>
-                  <pic:nvPicPr>
-                    <pic:cNvPr descr="/home/user/SHM-Paper1-1D/manuscript/ase/figures/Fig5_norbwim_invariance.png" id="64" name="Picture"/>
-                    <pic:cNvPicPr>
-                      <a:picLocks noChangeArrowheads="1" noChangeAspect="1"/>
-                    </pic:cNvPicPr>
-                  </pic:nvPicPr>
-                  <pic:blipFill>
-                    <a:blip r:embed="rId62"/>
-                    <a:stretch>
-                      <a:fillRect/>
-                    </a:stretch>
-                  </pic:blipFill>
-                  <pic:spPr bwMode="auto">
-                    <a:xfrm>
-                      <a:off x="0" y="0"/>
-                      <a:ext cx="5753100" cy="2556933"/>
-                    </a:xfrm>
-                    <a:prstGeom prst="rect">
-                      <a:avLst/>
-                    </a:prstGeom>
-                    <a:noFill/>
-                    <a:ln w="9525">
-                      <a:noFill/>
-                      <a:headEnd/>
-                      <a:tailEnd/>
-                    </a:ln>
-                  </pic:spPr>
-                </pic:pic>
-              </a:graphicData>
-            </a:graphic>
-          </wp:inline>
-        </w:drawing>
-      </w:r>
-    </w:p>
-    <w:p>
-      <w:pPr>
-        <w:pStyle w:val="BodyText"/>
-      </w:pPr>
-      <w:r>
-        <w:rPr>
-          <w:bCs/>
-          <w:b/>
-        </w:rPr>
-        <w:t xml:space="preserve">Figure 5.</w:t>
-      </w:r>
-      <w:r>
-        <w:t xml:space="preserve"> </w:t>
-      </w:r>
-      <w:r>
-        <w:t xml:space="preserve">Ratio of the integral constants of two trucks, per gauge and gauge average, with 95 % confidence intervals: (a) day 1, second to first 3-axle truck, gauge average over the four wheel-path gauges; (b) day 2, 5-axle to 3-axle truck. Grey bands: ±5 % and ±10 %. Red: invariance rejected; blue: equivalent within ±10 %; orange: inconclusive.</w:t>
-      </w:r>
-    </w:p>
-    <w:p>
-      <w:pPr>
-        <w:pStyle w:val="BodyText"/>
-      </w:pPr>
-      <w:r>
-        <w:drawing>
-          <wp:inline>
-            <wp:extent cx="5753100" cy="6036736"/>
-            <wp:effectExtent b="0" l="0" r="0" t="0"/>
-            <wp:docPr descr="" title="" id="66" name="Picture"/>
-            <a:graphic>
-              <a:graphicData uri="http://schemas.openxmlformats.org/drawingml/2006/picture">
-                <pic:pic>
-                  <pic:nvPicPr>
-                    <pic:cNvPr descr="/home/user/SHM-Paper1-1D/manuscript/ase/figures/Fig6_caumay_channels.png" id="67" name="Picture"/>
-                    <pic:cNvPicPr>
-                      <a:picLocks noChangeArrowheads="1" noChangeAspect="1"/>
-                    </pic:cNvPicPr>
-                  </pic:nvPicPr>
-                  <pic:blipFill>
-                    <a:blip r:embed="rId65"/>
-                    <a:stretch>
-                      <a:fillRect/>
-                    </a:stretch>
-                  </pic:blipFill>
-                  <pic:spPr bwMode="auto">
-                    <a:xfrm>
-                      <a:off x="0" y="0"/>
-                      <a:ext cx="5753100" cy="6036736"/>
-                    </a:xfrm>
-                    <a:prstGeom prst="rect">
-                      <a:avLst/>
-                    </a:prstGeom>
-                    <a:noFill/>
-                    <a:ln w="9525">
-                      <a:noFill/>
-                      <a:headEnd/>
-                      <a:tailEnd/>
-                    </a:ln>
-                  </pic:spPr>
-                </pic:pic>
-              </a:graphicData>
-            </a:graphic>
-          </wp:inline>
-        </w:drawing>
-      </w:r>
-    </w:p>
-    <w:p>
-      <w:pPr>
-        <w:pStyle w:val="BodyText"/>
-      </w:pPr>
-      <w:r>
-        <w:rPr>
-          <w:bCs/>
-          <w:b/>
-        </w:rPr>
-        <w:t xml:space="preserve">Figure 6.</w:t>
-      </w:r>
-      <w:r>
-        <w:t xml:space="preserve"> </w:t>
-      </w:r>
-      <w:r>
-        <w:t xml:space="preserve">Cầu Mây girder: indicators for a prismatic model with pinned piers and for the haunched model under calibrations A and B: (a) deflection</w:t>
-      </w:r>
-      <w:r>
-        <w:t xml:space="preserve"> </w:t>
-      </w:r>
-      <m:oMath>
-        <m:sSub>
-          <m:e>
-            <m:r>
-              <m:t>N</m:t>
-            </m:r>
-          </m:e>
-          <m:sub>
-            <m:r>
-              <m:t>w</m:t>
-            </m:r>
-          </m:sub>
-        </m:sSub>
-      </m:oMath>
-      <w:r>
-        <w:t xml:space="preserve">; (b) strain</w:t>
-      </w:r>
-      <w:r>
-        <w:t xml:space="preserve"> </w:t>
-      </w:r>
-      <m:oMath>
-        <m:sSub>
-          <m:e>
-            <m:r>
-              <m:t>N</m:t>
-            </m:r>
-          </m:e>
-          <m:sub>
-            <m:r>
-              <m:t>M</m:t>
-            </m:r>
-          </m:sub>
-        </m:sSub>
-      </m:oMath>
-      <w:r>
-        <w:t xml:space="preserve">; (c) strain indicator including the gain</w:t>
-      </w:r>
-      <w:r>
-        <w:t xml:space="preserve"> </w:t>
-      </w:r>
-      <m:oMath>
-        <m:r>
-          <m:t>c</m:t>
-        </m:r>
-        <m:r>
-          <m:rPr>
-            <m:sty m:val="p"/>
-          </m:rPr>
-          <m:t>/</m:t>
-        </m:r>
-        <m:r>
-          <m:t>E</m:t>
-        </m:r>
-        <m:r>
-          <m:t>I</m:t>
-        </m:r>
-      </m:oMath>
-      <w:r>
-        <w:t xml:space="preserve">, with</w:t>
-      </w:r>
-      <w:r>
-        <w:t xml:space="preserve"> </w:t>
-      </w:r>
-      <m:oMath>
-        <m:r>
-          <m:t>c</m:t>
-        </m:r>
-        <m:r>
-          <m:rPr>
-            <m:sty m:val="p"/>
-          </m:rPr>
-          <m:t>∝</m:t>
-        </m:r>
-        <m:r>
-          <m:t>h</m:t>
-        </m:r>
-      </m:oMath>
-      <w:r>
-        <w:t xml:space="preserve">. Dotted lines: gauge positions.</w:t>
-      </w:r>
-    </w:p>
-    <w:p>
-      <w:pPr>
-        <w:pStyle w:val="BodyText"/>
-      </w:pPr>
-      <w:r>
-        <w:drawing>
-          <wp:inline>
-            <wp:extent cx="5753100" cy="4881418"/>
-            <wp:effectExtent b="0" l="0" r="0" t="0"/>
-            <wp:docPr descr="" title="" id="69" name="Picture"/>
-            <a:graphic>
-              <a:graphicData uri="http://schemas.openxmlformats.org/drawingml/2006/picture">
-                <pic:pic>
-                  <pic:nvPicPr>
-                    <pic:cNvPr descr="/home/user/SHM-Paper1-1D/manuscript/ase/figures/Fig7_caumay_identifiability.png" id="70" name="Picture"/>
-                    <pic:cNvPicPr>
-                      <a:picLocks noChangeArrowheads="1" noChangeAspect="1"/>
-                    </pic:cNvPicPr>
-                  </pic:nvPicPr>
-                  <pic:blipFill>
-                    <a:blip r:embed="rId68"/>
-                    <a:stretch>
-                      <a:fillRect/>
-                    </a:stretch>
-                  </pic:blipFill>
-                  <pic:spPr bwMode="auto">
-                    <a:xfrm>
-                      <a:off x="0" y="0"/>
-                      <a:ext cx="5753100" cy="4881418"/>
-                    </a:xfrm>
-                    <a:prstGeom prst="rect">
-                      <a:avLst/>
-                    </a:prstGeom>
-                    <a:noFill/>
-                    <a:ln w="9525">
-                      <a:noFill/>
-                      <a:headEnd/>
-                      <a:tailEnd/>
-                    </a:ln>
-                  </pic:spPr>
-                </pic:pic>
-              </a:graphicData>
-            </a:graphic>
-          </wp:inline>
-        </w:drawing>
-      </w:r>
-    </w:p>
-    <w:p>
-      <w:pPr>
-        <w:pStyle w:val="BodyText"/>
-      </w:pPr>
-      <w:r>
-        <w:rPr>
-          <w:bCs/>
-          <w:b/>
-        </w:rPr>
-        <w:t xml:space="preserve">Figure 7.</w:t>
-      </w:r>
-      <w:r>
-        <w:t xml:space="preserve"> </w:t>
-      </w:r>
-      <w:r>
-        <w:t xml:space="preserve">Identifiability of the Cầu Mây pier stiffness: (a) misfit ratio</w:t>
-      </w:r>
-      <w:r>
-        <w:t xml:space="preserve"> </w:t>
-      </w:r>
-      <m:oMath>
-        <m:sSub>
-          <m:e>
-            <m:r>
-              <m:t>r</m:t>
-            </m:r>
-          </m:e>
-          <m:sub>
-            <m:r>
-              <m:t>87</m:t>
-            </m:r>
-          </m:sub>
-        </m:sSub>
-      </m:oMath>
-      <w:r>
-        <w:t xml:space="preserve"> </w:t>
-      </w:r>
-      <w:r>
-        <w:t xml:space="preserve">against</w:t>
-      </w:r>
-      <w:r>
-        <w:t xml:space="preserve"> </w:t>
-      </w:r>
-      <m:oMath>
-        <m:r>
-          <m:t>κ</m:t>
-        </m:r>
-        <m:r>
-          <m:rPr>
-            <m:sty m:val="p"/>
-          </m:rPr>
-          <m:t>=</m:t>
-        </m:r>
-        <m:r>
-          <m:t>k</m:t>
-        </m:r>
-        <m:r>
-          <m:rPr>
-            <m:sty m:val="p"/>
-          </m:rPr>
-          <m:t>/</m:t>
-        </m:r>
-        <m:r>
-          <m:t>α</m:t>
-        </m:r>
-      </m:oMath>
-      <w:r>
-        <w:t xml:space="preserve">, with model-form variants (grey) and admissible band</w:t>
-      </w:r>
-      <w:r>
-        <w:t xml:space="preserve"> </w:t>
-      </w:r>
-      <m:oMath>
-        <m:d>
-          <m:dPr>
-            <m:begChr m:val="|"/>
-            <m:endChr m:val="|"/>
-            <m:sepChr m:val=""/>
-            <m:grow/>
-          </m:dPr>
-          <m:e>
-            <m:r>
-              <m:rPr>
-                <m:sty m:val="p"/>
-              </m:rPr>
-              <m:t>ln</m:t>
-            </m:r>
-            <m:sSub>
-              <m:e>
-                <m:r>
-                  <m:t>r</m:t>
-                </m:r>
-              </m:e>
-              <m:sub>
-                <m:r>
-                  <m:t>87</m:t>
-                </m:r>
-              </m:sub>
-            </m:sSub>
-          </m:e>
-        </m:d>
-        <m:r>
-          <m:rPr>
-            <m:sty m:val="p"/>
-          </m:rPr>
-          <m:t>≤</m:t>
-        </m:r>
-        <m:r>
-          <m:t>2</m:t>
-        </m:r>
-        <m:r>
-          <m:t>τ</m:t>
-        </m:r>
-      </m:oMath>
-      <w:r>
-        <w:t xml:space="preserve"> </w:t>
-      </w:r>
-      <w:r>
-        <w:t xml:space="preserve">implied by a misfit within</w:t>
-      </w:r>
-      <w:r>
-        <w:t xml:space="preserve"> </w:t>
-      </w:r>
-      <m:oMath>
-        <m:r>
-          <m:t>τ</m:t>
-        </m:r>
-      </m:oMath>
-      <w:r>
-        <w:t xml:space="preserve"> </w:t>
-      </w:r>
-      <w:r>
-        <w:t xml:space="preserve">= 5.3 % at each gauge; (b) N8 and N7 indicators and cancellation ratios along the best static fit</w:t>
-      </w:r>
-      <w:r>
-        <w:t xml:space="preserve"> </w:t>
-      </w:r>
-      <m:oMath>
-        <m:sSup>
-          <m:e>
-            <m:r>
-              <m:t>α</m:t>
-            </m:r>
-          </m:e>
-          <m:sup>
-            <m:r>
-              <m:rPr>
-                <m:sty m:val="p"/>
-              </m:rPr>
-              <m:t>*</m:t>
-            </m:r>
-          </m:sup>
-        </m:sSup>
-        <m:d>
-          <m:dPr>
-            <m:begChr m:val="("/>
-            <m:endChr m:val=")"/>
-            <m:sepChr m:val=""/>
-            <m:grow/>
-          </m:dPr>
-          <m:e>
-            <m:r>
-              <m:t>κ</m:t>
-            </m:r>
-          </m:e>
-        </m:d>
-      </m:oMath>
-      <w:r>
-        <w:t xml:space="preserve">; shaded: admissible range of</w:t>
-      </w:r>
-      <w:r>
-        <w:t xml:space="preserve"> </w:t>
-      </w:r>
-      <m:oMath>
-        <m:r>
-          <m:t>κ</m:t>
-        </m:r>
-      </m:oMath>
-      <w:r>
-        <w:t xml:space="preserve">.</w:t>
-      </w:r>
-    </w:p>
-    <w:bookmarkEnd w:id="71"/>
-    <w:bookmarkEnd w:id="72"/>
+    <w:bookmarkEnd w:id="69"/>
     <w:sectPr>
       <w:footerReference r:id="rId9" w:type="default"/>
       <w:pgSz w:h="16838" w:w="11906"/>
@@ -15801,7 +16260,9 @@
     <w:basedOn w:val="Normal"/>
     <w:link w:val="BodyTextChar"/>
     <w:pPr>
+      <w:widowControl/>
       <w:spacing w:after="120" w:before="180" w:line="360" w:lineRule="auto"/>
+      <w:jc w:val="both"/>
     </w:pPr>
     <w:qFormat/>
     <w:rPr>
@@ -15815,7 +16276,9 @@
     <w:next w:val="BodyText"/>
     <w:qFormat/>
     <w:pPr>
+      <w:widowControl/>
       <w:spacing w:after="120" w:line="360" w:lineRule="auto"/>
+      <w:jc w:val="both"/>
     </w:pPr>
     <w:rPr>
       <w:rFonts w:ascii="Times New Roman" w:cs="Times New Roman" w:eastAsia="Times New Roman" w:hAnsi="Times New Roman"/>
@@ -15930,7 +16393,9 @@
     <w:pPr>
       <w:keepNext/>
       <w:keepLines/>
+      <w:widowControl/>
       <w:spacing w:after="300" w:before="100" w:line="360" w:lineRule="auto"/>
+      <w:jc w:val="both"/>
     </w:pPr>
     <w:rPr>
       <w:rFonts w:ascii="Times New Roman" w:cs="Times New Roman" w:eastAsia="Times New Roman" w:hAnsi="Times New Roman"/>
@@ -15944,7 +16409,9 @@
     <w:next w:val="Bibliography"/>
     <w:qFormat/>
     <w:pPr>
+      <w:widowControl/>
       <w:spacing w:line="360" w:lineRule="auto"/>
+      <w:jc w:val="both"/>
     </w:pPr>
     <w:rPr>
       <w:rFonts w:ascii="Times New Roman" w:cs="Times New Roman" w:eastAsia="Times New Roman" w:hAnsi="Times New Roman"/>
@@ -15961,6 +16428,7 @@
       <w:keepNext/>
       <w:keepLines/>
       <w:spacing w:after="0" w:before="480" w:line="360" w:lineRule="auto"/>
+      <w:jc w:val="left"/>
       <w:outlineLvl w:val="0"/>
     </w:pPr>
     <w:rPr>
@@ -15984,6 +16452,7 @@
       <w:keepNext/>
       <w:keepLines/>
       <w:spacing w:after="0" w:before="200" w:line="360" w:lineRule="auto"/>
+      <w:jc w:val="left"/>
       <w:outlineLvl w:val="1"/>
     </w:pPr>
     <w:rPr>
@@ -16007,6 +16476,7 @@
       <w:keepNext/>
       <w:keepLines/>
       <w:spacing w:after="0" w:before="200" w:line="360" w:lineRule="auto"/>
+      <w:jc w:val="left"/>
       <w:outlineLvl w:val="2"/>
     </w:pPr>
     <w:rPr>
@@ -16257,8 +16727,16 @@
   <w:style w:customStyle="1" w:styleId="Figure" w:type="paragraph">
     <w:name w:val="Figure"/>
     <w:basedOn w:val="Normal"/>
+    <w:pPr>
+      <w:keepNext/>
+      <w:widowControl/>
+      <w:spacing w:after="0" w:before="120" w:line="240" w:lineRule="auto"/>
+      <w:jc w:val="center"/>
+    </w:pPr>
     <w:rPr>
       <w:rFonts w:ascii="Times New Roman" w:cs="Times New Roman" w:eastAsia="Times New Roman" w:hAnsi="Times New Roman"/>
+      <w:i w:val="0"/>
+      <w:sz w:val="24"/>
     </w:rPr>
   </w:style>
   <w:style w:customStyle="1" w:styleId="CaptionedFigure" w:type="paragraph">
@@ -16318,6 +16796,51 @@
       <w:b w:val="0"/>
       <w:bCs w:val="0"/>
       <w:color w:themeColor="accent1" w:themeShade="BF" w:val="365F91"/>
+    </w:rPr>
+  </w:style>
+  <w:style w:customStyle="1" w:styleId="Titleblock" w:type="paragraph">
+    <w:name w:val="Title block"/>
+    <w:basedOn w:val="Normal"/>
+    <w:pPr>
+      <w:keepNext w:val="0"/>
+      <w:widowControl/>
+      <w:spacing w:after="120" w:before="0" w:line="360" w:lineRule="auto"/>
+      <w:jc w:val="center"/>
+    </w:pPr>
+    <w:rPr>
+      <w:rFonts w:ascii="Times New Roman" w:hAnsi="Times New Roman"/>
+      <w:i w:val="0"/>
+      <w:sz w:val="24"/>
+    </w:rPr>
+  </w:style>
+  <w:style w:customStyle="1" w:styleId="Captioncentred" w:type="paragraph">
+    <w:name w:val="Caption centred"/>
+    <w:basedOn w:val="Normal"/>
+    <w:pPr>
+      <w:keepNext w:val="0"/>
+      <w:widowControl/>
+      <w:spacing w:after="240" w:before="0" w:line="276" w:lineRule="auto"/>
+      <w:jc w:val="center"/>
+    </w:pPr>
+    <w:rPr>
+      <w:rFonts w:ascii="Times New Roman" w:hAnsi="Times New Roman"/>
+      <w:i w:val="0"/>
+      <w:sz w:val="22"/>
+    </w:rPr>
+  </w:style>
+  <w:style w:customStyle="1" w:styleId="Captionjustified" w:type="paragraph">
+    <w:name w:val="Caption justified"/>
+    <w:basedOn w:val="Normal"/>
+    <w:pPr>
+      <w:keepNext w:val="0"/>
+      <w:widowControl/>
+      <w:spacing w:after="240" w:before="0" w:line="276" w:lineRule="auto"/>
+      <w:jc w:val="both"/>
+    </w:pPr>
+    <w:rPr>
+      <w:rFonts w:ascii="Times New Roman" w:hAnsi="Times New Roman"/>
+      <w:i w:val="0"/>
+      <w:sz w:val="22"/>
     </w:rPr>
   </w:style>
   <w:style w:customStyle="1" w:styleId="Figureplaceholder" w:type="paragraph">

--- a/manuscript/ase/word/Manuscript_ASE.docx
+++ b/manuscript/ase/word/Manuscript_ASE.docx
@@ -116,7 +116,7 @@
         <w:pStyle w:val="FirstParagraph"/>
       </w:pPr>
       <w:r>
-        <w:t xml:space="preserve">Heavy vehicles above the design envelope shorten the life of highway bridges and, in extreme cases, contribute to collapse (Fan et al., 2015). Knowing the loads that a bridge actually carries is therefore part of risk-informed asset management (Ventura et al., 2024). Pavement weigh-in-motion (WIM) is mature (Jacob et al., 2002; Al-Qadi et al., 2016), but it weighs the vehicle rather than the load on a particular bridge. Bridge weigh-in-motion (BWIM), introduced by Moses (1979), fits the measured response to axle loads times influence-line ordinates and has been refined with measured influence lines (OBrien et al., 2006), regularisation (OBrien et al., 2009), accuracy improvements (Yu et al., 2016; Žnidarič et al., 2018) and the transverse position of the vehicle (Yu et al., 2018). Moving-force identification recovers axle-load histories (Law et al., 1997; Chan et al., 1999; Law and Zhu, 2000), also on multi-span bridges (Zhu and Law, 2006). These methods aim at axle loads and need several sensors, a structural model or a regularised inversion.</w:t>
+        <w:t xml:space="preserve">Heavy vehicles above the design envelope shorten the life of highway bridges and, in extreme cases, contribute to collapse (Fan et al., 2015). Knowing the loads that a bridge actually carries is therefore part of risk-informed asset management (Ventura et al., 2024). Pavement weigh-in-motion (WIM) is mature (Jacob et al., 2002; Al-Qadi et al., 2016), but it weighs the vehicle rather than the load on a particular bridge. Bridge weigh-in-motion (BWIM), introduced by Moses (1979), fits the measured response to axle loads times influence-line ordinates and has been refined with measured influence lines (OBrien et al., 2006), regularization (OBrien et al., 2009), accuracy improvements (Yu et al., 2016; Žnidarič et al., 2018) and the transverse position of the vehicle (Yu et al., 2018). Moving-force identification recovers axle-load histories (Law et al., 1997; Chan et al., 1999; Law and Zhu, 2000), also on multi-span bridges (Zhu and Law, 2006). These methods aim at axle loads and need several sensors, a structural model or a regularized inversion.</w:t>
       </w:r>
     </w:p>
     <w:p>
@@ -132,7 +132,7 @@
         <w:pStyle w:val="BodyText"/>
       </w:pPr>
       <w:r>
-        <w:t xml:space="preserve">The identity behind these methods is classical: the area under an influence line equals the response to a uniform unit load, as design codes use for distributed lane loads (Ghali et al., 2017). On continuous girders, however, the influence line changes sign over each interior support, and positive and negative areas partly cancel. Continuous bridges have been weighed from distributed fibre-optic strain (Chaudhary et al., 2025), with lane-specific influence lines (Wu et al., 2020) and from deck strain on long-span box girders (Moghadam et al., 2022, 2023a, 2023b); Deng et al. (2025) replaced the small net area of a multi-span displacement influence line by its absolute area. Sensor placement for BWIM has been posed through an augmented Kalman filter (Zhou et al., 2025). Deflection-based load identification has been posed as a regularised stochastic problem (Zhang et al., 2026), and deflection influence lines have been inverted for girder stiffness (Zhou et al., 2026). None of these studies says, before installation, which channel at which position can observe the total load at all, and how robust that observation is to uncertain boundary conditions.</w:t>
+        <w:t xml:space="preserve">The identity behind these methods is classical: the area under an influence line equals the response to a uniform unit load, as design codes use for distributed lane loads (Ghali et al., 2017). On continuous girders, however, the influence line changes sign over each interior support, and positive and negative areas partly cancel. Continuous bridges have been weighed from distributed fiber-optic strain (Chaudhary et al., 2025), with lane-specific influence lines (Wu et al., 2020) and from deck strain on long-span box girders (Moghadam et al., 2022, 2023a, 2023b); Deng et al. (2025) replaced the small net area of a multi-span displacement influence line by its absolute area. Sensor placement for BWIM has been posed through an augmented Kalman filter (Zhou et al., 2025). Deflection-based load identification has been posed as a regularized stochastic problem (Zhang et al., 2026), and deflection influence lines have been inverted for girder stiffness (Zhou et al., 2026). None of these studies says, before installation, which channel at which position can observe the total load at all, and how robust that observation is to uncertain boundary conditions.</w:t>
       </w:r>
     </w:p>
     <w:p>
@@ -140,7 +140,7 @@
         <w:pStyle w:val="BodyText"/>
       </w:pPr>
       <w:r>
-        <w:t xml:space="preserve">This paper supplies such criteria. Neither the influence-area identity nor the generalised least-squares (GLS) estimator is new; the contributions lie in the criteria built on them. (i) We derive a closed-form catalogue of blind loci for five channel types on two- and three-span and haunched girders, with two indicators that need no reference rigidity; at every prismatic location examined, strain influence lines cancel less than deflection influence lines (cancellation ratio</w:t>
+        <w:t xml:space="preserve">This paper supplies such criteria. Neither the influence-area identity nor the generalized least-squares (GLS) estimator is new; the contributions lie in the criteria built on them. (i) We derive a closed-form catalog of blind loci for five channel types on two- and three-span and haunched girders, with two indicators that need no reference rigidity; at every prismatic location examined, strain influence lines cancel less than deflection influence lines (cancellation ratio</w:t>
       </w:r>
       <w:r>
         <w:t xml:space="preserve"> </w:t>
@@ -275,7 +275,7 @@
         <w:t xml:space="preserve"> </w:t>
       </w:r>
       <w:r>
-        <w:t xml:space="preserve">is any fixed linear functional of the displacement field measured from the unloaded state (deflection, rotation, fibre strain</w:t>
+        <w:t xml:space="preserve">is any fixed linear functional of the displacement field measured from the unloaded state (deflection, rotation, fiber strain</w:t>
       </w:r>
       <w:r>
         <w:t xml:space="preserve"> </w:t>
@@ -5746,7 +5746,7 @@
         </m:r>
       </m:oMath>
       <w:r>
-        <w:t xml:space="preserve">. Grey band:</w:t>
+        <w:t xml:space="preserve">. Gray band:</w:t>
       </w:r>
       <w:r>
         <w:t xml:space="preserve"> </w:t>
@@ -7234,7 +7234,7 @@
         </m:d>
       </m:oMath>
       <w:r>
-        <w:t xml:space="preserve">. For a deflection channel the normalised indicator is</w:t>
+        <w:t xml:space="preserve">. For a deflection channel the normalized indicator is</w:t>
       </w:r>
     </w:p>
     <w:tbl>
@@ -8553,7 +8553,7 @@
         </m:r>
       </m:oMath>
       <w:r>
-        <w:t xml:space="preserve">, and minimising its variance gives the GLS weights</w:t>
+        <w:t xml:space="preserve">, and minimizing its variance gives the GLS weights</w:t>
       </w:r>
     </w:p>
     <w:tbl>
@@ -11433,7 +11433,7 @@
         <w:t xml:space="preserve"> </w:t>
       </w:r>
       <w:r>
-        <w:t xml:space="preserve">Ratio of the integral constants of two trucks, per gauge and gauge average, with 95 % confidence intervals: (a) day 1, second to first 3-axle truck, gauge average over the four wheel-path gauges; (b) day 2, 5-axle to 3-axle truck. Grey bands: ±5 % and ±10 %. Red: invariance rejected; blue: equivalent within ±10 %; orange: inconclusive.</w:t>
+        <w:t xml:space="preserve">Ratio of the integral constants of two trucks, per gauge and gauge average, with 95 % confidence intervals: (a) day 1, second to first 3-axle truck, gauge average over the four wheel-path gauges; (b) day 2, 5-axle to 3-axle truck. Gray bands: ±5 % and ±10 %. Red: invariance rejected; blue: equivalent within ±10 %; orange: inconclusive.</w:t>
       </w:r>
     </w:p>
     <w:p>
@@ -12550,7 +12550,7 @@
         </m:r>
       </m:oMath>
       <w:r>
-        <w:t xml:space="preserve">, with model-form variants (grey) and admissible band</w:t>
+        <w:t xml:space="preserve">, with model-form variants (gray) and admissible band</w:t>
       </w:r>
       <w:r>
         <w:t xml:space="preserve"> </w:t>
@@ -13079,7 +13079,7 @@
         <w:t xml:space="preserve"> </w:t>
       </w:r>
       <w:r>
-        <w:t xml:space="preserve">to the modelled N8 deflection varies by a factor of 6.5 over the admissible set, against 1.5 for N7.</w:t>
+        <w:t xml:space="preserve">to the modeled N8 deflection varies by a factor of 6.5 over the admissible set, against 1.5 for N7.</w:t>
       </w:r>
     </w:p>
     <w:p>
@@ -13916,7 +13916,7 @@
         <w:pStyle w:val="BodyText"/>
       </w:pPr>
       <w:r>
-        <w:t xml:space="preserve">ᵃ Normalised by the effective rigidity</w:t>
+        <w:t xml:space="preserve">ᵃ Normalized by the effective rigidity</w:t>
       </w:r>
       <w:r>
         <w:t xml:space="preserve"> </w:t>
@@ -13977,7 +13977,7 @@
         </m:r>
       </m:oMath>
       <w:r>
-        <w:t xml:space="preserve">; normalised by the effective rigidity: 0.144–0.422.</w:t>
+        <w:t xml:space="preserve">; normalized by the effective rigidity: 0.144–0.422.</w:t>
       </w:r>
     </w:p>
     <w:p>
@@ -14025,7 +14025,7 @@
         <w:pStyle w:val="BodyText"/>
       </w:pPr>
       <w:r>
-        <w:t xml:space="preserve">Strain channels behave differently (Fig. 6). The haunches move every zero-moment point towards mid-span: the side-span zero lies 26.0–33.3 m from the end support, so a strain gauge at mid side span would be practically blind under calibration A (</w:t>
+        <w:t xml:space="preserve">Strain channels behave differently (Fig. 6). The haunches move every zero-moment point toward mid-span: the side-span zero lies 26.0–33.3 m from the end support, so a strain gauge at mid side span would be practically blind under calibration A (</w:t>
       </w:r>
       <m:oMath>
         <m:sSub>
@@ -14395,7 +14395,7 @@
         </m:r>
       </m:oMath>
       <w:r>
-        <w:t xml:space="preserve">, calibration A), the standard deviation of the load falls from 24.8 % with N7 alone to 10.6 % with the pair; this gain is an upper bound, because such common-mode behaviour need not hold during crossings (Section 4.3).</w:t>
+        <w:t xml:space="preserve">, calibration A), the standard deviation of the load falls from 24.8 % with N7 alone to 10.6 % with the pair; this gain is an upper bound, because such common-mode behavior need not hold during crossings (Section 4.3).</w:t>
       </w:r>
     </w:p>
     <w:p>
@@ -15506,7 +15506,7 @@
         <w:pStyle w:val="FirstParagraph"/>
       </w:pPr>
       <w:r>
-        <w:t xml:space="preserve">The Cầu Mây load test analysed in Section 5 was performed by an author of this paper (Q.-B. Nguyen) as part of inspection work carried out by Công ty TNHH Tư vấn Đại học Xây dựng (HUCE consultancy). The authors declare that there is no other conflict of interest regarding the publication of this article.</w:t>
+        <w:t xml:space="preserve">The Cầu Mây load test analyzed in Section 5 was performed by an author of this paper (Q.-B. Nguyen) as part of inspection work carried out by Công ty TNHH Tư vấn Đại học Xây dựng (HUCE consultancy). The authors declare that there is no other conflict of interest regarding the publication of this article.</w:t>
       </w:r>
     </w:p>
     <w:bookmarkEnd w:id="65"/>
@@ -15542,7 +15542,7 @@
         <w:pStyle w:val="FirstParagraph"/>
       </w:pPr>
       <w:r>
-        <w:t xml:space="preserve">The field strain records analysed in Section 4 are publicly available in the NOR-BWIM dataset (figshare, https://doi.org/10.7294/26880898.v1, CC0; Moghadam and Sarlo, 2024). The Cầu Mây load test was performed by an author of this paper, and the authors are permitted to publish the processed data. The laboratory and Cầu Mây data, the analysis scripts with the console output of each run, and the derived data behind every figure and table are provided as Supplementary Material. Every equation and numerical output was checked independently against an analytical, finite element or convergence-based route.</w:t>
+        <w:t xml:space="preserve">The field strain records analyzed in Section 4 are publicly available in the NOR-BWIM dataset (figshare, https://doi.org/10.7294/26880898.v1, CC0; Moghadam and Sarlo, 2024). The Cầu Mây load test was performed by an author of this paper, and the authors are permitted to publish the processed data. The laboratory and Cầu Mây data, the analysis scripts with the console output of each run, and the derived data behind every figure and table are provided as Supplementary Material. Every equation and numerical output was checked independently against an analytical, finite element or convergence-based route.</w:t>
       </w:r>
     </w:p>
     <w:bookmarkEnd w:id="67"/>

--- a/manuscript/ase/word/Manuscript_ASE.docx
+++ b/manuscript/ase/word/Manuscript_ASE.docx
@@ -80,7 +80,7 @@
         <w:pStyle w:val="FirstParagraph"/>
       </w:pPr>
       <w:r>
-        <w:t xml:space="preserve">On a continuous girder the influence line of a channel changes sign over the piers, so the area under a record, which gives the total load in influence-area weighing, can vanish. This paper gives criteria for choosing, before installation, channels that observe the total load. Closed forms give the blind loci, where this area vanishes, of five channel types on continuous and haunched girders; strain gauges are blind at every zero of the uniform-load moment and nearly blind in a band that can contain gauges set back from the piers. Optimal sensors lie at the extremes of the uniform-load response, and the integral constant (record integral per unit total load) follows a linear-fractional (Möbius) law in the scaled pier stiffness. A laboratory test is consistent with the identity. Public moving-truck records, whose reference weights vary too little to test weight discrimination, are consistent with the assumptions of the identity within margins of 10–27 % and show that vehicle-free noise covariance misleads multi-channel weighting. On an in-service box girder, two static readings leave a side-span deflection constant uncertain by a factor of 6.6, whereas the main-span constant is well determined.</w:t>
+        <w:t xml:space="preserve">In influence-area weighing the total load is the area under a response record divided by an integral constant, which can vanish on a continuous girder because the influence line changes sign over the piers. To guide channel choice before installation, closed forms give the blind loci of five channel types on continuous and haunched girders; strain gauges are blind at every zero of the uniform-load moment and nearly blind in a band that can contain gauges set back from the piers. Optimal sensors lie at the extremes of the uniform-load response, and the constant follows a linear-fractional (Möbius) law in the pier stiffness. A laboratory test is consistent with the identity. Public moving-truck records are consistent with its assumptions within 10–27 % but vary too little in weight to test weight discrimination; they show that vehicle-free noise covariance misleads multi-channel weighting. On an in-service box girder, two static readings leave the side-span deflection constant uncertain by a factor of 6.6 but determine the main-span constant.</w:t>
       </w:r>
     </w:p>
     <w:p>
@@ -116,7 +116,7 @@
         <w:pStyle w:val="FirstParagraph"/>
       </w:pPr>
       <w:r>
-        <w:t xml:space="preserve">Heavy vehicles above the design envelope shorten the life of highway bridges and, in extreme cases, contribute to collapse (Fan et al., 2015). Knowing the loads that a bridge actually carries is therefore part of risk-informed asset management (Ventura et al., 2024). Pavement weigh-in-motion (WIM) is mature (Jacob et al., 2002; Al-Qadi et al., 2016), but it weighs the vehicle rather than the load on a particular bridge. Bridge weigh-in-motion (BWIM), introduced by Moses (1979), fits the measured response to axle loads times influence-line ordinates and has been refined with measured influence lines (OBrien et al., 2006), regularization (OBrien et al., 2009), accuracy improvements (Yu et al., 2016; Žnidarič et al., 2018) and the transverse position of the vehicle (Yu et al., 2018). Moving-force identification recovers axle-load histories (Law et al., 1997; Chan et al., 1999; Law and Zhu, 2000), also on multi-span bridges (Zhu and Law, 2006). These methods aim at axle loads and need several sensors, a structural model or a regularized inversion.</w:t>
+        <w:t xml:space="preserve">Heavy vehicles above the design envelope shorten the life of highway bridges and, in extreme cases, contribute to collapse (Fan et al., 2015). Knowing the loads that a bridge actually carries is therefore part of risk-informed asset management (Ventura et al., 2024). Pavement weigh-in-motion (WIM) is mature (Jacob et al., 2002; Al-Qadi et al., 2016), but it weighs the vehicle rather than the load on a particular bridge. Bridge weigh-in-motion (BWIM), introduced by Moses (1979), fits the measured response to axle loads times influence-line ordinates and has been refined with measured influence lines (OBrien et al., 2006), regularization (OBrien et al., 2009), accuracy improvements (Yu et al., 2016; Žnidarič et al., 2018) and the transverse position of the vehicle (Yu et al., 2018). Strain time histories have given axle weights in model tests on simply supported and continuous beams (Hao et al., 2019), and the transverse load distribution coefficient has given vehicle weights on multi-T-girder bridges (Zuo et al., 2019). Moving-force identification recovers axle-load histories (Law et al., 1997; Chan et al., 1999; Law and Zhu, 2000), also on multi-span bridges (Zhu and Law, 2006). These methods aim at axle loads and need several sensors, a structural model or a regularized inversion.</w:t>
       </w:r>
     </w:p>
     <w:p>
@@ -132,7 +132,7 @@
         <w:pStyle w:val="BodyText"/>
       </w:pPr>
       <w:r>
-        <w:t xml:space="preserve">The identity behind these methods is classical: the area under an influence line equals the response to a uniform unit load, as design codes use for distributed lane loads (Ghali et al., 2017). On continuous girders, however, the influence line changes sign over each interior support, and positive and negative areas partly cancel. Continuous bridges have been weighed from distributed fiber-optic strain (Chaudhary et al., 2025), with lane-specific influence lines (Wu et al., 2020) and from deck strain on long-span box girders (Moghadam et al., 2022, 2023a, 2023b); Deng et al. (2025) replaced the small net area of a multi-span displacement influence line by its absolute area. Sensor placement for BWIM has been posed through an augmented Kalman filter (Zhou et al., 2025). Deflection-based load identification has been posed as a regularized stochastic problem (Zhang et al., 2026), and deflection influence lines have been inverted for girder stiffness (Zhou et al., 2026). None of these studies says, before installation, which channel at which position can observe the total load at all, and how robust that observation is to uncertain boundary conditions.</w:t>
+        <w:t xml:space="preserve">The identity behind these methods is classical: the area under an influence line equals the response to a uniform unit load, as design codes use for distributed lane loads (Ghali et al., 2017). On continuous girders, however, the influence line changes sign over each interior support, and positive and negative areas partly cancel. Continuous bridges have been weighed from distributed fiber-optic strain (Chaudhary et al., 2025), with lane-specific influence lines (Wu et al., 2020) and from deck strain on long-span box girders (Moghadam et al., 2022, 2023a, 2023b); Deng et al. (2025) replaced the small net area of a multi-span displacement influence line by its absolute area. Sensor placement for BWIM has been posed through an augmented Kalman filter (Zhou et al., 2025). Deflection-based load identification has been posed as a regularized stochastic problem (Zhang et al., 2026). Deflection influence lines have been identified from moving-vehicle records (Wang et al., 2026) and inverted for girder stiffness (Zhou et al., 2026), and influence lines have been used to estimate the boundary spring stiffness of a suspension-bridge girder (Lin et al., 2023). None of these studies says, before installation, which channel at which position can observe the total load at all, and how robust that observation is to uncertain boundary conditions.</w:t>
       </w:r>
     </w:p>
     <w:p>
@@ -764,19 +764,7 @@
                           <m:rPr>
                             <m:sty m:val="p"/>
                           </m:rPr>
-                          <m:t>m</m:t>
-                        </m:r>
-                        <m:r>
-                          <m:rPr>
-                            <m:sty m:val="p"/>
-                          </m:rPr>
-                          <m:t>a</m:t>
-                        </m:r>
-                        <m:r>
-                          <m:rPr>
-                            <m:sty m:val="p"/>
-                          </m:rPr>
-                          <m:t>x</m:t>
+                          <m:t>max</m:t>
                         </m:r>
                       </m:sub>
                     </m:sSub>
@@ -825,19 +813,7 @@
                       <m:rPr>
                         <m:sty m:val="p"/>
                       </m:rPr>
-                      <m:t>t</m:t>
-                    </m:r>
-                    <m:r>
-                      <m:rPr>
-                        <m:sty m:val="p"/>
-                      </m:rPr>
-                      <m:t>o</m:t>
-                    </m:r>
-                    <m:r>
-                      <m:rPr>
-                        <m:sty m:val="p"/>
-                      </m:rPr>
-                      <m:t>t</m:t>
+                      <m:t>tot</m:t>
                     </m:r>
                   </m:sub>
                 </m:sSub>
@@ -1058,57 +1034,33 @@
               <m:rPr>
                 <m:sty m:val="p"/>
               </m:rPr>
-              <m:t>m</m:t>
-            </m:r>
+              <m:t>max</m:t>
+            </m:r>
+          </m:sub>
+        </m:sSub>
+      </m:oMath>
+      <w:r>
+        <w:t xml:space="preserve"> </w:t>
+      </w:r>
+      <w:r>
+        <w:t xml:space="preserve">is the largest axle offset,</w:t>
+      </w:r>
+      <w:r>
+        <w:t xml:space="preserve"> </w:t>
+      </w:r>
+      <m:oMath>
+        <m:sSub>
+          <m:e>
+            <m:r>
+              <m:t>P</m:t>
+            </m:r>
+          </m:e>
+          <m:sub>
             <m:r>
               <m:rPr>
                 <m:sty m:val="p"/>
               </m:rPr>
-              <m:t>a</m:t>
-            </m:r>
-            <m:r>
-              <m:rPr>
-                <m:sty m:val="p"/>
-              </m:rPr>
-              <m:t>x</m:t>
-            </m:r>
-          </m:sub>
-        </m:sSub>
-      </m:oMath>
-      <w:r>
-        <w:t xml:space="preserve"> </w:t>
-      </w:r>
-      <w:r>
-        <w:t xml:space="preserve">is the largest axle offset,</w:t>
-      </w:r>
-      <w:r>
-        <w:t xml:space="preserve"> </w:t>
-      </w:r>
-      <m:oMath>
-        <m:sSub>
-          <m:e>
-            <m:r>
-              <m:t>P</m:t>
-            </m:r>
-          </m:e>
-          <m:sub>
-            <m:r>
-              <m:rPr>
-                <m:sty m:val="p"/>
-              </m:rPr>
-              <m:t>t</m:t>
-            </m:r>
-            <m:r>
-              <m:rPr>
-                <m:sty m:val="p"/>
-              </m:rPr>
-              <m:t>o</m:t>
-            </m:r>
-            <m:r>
-              <m:rPr>
-                <m:sty m:val="p"/>
-              </m:rPr>
-              <m:t>t</m:t>
+              <m:t>tot</m:t>
             </m:r>
           </m:sub>
         </m:sSub>
@@ -1683,19 +1635,7 @@
               <m:rPr>
                 <m:sty m:val="p"/>
               </m:rPr>
-              <m:t>t</m:t>
-            </m:r>
-            <m:r>
-              <m:rPr>
-                <m:sty m:val="p"/>
-              </m:rPr>
-              <m:t>o</m:t>
-            </m:r>
-            <m:r>
-              <m:rPr>
-                <m:sty m:val="p"/>
-              </m:rPr>
-              <m:t>t</m:t>
+              <m:t>tot</m:t>
             </m:r>
           </m:sub>
         </m:sSub>
@@ -2136,25 +2076,7 @@
                       <m:rPr>
                         <m:sty m:val="p"/>
                       </m:rPr>
-                      <m:t>s</m:t>
-                    </m:r>
-                    <m:r>
-                      <m:rPr>
-                        <m:sty m:val="p"/>
-                      </m:rPr>
-                      <m:t>p</m:t>
-                    </m:r>
-                    <m:r>
-                      <m:rPr>
-                        <m:sty m:val="p"/>
-                      </m:rPr>
-                      <m:t>a</m:t>
-                    </m:r>
-                    <m:r>
-                      <m:rPr>
-                        <m:sty m:val="p"/>
-                      </m:rPr>
-                      <m:t>n</m:t>
+                      <m:t>span</m:t>
                     </m:r>
                   </m:sub>
                 </m:sSub>
@@ -2250,25 +2172,7 @@
                       <m:rPr>
                         <m:sty m:val="p"/>
                       </m:rPr>
-                      <m:t>s</m:t>
-                    </m:r>
-                    <m:r>
-                      <m:rPr>
-                        <m:sty m:val="p"/>
-                      </m:rPr>
-                      <m:t>p</m:t>
-                    </m:r>
-                    <m:r>
-                      <m:rPr>
-                        <m:sty m:val="p"/>
-                      </m:rPr>
-                      <m:t>a</m:t>
-                    </m:r>
-                    <m:r>
-                      <m:rPr>
-                        <m:sty m:val="p"/>
-                      </m:rPr>
-                      <m:t>n</m:t>
+                      <m:t>span</m:t>
                     </m:r>
                   </m:sub>
                 </m:sSub>
@@ -2446,25 +2350,7 @@
               <m:rPr>
                 <m:sty m:val="p"/>
               </m:rPr>
-              <m:t>m</m:t>
-            </m:r>
-            <m:r>
-              <m:rPr>
-                <m:sty m:val="p"/>
-              </m:rPr>
-              <m:t>a</m:t>
-            </m:r>
-            <m:r>
-              <m:rPr>
-                <m:sty m:val="p"/>
-              </m:rPr>
-              <m:t>i</m:t>
-            </m:r>
-            <m:r>
-              <m:rPr>
-                <m:sty m:val="p"/>
-              </m:rPr>
-              <m:t>n</m:t>
+              <m:t>main</m:t>
             </m:r>
           </m:sub>
         </m:sSub>
@@ -2485,25 +2371,7 @@
               <m:rPr>
                 <m:sty m:val="p"/>
               </m:rPr>
-              <m:t>s</m:t>
-            </m:r>
-            <m:r>
-              <m:rPr>
-                <m:sty m:val="p"/>
-              </m:rPr>
-              <m:t>i</m:t>
-            </m:r>
-            <m:r>
-              <m:rPr>
-                <m:sty m:val="p"/>
-              </m:rPr>
-              <m:t>d</m:t>
-            </m:r>
-            <m:r>
-              <m:rPr>
-                <m:sty m:val="p"/>
-              </m:rPr>
-              <m:t>e</m:t>
+              <m:t>side</m:t>
             </m:r>
           </m:sub>
         </m:sSub>
@@ -2593,25 +2461,7 @@
               <m:rPr>
                 <m:sty m:val="p"/>
               </m:rPr>
-              <m:t>m</m:t>
-            </m:r>
-            <m:r>
-              <m:rPr>
-                <m:sty m:val="p"/>
-              </m:rPr>
-              <m:t>a</m:t>
-            </m:r>
-            <m:r>
-              <m:rPr>
-                <m:sty m:val="p"/>
-              </m:rPr>
-              <m:t>i</m:t>
-            </m:r>
-            <m:r>
-              <m:rPr>
-                <m:sty m:val="p"/>
-              </m:rPr>
-              <m:t>n</m:t>
+              <m:t>main</m:t>
             </m:r>
           </m:sub>
         </m:sSub>
@@ -2635,25 +2485,7 @@
               <m:rPr>
                 <m:sty m:val="p"/>
               </m:rPr>
-              <m:t>s</m:t>
-            </m:r>
-            <m:r>
-              <m:rPr>
-                <m:sty m:val="p"/>
-              </m:rPr>
-              <m:t>i</m:t>
-            </m:r>
-            <m:r>
-              <m:rPr>
-                <m:sty m:val="p"/>
-              </m:rPr>
-              <m:t>d</m:t>
-            </m:r>
-            <m:r>
-              <m:rPr>
-                <m:sty m:val="p"/>
-              </m:rPr>
-              <m:t>e</m:t>
+              <m:t>side</m:t>
             </m:r>
           </m:sub>
         </m:sSub>
@@ -2945,113 +2777,59 @@
               <m:rPr>
                 <m:sty m:val="p"/>
               </m:rPr>
-              <m:t>s</m:t>
-            </m:r>
+              <m:t>side</m:t>
+            </m:r>
+          </m:sub>
+        </m:sSub>
+      </m:oMath>
+      <w:r>
+        <w:t xml:space="preserve"> </w:t>
+      </w:r>
+      <w:r>
+        <w:t xml:space="preserve">of rigidity</w:t>
+      </w:r>
+      <w:r>
+        <w:t xml:space="preserve"> </w:t>
+      </w:r>
+      <m:oMath>
+        <m:r>
+          <m:t>E</m:t>
+        </m:r>
+        <m:sSub>
+          <m:e>
+            <m:r>
+              <m:t>I</m:t>
+            </m:r>
+          </m:e>
+          <m:sub>
             <m:r>
               <m:rPr>
                 <m:sty m:val="p"/>
               </m:rPr>
-              <m:t>i</m:t>
-            </m:r>
+              <m:t>side</m:t>
+            </m:r>
+          </m:sub>
+        </m:sSub>
+      </m:oMath>
+      <w:r>
+        <w:t xml:space="preserve">, main span</w:t>
+      </w:r>
+      <w:r>
+        <w:t xml:space="preserve"> </w:t>
+      </w:r>
+      <m:oMath>
+        <m:sSub>
+          <m:e>
+            <m:r>
+              <m:t>L</m:t>
+            </m:r>
+          </m:e>
+          <m:sub>
             <m:r>
               <m:rPr>
                 <m:sty m:val="p"/>
               </m:rPr>
-              <m:t>d</m:t>
-            </m:r>
-            <m:r>
-              <m:rPr>
-                <m:sty m:val="p"/>
-              </m:rPr>
-              <m:t>e</m:t>
-            </m:r>
-          </m:sub>
-        </m:sSub>
-      </m:oMath>
-      <w:r>
-        <w:t xml:space="preserve"> </w:t>
-      </w:r>
-      <w:r>
-        <w:t xml:space="preserve">of rigidity</w:t>
-      </w:r>
-      <w:r>
-        <w:t xml:space="preserve"> </w:t>
-      </w:r>
-      <m:oMath>
-        <m:r>
-          <m:t>E</m:t>
-        </m:r>
-        <m:sSub>
-          <m:e>
-            <m:r>
-              <m:t>I</m:t>
-            </m:r>
-          </m:e>
-          <m:sub>
-            <m:r>
-              <m:rPr>
-                <m:sty m:val="p"/>
-              </m:rPr>
-              <m:t>s</m:t>
-            </m:r>
-            <m:r>
-              <m:rPr>
-                <m:sty m:val="p"/>
-              </m:rPr>
-              <m:t>i</m:t>
-            </m:r>
-            <m:r>
-              <m:rPr>
-                <m:sty m:val="p"/>
-              </m:rPr>
-              <m:t>d</m:t>
-            </m:r>
-            <m:r>
-              <m:rPr>
-                <m:sty m:val="p"/>
-              </m:rPr>
-              <m:t>e</m:t>
-            </m:r>
-          </m:sub>
-        </m:sSub>
-      </m:oMath>
-      <w:r>
-        <w:t xml:space="preserve">, main span</w:t>
-      </w:r>
-      <w:r>
-        <w:t xml:space="preserve"> </w:t>
-      </w:r>
-      <m:oMath>
-        <m:sSub>
-          <m:e>
-            <m:r>
-              <m:t>L</m:t>
-            </m:r>
-          </m:e>
-          <m:sub>
-            <m:r>
-              <m:rPr>
-                <m:sty m:val="p"/>
-              </m:rPr>
-              <m:t>m</m:t>
-            </m:r>
-            <m:r>
-              <m:rPr>
-                <m:sty m:val="p"/>
-              </m:rPr>
-              <m:t>a</m:t>
-            </m:r>
-            <m:r>
-              <m:rPr>
-                <m:sty m:val="p"/>
-              </m:rPr>
-              <m:t>i</m:t>
-            </m:r>
-            <m:r>
-              <m:rPr>
-                <m:sty m:val="p"/>
-              </m:rPr>
-              <m:t>n</m:t>
+              <m:t>main</m:t>
             </m:r>
           </m:sub>
         </m:sSub>
@@ -3075,72 +2853,36 @@
               <m:rPr>
                 <m:sty m:val="p"/>
               </m:rPr>
-              <m:t>s</m:t>
-            </m:r>
+              <m:t>side</m:t>
+            </m:r>
+          </m:sub>
+        </m:sSub>
+      </m:oMath>
+      <w:r>
+        <w:t xml:space="preserve"> </w:t>
+      </w:r>
+      <w:r>
+        <w:t xml:space="preserve">of rigidity</w:t>
+      </w:r>
+      <w:r>
+        <w:t xml:space="preserve"> </w:t>
+      </w:r>
+      <m:oMath>
+        <m:r>
+          <m:t>E</m:t>
+        </m:r>
+        <m:sSub>
+          <m:e>
+            <m:r>
+              <m:t>I</m:t>
+            </m:r>
+          </m:e>
+          <m:sub>
             <m:r>
               <m:rPr>
                 <m:sty m:val="p"/>
               </m:rPr>
-              <m:t>i</m:t>
-            </m:r>
-            <m:r>
-              <m:rPr>
-                <m:sty m:val="p"/>
-              </m:rPr>
-              <m:t>d</m:t>
-            </m:r>
-            <m:r>
-              <m:rPr>
-                <m:sty m:val="p"/>
-              </m:rPr>
-              <m:t>e</m:t>
-            </m:r>
-          </m:sub>
-        </m:sSub>
-      </m:oMath>
-      <w:r>
-        <w:t xml:space="preserve"> </w:t>
-      </w:r>
-      <w:r>
-        <w:t xml:space="preserve">of rigidity</w:t>
-      </w:r>
-      <w:r>
-        <w:t xml:space="preserve"> </w:t>
-      </w:r>
-      <m:oMath>
-        <m:r>
-          <m:t>E</m:t>
-        </m:r>
-        <m:sSub>
-          <m:e>
-            <m:r>
-              <m:t>I</m:t>
-            </m:r>
-          </m:e>
-          <m:sub>
-            <m:r>
-              <m:rPr>
-                <m:sty m:val="p"/>
-              </m:rPr>
-              <m:t>m</m:t>
-            </m:r>
-            <m:r>
-              <m:rPr>
-                <m:sty m:val="p"/>
-              </m:rPr>
-              <m:t>a</m:t>
-            </m:r>
-            <m:r>
-              <m:rPr>
-                <m:sty m:val="p"/>
-              </m:rPr>
-              <m:t>i</m:t>
-            </m:r>
-            <m:r>
-              <m:rPr>
-                <m:sty m:val="p"/>
-              </m:rPr>
-              <m:t>n</m:t>
+              <m:t>main</m:t>
             </m:r>
           </m:sub>
         </m:sSub>
@@ -3167,69 +2909,33 @@
               <m:rPr>
                 <m:sty m:val="p"/>
               </m:rPr>
-              <m:t>s</m:t>
-            </m:r>
+              <m:t>side</m:t>
+            </m:r>
+          </m:sub>
+        </m:sSub>
+      </m:oMath>
+      <w:r>
+        <w:t xml:space="preserve">, and side-span sensor at</w:t>
+      </w:r>
+      <w:r>
+        <w:t xml:space="preserve"> </w:t>
+      </w:r>
+      <m:oMath>
+        <m:r>
+          <m:t>ξ</m:t>
+        </m:r>
+        <m:sSub>
+          <m:e>
+            <m:r>
+              <m:t>L</m:t>
+            </m:r>
+          </m:e>
+          <m:sub>
             <m:r>
               <m:rPr>
                 <m:sty m:val="p"/>
               </m:rPr>
-              <m:t>i</m:t>
-            </m:r>
-            <m:r>
-              <m:rPr>
-                <m:sty m:val="p"/>
-              </m:rPr>
-              <m:t>d</m:t>
-            </m:r>
-            <m:r>
-              <m:rPr>
-                <m:sty m:val="p"/>
-              </m:rPr>
-              <m:t>e</m:t>
-            </m:r>
-          </m:sub>
-        </m:sSub>
-      </m:oMath>
-      <w:r>
-        <w:t xml:space="preserve">, and side-span sensor at</w:t>
-      </w:r>
-      <w:r>
-        <w:t xml:space="preserve"> </w:t>
-      </w:r>
-      <m:oMath>
-        <m:r>
-          <m:t>ξ</m:t>
-        </m:r>
-        <m:sSub>
-          <m:e>
-            <m:r>
-              <m:t>L</m:t>
-            </m:r>
-          </m:e>
-          <m:sub>
-            <m:r>
-              <m:rPr>
-                <m:sty m:val="p"/>
-              </m:rPr>
-              <m:t>s</m:t>
-            </m:r>
-            <m:r>
-              <m:rPr>
-                <m:sty m:val="p"/>
-              </m:rPr>
-              <m:t>i</m:t>
-            </m:r>
-            <m:r>
-              <m:rPr>
-                <m:sty m:val="p"/>
-              </m:rPr>
-              <m:t>d</m:t>
-            </m:r>
-            <m:r>
-              <m:rPr>
-                <m:sty m:val="p"/>
-              </m:rPr>
-              <m:t>e</m:t>
+              <m:t>side</m:t>
             </m:r>
           </m:sub>
         </m:sSub>
@@ -3706,25 +3412,7 @@
                       <m:rPr>
                         <m:sty m:val="p"/>
                       </m:rPr>
-                      <m:t>c</m:t>
-                    </m:r>
-                    <m:r>
-                      <m:rPr>
-                        <m:sty m:val="p"/>
-                      </m:rPr>
-                      <m:t>r</m:t>
-                    </m:r>
-                    <m:r>
-                      <m:rPr>
-                        <m:sty m:val="p"/>
-                      </m:rPr>
-                      <m:t>i</m:t>
-                    </m:r>
-                    <m:r>
-                      <m:rPr>
-                        <m:sty m:val="p"/>
-                      </m:rPr>
-                      <m:t>t</m:t>
+                      <m:t>crit</m:t>
                     </m:r>
                   </m:sub>
                 </m:sSub>
@@ -3931,25 +3619,7 @@
                       <m:rPr>
                         <m:sty m:val="p"/>
                       </m:rPr>
-                      <m:t>c</m:t>
-                    </m:r>
-                    <m:r>
-                      <m:rPr>
-                        <m:sty m:val="p"/>
-                      </m:rPr>
-                      <m:t>r</m:t>
-                    </m:r>
-                    <m:r>
-                      <m:rPr>
-                        <m:sty m:val="p"/>
-                      </m:rPr>
-                      <m:t>i</m:t>
-                    </m:r>
-                    <m:r>
-                      <m:rPr>
-                        <m:sty m:val="p"/>
-                      </m:rPr>
-                      <m:t>t</m:t>
+                      <m:t>crit</m:t>
                     </m:r>
                   </m:sub>
                 </m:sSub>
@@ -4215,25 +3885,7 @@
                       <m:rPr>
                         <m:sty m:val="p"/>
                       </m:rPr>
-                      <m:t>c</m:t>
-                    </m:r>
-                    <m:r>
-                      <m:rPr>
-                        <m:sty m:val="p"/>
-                      </m:rPr>
-                      <m:t>r</m:t>
-                    </m:r>
-                    <m:r>
-                      <m:rPr>
-                        <m:sty m:val="p"/>
-                      </m:rPr>
-                      <m:t>i</m:t>
-                    </m:r>
-                    <m:r>
-                      <m:rPr>
-                        <m:sty m:val="p"/>
-                      </m:rPr>
-                      <m:t>t</m:t>
+                      <m:t>crit</m:t>
                     </m:r>
                   </m:sub>
                 </m:sSub>
@@ -6406,25 +6058,7 @@
                     <m:rPr>
                       <m:sty m:val="p"/>
                     </m:rPr>
-                    <m:t>c</m:t>
-                  </m:r>
-                  <m:r>
-                    <m:rPr>
-                      <m:sty m:val="p"/>
-                    </m:rPr>
-                    <m:t>r</m:t>
-                  </m:r>
-                  <m:r>
-                    <m:rPr>
-                      <m:sty m:val="p"/>
-                    </m:rPr>
-                    <m:t>i</m:t>
-                  </m:r>
-                  <m:r>
-                    <m:rPr>
-                      <m:sty m:val="p"/>
-                    </m:rPr>
-                    <m:t>t</m:t>
+                    <m:t>crit</m:t>
                   </m:r>
                 </m:sub>
               </m:sSub>
@@ -7323,19 +6957,7 @@
                           <m:rPr>
                             <m:sty m:val="p"/>
                           </m:rPr>
-                          <m:t>r</m:t>
-                        </m:r>
-                        <m:r>
-                          <m:rPr>
-                            <m:sty m:val="p"/>
-                          </m:rPr>
-                          <m:t>e</m:t>
-                        </m:r>
-                        <m:r>
-                          <m:rPr>
-                            <m:sty m:val="p"/>
-                          </m:rPr>
-                          <m:t>f</m:t>
+                          <m:t>ref</m:t>
                         </m:r>
                       </m:sub>
                     </m:sSub>
@@ -7435,129 +7057,105 @@
               <m:rPr>
                 <m:sty m:val="p"/>
               </m:rPr>
-              <m:t>r</m:t>
-            </m:r>
+              <m:t>ref</m:t>
+            </m:r>
+          </m:sub>
+        </m:sSub>
+      </m:oMath>
+      <w:r>
+        <w:t xml:space="preserve"> </w:t>
+      </w:r>
+      <w:r>
+        <w:t xml:space="preserve">a reference rigidity.</w:t>
+      </w:r>
+      <w:r>
+        <w:t xml:space="preserve"> </w:t>
+      </w:r>
+      <m:oMath>
+        <m:sSub>
+          <m:e>
+            <m:r>
+              <m:t>N</m:t>
+            </m:r>
+          </m:e>
+          <m:sub>
+            <m:r>
+              <m:t>w</m:t>
+            </m:r>
+          </m:sub>
+        </m:sSub>
+      </m:oMath>
+      <w:r>
+        <w:t xml:space="preserve"> </w:t>
+      </w:r>
+      <w:r>
+        <w:t xml:space="preserve">equals 2.5 at mid-span of a simply supported span, where</w:t>
+      </w:r>
+      <w:r>
+        <w:t xml:space="preserve"> </w:t>
+      </w:r>
+      <m:oMath>
+        <m:sSub>
+          <m:e>
+            <m:r>
+              <m:t>N</m:t>
+            </m:r>
+          </m:e>
+          <m:sub>
+            <m:r>
+              <m:t>M</m:t>
+            </m:r>
+          </m:sub>
+        </m:sSub>
+      </m:oMath>
+      <w:r>
+        <w:t xml:space="preserve"> </w:t>
+      </w:r>
+      <w:r>
+        <w:t xml:space="preserve">equals 1. The rotation and shear indicators (Supplementary Section S3) equal 1 for the simply supported end rotation and end shear. A common threshold of 0.2 is 8 % of the simply supported value for deflection and 20 % for strain; both thresholds are design conventions. On a non-prismatic girder</w:t>
+      </w:r>
+      <w:r>
+        <w:t xml:space="preserve"> </w:t>
+      </w:r>
+      <m:oMath>
+        <m:sSub>
+          <m:e>
+            <m:r>
+              <m:t>N</m:t>
+            </m:r>
+          </m:e>
+          <m:sub>
+            <m:r>
+              <m:t>w</m:t>
+            </m:r>
+          </m:sub>
+        </m:sSub>
+      </m:oMath>
+      <w:r>
+        <w:t xml:space="preserve"> </w:t>
+      </w:r>
+      <w:r>
+        <w:t xml:space="preserve">also depends on the choice of</w:t>
+      </w:r>
+      <w:r>
+        <w:t xml:space="preserve"> </w:t>
+      </w:r>
+      <m:oMath>
+        <m:r>
+          <m:t>E</m:t>
+        </m:r>
+        <m:sSub>
+          <m:e>
+            <m:r>
+              <m:t>I</m:t>
+            </m:r>
+          </m:e>
+          <m:sub>
             <m:r>
               <m:rPr>
                 <m:sty m:val="p"/>
               </m:rPr>
-              <m:t>e</m:t>
-            </m:r>
-            <m:r>
-              <m:rPr>
-                <m:sty m:val="p"/>
-              </m:rPr>
-              <m:t>f</m:t>
-            </m:r>
-          </m:sub>
-        </m:sSub>
-      </m:oMath>
-      <w:r>
-        <w:t xml:space="preserve"> </w:t>
-      </w:r>
-      <w:r>
-        <w:t xml:space="preserve">a reference rigidity.</w:t>
-      </w:r>
-      <w:r>
-        <w:t xml:space="preserve"> </w:t>
-      </w:r>
-      <m:oMath>
-        <m:sSub>
-          <m:e>
-            <m:r>
-              <m:t>N</m:t>
-            </m:r>
-          </m:e>
-          <m:sub>
-            <m:r>
-              <m:t>w</m:t>
-            </m:r>
-          </m:sub>
-        </m:sSub>
-      </m:oMath>
-      <w:r>
-        <w:t xml:space="preserve"> </w:t>
-      </w:r>
-      <w:r>
-        <w:t xml:space="preserve">equals 2.5 at mid-span of a simply supported span, where</w:t>
-      </w:r>
-      <w:r>
-        <w:t xml:space="preserve"> </w:t>
-      </w:r>
-      <m:oMath>
-        <m:sSub>
-          <m:e>
-            <m:r>
-              <m:t>N</m:t>
-            </m:r>
-          </m:e>
-          <m:sub>
-            <m:r>
-              <m:t>M</m:t>
-            </m:r>
-          </m:sub>
-        </m:sSub>
-      </m:oMath>
-      <w:r>
-        <w:t xml:space="preserve"> </w:t>
-      </w:r>
-      <w:r>
-        <w:t xml:space="preserve">equals 1. The rotation and shear indicators (Supplementary Section S3) equal 1 for the simply supported end rotation and end shear. A common threshold of 0.2 is 8 % of the simply supported value for deflection and 20 % for strain; both thresholds are design conventions. On a non-prismatic girder</w:t>
-      </w:r>
-      <w:r>
-        <w:t xml:space="preserve"> </w:t>
-      </w:r>
-      <m:oMath>
-        <m:sSub>
-          <m:e>
-            <m:r>
-              <m:t>N</m:t>
-            </m:r>
-          </m:e>
-          <m:sub>
-            <m:r>
-              <m:t>w</m:t>
-            </m:r>
-          </m:sub>
-        </m:sSub>
-      </m:oMath>
-      <w:r>
-        <w:t xml:space="preserve"> </w:t>
-      </w:r>
-      <w:r>
-        <w:t xml:space="preserve">also depends on the choice of</w:t>
-      </w:r>
-      <w:r>
-        <w:t xml:space="preserve"> </w:t>
-      </w:r>
-      <m:oMath>
-        <m:r>
-          <m:t>E</m:t>
-        </m:r>
-        <m:sSub>
-          <m:e>
-            <m:r>
-              <m:t>I</m:t>
-            </m:r>
-          </m:e>
-          <m:sub>
-            <m:r>
-              <m:rPr>
-                <m:sty m:val="p"/>
-              </m:rPr>
-              <m:t>r</m:t>
-            </m:r>
-            <m:r>
-              <m:rPr>
-                <m:sty m:val="p"/>
-              </m:rPr>
-              <m:t>e</m:t>
-            </m:r>
-            <m:r>
-              <m:rPr>
-                <m:sty m:val="p"/>
-              </m:rPr>
-              <m:t>f</m:t>
+              <m:t>ref</m:t>
             </m:r>
           </m:sub>
         </m:sSub>
@@ -7973,57 +7571,33 @@
               <m:rPr>
                 <m:sty m:val="p"/>
               </m:rPr>
-              <m:t>t</m:t>
-            </m:r>
+              <m:t>tot</m:t>
+            </m:r>
+          </m:sub>
+        </m:sSub>
+      </m:oMath>
+      <w:r>
+        <w:t xml:space="preserve"> </w:t>
+      </w:r>
+      <w:r>
+        <w:t xml:space="preserve">to the integral over a record of length</w:t>
+      </w:r>
+      <w:r>
+        <w:t xml:space="preserve"> </w:t>
+      </w:r>
+      <m:oMath>
+        <m:sSub>
+          <m:e>
+            <m:r>
+              <m:t>L</m:t>
+            </m:r>
+          </m:e>
+          <m:sub>
             <m:r>
               <m:rPr>
                 <m:sty m:val="p"/>
               </m:rPr>
-              <m:t>o</m:t>
-            </m:r>
-            <m:r>
-              <m:rPr>
-                <m:sty m:val="p"/>
-              </m:rPr>
-              <m:t>t</m:t>
-            </m:r>
-          </m:sub>
-        </m:sSub>
-      </m:oMath>
-      <w:r>
-        <w:t xml:space="preserve"> </w:t>
-      </w:r>
-      <w:r>
-        <w:t xml:space="preserve">to the integral over a record of length</w:t>
-      </w:r>
-      <w:r>
-        <w:t xml:space="preserve"> </w:t>
-      </w:r>
-      <m:oMath>
-        <m:sSub>
-          <m:e>
-            <m:r>
-              <m:t>L</m:t>
-            </m:r>
-          </m:e>
-          <m:sub>
-            <m:r>
-              <m:rPr>
-                <m:sty m:val="p"/>
-              </m:rPr>
-              <m:t>t</m:t>
-            </m:r>
-            <m:r>
-              <m:rPr>
-                <m:sty m:val="p"/>
-              </m:rPr>
-              <m:t>o</m:t>
-            </m:r>
-            <m:r>
-              <m:rPr>
-                <m:sty m:val="p"/>
-              </m:rPr>
-              <m:t>t</m:t>
+              <m:t>tot</m:t>
             </m:r>
           </m:sub>
         </m:sSub>
@@ -8206,19 +7780,7 @@
                           <m:rPr>
                             <m:sty m:val="p"/>
                           </m:rPr>
-                          <m:t>t</m:t>
-                        </m:r>
-                        <m:r>
-                          <m:rPr>
-                            <m:sty m:val="p"/>
-                          </m:rPr>
-                          <m:t>o</m:t>
-                        </m:r>
-                        <m:r>
-                          <m:rPr>
-                            <m:sty m:val="p"/>
-                          </m:rPr>
-                          <m:t>t</m:t>
+                          <m:t>tot</m:t>
                         </m:r>
                       </m:sub>
                     </m:sSub>
@@ -8389,19 +7951,7 @@
               <m:rPr>
                 <m:sty m:val="p"/>
               </m:rPr>
-              <m:t>t</m:t>
-            </m:r>
-            <m:r>
-              <m:rPr>
-                <m:sty m:val="p"/>
-              </m:rPr>
-              <m:t>o</m:t>
-            </m:r>
-            <m:r>
-              <m:rPr>
-                <m:sty m:val="p"/>
-              </m:rPr>
-              <m:t>t</m:t>
+              <m:t>tot</m:t>
             </m:r>
           </m:sub>
         </m:sSub>
@@ -8702,19 +8252,7 @@
                   <m:rPr>
                     <m:sty m:val="p"/>
                   </m:rPr>
-                  <m:t>V</m:t>
-                </m:r>
-                <m:r>
-                  <m:rPr>
-                    <m:sty m:val="p"/>
-                  </m:rPr>
-                  <m:t>a</m:t>
-                </m:r>
-                <m:r>
-                  <m:rPr>
-                    <m:sty m:val="p"/>
-                  </m:rPr>
-                  <m:t>r</m:t>
+                  <m:t>Var</m:t>
                 </m:r>
                 <m:r>
                   <m:t> </m:t>
@@ -8946,19 +8484,7 @@
                   <m:rPr>
                     <m:sty m:val="p"/>
                   </m:rPr>
-                  <m:t>V</m:t>
-                </m:r>
-                <m:r>
-                  <m:rPr>
-                    <m:sty m:val="p"/>
-                  </m:rPr>
-                  <m:t>a</m:t>
-                </m:r>
-                <m:r>
-                  <m:rPr>
-                    <m:sty m:val="p"/>
-                  </m:rPr>
-                  <m:t>r</m:t>
+                  <m:t>Var</m:t>
                 </m:r>
                 <m:r>
                   <m:t> </m:t>
@@ -8981,13 +8507,7 @@
                       <m:rPr>
                         <m:sty m:val="p"/>
                       </m:rPr>
-                      <m:t>z</m:t>
-                    </m:r>
-                    <m:r>
-                      <m:rPr>
-                        <m:sty m:val="p"/>
-                      </m:rPr>
-                      <m:t>s</m:t>
+                      <m:t>zs</m:t>
                     </m:r>
                   </m:sub>
                 </m:sSub>
@@ -9034,19 +8554,7 @@
                           <m:rPr>
                             <m:sty m:val="p"/>
                           </m:rPr>
-                          <m:t>t</m:t>
-                        </m:r>
-                        <m:r>
-                          <m:rPr>
-                            <m:sty m:val="p"/>
-                          </m:rPr>
-                          <m:t>o</m:t>
-                        </m:r>
-                        <m:r>
-                          <m:rPr>
-                            <m:sty m:val="p"/>
-                          </m:rPr>
-                          <m:t>t</m:t>
+                          <m:t>tot</m:t>
                         </m:r>
                       </m:sub>
                     </m:sSub>
@@ -9106,19 +8614,7 @@
                           <m:rPr>
                             <m:sty m:val="p"/>
                           </m:rPr>
-                          <m:t>t</m:t>
-                        </m:r>
-                        <m:r>
-                          <m:rPr>
-                            <m:sty m:val="p"/>
-                          </m:rPr>
-                          <m:t>o</m:t>
-                        </m:r>
-                        <m:r>
-                          <m:rPr>
-                            <m:sty m:val="p"/>
-                          </m:rPr>
-                          <m:t>t</m:t>
+                          <m:t>tot</m:t>
                         </m:r>
                       </m:sub>
                       <m:sup>
@@ -9301,19 +8797,7 @@
           <m:rPr>
             <m:sty m:val="p"/>
           </m:rPr>
-          <m:t>V</m:t>
-        </m:r>
-        <m:r>
-          <m:rPr>
-            <m:sty m:val="p"/>
-          </m:rPr>
-          <m:t>a</m:t>
-        </m:r>
-        <m:r>
-          <m:rPr>
-            <m:sty m:val="p"/>
-          </m:rPr>
-          <m:t>r</m:t>
+          <m:t>Var</m:t>
         </m:r>
       </m:oMath>
       <w:r>
@@ -10548,25 +10032,7 @@
                           <m:rPr>
                             <m:sty m:val="p"/>
                           </m:rPr>
-                          <m:t>s</m:t>
-                        </m:r>
-                        <m:r>
-                          <m:rPr>
-                            <m:sty m:val="p"/>
-                          </m:rPr>
-                          <m:t>i</m:t>
-                        </m:r>
-                        <m:r>
-                          <m:rPr>
-                            <m:sty m:val="p"/>
-                          </m:rPr>
-                          <m:t>d</m:t>
-                        </m:r>
-                        <m:r>
-                          <m:rPr>
-                            <m:sty m:val="p"/>
-                          </m:rPr>
-                          <m:t>e</m:t>
+                          <m:t>side</m:t>
                         </m:r>
                       </m:sub>
                     </m:sSub>
@@ -10586,25 +10052,7 @@
                           <m:rPr>
                             <m:sty m:val="p"/>
                           </m:rPr>
-                          <m:t>s</m:t>
-                        </m:r>
-                        <m:r>
-                          <m:rPr>
-                            <m:sty m:val="p"/>
-                          </m:rPr>
-                          <m:t>i</m:t>
-                        </m:r>
-                        <m:r>
-                          <m:rPr>
-                            <m:sty m:val="p"/>
-                          </m:rPr>
-                          <m:t>d</m:t>
-                        </m:r>
-                        <m:r>
-                          <m:rPr>
-                            <m:sty m:val="p"/>
-                          </m:rPr>
-                          <m:t>e</m:t>
+                          <m:t>side</m:t>
                         </m:r>
                       </m:sub>
                     </m:sSub>
@@ -10664,25 +10112,7 @@
               <m:rPr>
                 <m:sty m:val="p"/>
               </m:rPr>
-              <m:t>s</m:t>
-            </m:r>
-            <m:r>
-              <m:rPr>
-                <m:sty m:val="p"/>
-              </m:rPr>
-              <m:t>p</m:t>
-            </m:r>
-            <m:r>
-              <m:rPr>
-                <m:sty m:val="p"/>
-              </m:rPr>
-              <m:t>a</m:t>
-            </m:r>
-            <m:r>
-              <m:rPr>
-                <m:sty m:val="p"/>
-              </m:rPr>
-              <m:t>n</m:t>
+              <m:t>span</m:t>
             </m:r>
           </m:sub>
         </m:sSub>
@@ -10715,25 +10145,7 @@
               <m:rPr>
                 <m:sty m:val="p"/>
               </m:rPr>
-              <m:t>m</m:t>
-            </m:r>
-            <m:r>
-              <m:rPr>
-                <m:sty m:val="p"/>
-              </m:rPr>
-              <m:t>a</m:t>
-            </m:r>
-            <m:r>
-              <m:rPr>
-                <m:sty m:val="p"/>
-              </m:rPr>
-              <m:t>i</m:t>
-            </m:r>
-            <m:r>
-              <m:rPr>
-                <m:sty m:val="p"/>
-              </m:rPr>
-              <m:t>n</m:t>
+              <m:t>main</m:t>
             </m:r>
           </m:sub>
         </m:sSub>
@@ -11198,7 +10610,7 @@
         <w:t xml:space="preserve">”</w:t>
       </w:r>
       <w:r>
-        <w:t xml:space="preserve">, for example st36 and st40). On day 1, two 3-axle trucks with driver-reported gross weights ran in the instrumented lane (Moghadam, 2022). On day 2, a 3-axle truck of 26.8 t and a 5-axle truck of 25.9 t, weighed on a static scale (Moghadam, 2022), ran in the instrumented lane (lane A), in the other lane (lane B), and in two runs one behind the other. The weights vary by only a few per cent within each day. Each record was re-zeroed with a linear baseline fitted to vehicle-free segments before and after the crossing, integrated over the whole crossing and converted to</w:t>
+        <w:t xml:space="preserve">, for example st36 and st40). On day 1, two 3-axle trucks with driver-reported gross weights ran in the instrumented lane (Moghadam, 2022). On day 2, a 3-axle truck of 26.8 t and a 5-axle truck of 25.9 t, weighed on a static scale (Moghadam, 2022), ran in the instrumented lane (lane A), in the other lane (lane B), and in two runs one behind the other. The weights vary by only a few percent within each day. Each record was re-zeroed with a linear baseline fitted to vehicle-free segments before and after the crossing, integrated over the whole crossing and converted to</w:t>
       </w:r>
       <w:r>
         <w:t xml:space="preserve"> </w:t>
@@ -11240,7 +10652,7 @@
       <w:r>
         <w:drawing>
           <wp:inline>
-            <wp:extent cx="5039999" cy="5249999"/>
+            <wp:extent cx="4147199" cy="4319999"/>
             <wp:effectExtent b="0" l="0" r="0" t="0"/>
             <wp:docPr descr="" title="" id="39" name="Picture"/>
             <a:graphic>
@@ -11261,7 +10673,7 @@
                   <pic:spPr bwMode="auto">
                     <a:xfrm>
                       <a:off x="0" y="0"/>
-                      <a:ext cx="5039999" cy="5249999"/>
+                      <a:ext cx="4147199" cy="4319999"/>
                     </a:xfrm>
                     <a:prstGeom prst="rect">
                       <a:avLst/>
@@ -11449,7 +10861,7 @@
         <w:pStyle w:val="BodyText"/>
       </w:pPr>
       <w:r>
-        <w:t xml:space="preserve">Each deck gauge also needs its own constant. The constant of ch11 is 3.9 times that of ch8, although the gauges are within 6 m of each other and a one-dimensional beam model predicts nearly equal constants, and the st36-to-st40 ratio changes with the lane by about 2.5 standard errors, so a spread of gauge factors is an unlikely cause of the differences between gauges. The deck-soffit gauges also respond to slab bending and shear lag, so the constant must come from a weighed vehicle or a three-dimensional model. A beam model still reproduces the global shape of the strain histories (</w:t>
+        <w:t xml:space="preserve">Each deck gauge also needs its own constant. The constant of ch11 is 3.9 times that of ch8, although the gauges are within 6 m of each other and a one-dimensional beam model predicts nearly equal constants. The st36-to-st40 ratio also changes with the lane, by about 2.5 standard errors. Both observations make a spread of gauge factors an unlikely cause of the differences between gauges. The deck-soffit gauges also respond to slab bending and shear lag, so the constant must come from a weighed vehicle or a three-dimensional model. A beam model still reproduces the global shape of the strain histories (</w:t>
       </w:r>
       <m:oMath>
         <m:sSup>
@@ -12226,7 +11638,7 @@
       <w:r>
         <w:drawing>
           <wp:inline>
-            <wp:extent cx="5039999" cy="5288479"/>
+            <wp:extent cx="4117024" cy="4319999"/>
             <wp:effectExtent b="0" l="0" r="0" t="0"/>
             <wp:docPr descr="" title="" id="49" name="Picture"/>
             <a:graphic>
@@ -12247,7 +11659,7 @@
                   <pic:spPr bwMode="auto">
                     <a:xfrm>
                       <a:off x="0" y="0"/>
-                      <a:ext cx="5039999" cy="5288479"/>
+                      <a:ext cx="4117024" cy="4319999"/>
                     </a:xfrm>
                     <a:prstGeom prst="rect">
                       <a:avLst/>
@@ -13149,60 +12561,36 @@
               <m:rPr>
                 <m:sty m:val="p"/>
               </m:rPr>
-              <m:t>r</m:t>
-            </m:r>
+              <m:t>ref</m:t>
+            </m:r>
+          </m:sub>
+        </m:sSub>
+      </m:oMath>
+      <w:r>
+        <w:t xml:space="preserve"> </w:t>
+      </w:r>
+      <w:r>
+        <w:t xml:space="preserve">= design</w:t>
+      </w:r>
+      <w:r>
+        <w:t xml:space="preserve"> </w:t>
+      </w:r>
+      <m:oMath>
+        <m:r>
+          <m:t>E</m:t>
+        </m:r>
+        <m:sSub>
+          <m:e>
+            <m:r>
+              <m:t>I</m:t>
+            </m:r>
+          </m:e>
+          <m:sub>
             <m:r>
               <m:rPr>
                 <m:sty m:val="p"/>
               </m:rPr>
-              <m:t>e</m:t>
-            </m:r>
-            <m:r>
-              <m:rPr>
-                <m:sty m:val="p"/>
-              </m:rPr>
-              <m:t>f</m:t>
-            </m:r>
-          </m:sub>
-        </m:sSub>
-      </m:oMath>
-      <w:r>
-        <w:t xml:space="preserve"> </w:t>
-      </w:r>
-      <w:r>
-        <w:t xml:space="preserve">= design</w:t>
-      </w:r>
-      <w:r>
-        <w:t xml:space="preserve"> </w:t>
-      </w:r>
-      <m:oMath>
-        <m:r>
-          <m:t>E</m:t>
-        </m:r>
-        <m:sSub>
-          <m:e>
-            <m:r>
-              <m:t>I</m:t>
-            </m:r>
-          </m:e>
-          <m:sub>
-            <m:r>
-              <m:rPr>
-                <m:sty m:val="p"/>
-              </m:rPr>
-              <m:t>m</m:t>
-            </m:r>
-            <m:r>
-              <m:rPr>
-                <m:sty m:val="p"/>
-              </m:rPr>
-              <m:t>i</m:t>
-            </m:r>
-            <m:r>
-              <m:rPr>
-                <m:sty m:val="p"/>
-              </m:rPr>
-              <m:t>d</m:t>
+              <m:t>mid</m:t>
             </m:r>
           </m:sub>
         </m:sSub>
@@ -13939,19 +13327,7 @@
               <m:rPr>
                 <m:sty m:val="p"/>
               </m:rPr>
-              <m:t>m</m:t>
-            </m:r>
-            <m:r>
-              <m:rPr>
-                <m:sty m:val="p"/>
-              </m:rPr>
-              <m:t>i</m:t>
-            </m:r>
-            <m:r>
-              <m:rPr>
-                <m:sty m:val="p"/>
-              </m:rPr>
-              <m:t>d</m:t>
+              <m:t>mid</m:t>
             </m:r>
           </m:sub>
         </m:sSub>
@@ -14977,19 +14353,7 @@
               <m:rPr>
                 <m:sty m:val="p"/>
               </m:rPr>
-              <m:t>t</m:t>
-            </m:r>
-            <m:r>
-              <m:rPr>
-                <m:sty m:val="p"/>
-              </m:rPr>
-              <m:t>o</m:t>
-            </m:r>
-            <m:r>
-              <m:rPr>
-                <m:sty m:val="p"/>
-              </m:rPr>
-              <m:t>t</m:t>
+              <m:t>tot</m:t>
             </m:r>
           </m:sub>
         </m:sSub>
@@ -15056,13 +14420,7 @@
               <m:rPr>
                 <m:sty m:val="p"/>
               </m:rPr>
-              <m:t>c</m:t>
-            </m:r>
-            <m:r>
-              <m:rPr>
-                <m:sty m:val="p"/>
-              </m:rPr>
-              <m:t>r</m:t>
+              <m:t>cr</m:t>
             </m:r>
           </m:sub>
         </m:sSub>
@@ -15098,7 +14456,7 @@
         <w:t xml:space="preserve"> </w:t>
       </w:r>
       <w:r>
-        <w:t xml:space="preserve">(crossing time over fundamental period; Frýba, 1999); the bound omits vehicle–bridge interaction and road roughness (Supplementary Sections S9 and S10). The method is therefore proposed for preliminary overload screening. Its threshold should be set with a margin below the legal limit and the design live loads (CEN, 2003; AASHTO, 2024), and flagged vehicles should be weighed by instrumented BWIM; influence-line BWIM does not suffer the blindness of Table 1, because it fits the whole record shape.</w:t>
+        <w:t xml:space="preserve">(crossing time over fundamental period; Frýba, 1999); the bound omits vehicle–bridge interaction and road roughness (Supplementary Sections S9 and S10). The method is therefore proposed for preliminary overload screening. Its threshold should be set with a margin below the legal limit and the design live loads (CEN, 2003; AASHTO, 2024), and flagged vehicles should be weighed by influence-line BWIM, which does not suffer the blindness of Table 1 because it fits the whole record shape.</w:t>
       </w:r>
     </w:p>
     <w:p>
@@ -15693,7 +15051,7 @@
         <w:jc w:val="left"/>
       </w:pPr>
       <w:r>
-        <w:t xml:space="preserve">Helmi K, Bakht B and Mufti A (2014) Accurate measurements of gross vehicle weight through bridge weigh-in-motion: a case study. Journal of Civil Structural Health Monitoring 4(3): 195–208. DOI: 10.1007/s13349-014-0076-5.</w:t>
+        <w:t xml:space="preserve">Hao T, Xie Z and Yu M (2019) The identification technology of vehicle weight based on bridge strain time-history curve. Advances in Structural Engineering 22(7): 1606–1616. DOI: 10.1177/1369433218823487.</w:t>
       </w:r>
     </w:p>
     <w:p>
@@ -15703,7 +15061,7 @@
         <w:jc w:val="left"/>
       </w:pPr>
       <w:r>
-        <w:t xml:space="preserve">Jacob B, OBrien EJ and Jehaes S (eds) (2002) Weigh-in-Motion of Road Vehicles: Final Report of the COST 323 Action. Paris: LCPC.</w:t>
+        <w:t xml:space="preserve">Helmi K, Bakht B and Mufti A (2014) Accurate measurements of gross vehicle weight through bridge weigh-in-motion: a case study. Journal of Civil Structural Health Monitoring 4(3): 195–208. DOI: 10.1007/s13349-014-0076-5.</w:t>
       </w:r>
     </w:p>
     <w:p>
@@ -15713,7 +15071,7 @@
         <w:jc w:val="left"/>
       </w:pPr>
       <w:r>
-        <w:t xml:space="preserve">Law SS and Zhu XQ (2000) Study on different beam models in moving force identification. Journal of Sound and Vibration 234(4): 661–679. DOI: 10.1006/jsvi.2000.2867.</w:t>
+        <w:t xml:space="preserve">Jacob B, OBrien EJ and Jehaes S (eds) (2002) Weigh-in-Motion of Road Vehicles: Final Report of the COST 323 Action. Paris: LCPC.</w:t>
       </w:r>
     </w:p>
     <w:p>
@@ -15723,7 +15081,7 @@
         <w:jc w:val="left"/>
       </w:pPr>
       <w:r>
-        <w:t xml:space="preserve">Law SS, Chan THT and Zeng QH (1997) Moving force identification: a time domain method. Journal of Sound and Vibration 201(1): 1–22. DOI: 10.1006/jsvi.1996.0774.</w:t>
+        <w:t xml:space="preserve">Law SS and Zhu XQ (2000) Study on different beam models in moving force identification. Journal of Sound and Vibration 234(4): 661–679. DOI: 10.1006/jsvi.2000.2867.</w:t>
       </w:r>
     </w:p>
     <w:p>
@@ -15733,7 +15091,7 @@
         <w:jc w:val="left"/>
       </w:pPr>
       <w:r>
-        <w:t xml:space="preserve">Lobo Aguilar S and Christenson RE (2018) A simplified shear-strain based bridge weigh-in-motion method for in-service highway bridges. Métodos y Materiales 8: 11–22. DOI: 10.15517/mym.v8i1.34551.</w:t>
+        <w:t xml:space="preserve">Law SS, Chan THT and Zeng QH (1997) Moving force identification: a time domain method. Journal of Sound and Vibration 201(1): 1–22. DOI: 10.1006/jsvi.1996.0774.</w:t>
       </w:r>
     </w:p>
     <w:p>
@@ -15743,7 +15101,7 @@
         <w:jc w:val="left"/>
       </w:pPr>
       <w:r>
-        <w:t xml:space="preserve">Moghadam A (2022) Integration of Traffic and Structural Health Monitoring Systems Using a Novel Nothing-On-Road (NOR) Bridge-Weigh-In-Motion (BWIM) System. PhD dissertation, Virginia Polytechnic Institute and State University, Blacksburg, VA. http://hdl.handle.net/10919/111390.</w:t>
+        <w:t xml:space="preserve">Lin SW, Du YL, Yi TH and Yang DH (2023) Influence lines-based model updating of suspension bridges considering boundary conditions. Advances in Structural Engineering 26(2): 316–328. DOI: 10.1177/13694332221126374.</w:t>
       </w:r>
     </w:p>
     <w:p>
@@ -15753,7 +15111,7 @@
         <w:jc w:val="left"/>
       </w:pPr>
       <w:r>
-        <w:t xml:space="preserve">Moghadam A and Sarlo R (2024) Nothing-on-Road Bridge-Weigh-In-Motion (NOR-BWIM) Dataset, version 1. University Libraries, Virginia Tech, figshare. DOI: 10.7294/26880898.v1.</w:t>
+        <w:t xml:space="preserve">Lobo Aguilar S and Christenson RE (2018) A simplified shear-strain based bridge weigh-in-motion method for in-service highway bridges. Métodos y Materiales 8: 11–22. DOI: 10.15517/mym.v8i1.34551.</w:t>
       </w:r>
     </w:p>
     <w:p>
@@ -15763,7 +15121,7 @@
         <w:jc w:val="left"/>
       </w:pPr>
       <w:r>
-        <w:t xml:space="preserve">Moghadam A, AlHamaydeh M and Sarlo R (2022) Bridge-weigh-in-motion approach for simultaneous multiple vehicles on concrete-box-girder bridges. Automation in Construction 137: 104179. DOI: 10.1016/j.autcon.2022.104179.</w:t>
+        <w:t xml:space="preserve">Moghadam A (2022) Integration of Traffic and Structural Health Monitoring Systems Using a Novel Nothing-On-Road (NOR) Bridge-Weigh-In-Motion (BWIM) System. PhD dissertation, Virginia Polytechnic Institute and State University, Blacksburg, VA. http://hdl.handle.net/10919/111390.</w:t>
       </w:r>
     </w:p>
     <w:p>
@@ -15773,7 +15131,7 @@
         <w:jc w:val="left"/>
       </w:pPr>
       <w:r>
-        <w:t xml:space="preserve">Moghadam A, AlHamaydeh M and Sarlo R (2023a) Nothing-on-road bridge-weigh-in-motion used for long-span, concrete-box-girder bridges: an experimental case study. Journal of Structural Integrity and Maintenance 8(2): 79–90. DOI: 10.1080/24705314.2023.2165606.</w:t>
+        <w:t xml:space="preserve">Moghadam A and Sarlo R (2024) Nothing-on-Road Bridge-Weigh-In-Motion (NOR-BWIM) Dataset, version 1. University Libraries, Virginia Tech, figshare. DOI: 10.7294/26880898.v1.</w:t>
       </w:r>
     </w:p>
     <w:p>
@@ -15783,7 +15141,7 @@
         <w:jc w:val="left"/>
       </w:pPr>
       <w:r>
-        <w:t xml:space="preserve">Moghadam A, AlHamaydeh M and Sarlo R (2023b) Dual-purpose procedure for bridge health monitoring and weigh-in-motion used for multiple-vehicle events. Automation in Construction 148: 104768. DOI: 10.1016/j.autcon.2023.104768.</w:t>
+        <w:t xml:space="preserve">Moghadam A, AlHamaydeh M and Sarlo R (2022) Bridge-weigh-in-motion approach for simultaneous multiple vehicles on concrete-box-girder bridges. Automation in Construction 137: 104179. DOI: 10.1016/j.autcon.2022.104179.</w:t>
       </w:r>
     </w:p>
     <w:p>
@@ -15793,7 +15151,7 @@
         <w:jc w:val="left"/>
       </w:pPr>
       <w:r>
-        <w:t xml:space="preserve">Moses F (1979) Weigh-in-motion system using instrumented bridges. Transportation Engineering Journal of ASCE 105(3): 233–249. DOI: 10.1061/TPEJAN.0000783.</w:t>
+        <w:t xml:space="preserve">Moghadam A, AlHamaydeh M and Sarlo R (2023a) Nothing-on-road bridge-weigh-in-motion used for long-span, concrete-box-girder bridges: an experimental case study. Journal of Structural Integrity and Maintenance 8(2): 79–90. DOI: 10.1080/24705314.2023.2165606.</w:t>
       </w:r>
     </w:p>
     <w:p>
@@ -15803,7 +15161,7 @@
         <w:jc w:val="left"/>
       </w:pPr>
       <w:r>
-        <w:t xml:space="preserve">Nguyen QB, Hoang T and Nguyen HS (2024) [Determination of the load applied on a simply supported beam based on measured deflection data]. Journal of Science and Technology in Civil Engineering (HUCE) 18(2V): 61–71 (in Vietnamese). DOI: 10.31814/stce.huce2024-18(2V)-05.</w:t>
+        <w:t xml:space="preserve">Moghadam A, AlHamaydeh M and Sarlo R (2023b) Dual-purpose procedure for bridge health monitoring and weigh-in-motion used for multiple-vehicle events. Automation in Construction 148: 104768. DOI: 10.1016/j.autcon.2023.104768.</w:t>
       </w:r>
     </w:p>
     <w:p>
@@ -15813,7 +15171,7 @@
         <w:jc w:val="left"/>
       </w:pPr>
       <w:r>
-        <w:t xml:space="preserve">OBrien EJ, Quilligan MJ and Karoumi R (2006) Calculating an influence line from direct measurements. Proceedings of the Institution of Civil Engineers: Bridge Engineering 159(1): 31–34. DOI: 10.1680/bren.2006.159.1.31.</w:t>
+        <w:t xml:space="preserve">Moses F (1979) Weigh-in-motion system using instrumented bridges. Transportation Engineering Journal of ASCE 105(3): 233–249. DOI: 10.1061/TPEJAN.0000783.</w:t>
       </w:r>
     </w:p>
     <w:p>
@@ -15823,7 +15181,7 @@
         <w:jc w:val="left"/>
       </w:pPr>
       <w:r>
-        <w:t xml:space="preserve">OBrien EJ, Rowley CW, González A and Green MF (2009) A regularised solution to the bridge weigh-in-motion equations. International Journal of Heavy Vehicle Systems 16(3): 310–327. DOI: 10.1504/IJHVS.2009.027135.</w:t>
+        <w:t xml:space="preserve">Nguyen QB, Hoang T and Nguyen HS (2024) [Determination of the load applied on a simply supported beam based on measured deflection data]. Journal of Science and Technology in Civil Engineering (HUCE) 18(2V): 61–71 (in Vietnamese). DOI: 10.31814/stce.huce2024-18(2V)-05.</w:t>
       </w:r>
     </w:p>
     <w:p>
@@ -15833,7 +15191,7 @@
         <w:jc w:val="left"/>
       </w:pPr>
       <w:r>
-        <w:t xml:space="preserve">Ojio T and Yamada K (2002) Bridge weigh-in-motion systems using stringers of plate girder bridges. In: Proceedings of the Third International Conference on Weigh-in-Motion (ICWIM3). Orlando, FL, pp. 209–218.</w:t>
+        <w:t xml:space="preserve">OBrien EJ, Quilligan MJ and Karoumi R (2006) Calculating an influence line from direct measurements. Proceedings of the Institution of Civil Engineers: Bridge Engineering 159(1): 31–34. DOI: 10.1680/bren.2006.159.1.31.</w:t>
       </w:r>
     </w:p>
     <w:p>
@@ -15843,7 +15201,7 @@
         <w:jc w:val="left"/>
       </w:pPr>
       <w:r>
-        <w:t xml:space="preserve">Shi S, Yarnold M, Hurlebaus S and Mander J (2025) Evaluation of a load cell-based bridge weigh-in-motion system. Transportation Research Record 2679(2): 535–549. DOI: 10.1177/03611981241263336.</w:t>
+        <w:t xml:space="preserve">OBrien EJ, Rowley CW, González A and Green MF (2009) A regularised solution to the bridge weigh-in-motion equations. International Journal of Heavy Vehicle Systems 16(3): 310–327. DOI: 10.1504/IJHVS.2009.027135.</w:t>
       </w:r>
     </w:p>
     <w:p>
@@ -15853,7 +15211,7 @@
         <w:jc w:val="left"/>
       </w:pPr>
       <w:r>
-        <w:t xml:space="preserve">Sohn H (2007) Effects of environmental and operational variability on structural health monitoring. Philosophical Transactions of the Royal Society A 365(1851): 539–560. DOI: 10.1098/rsta.2006.1935.</w:t>
+        <w:t xml:space="preserve">Ojio T and Yamada K (2002) Bridge weigh-in-motion systems using stringers of plate girder bridges. In: Proceedings of the Third International Conference on Weigh-in-Motion (ICWIM3). Orlando, FL, pp. 209–218.</w:t>
       </w:r>
     </w:p>
     <w:p>
@@ -15863,7 +15221,7 @@
         <w:jc w:val="left"/>
       </w:pPr>
       <w:r>
-        <w:t xml:space="preserve">Ventura R, Barabino B and Maternini G (2024) Estimating the frequency of traffic overloading on road bridges. Journal of Traffic and Transportation Engineering (English Edition) 11(4): 776–796. DOI: 10.1016/j.jtte.2023.11.005.</w:t>
+        <w:t xml:space="preserve">Shi S, Yarnold M, Hurlebaus S and Mander J (2025) Evaluation of a load cell-based bridge weigh-in-motion system. Transportation Research Record 2679(2): 535–549. DOI: 10.1177/03611981241263336.</w:t>
       </w:r>
     </w:p>
     <w:p>
@@ -15873,7 +15231,7 @@
         <w:jc w:val="left"/>
       </w:pPr>
       <w:r>
-        <w:t xml:space="preserve">Wu H, Zhao H, Liu J and Hu Z (2020) A filtering-based bridge weigh-in-motion system on a continuous multi-girder bridge considering the influence lines of different lanes. Frontiers of Structural and Civil Engineering 14(5): 1232–1246. DOI: 10.1007/s11709-020-0653-0.</w:t>
+        <w:t xml:space="preserve">Sohn H (2007) Effects of environmental and operational variability on structural health monitoring. Philosophical Transactions of the Royal Society A 365(1851): 539–560. DOI: 10.1098/rsta.2006.1935.</w:t>
       </w:r>
     </w:p>
     <w:p>
@@ -15883,7 +15241,7 @@
         <w:jc w:val="left"/>
       </w:pPr>
       <w:r>
-        <w:t xml:space="preserve">Yan WJ, Hao TT, Yuen KV and Papadimitriou C (2022) Monitoring gross vehicle weight with a probabilistic and influence line-free bridge weight-in-motion scheme based on a transmissibility-like index. Mechanical Systems and Signal Processing 177: 109133. DOI: 10.1016/j.ymssp.2022.109133.</w:t>
+        <w:t xml:space="preserve">Ventura R, Barabino B and Maternini G (2024) Estimating the frequency of traffic overloading on road bridges. Journal of Traffic and Transportation Engineering (English Edition) 11(4): 776–796. DOI: 10.1016/j.jtte.2023.11.005.</w:t>
       </w:r>
     </w:p>
     <w:p>
@@ -15893,7 +15251,7 @@
         <w:jc w:val="left"/>
       </w:pPr>
       <w:r>
-        <w:t xml:space="preserve">Yang J, Hou P and Yang C (2021) Study on the method of moving load identification based on strain influence line. Applied Sciences 11(2): 853. DOI: 10.3390/app11020853.</w:t>
+        <w:t xml:space="preserve">Wang C, Zhang WS, Pan X, He WY and Ren WX (2026) Deflection influence line identification under moving vehicle based on variational modal decomposition and B-spline basis function. Advances in Structural Engineering 29(4): 779–792. DOI: 10.1177/13694332251363355.</w:t>
       </w:r>
     </w:p>
     <w:p>
@@ -15903,7 +15261,7 @@
         <w:jc w:val="left"/>
       </w:pPr>
       <w:r>
-        <w:t xml:space="preserve">Yu Y, Cai CS and Deng L (2016) State-of-the-art review on bridge weigh-in-motion technology. Advances in Structural Engineering 19(9): 1514–1530. DOI: 10.1177/1369433216655922.</w:t>
+        <w:t xml:space="preserve">Wu H, Zhao H, Liu J and Hu Z (2020) A filtering-based bridge weigh-in-motion system on a continuous multi-girder bridge considering the influence lines of different lanes. Frontiers of Structural and Civil Engineering 14(5): 1232–1246. DOI: 10.1007/s11709-020-0653-0.</w:t>
       </w:r>
     </w:p>
     <w:p>
@@ -15913,7 +15271,7 @@
         <w:jc w:val="left"/>
       </w:pPr>
       <w:r>
-        <w:t xml:space="preserve">Yu Y, Cai CS and Deng L (2018) Nothing-on-road bridge weigh-in-motion considering the transverse position of the vehicle. Structure and Infrastructure Engineering 14(8): 1108–1122. DOI: 10.1080/15732479.2017.1401095.</w:t>
+        <w:t xml:space="preserve">Yan WJ, Hao TT, Yuen KV and Papadimitriou C (2022) Monitoring gross vehicle weight with a probabilistic and influence line-free bridge weight-in-motion scheme based on a transmissibility-like index. Mechanical Systems and Signal Processing 177: 109133. DOI: 10.1016/j.ymssp.2022.109133.</w:t>
       </w:r>
     </w:p>
     <w:p>
@@ -15923,7 +15281,7 @@
         <w:jc w:val="left"/>
       </w:pPr>
       <w:r>
-        <w:t xml:space="preserve">Zhang J, Liu Y and Fan X (2026) An AR(1)-Tikhonov-SVD-GCV framework for stochastic moving load identification driven by bridge multi-point deflection data. Structures 88: 111844. DOI: 10.1016/j.istruc.2026.111844.</w:t>
+        <w:t xml:space="preserve">Yang J, Hou P and Yang C (2021) Study on the method of moving load identification based on strain influence line. Applied Sciences 11(2): 853. DOI: 10.3390/app11020853.</w:t>
       </w:r>
     </w:p>
     <w:p>
@@ -15933,7 +15291,7 @@
         <w:jc w:val="left"/>
       </w:pPr>
       <w:r>
-        <w:t xml:space="preserve">Zhou C, Demartino C, Narazaki Y, Xu Y, Chatzi E and Spencer BF (2025) Optimal sensor placement for bridge weigh-in-motion using an augmented Kalman filter. Mechanical Systems and Signal Processing 241: 113522. DOI: 10.1016/j.ymssp.2025.113522.</w:t>
+        <w:t xml:space="preserve">Yu Y, Cai CS and Deng L (2016) State-of-the-art review on bridge weigh-in-motion technology. Advances in Structural Engineering 19(9): 1514–1530. DOI: 10.1177/1369433216655922.</w:t>
       </w:r>
     </w:p>
     <w:p>
@@ -15943,7 +15301,7 @@
         <w:jc w:val="left"/>
       </w:pPr>
       <w:r>
-        <w:t xml:space="preserve">Zhou Y, Feng Z, Di SK and Jia ZJ (2026) A novel approach for bending stiffness inversion and rapid evaluation of continuous beam bridges based on a deflection influence line. Structural Control and Health Monitoring 2026: 1361157. DOI: 10.1155/stc/1361157.</w:t>
+        <w:t xml:space="preserve">Yu Y, Cai CS and Deng L (2018) Nothing-on-road bridge weigh-in-motion considering the transverse position of the vehicle. Structure and Infrastructure Engineering 14(8): 1108–1122. DOI: 10.1080/15732479.2017.1401095.</w:t>
       </w:r>
     </w:p>
     <w:p>
@@ -15953,7 +15311,7 @@
         <w:jc w:val="left"/>
       </w:pPr>
       <w:r>
-        <w:t xml:space="preserve">Zhu XQ and Law SS (2006) Moving load identification on multi-span continuous bridges with elastic bearings. Mechanical Systems and Signal Processing 20(7): 1759–1782. DOI: 10.1016/j.ymssp.2005.06.004.</w:t>
+        <w:t xml:space="preserve">Zhang J, Liu Y and Fan X (2026) An AR(1)-Tikhonov-SVD-GCV framework for stochastic moving load identification driven by bridge multi-point deflection data. Structures 88: 111844. DOI: 10.1016/j.istruc.2026.111844.</w:t>
       </w:r>
     </w:p>
     <w:p>
@@ -15963,7 +15321,7 @@
         <w:jc w:val="left"/>
       </w:pPr>
       <w:r>
-        <w:t xml:space="preserve">Zhu J, Wang C, Qi T and Zhou Y (2022) Vehicle load identification on orthotropic steel box beam bridge based on the strain response area. Applied Sciences 12(23): 12394. DOI: 10.3390/app122312394.</w:t>
+        <w:t xml:space="preserve">Zhou C, Demartino C, Narazaki Y, Xu Y, Chatzi E and Spencer BF (2025) Optimal sensor placement for bridge weigh-in-motion using an augmented Kalman filter. Mechanical Systems and Signal Processing 241: 113522. DOI: 10.1016/j.ymssp.2025.113522.</w:t>
       </w:r>
     </w:p>
     <w:p>
@@ -15973,7 +15331,47 @@
         <w:jc w:val="left"/>
       </w:pPr>
       <w:r>
+        <w:t xml:space="preserve">Zhou Y, Feng Z, Di SK and Jia ZJ (2026) A novel approach for bending stiffness inversion and rapid evaluation of continuous beam bridges based on a deflection influence line. Structural Control and Health Monitoring 2026: 1361157. DOI: 10.1155/stc/1361157.</w:t>
+      </w:r>
+    </w:p>
+    <w:p>
+      <w:pPr>
+        <w:pStyle w:val="BodyText"/>
+        <w:ind w:left="425" w:hanging="425"/>
+        <w:jc w:val="left"/>
+      </w:pPr>
+      <w:r>
+        <w:t xml:space="preserve">Zhu XQ and Law SS (2006) Moving load identification on multi-span continuous bridges with elastic bearings. Mechanical Systems and Signal Processing 20(7): 1759–1782. DOI: 10.1016/j.ymssp.2005.06.004.</w:t>
+      </w:r>
+    </w:p>
+    <w:p>
+      <w:pPr>
+        <w:pStyle w:val="BodyText"/>
+        <w:ind w:left="425" w:hanging="425"/>
+        <w:jc w:val="left"/>
+      </w:pPr>
+      <w:r>
+        <w:t xml:space="preserve">Zhu J, Wang C, Qi T and Zhou Y (2022) Vehicle load identification on orthotropic steel box beam bridge based on the strain response area. Applied Sciences 12(23): 12394. DOI: 10.3390/app122312394.</w:t>
+      </w:r>
+    </w:p>
+    <w:p>
+      <w:pPr>
+        <w:pStyle w:val="BodyText"/>
+        <w:ind w:left="425" w:hanging="425"/>
+        <w:jc w:val="left"/>
+      </w:pPr>
+      <w:r>
         <w:t xml:space="preserve">Žnidarič A, Kalin J and Kreslin M (2018) Improved accuracy and robustness of bridge weigh-in-motion systems. Structure and Infrastructure Engineering 14(4): 412–424. DOI: 10.1080/15732479.2017.1406958.</w:t>
+      </w:r>
+    </w:p>
+    <w:p>
+      <w:pPr>
+        <w:pStyle w:val="BodyText"/>
+        <w:ind w:left="425" w:hanging="425"/>
+        <w:jc w:val="left"/>
+      </w:pPr>
+      <w:r>
+        <w:t xml:space="preserve">Zuo XH, He WY and Ren WX (2019) Vehicle weight identification for a bridge with multi-T-girders based on load transverse distribution coefficient. Advances in Structural Engineering 22(16): 3435–3443. DOI: 10.1177/1369433219854548.</w:t>
       </w:r>
     </w:p>
     <w:bookmarkEnd w:id="69"/>

--- a/manuscript/ase/word/Manuscript_ASE.docx
+++ b/manuscript/ase/word/Manuscript_ASE.docx
@@ -140,7 +140,7 @@
         <w:pStyle w:val="BodyText"/>
       </w:pPr>
       <w:r>
-        <w:t xml:space="preserve">This paper supplies such criteria. Neither the influence-area identity nor the generalized least-squares (GLS) estimator is new; the contributions lie in the criteria built on them. (i) We derive a closed-form catalog of blind loci for five channel types on two- and three-span and haunched girders, with two indicators that need no reference rigidity; at every prismatic location examined, strain influence lines cancel less than deflection influence lines (cancellation ratio</w:t>
+        <w:t xml:space="preserve">This paper supplies such criteria. Neither the influence-area identity nor the generalized least-squares (GLS) estimator is new; the contributions lie in the criteria built on them. (i) We derive a closed-form catalog of blind loci for five channel types on two- and three-span and haunched girders, with two indicators that need no reference rigidity. At every prismatic location examined, strain influence lines cancel less than deflection influence lines, yet every continuous girder has strain blind points; at mid-span of two equal spans the cancellation ratio, the net influence area divided by its positive part, is</w:t>
       </w:r>
       <w:r>
         <w:t xml:space="preserve"> </w:t>
@@ -172,7 +172,7 @@
         <w:t xml:space="preserve"> </w:t>
       </w:r>
       <w:r>
-        <w:t xml:space="preserve">against</w:t>
+        <w:t xml:space="preserve">for strain against</w:t>
       </w:r>
       <w:r>
         <w:t xml:space="preserve"> </w:t>
@@ -204,7 +204,7 @@
         <w:t xml:space="preserve"> </w:t>
       </w:r>
       <w:r>
-        <w:t xml:space="preserve">at mid-span of two equal spans), yet every continuous girder has strain blind points. (ii) We derive a placement rule, optimal sensors at the extremes of the uniform-load response, and show on one day of public moving-truck records that GLS weights built from vehicle-free noise raise the out-of-sample error above that of the gauge average (20.4 % against 11.9 % of gross weight). (iii) We show that the integral constant depends on pier stiffness through a linear-fractional (Möbius) law and, on an in-service box girder, that two static readings leave a side-span deflection constant uncertain by a factor of 6.6, while a pier tiltmeter would reduce the Cramér–Rao bound on the standard deviation of its logarithm from 0.87 to 0.18.</w:t>
+        <w:t xml:space="preserve">for deflection. (ii) We derive a placement rule, optimal sensors at the extremes of the uniform-load response, and show on one day of public moving-truck records that GLS weights built from vehicle-free noise raise the out-of-sample error above that of the gauge average (20.4 % against 11.9 % of gross weight). (iii) We show that the integral constant depends on pier stiffness through a linear-fractional (Möbius) law and, on an in-service box girder, that two static readings leave a side-span deflection constant uncertain by a factor of 6.6, while a pier tiltmeter would reduce the Cramér–Rao bound on the standard deviation of its logarithm from 0.87 to 0.18.</w:t>
       </w:r>
     </w:p>
     <w:bookmarkEnd w:id="21"/>
@@ -1766,7 +1766,7 @@
         <w:t xml:space="preserve"> </w:t>
       </w:r>
       <w:r>
-        <w:t xml:space="preserve">is defined (so each lane has its own constant), a complete crossing and re-zeroing to the unloaded state; Sections 3, 4 and 6 test these assumptions. The complete crossing matters: truncating the record when the first axle leaves changes the rotation integral by up to 59 % on a two-span example (Supplementary Section S3).</w:t>
+        <w:t xml:space="preserve">is defined (so each lane has its own constant), a complete crossing and re-zeroing to the unloaded state; Sections 3 and 4 test these assumptions, and Section 6 discusses their limits. The complete crossing matters: truncating the record when the first axle leaves changes the rotation integral by up to 59 % on a two-span example (Supplementary Section S3).</w:t>
       </w:r>
     </w:p>
     <w:bookmarkEnd w:id="22"/>
@@ -10484,7 +10484,7 @@
         <m:sSup>
           <m:e>
             <m:r>
-              <m:t>l</m:t>
+              <m:t>L</m:t>
             </m:r>
           </m:e>
           <m:sup>
@@ -10536,7 +10536,7 @@
       </w:r>
       <m:oMath>
         <m:r>
-          <m:t>l</m:t>
+          <m:t>L</m:t>
         </m:r>
       </m:oMath>
       <w:r>
@@ -10780,7 +10780,7 @@
         <w:t xml:space="preserve"> </w:t>
       </w:r>
       <w:r>
-        <w:t xml:space="preserve">test does not reject consistency with the measured noise for eight of the twelve gauges, but only ch11 shows equal constants for both trucks within ±10 % (Fig. 5a); with twelve tests at the 5 % level, one such pass is about what chance alone would produce. The four gauges without axle spikes give constants 22–26 % lower for the second truck (CIs exclude 1), but speed and truck are almost perfectly confounded on day 1 (correlation 0.98), so wheel path, local deck action or speed may cause this. On day 2, the ratio of the gauge-average constants of the 5-axle and the 3-axle truck is 0.98 (95 % CI 0.70–1.37; Fig. 5b): consistent with Eq. (2), but with eight runs it cannot exclude differences of up to about 27 %, so it is a coarse check of linearity and processing. A speed effect was neither resolved nor excluded (Supplementary Fig. S11).</w:t>
+        <w:t xml:space="preserve">test does not reject consistency with the measured noise for eight of the twelve gauges, but only ch11 shows equal constants for both trucks within ±10 % (Fig. 5a); with twelve tests at the 5 % level, one gauge passing this ±10 % check is about what chance alone would produce. The four gauges without axle spikes give constants 22–26 % lower for the second truck (CIs exclude 1), but speed and truck are almost perfectly confounded on day 1 (correlation 0.98), so wheel path, local deck action or speed may cause this. On day 2, the ratio of the gauge-average constants of the 5-axle and the 3-axle truck is 0.98 (95 % CI 0.70–1.37; Fig. 5b): consistent with Eq. (2), but with eight runs it cannot exclude differences of up to about 27 %, so it is a coarse check of linearity and processing. A speed effect was neither resolved nor excluded (Supplementary Fig. S11).</w:t>
       </w:r>
     </w:p>
     <w:p>
@@ -10853,7 +10853,7 @@
         <w:pStyle w:val="BodyText"/>
       </w:pPr>
       <w:r>
-        <w:t xml:space="preserve">Each lane needs its own constant. For the gauge average, return trips in lane B gave constants 0.79 times those of lane A (95 % CI 0.59–1.00), as on another continuous girder (Wu et al., 2020); lane-B speeds came from the lag between gauges, so this ratio also contains any difference between the two speed estimates. The lane effect is clearly resolved for one gauge only (st36: 0.64, 95 % CI 0.47–0.81). For the gauge average, the two runs with the trucks one behind the other gave 0.92 of the summed single-truck predictions (pooled 95 % CI 0.77–1.06), consistent with superposition although both fall below the prediction.</w:t>
+        <w:t xml:space="preserve">Each lane needs its own constant. For the gauge average, return trips in lane B gave constants 0.79 times those of lane A (95 % CI 0.59–1.00), as on another continuous girder (Wu et al., 2020); lane-B speeds came from the lag between gauges, so this ratio also contains any difference between the two speed estimates. The lane effect is clearly resolved for one gauge only (st36: 0.64, 95 % CI 0.47–0.81). For the gauge average, the two runs with the trucks one behind the other gave 0.92 of the summed single-truck predictions (pooled 95 % CI 0.77–1.06), consistent with superposition although both runs fall below the prediction.</w:t>
       </w:r>
     </w:p>
     <w:p>
@@ -11199,7 +11199,7 @@
               <w:jc w:val="left"/>
             </w:pPr>
             <w:r>
-              <w:t xml:space="preserve">Mean weight of the calibration runs</w:t>
+              <w:t xml:space="preserve">Mean-weight predictor (mean of the calibration runs)</w:t>
             </w:r>
           </w:p>
         </w:tc>
@@ -11794,7 +11794,7 @@
         <w:pStyle w:val="FirstParagraph"/>
       </w:pPr>
       <w:r>
-        <w:t xml:space="preserve">The static data leave the constant of the side-span gauge N8 uncertain by a factor of 6.6, whereas that of the main-span gauge N7 is well determined, because of a model-form misfit and the Möbius law of Eq. (15).</w:t>
+        <w:t xml:space="preserve">Because of a model-form misfit and the Möbius law of Eq. (15), the static data leave the constant of the side-span gauge N8 uncertain by a factor of 6.6, whereas that of the main-span gauge N7 is well determined.</w:t>
       </w:r>
     </w:p>
     <w:p>
@@ -13653,7 +13653,27 @@
         </m:d>
       </m:oMath>
       <w:r>
-        <w:t xml:space="preserve">, disagrees. Which ranking governs depends on whether the strain resolution or the offset sets the noise. Load cells under the end bearings (</w:t>
+        <w:t xml:space="preserve">, disagrees with the ranking by</w:t>
+      </w:r>
+      <w:r>
+        <w:t xml:space="preserve"> </w:t>
+      </w:r>
+      <m:oMath>
+        <m:sSub>
+          <m:e>
+            <m:r>
+              <m:t>N</m:t>
+            </m:r>
+          </m:e>
+          <m:sub>
+            <m:r>
+              <m:t>M</m:t>
+            </m:r>
+          </m:sub>
+        </m:sSub>
+      </m:oMath>
+      <w:r>
+        <w:t xml:space="preserve">. Which ranking governs depends on whether the strain resolution or the offset sets the noise. Load cells under the end bearings (</w:t>
       </w:r>
       <m:oMath>
         <m:sSub>
@@ -14757,7 +14777,7 @@
         <w:pStyle w:val="FirstParagraph"/>
       </w:pPr>
       <w:r>
-        <w:t xml:space="preserve">The authors gratefully acknowledge the Laboratory of Transportation Technology and Systems, Faculty of Bridge and Road Engineering, Hanoi University of Civil Engineering, for providing the test facilities used in this study, and A. Moghadam and R. Sarlo for making the NOR-BWIM dataset publicly available. They also thank the Hải Dương provincial project management unit and Công ty TNHH Tư vấn Đại học Xây dựng for permission to use the acceptance-test data of the Cầu Mây Bridge.</w:t>
+        <w:t xml:space="preserve">The authors gratefully acknowledge the Laboratory of Transportation Technology and Systems, Faculty of Bridge and Road Engineering, Hanoi University of Civil Engineering, for providing the test facilities used in this study, and A. Moghadam and R. Sarlo for making the NOR-BWIM dataset publicly available. They also thank the Hải Dương provincial project management unit and Công ty TNHH Tư vấn Đại học Xây dựng (HUCE consultancy) for permission to use the acceptance-test data of the Cầu Mây Bridge.</w:t>
       </w:r>
     </w:p>
     <w:p>

--- a/manuscript/ase/word/Manuscript_ASE.docx
+++ b/manuscript/ase/word/Manuscript_ASE.docx
@@ -4329,7 +4329,7 @@
         <w:t xml:space="preserve"> </w:t>
       </w:r>
       <w:r>
-        <w:t xml:space="preserve">(dashed) and Cầu Mây proportions with a mid side-span sensor (circle); (b) asymmetric beam, sensor at mid-span of span 1, over</w:t>
+        <w:t xml:space="preserve">(dashed) and Mây Bridge proportions with a mid side-span sensor (circle); (b) asymmetric beam, sensor at mid-span of span 1, over</w:t>
       </w:r>
       <w:r>
         <w:t xml:space="preserve"> </w:t>
@@ -11310,7 +11310,7 @@
         <w:pStyle w:val="FirstParagraph"/>
       </w:pPr>
       <w:r>
-        <w:t xml:space="preserve">The Cầu Mây Bridge crosses the Kinh Môn River in Hải Dương, Viet Nam. Its main bridge is a 55 + 90 + 55 m continuous prestressed concrete box girder built by balanced cantilever (</w:t>
+        <w:t xml:space="preserve">The Mây Bridge crosses the Kinh Môn River in Hải Dương, Viet Nam. Its main bridge is a 55 + 90 + 55 m continuous prestressed concrete box girder built by balanced cantilever (</w:t>
       </w:r>
       <m:oMath>
         <m:r>
@@ -11693,7 +11693,7 @@
         <w:t xml:space="preserve"> </w:t>
       </w:r>
       <w:r>
-        <w:t xml:space="preserve">Cầu Mây girder: indicators for a prismatic model with pinned piers and for the haunched model under calibrations A and B: (a) deflection</w:t>
+        <w:t xml:space="preserve">Mây Bridge girder: indicators for a prismatic model with pinned piers and for the haunched model under calibrations A and B: (a) deflection</w:t>
       </w:r>
       <w:r>
         <w:t xml:space="preserve"> </w:t>
@@ -11910,7 +11910,7 @@
         <w:t xml:space="preserve"> </w:t>
       </w:r>
       <w:r>
-        <w:t xml:space="preserve">Identifiability of the Cầu Mây pier stiffness: (a) misfit ratio</w:t>
+        <w:t xml:space="preserve">Identifiability of the Mây Bridge pier stiffness: (a) misfit ratio</w:t>
       </w:r>
       <w:r>
         <w:t xml:space="preserve"> </w:t>
@@ -12541,7 +12541,7 @@
         </m:r>
       </m:oMath>
       <w:r>
-        <w:t xml:space="preserve">, Eq. (11), of the installed Cầu Mây gauges;</w:t>
+        <w:t xml:space="preserve">, Eq. (11), of the installed Mây Bridge gauges;</w:t>
       </w:r>
       <w:r>
         <w:t xml:space="preserve"> </w:t>
@@ -13939,7 +13939,7 @@
         <w:t xml:space="preserve"> </w:t>
       </w:r>
       <w:r>
-        <w:t xml:space="preserve">Predicted discriminating measurements at Cầu Mây for a 25 t 3-axle truck (predictions, not measured).</w:t>
+        <w:t xml:space="preserve">Predicted discriminating measurements at the Mây Bridge for a 25 t 3-axle truck (predictions, not measured).</w:t>
       </w:r>
     </w:p>
     <w:tbl>
@@ -14356,7 +14356,7 @@
         <w:pStyle w:val="BodyText"/>
       </w:pPr>
       <w:r>
-        <w:t xml:space="preserve">The residual offset limits single-channel accuracy on long spans. Over the Cầu Mây admissible set, with</w:t>
+        <w:t xml:space="preserve">The residual offset limits single-channel accuracy on long spans. Over the Mây Bridge admissible set, with</w:t>
       </w:r>
       <w:r>
         <w:t xml:space="preserve"> </w:t>
@@ -14777,7 +14777,7 @@
         <w:pStyle w:val="FirstParagraph"/>
       </w:pPr>
       <w:r>
-        <w:t xml:space="preserve">The authors gratefully acknowledge the Laboratory of Transportation Technology and Systems, Faculty of Bridge and Road Engineering, Hanoi University of Civil Engineering, for providing the test facilities used in this study, and A. Moghadam and R. Sarlo for making the NOR-BWIM dataset publicly available. They also thank the Hải Dương provincial project management unit and Công ty TNHH Tư vấn Đại học Xây dựng (HUCE consultancy) for permission to use the acceptance-test data of the Cầu Mây Bridge.</w:t>
+        <w:t xml:space="preserve">The authors gratefully acknowledge the Laboratory of Transportation Technology and Systems, Faculty of Bridge and Road Engineering, Hanoi University of Civil Engineering, for providing the test facilities used in this study, and A. Moghadam and R. Sarlo for making the NOR-BWIM dataset publicly available. They also thank the Hải Dương provincial project management unit and Công ty TNHH Tư vấn Đại học Xây dựng (HUCE consultancy) for permission to use the acceptance-test data of the Mây Bridge.</w:t>
       </w:r>
     </w:p>
     <w:p>
@@ -14884,7 +14884,7 @@
         <w:pStyle w:val="FirstParagraph"/>
       </w:pPr>
       <w:r>
-        <w:t xml:space="preserve">The Cầu Mây load test analyzed in Section 5 was performed by an author of this paper (Q.-B. Nguyen) as part of inspection work carried out by Công ty TNHH Tư vấn Đại học Xây dựng (HUCE consultancy). The authors declare that there is no other conflict of interest regarding the publication of this article.</w:t>
+        <w:t xml:space="preserve">The Mây Bridge load test analyzed in Section 5 was performed by an author of this paper (Q.-B. Nguyen) as part of inspection work carried out by Công ty TNHH Tư vấn Đại học Xây dựng (HUCE consultancy). The authors declare that there is no other conflict of interest regarding the publication of this article.</w:t>
       </w:r>
     </w:p>
     <w:bookmarkEnd w:id="65"/>
@@ -14920,7 +14920,7 @@
         <w:pStyle w:val="FirstParagraph"/>
       </w:pPr>
       <w:r>
-        <w:t xml:space="preserve">The field strain records analyzed in Section 4 are publicly available in the NOR-BWIM dataset (figshare, https://doi.org/10.7294/26880898.v1, CC0; Moghadam and Sarlo, 2024). The Cầu Mây load test was performed by an author of this paper, and the authors are permitted to publish the processed data. The laboratory and Cầu Mây data, the analysis scripts with the console output of each run, and the derived data behind every figure and table are provided as Supplementary Material. Every equation and numerical output was checked independently against an analytical, finite element or convergence-based route.</w:t>
+        <w:t xml:space="preserve">The field strain records analyzed in Section 4 are publicly available in the NOR-BWIM dataset (figshare, https://doi.org/10.7294/26880898.v1, CC0; Moghadam and Sarlo, 2024). The Mây Bridge load test was performed by an author of this paper, and the authors are permitted to publish the processed data. The laboratory and Mây Bridge data, the analysis scripts with the console output of each run, and the derived data behind every figure and table are provided as Supplementary Material. Every equation and numerical output was checked independently against an analytical, finite element or convergence-based route.</w:t>
       </w:r>
     </w:p>
     <w:bookmarkEnd w:id="67"/>

--- a/manuscript/ase/word/Manuscript_ASE.docx
+++ b/manuscript/ase/word/Manuscript_ASE.docx
@@ -80,7 +80,7 @@
         <w:pStyle w:val="FirstParagraph"/>
       </w:pPr>
       <w:r>
-        <w:t xml:space="preserve">In influence-area weighing the total load is the area under a response record divided by an integral constant, which can vanish on a continuous girder because the influence line changes sign over the piers. To guide channel choice before installation, closed forms give the blind loci of five channel types on continuous and haunched girders; strain gauges are blind at every zero of the uniform-load moment and nearly blind in a band that can contain gauges set back from the piers. Optimal sensors lie at the extremes of the uniform-load response, and the constant follows a linear-fractional (Möbius) law in the pier stiffness. A laboratory test is consistent with the identity. Public moving-truck records are consistent with its assumptions within 10–27 % but vary too little in weight to test weight discrimination; they show that vehicle-free noise covariance misleads multi-channel weighting. On an in-service box girder, two static readings leave the side-span deflection constant uncertain by a factor of 6.6 but determine the main-span constant.</w:t>
+        <w:t xml:space="preserve">In influence-area weighing the total load is the area under a response record divided by an integral constant, which can vanish on a continuous girder because the influence line changes sign over the piers. To guide channel choice before installation, closed forms give the blind loci of five channel types on prismatic girders; on any girder, strain gauges are blind at every zero of the uniform-load moment and nearly blind in a band that can contain gauges set back from the piers. For position-independent noise, optimal sensors lie at the extremes of the uniform-load response. For a symmetric girder with equal piers, the constant is a linear-fractional (Möbius) function of the pier stiffness. A laboratory test is consistent with the identity. Public moving-truck records are consistent with its assumptions within 10–27 % for the gauge average but cannot test weight discrimination; on one day they show that vehicle-free noise covariance misleads multi-channel weighting. On an in-service box girder, two static readings leave the constant of the side-span deflection gauge uncertain by a factor of up to 6.6, against 1.5 at mid main span.</w:t>
       </w:r>
     </w:p>
     <w:p>
@@ -116,7 +116,7 @@
         <w:pStyle w:val="FirstParagraph"/>
       </w:pPr>
       <w:r>
-        <w:t xml:space="preserve">Heavy vehicles above the design envelope shorten the life of highway bridges and, in extreme cases, contribute to collapse (Fan et al., 2015). Knowing the loads that a bridge actually carries is therefore part of risk-informed asset management (Ventura et al., 2024). Pavement weigh-in-motion (WIM) is mature (Jacob et al., 2002; Al-Qadi et al., 2016), but it weighs the vehicle rather than the load on a particular bridge. Bridge weigh-in-motion (BWIM), introduced by Moses (1979), fits the measured response to axle loads times influence-line ordinates and has been refined with measured influence lines (OBrien et al., 2006), regularization (OBrien et al., 2009), accuracy improvements (Yu et al., 2016; Žnidarič et al., 2018) and the transverse position of the vehicle (Yu et al., 2018). Strain time histories have given axle weights in model tests on simply supported and continuous beams (Hao et al., 2019), and the transverse load distribution coefficient has given vehicle weights on multi-T-girder bridges (Zuo et al., 2019). Moving-force identification recovers axle-load histories (Law et al., 1997; Chan et al., 1999; Law and Zhu, 2000), also on multi-span bridges (Zhu and Law, 2006). These methods aim at axle loads and need several sensors, a structural model or a regularized inversion.</w:t>
+        <w:t xml:space="preserve">Heavy vehicles above the design envelope shorten the life of highway bridges and, in extreme cases, contribute to collapse (Fan et al., 2015). Knowing the loads that a bridge actually carries is therefore part of risk-informed asset management (Ventura et al., 2024). Pavement weigh-in-motion (WIM) is mature (Jacob et al., 2002; Al-Qadi et al., 2016), but it weighs the vehicle rather than the load on a particular bridge. Bridge weigh-in-motion (BWIM), introduced by Moses (1979) and reviewed by Yu et al. (2016), fits the measured response to axle loads times influence-line ordinates and has been refined with measured influence lines (OBrien et al., 2006), regularization (OBrien et al., 2009), accuracy improvements (Žnidarič et al., 2018) and the transverse position of the vehicle (Yu et al., 2018). Strain time histories have given axle weights in model tests on simply supported and continuous beams (Hao et al., 2019), and the transverse load distribution coefficient has given vehicle weights on multi-T-girder bridges (Zuo et al., 2019). Moving-force identification recovers axle-load histories (Law et al., 1997; Chan et al., 1999; Law and Zhu, 2000), also on multi-span bridges (Zhu and Law, 2006). These methods aim at axle loads and need several sensors, a structural model or a regularized inversion.</w:t>
       </w:r>
     </w:p>
     <w:p>
@@ -132,7 +132,7 @@
         <w:pStyle w:val="BodyText"/>
       </w:pPr>
       <w:r>
-        <w:t xml:space="preserve">The identity behind these methods is classical: the area under an influence line equals the response to a uniform unit load, as design codes use for distributed lane loads (Ghali et al., 2017). On continuous girders, however, the influence line changes sign over each interior support, and positive and negative areas partly cancel. Continuous bridges have been weighed from distributed fiber-optic strain (Chaudhary et al., 2025), with lane-specific influence lines (Wu et al., 2020) and from deck strain on long-span box girders (Moghadam et al., 2022, 2023a, 2023b); Deng et al. (2025) replaced the small net area of a multi-span displacement influence line by its absolute area. Sensor placement for BWIM has been posed through an augmented Kalman filter (Zhou et al., 2025). Deflection-based load identification has been posed as a regularized stochastic problem (Zhang et al., 2026). Deflection influence lines have been identified from moving-vehicle records (Wang et al., 2026) and inverted for girder stiffness (Zhou et al., 2026), and influence lines have been used to estimate the boundary spring stiffness of a suspension-bridge girder (Lin et al., 2023). None of these studies says, before installation, which channel at which position can observe the total load at all, and how robust that observation is to uncertain boundary conditions.</w:t>
+        <w:t xml:space="preserve">The identity behind these methods is classical: the area under an influence line equals the response to a uniform unit load, as design codes use for distributed lane loads (Ghali et al., 2017). On continuous girders, however, the influence line changes sign over each interior support, and positive and negative areas partly cancel. Continuous bridges have been weighed from distributed fiber-optic strain (Chaudhary et al., 2025), with lane-specific influence lines (Wu et al., 2020) and from deck strain on long-span box girders (Moghadam et al., 2022, 2023a, 2023b); Deng et al. (2025) replaced the small net area of a multi-span displacement influence line by its absolute area. Sensor placement for BWIM has been posed through an augmented Kalman filter (Zhou et al., 2025). Deflection-based load identification has been posed as a regularized stochastic problem (Zhang et al., 2026). Deflection influence lines have been identified from moving-vehicle records (Wang et al., 2026) and inverted for girder stiffness (Zhou et al., 2026), and influence lines have been used to estimate the boundary spring stiffness of a suspension-bridge girder (Lin et al., 2023). None of these studies gives closed-form conditions under which the integral of a single channel cannot observe the total load, or says how such conditions shift with uncertain boundary conditions; Zhou et al. (2025) optimized sensor positions numerically.</w:t>
       </w:r>
     </w:p>
     <w:p>
@@ -140,7 +140,7 @@
         <w:pStyle w:val="BodyText"/>
       </w:pPr>
       <w:r>
-        <w:t xml:space="preserve">This paper supplies such criteria. Neither the influence-area identity nor the generalized least-squares (GLS) estimator is new; the contributions lie in the criteria built on them. (i) We derive a closed-form catalog of blind loci for five channel types on two- and three-span and haunched girders, with two indicators that need no reference rigidity. At every prismatic location examined, strain influence lines cancel less than deflection influence lines, yet every continuous girder has strain blind points; at mid-span of two equal spans the cancellation ratio, the net influence area divided by its positive part, is</w:t>
+        <w:t xml:space="preserve">This paper supplies such criteria. Neither the influence-area identity nor the generalized least-squares (GLS) estimator is new; the contributions lie in the criteria built on them. (i) We derive a closed-form catalog of blind loci for five channel types on prismatic two- and three-span girders, with a strain criterion, the zeros of the uniform-load moment, that also holds for haunched girders, and two indicators that need no reference rigidity. The zero-moment points and moment parameters are classical; the contribution is their reading as blind and near-blind loci of the weighing integral. At mid-span of two equal spans, strain influence lines cancel less than deflection influence lines: the cancellation ratio, the net influence area divided by its positive part, is</w:t>
       </w:r>
       <w:r>
         <w:t xml:space="preserve"> </w:t>
@@ -204,7 +204,7 @@
         <w:t xml:space="preserve"> </w:t>
       </w:r>
       <w:r>
-        <w:t xml:space="preserve">for deflection. (ii) We derive a placement rule, optimal sensors at the extremes of the uniform-load response, and show on one day of public moving-truck records that GLS weights built from vehicle-free noise raise the out-of-sample error above that of the gauge average (20.4 % against 11.9 % of gross weight). (iii) We show that the integral constant depends on pier stiffness through a linear-fractional (Möbius) law and, on an in-service box girder, that two static readings leave a side-span deflection constant uncertain by a factor of 6.6, while a pier tiltmeter would reduce the Cramér–Rao bound on the standard deviation of its logarithm from 0.87 to 0.18.</w:t>
+        <w:t xml:space="preserve">for deflection. Near a zero of the uniform-load moment the order reverses, and every continuous girder has strain blind points. (ii) We apply extreme-point optimal design (Elfving, 1952) to obtain a placement rule: for position-independent noise, optimal sensors lie at the extremes of the uniform-load response. On one day of public moving-truck records, GLS weights built from vehicle-free noise raised the out-of-sample error above that of the gauge average (20.4 % against 11.9 % of gross weight). (iii) We show that, for a symmetric girder with equal piers, the integral constant depends on pier stiffness through a linear-fractional (Möbius) law. On an in-service box girder, two static readings leave the constant of a side-span deflection gauge uncertain by a factor of 6.6 at a two-standard-deviation tolerance, while at the design calibration a pier tiltmeter would reduce the Cramér–Rao bound on the standard deviation of its logarithm from 0.87 to 0.18.</w:t>
       </w:r>
     </w:p>
     <w:bookmarkEnd w:id="21"/>
@@ -1267,7 +1267,36 @@
         </m:r>
       </m:oMath>
       <w:r>
-        <w:t xml:space="preserve">. For a strain gauge at distance</w:t>
+        <w:t xml:space="preserve">. A channel observes the total load where</w:t>
+      </w:r>
+      <w:r>
+        <w:t xml:space="preserve"> </w:t>
+      </w:r>
+      <m:oMath>
+        <m:sSub>
+          <m:e>
+            <m:r>
+              <m:t>C</m:t>
+            </m:r>
+          </m:e>
+          <m:sub>
+            <m:r>
+              <m:t>m</m:t>
+            </m:r>
+          </m:sub>
+        </m:sSub>
+        <m:r>
+          <m:rPr>
+            <m:sty m:val="p"/>
+          </m:rPr>
+          <m:t>≠</m:t>
+        </m:r>
+        <m:r>
+          <m:t>0</m:t>
+        </m:r>
+      </m:oMath>
+      <w:r>
+        <w:t xml:space="preserve">, a scalar notion narrower than state-space observability. For a strain gauge at distance</w:t>
       </w:r>
       <w:r>
         <w:t xml:space="preserve"> </w:t>
@@ -1592,9 +1621,16 @@
         <w:t xml:space="preserve"> </w:t>
       </w:r>
       <m:oMath>
-        <m:r>
-          <m:t>P</m:t>
-        </m:r>
+        <m:acc>
+          <m:accPr>
+            <m:chr m:val="̂"/>
+          </m:accPr>
+          <m:e>
+            <m:r>
+              <m:t>P</m:t>
+            </m:r>
+          </m:e>
+        </m:acc>
         <m:r>
           <m:rPr>
             <m:sty m:val="p"/>
@@ -1743,7 +1779,7 @@
         <w:pStyle w:val="BodyText"/>
       </w:pPr>
       <w:r>
-        <w:t xml:space="preserve">Eq. (2) assumes a linear, time-invariant structure, a quasi-static response, axles on the path on which</w:t>
+        <w:t xml:space="preserve">Equation (2) assumes a linear, time-invariant structure, a quasi-static response, axles on the path on which</w:t>
       </w:r>
       <w:r>
         <w:t xml:space="preserve"> </w:t>
@@ -7112,7 +7148,7 @@
         <w:t xml:space="preserve"> </w:t>
       </w:r>
       <w:r>
-        <w:t xml:space="preserve">equals 1. The rotation and shear indicators (Supplementary Section S3) equal 1 for the simply supported end rotation and end shear. A common threshold of 0.2 is 8 % of the simply supported value for deflection and 20 % for strain; both thresholds are design conventions. On a non-prismatic girder</w:t>
+        <w:t xml:space="preserve">equals 1. The rotation and shear indicators (Supplementary Section S3) equal 1 for the simply supported end rotation and end shear. A common threshold of 0.2 is 8 % of the simply supported value for deflection and 20 % for strain; this threshold is a design convention. On a non-prismatic girder</w:t>
       </w:r>
       <w:r>
         <w:t xml:space="preserve"> </w:t>
@@ -7425,7 +7461,10 @@
         </m:sSup>
       </m:oMath>
       <w:r>
-        <w:t xml:space="preserve">.</w:t>
+        <w:t xml:space="preserve"> </w:t>
+      </w:r>
+      <w:r>
+        <w:t xml:space="preserve">(cf. the comparison of net and absolute areas by Deng et al., 2025).</w:t>
       </w:r>
       <w:r>
         <w:t xml:space="preserve"> </w:t>
@@ -7439,7 +7478,102 @@
         <w:t xml:space="preserve"> </w:t>
       </w:r>
       <w:r>
-        <w:t xml:space="preserve">equals 1 for a simply supported span and 0 at a blind configuration, so a small indicator with</w:t>
+        <w:t xml:space="preserve">is defined for</w:t>
+      </w:r>
+      <w:r>
+        <w:t xml:space="preserve"> </w:t>
+      </w:r>
+      <m:oMath>
+        <m:r>
+          <m:t>C</m:t>
+        </m:r>
+        <m:r>
+          <m:rPr>
+            <m:sty m:val="p"/>
+          </m:rPr>
+          <m:t>&gt;</m:t>
+        </m:r>
+        <m:r>
+          <m:t>0</m:t>
+        </m:r>
+      </m:oMath>
+      <w:r>
+        <w:t xml:space="preserve"> </w:t>
+      </w:r>
+      <w:r>
+        <w:t xml:space="preserve">(for</w:t>
+      </w:r>
+      <w:r>
+        <w:t xml:space="preserve"> </w:t>
+      </w:r>
+      <m:oMath>
+        <m:r>
+          <m:t>C</m:t>
+        </m:r>
+        <m:r>
+          <m:rPr>
+            <m:sty m:val="p"/>
+          </m:rPr>
+          <m:t>&lt;</m:t>
+        </m:r>
+        <m:r>
+          <m:t>0</m:t>
+        </m:r>
+      </m:oMath>
+      <w:r>
+        <w:t xml:space="preserve">,</w:t>
+      </w:r>
+      <w:r>
+        <w:t xml:space="preserve"> </w:t>
+      </w:r>
+      <m:oMath>
+        <m:sSup>
+          <m:e>
+            <m:r>
+              <m:t>A</m:t>
+            </m:r>
+          </m:e>
+          <m:sup>
+            <m:r>
+              <m:rPr>
+                <m:sty m:val="p"/>
+              </m:rPr>
+              <m:t>+</m:t>
+            </m:r>
+          </m:sup>
+        </m:sSup>
+      </m:oMath>
+      <w:r>
+        <w:t xml:space="preserve"> </w:t>
+      </w:r>
+      <w:r>
+        <w:t xml:space="preserve">and</w:t>
+      </w:r>
+      <w:r>
+        <w:t xml:space="preserve"> </w:t>
+      </w:r>
+      <m:oMath>
+        <m:sSup>
+          <m:e>
+            <m:r>
+              <m:t>A</m:t>
+            </m:r>
+          </m:e>
+          <m:sup>
+            <m:r>
+              <m:rPr>
+                <m:sty m:val="p"/>
+              </m:rPr>
+              <m:t>−</m:t>
+            </m:r>
+          </m:sup>
+        </m:sSup>
+      </m:oMath>
+      <w:r>
+        <w:t xml:space="preserve"> </w:t>
+      </w:r>
+      <w:r>
+        <w:t xml:space="preserve">change roles); it equals 1 for a simply supported span and 0 at a blind configuration, so a small indicator with</w:t>
       </w:r>
       <w:r>
         <w:t xml:space="preserve"> </w:t>
@@ -7453,10 +7587,7 @@
         <w:t xml:space="preserve"> </w:t>
       </w:r>
       <w:r>
-        <w:t xml:space="preserve">near 1 indicates restraint rather than cancellation. Strain influence lines cancel less than deflection influence lines at every prismatic location examined: at mid-span of two equal spans,</w:t>
-      </w:r>
-      <w:r>
-        <w:t xml:space="preserve"> </w:t>
+        <w:t xml:space="preserve">near 1 indicates restraint rather than cancellation. At mid-span of two equal spans, strain influence lines cancel less than deflection influence lines (</w:t>
       </w:r>
       <m:oMath>
         <m:sSub>
@@ -7514,7 +7645,30 @@
         </m:r>
       </m:oMath>
       <w:r>
-        <w:t xml:space="preserve">.</w:t>
+        <w:t xml:space="preserve">), but near a zero of</w:t>
+      </w:r>
+      <w:r>
+        <w:t xml:space="preserve"> </w:t>
+      </w:r>
+      <m:oMath>
+        <m:sSub>
+          <m:e>
+            <m:r>
+              <m:t>M</m:t>
+            </m:r>
+          </m:e>
+          <m:sub>
+            <m:r>
+              <m:t>q</m:t>
+            </m:r>
+          </m:sub>
+        </m:sSub>
+      </m:oMath>
+      <w:r>
+        <w:t xml:space="preserve"> </w:t>
+      </w:r>
+      <w:r>
+        <w:t xml:space="preserve">the order reverses.</w:t>
       </w:r>
     </w:p>
     <w:p>
@@ -8867,7 +9021,7 @@
         <w:t xml:space="preserve"> </w:t>
       </w:r>
       <w:r>
-        <w:t xml:space="preserve">along the girder. A convex function on a box is maximal at a vertex, so optimal sensors lie at the maximum and the minimum of</w:t>
+        <w:t xml:space="preserve">along the girder. A convex function on a box is maximal at a vertex, as in extreme-point optimal design (Elfving, 1952), so optimal sensors lie at the maximum and the minimum of</w:t>
       </w:r>
       <w:r>
         <w:t xml:space="preserve"> </w:t>
@@ -9067,7 +9221,28 @@
         </m:sSub>
       </m:oMath>
       <w:r>
-        <w:t xml:space="preserve">. With independent offsets every sensor should sit near the maximum; with correlated offsets one should sit at the minimum, because a common offset cancels in the difference. A brute-force search found no better design, and a Monte Carlo study confirmed Eqs. (13) and (14) to within 0.6 % (Supplementary Section S4). The zero-sum estimator helps only if the disturbance is common-mode during the crossings themselves, not merely in vehicle-free periods, and Section 4.3 shows that real records can violate this.</w:t>
+        <w:t xml:space="preserve">. With independent offsets every sensor should sit near the extreme of largest</w:t>
+      </w:r>
+      <w:r>
+        <w:t xml:space="preserve"> </w:t>
+      </w:r>
+      <m:oMath>
+        <m:d>
+          <m:dPr>
+            <m:begChr m:val="|"/>
+            <m:endChr m:val="|"/>
+            <m:sepChr m:val=""/>
+            <m:grow/>
+          </m:dPr>
+          <m:e>
+            <m:r>
+              <m:t>C</m:t>
+            </m:r>
+          </m:e>
+        </m:d>
+      </m:oMath>
+      <w:r>
+        <w:t xml:space="preserve">; with correlated offsets one should sit at the minimum, because a common offset cancels in the difference. A brute-force search found no better design, and a Monte Carlo study confirmed Eqs. (13) and (14) to within 0.6 % (Supplementary Section S4). The zero-sum estimator helps only if the disturbance is common-mode during the crossings themselves, not merely in vehicle-free periods, and Section 4.3 shows that real records can violate this.</w:t>
       </w:r>
     </w:p>
     <w:bookmarkEnd w:id="34"/>
@@ -9287,6 +9462,17 @@
       <m:oMath>
         <m:r>
           <m:t>κ</m:t>
+        </m:r>
+      </m:oMath>
+      <w:r>
+        <w:t xml:space="preserve">. Identifiability is meant here in the sense of Katafygiotis and Beck (1998), and the Fisher-information criteria used for sensor placement (Udwadia, 1994; Papadimitriou, 2004) are applied in Section 5.3 to the single scalar</w:t>
+      </w:r>
+      <w:r>
+        <w:t xml:space="preserve"> </w:t>
+      </w:r>
+      <m:oMath>
+        <m:r>
+          <m:t>C</m:t>
         </m:r>
       </m:oMath>
       <w:r>
@@ -9614,7 +9800,7 @@
         <w:t xml:space="preserve"> </w:t>
       </w:r>
       <w:r>
-        <w:t xml:space="preserve">is the girder’s own stiffness against antisymmetric pier rotation. Eq. (15) is called the Möbius law. The ratio</w:t>
+        <w:t xml:space="preserve">is the girder’s own stiffness against antisymmetric pier rotation. Equation (15) is called the Möbius law. The ratio</w:t>
       </w:r>
       <w:r>
         <w:t xml:space="preserve"> </w:t>
@@ -10089,7 +10275,7 @@
         <w:pStyle w:val="BodyText"/>
       </w:pPr>
       <w:r>
-        <w:t xml:space="preserve">Eq. (16) replaces</w:t>
+        <w:t xml:space="preserve">Equation (16) replaces</w:t>
       </w:r>
       <w:r>
         <w:t xml:space="preserve"> </w:t>
@@ -10351,6 +10537,24 @@
           <m:t>=</m:t>
         </m:r>
         <m:r>
+          <m:t>90</m:t>
+        </m:r>
+        <m:r>
+          <m:rPr>
+            <m:sty m:val="p"/>
+          </m:rPr>
+          <m:t>/</m:t>
+        </m:r>
+        <m:r>
+          <m:t>55</m:t>
+        </m:r>
+        <m:r>
+          <m:rPr>
+            <m:sty m:val="p"/>
+          </m:rPr>
+          <m:t>=</m:t>
+        </m:r>
+        <m:r>
           <m:t>1.636</m:t>
         </m:r>
       </m:oMath>
@@ -10543,7 +10747,7 @@
         <w:t xml:space="preserve"> </w:t>
       </w:r>
       <w:r>
-        <w:t xml:space="preserve">the span length). Deflection there was measured with 0.005 mm resolution while calibrated weights of OIML class M1 were suspended at 250 mm steps: a single 40.64 N reference load, two loads 250 mm apart, and three loads. The order of the three loads was not recorded; the order used fits the record best (root-mean-square residual 0.030 mm against 0.55 mm for the reversed order), so the three-load result is not a fully independent test.</w:t>
+        <w:t xml:space="preserve">the span length). Deflection there was measured with 0.005 mm resolution while calibrated weights of International Organization of Legal Metrology (OIML) class M1 were suspended at 250 mm steps: a single 40.64 N reference load, two loads 250 mm apart, and three loads. The order of the three loads was not recorded; the order used fits the record best (root-mean-square residual 0.030 mm against 0.55 mm for the reversed order), so the three-load result is not a fully independent test.</w:t>
       </w:r>
     </w:p>
     <w:p>
@@ -10780,7 +10984,7 @@
         <w:t xml:space="preserve"> </w:t>
       </w:r>
       <w:r>
-        <w:t xml:space="preserve">test does not reject consistency with the measured noise for eight of the twelve gauges, but only ch11 shows equal constants for both trucks within ±10 % (Fig. 5a); with twelve tests at the 5 % level, one gauge passing this ±10 % check is about what chance alone would produce. The four gauges without axle spikes give constants 22–26 % lower for the second truck (CIs exclude 1), but speed and truck are almost perfectly confounded on day 1 (correlation 0.98), so wheel path, local deck action or speed may cause this. On day 2, the ratio of the gauge-average constants of the 5-axle and the 3-axle truck is 0.98 (95 % CI 0.70–1.37; Fig. 5b): consistent with Eq. (2), but with eight runs it cannot exclude differences of up to about 27 %, so it is a coarse check of linearity and processing. A speed effect was neither resolved nor excluded (Supplementary Fig. S11).</w:t>
+        <w:t xml:space="preserve">test does not reject consistency with the measured noise for eight of the 12 gauges, but only ch11 shows equal constants for both trucks within ±10 % (Fig. 5a); with 12 tests at the 5 % level, one gauge passing this ±10 % check is about what chance alone would produce. The four gauges without axle spikes give constants 22–26 % lower for the second truck (CIs exclude 1), but speed and truck are almost perfectly confounded on day 1 (correlation 0.98), so wheel path, local deck action or speed may cause this. On day 2, the ratio of the gauge-average constants of the 5-axle and the 3-axle truck is 0.98 (95 % CI 0.70–1.37; Fig. 5b): consistent with Eq. (2), but with eight runs it cannot exclude differences of up to about 27 % (90 % CI 0.76–1.27, used for the equivalence test), so it is a coarse check of linearity and processing. A speed effect was neither resolved nor excluded (Supplementary Fig. S9).</w:t>
       </w:r>
     </w:p>
     <w:p>
@@ -10845,7 +11049,7 @@
         <w:t xml:space="preserve"> </w:t>
       </w:r>
       <w:r>
-        <w:t xml:space="preserve">Ratio of the integral constants of two trucks, per gauge and gauge average, with 95 % confidence intervals: (a) day 1, second to first 3-axle truck, gauge average over the four wheel-path gauges; (b) day 2, 5-axle to 3-axle truck. Gray bands: ±5 % and ±10 %. Red: invariance rejected; blue: equivalent within ±10 %; orange: inconclusive.</w:t>
+        <w:t xml:space="preserve">Ratio of the integral constants of two trucks, per gauge and gauge average, with 95 % confidence intervals: (a) day 1, second to first 3-axle truck, gauge average over the four wheel-path gauges; (b) day 2, 5-axle to 3-axle truck. Gray band: ±10 %. Red: invariance rejected; blue: equivalent within ±10 %; orange: inconclusive.</w:t>
       </w:r>
     </w:p>
     <w:p>
@@ -10913,7 +11117,7 @@
         <w:t xml:space="preserve"> </w:t>
       </w:r>
       <w:r>
-        <w:t xml:space="preserve">estimated from vehicle-free windows only (Table 2; further estimators and leave-one-truck-out results in Supplementary Table S8 and Fig. S10).</w:t>
+        <w:t xml:space="preserve">estimated from vehicle-free windows only (Table 2; further estimators and leave-one-truck-out results in Supplementary Table S7 and Fig. S10).</w:t>
       </w:r>
     </w:p>
     <w:p>
@@ -10932,7 +11136,32 @@
         <w:t xml:space="preserve"> </w:t>
       </w:r>
       <w:r>
-        <w:t xml:space="preserve">Mean absolute error (MAE) of the gross weight (% of gross vehicle weight), leave-one-run-out, with 95 % bootstrap CIs over the test runs (n = 8 on day 2, n = 7 on day 1). GLS uses</w:t>
+        <w:t xml:space="preserve">Mean absolute error (MAE) of the gross weight (% of gross vehicle weight), leave-one-run-out, with 95 % bootstrap CIs over the test runs (</w:t>
+      </w:r>
+      <m:oMath>
+        <m:r>
+          <m:t>n</m:t>
+        </m:r>
+      </m:oMath>
+      <w:r>
+        <w:t xml:space="preserve"> </w:t>
+      </w:r>
+      <w:r>
+        <w:t xml:space="preserve">= 8 on day 2,</w:t>
+      </w:r>
+      <w:r>
+        <w:t xml:space="preserve"> </w:t>
+      </w:r>
+      <m:oMath>
+        <m:r>
+          <m:t>n</m:t>
+        </m:r>
+      </m:oMath>
+      <w:r>
+        <w:t xml:space="preserve"> </w:t>
+      </w:r>
+      <w:r>
+        <w:t xml:space="preserve">= 7 on day 1). GLS uses</w:t>
       </w:r>
       <w:r>
         <w:t xml:space="preserve"> </w:t>
@@ -11327,7 +11556,18 @@
         </m:r>
       </m:oMath>
       <w:r>
-        <w:t xml:space="preserve">), 2.40 m deep at mid-span and 5.40 m at the piers. The inner piers, including T7, are monolithic with the girder; the end supports T5 and T8 carry pot bearings. In the June 2020 acceptance test, 3-axle trucks with a mean weighed gross weight of 25.06 t stood in the side and main spans, and dial gauges read the peak deflection at N8, in the side span at 0.4L (22 m) from T8, and at N7, mid main span. Each section has six readings (three points across, central and eccentric arrangements), with means of 5.55 mm at N8 and 15.42 mm at N7 (Supplementary Tables S11–S13).</w:t>
+        <w:t xml:space="preserve">), 2.40 m deep at mid-span and 5.40 m at the piers. The inner piers, including T7, are monolithic with the girder; the end supports T5 and T8 carry pot bearings. In the June 2020 acceptance test, 3-axle trucks with a mean weighed gross weight of 25.06 t stood in the side and main spans, and dial gauges read the peak deflection at N8, in the side span at 0.4</w:t>
+      </w:r>
+      <m:oMath>
+        <m:r>
+          <m:t>L</m:t>
+        </m:r>
+      </m:oMath>
+      <w:r>
+        <w:t xml:space="preserve"> </w:t>
+      </w:r>
+      <w:r>
+        <w:t xml:space="preserve">(22 m) from T8, and at N7, mid main span. Each section has six readings (three points across, central and eccentric arrangements), with means of 5.55 mm at N8 and 15.43 mm at N7 (Supplementary Tables S10, S11 and S13).</w:t>
       </w:r>
     </w:p>
     <w:p>
@@ -11628,7 +11868,7 @@
         <w:t xml:space="preserve"> </w:t>
       </w:r>
       <w:r>
-        <w:t xml:space="preserve">kN m/rad. Fig. 6 shows the indicators along the girder.</w:t>
+        <w:t xml:space="preserve">kN m/rad. Figure 6 shows the indicators along the girder.</w:t>
       </w:r>
     </w:p>
     <w:p>
@@ -11776,7 +12016,15 @@
         </m:r>
       </m:oMath>
       <w:r>
-        <w:t xml:space="preserve">. Dotted lines: gauge positions.</w:t>
+        <w:t xml:space="preserve">. Dots in (b): strain blind points (zeros of the uniform-load moment). Dotted lines: gauges N7 and N8 (0.4</w:t>
+      </w:r>
+      <m:oMath>
+        <m:r>
+          <m:t>L</m:t>
+        </m:r>
+      </m:oMath>
+      <w:r>
+        <w:t xml:space="preserve">) and the mid side-span position.</w:t>
       </w:r>
     </w:p>
     <w:bookmarkEnd w:id="51"/>
@@ -11794,7 +12042,7 @@
         <w:pStyle w:val="FirstParagraph"/>
       </w:pPr>
       <w:r>
-        <w:t xml:space="preserve">Because of a model-form misfit and the Möbius law of Eq. (15), the static data leave the constant of the side-span gauge N8 uncertain by a factor of 6.6, whereas that of the main-span gauge N7 is well determined.</w:t>
+        <w:t xml:space="preserve">Because of a model-form misfit and the Möbius law of Eq. (15), the static data leave the constant of the side-span gauge N8 uncertain by a factor of 6.6 at the tolerance defined below, whereas that of the main-span gauge N7 is bounded within a factor of 1.5.</w:t>
       </w:r>
     </w:p>
     <w:p>
@@ -11962,7 +12210,41 @@
         </m:r>
       </m:oMath>
       <w:r>
-        <w:t xml:space="preserve">, with model-form variants (gray) and admissible band</w:t>
+        <w:t xml:space="preserve">, with model-form variants (gray: haunch length</w:t>
+      </w:r>
+      <w:r>
+        <w:t xml:space="preserve"> </w:t>
+      </w:r>
+      <m:oMath>
+        <m:sSub>
+          <m:e>
+            <m:r>
+              <m:t>L</m:t>
+            </m:r>
+          </m:e>
+          <m:sub>
+            <m:r>
+              <m:rPr>
+                <m:sty m:val="p"/>
+              </m:rPr>
+              <m:t>v</m:t>
+            </m:r>
+          </m:sub>
+        </m:sSub>
+      </m:oMath>
+      <w:r>
+        <w:t xml:space="preserve">, haunch exponent</w:t>
+      </w:r>
+      <w:r>
+        <w:t xml:space="preserve"> </w:t>
+      </w:r>
+      <m:oMath>
+        <m:r>
+          <m:t>n</m:t>
+        </m:r>
+      </m:oMath>
+      <w:r>
+        <w:t xml:space="preserve">, rigid pier zone) and admissible band</w:t>
       </w:r>
       <w:r>
         <w:t xml:space="preserve"> </w:t>
@@ -12093,7 +12375,7 @@
         </m:r>
       </m:oMath>
       <w:r>
-        <w:t xml:space="preserve">. The six readings of each section have a standard deviation of 4.7–5.0 % about their mean, so the standard error of the mean is 1.9–2.0 %; this scatter comes from the transverse positions, not from repeatability, because the readings are not replicates. Combined in quadrature with a model-form standard uncertainty of 1.75 %, it gives 2.64 % for each section mean and</w:t>
+        <w:t xml:space="preserve">. The six readings of each section have a standard deviation of 4.7–5.0 % about their mean, so the standard error of the mean is 1.9–2.0 %; this scatter comes from the transverse positions, not from repeatability, because the readings are not replicates. Combined in quadrature with a model-form standard uncertainty of 1.75 %, it gives 2.64 % for each section mean, using the pooled standard error, and</w:t>
       </w:r>
       <w:r>
         <w:t xml:space="preserve"> </w:t>
@@ -12231,7 +12513,7 @@
         <w:t xml:space="preserve"> </w:t>
       </w:r>
       <w:r>
-        <w:t xml:space="preserve">(Supplementary Table S10).</w:t>
+        <w:t xml:space="preserve">(Supplementary Table S12).</w:t>
       </w:r>
     </w:p>
     <w:p>
@@ -12338,7 +12620,27 @@
         <w:t xml:space="preserve"> </w:t>
       </w:r>
       <w:r>
-        <w:t xml:space="preserve">m²/kN, whereas</w:t>
+        <w:t xml:space="preserve">m²/kN (the upper end requires</w:t>
+      </w:r>
+      <w:r>
+        <w:t xml:space="preserve"> </w:t>
+      </w:r>
+      <m:oMath>
+        <m:r>
+          <m:t>α</m:t>
+        </m:r>
+        <m:r>
+          <m:rPr>
+            <m:sty m:val="p"/>
+          </m:rPr>
+          <m:t>≈</m:t>
+        </m:r>
+        <m:r>
+          <m:t>0.5</m:t>
+        </m:r>
+      </m:oMath>
+      <w:r>
+        <w:t xml:space="preserve">; Table 3, note b), whereas</w:t>
       </w:r>
       <w:r>
         <w:t xml:space="preserve"> </w:t>
@@ -12407,7 +12709,7 @@
         <w:t xml:space="preserve"> </w:t>
       </w:r>
       <w:r>
-        <w:t xml:space="preserve">m²/kN; the N8 indicator spans 0.124–0.822 against 0.190–0.286 for N7 (Table 3). Going from pinned to fixed piers multiplies the N8 constant by 14.0 but reduces the N7 constant to 0.59 of its pinned value, and the design stiffness sits at</w:t>
+        <w:t xml:space="preserve">m²/kN; the N8 indicator spans 0.124–0.822 against 0.190–0.286 for N7 (Table 3). In the base model, going from pinned to fixed piers multiplies the N8 constant by 14.0 but reduces the N7 constant to 0.59 of its pinned value, and the design stiffness sits at</w:t>
       </w:r>
       <w:r>
         <w:t xml:space="preserve"> </w:t>
@@ -12678,7 +12980,30 @@
         <w:t xml:space="preserve"> </w:t>
       </w:r>
       <w:r>
-        <w:t xml:space="preserve">= 0.51–1.15); haunched pinned-pier and fixed-pier rows give the extremes over all model-form variants. Values at mid side span: Supplementary Table S14. –: not computed.</w:t>
+        <w:t xml:space="preserve">= 0.51–1.15); haunched pinned-pier and fixed-pier rows give the extremes over the haunch-length variants (</w:t>
+      </w:r>
+      <m:oMath>
+        <m:sSub>
+          <m:e>
+            <m:r>
+              <m:t>L</m:t>
+            </m:r>
+          </m:e>
+          <m:sub>
+            <m:r>
+              <m:rPr>
+                <m:sty m:val="p"/>
+              </m:rPr>
+              <m:t>v</m:t>
+            </m:r>
+          </m:sub>
+        </m:sSub>
+      </m:oMath>
+      <w:r>
+        <w:t xml:space="preserve"> </w:t>
+      </w:r>
+      <w:r>
+        <w:t xml:space="preserve">= 40–45 m). Values at mid side span: Supplementary Table S14. –: not computed.</w:t>
       </w:r>
     </w:p>
     <w:tbl>
@@ -12759,8 +13084,13 @@
               </m:sSub>
             </m:oMath>
             <w:r>
-              <w:t xml:space="preserve">, N8 at 0.4L</w:t>
+              <w:t xml:space="preserve">, N8 at 0.4</w:t>
             </w:r>
+            <m:oMath>
+              <m:r>
+                <m:t>L</m:t>
+              </m:r>
+            </m:oMath>
           </w:p>
         </w:tc>
         <w:tc>
@@ -12818,8 +13148,13 @@
               </m:r>
             </m:oMath>
             <w:r>
-              <w:t xml:space="preserve">, N8 at 0.4L</w:t>
+              <w:t xml:space="preserve">, N8 at 0.4</w:t>
             </w:r>
+            <m:oMath>
+              <m:r>
+                <m:t>L</m:t>
+              </m:r>
+            </m:oMath>
           </w:p>
         </w:tc>
         <w:tc>
@@ -13467,7 +13802,7 @@
         <w:t xml:space="preserve"> </w:t>
       </w:r>
       <w:r>
-        <w:t xml:space="preserve">= 0.65–1). By</w:t>
+        <w:t xml:space="preserve">= 0.65–1.00). By</w:t>
       </w:r>
       <w:r>
         <w:t xml:space="preserve"> </w:t>
@@ -13575,7 +13910,7 @@
         <w:t xml:space="preserve"> </w:t>
       </w:r>
       <w:r>
-        <w:t xml:space="preserve">is about one fifth of that at mid-span (Fig. 6c), so the placement rule, which ranks by</w:t>
+        <w:t xml:space="preserve">is about one quarter to one third of that at mid-span, and one fifth at the pier face (Fig. 6c), so the placement rule, which ranks by</w:t>
       </w:r>
       <w:r>
         <w:t xml:space="preserve"> </w:t>
@@ -13719,7 +14054,7 @@
         <w:pStyle w:val="BodyText"/>
       </w:pPr>
       <w:r>
-        <w:t xml:space="preserve">The placement rule puts a second deflection sensor at the most negative constant, in the side span 4–10 m from the inner pier; the pair at 100 m and 152 m from T5 is within 0.9 % of the calibration-specific optimum under both A and B, so placement is insensitive to the unresolved pier stiffness. Under the assumed noise model (</w:t>
+        <w:t xml:space="preserve">The placement rule puts a second deflection sensor at the most negative constant, in the side span 4–10 m from the inner pier; the pair at 100 m and 152 m from T5 is within 0.9 % in variance of the calibration-specific optimum under both A and B, so placement is insensitive to the unresolved pier stiffness. Under the assumed noise model (</w:t>
       </w:r>
       <m:oMath>
         <m:r>
@@ -13791,7 +14126,7 @@
         </m:r>
       </m:oMath>
       <w:r>
-        <w:t xml:space="preserve">, calibration A), the standard deviation of the load falls from 24.8 % with N7 alone to 10.6 % with the pair; this gain is an upper bound, because such common-mode behavior need not hold during crossings (Section 4.3).</w:t>
+        <w:t xml:space="preserve">, calibration A), the standard deviation of the load falls from 24.8 % with N7 alone to 10.6 % with the pair and the zero-sum estimator; this gain is an upper bound, because such common-mode behavior need not hold during crossings (Section 4.3).</w:t>
       </w:r>
     </w:p>
     <w:p>
@@ -14043,7 +14378,18 @@
               <w:jc w:val="left"/>
             </w:pPr>
             <w:r>
-              <w:t xml:space="preserve">Integral ratio, N8 at 0.4L / N7 at mid-span</w:t>
+              <w:t xml:space="preserve">Integral ratio, N8 at 0.4</w:t>
+            </w:r>
+            <m:oMath>
+              <m:r>
+                <m:t>L</m:t>
+              </m:r>
+            </m:oMath>
+            <w:r>
+              <w:t xml:space="preserve"> </w:t>
+            </w:r>
+            <w:r>
+              <w:t xml:space="preserve">/ N7 at mid-span</w:t>
             </w:r>
           </w:p>
         </w:tc>
@@ -14229,7 +14575,7 @@
         <w:t xml:space="preserve"> </w:t>
       </w:r>
       <w:r>
-        <w:t xml:space="preserve">around every zero-moment point, including gauges set back from a pier, and deflection gauges out of the bands of Table 1. Eq. (15) gives the constant over the plausible range of pier stiffness; locations with large</w:t>
+        <w:t xml:space="preserve">around every zero-moment point, including gauges set back from a pier, and deflection gauges out of the bands of Table 1. Equation (15) gives the constant over the plausible range of pier stiffness; locations with large</w:t>
       </w:r>
       <w:r>
         <w:t xml:space="preserve"> </w:t>
@@ -14310,7 +14656,7 @@
         <w:t xml:space="preserve"> </w:t>
       </w:r>
       <w:r>
-        <w:t xml:space="preserve">should be planned (a pier tiltmeter, an identified first frequency or an integral ratio between two gauges). Sensors belong at the extremes of</w:t>
+        <w:t xml:space="preserve">should be planned (a pier tiltmeter, an identified first frequency or an integral ratio between two gauges). For position-independent noise, sensors belong at the extremes of</w:t>
       </w:r>
       <w:r>
         <w:t xml:space="preserve"> </w:t>
@@ -14484,7 +14830,7 @@
         <w:pStyle w:val="BodyText"/>
       </w:pPr>
       <w:r>
-        <w:t xml:space="preserve">Several limitations remain. The laboratory beam had equal spans and statically positioned loads, and the blind configuration was not tested. The field data come from one public dataset with four trucks, nearly constant reference weights and no gauge at a zero-moment point, so weight discrimination, the deflection blind loci and a deflection pair could not be tested, and a screening threshold still needs field calibration with trucks of clearly different weights, which this study did not have. The in-service analysis uses static data and a beam model with an assumed depth law and equal pier springs, and its moving-load test is designed but not performed. The treatment is one-dimensional along each lane.</w:t>
+        <w:t xml:space="preserve">Several limitations remain. The laboratory beam had equal spans and statically positioned loads, and the blind configuration was not tested. The field data come from one public dataset with four trucks, nearly constant reference weights, no deflection channel and no gauge at a zero-moment point, so weight discrimination, the strain and deflection blind loci and a deflection pair could not be tested, and a screening threshold still needs field calibration with trucks of clearly different weights, which this study did not have. The in-service analysis uses static data and a beam model with an assumed depth law and equal pier springs, and its moving-load test is designed but not performed. The treatment is one-dimensional along each lane.</w:t>
       </w:r>
     </w:p>
     <w:bookmarkEnd w:id="58"/>
@@ -14565,7 +14911,7 @@
         <w:t xml:space="preserve"> </w:t>
       </w:r>
       <w:r>
-        <w:t xml:space="preserve">for two spans and</w:t>
+        <w:t xml:space="preserve">for a mid-span gauge on two spans of equal rigidity and</w:t>
       </w:r>
       <w:r>
         <w:t xml:space="preserve"> </w:t>
@@ -14651,7 +14997,7 @@
         <w:t xml:space="preserve"> </w:t>
       </w:r>
       <w:r>
-        <w:t xml:space="preserve">separates cancellation from restraint. Optimal sensors lie at the extremes of the uniform-load response, for strain at the extremes of</w:t>
+        <w:t xml:space="preserve">separates cancellation from restraint. For position-independent noise, optimal sensors lie at the extremes of the uniform-load response, for strain at the extremes of</w:t>
       </w:r>
       <w:r>
         <w:t xml:space="preserve"> </w:t>
@@ -14698,7 +15044,7 @@
         <w:pStyle w:val="BodyText"/>
       </w:pPr>
       <w:r>
-        <w:t xml:space="preserve">The constant is a linear-fractional (Möbius) function of the scaled pier stiffness. On a 55 + 90 + 55 m box girder, two static readings leave the side-span deflection constant uncertain by a factor of 6.6, whereas the main-span constant is well determined; a pier tiltmeter would reduce the Cramér–Rao bound on the standard deviation of</w:t>
+        <w:t xml:space="preserve">For a symmetric girder with equal piers, the constant is a linear-fractional (Möbius) function of the scaled pier stiffness. On a 55 + 90 + 55 m box girder, two static readings leave the constant of the side-span deflection gauge uncertain by a factor of 6.6 at a two-standard-deviation tolerance, whereas the main-span constant is bounded within a factor of 1.5; at the design calibration a pier tiltmeter would reduce the Cramér–Rao bound on the standard deviation of</w:t>
       </w:r>
       <w:r>
         <w:t xml:space="preserve"> </w:t>
@@ -14739,7 +15085,7 @@
         <w:pStyle w:val="BodyText"/>
       </w:pPr>
       <w:r>
-        <w:t xml:space="preserve">On public moving-truck records, the constants were consistent with invariance and superposition within the 10–27 % that the noise resolves, and each lane and deck gauge needed its own constant. GLS weights from vehicle-free noise were worse out of sample than the gauge average (20.4 % against 11.9 %), because crossing residuals were much less correlated between gauges (0.63 against 0.90).</w:t>
+        <w:t xml:space="preserve">On public moving-truck records, the gauge-average constants were consistent with invariance and superposition within the 10–27 % that the noise resolves, although four day-1 gauges without axle spikes differed by 22–26 % between trucks, with speed confounded; each lane and deck gauge needed its own constant. On one day, GLS weights from vehicle-free noise were worse out of sample than the gauge average (20.4 % against 11.9 %), consistent with the much lower correlation of crossing residuals between gauges (0.63 against 0.90).</w:t>
       </w:r>
     </w:p>
     <w:p>
@@ -14803,7 +15149,7 @@
         <w:pStyle w:val="FirstParagraph"/>
       </w:pPr>
       <w:r>
-        <w:t xml:space="preserve">Quoc-Bao Nguyen: Conceptualization, Methodology, Formal analysis, Software, Writing – original draft. Thai-Son Vu: Conceptualization, Investigation, Validation, Supervision, Project administration, Writing – review &amp; editing.</w:t>
+        <w:t xml:space="preserve">Quoc-Bao Nguyen: Conceptualization, Methodology, Investigation, Data curation, Formal analysis, Software, Writing – original draft. Thai-Son Vu: Conceptualization, Investigation, Validation, Supervision, Project administration, Writing – review &amp; editing.</w:t>
       </w:r>
     </w:p>
     <w:bookmarkEnd w:id="61"/>
@@ -14920,7 +15266,7 @@
         <w:pStyle w:val="FirstParagraph"/>
       </w:pPr>
       <w:r>
-        <w:t xml:space="preserve">The field strain records analyzed in Section 4 are publicly available in the NOR-BWIM dataset (figshare, https://doi.org/10.7294/26880898.v1, CC0; Moghadam and Sarlo, 2024). The Mây Bridge load test was performed by an author of this paper, and the authors are permitted to publish the processed data. The laboratory and Mây Bridge data, the analysis scripts with the console output of each run, and the derived data behind every figure and table are provided as Supplementary Material. Every equation and numerical output was checked independently against an analytical, finite element or convergence-based route.</w:t>
+        <w:t xml:space="preserve">The field strain records analyzed in Section 4 are publicly available in the NOR-BWIM dataset (figshare, https://doi.org/10.7294/26880898.v1, CC0; Moghadam and Sarlo, 2024). The Mây Bridge load test was performed by an author of this paper, and the authors are permitted to publish the processed data. The laboratory and Mây Bridge data, the analysis scripts with the console output of each run, and the derived data behind every figure and table are provided as Supplementary Material.</w:t>
       </w:r>
     </w:p>
     <w:bookmarkEnd w:id="67"/>
@@ -14951,7 +15297,7 @@
         <w:jc w:val="left"/>
       </w:pPr>
       <w:r>
-        <w:t xml:space="preserve">Agüero-Barrantes P, Lobo-Aguilar S and Christenson RE (2021) Sparse sensing bridge weigh-in-motion for single-span bridges. Métodos y Materiales 11: 43–53. DOI: 10.15517/mym.v11i0.46400.</w:t>
+        <w:t xml:space="preserve">Agüero-Barrantes P, Christenson RE and Lobo-Aguilar S (2023) Utilizing Kriging metamodeling to provide practical and effective bridge weigh-in-motion. Journal of Bridge Engineering 28(2): 04022138. DOI: 10.1061/JBENF2.BEENG-5760.</w:t>
       </w:r>
     </w:p>
     <w:p>
@@ -14961,7 +15307,7 @@
         <w:jc w:val="left"/>
       </w:pPr>
       <w:r>
-        <w:t xml:space="preserve">Agüero-Barrantes P, Christenson RE and Lobo-Aguilar S (2023) Utilizing Kriging metamodeling to provide practical and effective bridge weigh-in-motion. Journal of Bridge Engineering 28(2): 04022138. DOI: 10.1061/JBENF2.BEENG-5760.</w:t>
+        <w:t xml:space="preserve">Agüero-Barrantes P, Lobo Aguilar S and Christenson RE (2021) Sparse sensing bridge weigh-in-motion for single-span bridges. Métodos y Materiales 11: 43–53. DOI: 10.15517/mym.v11i0.46400.</w:t>
       </w:r>
     </w:p>
     <w:p>
@@ -15041,7 +15387,7 @@
         <w:jc w:val="left"/>
       </w:pPr>
       <w:r>
-        <w:t xml:space="preserve">Fan Y, Zhu J, Pei J and Li Z (2015) Analysis for Yangmingtan Bridge collapse. Engineering Failure Analysis 56: 20–27. DOI: 10.1016/j.engfailanal.2015.05.003.</w:t>
+        <w:t xml:space="preserve">Elfving G (1952) Optimum allocation in linear regression theory. Annals of Mathematical Statistics 23(2): 255–262. DOI: 10.1214/aoms/1177729442.</w:t>
       </w:r>
     </w:p>
     <w:p>
@@ -15051,7 +15397,7 @@
         <w:jc w:val="left"/>
       </w:pPr>
       <w:r>
-        <w:t xml:space="preserve">Frýba L (1999) Vibration of Solids and Structures under Moving Loads. 3rd ed. London: Thomas Telford.</w:t>
+        <w:t xml:space="preserve">Fan Y, Zhu J, Pei J, Li Z and Wu Y (2015) Analysis for Yangmingtan Bridge collapse. Engineering Failure Analysis 56: 20–27. DOI: 10.1016/j.engfailanal.2015.05.003.</w:t>
       </w:r>
     </w:p>
     <w:p>
@@ -15061,7 +15407,7 @@
         <w:jc w:val="left"/>
       </w:pPr>
       <w:r>
-        <w:t xml:space="preserve">Ghali A, Neville AM and Brown TG (2017) Structural Analysis: A Unified Classical and Matrix Approach. Boca Raton: CRC Press. DOI: 10.1201/9781315273006.</w:t>
+        <w:t xml:space="preserve">Frýba L (1999) Vibration of Solids and Structures under Moving Loads. 3rd ed. London: Thomas Telford.</w:t>
       </w:r>
     </w:p>
     <w:p>
@@ -15071,7 +15417,7 @@
         <w:jc w:val="left"/>
       </w:pPr>
       <w:r>
-        <w:t xml:space="preserve">Hao T, Xie Z and Yu M (2019) The identification technology of vehicle weight based on bridge strain time-history curve. Advances in Structural Engineering 22(7): 1606–1616. DOI: 10.1177/1369433218823487.</w:t>
+        <w:t xml:space="preserve">Ghali A, Neville AM and Brown TG (2017) Structural Analysis: A Unified Classical and Matrix Approach. Boca Raton: CRC Press. DOI: 10.1201/9781315273006.</w:t>
       </w:r>
     </w:p>
     <w:p>
@@ -15081,7 +15427,7 @@
         <w:jc w:val="left"/>
       </w:pPr>
       <w:r>
-        <w:t xml:space="preserve">Helmi K, Bakht B and Mufti A (2014) Accurate measurements of gross vehicle weight through bridge weigh-in-motion: a case study. Journal of Civil Structural Health Monitoring 4(3): 195–208. DOI: 10.1007/s13349-014-0076-5.</w:t>
+        <w:t xml:space="preserve">Hao T, Xie Z and Yu M (2019) The identification technology of vehicle weight based on bridge strain time-history curve. Advances in Structural Engineering 22(7): 1606–1616. DOI: 10.1177/1369433218823487.</w:t>
       </w:r>
     </w:p>
     <w:p>
@@ -15091,7 +15437,7 @@
         <w:jc w:val="left"/>
       </w:pPr>
       <w:r>
-        <w:t xml:space="preserve">Jacob B, OBrien EJ and Jehaes S (eds) (2002) Weigh-in-Motion of Road Vehicles: Final Report of the COST 323 Action. Paris: LCPC.</w:t>
+        <w:t xml:space="preserve">Helmi K, Bakht B and Mufti A (2014) Accurate measurements of gross vehicle weight through bridge weigh-in-motion: a case study. Journal of Civil Structural Health Monitoring 4(3): 195–208. DOI: 10.1007/s13349-014-0076-5.</w:t>
       </w:r>
     </w:p>
     <w:p>
@@ -15101,7 +15447,7 @@
         <w:jc w:val="left"/>
       </w:pPr>
       <w:r>
-        <w:t xml:space="preserve">Law SS and Zhu XQ (2000) Study on different beam models in moving force identification. Journal of Sound and Vibration 234(4): 661–679. DOI: 10.1006/jsvi.2000.2867.</w:t>
+        <w:t xml:space="preserve">Jacob B, OBrien EJ and Jehaes S (eds) (2002) Weigh-in-Motion of Road Vehicles: Final Report of the COST 323 Action. Paris: LCPC.</w:t>
       </w:r>
     </w:p>
     <w:p>
@@ -15111,7 +15457,7 @@
         <w:jc w:val="left"/>
       </w:pPr>
       <w:r>
-        <w:t xml:space="preserve">Law SS, Chan THT and Zeng QH (1997) Moving force identification: a time domain method. Journal of Sound and Vibration 201(1): 1–22. DOI: 10.1006/jsvi.1996.0774.</w:t>
+        <w:t xml:space="preserve">Katafygiotis LS and Beck JL (1998) Updating models and their uncertainties. II: Model identifiability. Journal of Engineering Mechanics 124(4): 463–467. DOI: 10.1061/(ASCE)0733-9399(1998)124:4(463).</w:t>
       </w:r>
     </w:p>
     <w:p>
@@ -15121,7 +15467,7 @@
         <w:jc w:val="left"/>
       </w:pPr>
       <w:r>
-        <w:t xml:space="preserve">Lin SW, Du YL, Yi TH and Yang DH (2023) Influence lines-based model updating of suspension bridges considering boundary conditions. Advances in Structural Engineering 26(2): 316–328. DOI: 10.1177/13694332221126374.</w:t>
+        <w:t xml:space="preserve">Law SS and Zhu XQ (2000) Study on different beam models in moving force identification. Journal of Sound and Vibration 234(4): 661–679. DOI: 10.1006/jsvi.2000.2867.</w:t>
       </w:r>
     </w:p>
     <w:p>
@@ -15131,7 +15477,7 @@
         <w:jc w:val="left"/>
       </w:pPr>
       <w:r>
-        <w:t xml:space="preserve">Lobo Aguilar S and Christenson RE (2018) A simplified shear-strain based bridge weigh-in-motion method for in-service highway bridges. Métodos y Materiales 8: 11–22. DOI: 10.15517/mym.v8i1.34551.</w:t>
+        <w:t xml:space="preserve">Law SS, Chan THT and Zeng QH (1997) Moving force identification: a time domain method. Journal of Sound and Vibration 201(1): 1–22. DOI: 10.1006/jsvi.1996.0774.</w:t>
       </w:r>
     </w:p>
     <w:p>
@@ -15141,7 +15487,7 @@
         <w:jc w:val="left"/>
       </w:pPr>
       <w:r>
-        <w:t xml:space="preserve">Moghadam A (2022) Integration of Traffic and Structural Health Monitoring Systems Using a Novel Nothing-On-Road (NOR) Bridge-Weigh-In-Motion (BWIM) System. PhD dissertation, Virginia Polytechnic Institute and State University, Blacksburg, VA. http://hdl.handle.net/10919/111390.</w:t>
+        <w:t xml:space="preserve">Lin SW, Du YL, Yi TH and Yang DH (2023) Influence lines-based model updating of suspension bridges considering boundary conditions. Advances in Structural Engineering 26(2): 316–328. DOI: 10.1177/13694332221126374.</w:t>
       </w:r>
     </w:p>
     <w:p>
@@ -15151,7 +15497,7 @@
         <w:jc w:val="left"/>
       </w:pPr>
       <w:r>
-        <w:t xml:space="preserve">Moghadam A and Sarlo R (2024) Nothing-on-Road Bridge-Weigh-In-Motion (NOR-BWIM) Dataset, version 1. University Libraries, Virginia Tech, figshare. DOI: 10.7294/26880898.v1.</w:t>
+        <w:t xml:space="preserve">Lobo Aguilar S and Christenson RE (2018) A simplified shear-strain based bridge weigh-in-motion method for in-service highway bridges. Métodos y Materiales 8: 11–22. DOI: 10.15517/mym.v8i1.34551.</w:t>
       </w:r>
     </w:p>
     <w:p>
@@ -15161,7 +15507,7 @@
         <w:jc w:val="left"/>
       </w:pPr>
       <w:r>
-        <w:t xml:space="preserve">Moghadam A, AlHamaydeh M and Sarlo R (2022) Bridge-weigh-in-motion approach for simultaneous multiple vehicles on concrete-box-girder bridges. Automation in Construction 137: 104179. DOI: 10.1016/j.autcon.2022.104179.</w:t>
+        <w:t xml:space="preserve">Moghadam A (2022) Integration of Traffic and Structural Health Monitoring Systems Using a Novel Nothing-On-Road (NOR) Bridge-Weigh-In-Motion (BWIM) System. PhD dissertation, Virginia Polytechnic Institute and State University, Blacksburg, VA. http://hdl.handle.net/10919/111390.</w:t>
       </w:r>
     </w:p>
     <w:p>
@@ -15171,7 +15517,7 @@
         <w:jc w:val="left"/>
       </w:pPr>
       <w:r>
-        <w:t xml:space="preserve">Moghadam A, AlHamaydeh M and Sarlo R (2023a) Nothing-on-road bridge-weigh-in-motion used for long-span, concrete-box-girder bridges: an experimental case study. Journal of Structural Integrity and Maintenance 8(2): 79–90. DOI: 10.1080/24705314.2023.2165606.</w:t>
+        <w:t xml:space="preserve">Moghadam A and Sarlo R (2024) Nothing-on-Road Bridge-Weigh-In-Motion (NOR-BWIM) Dataset, version 1. University Libraries, Virginia Tech, figshare. DOI: 10.7294/26880898.v1.</w:t>
       </w:r>
     </w:p>
     <w:p>
@@ -15181,7 +15527,7 @@
         <w:jc w:val="left"/>
       </w:pPr>
       <w:r>
-        <w:t xml:space="preserve">Moghadam A, AlHamaydeh M and Sarlo R (2023b) Dual-purpose procedure for bridge health monitoring and weigh-in-motion used for multiple-vehicle events. Automation in Construction 148: 104768. DOI: 10.1016/j.autcon.2023.104768.</w:t>
+        <w:t xml:space="preserve">Moghadam A, AlHamaydeh M and Sarlo R (2022) Bridge-weigh-in-motion approach for simultaneous multiple vehicles on concrete-box-girder bridges. Automation in Construction 137: 104179. DOI: 10.1016/j.autcon.2022.104179.</w:t>
       </w:r>
     </w:p>
     <w:p>
@@ -15191,7 +15537,7 @@
         <w:jc w:val="left"/>
       </w:pPr>
       <w:r>
-        <w:t xml:space="preserve">Moses F (1979) Weigh-in-motion system using instrumented bridges. Transportation Engineering Journal of ASCE 105(3): 233–249. DOI: 10.1061/TPEJAN.0000783.</w:t>
+        <w:t xml:space="preserve">Moghadam A, AlHamaydeh M and Sarlo R (2023a) Nothing-on-road bridge-weigh-in-motion used for long-span, concrete-box-girder bridges: an experimental case study. Journal of Structural Integrity and Maintenance 8(2): 79–90. DOI: 10.1080/24705314.2023.2165606.</w:t>
       </w:r>
     </w:p>
     <w:p>
@@ -15201,7 +15547,7 @@
         <w:jc w:val="left"/>
       </w:pPr>
       <w:r>
-        <w:t xml:space="preserve">Nguyen QB, Hoang T and Nguyen HS (2024) [Determination of the load applied on a simply supported beam based on measured deflection data]. Journal of Science and Technology in Civil Engineering (HUCE) 18(2V): 61–71 (in Vietnamese). DOI: 10.31814/stce.huce2024-18(2V)-05.</w:t>
+        <w:t xml:space="preserve">Moghadam A, AlHamaydeh M and Sarlo R (2023b) Dual-purpose procedure for bridge health monitoring and weigh-in-motion used for multiple-vehicle events. Automation in Construction 148: 104768. DOI: 10.1016/j.autcon.2023.104768.</w:t>
       </w:r>
     </w:p>
     <w:p>
@@ -15211,7 +15557,7 @@
         <w:jc w:val="left"/>
       </w:pPr>
       <w:r>
-        <w:t xml:space="preserve">OBrien EJ, Quilligan MJ and Karoumi R (2006) Calculating an influence line from direct measurements. Proceedings of the Institution of Civil Engineers: Bridge Engineering 159(1): 31–34. DOI: 10.1680/bren.2006.159.1.31.</w:t>
+        <w:t xml:space="preserve">Moses F (1979) Weigh-in-motion system using instrumented bridges. Transportation Engineering Journal of ASCE 105(3): 233–249. DOI: 10.1061/TPEJAN.0000783.</w:t>
       </w:r>
     </w:p>
     <w:p>
@@ -15221,7 +15567,7 @@
         <w:jc w:val="left"/>
       </w:pPr>
       <w:r>
-        <w:t xml:space="preserve">OBrien EJ, Rowley CW, González A and Green MF (2009) A regularised solution to the bridge weigh-in-motion equations. International Journal of Heavy Vehicle Systems 16(3): 310–327. DOI: 10.1504/IJHVS.2009.027135.</w:t>
+        <w:t xml:space="preserve">Nguyen QB, Hoang T and Nguyen HS (2024) [Determination of the load applied on a simply supported beam based on measured deflection data]. Journal of Science and Technology in Civil Engineering (HUCE) 18(2V): 61–71 (in Vietnamese). DOI: 10.31814/stce.huce2024-18(2V)-05.</w:t>
       </w:r>
     </w:p>
     <w:p>
@@ -15231,7 +15577,7 @@
         <w:jc w:val="left"/>
       </w:pPr>
       <w:r>
-        <w:t xml:space="preserve">Ojio T and Yamada K (2002) Bridge weigh-in-motion systems using stringers of plate girder bridges. In: Proceedings of the Third International Conference on Weigh-in-Motion (ICWIM3). Orlando, FL, pp. 209–218.</w:t>
+        <w:t xml:space="preserve">OBrien EJ, Quilligan MJ and Karoumi R (2006) Calculating an influence line from direct measurements. Proceedings of the Institution of Civil Engineers: Bridge Engineering 159(1): 31–34. DOI: 10.1680/bren.2006.159.1.31.</w:t>
       </w:r>
     </w:p>
     <w:p>
@@ -15241,7 +15587,7 @@
         <w:jc w:val="left"/>
       </w:pPr>
       <w:r>
-        <w:t xml:space="preserve">Shi S, Yarnold M, Hurlebaus S and Mander J (2025) Evaluation of a load cell-based bridge weigh-in-motion system. Transportation Research Record 2679(2): 535–549. DOI: 10.1177/03611981241263336.</w:t>
+        <w:t xml:space="preserve">OBrien EJ, Rowley CW, González A and Green MF (2009) A regularised solution to the bridge weigh-in-motion equations. International Journal of Heavy Vehicle Systems 16(3): 310–327. DOI: 10.1504/IJHVS.2009.027135.</w:t>
       </w:r>
     </w:p>
     <w:p>
@@ -15251,7 +15597,7 @@
         <w:jc w:val="left"/>
       </w:pPr>
       <w:r>
-        <w:t xml:space="preserve">Sohn H (2007) Effects of environmental and operational variability on structural health monitoring. Philosophical Transactions of the Royal Society A 365(1851): 539–560. DOI: 10.1098/rsta.2006.1935.</w:t>
+        <w:t xml:space="preserve">Ojio T and Yamada K (2002) Bridge weigh-in-motion systems using stringers of plate girder bridges. In: Proceedings of the Third International Conference on Weigh-in-Motion (ICWIM3). Orlando, FL, pp. 209–218.</w:t>
       </w:r>
     </w:p>
     <w:p>
@@ -15261,7 +15607,7 @@
         <w:jc w:val="left"/>
       </w:pPr>
       <w:r>
-        <w:t xml:space="preserve">Ventura R, Barabino B and Maternini G (2024) Estimating the frequency of traffic overloading on road bridges. Journal of Traffic and Transportation Engineering (English Edition) 11(4): 776–796. DOI: 10.1016/j.jtte.2023.11.005.</w:t>
+        <w:t xml:space="preserve">Papadimitriou C (2004) Optimal sensor placement methodology for parametric identification of structural systems. Journal of Sound and Vibration 278(4–5): 923–947. DOI: 10.1016/j.jsv.2003.10.063.</w:t>
       </w:r>
     </w:p>
     <w:p>
@@ -15271,7 +15617,7 @@
         <w:jc w:val="left"/>
       </w:pPr>
       <w:r>
-        <w:t xml:space="preserve">Wang C, Zhang WS, Pan X, He WY and Ren WX (2026) Deflection influence line identification under moving vehicle based on variational modal decomposition and B-spline basis function. Advances in Structural Engineering 29(4): 779–792. DOI: 10.1177/13694332251363355.</w:t>
+        <w:t xml:space="preserve">Shi S, Yarnold M, Hurlebaus S and Mander J (2025) Evaluation of a load cell-based bridge weigh-in-motion system. Transportation Research Record 2679(2): 535–549. DOI: 10.1177/03611981241263336.</w:t>
       </w:r>
     </w:p>
     <w:p>
@@ -15281,7 +15627,7 @@
         <w:jc w:val="left"/>
       </w:pPr>
       <w:r>
-        <w:t xml:space="preserve">Wu H, Zhao H, Liu J and Hu Z (2020) A filtering-based bridge weigh-in-motion system on a continuous multi-girder bridge considering the influence lines of different lanes. Frontiers of Structural and Civil Engineering 14(5): 1232–1246. DOI: 10.1007/s11709-020-0653-0.</w:t>
+        <w:t xml:space="preserve">Sohn H (2007) Effects of environmental and operational variability on structural health monitoring. Philosophical Transactions of the Royal Society A 365(1851): 539–560. DOI: 10.1098/rsta.2006.1935.</w:t>
       </w:r>
     </w:p>
     <w:p>
@@ -15291,7 +15637,7 @@
         <w:jc w:val="left"/>
       </w:pPr>
       <w:r>
-        <w:t xml:space="preserve">Yan WJ, Hao TT, Yuen KV and Papadimitriou C (2022) Monitoring gross vehicle weight with a probabilistic and influence line-free bridge weight-in-motion scheme based on a transmissibility-like index. Mechanical Systems and Signal Processing 177: 109133. DOI: 10.1016/j.ymssp.2022.109133.</w:t>
+        <w:t xml:space="preserve">Udwadia FE (1994) Methodology for optimum sensor locations for parameter identification in dynamic systems. Journal of Engineering Mechanics 120(2): 368–390. DOI: 10.1061/(ASCE)0733-9399(1994)120:2(368).</w:t>
       </w:r>
     </w:p>
     <w:p>
@@ -15301,7 +15647,7 @@
         <w:jc w:val="left"/>
       </w:pPr>
       <w:r>
-        <w:t xml:space="preserve">Yang J, Hou P and Yang C (2021) Study on the method of moving load identification based on strain influence line. Applied Sciences 11(2): 853. DOI: 10.3390/app11020853.</w:t>
+        <w:t xml:space="preserve">Ventura R, Barabino B and Maternini G (2024) Estimating the frequency of traffic overloading on road bridges. Journal of Traffic and Transportation Engineering (English Edition) 11(4): 776–796. DOI: 10.1016/j.jtte.2023.11.005.</w:t>
       </w:r>
     </w:p>
     <w:p>
@@ -15311,7 +15657,7 @@
         <w:jc w:val="left"/>
       </w:pPr>
       <w:r>
-        <w:t xml:space="preserve">Yu Y, Cai CS and Deng L (2016) State-of-the-art review on bridge weigh-in-motion technology. Advances in Structural Engineering 19(9): 1514–1530. DOI: 10.1177/1369433216655922.</w:t>
+        <w:t xml:space="preserve">Wang C, Zhang WS, Pan X, He WY and Ren WX (2026) Deflection influence line identification under moving vehicle based on variational modal decomposition and B-spline basis function. Advances in Structural Engineering 29(4): 779–792. DOI: 10.1177/13694332251363355.</w:t>
       </w:r>
     </w:p>
     <w:p>
@@ -15321,7 +15667,7 @@
         <w:jc w:val="left"/>
       </w:pPr>
       <w:r>
-        <w:t xml:space="preserve">Yu Y, Cai CS and Deng L (2018) Nothing-on-road bridge weigh-in-motion considering the transverse position of the vehicle. Structure and Infrastructure Engineering 14(8): 1108–1122. DOI: 10.1080/15732479.2017.1401095.</w:t>
+        <w:t xml:space="preserve">Wu H, Zhao H, Liu J and Hu Z (2020) A filtering-based bridge weigh-in-motion system on a continuous multi-girder bridge considering the influence lines of different lanes. Frontiers of Structural and Civil Engineering 14(5): 1232–1246. DOI: 10.1007/s11709-020-0653-0.</w:t>
       </w:r>
     </w:p>
     <w:p>
@@ -15331,7 +15677,7 @@
         <w:jc w:val="left"/>
       </w:pPr>
       <w:r>
-        <w:t xml:space="preserve">Zhang J, Liu Y and Fan X (2026) An AR(1)-Tikhonov-SVD-GCV framework for stochastic moving load identification driven by bridge multi-point deflection data. Structures 88: 111844. DOI: 10.1016/j.istruc.2026.111844.</w:t>
+        <w:t xml:space="preserve">Yan WJ, Hao TT, Yuen KV and Papadimitriou C (2022) Monitoring gross vehicle weight with a probabilistic and influence line-free bridge weight-in-motion scheme based on a transmissibility-like index. Mechanical Systems and Signal Processing 177: 109133. DOI: 10.1016/j.ymssp.2022.109133.</w:t>
       </w:r>
     </w:p>
     <w:p>
@@ -15341,7 +15687,7 @@
         <w:jc w:val="left"/>
       </w:pPr>
       <w:r>
-        <w:t xml:space="preserve">Zhou C, Demartino C, Narazaki Y, Xu Y, Chatzi E and Spencer BF (2025) Optimal sensor placement for bridge weigh-in-motion using an augmented Kalman filter. Mechanical Systems and Signal Processing 241: 113522. DOI: 10.1016/j.ymssp.2025.113522.</w:t>
+        <w:t xml:space="preserve">Yang J, Hou P, Yang C and Zhang Y (2021) Study on the method of moving load identification based on strain influence line. Applied Sciences 11(2): 853. DOI: 10.3390/app11020853.</w:t>
       </w:r>
     </w:p>
     <w:p>
@@ -15351,7 +15697,7 @@
         <w:jc w:val="left"/>
       </w:pPr>
       <w:r>
-        <w:t xml:space="preserve">Zhou Y, Feng Z, Di SK and Jia ZJ (2026) A novel approach for bending stiffness inversion and rapid evaluation of continuous beam bridges based on a deflection influence line. Structural Control and Health Monitoring 2026: 1361157. DOI: 10.1155/stc/1361157.</w:t>
+        <w:t xml:space="preserve">Yu Y, Cai CS and Deng L (2016) State-of-the-art review on bridge weigh-in-motion technology. Advances in Structural Engineering 19(9): 1514–1530. DOI: 10.1177/1369433216655922.</w:t>
       </w:r>
     </w:p>
     <w:p>
@@ -15361,7 +15707,7 @@
         <w:jc w:val="left"/>
       </w:pPr>
       <w:r>
-        <w:t xml:space="preserve">Zhu XQ and Law SS (2006) Moving load identification on multi-span continuous bridges with elastic bearings. Mechanical Systems and Signal Processing 20(7): 1759–1782. DOI: 10.1016/j.ymssp.2005.06.004.</w:t>
+        <w:t xml:space="preserve">Yu Y, Cai CS and Deng L (2018) Nothing-on-road bridge weigh-in-motion considering the transverse position of the vehicle. Structure and Infrastructure Engineering 14(8): 1108–1122. DOI: 10.1080/15732479.2017.1401095.</w:t>
       </w:r>
     </w:p>
     <w:p>
@@ -15371,7 +15717,47 @@
         <w:jc w:val="left"/>
       </w:pPr>
       <w:r>
-        <w:t xml:space="preserve">Zhu J, Wang C, Qi T and Zhou Y (2022) Vehicle load identification on orthotropic steel box beam bridge based on the strain response area. Applied Sciences 12(23): 12394. DOI: 10.3390/app122312394.</w:t>
+        <w:t xml:space="preserve">Zhang J, Liu Y and Fan X (2026) An AR(1)-Tikhonov-SVD-GCV framework for stochastic moving load identification driven by bridge multi-point deflection data. Structures 88: 111844. DOI: 10.1016/j.istruc.2026.111844.</w:t>
+      </w:r>
+    </w:p>
+    <w:p>
+      <w:pPr>
+        <w:pStyle w:val="BodyText"/>
+        <w:ind w:left="425" w:hanging="425"/>
+        <w:jc w:val="left"/>
+      </w:pPr>
+      <w:r>
+        <w:t xml:space="preserve">Zhou C, Demartino C, Narazaki Y, Xu Y, Chatzi E and Spencer BF (2025) Optimal sensor placement for bridge weigh-in-motion using an augmented Kalman filter. Mechanical Systems and Signal Processing 241: 113522. DOI: 10.1016/j.ymssp.2025.113522.</w:t>
+      </w:r>
+    </w:p>
+    <w:p>
+      <w:pPr>
+        <w:pStyle w:val="BodyText"/>
+        <w:ind w:left="425" w:hanging="425"/>
+        <w:jc w:val="left"/>
+      </w:pPr>
+      <w:r>
+        <w:t xml:space="preserve">Zhou Y, Feng Z, Di SK and Jia ZJ (2026) A novel approach for bending stiffness inversion and rapid evaluation of continuous beam bridges based on a deflection influence line. Structural Control and Health Monitoring 2026(1): 1361157. DOI: 10.1155/stc/1361157.</w:t>
+      </w:r>
+    </w:p>
+    <w:p>
+      <w:pPr>
+        <w:pStyle w:val="BodyText"/>
+        <w:ind w:left="425" w:hanging="425"/>
+        <w:jc w:val="left"/>
+      </w:pPr>
+      <w:r>
+        <w:t xml:space="preserve">Zhu J, Wang C, Qi T and Zhou Z (2022) Vehicle load identification on orthotropic steel box beam bridge based on the strain response area. Applied Sciences 12(23): 12394. DOI: 10.3390/app122312394.</w:t>
+      </w:r>
+    </w:p>
+    <w:p>
+      <w:pPr>
+        <w:pStyle w:val="BodyText"/>
+        <w:ind w:left="425" w:hanging="425"/>
+        <w:jc w:val="left"/>
+      </w:pPr>
+      <w:r>
+        <w:t xml:space="preserve">Zhu XQ and Law SS (2006) Moving load identification on multi-span continuous bridges with elastic bearings. Mechanical Systems and Signal Processing 20(7): 1759–1782. DOI: 10.1016/j.ymssp.2005.06.004.</w:t>
       </w:r>
     </w:p>
     <w:p>

--- a/manuscript/ase/word/Manuscript_ASE.docx
+++ b/manuscript/ase/word/Manuscript_ASE.docx
@@ -80,7 +80,7 @@
         <w:pStyle w:val="FirstParagraph"/>
       </w:pPr>
       <w:r>
-        <w:t xml:space="preserve">In influence-area weighing the total load is the area under a response record divided by an integral constant, which can vanish on a continuous girder because the influence line changes sign over the piers. To guide channel choice before installation, closed forms give the blind loci of five channel types on prismatic girders; on any girder, strain gauges are blind at every zero of the uniform-load moment and nearly blind in a band that can contain gauges set back from the piers. For position-independent noise, optimal sensors lie at the extremes of the uniform-load response. For a symmetric girder with equal piers, the constant is a linear-fractional (Möbius) function of the pier stiffness. A laboratory test is consistent with the identity. Public moving-truck records are consistent with its assumptions within 10–27 % for the gauge average but cannot test weight discrimination; on one day they show that vehicle-free noise covariance misleads multi-channel weighting. On an in-service box girder, two static readings leave the constant of the side-span deflection gauge uncertain by a factor of up to 6.6, against 1.5 at mid main span.</w:t>
+        <w:t xml:space="preserve">In influence-area weighing the total load is the area under a response record divided by an integral constant, which can vanish on a continuous girder because the influence line changes sign over the piers. To guide channel choice before installation, closed forms give the blind loci of five channel types on prismatic girders; on any girder, strain gauges are blind at every zero of the uniform-load moment and nearly blind in a band that can contain gauges set back from the piers. For position-independent noise, optimal sensors lie at the extremes of the uniform-load response. For a symmetric girder with equal piers, the constant is a linear-fractional (Möbius) function of the pier stiffness. A laboratory test is consistent with the influence-area identity. Public moving-truck records are consistent with its assumptions within 10–27 % for the gauge average but cannot test weight discrimination; on one day they show that vehicle-free noise covariance misleads multi-channel weighting. On an in-service box girder, two static readings leave the constant of the side-span deflection gauge uncertain by a factor of up to 6.6, against 1.5 at mid main span.</w:t>
       </w:r>
     </w:p>
     <w:p>
@@ -204,7 +204,7 @@
         <w:t xml:space="preserve"> </w:t>
       </w:r>
       <w:r>
-        <w:t xml:space="preserve">for deflection. Near a zero of the uniform-load moment the order reverses, and every continuous girder has strain blind points. (ii) We apply extreme-point optimal design (Elfving, 1952) to obtain a placement rule: for position-independent noise, optimal sensors lie at the extremes of the uniform-load response. On one day of public moving-truck records, GLS weights built from vehicle-free noise raised the out-of-sample error above that of the gauge average (20.4 % against 11.9 % of gross weight). (iii) We show that, for a symmetric girder with equal piers, the integral constant depends on pier stiffness through a linear-fractional (Möbius) law. On an in-service box girder, two static readings leave the constant of a side-span deflection gauge uncertain by a factor of 6.6 at a two-standard-deviation tolerance, while at the design calibration a pier tiltmeter would reduce the Cramér–Rao bound on the standard deviation of its logarithm from 0.87 to 0.18.</w:t>
+        <w:t xml:space="preserve">for deflection. Near a zero of the uniform-load moment the order reverses, and every continuous girder has strain blind points. (ii) We apply extreme-point optimal design (Elfving, 1952) to obtain a placement rule: for position-independent noise, optimal sensors lie at the extremes of the uniform-load response. On one day of public moving-truck records, GLS weights built from vehicle-free noise raised the out-of-sample error above that of the gauge average (20.4 % against 11.9 % of gross weight); these records test the noise model behind the rule rather than weighing performance. (iii) We show that, for a symmetric girder with equal piers, the integral constant depends on pier stiffness through a linear-fractional (Möbius) law. On an in-service box girder, two static readings leave the constant of a side-span deflection gauge uncertain by a factor of 6.6 at a two-standard-deviation tolerance, while at the design pier stiffness a pier tiltmeter would reduce the Cramér–Rao bound on the standard deviation of its logarithm from 0.87 to 0.18.</w:t>
       </w:r>
     </w:p>
     <w:bookmarkEnd w:id="21"/>
@@ -11136,32 +11136,7 @@
         <w:t xml:space="preserve"> </w:t>
       </w:r>
       <w:r>
-        <w:t xml:space="preserve">Mean absolute error (MAE) of the gross weight (% of gross vehicle weight), leave-one-run-out, with 95 % bootstrap CIs over the test runs (</w:t>
-      </w:r>
-      <m:oMath>
-        <m:r>
-          <m:t>n</m:t>
-        </m:r>
-      </m:oMath>
-      <w:r>
-        <w:t xml:space="preserve"> </w:t>
-      </w:r>
-      <w:r>
-        <w:t xml:space="preserve">= 8 on day 2,</w:t>
-      </w:r>
-      <w:r>
-        <w:t xml:space="preserve"> </w:t>
-      </w:r>
-      <m:oMath>
-        <m:r>
-          <m:t>n</m:t>
-        </m:r>
-      </m:oMath>
-      <w:r>
-        <w:t xml:space="preserve"> </w:t>
-      </w:r>
-      <w:r>
-        <w:t xml:space="preserve">= 7 on day 1). GLS uses</w:t>
+        <w:t xml:space="preserve">Mean absolute error (MAE) of the gross weight (% of gross vehicle weight), leave-one-run-out, with 95 % bootstrap CIs over the test runs (8 on day 2, 7 on day 1). GLS uses</w:t>
       </w:r>
       <w:r>
         <w:t xml:space="preserve"> </w:t>
@@ -12233,18 +12208,7 @@
         </m:sSub>
       </m:oMath>
       <w:r>
-        <w:t xml:space="preserve">, haunch exponent</w:t>
-      </w:r>
-      <w:r>
-        <w:t xml:space="preserve"> </w:t>
-      </w:r>
-      <m:oMath>
-        <m:r>
-          <m:t>n</m:t>
-        </m:r>
-      </m:oMath>
-      <w:r>
-        <w:t xml:space="preserve">, rigid pier zone) and admissible band</w:t>
+        <w:t xml:space="preserve">, haunch exponent, rigid pier zone) and admissible band</w:t>
       </w:r>
       <w:r>
         <w:t xml:space="preserve"> </w:t>
@@ -13736,7 +13700,7 @@
         <w:pStyle w:val="BodyText"/>
       </w:pPr>
       <w:r>
-        <w:t xml:space="preserve">Strain channels behave differently (Fig. 6). The haunches move every zero-moment point toward mid-span: the side-span zero lies 26.0–33.3 m from the end support, so a strain gauge at mid side span would be practically blind under calibration A (</w:t>
+        <w:t xml:space="preserve">Strain channels behave differently (Fig. 6). The haunches move every zero-moment point toward mid-span. The side-span zero lies 26.0–33.3 m from the end support, so a strain gauge at mid side span would be practically blind under calibration A (</w:t>
       </w:r>
       <m:oMath>
         <m:sSub>
@@ -13762,7 +13726,7 @@
         </m:r>
       </m:oMath>
       <w:r>
-        <w:t xml:space="preserve">), and mid main span lies in or at the edge of the near-blind band in every haunched model (</w:t>
+        <w:t xml:space="preserve">). Mid main span lies in or at the edge of the near-blind band in every haunched model (</w:t>
       </w:r>
       <m:oMath>
         <m:sSub>
@@ -14134,7 +14098,7 @@
         <w:pStyle w:val="BodyText"/>
       </w:pPr>
       <w:r>
-        <w:t xml:space="preserve">If a model-based constant is wanted, a tiltmeter on the monolithic pier T7 is the most informative additional measurement; under the four trucks of the side-span test load it would read about 167 µrad. At calibration A (</w:t>
+        <w:t xml:space="preserve">If a model-based constant is wanted, a tiltmeter on the monolithic pier T7 is the most informative additional measurement; under the four trucks of the side-span test load it would read about 167 µrad. At the design pier stiffness (</w:t>
       </w:r>
       <m:oMath>
         <m:r>
@@ -14172,7 +14136,7 @@
         <w:t xml:space="preserve"> </w:t>
       </w:r>
       <w:r>
-        <w:t xml:space="preserve">kN m/rad,</w:t>
+        <w:t xml:space="preserve">kN m/rad, with</w:t>
       </w:r>
       <w:r>
         <w:t xml:space="preserve"> </w:t>
@@ -15044,7 +15008,7 @@
         <w:pStyle w:val="BodyText"/>
       </w:pPr>
       <w:r>
-        <w:t xml:space="preserve">For a symmetric girder with equal piers, the constant is a linear-fractional (Möbius) function of the scaled pier stiffness. On a 55 + 90 + 55 m box girder, two static readings leave the constant of the side-span deflection gauge uncertain by a factor of 6.6 at a two-standard-deviation tolerance, whereas the main-span constant is bounded within a factor of 1.5; at the design calibration a pier tiltmeter would reduce the Cramér–Rao bound on the standard deviation of</w:t>
+        <w:t xml:space="preserve">For a symmetric girder with equal piers, the constant is a linear-fractional (Möbius) function of the scaled pier stiffness. On a 55 + 90 + 55 m box girder, two static readings leave the constant of the side-span deflection gauge uncertain by a factor of 6.6 at a two-standard-deviation tolerance, whereas the main-span constant is bounded within a factor of 1.5; at the design pier stiffness a pier tiltmeter would reduce the Cramér–Rao bound on the standard deviation of</w:t>
       </w:r>
       <w:r>
         <w:t xml:space="preserve"> </w:t>

--- a/manuscript/ase/word/Manuscript_ASE.docx
+++ b/manuscript/ase/word/Manuscript_ASE.docx
@@ -7,7 +7,7 @@
         <w:pStyle w:val="Title"/>
       </w:pPr>
       <w:r>
-        <w:t xml:space="preserve">Observability and sensor layout for influence-area load monitoring of continuous girder bridges</w:t>
+        <w:t xml:space="preserve">Blind loci and sensor layout for influence-area bridge weigh-in-motion on continuous girders</w:t>
       </w:r>
     </w:p>
     <w:p>
@@ -80,7 +80,21 @@
         <w:pStyle w:val="FirstParagraph"/>
       </w:pPr>
       <w:r>
-        <w:t xml:space="preserve">In influence-area weighing the total load is the area under a response record divided by an integral constant, which can vanish on a continuous girder because the influence line changes sign over the piers. To guide channel choice before installation, closed forms give the blind loci of five channel types on prismatic girders; on any girder, strain gauges are blind at every zero of the uniform-load moment and nearly blind in a band that can contain gauges set back from the piers. For position-independent noise, optimal sensors lie at the extremes of the uniform-load response. For a symmetric girder with equal piers, the constant is a linear-fractional (Möbius) function of the pier stiffness. A laboratory test is consistent with the influence-area identity. Public moving-truck records are consistent with its assumptions within 10–27 % for the gauge average but cannot test weight discrimination; on one day they show that vehicle-free noise covariance misleads multi-channel weighting. On an in-service box girder, two static readings leave the constant of the side-span deflection gauge uncertain by a factor of up to 6.6, against 1.5 at mid main span.</w:t>
+        <w:t xml:space="preserve">Influence-area weighing divides a record’s area by an integral constant, which can vanish on continuous girders because influence lines change sign. Strain gauges measuring global bending are blind at every zero of the uniform-load moment and nearly blind 0.19–0.32 of the span from the interior support on two equal spans. For position-independent noise, optimal sensors lie at the extremes of the uniform-load response; on one day of public records, weighting by vehicle-free noise raised the error 8.5 percentage points above the gauge average. For symmetric girders with equal piers the constant is linear-fractional in pier stiffness; on an in-service box girder, two static readings leave the side-span deflection constant uncertain by a factor of 6.6 (2.4 for plausible rigidity,</w:t>
+      </w:r>
+      <w:r>
+        <w:t xml:space="preserve"> </w:t>
+      </w:r>
+      <m:oMath>
+        <m:r>
+          <m:t>α</m:t>
+        </m:r>
+      </m:oMath>
+      <w:r>
+        <w:t xml:space="preserve"> </w:t>
+      </w:r>
+      <w:r>
+        <w:t xml:space="preserve">= 0.9–1.3), against 1.5 at mid main span. A laboratory test is consistent with the influence-area identity. Strain gauges should avoid near-blind bands, deflection gauges belong at mid main span, and side-span constants need identified pier stiffness or a pier tiltmeter.</w:t>
       </w:r>
     </w:p>
     <w:p>
@@ -132,7 +146,7 @@
         <w:pStyle w:val="BodyText"/>
       </w:pPr>
       <w:r>
-        <w:t xml:space="preserve">The identity behind these methods is classical: the area under an influence line equals the response to a uniform unit load, as design codes use for distributed lane loads (Ghali et al., 2017). On continuous girders, however, the influence line changes sign over each interior support, and positive and negative areas partly cancel. Continuous bridges have been weighed from distributed fiber-optic strain (Chaudhary et al., 2025), with lane-specific influence lines (Wu et al., 2020) and from deck strain on long-span box girders (Moghadam et al., 2022, 2023a, 2023b); Deng et al. (2025) replaced the small net area of a multi-span displacement influence line by its absolute area. Sensor placement for BWIM has been posed through an augmented Kalman filter (Zhou et al., 2025). Deflection-based load identification has been posed as a regularized stochastic problem (Zhang et al., 2026). Deflection influence lines have been identified from moving-vehicle records (Wang et al., 2026) and inverted for girder stiffness (Zhou et al., 2026), and influence lines have been used to estimate the boundary spring stiffness of a suspension-bridge girder (Lin et al., 2023). None of these studies gives closed-form conditions under which the integral of a single channel cannot observe the total load, or says how such conditions shift with uncertain boundary conditions; Zhou et al. (2025) optimized sensor positions numerically.</w:t>
+        <w:t xml:space="preserve">The identity behind these methods is classical: the area under an influence line equals the response to a uniform unit load, as design codes use for distributed lane loads (Ghali et al., 2017). On continuous girders, however, the influence line changes sign over each interior support, and positive and negative areas partly cancel. Continuous bridges have been weighed from distributed fiber-optic strain (Chaudhary et al., 2025), with lane-specific influence lines (Wu et al., 2020) and from deck strain on long-span box girders (Moghadam et al., 2022, 2023a, 2023b); Deng et al. (2025) replaced the small net area of a multi-span displacement influence line by its absolute area. Sensor placement for BWIM has been posed through an augmented Kalman filter (Zhou et al., 2025). Deflection-based load identification has been posed as a regularized stochastic problem (Zhang et al., 2026). Deflection influence lines have been identified from moving-vehicle records (Wang et al., 2026) and inverted for girder stiffness (Zhou et al., 2026), and influence lines have been used to estimate the boundary spring stiffness of a suspension-bridge girder (Lin et al., 2023). Single-channel SLM assumes that the integral constant is well away from zero and independent of the boundary conditions, yet none of these studies gives closed-form conditions under which this assumption fails, or how they shift with uncertain boundary conditions.</w:t>
       </w:r>
     </w:p>
     <w:p>
@@ -140,73 +154,731 @@
         <w:pStyle w:val="BodyText"/>
       </w:pPr>
       <w:r>
-        <w:t xml:space="preserve">This paper supplies such criteria. Neither the influence-area identity nor the generalized least-squares (GLS) estimator is new; the contributions lie in the criteria built on them. (i) We derive a closed-form catalog of blind loci for five channel types on prismatic two- and three-span girders, with a strain criterion, the zeros of the uniform-load moment, that also holds for haunched girders, and two indicators that need no reference rigidity. The zero-moment points and moment parameters are classical; the contribution is their reading as blind and near-blind loci of the weighing integral. At mid-span of two equal spans, strain influence lines cancel less than deflection influence lines: the cancellation ratio, the net influence area divided by its positive part, is</w:t>
-      </w:r>
-      <w:r>
-        <w:t xml:space="preserve"> </w:t>
-      </w:r>
-      <m:oMath>
-        <m:sSub>
-          <m:e>
-            <m:r>
-              <m:t>R</m:t>
-            </m:r>
-          </m:e>
-          <m:sub>
-            <m:r>
-              <m:t>ε</m:t>
-            </m:r>
-          </m:sub>
-        </m:sSub>
-        <m:r>
-          <m:rPr>
-            <m:sty m:val="p"/>
-          </m:rPr>
-          <m:t>=</m:t>
-        </m:r>
-        <m:r>
-          <m:t>0.667</m:t>
-        </m:r>
-      </m:oMath>
-      <w:r>
-        <w:t xml:space="preserve"> </w:t>
-      </w:r>
-      <w:r>
-        <w:t xml:space="preserve">for strain against</w:t>
-      </w:r>
-      <w:r>
-        <w:t xml:space="preserve"> </w:t>
-      </w:r>
-      <m:oMath>
-        <m:sSub>
-          <m:e>
-            <m:r>
-              <m:t>R</m:t>
-            </m:r>
-          </m:e>
-          <m:sub>
-            <m:r>
-              <m:t>w</m:t>
-            </m:r>
-          </m:sub>
-        </m:sSub>
-        <m:r>
-          <m:rPr>
-            <m:sty m:val="p"/>
-          </m:rPr>
-          <m:t>=</m:t>
-        </m:r>
-        <m:r>
-          <m:t>0.571</m:t>
-        </m:r>
-      </m:oMath>
-      <w:r>
-        <w:t xml:space="preserve"> </w:t>
-      </w:r>
-      <w:r>
-        <w:t xml:space="preserve">for deflection. Near a zero of the uniform-load moment the order reverses, and every continuous girder has strain blind points. (ii) We apply extreme-point optimal design (Elfving, 1952) to obtain a placement rule: for position-independent noise, optimal sensors lie at the extremes of the uniform-load response. On one day of public moving-truck records, GLS weights built from vehicle-free noise raised the out-of-sample error above that of the gauge average (20.4 % against 11.9 % of gross weight); these records test the noise model behind the rule rather than weighing performance. (iii) We show that, for a symmetric girder with equal piers, the integral constant depends on pier stiffness through a linear-fractional (Möbius) law. On an in-service box girder, two static readings leave the constant of a side-span deflection gauge uncertain by a factor of 6.6 at a two-standard-deviation tolerance, while at the design pier stiffness a pier tiltmeter would reduce the Cramér–Rao bound on the standard deviation of its logarithm from 0.87 to 0.18.</w:t>
+        <w:t xml:space="preserve">This paper supplies such criteria. Neither the influence-area identity nor the generalized least-squares (GLS) estimator is new; the contributions lie in the criteria built on them. (i) A closed-form catalog gives the blind and near-blind loci of five channel types on prismatic two- and three-span girders; its strain criterion, the zeros of the uniform-load moment, holds for any girder in beam theory and, unlike the absolute area of Deng et al. (2025), keeps the estimate linear in the axle loads (Supplementary Section S3). (ii) Extreme-point optimal design (Elfving, 1952) gives a closed-form placement rule in place of numerical optimization (Zhou et al., 2025): for position-independent noise, optimal sensors lie at the extremes of the uniform-load response, and on public records GLS weights from vehicle-free noise raised the out-of-sample error 8.5 percentage points above the gauge average. (iii) For a symmetric girder with equal piers, the constant depends on pier stiffness through a linear-fractional (Möbius) law, and on an in-service box girder two static readings leave the constant of a side-span deflection gauge uncertain by a factor of 6.6 from the static data alone (tolerance</w:t>
+      </w:r>
+      <w:r>
+        <w:t xml:space="preserve"> </w:t>
+      </w:r>
+      <m:oMath>
+        <m:r>
+          <m:t>τ</m:t>
+        </m:r>
+      </m:oMath>
+      <w:r>
+        <w:t xml:space="preserve"> </w:t>
+      </w:r>
+      <w:r>
+        <w:t xml:space="preserve">= 5.3 %), 2.4 for plausible rigidity (</w:t>
+      </w:r>
+      <m:oMath>
+        <m:r>
+          <m:t>α</m:t>
+        </m:r>
+      </m:oMath>
+      <w:r>
+        <w:t xml:space="preserve"> </w:t>
+      </w:r>
+      <w:r>
+        <w:t xml:space="preserve">= 0.9–1.3), against 1.5 for the main-span constant. The laboratory test checks the identity, the public records check its assumptions and noise model (not weighing accuracy), and the in-service girder shows identifiability. The blind loci are verified analytically and by finite element (FE) evaluation, not experimentally, and the blind configuration of the laboratory beam (spans of 2500 mm and 3644 mm) was not tested.</w:t>
       </w:r>
     </w:p>
+    <w:p>
+      <w:pPr>
+        <w:pStyle w:val="BodyText"/>
+      </w:pPr>
+      <w:r>
+        <w:rPr>
+          <w:bCs/>
+          <w:b/>
+        </w:rPr>
+        <w:t xml:space="preserve">Principal symbols</w:t>
+      </w:r>
+      <w:r>
+        <w:t xml:space="preserve"> </w:t>
+      </w:r>
+      <w:r>
+        <w:t xml:space="preserve">(full list: Supplementary Table S1)</w:t>
+      </w:r>
+    </w:p>
+    <w:tbl>
+      <w:tblPr>
+        <w:tblStyle w:val="Table"/>
+        <w:tblW w:type="pct" w:w="5000"/>
+        <w:tblLook w:firstRow="1" w:lastRow="0" w:firstColumn="0" w:lastColumn="0" w:noHBand="0" w:noVBand="0" w:val="0020"/>
+        <w:jc w:val="center"/>
+        <w:tblBorders>
+          <w:top w:val="single" w:sz="8" w:space="0" w:color="000000"/>
+          <w:left w:val="nil"/>
+          <w:bottom w:val="single" w:sz="8" w:space="0" w:color="000000"/>
+          <w:right w:val="nil"/>
+          <w:insideH w:val="nil"/>
+          <w:insideV w:val="nil"/>
+        </w:tblBorders>
+      </w:tblPr>
+      <w:tblGrid>
+        <w:gridCol w:w="1271"/>
+        <w:gridCol w:w="3051"/>
+        <w:gridCol w:w="1271"/>
+        <w:gridCol w:w="3475"/>
+      </w:tblGrid>
+      <w:tr>
+        <w:trPr>
+          <w:tblHeader w:val="true"/>
+          <w:tblHeader w:val="true"/>
+          <w:cantSplit/>
+        </w:trPr>
+        <w:tc>
+          <w:tcPr>
+            <w:tcW w:type="dxa" w:w="1271"/>
+            <w:tcBorders>
+              <w:top w:val="nil"/>
+              <w:left w:val="nil"/>
+              <w:bottom w:val="single" w:sz="6" w:space="0" w:color="000000"/>
+              <w:right w:val="nil"/>
+            </w:tcBorders>
+          </w:tcPr>
+          <w:p>
+            <w:pPr>
+              <w:pStyle w:val="Compact"/>
+              <w:jc w:val="left"/>
+            </w:pPr>
+            <w:r>
+              <w:t xml:space="preserve">Symbol</w:t>
+            </w:r>
+          </w:p>
+        </w:tc>
+        <w:tc>
+          <w:tcPr>
+            <w:tcW w:type="dxa" w:w="3051"/>
+            <w:tcBorders>
+              <w:top w:val="nil"/>
+              <w:left w:val="nil"/>
+              <w:bottom w:val="single" w:sz="6" w:space="0" w:color="000000"/>
+              <w:right w:val="nil"/>
+            </w:tcBorders>
+          </w:tcPr>
+          <w:p>
+            <w:pPr>
+              <w:pStyle w:val="Compact"/>
+              <w:jc w:val="left"/>
+            </w:pPr>
+            <w:r>
+              <w:t xml:space="preserve">Meaning</w:t>
+            </w:r>
+          </w:p>
+        </w:tc>
+        <w:tc>
+          <w:tcPr>
+            <w:tcW w:type="dxa" w:w="1271"/>
+            <w:tcBorders>
+              <w:top w:val="nil"/>
+              <w:left w:val="nil"/>
+              <w:bottom w:val="single" w:sz="6" w:space="0" w:color="000000"/>
+              <w:right w:val="nil"/>
+            </w:tcBorders>
+          </w:tcPr>
+          <w:p>
+            <w:pPr>
+              <w:pStyle w:val="Compact"/>
+              <w:jc w:val="left"/>
+            </w:pPr>
+            <w:r>
+              <w:t xml:space="preserve">Symbol</w:t>
+            </w:r>
+          </w:p>
+        </w:tc>
+        <w:tc>
+          <w:tcPr>
+            <w:tcW w:type="dxa" w:w="3475"/>
+            <w:tcBorders>
+              <w:top w:val="nil"/>
+              <w:left w:val="nil"/>
+              <w:bottom w:val="single" w:sz="6" w:space="0" w:color="000000"/>
+              <w:right w:val="nil"/>
+            </w:tcBorders>
+          </w:tcPr>
+          <w:p>
+            <w:pPr>
+              <w:pStyle w:val="Compact"/>
+              <w:jc w:val="left"/>
+            </w:pPr>
+            <w:r>
+              <w:t xml:space="preserve">Meaning</w:t>
+            </w:r>
+          </w:p>
+        </w:tc>
+      </w:tr>
+      <w:tr>
+        <w:trPr>
+          <w:cantSplit/>
+        </w:trPr>
+        <w:tc>
+          <w:tcPr>
+            <w:tcW w:type="dxa" w:w="1271"/>
+          </w:tcPr>
+          <w:p>
+            <w:pPr>
+              <w:pStyle w:val="Compact"/>
+              <w:jc w:val="left"/>
+            </w:pPr>
+            <m:oMath>
+              <m:r>
+                <m:t>C</m:t>
+              </m:r>
+            </m:oMath>
+          </w:p>
+        </w:tc>
+        <w:tc>
+          <w:tcPr>
+            <w:tcW w:type="dxa" w:w="3051"/>
+          </w:tcPr>
+          <w:p>
+            <w:pPr>
+              <w:pStyle w:val="Compact"/>
+              <w:jc w:val="left"/>
+            </w:pPr>
+            <w:r>
+              <w:t xml:space="preserve">integral constant of a channel, Eq. (2)</w:t>
+            </w:r>
+          </w:p>
+        </w:tc>
+        <w:tc>
+          <w:tcPr>
+            <w:tcW w:type="dxa" w:w="1271"/>
+          </w:tcPr>
+          <w:p>
+            <w:pPr>
+              <w:pStyle w:val="Compact"/>
+              <w:jc w:val="left"/>
+            </w:pPr>
+            <m:oMath>
+              <m:r>
+                <m:t>γ</m:t>
+              </m:r>
+            </m:oMath>
+          </w:p>
+        </w:tc>
+        <w:tc>
+          <w:tcPr>
+            <w:tcW w:type="dxa" w:w="3475"/>
+          </w:tcPr>
+          <w:p>
+            <w:pPr>
+              <w:pStyle w:val="Compact"/>
+              <w:jc w:val="left"/>
+            </w:pPr>
+            <w:r>
+              <w:t xml:space="preserve">rigidity ratio of adjacent spans</w:t>
+            </w:r>
+          </w:p>
+        </w:tc>
+      </w:tr>
+      <w:tr>
+        <w:trPr>
+          <w:cantSplit/>
+        </w:trPr>
+        <w:tc>
+          <w:tcPr>
+            <w:tcW w:type="dxa" w:w="1271"/>
+          </w:tcPr>
+          <w:p>
+            <w:pPr>
+              <w:pStyle w:val="Compact"/>
+              <w:jc w:val="left"/>
+            </w:pPr>
+            <m:oMath>
+              <m:sSub>
+                <m:e>
+                  <m:r>
+                    <m:t>N</m:t>
+                  </m:r>
+                </m:e>
+                <m:sub>
+                  <m:r>
+                    <m:t>w</m:t>
+                  </m:r>
+                </m:sub>
+              </m:sSub>
+            </m:oMath>
+          </w:p>
+        </w:tc>
+        <w:tc>
+          <w:tcPr>
+            <w:tcW w:type="dxa" w:w="3051"/>
+          </w:tcPr>
+          <w:p>
+            <w:pPr>
+              <w:pStyle w:val="Compact"/>
+              <w:jc w:val="left"/>
+            </w:pPr>
+            <w:r>
+              <w:t xml:space="preserve">deflection indicator, Eq. (8)</w:t>
+            </w:r>
+          </w:p>
+        </w:tc>
+        <w:tc>
+          <w:tcPr>
+            <w:tcW w:type="dxa" w:w="1271"/>
+          </w:tcPr>
+          <w:p>
+            <w:pPr>
+              <w:pStyle w:val="Compact"/>
+              <w:jc w:val="left"/>
+            </w:pPr>
+            <m:oMath>
+              <m:r>
+                <m:t>κ</m:t>
+              </m:r>
+            </m:oMath>
+          </w:p>
+        </w:tc>
+        <w:tc>
+          <w:tcPr>
+            <w:tcW w:type="dxa" w:w="3475"/>
+          </w:tcPr>
+          <w:p>
+            <w:pPr>
+              <w:pStyle w:val="Compact"/>
+              <w:jc w:val="left"/>
+            </w:pPr>
+            <w:r>
+              <w:t xml:space="preserve">scaled pier stiffness</w:t>
+            </w:r>
+            <w:r>
+              <w:t xml:space="preserve"> </w:t>
+            </w:r>
+            <m:oMath>
+              <m:r>
+                <m:t>k</m:t>
+              </m:r>
+              <m:r>
+                <m:rPr>
+                  <m:sty m:val="p"/>
+                </m:rPr>
+                <m:t>/</m:t>
+              </m:r>
+              <m:r>
+                <m:t>α</m:t>
+              </m:r>
+            </m:oMath>
+          </w:p>
+        </w:tc>
+      </w:tr>
+      <w:tr>
+        <w:trPr>
+          <w:cantSplit/>
+        </w:trPr>
+        <w:tc>
+          <w:tcPr>
+            <w:tcW w:type="dxa" w:w="1271"/>
+          </w:tcPr>
+          <w:p>
+            <w:pPr>
+              <w:pStyle w:val="Compact"/>
+              <w:jc w:val="left"/>
+            </w:pPr>
+            <m:oMath>
+              <m:sSub>
+                <m:e>
+                  <m:r>
+                    <m:t>N</m:t>
+                  </m:r>
+                </m:e>
+                <m:sub>
+                  <m:r>
+                    <m:t>M</m:t>
+                  </m:r>
+                </m:sub>
+              </m:sSub>
+            </m:oMath>
+          </w:p>
+        </w:tc>
+        <w:tc>
+          <w:tcPr>
+            <w:tcW w:type="dxa" w:w="3051"/>
+          </w:tcPr>
+          <w:p>
+            <w:pPr>
+              <w:pStyle w:val="Compact"/>
+              <w:jc w:val="left"/>
+            </w:pPr>
+            <w:r>
+              <w:t xml:space="preserve">strain (moment) indicator, Eq. (7)</w:t>
+            </w:r>
+          </w:p>
+        </w:tc>
+        <w:tc>
+          <w:tcPr>
+            <w:tcW w:type="dxa" w:w="1271"/>
+          </w:tcPr>
+          <w:p>
+            <w:pPr>
+              <w:pStyle w:val="Compact"/>
+              <w:jc w:val="left"/>
+            </w:pPr>
+            <m:oMath>
+              <m:r>
+                <m:t>α</m:t>
+              </m:r>
+            </m:oMath>
+          </w:p>
+        </w:tc>
+        <w:tc>
+          <w:tcPr>
+            <w:tcW w:type="dxa" w:w="3475"/>
+          </w:tcPr>
+          <w:p>
+            <w:pPr>
+              <w:pStyle w:val="Compact"/>
+              <w:jc w:val="left"/>
+            </w:pPr>
+            <w:r>
+              <w:t xml:space="preserve">effective-to-design girder rigidity</w:t>
+            </w:r>
+          </w:p>
+        </w:tc>
+      </w:tr>
+      <w:tr>
+        <w:trPr>
+          <w:cantSplit/>
+        </w:trPr>
+        <w:tc>
+          <w:tcPr>
+            <w:tcW w:type="dxa" w:w="1271"/>
+          </w:tcPr>
+          <w:p>
+            <w:pPr>
+              <w:pStyle w:val="Compact"/>
+              <w:jc w:val="left"/>
+            </w:pPr>
+            <m:oMath>
+              <m:r>
+                <m:t>R</m:t>
+              </m:r>
+            </m:oMath>
+          </w:p>
+        </w:tc>
+        <w:tc>
+          <w:tcPr>
+            <w:tcW w:type="dxa" w:w="3051"/>
+          </w:tcPr>
+          <w:p>
+            <w:pPr>
+              <w:pStyle w:val="Compact"/>
+              <w:jc w:val="left"/>
+            </w:pPr>
+            <w:r>
+              <w:t xml:space="preserve">cancellation ratio, Eq. (9)</w:t>
+            </w:r>
+          </w:p>
+        </w:tc>
+        <w:tc>
+          <w:tcPr>
+            <w:tcW w:type="dxa" w:w="1271"/>
+          </w:tcPr>
+          <w:p>
+            <w:pPr>
+              <w:pStyle w:val="Compact"/>
+              <w:jc w:val="left"/>
+            </w:pPr>
+            <m:oMath>
+              <m:r>
+                <m:t>k</m:t>
+              </m:r>
+            </m:oMath>
+          </w:p>
+        </w:tc>
+        <w:tc>
+          <w:tcPr>
+            <w:tcW w:type="dxa" w:w="3475"/>
+          </w:tcPr>
+          <w:p>
+            <w:pPr>
+              <w:pStyle w:val="Compact"/>
+              <w:jc w:val="left"/>
+            </w:pPr>
+            <w:r>
+              <w:t xml:space="preserve">rotational stiffness of a monolithic pier</w:t>
+            </w:r>
+          </w:p>
+        </w:tc>
+      </w:tr>
+      <w:tr>
+        <w:trPr>
+          <w:cantSplit/>
+        </w:trPr>
+        <w:tc>
+          <w:tcPr>
+            <w:tcW w:type="dxa" w:w="1271"/>
+          </w:tcPr>
+          <w:p>
+            <w:pPr>
+              <w:pStyle w:val="Compact"/>
+              <w:jc w:val="left"/>
+            </w:pPr>
+            <m:oMath>
+              <m:r>
+                <m:t>μ</m:t>
+              </m:r>
+            </m:oMath>
+          </w:p>
+        </w:tc>
+        <w:tc>
+          <w:tcPr>
+            <w:tcW w:type="dxa" w:w="3051"/>
+          </w:tcPr>
+          <w:p>
+            <w:pPr>
+              <w:pStyle w:val="Compact"/>
+              <w:jc w:val="left"/>
+            </w:pPr>
+            <w:r>
+              <w:t xml:space="preserve">interior-moment parameter, Eq. (4)</w:t>
+            </w:r>
+          </w:p>
+        </w:tc>
+        <w:tc>
+          <w:tcPr>
+            <w:tcW w:type="dxa" w:w="1271"/>
+          </w:tcPr>
+          <w:p>
+            <w:pPr>
+              <w:pStyle w:val="Compact"/>
+              <w:jc w:val="left"/>
+            </w:pPr>
+            <m:oMath>
+              <m:r>
+                <m:t>τ</m:t>
+              </m:r>
+            </m:oMath>
+          </w:p>
+        </w:tc>
+        <w:tc>
+          <w:tcPr>
+            <w:tcW w:type="dxa" w:w="3475"/>
+          </w:tcPr>
+          <w:p>
+            <w:pPr>
+              <w:pStyle w:val="Compact"/>
+              <w:jc w:val="left"/>
+            </w:pPr>
+            <w:r>
+              <w:t xml:space="preserve">tolerance on the static misfit of a gauge</w:t>
+            </w:r>
+          </w:p>
+        </w:tc>
+      </w:tr>
+      <w:tr>
+        <w:trPr>
+          <w:cantSplit/>
+        </w:trPr>
+        <w:tc>
+          <w:tcPr>
+            <w:tcW w:type="dxa" w:w="1271"/>
+          </w:tcPr>
+          <w:p>
+            <w:pPr>
+              <w:pStyle w:val="Compact"/>
+              <w:jc w:val="left"/>
+            </w:pPr>
+            <m:oMath>
+              <m:r>
+                <m:t>λ</m:t>
+              </m:r>
+            </m:oMath>
+          </w:p>
+        </w:tc>
+        <w:tc>
+          <w:tcPr>
+            <w:tcW w:type="dxa" w:w="3051"/>
+          </w:tcPr>
+          <w:p>
+            <w:pPr>
+              <w:pStyle w:val="Compact"/>
+              <w:jc w:val="left"/>
+            </w:pPr>
+            <w:r>
+              <w:t xml:space="preserve">span ratio, two spans</w:t>
+            </w:r>
+          </w:p>
+        </w:tc>
+        <w:tc>
+          <w:tcPr>
+            <w:tcW w:type="dxa" w:w="1271"/>
+          </w:tcPr>
+          <w:p>
+            <w:pPr>
+              <w:pStyle w:val="Compact"/>
+              <w:jc w:val="left"/>
+            </w:pPr>
+            <m:oMath>
+              <m:sSub>
+                <m:e>
+                  <m:r>
+                    <m:t>B</m:t>
+                  </m:r>
+                </m:e>
+                <m:sub>
+                  <m:r>
+                    <m:t>m</m:t>
+                  </m:r>
+                </m:sub>
+              </m:sSub>
+            </m:oMath>
+          </w:p>
+        </w:tc>
+        <w:tc>
+          <w:tcPr>
+            <w:tcW w:type="dxa" w:w="3475"/>
+          </w:tcPr>
+          <w:p>
+            <w:pPr>
+              <w:pStyle w:val="Compact"/>
+              <w:jc w:val="left"/>
+            </w:pPr>
+            <w:r>
+              <w:t xml:space="preserve">boundary sensitivity</w:t>
+            </w:r>
+            <w:r>
+              <w:t xml:space="preserve"> </w:t>
+            </w:r>
+            <m:oMath>
+              <m:r>
+                <m:rPr>
+                  <m:sty m:val="p"/>
+                </m:rPr>
+                <m:t>|</m:t>
+              </m:r>
+              <m:r>
+                <m:rPr>
+                  <m:sty m:val="p"/>
+                </m:rPr>
+                <m:t>∂</m:t>
+              </m:r>
+              <m:r>
+                <m:rPr>
+                  <m:sty m:val="p"/>
+                </m:rPr>
+                <m:t>ln</m:t>
+              </m:r>
+              <m:sSub>
+                <m:e>
+                  <m:r>
+                    <m:t>C</m:t>
+                  </m:r>
+                </m:e>
+                <m:sub>
+                  <m:r>
+                    <m:t>m</m:t>
+                  </m:r>
+                </m:sub>
+              </m:sSub>
+              <m:r>
+                <m:rPr>
+                  <m:sty m:val="p"/>
+                </m:rPr>
+                <m:t>/</m:t>
+              </m:r>
+              <m:r>
+                <m:rPr>
+                  <m:sty m:val="p"/>
+                </m:rPr>
+                <m:t>∂</m:t>
+              </m:r>
+              <m:r>
+                <m:rPr>
+                  <m:sty m:val="p"/>
+                </m:rPr>
+                <m:t>ln</m:t>
+              </m:r>
+              <m:r>
+                <m:t>κ</m:t>
+              </m:r>
+              <m:r>
+                <m:rPr>
+                  <m:sty m:val="p"/>
+                </m:rPr>
+                <m:t>|</m:t>
+              </m:r>
+            </m:oMath>
+          </w:p>
+        </w:tc>
+      </w:tr>
+      <w:tr>
+        <w:trPr>
+          <w:cantSplit/>
+        </w:trPr>
+        <w:tc>
+          <w:tcPr>
+            <w:tcW w:type="dxa" w:w="1271"/>
+          </w:tcPr>
+          <w:p>
+            <w:pPr>
+              <w:pStyle w:val="Compact"/>
+              <w:jc w:val="left"/>
+            </w:pPr>
+            <m:oMath>
+              <m:r>
+                <m:t>β</m:t>
+              </m:r>
+            </m:oMath>
+          </w:p>
+        </w:tc>
+        <w:tc>
+          <w:tcPr>
+            <w:tcW w:type="dxa" w:w="3051"/>
+          </w:tcPr>
+          <w:p>
+            <w:pPr>
+              <w:pStyle w:val="Compact"/>
+              <w:jc w:val="left"/>
+            </w:pPr>
+            <w:r>
+              <w:t xml:space="preserve">main-to-side span ratio, three spans</w:t>
+            </w:r>
+          </w:p>
+        </w:tc>
+        <w:tc>
+          <w:tcPr>
+            <w:tcW w:type="dxa" w:w="1271"/>
+          </w:tcPr>
+          <w:p>
+            <w:pPr>
+              <w:pStyle w:val="Compact"/>
+              <w:jc w:val="left"/>
+            </w:pPr>
+            <m:oMath>
+              <m:sSub>
+                <m:e>
+                  <m:r>
+                    <m:t>P</m:t>
+                  </m:r>
+                </m:e>
+                <m:sub>
+                  <m:r>
+                    <m:t>δ</m:t>
+                  </m:r>
+                </m:sub>
+              </m:sSub>
+            </m:oMath>
+          </w:p>
+        </w:tc>
+        <w:tc>
+          <w:tcPr>
+            <w:tcW w:type="dxa" w:w="3475"/>
+          </w:tcPr>
+          <w:p>
+            <w:pPr>
+              <w:pStyle w:val="Compact"/>
+              <w:jc w:val="left"/>
+            </w:pPr>
+            <w:r>
+              <w:t xml:space="preserve">offset-equivalent load, Eq. (10)</w:t>
+            </w:r>
+          </w:p>
+        </w:tc>
+      </w:tr>
+    </w:tbl>
     <w:bookmarkEnd w:id="21"/>
     <w:bookmarkStart w:id="36" w:name="theory"/>
     <w:p>
@@ -1601,7 +2273,7 @@
         <w:t xml:space="preserve"> </w:t>
       </w:r>
       <w:r>
-        <w:t xml:space="preserve">and any elastic supports. The beam-property method (BPM) computes</w:t>
+        <w:t xml:space="preserve">and any elastic supports. This is a beam-theory result for gauges that measure global bending, such as gauges on a girder flange or web; deck-soffit gauges also respond to local slab action (two nearby deck gauges differ by a factor of 3.9; Section 4.2). The beam-property method (BPM) computes</w:t>
       </w:r>
       <w:r>
         <w:t xml:space="preserve"> </w:t>
@@ -3309,7 +3981,7 @@
         </m:sSub>
       </m:oMath>
       <w:r>
-        <w:t xml:space="preserve">, defined in Eq. (10) of Section 2.3. Setting</w:t>
+        <w:t xml:space="preserve">, defined in Eq. (8) of Section 2.3. Setting</w:t>
       </w:r>
       <w:r>
         <w:t xml:space="preserve"> </w:t>
@@ -3595,260 +4267,11 @@
         </m:r>
       </m:oMath>
       <w:r>
-        <w:t xml:space="preserve">. For a mid-span sensor on two spans of equal rigidity, the blind span ratio and, for equal spans, the optimal sensor position are</w:t>
-      </w:r>
-    </w:p>
-    <w:tbl>
-      <w:tblPr>
-        <w:tblStyle w:val="Table"/>
-        <w:tblW w:type="pct" w:w="5000"/>
-        <w:tblLook w:firstRow="0" w:lastRow="0" w:firstColumn="0" w:lastColumn="0" w:noHBand="0" w:noVBand="0" w:val="0000"/>
-        <w:jc w:val="center"/>
-        <w:tblBorders>
-          <w:top w:val="nil"/>
-          <w:left w:val="nil"/>
-          <w:bottom w:val="nil"/>
-          <w:right w:val="nil"/>
-          <w:insideH w:val="nil"/>
-          <w:insideV w:val="nil"/>
-        </w:tblBorders>
-      </w:tblPr>
-      <w:tblGrid>
-        <w:gridCol w:w="907"/>
-        <w:gridCol w:w="7256"/>
-        <w:gridCol w:w="907"/>
-      </w:tblGrid>
-      <w:tr>
-        <w:tc>
-          <w:tcPr>
-            <w:tcW w:type="dxa" w:w="907"/>
-            <w:vAlign w:val="center"/>
-          </w:tcPr>
-          <w:p>
-            <w:pPr>
-              <w:pStyle w:val="Compact"/>
-            </w:pPr>
-          </w:p>
-        </w:tc>
-        <w:tc>
-          <w:tcPr>
-            <w:tcW w:type="dxa" w:w="7256"/>
-            <w:vAlign w:val="center"/>
-          </w:tcPr>
-          <w:p>
-            <w:pPr>
-              <w:jc w:val="center"/>
-            </w:pPr>
-            <m:oMathPara>
-              <m:oMathParaPr>
-                <m:jc m:val="center"/>
-              </m:oMathParaPr>
-              <m:oMath>
-                <m:sSub>
-                  <m:e>
-                    <m:r>
-                      <m:t>λ</m:t>
-                    </m:r>
-                  </m:e>
-                  <m:sub>
-                    <m:r>
-                      <m:rPr>
-                        <m:sty m:val="p"/>
-                      </m:rPr>
-                      <m:t>crit</m:t>
-                    </m:r>
-                  </m:sub>
-                </m:sSub>
-                <m:r>
-                  <m:rPr>
-                    <m:sty m:val="p"/>
-                  </m:rPr>
-                  <m:t>=</m:t>
-                </m:r>
-                <m:f>
-                  <m:fPr>
-                    <m:type m:val="bar"/>
-                  </m:fPr>
-                  <m:num>
-                    <m:r>
-                      <m:t>3</m:t>
-                    </m:r>
-                    <m:r>
-                      <m:rPr>
-                        <m:sty m:val="p"/>
-                      </m:rPr>
-                      <m:t>+</m:t>
-                    </m:r>
-                    <m:rad>
-                      <m:radPr>
-                        <m:degHide m:val="on"/>
-                      </m:radPr>
-                      <m:deg/>
-                      <m:e>
-                        <m:r>
-                          <m:t>33</m:t>
-                        </m:r>
-                      </m:e>
-                    </m:rad>
-                  </m:num>
-                  <m:den>
-                    <m:r>
-                      <m:t>6</m:t>
-                    </m:r>
-                  </m:den>
-                </m:f>
-                <m:r>
-                  <m:rPr>
-                    <m:sty m:val="p"/>
-                  </m:rPr>
-                  <m:t>=</m:t>
-                </m:r>
-                <m:r>
-                  <m:t>1.4574</m:t>
-                </m:r>
-                <m:r>
-                  <m:rPr>
-                    <m:sty m:val="p"/>
-                  </m:rPr>
-                  <m:t>,</m:t>
-                </m:r>
-                <m:r>
-                  <m:t>  </m:t>
-                </m:r>
-                <m:sSup>
-                  <m:e>
-                    <m:r>
-                      <m:t>ξ</m:t>
-                    </m:r>
-                  </m:e>
-                  <m:sup>
-                    <m:r>
-                      <m:rPr>
-                        <m:sty m:val="p"/>
-                      </m:rPr>
-                      <m:t>*</m:t>
-                    </m:r>
-                  </m:sup>
-                </m:sSup>
-                <m:r>
-                  <m:rPr>
-                    <m:sty m:val="p"/>
-                  </m:rPr>
-                  <m:t>=</m:t>
-                </m:r>
-                <m:f>
-                  <m:fPr>
-                    <m:type m:val="bar"/>
-                  </m:fPr>
-                  <m:num>
-                    <m:r>
-                      <m:t>1</m:t>
-                    </m:r>
-                    <m:r>
-                      <m:rPr>
-                        <m:sty m:val="p"/>
-                      </m:rPr>
-                      <m:t>+</m:t>
-                    </m:r>
-                    <m:rad>
-                      <m:radPr>
-                        <m:degHide m:val="on"/>
-                      </m:radPr>
-                      <m:deg/>
-                      <m:e>
-                        <m:r>
-                          <m:t>33</m:t>
-                        </m:r>
-                      </m:e>
-                    </m:rad>
-                  </m:num>
-                  <m:den>
-                    <m:r>
-                      <m:t>16</m:t>
-                    </m:r>
-                  </m:den>
-                </m:f>
-                <m:r>
-                  <m:rPr>
-                    <m:sty m:val="p"/>
-                  </m:rPr>
-                  <m:t>=</m:t>
-                </m:r>
-                <m:r>
-                  <m:t>0.4215</m:t>
-                </m:r>
-                <m:r>
-                  <m:rPr>
-                    <m:sty m:val="p"/>
-                  </m:rPr>
-                  <m:t>.</m:t>
-                </m:r>
-              </m:oMath>
-            </m:oMathPara>
-          </w:p>
-        </w:tc>
-        <w:tc>
-          <w:tcPr>
-            <w:tcW w:type="dxa" w:w="907"/>
-            <w:vAlign w:val="center"/>
-          </w:tcPr>
-          <w:p>
-            <w:pPr>
-              <w:jc w:val="right"/>
-            </w:pPr>
-            <w:r>
-              <w:t xml:space="preserve">(7)</w:t>
-            </w:r>
-          </w:p>
-        </w:tc>
-      </w:tr>
-    </w:tbl>
-    <w:p>
-      <w:pPr>
-        <w:pStyle w:val="BodyText"/>
-      </w:pPr>
-      <w:r>
-        <w:t xml:space="preserve">For a mid side-span sensor on a symmetric three-span beam of uniform rigidity, the blind ratio is the positive root of</w:t>
-      </w:r>
-      <w:r>
-        <w:t xml:space="preserve"> </w:t>
-      </w:r>
-      <m:oMath>
-        <m:r>
-          <m:t>6</m:t>
-        </m:r>
-        <m:sSup>
-          <m:e>
-            <m:r>
-              <m:t>β</m:t>
-            </m:r>
-          </m:e>
-          <m:sup>
-            <m:r>
-              <m:t>3</m:t>
-            </m:r>
-          </m:sup>
-        </m:sSup>
-        <m:r>
-          <m:rPr>
-            <m:sty m:val="p"/>
-          </m:rPr>
-          <m:t>−</m:t>
-        </m:r>
-        <m:r>
-          <m:t>15</m:t>
-        </m:r>
-        <m:r>
-          <m:t>β</m:t>
-        </m:r>
-        <m:r>
-          <m:rPr>
-            <m:sty m:val="p"/>
-          </m:rPr>
-          <m:t>−</m:t>
-        </m:r>
-        <m:r>
-          <m:t>4</m:t>
+        <w:t xml:space="preserve">. In design terms, a deflection gauge cannot be blind on a girder of equal spans and rigidities; blindness needs a longer or stiffer adjacent span that raises the interior support moment above its value for two equal spans (</w:t>
+      </w:r>
+      <m:oMath>
+        <m:r>
+          <m:t>μ</m:t>
         </m:r>
         <m:r>
           <m:rPr>
@@ -3857,239 +4280,18 @@
           <m:t>=</m:t>
         </m:r>
         <m:r>
-          <m:t>0</m:t>
-        </m:r>
-      </m:oMath>
-      <w:r>
-        <w:t xml:space="preserve">,</w:t>
-      </w:r>
-    </w:p>
-    <w:tbl>
-      <w:tblPr>
-        <w:tblStyle w:val="Table"/>
-        <w:tblW w:type="pct" w:w="5000"/>
-        <w:tblLook w:firstRow="0" w:lastRow="0" w:firstColumn="0" w:lastColumn="0" w:noHBand="0" w:noVBand="0" w:val="0000"/>
-        <w:jc w:val="center"/>
-        <w:tblBorders>
-          <w:top w:val="nil"/>
-          <w:left w:val="nil"/>
-          <w:bottom w:val="nil"/>
-          <w:right w:val="nil"/>
-          <w:insideH w:val="nil"/>
-          <w:insideV w:val="nil"/>
-        </w:tblBorders>
-      </w:tblPr>
-      <w:tblGrid>
-        <w:gridCol w:w="907"/>
-        <w:gridCol w:w="7256"/>
-        <w:gridCol w:w="907"/>
-      </w:tblGrid>
-      <w:tr>
-        <w:tc>
-          <w:tcPr>
-            <w:tcW w:type="dxa" w:w="907"/>
-            <w:vAlign w:val="center"/>
-          </w:tcPr>
-          <w:p>
-            <w:pPr>
-              <w:pStyle w:val="Compact"/>
-            </w:pPr>
-          </w:p>
-        </w:tc>
-        <w:tc>
-          <w:tcPr>
-            <w:tcW w:type="dxa" w:w="7256"/>
-            <w:vAlign w:val="center"/>
-          </w:tcPr>
-          <w:p>
-            <w:pPr>
-              <w:jc w:val="center"/>
-            </w:pPr>
-            <m:oMathPara>
-              <m:oMathParaPr>
-                <m:jc m:val="center"/>
-              </m:oMathParaPr>
-              <m:oMath>
-                <m:sSub>
-                  <m:e>
-                    <m:r>
-                      <m:t>β</m:t>
-                    </m:r>
-                  </m:e>
-                  <m:sub>
-                    <m:r>
-                      <m:rPr>
-                        <m:sty m:val="p"/>
-                      </m:rPr>
-                      <m:t>crit</m:t>
-                    </m:r>
-                  </m:sub>
-                </m:sSub>
-                <m:r>
-                  <m:rPr>
-                    <m:sty m:val="p"/>
-                  </m:rPr>
-                  <m:t>=</m:t>
-                </m:r>
-                <m:rad>
-                  <m:radPr>
-                    <m:degHide m:val="on"/>
-                  </m:radPr>
-                  <m:deg/>
-                  <m:e>
-                    <m:r>
-                      <m:t>10</m:t>
-                    </m:r>
-                    <m:r>
-                      <m:rPr>
-                        <m:sty m:val="p"/>
-                      </m:rPr>
-                      <m:t>/</m:t>
-                    </m:r>
-                    <m:r>
-                      <m:t>3</m:t>
-                    </m:r>
-                  </m:e>
-                </m:rad>
-                <m:r>
-                  <m:t> </m:t>
-                </m:r>
-                <m:r>
-                  <m:rPr>
-                    <m:sty m:val="p"/>
-                  </m:rPr>
-                  <m:t>cos</m:t>
-                </m:r>
-                <m:r>
-                  <m:t>​</m:t>
-                </m:r>
-                <m:d>
-                  <m:dPr>
-                    <m:begChr m:val="["/>
-                    <m:endChr m:val="]"/>
-                    <m:sepChr m:val=""/>
-                    <m:grow/>
-                  </m:dPr>
-                  <m:e>
-                    <m:f>
-                      <m:fPr>
-                        <m:type m:val="lin"/>
-                      </m:fPr>
-                      <m:num>
-                        <m:r>
-                          <m:t>1</m:t>
-                        </m:r>
-                      </m:num>
-                      <m:den>
-                        <m:r>
-                          <m:t>3</m:t>
-                        </m:r>
-                      </m:den>
-                    </m:f>
-                    <m:r>
-                      <m:rPr>
-                        <m:sty m:val="p"/>
-                      </m:rPr>
-                      <m:t>arccos</m:t>
-                    </m:r>
-                    <m:r>
-                      <m:t>​</m:t>
-                    </m:r>
-                    <m:d>
-                      <m:dPr>
-                        <m:begChr m:val="("/>
-                        <m:endChr m:val=")"/>
-                        <m:sepChr m:val=""/>
-                        <m:grow/>
-                      </m:dPr>
-                      <m:e>
-                        <m:f>
-                          <m:fPr>
-                            <m:type m:val="lin"/>
-                          </m:fPr>
-                          <m:num>
-                            <m:r>
-                              <m:t>2</m:t>
-                            </m:r>
-                          </m:num>
-                          <m:den>
-                            <m:r>
-                              <m:t>5</m:t>
-                            </m:r>
-                          </m:den>
-                        </m:f>
-                        <m:rad>
-                          <m:radPr>
-                            <m:degHide m:val="on"/>
-                          </m:radPr>
-                          <m:deg/>
-                          <m:e>
-                            <m:r>
-                              <m:t>6</m:t>
-                            </m:r>
-                            <m:r>
-                              <m:rPr>
-                                <m:sty m:val="p"/>
-                              </m:rPr>
-                              <m:t>/</m:t>
-                            </m:r>
-                            <m:r>
-                              <m:t>5</m:t>
-                            </m:r>
-                          </m:e>
-                        </m:rad>
-                      </m:e>
-                    </m:d>
-                  </m:e>
-                </m:d>
-                <m:r>
-                  <m:rPr>
-                    <m:sty m:val="p"/>
-                  </m:rPr>
-                  <m:t>=</m:t>
-                </m:r>
-                <m:r>
-                  <m:t>1.7006</m:t>
-                </m:r>
-                <m:r>
-                  <m:rPr>
-                    <m:sty m:val="p"/>
-                  </m:rPr>
-                  <m:t>.</m:t>
-                </m:r>
-              </m:oMath>
-            </m:oMathPara>
-          </w:p>
-        </w:tc>
-        <w:tc>
-          <w:tcPr>
-            <w:tcW w:type="dxa" w:w="907"/>
-            <w:vAlign w:val="center"/>
-          </w:tcPr>
-          <w:p>
-            <w:pPr>
-              <w:jc w:val="right"/>
-            </w:pPr>
-            <w:r>
-              <w:t xml:space="preserve">(8)</w:t>
-            </w:r>
-          </w:p>
-        </w:tc>
-      </w:tr>
-    </w:tbl>
-    <w:p>
-      <w:pPr>
-        <w:pStyle w:val="BodyText"/>
-      </w:pPr>
-      <w:r>
-        <w:t xml:space="preserve">The blind locus over all side-span positions ends at</w:t>
-      </w:r>
-      <w:r>
-        <w:t xml:space="preserve"> </w:t>
-      </w:r>
-      <m:oMath>
-        <m:r>
-          <m:t>β</m:t>
+          <m:t>1</m:t>
+        </m:r>
+      </m:oMath>
+      <w:r>
+        <w:t xml:space="preserve">) but not to twice that value. The resulting blind span ratios, for example</w:t>
+      </w:r>
+      <w:r>
+        <w:t xml:space="preserve"> </w:t>
+      </w:r>
+      <m:oMath>
+        <m:r>
+          <m:t>λ</m:t>
         </m:r>
         <m:r>
           <m:rPr>
@@ -4098,36 +4300,22 @@
           <m:t>=</m:t>
         </m:r>
         <m:r>
-          <m:t>2</m:t>
-        </m:r>
-        <m:r>
-          <m:rPr>
-            <m:sty m:val="p"/>
-          </m:rPr>
-          <m:t>cos</m:t>
-        </m:r>
-        <m:d>
-          <m:dPr>
-            <m:begChr m:val="("/>
-            <m:endChr m:val=")"/>
-            <m:sepChr m:val=""/>
-            <m:grow/>
-          </m:dPr>
-          <m:e>
-            <m:r>
-              <m:t>π</m:t>
-            </m:r>
-            <m:r>
-              <m:rPr>
-                <m:sty m:val="p"/>
-              </m:rPr>
-              <m:t>/</m:t>
-            </m:r>
-            <m:r>
-              <m:t>9</m:t>
-            </m:r>
-          </m:e>
-        </m:d>
+          <m:t>1.4574</m:t>
+        </m:r>
+      </m:oMath>
+      <w:r>
+        <w:t xml:space="preserve"> </w:t>
+      </w:r>
+      <w:r>
+        <w:t xml:space="preserve">for a mid-span gauge on two spans of equal rigidity and</w:t>
+      </w:r>
+      <w:r>
+        <w:t xml:space="preserve"> </w:t>
+      </w:r>
+      <m:oMath>
+        <m:r>
+          <m:t>β</m:t>
+        </m:r>
         <m:r>
           <m:rPr>
             <m:sty m:val="p"/>
@@ -4135,43 +4323,14 @@
           <m:t>=</m:t>
         </m:r>
         <m:r>
-          <m:t>1.8794</m:t>
-        </m:r>
-      </m:oMath>
-      <w:r>
-        <w:t xml:space="preserve">. A channel is called near-blind when its indicator (Section 2.3) is below 0.2 in magnitude; for this gauge the near-blind band is</w:t>
-      </w:r>
-      <w:r>
-        <w:t xml:space="preserve"> </w:t>
-      </w:r>
-      <m:oMath>
-        <m:r>
-          <m:t>1.621</m:t>
-        </m:r>
-        <m:r>
-          <m:rPr>
-            <m:sty m:val="p"/>
-          </m:rPr>
-          <m:t>&lt;</m:t>
-        </m:r>
-        <m:r>
-          <m:t>β</m:t>
-        </m:r>
-        <m:r>
-          <m:rPr>
-            <m:sty m:val="p"/>
-          </m:rPr>
-          <m:t>&lt;</m:t>
-        </m:r>
-        <m:r>
-          <m:t>1.775</m:t>
-        </m:r>
-      </m:oMath>
-      <w:r>
-        <w:t xml:space="preserve"> </w:t>
-      </w:r>
-      <w:r>
-        <w:t xml:space="preserve">(Fig. 2). Derivations and optimal side-span positions are in Supplementary Section S2 and Table S2, and all closed forms agree with finite element (FE) evaluations of Eq. (2) in 981 checks (Supplementary Section S3).</w:t>
+          <m:t>1.7006</m:t>
+        </m:r>
+      </m:oMath>
+      <w:r>
+        <w:t xml:space="preserve"> </w:t>
+      </w:r>
+      <w:r>
+        <w:t xml:space="preserve">for a mid side-span gauge on a symmetric three-span beam, are listed in Table 1; their closed forms, the optimal deflection-gauge position on two equal spans and the edges of the near-blind bands are in Supplementary Section S2 (Eqs. (S1) and (S2), Tables S2 and S3). A channel is called near-blind when its indicator (Section 2.3) is below 0.2 in magnitude (Fig. 2). All closed forms agree with FE evaluations of Eq. (2) in 981 checks (Supplementary Section S3).</w:t>
       </w:r>
     </w:p>
     <w:p>
@@ -4365,7 +4524,15 @@
         <w:t xml:space="preserve"> </w:t>
       </w:r>
       <w:r>
-        <w:t xml:space="preserve">(dashed) and Mây Bridge proportions with a mid side-span sensor (circle); (b) asymmetric beam, sensor at mid-span of span 1, over</w:t>
+        <w:t xml:space="preserve">(dashed) and Mây Bridge proportions (open circle: mid side span; filled circle: N8 at 0.4</w:t>
+      </w:r>
+      <m:oMath>
+        <m:r>
+          <m:t>L</m:t>
+        </m:r>
+      </m:oMath>
+      <w:r>
+        <w:t xml:space="preserve">); (b) asymmetric beam, sensor at mid-span of span 1, over</w:t>
       </w:r>
       <w:r>
         <w:t xml:space="preserve"> </w:t>
@@ -4882,7 +5049,7 @@
               <w:jc w:val="right"/>
             </w:pPr>
             <w:r>
-              <w:t xml:space="preserve">(9)</w:t>
+              <w:t xml:space="preserve">(7)</w:t>
             </w:r>
           </w:p>
         </w:tc>
@@ -7048,7 +7215,7 @@
               <w:jc w:val="right"/>
             </w:pPr>
             <w:r>
-              <w:t xml:space="preserve">(10)</w:t>
+              <w:t xml:space="preserve">(8)</w:t>
             </w:r>
           </w:p>
         </w:tc>
@@ -7148,7 +7315,124 @@
         <w:t xml:space="preserve"> </w:t>
       </w:r>
       <w:r>
-        <w:t xml:space="preserve">equals 1. The rotation and shear indicators (Supplementary Section S3) equal 1 for the simply supported end rotation and end shear. A common threshold of 0.2 is 8 % of the simply supported value for deflection and 20 % for strain; this threshold is a design convention. On a non-prismatic girder</w:t>
+        <w:t xml:space="preserve">equals 1. The rotation and shear indicators (Supplementary Section S3) equal 1 for the simply supported end rotation and end shear. A common threshold of 0.2 is 8 % of the simply supported value for deflection and 20 % for strain; this threshold is a design convention. Because</w:t>
+      </w:r>
+      <w:r>
+        <w:t xml:space="preserve"> </w:t>
+      </w:r>
+      <m:oMath>
+        <m:sSub>
+          <m:e>
+            <m:r>
+              <m:t>P</m:t>
+            </m:r>
+          </m:e>
+          <m:sub>
+            <m:r>
+              <m:t>δ</m:t>
+            </m:r>
+          </m:sub>
+        </m:sSub>
+        <m:r>
+          <m:rPr>
+            <m:sty m:val="p"/>
+          </m:rPr>
+          <m:t>=</m:t>
+        </m:r>
+        <m:sSub>
+          <m:e>
+            <m:r>
+              <m:t>δ</m:t>
+            </m:r>
+          </m:e>
+          <m:sub>
+            <m:r>
+              <m:t>0</m:t>
+            </m:r>
+          </m:sub>
+        </m:sSub>
+        <m:sSub>
+          <m:e>
+            <m:r>
+              <m:t>L</m:t>
+            </m:r>
+          </m:e>
+          <m:sub>
+            <m:r>
+              <m:rPr>
+                <m:sty m:val="p"/>
+              </m:rPr>
+              <m:t>tot</m:t>
+            </m:r>
+          </m:sub>
+        </m:sSub>
+        <m:r>
+          <m:rPr>
+            <m:sty m:val="p"/>
+          </m:rPr>
+          <m:t>/</m:t>
+        </m:r>
+        <m:r>
+          <m:t>C</m:t>
+        </m:r>
+      </m:oMath>
+      <w:r>
+        <w:t xml:space="preserve"> </w:t>
+      </w:r>
+      <w:r>
+        <w:t xml:space="preserve">in Eq. (10), for the same offset and record length an indicator of 0.2 multiplies the offset-equivalent load by 12.5 relative to a simply supported mid-span deflection gauge (</w:t>
+      </w:r>
+      <m:oMath>
+        <m:sSub>
+          <m:e>
+            <m:r>
+              <m:t>N</m:t>
+            </m:r>
+          </m:e>
+          <m:sub>
+            <m:r>
+              <m:t>w</m:t>
+            </m:r>
+          </m:sub>
+        </m:sSub>
+        <m:r>
+          <m:rPr>
+            <m:sty m:val="p"/>
+          </m:rPr>
+          <m:t>=</m:t>
+        </m:r>
+        <m:r>
+          <m:t>2.5</m:t>
+        </m:r>
+      </m:oMath>
+      <w:r>
+        <w:t xml:space="preserve">) and by 5 relative to a simply supported mid-span strain gauge (</w:t>
+      </w:r>
+      <m:oMath>
+        <m:sSub>
+          <m:e>
+            <m:r>
+              <m:t>N</m:t>
+            </m:r>
+          </m:e>
+          <m:sub>
+            <m:r>
+              <m:t>M</m:t>
+            </m:r>
+          </m:sub>
+        </m:sSub>
+        <m:r>
+          <m:rPr>
+            <m:sty m:val="p"/>
+          </m:rPr>
+          <m:t>=</m:t>
+        </m:r>
+        <m:r>
+          <m:t>1</m:t>
+        </m:r>
+      </m:oMath>
+      <w:r>
+        <w:t xml:space="preserve">). Supplementary Table S3 gives the near-blind bands for thresholds of 0.1, 0.2 and 0.3. On a non-prismatic girder</w:t>
       </w:r>
       <w:r>
         <w:t xml:space="preserve"> </w:t>
@@ -7427,7 +7711,7 @@
               <w:jc w:val="right"/>
             </w:pPr>
             <w:r>
-              <w:t xml:space="preserve">(11)</w:t>
+              <w:t xml:space="preserve">(9)</w:t>
             </w:r>
           </w:p>
         </w:tc>
@@ -7965,7 +8249,7 @@
               <w:jc w:val="right"/>
             </w:pPr>
             <w:r>
-              <w:t xml:space="preserve">(12)</w:t>
+              <w:t xml:space="preserve">(10)</w:t>
             </w:r>
           </w:p>
         </w:tc>
@@ -8522,7 +8806,7 @@
               <w:jc w:val="right"/>
             </w:pPr>
             <w:r>
-              <w:t xml:space="preserve">(13)</w:t>
+              <w:t xml:space="preserve">(11)</w:t>
             </w:r>
           </w:p>
         </w:tc>
@@ -8868,7 +9152,7 @@
               <w:jc w:val="right"/>
             </w:pPr>
             <w:r>
-              <w:t xml:space="preserve">(14)</w:t>
+              <w:t xml:space="preserve">(12)</w:t>
             </w:r>
           </w:p>
         </w:tc>
@@ -8994,7 +9278,7 @@
         <w:t xml:space="preserve"> </w:t>
       </w:r>
       <w:r>
-        <w:t xml:space="preserve">for both Eqs. (13) and (14), and the feasible constants form a box bounded by the smallest and largest</w:t>
+        <w:t xml:space="preserve">for both Eqs. (11) and (12), and the feasible constants form a box bounded by the smallest and largest</w:t>
       </w:r>
       <w:r>
         <w:t xml:space="preserve"> </w:t>
@@ -9242,7 +9526,7 @@
         </m:d>
       </m:oMath>
       <w:r>
-        <w:t xml:space="preserve">; with correlated offsets one should sit at the minimum, because a common offset cancels in the difference. A brute-force search found no better design, and a Monte Carlo study confirmed Eqs. (13) and (14) to within 0.6 % (Supplementary Section S4). The zero-sum estimator helps only if the disturbance is common-mode during the crossings themselves, not merely in vehicle-free periods, and Section 4.3 shows that real records can violate this.</w:t>
+        <w:t xml:space="preserve">; with correlated offsets one should sit at the minimum, because a common offset cancels in the difference. A brute-force search and a Monte Carlo study (Eqs. (11) and (12) within 0.6 %) confirm this (Supplementary Section S4). The zero-sum estimator helps only if the disturbance is common-mode during the crossings themselves, not merely in vehicle-free periods, and Section 4.3 shows that real records can violate this.</w:t>
       </w:r>
     </w:p>
     <w:bookmarkEnd w:id="34"/>
@@ -9476,7 +9760,48 @@
         </m:r>
       </m:oMath>
       <w:r>
-        <w:t xml:space="preserve">. For a mirror-symmetric girder with equal piers, the uniform load excites only the antisymmetric pattern of pier rotations, and the Sherman–Morrison formula gives (Supplementary Section S5)</w:t>
+        <w:t xml:space="preserve">. For a mirror-symmetric girder with equal piers, the uniform load rotates the two inner piers by equal and opposite amounts (</w:t>
+      </w:r>
+      <m:oMath>
+        <m:sSub>
+          <m:e>
+            <m:r>
+              <m:t>θ</m:t>
+            </m:r>
+          </m:e>
+          <m:sub>
+            <m:r>
+              <m:t>6</m:t>
+            </m:r>
+          </m:sub>
+        </m:sSub>
+        <m:r>
+          <m:rPr>
+            <m:sty m:val="p"/>
+          </m:rPr>
+          <m:t>=</m:t>
+        </m:r>
+        <m:r>
+          <m:rPr>
+            <m:sty m:val="p"/>
+          </m:rPr>
+          <m:t>−</m:t>
+        </m:r>
+        <m:sSub>
+          <m:e>
+            <m:r>
+              <m:t>θ</m:t>
+            </m:r>
+          </m:e>
+          <m:sub>
+            <m:r>
+              <m:t>7</m:t>
+            </m:r>
+          </m:sub>
+        </m:sSub>
+      </m:oMath>
+      <w:r>
+        <w:t xml:space="preserve">, a mirror-symmetric deformation) and excites no other pattern of pier rotation, and the Sherman–Morrison formula gives (Supplementary Section S5)</w:t>
       </w:r>
     </w:p>
     <w:tbl>
@@ -9703,7 +10028,7 @@
               <w:jc w:val="right"/>
             </w:pPr>
             <w:r>
-              <w:t xml:space="preserve">(15)</w:t>
+              <w:t xml:space="preserve">(13)</w:t>
             </w:r>
           </w:p>
         </w:tc>
@@ -9800,7 +10125,48 @@
         <w:t xml:space="preserve"> </w:t>
       </w:r>
       <w:r>
-        <w:t xml:space="preserve">is the girder’s own stiffness against antisymmetric pier rotation. Equation (15) is called the Möbius law. The ratio</w:t>
+        <w:t xml:space="preserve">is the girder’s own stiffness against this pattern of pier rotation (</w:t>
+      </w:r>
+      <m:oMath>
+        <m:sSub>
+          <m:e>
+            <m:r>
+              <m:t>θ</m:t>
+            </m:r>
+          </m:e>
+          <m:sub>
+            <m:r>
+              <m:t>6</m:t>
+            </m:r>
+          </m:sub>
+        </m:sSub>
+        <m:r>
+          <m:rPr>
+            <m:sty m:val="p"/>
+          </m:rPr>
+          <m:t>=</m:t>
+        </m:r>
+        <m:r>
+          <m:rPr>
+            <m:sty m:val="p"/>
+          </m:rPr>
+          <m:t>−</m:t>
+        </m:r>
+        <m:sSub>
+          <m:e>
+            <m:r>
+              <m:t>θ</m:t>
+            </m:r>
+          </m:e>
+          <m:sub>
+            <m:r>
+              <m:t>7</m:t>
+            </m:r>
+          </m:sub>
+        </m:sSub>
+      </m:oMath>
+      <w:r>
+        <w:t xml:space="preserve">). Equation (13) is called the Möbius law. The ratio</w:t>
       </w:r>
       <w:r>
         <w:t xml:space="preserve"> </w:t>
@@ -10264,7 +10630,7 @@
               <w:jc w:val="right"/>
             </w:pPr>
             <w:r>
-              <w:t xml:space="preserve">(16)</w:t>
+              <w:t xml:space="preserve">(14)</w:t>
             </w:r>
           </w:p>
         </w:tc>
@@ -10275,7 +10641,7 @@
         <w:pStyle w:val="BodyText"/>
       </w:pPr>
       <w:r>
-        <w:t xml:space="preserve">Equation (16) replaces</w:t>
+        <w:t xml:space="preserve">Equation (14) replaces</w:t>
       </w:r>
       <w:r>
         <w:t xml:space="preserve"> </w:t>
@@ -10598,13 +10964,13 @@
     </w:p>
     <w:bookmarkEnd w:id="35"/>
     <w:bookmarkEnd w:id="36"/>
-    <w:bookmarkStart w:id="37" w:name="laboratory-verification"/>
+    <w:bookmarkStart w:id="37" w:name="laboratory-check-of-the-identity"/>
     <w:p>
       <w:pPr>
         <w:pStyle w:val="Heading2"/>
       </w:pPr>
       <w:r>
-        <w:t xml:space="preserve">3. Laboratory verification</w:t>
+        <w:t xml:space="preserve">3. Laboratory check of the identity</w:t>
       </w:r>
     </w:p>
     <w:p>
@@ -10755,17 +11121,17 @@
         <w:pStyle w:val="BodyText"/>
       </w:pPr>
       <w:r>
-        <w:t xml:space="preserve">The analytical influence line matched the single-load record within 0.0126 mm, 0.44 % of the peak. With the trapezoidal rule, BPM overestimated the weighed totals of 66.99 N and 125.08 N by 1.10 % and 1.19 %, and SLM by 0.61 % and 0.70 % (Supplementary Table S3). The BPM-to-SLM ratio equals 1.0049, the ratio of the measured reference integral to its exact value: SLM absorbs the calibration error of the reference record, whereas BPM does not. The SLM deviations match the growth of the measured-to-analytical integral ratio (1.010, 1.016 and 1.017 for one, two and three loads), which the data cannot assign to either support seating or the stated masses. The test supports the invariance of Eq. (2) only indirectly, and the predicted blind configuration (spans of 2500 mm and 3644 mm) was not tested.</w:t>
+        <w:t xml:space="preserve">The analytical influence line matched the single-load record within 0.0126 mm, 0.44 % of the peak. With the trapezoidal rule, BPM overestimated the weighed totals of 66.99 N and 125.08 N by 1.10 % and 1.19 %, and SLM by 0.61 % and 0.70 % (Supplementary Table S4). The BPM-to-SLM ratio equals 1.0049, the ratio of the measured reference integral to its exact value: SLM absorbs the calibration error of the reference record, whereas BPM does not. The SLM deviations match the growth of the measured-to-analytical integral ratio (1.010, 1.016 and 1.017 for one, two and three loads), which the data cannot assign to either support seating or the stated masses. The test supports the invariance of Eq. (2) only indirectly.</w:t>
       </w:r>
     </w:p>
     <w:bookmarkEnd w:id="37"/>
-    <w:bookmarkStart w:id="47" w:name="X1726abe2eab959bdb5e0d716a3723da0db54df6"/>
+    <w:bookmarkStart w:id="47" w:name="Xe1311ac215d3e8813c764a8efcfd513d49f2fa4"/>
     <w:p>
       <w:pPr>
         <w:pStyle w:val="Heading2"/>
       </w:pPr>
       <w:r>
-        <w:t xml:space="preserve">4. Verification on public moving-truck records</w:t>
+        <w:t xml:space="preserve">4. Assumptions and noise model on public moving-truck records</w:t>
       </w:r>
     </w:p>
     <w:p>
@@ -10814,7 +11180,7 @@
         <w:t xml:space="preserve">”</w:t>
       </w:r>
       <w:r>
-        <w:t xml:space="preserve">, for example st36 and st40). On day 1, two 3-axle trucks with driver-reported gross weights ran in the instrumented lane (Moghadam, 2022). On day 2, a 3-axle truck of 26.8 t and a 5-axle truck of 25.9 t, weighed on a static scale (Moghadam, 2022), ran in the instrumented lane (lane A), in the other lane (lane B), and in two runs one behind the other. The weights vary by only a few percent within each day. Each record was re-zeroed with a linear baseline fitted to vehicle-free segments before and after the crossing, integrated over the whole crossing and converted to</w:t>
+        <w:t xml:space="preserve">). On day 1, two 3-axle trucks with driver-reported gross weights ran in the instrumented lane (Moghadam, 2022). On day 2, a 3-axle truck of 26.8 t and a 5-axle truck of 25.9 t, weighed on a static scale, ran in the instrumented lane (lane A), in the other lane (lane B), and in two runs one behind the other. The weights vary by only a few percent within each day. Each record was re-zeroed with a linear baseline fitted to vehicle-free segments before and after the crossing, integrated over the whole crossing and converted to</w:t>
       </w:r>
       <w:r>
         <w:t xml:space="preserve"> </w:t>
@@ -10911,7 +11277,7 @@
         <w:t xml:space="preserve"> </w:t>
       </w:r>
       <w:r>
-        <w:t xml:space="preserve">NOR-BWIM strain records of three single-truck crossings of the five-span girder. Shaded: integration window; dashed: beam-model shape; legend: integral</w:t>
+        <w:t xml:space="preserve">NOR-BWIM strain records of three single-truck crossings of the five-span girder, against time; the integrals are converted to space with the measured speed. Thin traces: other channels of the same run, unfiltered. Shaded: integration window; dashed: beam-model shape; legend values: integral</w:t>
       </w:r>
       <w:r>
         <w:t xml:space="preserve"> </w:t>
@@ -10943,7 +11309,7 @@
         <w:t xml:space="preserve"> </w:t>
       </w:r>
       <w:r>
-        <w:t xml:space="preserve">(µε m) per gauge.</w:t>
+        <w:t xml:space="preserve">per gauge, in µε m.</w:t>
       </w:r>
     </w:p>
     <w:bookmarkEnd w:id="41"/>
@@ -10961,30 +11327,7 @@
         <w:pStyle w:val="FirstParagraph"/>
       </w:pPr>
       <w:r>
-        <w:t xml:space="preserve">Invariance between trucks can be shown only within margins of 10–27 %. On day 1, the</w:t>
-      </w:r>
-      <w:r>
-        <w:t xml:space="preserve"> </w:t>
-      </w:r>
-      <m:oMath>
-        <m:sSup>
-          <m:e>
-            <m:r>
-              <m:t>χ</m:t>
-            </m:r>
-          </m:e>
-          <m:sup>
-            <m:r>
-              <m:t>2</m:t>
-            </m:r>
-          </m:sup>
-        </m:sSup>
-      </m:oMath>
-      <w:r>
-        <w:t xml:space="preserve"> </w:t>
-      </w:r>
-      <w:r>
-        <w:t xml:space="preserve">test does not reject consistency with the measured noise for eight of the 12 gauges, but only ch11 shows equal constants for both trucks within ±10 % (Fig. 5a); with 12 tests at the 5 % level, one gauge passing this ±10 % check is about what chance alone would produce. The four gauges without axle spikes give constants 22–26 % lower for the second truck (CIs exclude 1), but speed and truck are almost perfectly confounded on day 1 (correlation 0.98), so wheel path, local deck action or speed may cause this. On day 2, the ratio of the gauge-average constants of the 5-axle and the 3-axle truck is 0.98 (95 % CI 0.70–1.37; Fig. 5b): consistent with Eq. (2), but with eight runs it cannot exclude differences of up to about 27 % (90 % CI 0.76–1.27, used for the equivalence test), so it is a coarse check of linearity and processing. A speed effect was neither resolved nor excluded (Supplementary Fig. S9).</w:t>
+        <w:t xml:space="preserve">The records show invariance between trucks only within margins of 10–27 %. On day 2, the ratio of the gauge-average constants of the 5-axle and the 3-axle truck is 0.98 (95 % CI 0.70–1.37; Fig. 5b): consistent with Eq. (2), but with eight runs it cannot exclude differences of up to about 27 %, so it is a coarse check of linearity and processing. On day 1, the four gauges without axle spikes give constants 22–26 % lower for the second truck, but speed and truck are almost perfectly confounded, so wheel path, local deck action or speed may cause this. Per-gauge tests (Fig. 5a), the confounding and the speed effect are treated in Supplementary Section S7 (Tables S6 and S7, Fig. S9).</w:t>
       </w:r>
     </w:p>
     <w:p>
@@ -11049,7 +11392,7 @@
         <w:t xml:space="preserve"> </w:t>
       </w:r>
       <w:r>
-        <w:t xml:space="preserve">Ratio of the integral constants of two trucks, per gauge and gauge average, with 95 % confidence intervals: (a) day 1, second to first 3-axle truck, gauge average over the four wheel-path gauges; (b) day 2, 5-axle to 3-axle truck. Gray band: ±10 %. Red: invariance rejected; blue: equivalent within ±10 %; orange: inconclusive.</w:t>
+        <w:t xml:space="preserve">Ratio of the integral constants of two trucks, per gauge and gauge average, with 95 % confidence intervals: (a) day 1, second to first 3-axle truck, gauge average over the four wheel-path gauges; (b) day 2, 5-axle to 3-axle truck; the CI of st40 in (b) extends beyond the axis. Gray band: ±10 %. Red: invariance rejected; blue: equivalent within ±10 %; orange: inconclusive.</w:t>
       </w:r>
     </w:p>
     <w:p>
@@ -11057,7 +11400,7 @@
         <w:pStyle w:val="BodyText"/>
       </w:pPr>
       <w:r>
-        <w:t xml:space="preserve">Each lane needs its own constant. For the gauge average, return trips in lane B gave constants 0.79 times those of lane A (95 % CI 0.59–1.00), as on another continuous girder (Wu et al., 2020); lane-B speeds came from the lag between gauges, so this ratio also contains any difference between the two speed estimates. The lane effect is clearly resolved for one gauge only (st36: 0.64, 95 % CI 0.47–0.81). For the gauge average, the two runs with the trucks one behind the other gave 0.92 of the summed single-truck predictions (pooled 95 % CI 0.77–1.06), consistent with superposition although both runs fall below the prediction.</w:t>
+        <w:t xml:space="preserve">The evidence favors lane-specific constants. For the gauge average, return trips in lane B gave constants 0.79 times those of lane A (95 % CI 0.59–1.00), as on another continuous girder (Wu et al., 2020), but the lane effect is clearly resolved for one gauge only (st36; Supplementary Section S7). Lane-B speeds came from the lag between gauges, so this ratio also contains any difference between the two speed estimates. For the gauge average, the two runs with the trucks one behind the other gave 0.92 of the summed single-truck predictions (pooled 95 % CI 0.77–1.06), consistent with superposition although both runs fall below the prediction.</w:t>
       </w:r>
     </w:p>
     <w:p>
@@ -11065,27 +11408,7 @@
         <w:pStyle w:val="BodyText"/>
       </w:pPr>
       <w:r>
-        <w:t xml:space="preserve">Each deck gauge also needs its own constant. The constant of ch11 is 3.9 times that of ch8, although the gauges are within 6 m of each other and a one-dimensional beam model predicts nearly equal constants. The st36-to-st40 ratio also changes with the lane, by about 2.5 standard errors. Both observations make a spread of gauge factors an unlikely cause of the differences between gauges. The deck-soffit gauges also respond to slab bending and shear lag, so the constant must come from a weighed vehicle or a three-dimensional model. A beam model still reproduces the global shape of the strain histories (</w:t>
-      </w:r>
-      <m:oMath>
-        <m:sSup>
-          <m:e>
-            <m:r>
-              <m:t>r</m:t>
-            </m:r>
-          </m:e>
-          <m:sup>
-            <m:r>
-              <m:t>2</m:t>
-            </m:r>
-          </m:sup>
-        </m:sSup>
-      </m:oMath>
-      <w:r>
-        <w:t xml:space="preserve"> </w:t>
-      </w:r>
-      <w:r>
-        <w:t xml:space="preserve">= 0.79–0.94) and confirms two points of Section 2: the gauges are not blind, since the zeros of the uniform-load moment diagram in span 2 lie about 35 m away, and the whole 605 m crossing must be integrated, since span 2 contributes about 170 % of the net integral and the adjacent spans −26 % and −66 %.</w:t>
+        <w:t xml:space="preserve">Each deck gauge needs its own constant, from a weighed vehicle or a three-dimensional model, because the deck-soffit gauges also respond to slab bending and shear lag. The constant of ch11 is 3.9 times that of ch8, although the gauges are within 6 m of each other and a one-dimensional beam model predicts nearly equal constants, and the st36-to-st40 ratio changes with the lane (Supplementary Section S7); both observations make a spread of gauge factors an unlikely cause. A beam model still reproduces the global shape of the strain histories and confirms two points of Section 2: the gauges are not blind, since the zeros of the uniform-load moment diagram in span 2 lie about 35 m away, and the whole 605 m crossing must be integrated, since span 2 contributes about 170 % of the net integral (Supplementary Section S7).</w:t>
       </w:r>
     </w:p>
     <w:bookmarkEnd w:id="45"/>
@@ -11103,7 +11426,7 @@
         <w:pStyle w:val="FirstParagraph"/>
       </w:pPr>
       <w:r>
-        <w:t xml:space="preserve">Single gauges, the gauge average, GLS (Eq. (13)) and the zero-sum estimator (Eq. (14)) were compared by leave-one-run-out cross-validation, with</w:t>
+        <w:t xml:space="preserve">Single gauges, the gauge average, GLS (Eq. (11)) and the zero-sum estimator (Eq. (12)) were compared by leave-one-run-out cross-validation with</w:t>
       </w:r>
       <w:r>
         <w:t xml:space="preserve"> </w:t>
@@ -11117,7 +11440,7 @@
         <w:t xml:space="preserve"> </w:t>
       </w:r>
       <w:r>
-        <w:t xml:space="preserve">estimated from vehicle-free windows only (Table 2; further estimators and leave-one-truck-out results in Supplementary Table S7 and Fig. S10).</w:t>
+        <w:t xml:space="preserve">from vehicle-free windows (Table 2; further results in Supplementary Table S8 and Fig. S10).</w:t>
       </w:r>
     </w:p>
     <w:p>
@@ -11136,7 +11459,7 @@
         <w:t xml:space="preserve"> </w:t>
       </w:r>
       <w:r>
-        <w:t xml:space="preserve">Mean absolute error (MAE) of the gross weight (% of gross vehicle weight), leave-one-run-out, with 95 % bootstrap CIs over the test runs (8 on day 2, 7 on day 1). GLS uses</w:t>
+        <w:t xml:space="preserve">Mean absolute error (MAE) of the gross weight (% of gross vehicle weight), leave-one-run-out, with 95 % percentile bootstrap CIs (10 000 resamples of the test runs; 8 runs on day 2, 7 on day 1). GLS uses</w:t>
       </w:r>
       <w:r>
         <w:t xml:space="preserve"> </w:t>
@@ -11442,7 +11765,7 @@
         <w:pStyle w:val="BodyText"/>
       </w:pPr>
       <w:r>
-        <w:t xml:space="preserve">On day 2, GLS was worse than the gauge average, 20.4 % against 11.9 % MAE, with a paired difference of +8.5 percentage points (95 % CI +2.3 to +15.1); the zero-sum estimator (20.3 %) was worse as well. On day 1 the estimators cannot be told apart. Because the reference weights hardly vary, a predictor that always returns the mean calibration weight is better than every estimator on both days, and the records cannot show weight discrimination.</w:t>
+        <w:t xml:space="preserve">On day 2, GLS was worse than the gauge average, 20.4 % against 11.9 % MAE, with a paired difference of +8.5 percentage points (95 % CI +2.3 to +15.1); the zero-sum estimator (20.3 %) was worse as well. On day 1 the estimators cannot be told apart. A predictor that always returns the mean calibration weight beats every estimator on both days, so the records cannot show weight discrimination.</w:t>
       </w:r>
     </w:p>
     <w:p>
@@ -11450,7 +11773,7 @@
         <w:pStyle w:val="BodyText"/>
       </w:pPr>
       <w:r>
-        <w:t xml:space="preserve">The failure of GLS is itself a finding. The vehicle-free noise of the four day-2 channels is strongly common-mode, but the crossing residuals (deviations of each crossing’s integral from its calibrated value) are much less correlated between gauges: 0.63 against 0.90 for vehicle-free noise at the same window length. The vehicle-free covariance therefore predicted GLS to beat the average, whereas the residual covariance predicts the observed reverse order (Supplementary Section S7). The gauge-specific component of each crossing, plausibly from the wheel path and local slab action, is amplified by the large GLS weights of opposite sign on st40 and st36, and estimating</w:t>
+        <w:t xml:space="preserve">The vehicle-free noise of the four day-2 channels is strongly common-mode, but the crossing residuals (deviations of each crossing’s integral from its calibrated value) are much less correlated between gauges: 0.63 against 0.90 for vehicle-free noise at the same window length. The vehicle-free covariance therefore predicted GLS to beat the average; the residual covariance reproduces the observed order, an in-sample consistency check only (Supplementary Section S7). The gauge-specific component of each crossing, plausibly from the wheel path and local slab action, is amplified by the large GLS weights of opposite sign on st40 and st36. Vehicle-free windows are therefore not enough to estimate</w:t>
       </w:r>
       <w:r>
         <w:t xml:space="preserve"> </w:t>
@@ -11461,10 +11784,18 @@
         </m:r>
       </m:oMath>
       <w:r>
-        <w:t xml:space="preserve"> </w:t>
-      </w:r>
-      <w:r>
-        <w:t xml:space="preserve">from the residuals over-fits with only eight runs.</w:t>
+        <w:t xml:space="preserve">, and hence</w:t>
+      </w:r>
+      <w:r>
+        <w:t xml:space="preserve"> </w:t>
+      </w:r>
+      <m:oMath>
+        <m:r>
+          <m:t>ρ</m:t>
+        </m:r>
+      </m:oMath>
+      <w:r>
+        <w:t xml:space="preserve">. Crossing residuals are necessary but not sufficient: with eight runs,</w:t>
       </w:r>
       <w:r>
         <w:t xml:space="preserve"> </w:t>
@@ -11475,18 +11806,10 @@
         </m:r>
       </m:oMath>
       <w:r>
-        <w:t xml:space="preserve">, and hence</w:t>
-      </w:r>
-      <w:r>
-        <w:t xml:space="preserve"> </w:t>
-      </w:r>
-      <m:oMath>
-        <m:r>
-          <m:t>ρ</m:t>
-        </m:r>
-      </m:oMath>
-      <w:r>
-        <w:t xml:space="preserve">, should be estimated from the residuals of enough calibration crossings, not from vehicle-free windows alone.</w:t>
+        <w:t xml:space="preserve"> </w:t>
+      </w:r>
+      <w:r>
+        <w:t xml:space="preserve">estimated from them over-fitted (mean absolute error 8.5 % in sample against 23.4 % out of sample; Supplementary Section S7), so enough calibration crossings and an out-of-sample check are needed.</w:t>
       </w:r>
     </w:p>
     <w:bookmarkEnd w:id="46"/>
@@ -11542,7 +11865,7 @@
         <w:t xml:space="preserve"> </w:t>
       </w:r>
       <w:r>
-        <w:t xml:space="preserve">(22 m) from T8, and at N7, mid main span. Each section has six readings (three points across, central and eccentric arrangements), with means of 5.55 mm at N8 and 15.43 mm at N7 (Supplementary Tables S10, S11 and S13).</w:t>
+        <w:t xml:space="preserve">(22 m) from T8, and at N7, mid main span. Each section has six readings (three points across, central and eccentric arrangements), with means of 5.55 mm at N8 and 15.43 mm at N7 (Supplementary Tables S11, S12 and S14); the longitudinal axle positions of the test load are listed in Supplementary Table S16.</w:t>
       </w:r>
     </w:p>
     <w:p>
@@ -11843,7 +12166,35 @@
         <w:t xml:space="preserve"> </w:t>
       </w:r>
       <w:r>
-        <w:t xml:space="preserve">kN m/rad. Figure 6 shows the indicators along the girder.</w:t>
+        <w:t xml:space="preserve">kN m/rad. Both</w:t>
+      </w:r>
+      <w:r>
+        <w:t xml:space="preserve"> </w:t>
+      </w:r>
+      <m:oMath>
+        <m:r>
+          <m:t>k</m:t>
+        </m:r>
+      </m:oMath>
+      <w:r>
+        <w:t xml:space="preserve"> </w:t>
+      </w:r>
+      <w:r>
+        <w:t xml:space="preserve">and</w:t>
+      </w:r>
+      <w:r>
+        <w:t xml:space="preserve"> </w:t>
+      </w:r>
+      <m:oMath>
+        <m:r>
+          <m:t>α</m:t>
+        </m:r>
+      </m:oMath>
+      <w:r>
+        <w:t xml:space="preserve"> </w:t>
+      </w:r>
+      <w:r>
+        <w:t xml:space="preserve">are effective parameters: they also absorb mechanisms that the beam model omits, such as shear deformation, shear lag, frame action of the monolithic piers and bearing friction. Figure 6 shows the indicators along the girder.</w:t>
       </w:r>
     </w:p>
     <w:p>
@@ -11948,30 +12299,253 @@
         </m:sSub>
       </m:oMath>
       <w:r>
-        <w:t xml:space="preserve">; (c) strain indicator including the gain</w:t>
-      </w:r>
-      <w:r>
-        <w:t xml:space="preserve"> </w:t>
-      </w:r>
-      <m:oMath>
-        <m:r>
-          <m:t>c</m:t>
-        </m:r>
+        <w:t xml:space="preserve">; (c) strain indicator including the gain,</w:t>
+      </w:r>
+      <w:r>
+        <w:t xml:space="preserve"> </w:t>
+      </w:r>
+      <m:oMath>
+        <m:sSub>
+          <m:e>
+            <m:r>
+              <m:t>N</m:t>
+            </m:r>
+          </m:e>
+          <m:sub>
+            <m:r>
+              <m:t>ε</m:t>
+            </m:r>
+          </m:sub>
+        </m:sSub>
+        <m:r>
+          <m:rPr>
+            <m:sty m:val="p"/>
+          </m:rPr>
+          <m:t>=</m:t>
+        </m:r>
+        <m:sSub>
+          <m:e>
+            <m:r>
+              <m:t>N</m:t>
+            </m:r>
+          </m:e>
+          <m:sub>
+            <m:r>
+              <m:t>M</m:t>
+            </m:r>
+          </m:sub>
+        </m:sSub>
+        <m:r>
+          <m:t> </m:t>
+        </m:r>
+        <m:d>
+          <m:dPr>
+            <m:begChr m:val="("/>
+            <m:endChr m:val=")"/>
+            <m:sepChr m:val=""/>
+            <m:grow/>
+          </m:dPr>
+          <m:e>
+            <m:r>
+              <m:t>c</m:t>
+            </m:r>
+            <m:r>
+              <m:rPr>
+                <m:sty m:val="p"/>
+              </m:rPr>
+              <m:t>/</m:t>
+            </m:r>
+            <m:r>
+              <m:t>E</m:t>
+            </m:r>
+            <m:r>
+              <m:t>I</m:t>
+            </m:r>
+          </m:e>
+        </m:d>
         <m:r>
           <m:rPr>
             <m:sty m:val="p"/>
           </m:rPr>
           <m:t>/</m:t>
         </m:r>
-        <m:r>
-          <m:t>E</m:t>
-        </m:r>
-        <m:r>
-          <m:t>I</m:t>
+        <m:sSub>
+          <m:e>
+            <m:d>
+              <m:dPr>
+                <m:begChr m:val="("/>
+                <m:endChr m:val=")"/>
+                <m:sepChr m:val=""/>
+                <m:grow/>
+              </m:dPr>
+              <m:e>
+                <m:r>
+                  <m:t>c</m:t>
+                </m:r>
+                <m:r>
+                  <m:rPr>
+                    <m:sty m:val="p"/>
+                  </m:rPr>
+                  <m:t>/</m:t>
+                </m:r>
+                <m:r>
+                  <m:t>E</m:t>
+                </m:r>
+                <m:r>
+                  <m:t>I</m:t>
+                </m:r>
+              </m:e>
+            </m:d>
+          </m:e>
+          <m:sub>
+            <m:r>
+              <m:rPr>
+                <m:sty m:val="p"/>
+              </m:rPr>
+              <m:t>mid</m:t>
+            </m:r>
+          </m:sub>
+        </m:sSub>
+      </m:oMath>
+      <w:r>
+        <w:t xml:space="preserve">, that is, the strain constant</w:t>
+      </w:r>
+      <w:r>
+        <w:t xml:space="preserve"> </w:t>
+      </w:r>
+      <m:oMath>
+        <m:sSub>
+          <m:e>
+            <m:r>
+              <m:t>C</m:t>
+            </m:r>
+          </m:e>
+          <m:sub>
+            <m:r>
+              <m:t>ε</m:t>
+            </m:r>
+          </m:sub>
+        </m:sSub>
+      </m:oMath>
+      <w:r>
+        <w:t xml:space="preserve"> </w:t>
+      </w:r>
+      <w:r>
+        <w:t xml:space="preserve">in units of</w:t>
+      </w:r>
+      <w:r>
+        <w:t xml:space="preserve"> </w:t>
+      </w:r>
+      <m:oMath>
+        <m:sSub>
+          <m:e>
+            <m:d>
+              <m:dPr>
+                <m:begChr m:val="("/>
+                <m:endChr m:val=")"/>
+                <m:sepChr m:val=""/>
+                <m:grow/>
+              </m:dPr>
+              <m:e>
+                <m:r>
+                  <m:t>c</m:t>
+                </m:r>
+                <m:r>
+                  <m:rPr>
+                    <m:sty m:val="p"/>
+                  </m:rPr>
+                  <m:t>/</m:t>
+                </m:r>
+                <m:r>
+                  <m:t>E</m:t>
+                </m:r>
+                <m:r>
+                  <m:t>I</m:t>
+                </m:r>
+              </m:e>
+            </m:d>
+          </m:e>
+          <m:sub>
+            <m:r>
+              <m:rPr>
+                <m:sty m:val="p"/>
+              </m:rPr>
+              <m:t>mid</m:t>
+            </m:r>
+          </m:sub>
+        </m:sSub>
+        <m:sSup>
+          <m:e>
+            <m:r>
+              <m:t>L</m:t>
+            </m:r>
+          </m:e>
+          <m:sup>
+            <m:r>
+              <m:t>2</m:t>
+            </m:r>
+          </m:sup>
+        </m:sSup>
+        <m:r>
+          <m:rPr>
+            <m:sty m:val="p"/>
+          </m:rPr>
+          <m:t>/</m:t>
+        </m:r>
+        <m:r>
+          <m:t>8</m:t>
         </m:r>
       </m:oMath>
       <w:r>
         <w:t xml:space="preserve">, with</w:t>
+      </w:r>
+      <w:r>
+        <w:t xml:space="preserve"> </w:t>
+      </w:r>
+      <m:oMath>
+        <m:sSub>
+          <m:e>
+            <m:d>
+              <m:dPr>
+                <m:begChr m:val="("/>
+                <m:endChr m:val=")"/>
+                <m:sepChr m:val=""/>
+                <m:grow/>
+              </m:dPr>
+              <m:e>
+                <m:r>
+                  <m:t>c</m:t>
+                </m:r>
+                <m:r>
+                  <m:rPr>
+                    <m:sty m:val="p"/>
+                  </m:rPr>
+                  <m:t>/</m:t>
+                </m:r>
+                <m:r>
+                  <m:t>E</m:t>
+                </m:r>
+                <m:r>
+                  <m:t>I</m:t>
+                </m:r>
+              </m:e>
+            </m:d>
+          </m:e>
+          <m:sub>
+            <m:r>
+              <m:rPr>
+                <m:sty m:val="p"/>
+              </m:rPr>
+              <m:t>mid</m:t>
+            </m:r>
+          </m:sub>
+        </m:sSub>
+      </m:oMath>
+      <w:r>
+        <w:t xml:space="preserve"> </w:t>
+      </w:r>
+      <w:r>
+        <w:t xml:space="preserve">the gain of the mid main-span section and</w:t>
       </w:r>
       <w:r>
         <w:t xml:space="preserve"> </w:t>
@@ -12017,15 +12591,32 @@
         <w:pStyle w:val="FirstParagraph"/>
       </w:pPr>
       <w:r>
-        <w:t xml:space="preserve">Because of a model-form misfit and the Möbius law of Eq. (15), the static data leave the constant of the side-span gauge N8 uncertain by a factor of 6.6 at the tolerance defined below, whereas that of the main-span gauge N7 is bounded within a factor of 1.5.</w:t>
-      </w:r>
-    </w:p>
-    <w:p>
-      <w:pPr>
-        <w:pStyle w:val="BodyText"/>
-      </w:pPr>
-      <w:r>
-        <w:t xml:space="preserve">The misfit ratio</w:t>
+        <w:t xml:space="preserve">Two static readings leave the constant of the side-span gauge N8 uncertain by a factor of 6.6 from the static data alone (tolerance</w:t>
+      </w:r>
+      <w:r>
+        <w:t xml:space="preserve"> </w:t>
+      </w:r>
+      <m:oMath>
+        <m:r>
+          <m:t>τ</m:t>
+        </m:r>
+      </m:oMath>
+      <w:r>
+        <w:t xml:space="preserve"> </w:t>
+      </w:r>
+      <w:r>
+        <w:t xml:space="preserve">= 5.3 %), 2.4 for plausible rigidity (</w:t>
+      </w:r>
+      <m:oMath>
+        <m:r>
+          <m:t>α</m:t>
+        </m:r>
+      </m:oMath>
+      <w:r>
+        <w:t xml:space="preserve"> </w:t>
+      </w:r>
+      <w:r>
+        <w:t xml:space="preserve">= 0.9–1.3), against 1.5 for the main-span constant (Table 3; Supplementary Table S13). The factor is carried by</w:t>
       </w:r>
       <w:r>
         <w:t xml:space="preserve"> </w:t>
@@ -12034,41 +12625,131 @@
         <m:sSub>
           <m:e>
             <m:r>
-              <m:t>r</m:t>
+              <m:t>C</m:t>
             </m:r>
           </m:e>
           <m:sub>
             <m:r>
-              <m:t>87</m:t>
+              <m:t>8</m:t>
             </m:r>
           </m:sub>
         </m:sSub>
       </m:oMath>
       <w:r>
-        <w:t xml:space="preserve">, the measured-to-model ratio at N8 divided by that at N7, would equal 1 if one model fitted both gauges. Its minimum, 1.058, lies at calibration B (Fig. 7a), and the model-form variants move the minimum between 1.039 and 1.092 but never to 1. The 4–9 % residual is therefore model-form error, calibration B is the nearest fit rather than an exact one, and its</w:t>
-      </w:r>
-      <w:r>
-        <w:t xml:space="preserve"> </w:t>
-      </w:r>
-      <m:oMath>
-        <m:r>
-          <m:t>α</m:t>
+        <w:t xml:space="preserve">, which ranges from</w:t>
+      </w:r>
+      <w:r>
+        <w:t xml:space="preserve"> </w:t>
+      </w:r>
+      <m:oMath>
+        <m:r>
+          <m:t>3.0</m:t>
         </m:r>
         <m:r>
           <m:rPr>
             <m:sty m:val="p"/>
           </m:rPr>
-          <m:t>=</m:t>
-        </m:r>
-        <m:r>
-          <m:t>0.716</m:t>
-        </m:r>
-      </m:oMath>
-      <w:r>
-        <w:t xml:space="preserve"> </w:t>
-      </w:r>
-      <w:r>
-        <w:t xml:space="preserve">would mean a 28 % loss of rigidity in a recently built prestressed girder.</w:t>
+          <m:t>×</m:t>
+        </m:r>
+        <m:sSup>
+          <m:e>
+            <m:r>
+              <m:t>10</m:t>
+            </m:r>
+          </m:e>
+          <m:sup>
+            <m:r>
+              <m:rPr>
+                <m:sty m:val="p"/>
+              </m:rPr>
+              <m:t>−</m:t>
+            </m:r>
+            <m:r>
+              <m:t>5</m:t>
+            </m:r>
+          </m:sup>
+        </m:sSup>
+      </m:oMath>
+      <w:r>
+        <w:t xml:space="preserve"> </w:t>
+      </w:r>
+      <w:r>
+        <w:t xml:space="preserve">to</w:t>
+      </w:r>
+      <w:r>
+        <w:t xml:space="preserve"> </w:t>
+      </w:r>
+      <m:oMath>
+        <m:r>
+          <m:t>2.0</m:t>
+        </m:r>
+        <m:r>
+          <m:rPr>
+            <m:sty m:val="p"/>
+          </m:rPr>
+          <m:t>×</m:t>
+        </m:r>
+        <m:sSup>
+          <m:e>
+            <m:r>
+              <m:t>10</m:t>
+            </m:r>
+          </m:e>
+          <m:sup>
+            <m:r>
+              <m:rPr>
+                <m:sty m:val="p"/>
+              </m:rPr>
+              <m:t>−</m:t>
+            </m:r>
+            <m:r>
+              <m:t>4</m:t>
+            </m:r>
+          </m:sup>
+        </m:sSup>
+      </m:oMath>
+      <w:r>
+        <w:t xml:space="preserve"> </w:t>
+      </w:r>
+      <w:r>
+        <w:t xml:space="preserve">m²/kN over the admissible set defined below; its upper end needs</w:t>
+      </w:r>
+      <w:r>
+        <w:t xml:space="preserve"> </w:t>
+      </w:r>
+      <m:oMath>
+        <m:r>
+          <m:t>α</m:t>
+        </m:r>
+        <m:r>
+          <m:rPr>
+            <m:sty m:val="p"/>
+          </m:rPr>
+          <m:t>≈</m:t>
+        </m:r>
+        <m:r>
+          <m:t>0.5</m:t>
+        </m:r>
+      </m:oMath>
+      <w:r>
+        <w:t xml:space="preserve"> </w:t>
+      </w:r>
+      <w:r>
+        <w:t xml:space="preserve">with</w:t>
+      </w:r>
+      <w:r>
+        <w:t xml:space="preserve"> </w:t>
+      </w:r>
+      <m:oMath>
+        <m:r>
+          <m:t>κ</m:t>
+        </m:r>
+      </m:oMath>
+      <w:r>
+        <w:t xml:space="preserve"> </w:t>
+      </w:r>
+      <w:r>
+        <w:t xml:space="preserve">toward fixity (Fig. 7b).</w:t>
       </w:r>
     </w:p>
     <w:p>
@@ -12322,31 +13003,113 @@
       <w:r>
         <w:t xml:space="preserve">.</w:t>
       </w:r>
+      <w:r>
+        <w:t xml:space="preserve"> </w:t>
+      </w:r>
+      <m:oMath>
+        <m:sSub>
+          <m:e>
+            <m:r>
+              <m:t>r</m:t>
+            </m:r>
+          </m:e>
+          <m:sub>
+            <m:r>
+              <m:t>87</m:t>
+            </m:r>
+          </m:sub>
+        </m:sSub>
+      </m:oMath>
+      <w:r>
+        <w:t xml:space="preserve">: measured-to-model ratio at N8 divided by that at N7;</w:t>
+      </w:r>
+      <w:r>
+        <w:t xml:space="preserve"> </w:t>
+      </w:r>
+      <m:oMath>
+        <m:sSup>
+          <m:e>
+            <m:r>
+              <m:t>α</m:t>
+            </m:r>
+          </m:e>
+          <m:sup>
+            <m:r>
+              <m:rPr>
+                <m:sty m:val="p"/>
+              </m:rPr>
+              <m:t>*</m:t>
+            </m:r>
+          </m:sup>
+        </m:sSup>
+        <m:d>
+          <m:dPr>
+            <m:begChr m:val="("/>
+            <m:endChr m:val=")"/>
+            <m:sepChr m:val=""/>
+            <m:grow/>
+          </m:dPr>
+          <m:e>
+            <m:r>
+              <m:t>κ</m:t>
+            </m:r>
+          </m:e>
+        </m:d>
+      </m:oMath>
+      <w:r>
+        <w:t xml:space="preserve">: rigidity factor that best fits both readings at given</w:t>
+      </w:r>
+      <w:r>
+        <w:t xml:space="preserve"> </w:t>
+      </w:r>
+      <m:oMath>
+        <m:r>
+          <m:t>κ</m:t>
+        </m:r>
+      </m:oMath>
+      <w:r>
+        <w:t xml:space="preserve"> </w:t>
+      </w:r>
+      <w:r>
+        <w:t xml:space="preserve">(log least squares; equal and opposite log misfits at N8 and N7).</w:t>
+      </w:r>
     </w:p>
     <w:p>
       <w:pPr>
         <w:pStyle w:val="BodyText"/>
       </w:pPr>
       <w:r>
-        <w:t xml:space="preserve">The admissible set contains every model whose misfit at each gauge stays within a tolerance</w:t>
-      </w:r>
-      <w:r>
-        <w:t xml:space="preserve"> </w:t>
-      </w:r>
-      <m:oMath>
-        <m:r>
-          <m:t>τ</m:t>
-        </m:r>
-      </m:oMath>
-      <w:r>
-        <w:t xml:space="preserve">. The six readings of each section have a standard deviation of 4.7–5.0 % about their mean, so the standard error of the mean is 1.9–2.0 %; this scatter comes from the transverse positions, not from repeatability, because the readings are not replicates. Combined in quadrature with a model-form standard uncertainty of 1.75 %, it gives 2.64 % for each section mean, using the pooled standard error, and</w:t>
-      </w:r>
-      <w:r>
-        <w:t xml:space="preserve"> </w:t>
-      </w:r>
-      <m:oMath>
-        <m:r>
-          <m:t>τ</m:t>
+        <w:t xml:space="preserve">No single model fits both gauges; the remaining misfit of 4–9 % is model-form error. The misfit ratio</w:t>
+      </w:r>
+      <w:r>
+        <w:t xml:space="preserve"> </w:t>
+      </w:r>
+      <m:oMath>
+        <m:sSub>
+          <m:e>
+            <m:r>
+              <m:t>r</m:t>
+            </m:r>
+          </m:e>
+          <m:sub>
+            <m:r>
+              <m:t>87</m:t>
+            </m:r>
+          </m:sub>
+        </m:sSub>
+      </m:oMath>
+      <w:r>
+        <w:t xml:space="preserve"> </w:t>
+      </w:r>
+      <w:r>
+        <w:t xml:space="preserve">(measured-to-model ratio at N8 divided by that at N7) has its minimum, 1.058, at calibration B (Fig. 7a), and the model-form variants move the minimum between 1.039 and 1.092 but never to 1. Calibration B is therefore the nearest fit rather than an exact one. Its</w:t>
+      </w:r>
+      <w:r>
+        <w:t xml:space="preserve"> </w:t>
+      </w:r>
+      <m:oMath>
+        <m:r>
+          <m:t>α</m:t>
         </m:r>
         <m:r>
           <m:rPr>
@@ -12355,14 +13118,36 @@
           <m:t>=</m:t>
         </m:r>
         <m:r>
-          <m:t>5.3</m:t>
-        </m:r>
-      </m:oMath>
-      <w:r>
-        <w:t xml:space="preserve"> </w:t>
-      </w:r>
-      <w:r>
-        <w:t xml:space="preserve">% at two standard deviations. At this tolerance the data bound</w:t>
+          <m:t>0.716</m:t>
+        </m:r>
+      </m:oMath>
+      <w:r>
+        <w:t xml:space="preserve"> </w:t>
+      </w:r>
+      <w:r>
+        <w:t xml:space="preserve">is an effective rigidity 28 % below design, which is implausible as a material loss in a recently built prestressed girder and more likely absorbs omitted mechanisms.</w:t>
+      </w:r>
+    </w:p>
+    <w:p>
+      <w:pPr>
+        <w:pStyle w:val="BodyText"/>
+      </w:pPr>
+      <w:r>
+        <w:t xml:space="preserve">At</w:t>
+      </w:r>
+      <w:r>
+        <w:t xml:space="preserve"> </w:t>
+      </w:r>
+      <m:oMath>
+        <m:r>
+          <m:t>τ</m:t>
+        </m:r>
+      </m:oMath>
+      <w:r>
+        <w:t xml:space="preserve"> </w:t>
+      </w:r>
+      <w:r>
+        <w:t xml:space="preserve">= 5.3 % the data bound</w:t>
       </w:r>
       <w:r>
         <w:t xml:space="preserve"> </w:t>
@@ -12431,7 +13216,7 @@
         <w:t xml:space="preserve"> </w:t>
       </w:r>
       <w:r>
-        <w:t xml:space="preserve">between 0.51 and 1.15. At</w:t>
+        <w:t xml:space="preserve">between 0.51 and 1.15. The admissible set contains every model whose misfit at each gauge is within</w:t>
       </w:r>
       <w:r>
         <w:t xml:space="preserve"> </w:t>
@@ -12439,6 +13224,131 @@
       <m:oMath>
         <m:r>
           <m:t>τ</m:t>
+        </m:r>
+      </m:oMath>
+      <w:r>
+        <w:t xml:space="preserve">, two standard deviations of a section mean (2.64 %); this combines the standard error of the six readings with a model-form standard uncertainty of 1.75 %, half the spread of the predicted</w:t>
+      </w:r>
+      <w:r>
+        <w:t xml:space="preserve"> </w:t>
+      </w:r>
+      <m:oMath>
+        <m:r>
+          <m:rPr>
+            <m:sty m:val="p"/>
+          </m:rPr>
+          <m:t>ln</m:t>
+        </m:r>
+        <m:d>
+          <m:dPr>
+            <m:begChr m:val="("/>
+            <m:endChr m:val=")"/>
+            <m:sepChr m:val=""/>
+            <m:grow/>
+          </m:dPr>
+          <m:e>
+            <m:r>
+              <m:t>N</m:t>
+            </m:r>
+            <m:r>
+              <m:t>8</m:t>
+            </m:r>
+            <m:r>
+              <m:rPr>
+                <m:sty m:val="p"/>
+              </m:rPr>
+              <m:t>/</m:t>
+            </m:r>
+            <m:r>
+              <m:t>N</m:t>
+            </m:r>
+            <m:r>
+              <m:t>7</m:t>
+            </m:r>
+          </m:e>
+        </m:d>
+      </m:oMath>
+      <w:r>
+        <w:t xml:space="preserve"> </w:t>
+      </w:r>
+      <w:r>
+        <w:t xml:space="preserve">across the model-form variants divided by</w:t>
+      </w:r>
+      <w:r>
+        <w:t xml:space="preserve"> </w:t>
+      </w:r>
+      <m:oMath>
+        <m:rad>
+          <m:radPr>
+            <m:degHide m:val="on"/>
+          </m:radPr>
+          <m:deg/>
+          <m:e>
+            <m:r>
+              <m:t>2</m:t>
+            </m:r>
+          </m:e>
+        </m:rad>
+      </m:oMath>
+      <w:r>
+        <w:t xml:space="preserve"> </w:t>
+      </w:r>
+      <w:r>
+        <w:t xml:space="preserve">per gauge (Supplementary Section S8). The standard error, the six-reading standard deviation divided by</w:t>
+      </w:r>
+      <w:r>
+        <w:t xml:space="preserve"> </w:t>
+      </w:r>
+      <m:oMath>
+        <m:rad>
+          <m:radPr>
+            <m:degHide m:val="on"/>
+          </m:radPr>
+          <m:deg/>
+          <m:e>
+            <m:r>
+              <m:t>6</m:t>
+            </m:r>
+          </m:e>
+        </m:rad>
+      </m:oMath>
+      <w:r>
+        <w:t xml:space="preserve">, treats the transverse readings as independent samples, an assumption, since they come from different transverse positions; Supplementary Table S13 therefore gives the results at</w:t>
+      </w:r>
+      <w:r>
+        <w:t xml:space="preserve"> </w:t>
+      </w:r>
+      <m:oMath>
+        <m:r>
+          <m:t>τ</m:t>
+        </m:r>
+      </m:oMath>
+      <w:r>
+        <w:t xml:space="preserve"> </w:t>
+      </w:r>
+      <w:r>
+        <w:t xml:space="preserve">= 3, 4 and 5.3 %. At</w:t>
+      </w:r>
+      <w:r>
+        <w:t xml:space="preserve"> </w:t>
+      </w:r>
+      <m:oMath>
+        <m:r>
+          <m:t>τ</m:t>
+        </m:r>
+      </m:oMath>
+      <w:r>
+        <w:t xml:space="preserve"> </w:t>
+      </w:r>
+      <w:r>
+        <w:t xml:space="preserve">= 3 % the admissible set excludes the design rigidity,</w:t>
+      </w:r>
+      <w:r>
+        <w:t xml:space="preserve"> </w:t>
+      </w:r>
+      <m:oMath>
+        <m:r>
+          <m:t>α</m:t>
         </m:r>
         <m:r>
           <m:rPr>
@@ -12447,37 +13357,11 @@
           <m:t>=</m:t>
         </m:r>
         <m:r>
-          <m:t>3</m:t>
-        </m:r>
-      </m:oMath>
-      <w:r>
-        <w:t xml:space="preserve"> </w:t>
-      </w:r>
-      <w:r>
-        <w:t xml:space="preserve">% the admissible set shrinks and excludes the design rigidity,</w:t>
-      </w:r>
-      <w:r>
-        <w:t xml:space="preserve"> </w:t>
-      </w:r>
-      <m:oMath>
-        <m:r>
-          <m:t>α</m:t>
-        </m:r>
-        <m:r>
-          <m:rPr>
-            <m:sty m:val="p"/>
-          </m:rPr>
-          <m:t>=</m:t>
-        </m:r>
-        <m:r>
           <m:t>1</m:t>
         </m:r>
       </m:oMath>
       <w:r>
-        <w:t xml:space="preserve"> </w:t>
-      </w:r>
-      <w:r>
-        <w:t xml:space="preserve">(Supplementary Table S12).</w:t>
+        <w:t xml:space="preserve">.</w:t>
       </w:r>
     </w:p>
     <w:p>
@@ -12485,7 +13369,7 @@
         <w:pStyle w:val="BodyText"/>
       </w:pPr>
       <w:r>
-        <w:t xml:space="preserve">Over the admissible set,</w:t>
+        <w:t xml:space="preserve">The side-span constant is this uncertain because the design pier stiffness lies near the steepest part of the Möbius curve of Eq. (13), where the boundary sensitivity</w:t>
       </w:r>
       <w:r>
         <w:t xml:space="preserve"> </w:t>
@@ -12494,12 +13378,12 @@
         <m:sSub>
           <m:e>
             <m:r>
-              <m:t>C</m:t>
+              <m:t>B</m:t>
             </m:r>
           </m:e>
           <m:sub>
             <m:r>
-              <m:t>8</m:t>
+              <m:t>m</m:t>
             </m:r>
           </m:sub>
         </m:sSub>
@@ -12508,172 +13392,7 @@
         <w:t xml:space="preserve"> </w:t>
       </w:r>
       <w:r>
-        <w:t xml:space="preserve">ranges from</w:t>
-      </w:r>
-      <w:r>
-        <w:t xml:space="preserve"> </w:t>
-      </w:r>
-      <m:oMath>
-        <m:r>
-          <m:t>3.0</m:t>
-        </m:r>
-        <m:r>
-          <m:rPr>
-            <m:sty m:val="p"/>
-          </m:rPr>
-          <m:t>×</m:t>
-        </m:r>
-        <m:sSup>
-          <m:e>
-            <m:r>
-              <m:t>10</m:t>
-            </m:r>
-          </m:e>
-          <m:sup>
-            <m:r>
-              <m:rPr>
-                <m:sty m:val="p"/>
-              </m:rPr>
-              <m:t>−</m:t>
-            </m:r>
-            <m:r>
-              <m:t>5</m:t>
-            </m:r>
-          </m:sup>
-        </m:sSup>
-      </m:oMath>
-      <w:r>
-        <w:t xml:space="preserve"> </w:t>
-      </w:r>
-      <w:r>
-        <w:t xml:space="preserve">to</w:t>
-      </w:r>
-      <w:r>
-        <w:t xml:space="preserve"> </w:t>
-      </w:r>
-      <m:oMath>
-        <m:r>
-          <m:t>2.0</m:t>
-        </m:r>
-        <m:r>
-          <m:rPr>
-            <m:sty m:val="p"/>
-          </m:rPr>
-          <m:t>×</m:t>
-        </m:r>
-        <m:sSup>
-          <m:e>
-            <m:r>
-              <m:t>10</m:t>
-            </m:r>
-          </m:e>
-          <m:sup>
-            <m:r>
-              <m:rPr>
-                <m:sty m:val="p"/>
-              </m:rPr>
-              <m:t>−</m:t>
-            </m:r>
-            <m:r>
-              <m:t>4</m:t>
-            </m:r>
-          </m:sup>
-        </m:sSup>
-      </m:oMath>
-      <w:r>
-        <w:t xml:space="preserve"> </w:t>
-      </w:r>
-      <w:r>
-        <w:t xml:space="preserve">m²/kN (the upper end requires</w:t>
-      </w:r>
-      <w:r>
-        <w:t xml:space="preserve"> </w:t>
-      </w:r>
-      <m:oMath>
-        <m:r>
-          <m:t>α</m:t>
-        </m:r>
-        <m:r>
-          <m:rPr>
-            <m:sty m:val="p"/>
-          </m:rPr>
-          <m:t>≈</m:t>
-        </m:r>
-        <m:r>
-          <m:t>0.5</m:t>
-        </m:r>
-      </m:oMath>
-      <w:r>
-        <w:t xml:space="preserve">; Table 3, note b), whereas</w:t>
-      </w:r>
-      <w:r>
-        <w:t xml:space="preserve"> </w:t>
-      </w:r>
-      <m:oMath>
-        <m:sSub>
-          <m:e>
-            <m:r>
-              <m:t>C</m:t>
-            </m:r>
-          </m:e>
-          <m:sub>
-            <m:r>
-              <m:t>7</m:t>
-            </m:r>
-          </m:sub>
-        </m:sSub>
-      </m:oMath>
-      <w:r>
-        <w:t xml:space="preserve"> </w:t>
-      </w:r>
-      <w:r>
-        <w:t xml:space="preserve">stays within</w:t>
-      </w:r>
-      <w:r>
-        <w:t xml:space="preserve"> </w:t>
-      </w:r>
-      <m:oMath>
-        <m:r>
-          <m:t>3.3</m:t>
-        </m:r>
-      </m:oMath>
-      <w:r>
-        <w:t xml:space="preserve">–</w:t>
-      </w:r>
-      <m:oMath>
-        <m:r>
-          <m:t>5.0</m:t>
-        </m:r>
-        <m:r>
-          <m:rPr>
-            <m:sty m:val="p"/>
-          </m:rPr>
-          <m:t>×</m:t>
-        </m:r>
-        <m:sSup>
-          <m:e>
-            <m:r>
-              <m:t>10</m:t>
-            </m:r>
-          </m:e>
-          <m:sup>
-            <m:r>
-              <m:rPr>
-                <m:sty m:val="p"/>
-              </m:rPr>
-              <m:t>−</m:t>
-            </m:r>
-            <m:r>
-              <m:t>4</m:t>
-            </m:r>
-          </m:sup>
-        </m:sSup>
-      </m:oMath>
-      <w:r>
-        <w:t xml:space="preserve"> </w:t>
-      </w:r>
-      <w:r>
-        <w:t xml:space="preserve">m²/kN; the N8 indicator spans 0.124–0.822 against 0.190–0.286 for N7 (Table 3). In the base model, going from pinned to fixed piers multiplies the N8 constant by 14.0 but reduces the N7 constant to 0.59 of its pinned value, and the design stiffness sits at</w:t>
+        <w:t xml:space="preserve">of N8 is several times that of N7. Calibrating to the N8 reading does not fix the N8 constant either, because the reading and the constant depend differently on</w:t>
       </w:r>
       <w:r>
         <w:t xml:space="preserve"> </w:t>
@@ -12682,82 +13401,12 @@
         <m:r>
           <m:t>κ</m:t>
         </m:r>
-        <m:r>
-          <m:rPr>
-            <m:sty m:val="p"/>
-          </m:rPr>
-          <m:t>/</m:t>
-        </m:r>
-        <m:sSub>
-          <m:e>
-            <m:r>
-              <m:t>k</m:t>
-            </m:r>
-          </m:e>
-          <m:sub>
-            <m:r>
-              <m:t>g</m:t>
-            </m:r>
-          </m:sub>
-        </m:sSub>
-        <m:r>
-          <m:rPr>
-            <m:sty m:val="p"/>
-          </m:rPr>
-          <m:t>=</m:t>
-        </m:r>
-        <m:r>
-          <m:t>0.63</m:t>
-        </m:r>
-      </m:oMath>
-      <w:r>
-        <w:t xml:space="preserve">, near the steepest part of the Möbius curve, where</w:t>
-      </w:r>
-      <w:r>
-        <w:t xml:space="preserve"> </w:t>
-      </w:r>
-      <m:oMath>
-        <m:sSub>
-          <m:e>
-            <m:r>
-              <m:t>B</m:t>
-            </m:r>
-          </m:e>
-          <m:sub>
-            <m:r>
-              <m:t>m</m:t>
-            </m:r>
-          </m:sub>
-        </m:sSub>
-      </m:oMath>
-      <w:r>
-        <w:t xml:space="preserve"> </w:t>
-      </w:r>
-      <w:r>
-        <w:t xml:space="preserve">is 0.51 at N8 and 0.12 at N7. Calibrating to the N8 reading does not fix the N8 constant either: the ratio of</w:t>
-      </w:r>
-      <w:r>
-        <w:t xml:space="preserve"> </w:t>
-      </w:r>
-      <m:oMath>
-        <m:sSub>
-          <m:e>
-            <m:r>
-              <m:t>C</m:t>
-            </m:r>
-          </m:e>
-          <m:sub>
-            <m:r>
-              <m:t>m</m:t>
-            </m:r>
-          </m:sub>
-        </m:sSub>
-      </m:oMath>
-      <w:r>
-        <w:t xml:space="preserve"> </w:t>
-      </w:r>
-      <w:r>
-        <w:t xml:space="preserve">to the modeled N8 deflection varies by a factor of 6.5 over the admissible set, against 1.5 for N7.</w:t>
+      </m:oMath>
+      <w:r>
+        <w:t xml:space="preserve"> </w:t>
+      </w:r>
+      <w:r>
+        <w:t xml:space="preserve">(Supplementary Section S8 and Table S15).</w:t>
       </w:r>
     </w:p>
     <w:p>
@@ -12796,7 +13445,7 @@
         </m:sSub>
       </m:oMath>
       <w:r>
-        <w:t xml:space="preserve">, Eq. (10), and cancellation ratio</w:t>
+        <w:t xml:space="preserve">, Eq. (8), and cancellation ratio</w:t>
       </w:r>
       <w:r>
         <w:t xml:space="preserve"> </w:t>
@@ -12807,7 +13456,7 @@
         </m:r>
       </m:oMath>
       <w:r>
-        <w:t xml:space="preserve">, Eq. (11), of the installed Mây Bridge gauges;</w:t>
+        <w:t xml:space="preserve">, Eq. (9), of the installed Mây Bridge gauges;</w:t>
       </w:r>
       <w:r>
         <w:t xml:space="preserve"> </w:t>
@@ -12919,7 +13568,7 @@
         </m:r>
       </m:oMath>
       <w:r>
-        <w:t xml:space="preserve">) and the admissible set (</w:t>
+        <w:t xml:space="preserve">) and the admissible sets (</w:t>
       </w:r>
       <m:oMath>
         <m:r>
@@ -12930,7 +13579,7 @@
         <w:t xml:space="preserve"> </w:t>
       </w:r>
       <w:r>
-        <w:t xml:space="preserve">= 5.3 %,</w:t>
+        <w:t xml:space="preserve">= 5.3 %;</w:t>
       </w:r>
       <w:r>
         <w:t xml:space="preserve"> </w:t>
@@ -12944,7 +13593,21 @@
         <w:t xml:space="preserve"> </w:t>
       </w:r>
       <w:r>
-        <w:t xml:space="preserve">= 0.51–1.15); haunched pinned-pier and fixed-pier rows give the extremes over the haunch-length variants (</w:t>
+        <w:t xml:space="preserve">= 0.51–1.15, or 0.90–1.15 with the prior</w:t>
+      </w:r>
+      <w:r>
+        <w:t xml:space="preserve"> </w:t>
+      </w:r>
+      <m:oMath>
+        <m:r>
+          <m:t>α</m:t>
+        </m:r>
+      </m:oMath>
+      <w:r>
+        <w:t xml:space="preserve"> </w:t>
+      </w:r>
+      <w:r>
+        <w:t xml:space="preserve">= 0.9–1.3); haunched pinned-pier and fixed-pier rows give the extremes over the haunch-length variants (</w:t>
       </w:r>
       <m:oMath>
         <m:sSub>
@@ -12967,7 +13630,7 @@
         <w:t xml:space="preserve"> </w:t>
       </w:r>
       <w:r>
-        <w:t xml:space="preserve">= 40–45 m). Values at mid side span: Supplementary Table S14. –: not computed.</w:t>
+        <w:t xml:space="preserve">= 40–45 m). Values at mid side span: Supplementary Table S15. –: not computed.</w:t>
       </w:r>
     </w:p>
     <w:tbl>
@@ -12986,11 +13649,11 @@
         </w:tblBorders>
       </w:tblPr>
       <w:tblGrid>
-        <w:gridCol w:w="2388"/>
-        <w:gridCol w:w="1919"/>
-        <w:gridCol w:w="1777"/>
-        <w:gridCol w:w="1492"/>
-        <w:gridCol w:w="1492"/>
+        <w:gridCol w:w="2511"/>
+        <w:gridCol w:w="1883"/>
+        <w:gridCol w:w="1744"/>
+        <w:gridCol w:w="1465"/>
+        <w:gridCol w:w="1465"/>
       </w:tblGrid>
       <w:tr>
         <w:trPr>
@@ -13000,7 +13663,7 @@
         </w:trPr>
         <w:tc>
           <w:tcPr>
-            <w:tcW w:type="dxa" w:w="2388"/>
+            <w:tcW w:type="dxa" w:w="2511"/>
             <w:tcBorders>
               <w:top w:val="nil"/>
               <w:left w:val="nil"/>
@@ -13020,7 +13683,7 @@
         </w:tc>
         <w:tc>
           <w:tcPr>
-            <w:tcW w:type="dxa" w:w="1919"/>
+            <w:tcW w:type="dxa" w:w="1883"/>
             <w:tcBorders>
               <w:top w:val="nil"/>
               <w:left w:val="nil"/>
@@ -13059,7 +13722,7 @@
         </w:tc>
         <w:tc>
           <w:tcPr>
-            <w:tcW w:type="dxa" w:w="1777"/>
+            <w:tcW w:type="dxa" w:w="1744"/>
             <w:tcBorders>
               <w:top w:val="nil"/>
               <w:left w:val="nil"/>
@@ -13093,7 +13756,7 @@
         </w:tc>
         <w:tc>
           <w:tcPr>
-            <w:tcW w:type="dxa" w:w="1492"/>
+            <w:tcW w:type="dxa" w:w="1465"/>
             <w:tcBorders>
               <w:top w:val="nil"/>
               <w:left w:val="nil"/>
@@ -13123,7 +13786,7 @@
         </w:tc>
         <w:tc>
           <w:tcPr>
-            <w:tcW w:type="dxa" w:w="1492"/>
+            <w:tcW w:type="dxa" w:w="1465"/>
             <w:tcBorders>
               <w:top w:val="nil"/>
               <w:left w:val="nil"/>
@@ -13153,7 +13816,7 @@
         </w:trPr>
         <w:tc>
           <w:tcPr>
-            <w:tcW w:type="dxa" w:w="2388"/>
+            <w:tcW w:type="dxa" w:w="2511"/>
           </w:tcPr>
           <w:p>
             <w:pPr>
@@ -13167,7 +13830,7 @@
         </w:tc>
         <w:tc>
           <w:tcPr>
-            <w:tcW w:type="dxa" w:w="1919"/>
+            <w:tcW w:type="dxa" w:w="1883"/>
           </w:tcPr>
           <w:p>
             <w:pPr>
@@ -13181,7 +13844,7 @@
         </w:tc>
         <w:tc>
           <w:tcPr>
-            <w:tcW w:type="dxa" w:w="1777"/>
+            <w:tcW w:type="dxa" w:w="1744"/>
           </w:tcPr>
           <w:p>
             <w:pPr>
@@ -13195,7 +13858,7 @@
         </w:tc>
         <w:tc>
           <w:tcPr>
-            <w:tcW w:type="dxa" w:w="1492"/>
+            <w:tcW w:type="dxa" w:w="1465"/>
           </w:tcPr>
           <w:p>
             <w:pPr>
@@ -13209,7 +13872,7 @@
         </w:tc>
         <w:tc>
           <w:tcPr>
-            <w:tcW w:type="dxa" w:w="1492"/>
+            <w:tcW w:type="dxa" w:w="1465"/>
           </w:tcPr>
           <w:p>
             <w:pPr>
@@ -13228,7 +13891,7 @@
         </w:trPr>
         <w:tc>
           <w:tcPr>
-            <w:tcW w:type="dxa" w:w="2388"/>
+            <w:tcW w:type="dxa" w:w="2511"/>
           </w:tcPr>
           <w:p>
             <w:pPr>
@@ -13242,7 +13905,7 @@
         </w:tc>
         <w:tc>
           <w:tcPr>
-            <w:tcW w:type="dxa" w:w="1919"/>
+            <w:tcW w:type="dxa" w:w="1883"/>
           </w:tcPr>
           <w:p>
             <w:pPr>
@@ -13256,7 +13919,7 @@
         </w:tc>
         <w:tc>
           <w:tcPr>
-            <w:tcW w:type="dxa" w:w="1777"/>
+            <w:tcW w:type="dxa" w:w="1744"/>
           </w:tcPr>
           <w:p>
             <w:pPr>
@@ -13270,7 +13933,7 @@
         </w:tc>
         <w:tc>
           <w:tcPr>
-            <w:tcW w:type="dxa" w:w="1492"/>
+            <w:tcW w:type="dxa" w:w="1465"/>
           </w:tcPr>
           <w:p>
             <w:pPr>
@@ -13284,7 +13947,7 @@
         </w:tc>
         <w:tc>
           <w:tcPr>
-            <w:tcW w:type="dxa" w:w="1492"/>
+            <w:tcW w:type="dxa" w:w="1465"/>
           </w:tcPr>
           <w:p>
             <w:pPr>
@@ -13303,7 +13966,7 @@
         </w:trPr>
         <w:tc>
           <w:tcPr>
-            <w:tcW w:type="dxa" w:w="2388"/>
+            <w:tcW w:type="dxa" w:w="2511"/>
           </w:tcPr>
           <w:p>
             <w:pPr>
@@ -13317,7 +13980,7 @@
         </w:tc>
         <w:tc>
           <w:tcPr>
-            <w:tcW w:type="dxa" w:w="1919"/>
+            <w:tcW w:type="dxa" w:w="1883"/>
           </w:tcPr>
           <w:p>
             <w:pPr>
@@ -13331,7 +13994,7 @@
         </w:tc>
         <w:tc>
           <w:tcPr>
-            <w:tcW w:type="dxa" w:w="1777"/>
+            <w:tcW w:type="dxa" w:w="1744"/>
           </w:tcPr>
           <w:p>
             <w:pPr>
@@ -13345,7 +14008,7 @@
         </w:tc>
         <w:tc>
           <w:tcPr>
-            <w:tcW w:type="dxa" w:w="1492"/>
+            <w:tcW w:type="dxa" w:w="1465"/>
           </w:tcPr>
           <w:p>
             <w:pPr>
@@ -13359,7 +14022,7 @@
         </w:tc>
         <w:tc>
           <w:tcPr>
-            <w:tcW w:type="dxa" w:w="1492"/>
+            <w:tcW w:type="dxa" w:w="1465"/>
           </w:tcPr>
           <w:p>
             <w:pPr>
@@ -13378,7 +14041,7 @@
         </w:trPr>
         <w:tc>
           <w:tcPr>
-            <w:tcW w:type="dxa" w:w="2388"/>
+            <w:tcW w:type="dxa" w:w="2511"/>
           </w:tcPr>
           <w:p>
             <w:pPr>
@@ -13392,7 +14055,7 @@
         </w:tc>
         <w:tc>
           <w:tcPr>
-            <w:tcW w:type="dxa" w:w="1919"/>
+            <w:tcW w:type="dxa" w:w="1883"/>
           </w:tcPr>
           <w:p>
             <w:pPr>
@@ -13406,7 +14069,7 @@
         </w:tc>
         <w:tc>
           <w:tcPr>
-            <w:tcW w:type="dxa" w:w="1777"/>
+            <w:tcW w:type="dxa" w:w="1744"/>
           </w:tcPr>
           <w:p>
             <w:pPr>
@@ -13420,7 +14083,7 @@
         </w:tc>
         <w:tc>
           <w:tcPr>
-            <w:tcW w:type="dxa" w:w="1492"/>
+            <w:tcW w:type="dxa" w:w="1465"/>
           </w:tcPr>
           <w:p>
             <w:pPr>
@@ -13434,7 +14097,7 @@
         </w:tc>
         <w:tc>
           <w:tcPr>
-            <w:tcW w:type="dxa" w:w="1492"/>
+            <w:tcW w:type="dxa" w:w="1465"/>
           </w:tcPr>
           <w:p>
             <w:pPr>
@@ -13453,7 +14116,7 @@
         </w:trPr>
         <w:tc>
           <w:tcPr>
-            <w:tcW w:type="dxa" w:w="2388"/>
+            <w:tcW w:type="dxa" w:w="2511"/>
           </w:tcPr>
           <w:p>
             <w:pPr>
@@ -13461,13 +14124,27 @@
               <w:jc w:val="left"/>
             </w:pPr>
             <w:r>
-              <w:t xml:space="preserve">Haunched, pinned piers</w:t>
+              <w:t xml:space="preserve">Haunched, admissible set with prior</w:t>
+            </w:r>
+            <w:r>
+              <w:t xml:space="preserve"> </w:t>
+            </w:r>
+            <m:oMath>
+              <m:r>
+                <m:t>α</m:t>
+              </m:r>
+            </m:oMath>
+            <w:r>
+              <w:t xml:space="preserve"> </w:t>
+            </w:r>
+            <w:r>
+              <w:t xml:space="preserve">= 0.9–1.3</w:t>
             </w:r>
           </w:p>
         </w:tc>
         <w:tc>
           <w:tcPr>
-            <w:tcW w:type="dxa" w:w="1919"/>
+            <w:tcW w:type="dxa" w:w="1883"/>
           </w:tcPr>
           <w:p>
             <w:pPr>
@@ -13475,13 +14152,13 @@
               <w:jc w:val="right"/>
             </w:pPr>
             <w:r>
-              <w:t xml:space="preserve">0.023</w:t>
+              <w:t xml:space="preserve">0.124–0.297</w:t>
             </w:r>
           </w:p>
         </w:tc>
         <w:tc>
           <w:tcPr>
-            <w:tcW w:type="dxa" w:w="1777"/>
+            <w:tcW w:type="dxa" w:w="1744"/>
           </w:tcPr>
           <w:p>
             <w:pPr>
@@ -13489,13 +14166,13 @@
               <w:jc w:val="right"/>
             </w:pPr>
             <w:r>
-              <w:t xml:space="preserve">0.263</w:t>
+              <w:t xml:space="preserve">0.190–0.211</w:t>
             </w:r>
           </w:p>
         </w:tc>
         <w:tc>
           <w:tcPr>
-            <w:tcW w:type="dxa" w:w="1492"/>
+            <w:tcW w:type="dxa" w:w="1465"/>
           </w:tcPr>
           <w:p>
             <w:pPr>
@@ -13503,13 +14180,13 @@
               <w:jc w:val="right"/>
             </w:pPr>
             <w:r>
-              <w:t xml:space="preserve">–</w:t>
+              <w:t xml:space="preserve">0.13–0.34</w:t>
             </w:r>
           </w:p>
         </w:tc>
         <w:tc>
           <w:tcPr>
-            <w:tcW w:type="dxa" w:w="1492"/>
+            <w:tcW w:type="dxa" w:w="1465"/>
           </w:tcPr>
           <w:p>
             <w:pPr>
@@ -13517,7 +14194,7 @@
               <w:jc w:val="right"/>
             </w:pPr>
             <w:r>
-              <w:t xml:space="preserve">–</w:t>
+              <w:t xml:space="preserve">0.56–0.66</w:t>
             </w:r>
           </w:p>
         </w:tc>
@@ -13528,7 +14205,7 @@
         </w:trPr>
         <w:tc>
           <w:tcPr>
-            <w:tcW w:type="dxa" w:w="2388"/>
+            <w:tcW w:type="dxa" w:w="2511"/>
           </w:tcPr>
           <w:p>
             <w:pPr>
@@ -13536,13 +14213,13 @@
               <w:jc w:val="left"/>
             </w:pPr>
             <w:r>
-              <w:t xml:space="preserve">Haunched, fixed piers</w:t>
+              <w:t xml:space="preserve">Haunched, pinned piers</w:t>
             </w:r>
           </w:p>
         </w:tc>
         <w:tc>
           <w:tcPr>
-            <w:tcW w:type="dxa" w:w="1919"/>
+            <w:tcW w:type="dxa" w:w="1883"/>
           </w:tcPr>
           <w:p>
             <w:pPr>
@@ -13550,13 +14227,13 @@
               <w:jc w:val="right"/>
             </w:pPr>
             <w:r>
-              <w:t xml:space="preserve">0.446</w:t>
+              <w:t xml:space="preserve">0.023</w:t>
             </w:r>
           </w:p>
         </w:tc>
         <w:tc>
           <w:tcPr>
-            <w:tcW w:type="dxa" w:w="1777"/>
+            <w:tcW w:type="dxa" w:w="1744"/>
           </w:tcPr>
           <w:p>
             <w:pPr>
@@ -13564,13 +14241,13 @@
               <w:jc w:val="right"/>
             </w:pPr>
             <w:r>
-              <w:t xml:space="preserve">0.145</w:t>
+              <w:t xml:space="preserve">0.263</w:t>
             </w:r>
           </w:p>
         </w:tc>
         <w:tc>
           <w:tcPr>
-            <w:tcW w:type="dxa" w:w="1492"/>
+            <w:tcW w:type="dxa" w:w="1465"/>
           </w:tcPr>
           <w:p>
             <w:pPr>
@@ -13584,7 +14261,7 @@
         </w:tc>
         <w:tc>
           <w:tcPr>
-            <w:tcW w:type="dxa" w:w="1492"/>
+            <w:tcW w:type="dxa" w:w="1465"/>
           </w:tcPr>
           <w:p>
             <w:pPr>
@@ -13597,6 +14274,81 @@
           </w:p>
         </w:tc>
       </w:tr>
+      <w:tr>
+        <w:trPr>
+          <w:cantSplit/>
+        </w:trPr>
+        <w:tc>
+          <w:tcPr>
+            <w:tcW w:type="dxa" w:w="2511"/>
+          </w:tcPr>
+          <w:p>
+            <w:pPr>
+              <w:pStyle w:val="Compact"/>
+              <w:jc w:val="left"/>
+            </w:pPr>
+            <w:r>
+              <w:t xml:space="preserve">Haunched, fixed piers</w:t>
+            </w:r>
+          </w:p>
+        </w:tc>
+        <w:tc>
+          <w:tcPr>
+            <w:tcW w:type="dxa" w:w="1883"/>
+          </w:tcPr>
+          <w:p>
+            <w:pPr>
+              <w:pStyle w:val="Compact"/>
+              <w:jc w:val="right"/>
+            </w:pPr>
+            <w:r>
+              <w:t xml:space="preserve">0.446</w:t>
+            </w:r>
+          </w:p>
+        </w:tc>
+        <w:tc>
+          <w:tcPr>
+            <w:tcW w:type="dxa" w:w="1744"/>
+          </w:tcPr>
+          <w:p>
+            <w:pPr>
+              <w:pStyle w:val="Compact"/>
+              <w:jc w:val="right"/>
+            </w:pPr>
+            <w:r>
+              <w:t xml:space="preserve">0.145</w:t>
+            </w:r>
+          </w:p>
+        </w:tc>
+        <w:tc>
+          <w:tcPr>
+            <w:tcW w:type="dxa" w:w="1465"/>
+          </w:tcPr>
+          <w:p>
+            <w:pPr>
+              <w:pStyle w:val="Compact"/>
+              <w:jc w:val="right"/>
+            </w:pPr>
+            <w:r>
+              <w:t xml:space="preserve">–</w:t>
+            </w:r>
+          </w:p>
+        </w:tc>
+        <w:tc>
+          <w:tcPr>
+            <w:tcW w:type="dxa" w:w="1465"/>
+          </w:tcPr>
+          <w:p>
+            <w:pPr>
+              <w:pStyle w:val="Compact"/>
+              <w:jc w:val="right"/>
+            </w:pPr>
+            <w:r>
+              <w:t xml:space="preserve">–</w:t>
+            </w:r>
+          </w:p>
+        </w:tc>
+      </w:tr>
     </w:tbl>
     <w:p>
       <w:pPr>
@@ -13700,7 +14452,7 @@
         <w:pStyle w:val="BodyText"/>
       </w:pPr>
       <w:r>
-        <w:t xml:space="preserve">Strain channels behave differently (Fig. 6). The haunches move every zero-moment point toward mid-span. The side-span zero lies 26.0–33.3 m from the end support, so a strain gauge at mid side span would be practically blind under calibration A (</w:t>
+        <w:t xml:space="preserve">Strain channels are no better on this girder (Fig. 6). The haunches move every zero-moment point toward mid-span, so a strain gauge at mid side span would be practically blind under calibration A (</w:t>
       </w:r>
       <m:oMath>
         <m:sSub>
@@ -13726,7 +14478,7 @@
         </m:r>
       </m:oMath>
       <w:r>
-        <w:t xml:space="preserve">). Mid main span lies in or at the edge of the near-blind band in every haunched model (</w:t>
+        <w:t xml:space="preserve">), and mid main span lies in or at the edge of the near-blind band in every haunched model (</w:t>
       </w:r>
       <m:oMath>
         <m:sSub>
@@ -13746,18 +14498,21 @@
         <w:t xml:space="preserve"> </w:t>
       </w:r>
       <w:r>
-        <w:t xml:space="preserve">= 0.163–0.212 at N7), again because of restraint (</w:t>
+        <w:t xml:space="preserve">= 0.163–0.212 at N7), again because of restraint. By</w:t>
+      </w:r>
+      <w:r>
+        <w:t xml:space="preserve"> </w:t>
       </w:r>
       <m:oMath>
         <m:sSub>
           <m:e>
             <m:r>
-              <m:t>R</m:t>
+              <m:t>N</m:t>
             </m:r>
           </m:e>
           <m:sub>
             <m:r>
-              <m:t>ε</m:t>
+              <m:t>M</m:t>
             </m:r>
           </m:sub>
         </m:sSub>
@@ -13766,66 +14521,7 @@
         <w:t xml:space="preserve"> </w:t>
       </w:r>
       <w:r>
-        <w:t xml:space="preserve">= 0.65–1.00). By</w:t>
-      </w:r>
-      <w:r>
-        <w:t xml:space="preserve"> </w:t>
-      </w:r>
-      <m:oMath>
-        <m:sSub>
-          <m:e>
-            <m:r>
-              <m:t>N</m:t>
-            </m:r>
-          </m:e>
-          <m:sub>
-            <m:r>
-              <m:t>M</m:t>
-            </m:r>
-          </m:sub>
-        </m:sSub>
-      </m:oMath>
-      <w:r>
-        <w:t xml:space="preserve"> </w:t>
-      </w:r>
-      <w:r>
-        <w:t xml:space="preserve">alone the best strain locations in all haunched models are 5–10 m from the piers (</w:t>
-      </w:r>
-      <m:oMath>
-        <m:d>
-          <m:dPr>
-            <m:begChr m:val="|"/>
-            <m:endChr m:val="|"/>
-            <m:sepChr m:val=""/>
-            <m:grow/>
-          </m:dPr>
-          <m:e>
-            <m:sSub>
-              <m:e>
-                <m:r>
-                  <m:t>N</m:t>
-                </m:r>
-              </m:e>
-              <m:sub>
-                <m:r>
-                  <m:t>M</m:t>
-                </m:r>
-              </m:sub>
-            </m:sSub>
-          </m:e>
-        </m:d>
-        <m:r>
-          <m:rPr>
-            <m:sty m:val="p"/>
-          </m:rPr>
-          <m:t>≥</m:t>
-        </m:r>
-        <m:r>
-          <m:t>0.39</m:t>
-        </m:r>
-      </m:oMath>
-      <w:r>
-        <w:t xml:space="preserve">), but with</w:t>
+        <w:t xml:space="preserve">alone the best strain locations in all haunched models are 5–10 m from the piers, but with</w:t>
       </w:r>
       <w:r>
         <w:t xml:space="preserve"> </w:t>
@@ -13874,7 +14570,7 @@
         <w:t xml:space="preserve"> </w:t>
       </w:r>
       <w:r>
-        <w:t xml:space="preserve">is about one quarter to one third of that at mid-span, and one fifth at the pier face (Fig. 6c), so the placement rule, which ranks by</w:t>
+        <w:t xml:space="preserve">is about one quarter to one third of that at mid-span (Fig. 6c), so the placement rule, which ranks by</w:t>
       </w:r>
       <w:r>
         <w:t xml:space="preserve"> </w:t>
@@ -13972,45 +14668,7 @@
         </m:sSub>
       </m:oMath>
       <w:r>
-        <w:t xml:space="preserve">. Which ranking governs depends on whether the strain resolution or the offset sets the noise. Load cells under the end bearings (</w:t>
-      </w:r>
-      <m:oMath>
-        <m:sSub>
-          <m:e>
-            <m:r>
-              <m:t>N</m:t>
-            </m:r>
-          </m:e>
-          <m:sub>
-            <m:r>
-              <m:t>F</m:t>
-            </m:r>
-          </m:sub>
-        </m:sSub>
-        <m:r>
-          <m:rPr>
-            <m:sty m:val="p"/>
-          </m:rPr>
-          <m:t>=</m:t>
-        </m:r>
-        <m:sSub>
-          <m:e>
-            <m:r>
-              <m:t>ξ</m:t>
-            </m:r>
-          </m:e>
-          <m:sub>
-            <m:r>
-              <m:t>0</m:t>
-            </m:r>
-          </m:sub>
-        </m:sSub>
-      </m:oMath>
-      <w:r>
-        <w:t xml:space="preserve"> </w:t>
-      </w:r>
-      <w:r>
-        <w:t xml:space="preserve">= 0.47–0.61) cannot be blind unless the side span loses its sagging zone.</w:t>
+        <w:t xml:space="preserve">. Which governs depends on whether strain resolution or offset sets the noise. Further strain and end-reaction values are in Supplementary Section S8.</w:t>
       </w:r>
     </w:p>
     <w:p>
@@ -14018,79 +14676,7 @@
         <w:pStyle w:val="BodyText"/>
       </w:pPr>
       <w:r>
-        <w:t xml:space="preserve">The placement rule puts a second deflection sensor at the most negative constant, in the side span 4–10 m from the inner pier; the pair at 100 m and 152 m from T5 is within 0.9 % in variance of the calibration-specific optimum under both A and B, so placement is insensitive to the unresolved pier stiffness. Under the assumed noise model (</w:t>
-      </w:r>
-      <m:oMath>
-        <m:r>
-          <m:t>σ</m:t>
-        </m:r>
-        <m:r>
-          <m:rPr>
-            <m:sty m:val="p"/>
-          </m:rPr>
-          <m:t>=</m:t>
-        </m:r>
-        <m:r>
-          <m:t>0.01</m:t>
-        </m:r>
-      </m:oMath>
-      <w:r>
-        <w:t xml:space="preserve"> </w:t>
-      </w:r>
-      <w:r>
-        <w:t xml:space="preserve">mm,</w:t>
-      </w:r>
-      <w:r>
-        <w:t xml:space="preserve"> </w:t>
-      </w:r>
-      <m:oMath>
-        <m:sSub>
-          <m:e>
-            <m:r>
-              <m:t>δ</m:t>
-            </m:r>
-          </m:e>
-          <m:sub>
-            <m:r>
-              <m:t>0</m:t>
-            </m:r>
-          </m:sub>
-        </m:sSub>
-        <m:r>
-          <m:rPr>
-            <m:sty m:val="p"/>
-          </m:rPr>
-          <m:t>=</m:t>
-        </m:r>
-        <m:r>
-          <m:t>0.1</m:t>
-        </m:r>
-      </m:oMath>
-      <w:r>
-        <w:t xml:space="preserve"> </w:t>
-      </w:r>
-      <w:r>
-        <w:t xml:space="preserve">mm, a 220 m record including a 20 m convoy allowance,</w:t>
-      </w:r>
-      <w:r>
-        <w:t xml:space="preserve"> </w:t>
-      </w:r>
-      <m:oMath>
-        <m:r>
-          <m:t>ρ</m:t>
-        </m:r>
-        <m:r>
-          <m:rPr>
-            <m:sty m:val="p"/>
-          </m:rPr>
-          <m:t>=</m:t>
-        </m:r>
-        <m:r>
-          <m:t>0.9</m:t>
-        </m:r>
-      </m:oMath>
-      <w:r>
-        <w:t xml:space="preserve">, calibration A), the standard deviation of the load falls from 24.8 % with N7 alone to 10.6 % with the pair and the zero-sum estimator; this gain is an upper bound, because such common-mode behavior need not hold during crossings (Section 4.3).</w:t>
+        <w:t xml:space="preserve">Placement is insensitive to the unresolved pier stiffness. The placement rule puts a second deflection sensor at the most negative constant, in the side span 4–10 m from the inner pier, and the pair at 100 m and 152 m from T5 is within 0.9 % in variance of the calibration-specific optimum under both A and B. Under the assumed noise model of Supplementary Section S4 (calibration A), the standard deviation of the load falls from 24.8 % with N7 alone to 10.6 % with the pair and the zero-sum estimator; this gain is an upper bound, because such common-mode behavior need not hold during crossings (Section 4.3).</w:t>
       </w:r>
     </w:p>
     <w:p>
@@ -14098,91 +14684,7 @@
         <w:pStyle w:val="BodyText"/>
       </w:pPr>
       <w:r>
-        <w:t xml:space="preserve">If a model-based constant is wanted, a tiltmeter on the monolithic pier T7 is the most informative additional measurement; under the four trucks of the side-span test load it would read about 167 µrad. At the design pier stiffness (</w:t>
-      </w:r>
-      <m:oMath>
-        <m:r>
-          <m:t>κ</m:t>
-        </m:r>
-        <m:r>
-          <m:rPr>
-            <m:sty m:val="p"/>
-          </m:rPr>
-          <m:t>=</m:t>
-        </m:r>
-        <m:r>
-          <m:t>2.75</m:t>
-        </m:r>
-        <m:r>
-          <m:rPr>
-            <m:sty m:val="p"/>
-          </m:rPr>
-          <m:t>×</m:t>
-        </m:r>
-        <m:sSup>
-          <m:e>
-            <m:r>
-              <m:t>10</m:t>
-            </m:r>
-          </m:e>
-          <m:sup>
-            <m:r>
-              <m:t>7</m:t>
-            </m:r>
-          </m:sup>
-        </m:sSup>
-      </m:oMath>
-      <w:r>
-        <w:t xml:space="preserve"> </w:t>
-      </w:r>
-      <w:r>
-        <w:t xml:space="preserve">kN m/rad, with</w:t>
-      </w:r>
-      <w:r>
-        <w:t xml:space="preserve"> </w:t>
-      </w:r>
-      <m:oMath>
-        <m:r>
-          <m:t>α</m:t>
-        </m:r>
-      </m:oMath>
-      <w:r>
-        <w:t xml:space="preserve"> </w:t>
-      </w:r>
-      <w:r>
-        <w:t xml:space="preserve">refitted to</w:t>
-      </w:r>
-      <w:r>
-        <w:t xml:space="preserve"> </w:t>
-      </w:r>
-      <m:oMath>
-        <m:sSup>
-          <m:e>
-            <m:r>
-              <m:t>α</m:t>
-            </m:r>
-          </m:e>
-          <m:sup>
-            <m:r>
-              <m:rPr>
-                <m:sty m:val="p"/>
-              </m:rPr>
-              <m:t>*</m:t>
-            </m:r>
-          </m:sup>
-        </m:sSup>
-        <m:r>
-          <m:rPr>
-            <m:sty m:val="p"/>
-          </m:rPr>
-          <m:t>=</m:t>
-        </m:r>
-        <m:r>
-          <m:t>1.07</m:t>
-        </m:r>
-      </m:oMath>
-      <w:r>
-        <w:t xml:space="preserve">; Fig. 7b), with 2.64 % standard uncertainty per reading and an assumed 3 % for the rotation, the Cramér–Rao bound on the standard deviation of</w:t>
+        <w:t xml:space="preserve">If a model-based constant is wanted, a tiltmeter on the monolithic pier T7 is the most informative of the measurements compared: at the design pier stiffness (Fig. 7b), the Cramér–Rao bound on the standard deviation of</w:t>
       </w:r>
       <w:r>
         <w:t xml:space="preserve"> </w:t>
@@ -14211,7 +14713,7 @@
         <w:t xml:space="preserve"> </w:t>
       </w:r>
       <w:r>
-        <w:t xml:space="preserve">is 0.87 from the two deflections and 0.18 with the tiltmeter. The first and third vertical frequencies would give 0.24 instead, but only if the first frequency were identified, and the test reports one frequency per span (Supplementary Table S13). At calibration B the two-reading Fisher matrix is singular; with the tiltmeter the bound is 0.04.</w:t>
+        <w:t xml:space="preserve">falls from 0.87 with the two deflections to 0.18 with the tiltmeter. The bound assumes standard uncertainties of 2.64 % per deflection and 3 % for the pier rotation (about 167 µrad under the side-span test load). Frequencies and the case of calibration B are discussed in Supplementary Section S8.</w:t>
       </w:r>
     </w:p>
     <w:p>
@@ -14219,7 +14721,7 @@
         <w:pStyle w:val="BodyText"/>
       </w:pPr>
       <w:r>
-        <w:t xml:space="preserve">A moving-load test with weighed trucks has been designed for this bridge but not performed. Table 4 gives the predicted values that would decide between the calibrations; the ratio of integrals at the side-span and main-span gauges is independent of truck weight and absolute rigidity, and it differs by a factor of 2.3 between A and B.</w:t>
+        <w:t xml:space="preserve">A moving-load test with weighed trucks has been designed but not performed; Table 4 gives the predictions that would decide between the calibrations; the ratio of integrals at the side-span and main-span gauges is independent of truck weight and absolute rigidity, and it differs by a factor of 2.3 between A and B.</w:t>
       </w:r>
     </w:p>
     <w:p>
@@ -14539,7 +15041,7 @@
         <w:t xml:space="preserve"> </w:t>
       </w:r>
       <w:r>
-        <w:t xml:space="preserve">around every zero-moment point, including gauges set back from a pier, and deflection gauges out of the bands of Table 1. Equation (15) gives the constant over the plausible range of pier stiffness; locations with large</w:t>
+        <w:t xml:space="preserve">around every zero-moment point, including gauges set back from a pier, and deflection gauges out of the bands of Table 1. Equation (13) gives the constant over the plausible range of pier stiffness; locations with large</w:t>
       </w:r>
       <w:r>
         <w:t xml:space="preserve"> </w:t>
@@ -14620,31 +15122,7 @@
         <w:t xml:space="preserve"> </w:t>
       </w:r>
       <w:r>
-        <w:t xml:space="preserve">should be planned (a pier tiltmeter, an identified first frequency or an integral ratio between two gauges). For position-independent noise, sensors belong at the extremes of</w:t>
-      </w:r>
-      <w:r>
-        <w:t xml:space="preserve"> </w:t>
-      </w:r>
-      <m:oMath>
-        <m:r>
-          <m:t>C</m:t>
-        </m:r>
-        <m:d>
-          <m:dPr>
-            <m:begChr m:val="("/>
-            <m:endChr m:val=")"/>
-            <m:sepChr m:val=""/>
-            <m:grow/>
-          </m:dPr>
-          <m:e>
-            <m:r>
-              <m:t>x</m:t>
-            </m:r>
-          </m:e>
-        </m:d>
-      </m:oMath>
-      <w:r>
-        <w:t xml:space="preserve">. SLM with weighed vehicles of clearly different weights and lane-specific constants is preferred; GLS or zero-sum weights need</w:t>
+        <w:t xml:space="preserve">should be planned (a pier tiltmeter, an identified first frequency or an integral ratio between two gauges). SLM with weighed vehicles of clearly different weights and lane-specific constants is preferred. GLS or zero-sum weights need</w:t>
       </w:r>
       <w:r>
         <w:t xml:space="preserve"> </w:t>
@@ -14658,7 +15136,7 @@
         <w:t xml:space="preserve"> </w:t>
       </w:r>
       <w:r>
-        <w:t xml:space="preserve">from calibration-crossing residuals, checked out of sample.</w:t>
+        <w:t xml:space="preserve">from enough calibration crossings, checked out of sample (Section 4.3).</w:t>
       </w:r>
     </w:p>
     <w:p>
@@ -14733,60 +15211,7 @@
         <w:t xml:space="preserve"> </w:t>
       </w:r>
       <w:r>
-        <w:t xml:space="preserve">mm biases a 25 t truck by 16–25 % at a single main-span gauge and by 41–271 % at a single side-span gauge (Supplementary Table S15). With present absolute-deflection technology, single-point influence-area weighing on a long-span girder is therefore marginal even at the best location, and non-contact techniques must establish their residual offset on site, because environmental effects act over the same window (Sohn, 2007; Cross et al., 2013). Speed enters through the response and its measurement: on lane A of the field records, speeds from a low-pass fit were 1.139 times those from the axle spikes (standard deviation 0.124, 22 runs), so the speed estimator alone can shift the weight by more than 10 %. The quasi-static error for a constant force crossing the laboratory beam is at most about 1 % when</w:t>
-      </w:r>
-      <w:r>
-        <w:t xml:space="preserve"> </w:t>
-      </w:r>
-      <m:oMath>
-        <m:sSub>
-          <m:e>
-            <m:r>
-              <m:t>t</m:t>
-            </m:r>
-          </m:e>
-          <m:sub>
-            <m:r>
-              <m:rPr>
-                <m:sty m:val="p"/>
-              </m:rPr>
-              <m:t>cr</m:t>
-            </m:r>
-          </m:sub>
-        </m:sSub>
-        <m:r>
-          <m:rPr>
-            <m:sty m:val="p"/>
-          </m:rPr>
-          <m:t>/</m:t>
-        </m:r>
-        <m:sSub>
-          <m:e>
-            <m:r>
-              <m:t>T</m:t>
-            </m:r>
-          </m:e>
-          <m:sub>
-            <m:r>
-              <m:t>1</m:t>
-            </m:r>
-          </m:sub>
-        </m:sSub>
-        <m:r>
-          <m:rPr>
-            <m:sty m:val="p"/>
-          </m:rPr>
-          <m:t>≥</m:t>
-        </m:r>
-        <m:r>
-          <m:t>8</m:t>
-        </m:r>
-      </m:oMath>
-      <w:r>
-        <w:t xml:space="preserve"> </w:t>
-      </w:r>
-      <w:r>
-        <w:t xml:space="preserve">(crossing time over fundamental period; Frýba, 1999); the bound omits vehicle–bridge interaction and road roughness (Supplementary Sections S9 and S10). The method is therefore proposed for preliminary overload screening. Its threshold should be set with a margin below the legal limit and the design live loads (CEN, 2003; AASHTO, 2024), and flagged vehicles should be weighed by influence-line BWIM, which does not suffer the blindness of Table 1 because it fits the whole record shape.</w:t>
+        <w:t xml:space="preserve">mm biases a 25 t truck by 16–25 % at a single main-span gauge and by 41–271 % at a single side-span gauge (Supplementary Table S17). With present absolute-deflection technology, single-point influence-area weighing on a long-span girder is therefore marginal even at the best location, and non-contact techniques must establish their residual offset on site, because environmental effects act over the same window (Sohn, 2007; Cross et al., 2013). The speed estimator alone can shift the weight by more than 10 %, and dynamics add a further term (Frýba, 1999; Supplementary Sections S9 and S10). The method is therefore proposed for preliminary overload screening. Its threshold should be set with a margin below the legal limit and the design live loads (CEN, 2003; AASHTO, 2024), and flagged vehicles should be weighed by influence-line BWIM, which does not suffer the blindness of Table 1 because it fits the whole record shape.</w:t>
       </w:r>
     </w:p>
     <w:p>
@@ -14794,7 +15219,7 @@
         <w:pStyle w:val="BodyText"/>
       </w:pPr>
       <w:r>
-        <w:t xml:space="preserve">Several limitations remain. The laboratory beam had equal spans and statically positioned loads, and the blind configuration was not tested. The field data come from one public dataset with four trucks, nearly constant reference weights, no deflection channel and no gauge at a zero-moment point, so weight discrimination, the strain and deflection blind loci and a deflection pair could not be tested, and a screening threshold still needs field calibration with trucks of clearly different weights, which this study did not have. The in-service analysis uses static data and a beam model with an assumed depth law and equal pier springs, and its moving-load test is designed but not performed. The treatment is one-dimensional along each lane.</w:t>
+        <w:t xml:space="preserve">Several limitations remain. The strain criterion holds for gauges that measure global bending, not for deck-soffit gauges (Sections 2.1 and 4.2). The laboratory beam had equal spans and statically positioned loads. The field data come from one public dataset with four trucks, nearly constant reference weights, no deflection channel and no gauge at a zero-moment point, so weight discrimination, the strain and deflection blind loci and a deflection pair could not be tested, and a screening threshold still needs field calibration with trucks of clearly different weights. The in-service analysis uses static data and a beam model with an assumed depth law and equal pier springs, and its moving-load test is designed but not performed. The treatment is one-dimensional along each lane.</w:t>
       </w:r>
     </w:p>
     <w:bookmarkEnd w:id="58"/>
@@ -14816,7 +15241,7 @@
         <w:pStyle w:val="BodyText"/>
       </w:pPr>
       <w:r>
-        <w:t xml:space="preserve">Strain channels are blind at every zero of the uniform-load moment diagram, which every continuous girder has, and nearly blind 0.19–0.32 of the span from the interior support on two equal spans. Deflection channels are blind only near particular span ratios, such as</w:t>
+        <w:t xml:space="preserve">Strain channels that measure global bending are blind at every zero of the uniform-load moment diagram, which every continuous girder has, and nearly blind 0.19–0.32 of the span from the interior support on two equal spans. On prismatic girders, deflection channels are blind only near particular span ratios, such as</w:t>
       </w:r>
       <w:r>
         <w:t xml:space="preserve"> </w:t>
@@ -15008,7 +15433,21 @@
         <w:pStyle w:val="BodyText"/>
       </w:pPr>
       <w:r>
-        <w:t xml:space="preserve">For a symmetric girder with equal piers, the constant is a linear-fractional (Möbius) function of the scaled pier stiffness. On a 55 + 90 + 55 m box girder, two static readings leave the constant of the side-span deflection gauge uncertain by a factor of 6.6 at a two-standard-deviation tolerance, whereas the main-span constant is bounded within a factor of 1.5; at the design pier stiffness a pier tiltmeter would reduce the Cramér–Rao bound on the standard deviation of</w:t>
+        <w:t xml:space="preserve">For a symmetric girder with equal piers, the constant is a linear-fractional (Möbius) function of the scaled pier stiffness. On a 55 + 90 + 55 m box girder, two static readings leave the side-span deflection constant uncertain by a factor of 6.6 (2.4 for plausible rigidity,</w:t>
+      </w:r>
+      <w:r>
+        <w:t xml:space="preserve"> </w:t>
+      </w:r>
+      <m:oMath>
+        <m:r>
+          <m:t>α</m:t>
+        </m:r>
+      </m:oMath>
+      <w:r>
+        <w:t xml:space="preserve"> </w:t>
+      </w:r>
+      <w:r>
+        <w:t xml:space="preserve">= 0.9–1.3), against 1.5 for the main-span constant; at the design pier stiffness a pier tiltmeter would reduce the Cramér–Rao bound on the standard deviation of</w:t>
       </w:r>
       <w:r>
         <w:t xml:space="preserve"> </w:t>
@@ -15049,7 +15488,7 @@
         <w:pStyle w:val="BodyText"/>
       </w:pPr>
       <w:r>
-        <w:t xml:space="preserve">On public moving-truck records, the gauge-average constants were consistent with invariance and superposition within the 10–27 % that the noise resolves, although four day-1 gauges without axle spikes differed by 22–26 % between trucks, with speed confounded; each lane and deck gauge needed its own constant. On one day, GLS weights from vehicle-free noise were worse out of sample than the gauge average (20.4 % against 11.9 %), consistent with the much lower correlation of crossing residuals between gauges (0.63 against 0.90).</w:t>
+        <w:t xml:space="preserve">On public moving-truck records, the gauge-average constants were consistent with invariance and superposition within the 10–27 % that the noise resolves, although four day-1 gauges differed by 22–26 % between trucks; each deck gauge needed its own constant. On one day, GLS weights from vehicle-free noise were worse out of sample than the gauge average (20.4 % against 11.9 %).</w:t>
       </w:r>
     </w:p>
     <w:p>

--- a/manuscript/ase/word/Manuscript_ASE.docx
+++ b/manuscript/ase/word/Manuscript_ASE.docx
@@ -80,21 +80,7 @@
         <w:pStyle w:val="FirstParagraph"/>
       </w:pPr>
       <w:r>
-        <w:t xml:space="preserve">Influence-area weighing divides a record’s area by an integral constant, which can vanish on continuous girders because influence lines change sign. Strain gauges measuring global bending are blind at every zero of the uniform-load moment and nearly blind 0.19–0.32 of the span from the interior support on two equal spans. For position-independent noise, optimal sensors lie at the extremes of the uniform-load response; on one day of public records, weighting by vehicle-free noise raised the error 8.5 percentage points above the gauge average. For symmetric girders with equal piers the constant is linear-fractional in pier stiffness; on an in-service box girder, two static readings leave the side-span deflection constant uncertain by a factor of 6.6 (2.4 for plausible rigidity,</w:t>
-      </w:r>
-      <w:r>
-        <w:t xml:space="preserve"> </w:t>
-      </w:r>
-      <m:oMath>
-        <m:r>
-          <m:t>α</m:t>
-        </m:r>
-      </m:oMath>
-      <w:r>
-        <w:t xml:space="preserve"> </w:t>
-      </w:r>
-      <w:r>
-        <w:t xml:space="preserve">= 0.9–1.3), against 1.5 at mid main span. A laboratory test is consistent with the influence-area identity. Strain gauges should avoid near-blind bands, deflection gauges belong at mid main span, and side-span constants need identified pier stiffness or a pier tiltmeter.</w:t>
+        <w:t xml:space="preserve">Influence-area weighing divides a record’s area by an integral constant, which can vanish on continuous girders because influence lines change sign. Strain gauges measuring global bending are blind at every zero of the uniform-load moment and nearly blind 0.19–0.32 of the span from the interior support on two equal spans. For position-independent noise, optimal sensors lie at the extremes of the uniform-load response; on one day of public records, weighting by vehicle-free noise raised the error 8.5 percentage points above the gauge average. For symmetric girders with equal piers the constant is linear-fractional in pier stiffness; on an in-service box girder, two static readings leave the side-span deflection constant uncertain by a factor of 6.6 against 1.5 at mid main span, or 2.4 against 1.1 with girder rigidity bounded to 0.9–1.3 times design. A laboratory test is consistent with the identity. On this girder, deflection gauges belong at mid main span, and side-span constants need identified pier stiffness or a pier tiltmeter.</w:t>
       </w:r>
     </w:p>
     <w:p>
@@ -138,7 +124,7 @@
         <w:pStyle w:val="BodyText"/>
       </w:pPr>
       <w:r>
-        <w:t xml:space="preserve">A simpler family estimates only the gross weight from the area under the response. Ojio and Yamada (2002) integrated the strain records of plate-girder stringers and calibrated the result against a truck of known weight; this calibration is called the standard-load method (SLM). It has been used in long-term monitoring (Cardini and DeWolf, 2009) and was accurate to within 5 % on a seven-span slab-on-girder bridge for test trucks with well-estimated speeds (Helmi et al., 2014). Later work used strain areas and integrals (Yang et al., 2021; Zhu et al., 2022; Agüero-Barrantes et al., 2023), shear strain (Lobo Aguilar and Christenson, 2018), sparse sensing that chose gauge number and location on a single-span bridge (Agüero-Barrantes et al., 2021), load-cell reactions (Shi et al., 2025) and an influence-line-free probabilistic index (Yan et al., 2022). One of the present authors, with co-workers, used the integral of mid-span deflection on a simply supported beam (Nguyen et al., 2024).</w:t>
+        <w:t xml:space="preserve">A simpler family estimates only the gross weight from the area under the response. Ojio and Yamada (2002) integrated the strain records of plate-girder stringers and calibrated the result against a truck of known weight; this calibration is called the standard-load method (SLM). It has been used in long-term monitoring (Cardini and DeWolf, 2009) and was accurate to within 5 % on a seven-span slab-on-girder bridge for test trucks with well-estimated speeds (Helmi et al., 2014). Later work used strain areas and integrals (Yang et al., 2021; Zhu et al., 2022; Agüero-Barrantes et al., 2023), shear strain (Lobo Aguilar and Christenson, 2018), sparse sensing that chose gauge number and location on a single-span bridge (Agüero-Barrantes et al., 2021), load-cell reactions (Shi et al., 2025) and an influence-line-free probabilistic index (Yan et al., 2022). Nguyen et al. (2024) used the integral of mid-span deflection on a simply supported beam.</w:t>
       </w:r>
     </w:p>
     <w:p>
@@ -146,7 +132,7 @@
         <w:pStyle w:val="BodyText"/>
       </w:pPr>
       <w:r>
-        <w:t xml:space="preserve">The identity behind these methods is classical: the area under an influence line equals the response to a uniform unit load, as design codes use for distributed lane loads (Ghali et al., 2017). On continuous girders, however, the influence line changes sign over each interior support, and positive and negative areas partly cancel. Continuous bridges have been weighed from distributed fiber-optic strain (Chaudhary et al., 2025), with lane-specific influence lines (Wu et al., 2020) and from deck strain on long-span box girders (Moghadam et al., 2022, 2023a, 2023b); Deng et al. (2025) replaced the small net area of a multi-span displacement influence line by its absolute area. Sensor placement for BWIM has been posed through an augmented Kalman filter (Zhou et al., 2025). Deflection-based load identification has been posed as a regularized stochastic problem (Zhang et al., 2026). Deflection influence lines have been identified from moving-vehicle records (Wang et al., 2026) and inverted for girder stiffness (Zhou et al., 2026), and influence lines have been used to estimate the boundary spring stiffness of a suspension-bridge girder (Lin et al., 2023). Single-channel SLM assumes that the integral constant is well away from zero and independent of the boundary conditions, yet none of these studies gives closed-form conditions under which this assumption fails, or how they shift with uncertain boundary conditions.</w:t>
+        <w:t xml:space="preserve">The identity behind these methods is classical: the area under an influence line equals the response to a uniform unit load, as design codes use for distributed lane loads (Ghali et al., 2017). On continuous girders, however, the influence line changes sign over each interior support, and positive and negative areas partly cancel. Continuous bridges have been weighed from distributed fiber-optic strain (Chaudhary et al., 2025), with lane-specific influence lines (Wu et al., 2020) and from deck strain on long-span box girders (Moghadam et al., 2022, 2023a, 2023b); Deng et al. (2025) replaced the small net area of a multi-span displacement influence line by its absolute area. Sensor placement for BWIM has been posed through an augmented Kalman filter (Zhou et al., 2025). Deflection-based load identification has been posed as a regularized stochastic problem (Zhang et al., 2026). Deflection influence lines have been identified from moving-vehicle records (Wang et al., 2026) and inverted for girder stiffness (Zhou et al., 2026), and influence lines have been used to estimate the boundary spring stiffness of a suspension-bridge girder (Lin et al., 2023). Single-channel SLM assumes that the integral constant is well away from zero and independent of the boundary conditions, yet none of these studies gives closed-form conditions under which this assumption fails, or how they shift with uncertain boundary conditions. Such conditions are needed to choose, before installation, the few channels that screen continuous bridges for overloads.</w:t>
       </w:r>
     </w:p>
     <w:p>
@@ -154,32 +140,7 @@
         <w:pStyle w:val="BodyText"/>
       </w:pPr>
       <w:r>
-        <w:t xml:space="preserve">This paper supplies such criteria. Neither the influence-area identity nor the generalized least-squares (GLS) estimator is new; the contributions lie in the criteria built on them. (i) A closed-form catalog gives the blind and near-blind loci of five channel types on prismatic two- and three-span girders; its strain criterion, the zeros of the uniform-load moment, holds for any girder in beam theory and, unlike the absolute area of Deng et al. (2025), keeps the estimate linear in the axle loads (Supplementary Section S3). (ii) Extreme-point optimal design (Elfving, 1952) gives a closed-form placement rule in place of numerical optimization (Zhou et al., 2025): for position-independent noise, optimal sensors lie at the extremes of the uniform-load response, and on public records GLS weights from vehicle-free noise raised the out-of-sample error 8.5 percentage points above the gauge average. (iii) For a symmetric girder with equal piers, the constant depends on pier stiffness through a linear-fractional (Möbius) law, and on an in-service box girder two static readings leave the constant of a side-span deflection gauge uncertain by a factor of 6.6 from the static data alone (tolerance</w:t>
-      </w:r>
-      <w:r>
-        <w:t xml:space="preserve"> </w:t>
-      </w:r>
-      <m:oMath>
-        <m:r>
-          <m:t>τ</m:t>
-        </m:r>
-      </m:oMath>
-      <w:r>
-        <w:t xml:space="preserve"> </w:t>
-      </w:r>
-      <w:r>
-        <w:t xml:space="preserve">= 5.3 %), 2.4 for plausible rigidity (</w:t>
-      </w:r>
-      <m:oMath>
-        <m:r>
-          <m:t>α</m:t>
-        </m:r>
-      </m:oMath>
-      <w:r>
-        <w:t xml:space="preserve"> </w:t>
-      </w:r>
-      <w:r>
-        <w:t xml:space="preserve">= 0.9–1.3), against 1.5 for the main-span constant. The laboratory test checks the identity, the public records check its assumptions and noise model (not weighing accuracy), and the in-service girder shows identifiability. The blind loci are verified analytically and by finite element (FE) evaluation, not experimentally, and the blind configuration of the laboratory beam (spans of 2500 mm and 3644 mm) was not tested.</w:t>
+        <w:t xml:space="preserve">This paper supplies such criteria. Neither the influence-area identity nor the generalized least-squares (GLS) estimator is new; the contributions lie in the criteria built on them. (i) A closed-form catalog gives the blind and near-blind loci of five channel types on prismatic two- and three-span girders; its strain criterion, the zeros of the uniform-load moment, holds for any girder in beam theory and, unlike the absolute area of Deng et al. (2025), keeps the estimate linear in the axle loads (Supplementary Section S3). (ii) Extreme-point optimal design (Elfving, 1952) gives a closed-form placement rule in place of numerical optimization (Zhou et al., 2025): for position-independent noise, optimal sensors lie at the extremes of the uniform-load response; the rule itself is not tested in the field. On public records, GLS weights from vehicle-free noise did worse than the gauge average (Section 4.3). (iii) For a symmetric girder with equal piers, the constant depends on pier stiffness through a linear-fractional (Möbius) law, and on an in-service box girder two static readings leave the constant of a side-span deflection gauge uncertain by a factor of 6.6 against 1.5 for the main-span constant from the static data alone, and 2.4 against 1.1 with girder rigidity bounded to 0.9–1.3 times design (Section 5.2). The laboratory test checks the identity, the public records check its assumptions and noise model (not weighing accuracy), and the in-service girder shows identifiability. The blind loci are verified analytically and by finite element (FE) evaluation, not experimentally, and the blind configuration of the laboratory beam (spans of 2500 mm and 3644 mm) was not tested.</w:t>
       </w:r>
     </w:p>
     <w:p>
@@ -5631,7 +5592,7 @@
         </m:r>
       </m:oMath>
       <w:r>
-        <w:t xml:space="preserve">.</w:t>
+        <w:t xml:space="preserve">. Each indicator is normalized by the span containing the sensor, so steps at the piers are changes of scale, not discontinuities.</w:t>
       </w:r>
     </w:p>
     <w:p>
@@ -7380,59 +7341,7 @@
         <w:t xml:space="preserve"> </w:t>
       </w:r>
       <w:r>
-        <w:t xml:space="preserve">in Eq. (10), for the same offset and record length an indicator of 0.2 multiplies the offset-equivalent load by 12.5 relative to a simply supported mid-span deflection gauge (</w:t>
-      </w:r>
-      <m:oMath>
-        <m:sSub>
-          <m:e>
-            <m:r>
-              <m:t>N</m:t>
-            </m:r>
-          </m:e>
-          <m:sub>
-            <m:r>
-              <m:t>w</m:t>
-            </m:r>
-          </m:sub>
-        </m:sSub>
-        <m:r>
-          <m:rPr>
-            <m:sty m:val="p"/>
-          </m:rPr>
-          <m:t>=</m:t>
-        </m:r>
-        <m:r>
-          <m:t>2.5</m:t>
-        </m:r>
-      </m:oMath>
-      <w:r>
-        <w:t xml:space="preserve">) and by 5 relative to a simply supported mid-span strain gauge (</w:t>
-      </w:r>
-      <m:oMath>
-        <m:sSub>
-          <m:e>
-            <m:r>
-              <m:t>N</m:t>
-            </m:r>
-          </m:e>
-          <m:sub>
-            <m:r>
-              <m:t>M</m:t>
-            </m:r>
-          </m:sub>
-        </m:sSub>
-        <m:r>
-          <m:rPr>
-            <m:sty m:val="p"/>
-          </m:rPr>
-          <m:t>=</m:t>
-        </m:r>
-        <m:r>
-          <m:t>1</m:t>
-        </m:r>
-      </m:oMath>
-      <w:r>
-        <w:t xml:space="preserve">). Supplementary Table S3 gives the near-blind bands for thresholds of 0.1, 0.2 and 0.3. On a non-prismatic girder</w:t>
+        <w:t xml:space="preserve">in Eq. (10), for the same offset and record length an indicator of 0.2 multiplies the offset-equivalent load by 12.5 relative to a simply supported mid-span deflection gauge and by 5 relative to a strain gauge there. Supplementary Table S3 gives the near-blind bands for thresholds of 0.1, 0.2 and 0.3. On a non-prismatic girder</w:t>
       </w:r>
       <w:r>
         <w:t xml:space="preserve"> </w:t>
@@ -11121,7 +11030,7 @@
         <w:pStyle w:val="BodyText"/>
       </w:pPr>
       <w:r>
-        <w:t xml:space="preserve">The analytical influence line matched the single-load record within 0.0126 mm, 0.44 % of the peak. With the trapezoidal rule, BPM overestimated the weighed totals of 66.99 N and 125.08 N by 1.10 % and 1.19 %, and SLM by 0.61 % and 0.70 % (Supplementary Table S4). The BPM-to-SLM ratio equals 1.0049, the ratio of the measured reference integral to its exact value: SLM absorbs the calibration error of the reference record, whereas BPM does not. The SLM deviations match the growth of the measured-to-analytical integral ratio (1.010, 1.016 and 1.017 for one, two and three loads), which the data cannot assign to either support seating or the stated masses. The test supports the invariance of Eq. (2) only indirectly.</w:t>
+        <w:t xml:space="preserve">The analytical influence line matched the single-load record within 0.0126 mm, 0.44 % of the peak. With the trapezoidal rule, BPM overestimated the weighed totals of 66.99 N and 125.08 N by 1.10 % and 1.19 %, and SLM by 0.61 % and 0.70 % (Supplementary Table S4). The BPM-to-SLM ratio equals 1.0049, the ratio of the measured reference integral to its exact value: SLM absorbs the calibration error of the reference record, whereas BPM does not. The SLM deviations follow the measured-to-analytical integral ratio (Supplementary Section S6). The test supports the invariance of Eq. (2) only indirectly.</w:t>
       </w:r>
     </w:p>
     <w:bookmarkEnd w:id="37"/>
@@ -11180,7 +11089,7 @@
         <w:t xml:space="preserve">”</w:t>
       </w:r>
       <w:r>
-        <w:t xml:space="preserve">). On day 1, two 3-axle trucks with driver-reported gross weights ran in the instrumented lane (Moghadam, 2022). On day 2, a 3-axle truck of 26.8 t and a 5-axle truck of 25.9 t, weighed on a static scale, ran in the instrumented lane (lane A), in the other lane (lane B), and in two runs one behind the other. The weights vary by only a few percent within each day. Each record was re-zeroed with a linear baseline fitted to vehicle-free segments before and after the crossing, integrated over the whole crossing and converted to</w:t>
+        <w:t xml:space="preserve">). On day 1, two 3-axle trucks with driver-reported gross weights ran in the instrumented lane (Moghadam, 2022). On day 2, a 3-axle truck of 26.8 t and a 5-axle truck of 25.9 t, weighed on a static scale, ran in the instrumented lane (lane A), in the other lane (lane B), and in two runs one behind the other. Each record was re-zeroed with a linear baseline fitted to vehicle-free segments before and after the crossing, integrated over the whole crossing and converted to</w:t>
       </w:r>
       <w:r>
         <w:t xml:space="preserve"> </w:t>
@@ -11327,7 +11236,7 @@
         <w:pStyle w:val="FirstParagraph"/>
       </w:pPr>
       <w:r>
-        <w:t xml:space="preserve">The records show invariance between trucks only within margins of 10–27 %. On day 2, the ratio of the gauge-average constants of the 5-axle and the 3-axle truck is 0.98 (95 % CI 0.70–1.37; Fig. 5b): consistent with Eq. (2), but with eight runs it cannot exclude differences of up to about 27 %, so it is a coarse check of linearity and processing. On day 1, the four gauges without axle spikes give constants 22–26 % lower for the second truck, but speed and truck are almost perfectly confounded, so wheel path, local deck action or speed may cause this. Per-gauge tests (Fig. 5a), the confounding and the speed effect are treated in Supplementary Section S7 (Tables S6 and S7, Fig. S9).</w:t>
+        <w:t xml:space="preserve">The records show invariance between trucks only within margins of 10–27 %. On day 2, the ratio of the gauge-average constants of the 5-axle and the 3-axle truck is 0.98 (95 % CI 0.70–1.37; Fig. 5b): consistent with Eq. (2), but with eight runs an equivalence test (90 % CI 0.76–1.27) cannot exclude differences of up to about 27 %, so it is a coarse check of linearity and processing. On day 1, the four gauges without axle spikes give constants 22–26 % lower for the second truck, but speed and truck are almost perfectly confounded, so wheel path, local deck action or speed may cause this. Per-gauge tests (Fig. 5a), the confounding and the speed effect are treated in Supplementary Section S7 (Tables S6 and S7, Fig. S9).</w:t>
       </w:r>
     </w:p>
     <w:p>
@@ -11400,7 +11309,7 @@
         <w:pStyle w:val="BodyText"/>
       </w:pPr>
       <w:r>
-        <w:t xml:space="preserve">The evidence favors lane-specific constants. For the gauge average, return trips in lane B gave constants 0.79 times those of lane A (95 % CI 0.59–1.00), as on another continuous girder (Wu et al., 2020), but the lane effect is clearly resolved for one gauge only (st36; Supplementary Section S7). Lane-B speeds came from the lag between gauges, so this ratio also contains any difference between the two speed estimates. For the gauge average, the two runs with the trucks one behind the other gave 0.92 of the summed single-truck predictions (pooled 95 % CI 0.77–1.06), consistent with superposition although both runs fall below the prediction.</w:t>
+        <w:t xml:space="preserve">The evidence favors lane-specific constants. For the gauge average, return trips in lane B gave constants 0.79 times those of lane A (95 % CI 0.59–1.00), as on another continuous girder (Wu et al., 2020), but the lane effect is clearly resolved for one gauge only (st36; Supplementary Section S7). For the gauge average, the two runs with the trucks one behind the other gave 0.92 of the summed single-truck predictions (pooled 95 % CI 0.77–1.06), consistent with superposition although both runs fall below the prediction.</w:t>
       </w:r>
     </w:p>
     <w:p>
@@ -11473,7 +11382,7 @@
         <w:t xml:space="preserve"> </w:t>
       </w:r>
       <w:r>
-        <w:t xml:space="preserve">measured in vehicle-free windows.</w:t>
+        <w:t xml:space="preserve">measured in vehicle-free windows. With so few runs, percentile intervals may under-cover.</w:t>
       </w:r>
     </w:p>
     <w:tbl>
@@ -11795,7 +11704,7 @@
         </m:r>
       </m:oMath>
       <w:r>
-        <w:t xml:space="preserve">. Crossing residuals are necessary but not sufficient: with eight runs,</w:t>
+        <w:t xml:space="preserve">. Crossing residuals are the better basis but were not sufficient here: with eight runs,</w:t>
       </w:r>
       <w:r>
         <w:t xml:space="preserve"> </w:t>
@@ -11865,7 +11774,7 @@
         <w:t xml:space="preserve"> </w:t>
       </w:r>
       <w:r>
-        <w:t xml:space="preserve">(22 m) from T8, and at N7, mid main span. Each section has six readings (three points across, central and eccentric arrangements), with means of 5.55 mm at N8 and 15.43 mm at N7 (Supplementary Tables S11, S12 and S14); the longitudinal axle positions of the test load are listed in Supplementary Table S16.</w:t>
+        <w:t xml:space="preserve">(22 m) from T8, and at N7, mid main span. Each section has six readings (three points across, central and eccentric arrangements), with means of 5.55 mm at N8 and 15.43 mm at N7 (Supplementary Tables S11, S12 and S14; axle positions in Table S16).</w:t>
       </w:r>
     </w:p>
     <w:p>
@@ -12573,7 +12482,21 @@
         </m:r>
       </m:oMath>
       <w:r>
-        <w:t xml:space="preserve">) and the mid side-span position.</w:t>
+        <w:t xml:space="preserve">) and the mid side-span position. In (a) and (b) each indicator is normalized by the span containing the sensor, so steps at the piers are changes of scale; in (c)</w:t>
+      </w:r>
+      <w:r>
+        <w:t xml:space="preserve"> </w:t>
+      </w:r>
+      <m:oMath>
+        <m:r>
+          <m:t>L</m:t>
+        </m:r>
+      </m:oMath>
+      <w:r>
+        <w:t xml:space="preserve"> </w:t>
+      </w:r>
+      <w:r>
+        <w:t xml:space="preserve">is the main span.</w:t>
       </w:r>
     </w:p>
     <w:bookmarkEnd w:id="51"/>
@@ -12591,7 +12514,21 @@
         <w:pStyle w:val="FirstParagraph"/>
       </w:pPr>
       <w:r>
-        <w:t xml:space="preserve">Two static readings leave the constant of the side-span gauge N8 uncertain by a factor of 6.6 from the static data alone (tolerance</w:t>
+        <w:t xml:space="preserve">Two static readings leave the constant of the side-span gauge N8 uncertain by a factor of 6.6 against 1.5 for the main-span constant when the effective rigidity</w:t>
+      </w:r>
+      <w:r>
+        <w:t xml:space="preserve"> </w:t>
+      </w:r>
+      <m:oMath>
+        <m:r>
+          <m:t>α</m:t>
+        </m:r>
+      </m:oMath>
+      <w:r>
+        <w:t xml:space="preserve"> </w:t>
+      </w:r>
+      <w:r>
+        <w:t xml:space="preserve">is free (tolerance</w:t>
       </w:r>
       <w:r>
         <w:t xml:space="preserve"> </w:t>
@@ -12605,7 +12542,10 @@
         <w:t xml:space="preserve"> </w:t>
       </w:r>
       <w:r>
-        <w:t xml:space="preserve">= 5.3 %), 2.4 for plausible rigidity (</w:t>
+        <w:t xml:space="preserve">= 5.3 %), and by 2.4 against 1.1 when</w:t>
+      </w:r>
+      <w:r>
+        <w:t xml:space="preserve"> </w:t>
       </w:r>
       <m:oMath>
         <m:r>
@@ -12616,7 +12556,21 @@
         <w:t xml:space="preserve"> </w:t>
       </w:r>
       <w:r>
-        <w:t xml:space="preserve">= 0.9–1.3), against 1.5 for the main-span constant (Table 3; Supplementary Table S13). The factor is carried by</w:t>
+        <w:t xml:space="preserve">is bounded to the material range 0.9–1.3 (Table 3; Supplementary Table S13). The two factors are scenarios, not an estimate and a correction: the bound excludes calibration B, and</w:t>
+      </w:r>
+      <w:r>
+        <w:t xml:space="preserve"> </w:t>
+      </w:r>
+      <m:oMath>
+        <m:r>
+          <m:t>α</m:t>
+        </m:r>
+      </m:oMath>
+      <w:r>
+        <w:t xml:space="preserve"> </w:t>
+      </w:r>
+      <w:r>
+        <w:t xml:space="preserve">is an effective parameter (Section 5.1). The factor is carried by</w:t>
       </w:r>
       <w:r>
         <w:t xml:space="preserve"> </w:t>
@@ -12749,7 +12703,61 @@
         <w:t xml:space="preserve"> </w:t>
       </w:r>
       <w:r>
-        <w:t xml:space="preserve">toward fixity (Fig. 7b).</w:t>
+        <w:t xml:space="preserve">toward fixity (Table 3, note b).</w:t>
+      </w:r>
+    </w:p>
+    <w:p>
+      <w:pPr>
+        <w:pStyle w:val="BodyText"/>
+      </w:pPr>
+      <w:r>
+        <w:t xml:space="preserve">No single model fits both gauges; the remaining misfit of 4–9 % is model-form error. The misfit ratio</w:t>
+      </w:r>
+      <w:r>
+        <w:t xml:space="preserve"> </w:t>
+      </w:r>
+      <m:oMath>
+        <m:sSub>
+          <m:e>
+            <m:r>
+              <m:t>r</m:t>
+            </m:r>
+          </m:e>
+          <m:sub>
+            <m:r>
+              <m:t>87</m:t>
+            </m:r>
+          </m:sub>
+        </m:sSub>
+      </m:oMath>
+      <w:r>
+        <w:t xml:space="preserve"> </w:t>
+      </w:r>
+      <w:r>
+        <w:t xml:space="preserve">(measured-to-model ratio at N8 divided by that at N7) has its minimum, 1.058, at calibration B (Fig. 7a), and the model-form variants move the minimum between 1.039 and 1.092 but never to 1. Calibration B is therefore the nearest fit rather than an exact one. Its</w:t>
+      </w:r>
+      <w:r>
+        <w:t xml:space="preserve"> </w:t>
+      </w:r>
+      <m:oMath>
+        <m:r>
+          <m:t>α</m:t>
+        </m:r>
+        <m:r>
+          <m:rPr>
+            <m:sty m:val="p"/>
+          </m:rPr>
+          <m:t>=</m:t>
+        </m:r>
+        <m:r>
+          <m:t>0.716</m:t>
+        </m:r>
+      </m:oMath>
+      <w:r>
+        <w:t xml:space="preserve"> </w:t>
+      </w:r>
+      <w:r>
+        <w:t xml:space="preserve">is an effective rigidity 28 % below design, which is implausible as a material loss in a recently built prestressed girder and more likely absorbs omitted mechanisms.</w:t>
       </w:r>
     </w:p>
     <w:p>
@@ -13079,30 +13087,118 @@
         <w:pStyle w:val="BodyText"/>
       </w:pPr>
       <w:r>
-        <w:t xml:space="preserve">No single model fits both gauges; the remaining misfit of 4–9 % is model-form error. The misfit ratio</w:t>
-      </w:r>
-      <w:r>
-        <w:t xml:space="preserve"> </w:t>
-      </w:r>
-      <m:oMath>
-        <m:sSub>
-          <m:e>
-            <m:r>
-              <m:t>r</m:t>
-            </m:r>
-          </m:e>
-          <m:sub>
-            <m:r>
-              <m:t>87</m:t>
-            </m:r>
-          </m:sub>
-        </m:sSub>
-      </m:oMath>
-      <w:r>
-        <w:t xml:space="preserve"> </w:t>
-      </w:r>
-      <w:r>
-        <w:t xml:space="preserve">(measured-to-model ratio at N8 divided by that at N7) has its minimum, 1.058, at calibration B (Fig. 7a), and the model-form variants move the minimum between 1.039 and 1.092 but never to 1. Calibration B is therefore the nearest fit rather than an exact one. Its</w:t>
+        <w:t xml:space="preserve">The admissible set contains every model whose misfit at each gauge is within</w:t>
+      </w:r>
+      <w:r>
+        <w:t xml:space="preserve"> </w:t>
+      </w:r>
+      <m:oMath>
+        <m:r>
+          <m:t>τ</m:t>
+        </m:r>
+      </m:oMath>
+      <w:r>
+        <w:t xml:space="preserve"> </w:t>
+      </w:r>
+      <w:r>
+        <w:t xml:space="preserve">= 5.3 %, two standard deviations of a section mean that combine measurement and model-form error (Supplementary Section S8). At this tolerance the data bound</w:t>
+      </w:r>
+      <w:r>
+        <w:t xml:space="preserve"> </w:t>
+      </w:r>
+      <m:oMath>
+        <m:r>
+          <m:t>κ</m:t>
+        </m:r>
+      </m:oMath>
+      <w:r>
+        <w:t xml:space="preserve"> </w:t>
+      </w:r>
+      <w:r>
+        <w:t xml:space="preserve">only from below: every</w:t>
+      </w:r>
+      <w:r>
+        <w:t xml:space="preserve"> </w:t>
+      </w:r>
+      <m:oMath>
+        <m:r>
+          <m:t>κ</m:t>
+        </m:r>
+        <m:r>
+          <m:rPr>
+            <m:sty m:val="p"/>
+          </m:rPr>
+          <m:t>≥</m:t>
+        </m:r>
+        <m:r>
+          <m:t>1.8</m:t>
+        </m:r>
+        <m:r>
+          <m:rPr>
+            <m:sty m:val="p"/>
+          </m:rPr>
+          <m:t>×</m:t>
+        </m:r>
+        <m:sSup>
+          <m:e>
+            <m:r>
+              <m:t>10</m:t>
+            </m:r>
+          </m:e>
+          <m:sup>
+            <m:r>
+              <m:t>7</m:t>
+            </m:r>
+          </m:sup>
+        </m:sSup>
+      </m:oMath>
+      <w:r>
+        <w:t xml:space="preserve"> </w:t>
+      </w:r>
+      <w:r>
+        <w:t xml:space="preserve">kN m/rad is admissible, with</w:t>
+      </w:r>
+      <w:r>
+        <w:t xml:space="preserve"> </w:t>
+      </w:r>
+      <m:oMath>
+        <m:r>
+          <m:t>α</m:t>
+        </m:r>
+      </m:oMath>
+      <w:r>
+        <w:t xml:space="preserve"> </w:t>
+      </w:r>
+      <w:r>
+        <w:t xml:space="preserve">between 0.51 and 1.15. The tolerance treats the six transverse readings as independent samples, so Supplementary Table S13 repeats the analysis at</w:t>
+      </w:r>
+      <w:r>
+        <w:t xml:space="preserve"> </w:t>
+      </w:r>
+      <m:oMath>
+        <m:r>
+          <m:t>τ</m:t>
+        </m:r>
+      </m:oMath>
+      <w:r>
+        <w:t xml:space="preserve"> </w:t>
+      </w:r>
+      <w:r>
+        <w:t xml:space="preserve">= 3 and 4 %; the contrast between the gauges persists (1.5 against 1.1 and 3.4 against 1.4), and at</w:t>
+      </w:r>
+      <w:r>
+        <w:t xml:space="preserve"> </w:t>
+      </w:r>
+      <m:oMath>
+        <m:r>
+          <m:t>τ</m:t>
+        </m:r>
+      </m:oMath>
+      <w:r>
+        <w:t xml:space="preserve"> </w:t>
+      </w:r>
+      <w:r>
+        <w:t xml:space="preserve">= 3 % the admissible set excludes the design rigidity,</w:t>
       </w:r>
       <w:r>
         <w:t xml:space="preserve"> </w:t>
@@ -13118,245 +13214,6 @@
           <m:t>=</m:t>
         </m:r>
         <m:r>
-          <m:t>0.716</m:t>
-        </m:r>
-      </m:oMath>
-      <w:r>
-        <w:t xml:space="preserve"> </w:t>
-      </w:r>
-      <w:r>
-        <w:t xml:space="preserve">is an effective rigidity 28 % below design, which is implausible as a material loss in a recently built prestressed girder and more likely absorbs omitted mechanisms.</w:t>
-      </w:r>
-    </w:p>
-    <w:p>
-      <w:pPr>
-        <w:pStyle w:val="BodyText"/>
-      </w:pPr>
-      <w:r>
-        <w:t xml:space="preserve">At</w:t>
-      </w:r>
-      <w:r>
-        <w:t xml:space="preserve"> </w:t>
-      </w:r>
-      <m:oMath>
-        <m:r>
-          <m:t>τ</m:t>
-        </m:r>
-      </m:oMath>
-      <w:r>
-        <w:t xml:space="preserve"> </w:t>
-      </w:r>
-      <w:r>
-        <w:t xml:space="preserve">= 5.3 % the data bound</w:t>
-      </w:r>
-      <w:r>
-        <w:t xml:space="preserve"> </w:t>
-      </w:r>
-      <m:oMath>
-        <m:r>
-          <m:t>κ</m:t>
-        </m:r>
-      </m:oMath>
-      <w:r>
-        <w:t xml:space="preserve"> </w:t>
-      </w:r>
-      <w:r>
-        <w:t xml:space="preserve">only from below: every</w:t>
-      </w:r>
-      <w:r>
-        <w:t xml:space="preserve"> </w:t>
-      </w:r>
-      <m:oMath>
-        <m:r>
-          <m:t>κ</m:t>
-        </m:r>
-        <m:r>
-          <m:rPr>
-            <m:sty m:val="p"/>
-          </m:rPr>
-          <m:t>≥</m:t>
-        </m:r>
-        <m:r>
-          <m:t>1.8</m:t>
-        </m:r>
-        <m:r>
-          <m:rPr>
-            <m:sty m:val="p"/>
-          </m:rPr>
-          <m:t>×</m:t>
-        </m:r>
-        <m:sSup>
-          <m:e>
-            <m:r>
-              <m:t>10</m:t>
-            </m:r>
-          </m:e>
-          <m:sup>
-            <m:r>
-              <m:t>7</m:t>
-            </m:r>
-          </m:sup>
-        </m:sSup>
-      </m:oMath>
-      <w:r>
-        <w:t xml:space="preserve"> </w:t>
-      </w:r>
-      <w:r>
-        <w:t xml:space="preserve">kN m/rad is admissible, with</w:t>
-      </w:r>
-      <w:r>
-        <w:t xml:space="preserve"> </w:t>
-      </w:r>
-      <m:oMath>
-        <m:r>
-          <m:t>α</m:t>
-        </m:r>
-      </m:oMath>
-      <w:r>
-        <w:t xml:space="preserve"> </w:t>
-      </w:r>
-      <w:r>
-        <w:t xml:space="preserve">between 0.51 and 1.15. The admissible set contains every model whose misfit at each gauge is within</w:t>
-      </w:r>
-      <w:r>
-        <w:t xml:space="preserve"> </w:t>
-      </w:r>
-      <m:oMath>
-        <m:r>
-          <m:t>τ</m:t>
-        </m:r>
-      </m:oMath>
-      <w:r>
-        <w:t xml:space="preserve">, two standard deviations of a section mean (2.64 %); this combines the standard error of the six readings with a model-form standard uncertainty of 1.75 %, half the spread of the predicted</w:t>
-      </w:r>
-      <w:r>
-        <w:t xml:space="preserve"> </w:t>
-      </w:r>
-      <m:oMath>
-        <m:r>
-          <m:rPr>
-            <m:sty m:val="p"/>
-          </m:rPr>
-          <m:t>ln</m:t>
-        </m:r>
-        <m:d>
-          <m:dPr>
-            <m:begChr m:val="("/>
-            <m:endChr m:val=")"/>
-            <m:sepChr m:val=""/>
-            <m:grow/>
-          </m:dPr>
-          <m:e>
-            <m:r>
-              <m:t>N</m:t>
-            </m:r>
-            <m:r>
-              <m:t>8</m:t>
-            </m:r>
-            <m:r>
-              <m:rPr>
-                <m:sty m:val="p"/>
-              </m:rPr>
-              <m:t>/</m:t>
-            </m:r>
-            <m:r>
-              <m:t>N</m:t>
-            </m:r>
-            <m:r>
-              <m:t>7</m:t>
-            </m:r>
-          </m:e>
-        </m:d>
-      </m:oMath>
-      <w:r>
-        <w:t xml:space="preserve"> </w:t>
-      </w:r>
-      <w:r>
-        <w:t xml:space="preserve">across the model-form variants divided by</w:t>
-      </w:r>
-      <w:r>
-        <w:t xml:space="preserve"> </w:t>
-      </w:r>
-      <m:oMath>
-        <m:rad>
-          <m:radPr>
-            <m:degHide m:val="on"/>
-          </m:radPr>
-          <m:deg/>
-          <m:e>
-            <m:r>
-              <m:t>2</m:t>
-            </m:r>
-          </m:e>
-        </m:rad>
-      </m:oMath>
-      <w:r>
-        <w:t xml:space="preserve"> </w:t>
-      </w:r>
-      <w:r>
-        <w:t xml:space="preserve">per gauge (Supplementary Section S8). The standard error, the six-reading standard deviation divided by</w:t>
-      </w:r>
-      <w:r>
-        <w:t xml:space="preserve"> </w:t>
-      </w:r>
-      <m:oMath>
-        <m:rad>
-          <m:radPr>
-            <m:degHide m:val="on"/>
-          </m:radPr>
-          <m:deg/>
-          <m:e>
-            <m:r>
-              <m:t>6</m:t>
-            </m:r>
-          </m:e>
-        </m:rad>
-      </m:oMath>
-      <w:r>
-        <w:t xml:space="preserve">, treats the transverse readings as independent samples, an assumption, since they come from different transverse positions; Supplementary Table S13 therefore gives the results at</w:t>
-      </w:r>
-      <w:r>
-        <w:t xml:space="preserve"> </w:t>
-      </w:r>
-      <m:oMath>
-        <m:r>
-          <m:t>τ</m:t>
-        </m:r>
-      </m:oMath>
-      <w:r>
-        <w:t xml:space="preserve"> </w:t>
-      </w:r>
-      <w:r>
-        <w:t xml:space="preserve">= 3, 4 and 5.3 %. At</w:t>
-      </w:r>
-      <w:r>
-        <w:t xml:space="preserve"> </w:t>
-      </w:r>
-      <m:oMath>
-        <m:r>
-          <m:t>τ</m:t>
-        </m:r>
-      </m:oMath>
-      <w:r>
-        <w:t xml:space="preserve"> </w:t>
-      </w:r>
-      <w:r>
-        <w:t xml:space="preserve">= 3 % the admissible set excludes the design rigidity,</w:t>
-      </w:r>
-      <w:r>
-        <w:t xml:space="preserve"> </w:t>
-      </w:r>
-      <m:oMath>
-        <m:r>
-          <m:t>α</m:t>
-        </m:r>
-        <m:r>
-          <m:rPr>
-            <m:sty m:val="p"/>
-          </m:rPr>
-          <m:t>=</m:t>
-        </m:r>
-        <m:r>
           <m:t>1</m:t>
         </m:r>
       </m:oMath>
@@ -13392,21 +13249,7 @@
         <w:t xml:space="preserve"> </w:t>
       </w:r>
       <w:r>
-        <w:t xml:space="preserve">of N8 is several times that of N7. Calibrating to the N8 reading does not fix the N8 constant either, because the reading and the constant depend differently on</w:t>
-      </w:r>
-      <w:r>
-        <w:t xml:space="preserve"> </w:t>
-      </w:r>
-      <m:oMath>
-        <m:r>
-          <m:t>κ</m:t>
-        </m:r>
-      </m:oMath>
-      <w:r>
-        <w:t xml:space="preserve"> </w:t>
-      </w:r>
-      <w:r>
-        <w:t xml:space="preserve">(Supplementary Section S8 and Table S15).</w:t>
+        <w:t xml:space="preserve">is 0.51 at N8 against 0.12 at N7; calibrating to the N8 reading does not fix the N8 constant either (Supplementary Section S8 and Table S15).</w:t>
       </w:r>
     </w:p>
     <w:p>
@@ -14355,7 +14198,21 @@
         <w:pStyle w:val="BodyText"/>
       </w:pPr>
       <w:r>
-        <w:t xml:space="preserve">ᵃ Normalized by the effective rigidity</w:t>
+        <w:t xml:space="preserve">ᵃ Above the fixed-pier value because calibration B has</w:t>
+      </w:r>
+      <w:r>
+        <w:t xml:space="preserve"> </w:t>
+      </w:r>
+      <m:oMath>
+        <m:r>
+          <m:t>α</m:t>
+        </m:r>
+      </m:oMath>
+      <w:r>
+        <w:t xml:space="preserve"> </w:t>
+      </w:r>
+      <w:r>
+        <w:t xml:space="preserve">= 0.716; normalized by the effective rigidity</w:t>
       </w:r>
       <w:r>
         <w:t xml:space="preserve"> </w:t>
@@ -14721,7 +14578,7 @@
         <w:pStyle w:val="BodyText"/>
       </w:pPr>
       <w:r>
-        <w:t xml:space="preserve">A moving-load test with weighed trucks has been designed but not performed; Table 4 gives the predictions that would decide between the calibrations; the ratio of integrals at the side-span and main-span gauges is independent of truck weight and absolute rigidity, and it differs by a factor of 2.3 between A and B.</w:t>
+        <w:t xml:space="preserve">Table 4 gives predictions for a designed but not performed moving-load test with weighed trucks; the ratio of the N8 and N7 integrals is independent of truck weight and absolute rigidity and differs by a factor of 2.3 between A and B.</w:t>
       </w:r>
     </w:p>
     <w:p>
@@ -15122,7 +14979,7 @@
         <w:t xml:space="preserve"> </w:t>
       </w:r>
       <w:r>
-        <w:t xml:space="preserve">should be planned (a pier tiltmeter, an identified first frequency or an integral ratio between two gauges). SLM with weighed vehicles of clearly different weights and lane-specific constants is preferred. GLS or zero-sum weights need</w:t>
+        <w:t xml:space="preserve">should be planned (a pier tiltmeter, an identified first frequency or an integral ratio between two gauges). SLM with lane-specific constants from weighed vehicles of clearly different weights is preferred to GLS or zero-sum weights unless</w:t>
       </w:r>
       <w:r>
         <w:t xml:space="preserve"> </w:t>
@@ -15136,7 +14993,7 @@
         <w:t xml:space="preserve"> </w:t>
       </w:r>
       <w:r>
-        <w:t xml:space="preserve">from enough calibration crossings, checked out of sample (Section 4.3).</w:t>
+        <w:t xml:space="preserve">is checked out of sample (Section 4.3).</w:t>
       </w:r>
     </w:p>
     <w:p>
@@ -15211,7 +15068,7 @@
         <w:t xml:space="preserve"> </w:t>
       </w:r>
       <w:r>
-        <w:t xml:space="preserve">mm biases a 25 t truck by 16–25 % at a single main-span gauge and by 41–271 % at a single side-span gauge (Supplementary Table S17). With present absolute-deflection technology, single-point influence-area weighing on a long-span girder is therefore marginal even at the best location, and non-contact techniques must establish their residual offset on site, because environmental effects act over the same window (Sohn, 2007; Cross et al., 2013). The speed estimator alone can shift the weight by more than 10 %, and dynamics add a further term (Frýba, 1999; Supplementary Sections S9 and S10). The method is therefore proposed for preliminary overload screening. Its threshold should be set with a margin below the legal limit and the design live loads (CEN, 2003; AASHTO, 2024), and flagged vehicles should be weighed by influence-line BWIM, which does not suffer the blindness of Table 1 because it fits the whole record shape.</w:t>
+        <w:t xml:space="preserve">mm biases a 25 t truck by 16–25 % at a single main-span gauge and by 41–271 % at a single side-span gauge (Supplementary Table S17). For a residual offset of 0.1 mm, single-point influence-area weighing on this 200 m unit is therefore marginal even at the best location (other offsets: Supplementary Table S17), and non-contact techniques must establish their residual offset on site, because environmental effects act over the same window (Sohn, 2007; Cross et al., 2013). The speed estimator alone can shift the weight by more than 10 %, and dynamics add a further term (Frýba, 1999; Supplementary Sections S9 and S10). The method is therefore proposed for preliminary overload screening. Its threshold should be set with a margin below the legal limit and the design live loads (CEN, 2003; AASHTO, 2024), and flagged vehicles should be weighed by influence-line BWIM, which does not suffer the blindness of Table 1 because it fits the whole record shape.</w:t>
       </w:r>
     </w:p>
     <w:p>
@@ -15433,21 +15290,7 @@
         <w:pStyle w:val="BodyText"/>
       </w:pPr>
       <w:r>
-        <w:t xml:space="preserve">For a symmetric girder with equal piers, the constant is a linear-fractional (Möbius) function of the scaled pier stiffness. On a 55 + 90 + 55 m box girder, two static readings leave the side-span deflection constant uncertain by a factor of 6.6 (2.4 for plausible rigidity,</w:t>
-      </w:r>
-      <w:r>
-        <w:t xml:space="preserve"> </w:t>
-      </w:r>
-      <m:oMath>
-        <m:r>
-          <m:t>α</m:t>
-        </m:r>
-      </m:oMath>
-      <w:r>
-        <w:t xml:space="preserve"> </w:t>
-      </w:r>
-      <w:r>
-        <w:t xml:space="preserve">= 0.9–1.3), against 1.5 for the main-span constant; at the design pier stiffness a pier tiltmeter would reduce the Cramér–Rao bound on the standard deviation of</w:t>
+        <w:t xml:space="preserve">For a symmetric girder with equal piers, the constant is a linear-fractional (Möbius) function of the scaled pier stiffness. On a 55 + 90 + 55 m box girder, two static readings leave the side-span deflection constant uncertain by a factor of 6.6 against 1.5 for the main-span constant, or 2.4 against 1.1 with girder rigidity bounded to 0.9–1.3 times design; at the design pier stiffness a pier tiltmeter would reduce the Cramér–Rao bound on the standard deviation of</w:t>
       </w:r>
       <w:r>
         <w:t xml:space="preserve"> </w:t>

--- a/manuscript/ase/word/Manuscript_ASE.docx
+++ b/manuscript/ase/word/Manuscript_ASE.docx
@@ -7968,9 +7968,21 @@
         <m:r>
           <m:t>C</m:t>
         </m:r>
-        <m:r>
-          <m:t>P</m:t>
-        </m:r>
+        <m:sSub>
+          <m:e>
+            <m:r>
+              <m:t>P</m:t>
+            </m:r>
+          </m:e>
+          <m:sub>
+            <m:r>
+              <m:rPr>
+                <m:sty m:val="p"/>
+              </m:rPr>
+              <m:t>tot</m:t>
+            </m:r>
+          </m:sub>
+        </m:sSub>
       </m:oMath>
       <w:r>
         <w:t xml:space="preserve"> </w:t>
@@ -8067,9 +8079,21 @@
                     </m:sSub>
                   </m:num>
                   <m:den>
-                    <m:r>
-                      <m:t>P</m:t>
-                    </m:r>
+                    <m:sSub>
+                      <m:e>
+                        <m:r>
+                          <m:t>P</m:t>
+                        </m:r>
+                      </m:e>
+                      <m:sub>
+                        <m:r>
+                          <m:rPr>
+                            <m:sty m:val="p"/>
+                          </m:rPr>
+                          <m:t>tot</m:t>
+                        </m:r>
+                      </m:sub>
+                    </m:sSub>
                   </m:den>
                 </m:f>
                 <m:r>
@@ -8257,9 +8281,21 @@
             </m:r>
           </m:sub>
         </m:sSub>
-        <m:r>
-          <m:t>P</m:t>
-        </m:r>
+        <m:sSub>
+          <m:e>
+            <m:r>
+              <m:t>P</m:t>
+            </m:r>
+          </m:e>
+          <m:sub>
+            <m:r>
+              <m:rPr>
+                <m:sty m:val="p"/>
+              </m:rPr>
+              <m:t>tot</m:t>
+            </m:r>
+          </m:sub>
+        </m:sSub>
         <m:r>
           <m:rPr>
             <m:sty m:val="p"/>
@@ -9435,7 +9471,7 @@
         </m:d>
       </m:oMath>
       <w:r>
-        <w:t xml:space="preserve">; with correlated offsets one should sit at the minimum, because a common offset cancels in the difference. A brute-force search and a Monte Carlo study (Eqs. (11) and (12) within 0.6 %) confirm this (Supplementary Section S4). The zero-sum estimator helps only if the disturbance is common-mode during the crossings themselves, not merely in vehicle-free periods, and Section 4.3 shows that real records can violate this.</w:t>
+        <w:t xml:space="preserve">; with correlated offsets one sensor should sit at the minimum, because a common offset cancels in the difference. A brute-force search and a Monte Carlo study (Eqs. (11) and (12) within 0.6 %) confirm this (Supplementary Section S4). The zero-sum estimator helps only if the disturbance is common-mode during the crossings themselves, not merely in vehicle-free periods, and Section 4.3 shows that real records can violate this.</w:t>
       </w:r>
     </w:p>
     <w:bookmarkEnd w:id="34"/>
@@ -13101,7 +13137,7 @@
         <w:t xml:space="preserve"> </w:t>
       </w:r>
       <w:r>
-        <w:t xml:space="preserve">= 5.3 %, two standard deviations of a section mean that combine measurement and model-form error (Supplementary Section S8). At this tolerance the data bound</w:t>
+        <w:t xml:space="preserve">= 5.3 %, two combined standard uncertainties (measurement and model form) of a section mean (Supplementary Section S8). At this tolerance the data bound</w:t>
       </w:r>
       <w:r>
         <w:t xml:space="preserve"> </w:t>
@@ -15543,7 +15579,7 @@
         <w:jc w:val="left"/>
       </w:pPr>
       <w:r>
-        <w:t xml:space="preserve">Agüero-Barrantes P, Christenson RE and Lobo-Aguilar S (2023) Utilizing Kriging metamodeling to provide practical and effective bridge weigh-in-motion. Journal of Bridge Engineering 28(2): 04022138. DOI: 10.1061/JBENF2.BEENG-5760.</w:t>
+        <w:t xml:space="preserve">Agüero-Barrantes P, Christenson RE and Lobo Aguilar S (2023) Utilizing Kriging metamodeling to provide practical and effective bridge weigh-in-motion. Journal of Bridge Engineering 28(2): 04022138. DOI: 10.1061/JBENF2.BEENG-5760.</w:t>
       </w:r>
     </w:p>
     <w:p>

--- a/manuscript/ase/word/Manuscript_ASE.docx
+++ b/manuscript/ase/word/Manuscript_ASE.docx
@@ -706,7 +706,7 @@
             <m:oMath>
               <m:r>
                 <m:rPr>
-                  <m:sty m:val="p"/>
+                  <m:nor/>
                 </m:rPr>
                 <m:t>|</m:t>
               </m:r>
@@ -757,7 +757,7 @@
               </m:r>
               <m:r>
                 <m:rPr>
-                  <m:sty m:val="p"/>
+                  <m:nor/>
                 </m:rPr>
                 <m:t>|</m:t>
               </m:r>
@@ -4461,7 +4461,7 @@
           <m:sup>
             <m:r>
               <m:rPr>
-                <m:sty m:val="p"/>
+                <m:nor/>
               </m:rPr>
               <m:t>*</m:t>
             </m:r>
@@ -7528,7 +7528,7 @@
                       <m:sup>
                         <m:r>
                           <m:rPr>
-                            <m:sty m:val="p"/>
+                            <m:nor/>
                           </m:rPr>
                           <m:t>+</m:t>
                         </m:r>
@@ -7573,7 +7573,7 @@
                           <m:sup>
                             <m:r>
                               <m:rPr>
-                                <m:sty m:val="p"/>
+                                <m:nor/>
                               </m:rPr>
                               <m:t>−</m:t>
                             </m:r>
@@ -7592,7 +7592,7 @@
                       <m:sup>
                         <m:r>
                           <m:rPr>
-                            <m:sty m:val="p"/>
+                            <m:nor/>
                           </m:rPr>
                           <m:t>+</m:t>
                         </m:r>
@@ -7646,7 +7646,7 @@
           <m:sup>
             <m:r>
               <m:rPr>
-                <m:sty m:val="p"/>
+                <m:nor/>
               </m:rPr>
               <m:t>+</m:t>
             </m:r>
@@ -7729,7 +7729,7 @@
           <m:sup>
             <m:r>
               <m:rPr>
-                <m:sty m:val="p"/>
+                <m:nor/>
               </m:rPr>
               <m:t>+</m:t>
             </m:r>
@@ -7755,7 +7755,7 @@
           <m:sup>
             <m:r>
               <m:rPr>
-                <m:sty m:val="p"/>
+                <m:nor/>
               </m:rPr>
               <m:t>−</m:t>
             </m:r>
@@ -8544,7 +8544,7 @@
                   <m:sup>
                     <m:r>
                       <m:rPr>
-                        <m:sty m:val="p"/>
+                        <m:nor/>
                       </m:rPr>
                       <m:t>⋆</m:t>
                     </m:r>
@@ -8656,7 +8656,7 @@
                   <m:sup>
                     <m:r>
                       <m:rPr>
-                        <m:sty m:val="p"/>
+                        <m:nor/>
                       </m:rPr>
                       <m:t>⋆</m:t>
                     </m:r>
@@ -13013,7 +13013,7 @@
           <m:sup>
             <m:r>
               <m:rPr>
-                <m:sty m:val="p"/>
+                <m:nor/>
               </m:rPr>
               <m:t>*</m:t>
             </m:r>
@@ -13080,7 +13080,7 @@
           <m:sup>
             <m:r>
               <m:rPr>
-                <m:sty m:val="p"/>
+                <m:nor/>
               </m:rPr>
               <m:t>*</m:t>
             </m:r>

--- a/manuscript/ase/word/Manuscript_ASE.docx
+++ b/manuscript/ase/word/Manuscript_ASE.docx
@@ -80,7 +80,7 @@
         <w:pStyle w:val="FirstParagraph"/>
       </w:pPr>
       <w:r>
-        <w:t xml:space="preserve">Influence-area weighing divides a record’s area by an integral constant, which can vanish on continuous girders because influence lines change sign. Strain gauges measuring global bending are blind at every zero of the uniform-load moment and nearly blind 0.19–0.32 of the span from the interior support on two equal spans. For position-independent noise, optimal sensors lie at the extremes of the uniform-load response; on one day of public records, weighting by vehicle-free noise raised the error 8.5 percentage points above the gauge average. For symmetric girders with equal piers the constant is linear-fractional in pier stiffness; on an in-service box girder, two static readings leave the side-span deflection constant uncertain by a factor of 6.6 against 1.5 at mid main span, or 2.4 against 1.1 with girder rigidity bounded to 0.9–1.3 times design. A laboratory test is consistent with the identity. On this girder, deflection gauges belong at mid main span, and side-span constants need identified pier stiffness or a pier tiltmeter.</w:t>
+        <w:t xml:space="preserve">Influence-area weighing divides a record’s area by an integral constant, which can vanish on continuous girders because influence lines change sign. Strain gauges measuring global bending are blind at every zero of the uniform-load moment and nearly blind 0.19–0.32 of the span from the interior support on two equal spans. For position-independent noise, optimal sensors lie at the extremes of the uniform-load response; on one day of public records, weighting by vehicle-free noise raised the error 8.5 percentage points above the gauge average. For symmetric girders with equal piers the constant is linear-fractional in pier stiffness; on an in-service box girder, two static readings leave the side-span deflection constant uncertain by a factor of 6.6 against 1.5 at mid main span (base model), or 2.4 against 1.1 with girder rigidity bounded to 0.9–1.3 times design. A laboratory test is consistent with the influence-area identity. On this girder, a single deflection gauge belongs at mid main span, and a model-based side-span constant needs identified pier stiffness, for example from a pier tiltmeter.</w:t>
       </w:r>
     </w:p>
     <w:p>
@@ -124,7 +124,7 @@
         <w:pStyle w:val="BodyText"/>
       </w:pPr>
       <w:r>
-        <w:t xml:space="preserve">A simpler family estimates only the gross weight from the area under the response. Ojio and Yamada (2002) integrated the strain records of plate-girder stringers and calibrated the result against a truck of known weight; this calibration is called the standard-load method (SLM). It has been used in long-term monitoring (Cardini and DeWolf, 2009) and was accurate to within 5 % on a seven-span slab-on-girder bridge for test trucks with well-estimated speeds (Helmi et al., 2014). Later work used strain areas and integrals (Yang et al., 2021; Zhu et al., 2022; Agüero-Barrantes et al., 2023), shear strain (Lobo Aguilar and Christenson, 2018), sparse sensing that chose gauge number and location on a single-span bridge (Agüero-Barrantes et al., 2021), load-cell reactions (Shi et al., 2025) and an influence-line-free probabilistic index (Yan et al., 2022). Nguyen et al. (2024) used the integral of mid-span deflection on a simply supported beam.</w:t>
+        <w:t xml:space="preserve">A simpler family estimates only the gross weight from the area under the response. Ojio and Yamada (2002) integrated the strain records of plate-girder stringers and calibrated the result against a truck of known weight; this calibration is called the standard-load method (SLM). It has been used in long-term monitoring (Cardini and DeWolf, 2009) and was accurate to within 5 % on a seven-span slab-on-girder bridge for test trucks with well-estimated speeds (Helmi et al., 2014). Later work used strain areas and integrals (Yang et al., 2021; Zhu et al., 2022; Agüero-Barrantes et al., 2023), shear strain (Lobo Aguilar and Christenson, 2018), sparse sensing that chose gauge number and location on a single-span bridge (Agüero-Barrantes et al., 2021), load-cell reactions (Shi et al., 2025) and an influence-line-free probabilistic index (Yan et al., 2022). Nguyen et al. (2024) used the integral of mid-span deflection on a simply supported beam.</w:t>
       </w:r>
     </w:p>
     <w:p>
@@ -132,7 +132,7 @@
         <w:pStyle w:val="BodyText"/>
       </w:pPr>
       <w:r>
-        <w:t xml:space="preserve">The identity behind these methods is classical: the area under an influence line equals the response to a uniform unit load, as design codes use for distributed lane loads (Ghali et al., 2017). On continuous girders, however, the influence line changes sign over each interior support, and positive and negative areas partly cancel. Continuous bridges have been weighed from distributed fiber-optic strain (Chaudhary et al., 2025), with lane-specific influence lines (Wu et al., 2020) and from deck strain on long-span box girders (Moghadam et al., 2022, 2023a, 2023b); Deng et al. (2025) replaced the small net area of a multi-span displacement influence line by its absolute area. Sensor placement for BWIM has been posed through an augmented Kalman filter (Zhou et al., 2025). Deflection-based load identification has been posed as a regularized stochastic problem (Zhang et al., 2026). Deflection influence lines have been identified from moving-vehicle records (Wang et al., 2026) and inverted for girder stiffness (Zhou et al., 2026), and influence lines have been used to estimate the boundary spring stiffness of a suspension-bridge girder (Lin et al., 2023). Single-channel SLM assumes that the integral constant is well away from zero and independent of the boundary conditions, yet none of these studies gives closed-form conditions under which this assumption fails, or how they shift with uncertain boundary conditions. Such conditions are needed to choose, before installation, the few channels that screen continuous bridges for overloads.</w:t>
+        <w:t xml:space="preserve">The identity behind these methods is classical: the area under an influence line equals the response to a uniform unit load, as design codes use for distributed lane loads (Ghali et al., 2017). On continuous girders, however, the influence line changes sign over each interior support, and positive and negative areas partly cancel. Continuous bridges have been weighed from distributed fiber-optic strain (Chaudhary et al., 2025), with lane-specific influence lines (Wu et al., 2020) and from deck strain on long-span box girders (Moghadam et al., 2022, 2023a, 2023b); Deng et al. (2025) replaced the small net area of a multi-span displacement influence line by its absolute area. Sensor placement for BWIM has been posed through an augmented Kalman filter (Zhou et al., 2025). Deflection-based load identification has been posed as a regularized stochastic problem (Zhang et al., 2026). Deflection influence lines have been identified from moving-vehicle records (Wang et al., 2026) and inverted for girder stiffness (Zhou et al., 2026), and influence lines have been used to estimate the boundary spring stiffness of a suspension-bridge girder (Lin et al., 2023). Strain-history areas along continuous girders have served damage identification (Hong et al., 2016; Wu et al., 2018), and BWIM has been applied to a two-span continuous bridge (Yamaguchi et al., 2009). Single-channel SLM assumes that the integral constant is well away from zero and independent of the boundary conditions, yet none of these studies reads the zeros of the integral constant as blind loci for weighing, or shows how they shift with uncertain boundary conditions. Such conditions are needed to choose, before installation, the few channels that screen continuous bridges for overloads.</w:t>
       </w:r>
     </w:p>
     <w:p>
@@ -140,7 +140,7 @@
         <w:pStyle w:val="BodyText"/>
       </w:pPr>
       <w:r>
-        <w:t xml:space="preserve">This paper supplies such criteria. Neither the influence-area identity nor the generalized least-squares (GLS) estimator is new; the contributions lie in the criteria built on them. (i) A closed-form catalog gives the blind and near-blind loci of five channel types on prismatic two- and three-span girders; its strain criterion, the zeros of the uniform-load moment, holds for any girder in beam theory and, unlike the absolute area of Deng et al. (2025), keeps the estimate linear in the axle loads (Supplementary Section S3). (ii) Extreme-point optimal design (Elfving, 1952) gives a closed-form placement rule in place of numerical optimization (Zhou et al., 2025): for position-independent noise, optimal sensors lie at the extremes of the uniform-load response; the rule itself is not tested in the field. On public records, GLS weights from vehicle-free noise did worse than the gauge average (Section 4.3). (iii) For a symmetric girder with equal piers, the constant depends on pier stiffness through a linear-fractional (Möbius) law, and on an in-service box girder two static readings leave the constant of a side-span deflection gauge uncertain by a factor of 6.6 against 1.5 for the main-span constant from the static data alone, and 2.4 against 1.1 with girder rigidity bounded to 0.9–1.3 times design (Section 5.2). The laboratory test checks the identity, the public records check its assumptions and noise model (not weighing accuracy), and the in-service girder shows identifiability. The blind loci are verified analytically and by finite element (FE) evaluation, not experimentally, and the blind configuration of the laboratory beam (spans of 2500 mm and 3644 mm) was not tested.</w:t>
+        <w:t xml:space="preserve">This paper supplies such criteria. Neither the influence-area identity nor the generalized least-squares (GLS) estimator is new; the contributions lie in the criteria built on them. (i) A closed-form catalog gives the blind and near-blind loci of five channel types on prismatic two- and three-span girders; its strain criterion, the zeros of the uniform-load moment, holds for any girder in beam theory and, unlike the absolute area of Deng et al. (2025), keeps the estimate linear in the axle loads (Supplementary Section S3). (ii) Extreme-point optimal design (Elfving, 1952; Pukelsheim, 2006) gives a closed-form placement rule for the gross weight, whereas Zhou et al. (2025) optimized sensors numerically for axle-force histories: for position-independent noise, optimal sensors lie at the extremes of the uniform-load response; the rule itself is not tested in the field. On one day of public records, GLS weights from vehicle-free noise did worse than the gauge average (Section 4.3). (iii) For a symmetric girder with equal piers, the constant depends on pier stiffness through a linear-fractional (Möbius) law, a consequence of the Sherman–Morrison formula (Sherman and Morrison, 1950), and on an in-service box girder two static readings leave the constant of a side-span deflection gauge uncertain by a factor of 6.6 against 1.5 for the main-span constant from the static data alone (base model), and 2.4 against 1.1 with girder rigidity bounded to 0.9–1.3 times design (Section 5.2). The laboratory test checks the identity, the public records check its assumptions and noise model (not weighing accuracy), and the in-service girder illustrates the limits of identifiability. The blind loci are verified analytically and by finite element (FE) evaluation, not experimentally, and the blind configuration of the laboratory beam (spans of 2500 mm and 3644 mm) was not tested.</w:t>
       </w:r>
     </w:p>
     <w:p>
@@ -2435,7 +2435,7 @@
         <w:t xml:space="preserve"> </w:t>
       </w:r>
       <w:r>
-        <w:t xml:space="preserve">is defined (so each lane has its own constant), a complete crossing and re-zeroing to the unloaded state; Sections 3 and 4 test these assumptions, and Section 6 discusses their limits. The complete crossing matters: truncating the record when the first axle leaves changes the rotation integral by up to 59 % on a two-span example (Supplementary Section S3).</w:t>
+        <w:t xml:space="preserve">is defined (so each lane has its own constant), a complete crossing and re-zeroing to the unloaded state; Sections 3 and 4 test these assumptions, and Section 6 discusses their limits. The complete crossing matters: truncating the record when the first axle leaves changes the rotation integral by up to 59 % on a two-span example (Supplementary Section S3).</w:t>
       </w:r>
     </w:p>
     <w:bookmarkEnd w:id="22"/>
@@ -2461,7 +2461,7 @@
       <m:oMath>
         <m:acc>
           <m:accPr>
-            <m:chr m:val="‾"/>
+            <m:chr m:val="¯"/>
           </m:accPr>
           <m:e>
             <m:r>
@@ -2539,7 +2539,7 @@
           <m:e>
             <m:acc>
               <m:accPr>
-                <m:chr m:val="‾"/>
+                <m:chr m:val="¯"/>
               </m:accPr>
               <m:e>
                 <m:r>
@@ -2569,7 +2569,7 @@
           <m:e>
             <m:acc>
               <m:accPr>
-                <m:chr m:val="‾"/>
+                <m:chr m:val="¯"/>
               </m:accPr>
               <m:e>
                 <m:r>
@@ -2607,7 +2607,7 @@
               <m:e>
                 <m:acc>
                   <m:accPr>
-                    <m:chr m:val="‾"/>
+                    <m:chr m:val="¯"/>
                   </m:accPr>
                   <m:e>
                     <m:r>
@@ -2632,7 +2632,7 @@
               <m:e>
                 <m:acc>
                   <m:accPr>
-                    <m:chr m:val="‾"/>
+                    <m:chr m:val="¯"/>
                   </m:accPr>
                   <m:e>
                     <m:r>
@@ -4199,7 +4199,7 @@
         <w:pStyle w:val="BodyText"/>
       </w:pPr>
       <w:r>
-        <w:t xml:space="preserve">A deflection blind point therefore exists only for</w:t>
+        <w:t xml:space="preserve">In an end span, a deflection blind point therefore exists only for</w:t>
       </w:r>
       <w:r>
         <w:t xml:space="preserve"> </w:t>
@@ -4228,7 +4228,62 @@
         </m:r>
       </m:oMath>
       <w:r>
-        <w:t xml:space="preserve">. In design terms, a deflection gauge cannot be blind on a girder of equal spans and rigidities; blindness needs a longer or stiffer adjacent span that raises the interior support moment above its value for two equal spans (</w:t>
+        <w:t xml:space="preserve">. In design terms, an end-span deflection gauge cannot be blind on a girder of equal spans and rigidities; blindness there needs a longer adjacent span (</w:t>
+      </w:r>
+      <m:oMath>
+        <m:r>
+          <m:t>λ</m:t>
+        </m:r>
+        <m:r>
+          <m:rPr>
+            <m:sty m:val="p"/>
+          </m:rPr>
+          <m:t>&gt;</m:t>
+        </m:r>
+        <m:r>
+          <m:t>1</m:t>
+        </m:r>
+      </m:oMath>
+      <w:r>
+        <w:t xml:space="preserve">, or</w:t>
+      </w:r>
+      <w:r>
+        <w:t xml:space="preserve"> </w:t>
+      </w:r>
+      <m:oMath>
+        <m:sSup>
+          <m:e>
+            <m:r>
+              <m:t>β</m:t>
+            </m:r>
+          </m:e>
+          <m:sup>
+            <m:r>
+              <m:t>2</m:t>
+            </m:r>
+          </m:sup>
+        </m:sSup>
+        <m:r>
+          <m:rPr>
+            <m:sty m:val="p"/>
+          </m:rPr>
+          <m:t>&gt;</m:t>
+        </m:r>
+        <m:r>
+          <m:t>3</m:t>
+        </m:r>
+        <m:r>
+          <m:rPr>
+            <m:sty m:val="p"/>
+          </m:rPr>
+          <m:t>/</m:t>
+        </m:r>
+        <m:r>
+          <m:t>2</m:t>
+        </m:r>
+      </m:oMath>
+      <w:r>
+        <w:t xml:space="preserve">) that raises the interior support moment above its value for two equal spans (</w:t>
       </w:r>
       <m:oMath>
         <m:r>
@@ -4245,7 +4300,78 @@
         </m:r>
       </m:oMath>
       <w:r>
-        <w:t xml:space="preserve">) but not to twice that value. The resulting blind span ratios, for example</w:t>
+        <w:t xml:space="preserve">) but not to twice that value. The main span of a symmetric three-span girder of uniform rigidity behaves differently: it has deflection blind points for</w:t>
+      </w:r>
+      <w:r>
+        <w:t xml:space="preserve"> </w:t>
+      </w:r>
+      <m:oMath>
+        <m:r>
+          <m:t>0.9647</m:t>
+        </m:r>
+        <m:r>
+          <m:rPr>
+            <m:sty m:val="p"/>
+          </m:rPr>
+          <m:t>≤</m:t>
+        </m:r>
+        <m:r>
+          <m:t>β</m:t>
+        </m:r>
+        <m:r>
+          <m:rPr>
+            <m:sty m:val="p"/>
+          </m:rPr>
+          <m:t>&lt;</m:t>
+        </m:r>
+        <m:r>
+          <m:t>1.2247</m:t>
+        </m:r>
+      </m:oMath>
+      <w:r>
+        <w:t xml:space="preserve">, including three equal spans, where they lie 0.276 of the span from each pier and</w:t>
+      </w:r>
+      <w:r>
+        <w:t xml:space="preserve"> </w:t>
+      </w:r>
+      <m:oMath>
+        <m:d>
+          <m:dPr>
+            <m:begChr m:val="|"/>
+            <m:endChr m:val="|"/>
+            <m:sepChr m:val=""/>
+            <m:grow/>
+          </m:dPr>
+          <m:e>
+            <m:sSub>
+              <m:e>
+                <m:r>
+                  <m:t>N</m:t>
+                </m:r>
+              </m:e>
+              <m:sub>
+                <m:r>
+                  <m:t>w</m:t>
+                </m:r>
+              </m:sub>
+            </m:sSub>
+          </m:e>
+        </m:d>
+        <m:r>
+          <m:rPr>
+            <m:sty m:val="p"/>
+          </m:rPr>
+          <m:t>≤</m:t>
+        </m:r>
+        <m:r>
+          <m:t>0.10</m:t>
+        </m:r>
+      </m:oMath>
+      <w:r>
+        <w:t xml:space="preserve"> </w:t>
+      </w:r>
+      <w:r>
+        <w:t xml:space="preserve">along the whole main span (Supplementary Section S2). The resulting blind span ratios, for example</w:t>
       </w:r>
       <w:r>
         <w:t xml:space="preserve"> </w:t>
@@ -4485,7 +4611,27 @@
         <w:t xml:space="preserve"> </w:t>
       </w:r>
       <w:r>
-        <w:t xml:space="preserve">(dashed) and Mây Bridge proportions (open circle: mid side span; filled circle: N8 at 0.4</w:t>
+        <w:t xml:space="preserve">of the positive indicator (dashed; the negative one near the pier is larger beyond</w:t>
+      </w:r>
+      <w:r>
+        <w:t xml:space="preserve"> </w:t>
+      </w:r>
+      <m:oMath>
+        <m:r>
+          <m:t>β</m:t>
+        </m:r>
+        <m:r>
+          <m:rPr>
+            <m:sty m:val="p"/>
+          </m:rPr>
+          <m:t>=</m:t>
+        </m:r>
+        <m:r>
+          <m:t>1.639</m:t>
+        </m:r>
+      </m:oMath>
+      <w:r>
+        <w:t xml:space="preserve">) and Mây Bridge proportions (open circle: mid side span; filled circle: N8 at 0.4</w:t>
       </w:r>
       <m:oMath>
         <m:r>
@@ -4598,7 +4744,7 @@
               <m:e>
                 <m:acc>
                   <m:accPr>
-                    <m:chr m:val="‾"/>
+                    <m:chr m:val="¯"/>
                   </m:accPr>
                   <m:e>
                     <m:r>
@@ -4623,7 +4769,7 @@
               <m:e>
                 <m:acc>
                   <m:accPr>
-                    <m:chr m:val="‾"/>
+                    <m:chr m:val="¯"/>
                   </m:accPr>
                   <m:e>
                     <m:r>
@@ -4874,7 +5020,7 @@
                   <m:e>
                     <m:acc>
                       <m:accPr>
-                        <m:chr m:val="‾"/>
+                        <m:chr m:val="¯"/>
                       </m:accPr>
                       <m:e>
                         <m:r>
@@ -4921,7 +5067,7 @@
                   <m:e>
                     <m:acc>
                       <m:accPr>
-                        <m:chr m:val="‾"/>
+                        <m:chr m:val="¯"/>
                       </m:accPr>
                       <m:e>
                         <m:r>
@@ -5592,7 +5738,96 @@
         </m:r>
       </m:oMath>
       <w:r>
-        <w:t xml:space="preserve">. Each indicator is normalized by the span containing the sensor, so steps at the piers are changes of scale, not discontinuities.</w:t>
+        <w:t xml:space="preserve">. Each indicator is normalized by the span containing the sensor, so the steps of</w:t>
+      </w:r>
+      <w:r>
+        <w:t xml:space="preserve"> </w:t>
+      </w:r>
+      <m:oMath>
+        <m:sSub>
+          <m:e>
+            <m:r>
+              <m:t>N</m:t>
+            </m:r>
+          </m:e>
+          <m:sub>
+            <m:r>
+              <m:t>w</m:t>
+            </m:r>
+          </m:sub>
+        </m:sSub>
+      </m:oMath>
+      <w:r>
+        <w:t xml:space="preserve">,</w:t>
+      </w:r>
+      <w:r>
+        <w:t xml:space="preserve"> </w:t>
+      </w:r>
+      <m:oMath>
+        <m:sSub>
+          <m:e>
+            <m:r>
+              <m:t>N</m:t>
+            </m:r>
+          </m:e>
+          <m:sub>
+            <m:r>
+              <m:t>θ</m:t>
+            </m:r>
+          </m:sub>
+        </m:sSub>
+      </m:oMath>
+      <w:r>
+        <w:t xml:space="preserve"> </w:t>
+      </w:r>
+      <w:r>
+        <w:t xml:space="preserve">and</w:t>
+      </w:r>
+      <w:r>
+        <w:t xml:space="preserve"> </w:t>
+      </w:r>
+      <m:oMath>
+        <m:sSub>
+          <m:e>
+            <m:r>
+              <m:t>N</m:t>
+            </m:r>
+          </m:e>
+          <m:sub>
+            <m:r>
+              <m:t>M</m:t>
+            </m:r>
+          </m:sub>
+        </m:sSub>
+      </m:oMath>
+      <w:r>
+        <w:t xml:space="preserve"> </w:t>
+      </w:r>
+      <w:r>
+        <w:t xml:space="preserve">at the piers are changes of scale; the step of</w:t>
+      </w:r>
+      <w:r>
+        <w:t xml:space="preserve"> </w:t>
+      </w:r>
+      <m:oMath>
+        <m:sSub>
+          <m:e>
+            <m:r>
+              <m:t>N</m:t>
+            </m:r>
+          </m:e>
+          <m:sub>
+            <m:r>
+              <m:t>V</m:t>
+            </m:r>
+          </m:sub>
+        </m:sSub>
+      </m:oMath>
+      <w:r>
+        <w:t xml:space="preserve"> </w:t>
+      </w:r>
+      <w:r>
+        <w:t xml:space="preserve">is the support reaction.</w:t>
       </w:r>
     </w:p>
     <w:p>
@@ -6398,6 +6633,41 @@
                 <m:t>1.8794</m:t>
               </m:r>
             </m:oMath>
+            <w:r>
+              <w:t xml:space="preserve">; main span: blind for</w:t>
+            </w:r>
+            <w:r>
+              <w:t xml:space="preserve"> </w:t>
+            </w:r>
+            <m:oMath>
+              <m:r>
+                <m:t>0.9647</m:t>
+              </m:r>
+              <m:r>
+                <m:rPr>
+                  <m:sty m:val="p"/>
+                </m:rPr>
+                <m:t>≤</m:t>
+              </m:r>
+              <m:r>
+                <m:t>β</m:t>
+              </m:r>
+              <m:r>
+                <m:rPr>
+                  <m:sty m:val="p"/>
+                </m:rPr>
+                <m:t>&lt;</m:t>
+              </m:r>
+              <m:r>
+                <m:t>1.2247</m:t>
+              </m:r>
+            </m:oMath>
+            <w:r>
+              <w:t xml:space="preserve"> </w:t>
+            </w:r>
+            <w:r>
+              <w:t xml:space="preserve">(equal spans: 0.276 from each pier)</w:t>
+            </w:r>
           </w:p>
         </w:tc>
       </w:tr>
@@ -7276,7 +7546,7 @@
         <w:t xml:space="preserve"> </w:t>
       </w:r>
       <w:r>
-        <w:t xml:space="preserve">equals 1. The rotation and shear indicators (Supplementary Section S3) equal 1 for the simply supported end rotation and end shear. A common threshold of 0.2 is 8 % of the simply supported value for deflection and 20 % for strain; this threshold is a design convention. Because</w:t>
+        <w:t xml:space="preserve">equals 1. The rotation and shear indicators (Supplementary Section S3) equal 1 for the simply supported end rotation and end shear. A common threshold of 0.2 is 8 % of the simply supported value for deflection and 20 % for strain; this threshold is a design convention. Because</w:t>
       </w:r>
       <w:r>
         <w:t xml:space="preserve"> </w:t>
@@ -8213,7 +8483,7 @@
         </m:sSub>
       </m:oMath>
       <w:r>
-        <w:t xml:space="preserve">, at which the bias reaches 100 %, combines sensor position and baseline stability into one number, to be compared with the lightest vehicle to be screened.</w:t>
+        <w:t xml:space="preserve">, at which the bias reaches 100 %, combines sensor position and baseline stability into one number, to be compared with the lightest vehicle to be screened.</w:t>
       </w:r>
     </w:p>
     <w:bookmarkEnd w:id="33"/>
@@ -9056,7 +9326,7 @@
                                 </m:r>
                                 <m:acc>
                                   <m:accPr>
-                                    <m:chr m:val="‾"/>
+                                    <m:chr m:val="¯"/>
                                   </m:accPr>
                                   <m:e>
                                     <m:r>
@@ -9471,7 +9741,7 @@
         </m:d>
       </m:oMath>
       <w:r>
-        <w:t xml:space="preserve">; with correlated offsets one sensor should sit at the minimum, because a common offset cancels in the difference. A brute-force search and a Monte Carlo study (Eqs. (11) and (12) within 0.6 %) confirm this (Supplementary Section S4). The zero-sum estimator helps only if the disturbance is common-mode during the crossings themselves, not merely in vehicle-free periods, and Section 4.3 shows that real records can violate this.</w:t>
+        <w:t xml:space="preserve">; with correlated offsets one sensor should sit at the minimum, because a common offset cancels in the difference. A brute-force search and a Monte Carlo study (Eqs. (11) and (12) within 0.6 %) confirm this (Supplementary Section S4). The zero-sum estimator helps only if the disturbance is common-mode during the crossings themselves, not merely in vehicle-free periods, and Section 4.3 shows that real records can violate this.</w:t>
       </w:r>
     </w:p>
     <w:bookmarkEnd w:id="34"/>
@@ -9746,7 +10016,7 @@
         </m:sSub>
       </m:oMath>
       <w:r>
-        <w:t xml:space="preserve">, a mirror-symmetric deformation) and excites no other pattern of pier rotation, and the Sherman–Morrison formula gives (Supplementary Section S5)</w:t>
+        <w:t xml:space="preserve">, with the pier labels of Section 5, a mirror-symmetric deformation) and excites no other pattern of pier rotation, and the Sherman–Morrison formula gives (Supplementary Section S5)</w:t>
       </w:r>
     </w:p>
     <w:tbl>
@@ -10111,7 +10381,7 @@
         </m:sSub>
       </m:oMath>
       <w:r>
-        <w:t xml:space="preserve">). Equation (13) is called the Möbius law. The ratio</w:t>
+        <w:t xml:space="preserve">). Equation (13) is referred to below as the Möbius law. The ratio</w:t>
       </w:r>
       <w:r>
         <w:t xml:space="preserve"> </w:t>
@@ -10628,7 +10898,7 @@
           <m:e>
             <m:acc>
               <m:accPr>
-                <m:chr m:val="‾"/>
+                <m:chr m:val="¯"/>
               </m:accPr>
               <m:e>
                 <m:r>
@@ -10923,7 +11193,7 @@
         <w:pStyle w:val="FirstParagraph"/>
       </w:pPr>
       <w:r>
-        <w:t xml:space="preserve">A static test on a two-span beam checks the model and the algorithm, not performance under moving traffic. A steel hollow square tube, 25 mm × 25 mm × 2.03 mm (</w:t>
+        <w:t xml:space="preserve">A static test on a two-span beam checks the model and the algorithm, not performance under moving traffic. A steel hollow square tube, 25 mm × 25 mm × 2.03 mm (</w:t>
       </w:r>
       <m:oMath>
         <m:r>
@@ -10972,7 +11242,7 @@
         <w:t xml:space="preserve"> </w:t>
       </w:r>
       <w:r>
-        <w:t xml:space="preserve">GPa), formed two equal spans of 2500 mm, giving</w:t>
+        <w:t xml:space="preserve">GPa), formed two equal spans of 2500 mm, giving</w:t>
       </w:r>
       <w:r>
         <w:t xml:space="preserve"> </w:t>
@@ -11058,7 +11328,7 @@
         <w:t xml:space="preserve"> </w:t>
       </w:r>
       <w:r>
-        <w:t xml:space="preserve">the span length). Deflection there was measured with 0.005 mm resolution while calibrated weights of International Organization of Legal Metrology (OIML) class M1 were suspended at 250 mm steps: a single 40.64 N reference load, two loads 250 mm apart, and three loads. The order of the three loads was not recorded; the order used fits the record best (root-mean-square residual 0.030 mm against 0.55 mm for the reversed order), so the three-load result is not a fully independent test.</w:t>
+        <w:t xml:space="preserve">the span length). Deflection there was measured with 0.005 mm resolution while calibrated weights of International Organization of Legal Metrology (OIML) class M1 were suspended at 250 mm steps: a single 40.64 N reference load, two loads 250 mm apart, and three loads. The order of the three loads was not recorded; the order used fits the record best (root-mean-square residual 0.030 mm against 0.55 mm for the reversed order), so the three-load result is not a fully independent test.</w:t>
       </w:r>
     </w:p>
     <w:p>
@@ -11066,7 +11336,7 @@
         <w:pStyle w:val="BodyText"/>
       </w:pPr>
       <w:r>
-        <w:t xml:space="preserve">The analytical influence line matched the single-load record within 0.0126 mm, 0.44 % of the peak. With the trapezoidal rule, BPM overestimated the weighed totals of 66.99 N and 125.08 N by 1.10 % and 1.19 %, and SLM by 0.61 % and 0.70 % (Supplementary Table S4). The BPM-to-SLM ratio equals 1.0049, the ratio of the measured reference integral to its exact value: SLM absorbs the calibration error of the reference record, whereas BPM does not. The SLM deviations follow the measured-to-analytical integral ratio (Supplementary Section S6). The test supports the invariance of Eq. (2) only indirectly.</w:t>
+        <w:t xml:space="preserve">The analytical influence line matched the single-load record within 0.0126 mm, 0.44 % of the peak. With the trapezoidal rule, BPM overestimated the weighed totals of 66.99 N and 125.08 N by 1.10 % and 1.19 %, and SLM by 0.61 % and 0.70 % (Supplementary Table S4). The BPM-to-SLM ratio equals 1.0049, the ratio of the measured reference integral to its exact value: SLM absorbs the calibration error of the reference record, whereas BPM does not. The SLM deviations follow the measured-to-analytical integral ratio (Supplementary Section S6). The test supports the invariance of Eq. (2) only indirectly.</w:t>
       </w:r>
     </w:p>
     <w:bookmarkEnd w:id="37"/>
@@ -11084,7 +11354,7 @@
         <w:pStyle w:val="FirstParagraph"/>
       </w:pPr>
       <w:r>
-        <w:t xml:space="preserve">Public records test the assumptions of the identity and the noise model of Section 2.4, with 95 % confidence intervals (CIs); further tables are in Supplementary Section S7.</w:t>
+        <w:t xml:space="preserve">Public records test the assumptions of the identity and the noise model of Section 2.4, with 95 % confidence intervals (CIs); further tables are in Supplementary Section S7.</w:t>
       </w:r>
     </w:p>
     <w:bookmarkStart w:id="41" w:name="data-and-processing"/>
@@ -11101,7 +11371,7 @@
         <w:pStyle w:val="FirstParagraph"/>
       </w:pPr>
       <w:r>
-        <w:t xml:space="preserve">The Nothing-on-Road BWIM (NOR-BWIM) dataset (Moghadam and Sarlo, 2024) contains strain records of the Virginia Smart Road Bridge (Moghadam, 2022; Moghadam et al., 2022, 2023a, 2023b), a post-tensioned concrete box girder continuous over five spans of 86.5 + 3 × 144 + 86.5 m = 605 m, from transducers on the top-slab soffit near mid-span of span 2. Day 1 has 12 channels (</w:t>
+        <w:t xml:space="preserve">The Nothing-on-Road BWIM (NOR-BWIM) dataset (Moghadam and Sarlo, 2024) contains strain records of the Virginia Smart Road Bridge (Moghadam, 2022; Moghadam et al., 2022, 2023a, 2023b), a post-tensioned concrete box girder continuous over five spans of 86.5 + 3 × 144 + 86.5 m = 605 m, from transducers on the top-slab soffit near mid-span of span 2. Day 1 has 12 channels (</w:t>
       </w:r>
       <w:r>
         <w:t xml:space="preserve">“</w:t>
@@ -11125,7 +11395,7 @@
         <w:t xml:space="preserve">”</w:t>
       </w:r>
       <w:r>
-        <w:t xml:space="preserve">). On day 1, two 3-axle trucks with driver-reported gross weights ran in the instrumented lane (Moghadam, 2022). On day 2, a 3-axle truck of 26.8 t and a 5-axle truck of 25.9 t, weighed on a static scale, ran in the instrumented lane (lane A), in the other lane (lane B), and in two runs one behind the other. Each record was re-zeroed with a linear baseline fitted to vehicle-free segments before and after the crossing, integrated over the whole crossing and converted to</w:t>
+        <w:t xml:space="preserve">). On day 1, two 3-axle trucks with driver-reported gross weights ran in the instrumented lane (Moghadam, 2022). On day 2, a 3-axle truck of 26.8 t and a 5-axle truck of 25.9 t, weighed on a static scale, ran in the instrumented lane (lane A), in the other lane (lane B), and in two runs one behind the other. Each record was re-zeroed with a linear baseline fitted to vehicle-free segments before and after the crossing, integrated over the whole crossing and converted to</w:t>
       </w:r>
       <w:r>
         <w:t xml:space="preserve"> </w:t>
@@ -11222,7 +11492,7 @@
         <w:t xml:space="preserve"> </w:t>
       </w:r>
       <w:r>
-        <w:t xml:space="preserve">NOR-BWIM strain records of three single-truck crossings of the five-span girder, against time; the integrals are converted to space with the measured speed. Thin traces: other channels of the same run, unfiltered. Shaded: integration window; dashed: beam-model shape; legend values: integral</w:t>
+        <w:t xml:space="preserve">NOR-BWIM strain records of three single-truck crossings of the five-span girder, against time; the integrals are converted to space with the measured speed. Thin traces: the same gauges unfiltered; thick traces: low-pass filtered at 0.5 Hz; vertical lines: entry and exit of the truck. Shaded: integration window; dashed: beam-model shape; legend values: integral</w:t>
       </w:r>
       <w:r>
         <w:t xml:space="preserve"> </w:t>
@@ -11272,7 +11542,7 @@
         <w:pStyle w:val="FirstParagraph"/>
       </w:pPr>
       <w:r>
-        <w:t xml:space="preserve">The records show invariance between trucks only within margins of 10–27 %. On day 2, the ratio of the gauge-average constants of the 5-axle and the 3-axle truck is 0.98 (95 % CI 0.70–1.37; Fig. 5b): consistent with Eq. (2), but with eight runs an equivalence test (90 % CI 0.76–1.27) cannot exclude differences of up to about 27 %, so it is a coarse check of linearity and processing. On day 1, the four gauges without axle spikes give constants 22–26 % lower for the second truck, but speed and truck are almost perfectly confounded, so wheel path, local deck action or speed may cause this. Per-gauge tests (Fig. 5a), the confounding and the speed effect are treated in Supplementary Section S7 (Tables S6 and S7, Fig. S9).</w:t>
+        <w:t xml:space="preserve">The records show invariance between trucks only within margins of 12–27 %. On day 2, the ratio of the gauge-average constants of the 5-axle and the 3-axle truck is 0.98 (95 % CI 0.70–1.37; Fig. 5b): consistent with Eq. (2), but with eight runs an equivalence test (90 % CI 0.76–1.27) cannot exclude differences of up to about 27 %, so it is a coarse check of linearity and processing. On day 1, the four gauges without axle spikes give constants 22–26 % lower for the second truck, but speed and truck are almost perfectly confounded, so wheel path, local deck action or speed may cause this. Per-gauge tests (Fig. 5a), the confounding and the speed effect are treated in Supplementary Section S7 (Tables S6 and S7, Fig. S9).</w:t>
       </w:r>
     </w:p>
     <w:p>
@@ -11337,7 +11607,7 @@
         <w:t xml:space="preserve"> </w:t>
       </w:r>
       <w:r>
-        <w:t xml:space="preserve">Ratio of the integral constants of two trucks, per gauge and gauge average, with 95 % confidence intervals: (a) day 1, second to first 3-axle truck, gauge average over the four wheel-path gauges; (b) day 2, 5-axle to 3-axle truck; the CI of st40 in (b) extends beyond the axis. Gray band: ±10 %. Red: invariance rejected; blue: equivalent within ±10 %; orange: inconclusive.</w:t>
+        <w:t xml:space="preserve">Ratio of the integral constants of two trucks, per gauge and gauge average, with 95 % confidence intervals: (a) day 1, second to first 3-axle truck, gauge average over the four wheel-path gauges; (b) day 2, 5-axle to 3-axle truck; the CI of st40 in (b) extends beyond the axis. Gray band: ±10 %. Red: invariance rejected; blue: equivalent within ±10 %; orange: inconclusive.</w:t>
       </w:r>
     </w:p>
     <w:p>
@@ -11345,7 +11615,7 @@
         <w:pStyle w:val="BodyText"/>
       </w:pPr>
       <w:r>
-        <w:t xml:space="preserve">The evidence favors lane-specific constants. For the gauge average, return trips in lane B gave constants 0.79 times those of lane A (95 % CI 0.59–1.00), as on another continuous girder (Wu et al., 2020), but the lane effect is clearly resolved for one gauge only (st36; Supplementary Section S7). For the gauge average, the two runs with the trucks one behind the other gave 0.92 of the summed single-truck predictions (pooled 95 % CI 0.77–1.06), consistent with superposition although both runs fall below the prediction.</w:t>
+        <w:t xml:space="preserve">The evidence favors lane-specific constants. For the gauge average, return trips in lane B gave constants 0.79 times those of lane A (95 % CI 0.59–1.00), as on another continuous girder (Wu et al., 2020), but the lane effect is clearly resolved for one gauge only (st36; Supplementary Section S7). For the gauge average, the two runs with the trucks one behind the other gave 0.92 of the summed single-truck predictions (pooled 95 % CI 0.77–1.06), consistent with superposition although both runs fall below the prediction.</w:t>
       </w:r>
     </w:p>
     <w:p>
@@ -11353,7 +11623,7 @@
         <w:pStyle w:val="BodyText"/>
       </w:pPr>
       <w:r>
-        <w:t xml:space="preserve">Each deck gauge needs its own constant, from a weighed vehicle or a three-dimensional model, because the deck-soffit gauges also respond to slab bending and shear lag. The constant of ch11 is 3.9 times that of ch8, although the gauges are within 6 m of each other and a one-dimensional beam model predicts nearly equal constants, and the st36-to-st40 ratio changes with the lane (Supplementary Section S7); both observations make a spread of gauge factors an unlikely cause. A beam model still reproduces the global shape of the strain histories and confirms two points of Section 2: the gauges are not blind, since the zeros of the uniform-load moment diagram in span 2 lie about 35 m away, and the whole 605 m crossing must be integrated, since span 2 contributes about 170 % of the net integral (Supplementary Section S7).</w:t>
+        <w:t xml:space="preserve">Each deck gauge needs its own constant, from a weighed vehicle or a three-dimensional model, because the deck-soffit gauges also respond to slab bending and shear lag. The constant of ch11 is 3.9 times that of ch8, although the gauges are within 6 m of each other and a one-dimensional beam model predicts nearly equal constants, and the st36-to-st40 ratio changes with the lane (Supplementary Section S7); both observations make a spread of gauge factors an unlikely cause. A beam model still reproduces the global shape of the strain histories and confirms two points of Section 2: the gauges are not blind, since the zeros of the uniform-load moment diagram in span 2 lie about 35 m away, and the whole 605 m crossing must be integrated, since span 2 contributes about 170 % of the net integral (Supplementary Section S7).</w:t>
       </w:r>
     </w:p>
     <w:bookmarkEnd w:id="45"/>
@@ -11404,7 +11674,7 @@
         <w:t xml:space="preserve"> </w:t>
       </w:r>
       <w:r>
-        <w:t xml:space="preserve">Mean absolute error (MAE) of the gross weight (% of gross vehicle weight), leave-one-run-out, with 95 % percentile bootstrap CIs (10 000 resamples of the test runs; 8 runs on day 2, 7 on day 1). GLS uses</w:t>
+        <w:t xml:space="preserve">Mean absolute error (MAE) of the gross weight (% of gross vehicle weight), leave-one-run-out, with 95 % percentile bootstrap CIs (10 000 resamples of the test runs; 8 runs on day 2, 7 on day 1). GLS uses</w:t>
       </w:r>
       <w:r>
         <w:t xml:space="preserve"> </w:t>
@@ -11710,7 +11980,7 @@
         <w:pStyle w:val="BodyText"/>
       </w:pPr>
       <w:r>
-        <w:t xml:space="preserve">On day 2, GLS was worse than the gauge average, 20.4 % against 11.9 % MAE, with a paired difference of +8.5 percentage points (95 % CI +2.3 to +15.1); the zero-sum estimator (20.3 %) was worse as well. On day 1 the estimators cannot be told apart. A predictor that always returns the mean calibration weight beats every estimator on both days, so the records cannot show weight discrimination.</w:t>
+        <w:t xml:space="preserve">On day 2, GLS was worse than the gauge average, 20.4 % against 11.9 % MAE, with a paired difference of +8.5 percentage points (95 % CI +2.3 to +15.1); the zero-sum estimator (20.3 %) was worse as well. On day 1 the estimators cannot be told apart. A predictor that always returns the mean calibration weight beats every estimator on both days, so the records cannot show weight discrimination.</w:t>
       </w:r>
     </w:p>
     <w:p>
@@ -11754,7 +12024,7 @@
         <w:t xml:space="preserve"> </w:t>
       </w:r>
       <w:r>
-        <w:t xml:space="preserve">estimated from them over-fitted (mean absolute error 8.5 % in sample against 23.4 % out of sample; Supplementary Section S7), so enough calibration crossings and an out-of-sample check are needed.</w:t>
+        <w:t xml:space="preserve">estimated from them over-fitted (mean absolute error 8.5 % in sample against 23.4 % out of sample; Supplementary Section S7), so enough calibration crossings and an out-of-sample check are needed.</w:t>
       </w:r>
     </w:p>
     <w:bookmarkEnd w:id="46"/>
@@ -11782,7 +12052,7 @@
         <w:pStyle w:val="FirstParagraph"/>
       </w:pPr>
       <w:r>
-        <w:t xml:space="preserve">The Mây Bridge crosses the Kinh Môn River in Hải Dương, Viet Nam. Its main bridge is a 55 + 90 + 55 m continuous prestressed concrete box girder built by balanced cantilever (</w:t>
+        <w:t xml:space="preserve">The Mây Bridge crosses the Kinh Môn River in Hải Dương, Viet Nam. Its main bridge is a 55 + 90 + 55 m continuous prestressed concrete box girder built by balanced cantilever (</w:t>
       </w:r>
       <m:oMath>
         <m:r>
@@ -11799,7 +12069,7 @@
         </m:r>
       </m:oMath>
       <w:r>
-        <w:t xml:space="preserve">), 2.40 m deep at mid-span and 5.40 m at the piers. The inner piers, including T7, are monolithic with the girder; the end supports T5 and T8 carry pot bearings. In the June 2020 acceptance test, 3-axle trucks with a mean weighed gross weight of 25.06 t stood in the side and main spans, and dial gauges read the peak deflection at N8, in the side span at 0.4</w:t>
+        <w:t xml:space="preserve">), 2.40 m deep at mid-span and 5.40 m at the piers. The inner piers, including T7, are monolithic with the girder; the end supports T5 and T8 carry pot bearings. In the June 2020 acceptance test, 3-axle trucks with a mean weighed gross weight of 25.06 t stood in the side and main spans, and dial gauges read the peak deflection at N8, in the side span at 0.4</w:t>
       </w:r>
       <m:oMath>
         <m:r>
@@ -11810,7 +12080,7 @@
         <w:t xml:space="preserve"> </w:t>
       </w:r>
       <w:r>
-        <w:t xml:space="preserve">(22 m) from T8, and at N7, mid main span. Each section has six readings (three points across, central and eccentric arrangements), with means of 5.55 mm at N8 and 15.43 mm at N7 (Supplementary Tables S11, S12 and S14; axle positions in Table S16).</w:t>
+        <w:t xml:space="preserve">(22 m) from T8, and at N7, mid main span. Each section has six readings (three points across, central and eccentric arrangements), with means of 5.55 mm at N8 and 15.43 mm at N7 (Supplementary Tables S11 and S12; axle positions in Table S16).</w:t>
       </w:r>
     </w:p>
     <w:p>
@@ -11965,7 +12235,7 @@
         <w:t xml:space="preserve"> </w:t>
       </w:r>
       <w:r>
-        <w:t xml:space="preserve">kN m/rad fitted to the designer’s FE output and deviates from the measurements by +2.4 % at N8 and +12.3 % at N7. Calibration B, the joint least-squares fit, has</w:t>
+        <w:t xml:space="preserve">kN m/rad fitted to the designer’s FE output and deviates from the measurements by +2.4 % at N8 and +12.3 % at N7. Calibration B, the joint least-squares fit, has</w:t>
       </w:r>
       <w:r>
         <w:t xml:space="preserve"> </w:t>
@@ -12029,7 +12299,7 @@
         <w:t xml:space="preserve"> </w:t>
       </w:r>
       <w:r>
-        <w:t xml:space="preserve">kN m/rad, with misfits of −2.8 % and +2.9 %. A lies at</w:t>
+        <w:t xml:space="preserve">kN m/rad, with misfits of −2.8 % and +2.9 %. A lies at</w:t>
       </w:r>
       <w:r>
         <w:t xml:space="preserve"> </w:t>
@@ -12518,21 +12788,7 @@
         </m:r>
       </m:oMath>
       <w:r>
-        <w:t xml:space="preserve">) and the mid side-span position. In (a) and (b) each indicator is normalized by the span containing the sensor, so steps at the piers are changes of scale; in (c)</w:t>
-      </w:r>
-      <w:r>
-        <w:t xml:space="preserve"> </w:t>
-      </w:r>
-      <m:oMath>
-        <m:r>
-          <m:t>L</m:t>
-        </m:r>
-      </m:oMath>
-      <w:r>
-        <w:t xml:space="preserve"> </w:t>
-      </w:r>
-      <w:r>
-        <w:t xml:space="preserve">is the main span.</w:t>
+        <w:t xml:space="preserve">) and the mid side-span position. In all panels each indicator is normalized by the span containing the point, so steps at the piers are changes of scale.</w:t>
       </w:r>
     </w:p>
     <w:bookmarkEnd w:id="51"/>
@@ -12578,7 +12834,7 @@
         <w:t xml:space="preserve"> </w:t>
       </w:r>
       <w:r>
-        <w:t xml:space="preserve">= 5.3 %), and by 2.4 against 1.1 when</w:t>
+        <w:t xml:space="preserve">= 5.3 %), and by 2.4 against 1.1 when</w:t>
       </w:r>
       <w:r>
         <w:t xml:space="preserve"> </w:t>
@@ -12592,7 +12848,7 @@
         <w:t xml:space="preserve"> </w:t>
       </w:r>
       <w:r>
-        <w:t xml:space="preserve">is bounded to the material range 0.9–1.3 (Table 3; Supplementary Table S13). The two factors are scenarios, not an estimate and a correction: the bound excludes calibration B, and</w:t>
+        <w:t xml:space="preserve">is bounded to the material range 0.9–1.3 (Table 3; Supplementary Table S13). Across the model-form variants the factors are 2.6–16 for N8 against 1.3–1.6 for N7, so the contrast holds although its size depends on the model. The two factors are scenarios, not an estimate and a correction: the bound excludes calibration B, and</w:t>
       </w:r>
       <w:r>
         <w:t xml:space="preserve"> </w:t>
@@ -12747,7 +13003,7 @@
         <w:pStyle w:val="BodyText"/>
       </w:pPr>
       <w:r>
-        <w:t xml:space="preserve">No single model fits both gauges; the remaining misfit of 4–9 % is model-form error. The misfit ratio</w:t>
+        <w:t xml:space="preserve">No single model fits both gauges; the remaining misfit of 4–9 % is model-form error. The misfit ratio</w:t>
       </w:r>
       <w:r>
         <w:t xml:space="preserve"> </w:t>
@@ -12793,7 +13049,7 @@
         <w:t xml:space="preserve"> </w:t>
       </w:r>
       <w:r>
-        <w:t xml:space="preserve">is an effective rigidity 28 % below design, which is implausible as a material loss in a recently built prestressed girder and more likely absorbs omitted mechanisms.</w:t>
+        <w:t xml:space="preserve">is an effective rigidity 28 % below design, which is implausible as a material loss in a recently built prestressed girder and more likely absorbs omitted mechanisms.</w:t>
       </w:r>
     </w:p>
     <w:p>
@@ -12998,7 +13254,7 @@
         <w:t xml:space="preserve"> </w:t>
       </w:r>
       <w:r>
-        <w:t xml:space="preserve">= 5.3 % at each gauge; (b) N8 and N7 indicators and cancellation ratios along the best static fit</w:t>
+        <w:t xml:space="preserve">= 5.3 % at each gauge; (b) N8 and N7 indicators and cancellation ratios along the best static fit</w:t>
       </w:r>
       <w:r>
         <w:t xml:space="preserve"> </w:t>
@@ -13137,7 +13393,7 @@
         <w:t xml:space="preserve"> </w:t>
       </w:r>
       <w:r>
-        <w:t xml:space="preserve">= 5.3 %, two combined standard uncertainties (measurement and model form) of a section mean (Supplementary Section S8). At this tolerance the data bound</w:t>
+        <w:t xml:space="preserve">= 5.3 %, two combined standard uncertainties (measurement and model form) of a section mean (Supplementary Section S8). At this tolerance the data bound</w:t>
       </w:r>
       <w:r>
         <w:t xml:space="preserve"> </w:t>
@@ -13220,7 +13476,7 @@
         <w:t xml:space="preserve"> </w:t>
       </w:r>
       <w:r>
-        <w:t xml:space="preserve">= 3 and 4 %; the contrast between the gauges persists (1.5 against 1.1 and 3.4 against 1.4), and at</w:t>
+        <w:t xml:space="preserve">= 3 and 4 %; the contrast between the gauges persists (1.5 against 1.1 and 3.4 against 1.4), and at</w:t>
       </w:r>
       <w:r>
         <w:t xml:space="preserve"> </w:t>
@@ -13234,7 +13490,7 @@
         <w:t xml:space="preserve"> </w:t>
       </w:r>
       <w:r>
-        <w:t xml:space="preserve">= 3 % the admissible set excludes the design rigidity,</w:t>
+        <w:t xml:space="preserve">= 3 % the admissible set excludes the design rigidity,</w:t>
       </w:r>
       <w:r>
         <w:t xml:space="preserve"> </w:t>
@@ -13458,7 +13714,7 @@
         <w:t xml:space="preserve"> </w:t>
       </w:r>
       <w:r>
-        <w:t xml:space="preserve">= 5.3 %;</w:t>
+        <w:t xml:space="preserve">= 5.3 %;</w:t>
       </w:r>
       <w:r>
         <w:t xml:space="preserve"> </w:t>
@@ -13486,7 +13742,7 @@
         <w:t xml:space="preserve"> </w:t>
       </w:r>
       <w:r>
-        <w:t xml:space="preserve">= 0.9–1.3); haunched pinned-pier and fixed-pier rows give the extremes over the haunch-length variants (</w:t>
+        <w:t xml:space="preserve">= 0.9–1.3); haunched rows: base model (</w:t>
       </w:r>
       <m:oMath>
         <m:sSub>
@@ -13509,7 +13765,7 @@
         <w:t xml:space="preserve"> </w:t>
       </w:r>
       <w:r>
-        <w:t xml:space="preserve">= 40–45 m). Values at mid side span: Supplementary Table S15. –: not computed.</w:t>
+        <w:t xml:space="preserve">= 44 m). Values at mid side span: Supplementary Table S15.</w:t>
       </w:r>
     </w:p>
     <w:tbl>
@@ -14106,7 +14362,7 @@
               <w:jc w:val="right"/>
             </w:pPr>
             <w:r>
-              <w:t xml:space="preserve">0.023</w:t>
+              <w:t xml:space="preserve">0.030</w:t>
             </w:r>
           </w:p>
         </w:tc>
@@ -14120,7 +14376,7 @@
               <w:jc w:val="right"/>
             </w:pPr>
             <w:r>
-              <w:t xml:space="preserve">0.263</w:t>
+              <w:t xml:space="preserve">0.248</w:t>
             </w:r>
           </w:p>
         </w:tc>
@@ -14134,7 +14390,7 @@
               <w:jc w:val="right"/>
             </w:pPr>
             <w:r>
-              <w:t xml:space="preserve">–</w:t>
+              <w:t xml:space="preserve">0.02</w:t>
             </w:r>
           </w:p>
         </w:tc>
@@ -14148,7 +14404,7 @@
               <w:jc w:val="right"/>
             </w:pPr>
             <w:r>
-              <w:t xml:space="preserve">–</w:t>
+              <w:t xml:space="preserve">0.51</w:t>
             </w:r>
           </w:p>
         </w:tc>
@@ -14181,7 +14437,7 @@
               <w:jc w:val="right"/>
             </w:pPr>
             <w:r>
-              <w:t xml:space="preserve">0.446</w:t>
+              <w:t xml:space="preserve">0.422</w:t>
             </w:r>
           </w:p>
         </w:tc>
@@ -14195,7 +14451,7 @@
               <w:jc w:val="right"/>
             </w:pPr>
             <w:r>
-              <w:t xml:space="preserve">0.145</w:t>
+              <w:t xml:space="preserve">0.147</w:t>
             </w:r>
           </w:p>
         </w:tc>
@@ -14209,7 +14465,7 @@
               <w:jc w:val="right"/>
             </w:pPr>
             <w:r>
-              <w:t xml:space="preserve">–</w:t>
+              <w:t xml:space="preserve">1.00</w:t>
             </w:r>
           </w:p>
         </w:tc>
@@ -14223,7 +14479,7 @@
               <w:jc w:val="right"/>
             </w:pPr>
             <w:r>
-              <w:t xml:space="preserve">–</w:t>
+              <w:t xml:space="preserve">1.00</w:t>
             </w:r>
           </w:p>
         </w:tc>
@@ -14414,7 +14670,7 @@
         <w:t xml:space="preserve"> </w:t>
       </w:r>
       <w:r>
-        <w:t xml:space="preserve">alone the best strain locations in all haunched models are 5–10 m from the piers, but with</w:t>
+        <w:t xml:space="preserve">alone the best strain locations in all haunched models are 5–10 m from the piers, but with</w:t>
       </w:r>
       <w:r>
         <w:t xml:space="preserve"> </w:t>
@@ -14569,7 +14825,7 @@
         <w:pStyle w:val="BodyText"/>
       </w:pPr>
       <w:r>
-        <w:t xml:space="preserve">Placement is insensitive to the unresolved pier stiffness. The placement rule puts a second deflection sensor at the most negative constant, in the side span 4–10 m from the inner pier, and the pair at 100 m and 152 m from T5 is within 0.9 % in variance of the calibration-specific optimum under both A and B. Under the assumed noise model of Supplementary Section S4 (calibration A), the standard deviation of the load falls from 24.8 % with N7 alone to 10.6 % with the pair and the zero-sum estimator; this gain is an upper bound, because such common-mode behavior need not hold during crossings (Section 4.3).</w:t>
+        <w:t xml:space="preserve">Placement is insensitive to the unresolved pier stiffness. The placement rule puts a second deflection sensor at the most negative constant, in the side span 4–10 m from the inner pier, and the pair at 100 m and 152 m from T5 is within 1 % in variance of the calibration-specific optimum under both A and B. Under the assumed noise model of Supplementary Section S4 (calibration A), the standard deviation of the load for a 220 m record falls from 24.8 % with N7 alone to 10.6 % with the pair and the zero-sum estimator; this gain is an upper bound, because such common-mode behavior need not hold during crossings (Section 4.3).</w:t>
       </w:r>
     </w:p>
     <w:p>
@@ -14577,7 +14833,7 @@
         <w:pStyle w:val="BodyText"/>
       </w:pPr>
       <w:r>
-        <w:t xml:space="preserve">If a model-based constant is wanted, a tiltmeter on the monolithic pier T7 is the most informative of the measurements compared: at the design pier stiffness (Fig. 7b), the Cramér–Rao bound on the standard deviation of</w:t>
+        <w:t xml:space="preserve">If a model-based constant is wanted, a tiltmeter on the monolithic pier T7 is the most informative of the measurements compared: at the design pier stiffness (Supplementary Section S8), the Cramér–Rao bound on the standard deviation of</w:t>
       </w:r>
       <w:r>
         <w:t xml:space="preserve"> </w:t>
@@ -14606,7 +14862,7 @@
         <w:t xml:space="preserve"> </w:t>
       </w:r>
       <w:r>
-        <w:t xml:space="preserve">falls from 0.87 with the two deflections to 0.18 with the tiltmeter. The bound assumes standard uncertainties of 2.64 % per deflection and 3 % for the pier rotation (about 167 µrad under the side-span test load). Frequencies and the case of calibration B are discussed in Supplementary Section S8.</w:t>
+        <w:t xml:space="preserve">falls from 0.87 with the two deflections to 0.18 with the tiltmeter. The bound assumes standard uncertainties of 2.64 % per deflection and 3 % for the pier rotation (about 167 µrad under the side-span test load). Frequencies and the case of calibration B are discussed in Supplementary Section S8.</w:t>
       </w:r>
     </w:p>
     <w:p>
@@ -14614,268 +14870,9 @@
         <w:pStyle w:val="BodyText"/>
       </w:pPr>
       <w:r>
-        <w:t xml:space="preserve">Table 4 gives predictions for a designed but not performed moving-load test with weighed trucks; the ratio of the N8 and N7 integrals is independent of truck weight and absolute rigidity and differs by a factor of 2.3 between A and B.</w:t>
+        <w:t xml:space="preserve">A moving-load test with weighed trucks has been designed but not performed; its predictions are in Supplementary Table S19. The ratio of the N8 and N7 integrals is independent of truck weight and absolute rigidity and differs by a factor of 2.3 between A and B.</w:t>
       </w:r>
     </w:p>
-    <w:p>
-      <w:pPr>
-        <w:pStyle w:val="BodyText"/>
-        <w:keepNext/>
-      </w:pPr>
-      <w:r>
-        <w:rPr>
-          <w:bCs/>
-          <w:b/>
-        </w:rPr>
-        <w:t xml:space="preserve">Table 4.</w:t>
-      </w:r>
-      <w:r>
-        <w:t xml:space="preserve"> </w:t>
-      </w:r>
-      <w:r>
-        <w:t xml:space="preserve">Predicted discriminating measurements at the Mây Bridge for a 25 t 3-axle truck (predictions, not measured).</w:t>
-      </w:r>
-    </w:p>
-    <w:tbl>
-      <w:tblPr>
-        <w:tblStyle w:val="Table"/>
-        <w:tblW w:type="pct" w:w="5000"/>
-        <w:tblLook w:firstRow="1" w:lastRow="0" w:firstColumn="0" w:lastColumn="0" w:noHBand="0" w:noVBand="0" w:val="0020"/>
-        <w:jc w:val="center"/>
-        <w:tblBorders>
-          <w:top w:val="single" w:sz="8" w:space="0" w:color="000000"/>
-          <w:left w:val="nil"/>
-          <w:bottom w:val="single" w:sz="8" w:space="0" w:color="000000"/>
-          <w:right w:val="nil"/>
-          <w:insideH w:val="nil"/>
-          <w:insideV w:val="nil"/>
-        </w:tblBorders>
-      </w:tblPr>
-      <w:tblGrid>
-        <w:gridCol w:w="3796"/>
-        <w:gridCol w:w="2636"/>
-        <w:gridCol w:w="2636"/>
-      </w:tblGrid>
-      <w:tr>
-        <w:trPr>
-          <w:tblHeader w:val="true"/>
-          <w:tblHeader w:val="true"/>
-          <w:cantSplit/>
-        </w:trPr>
-        <w:tc>
-          <w:tcPr>
-            <w:tcW w:type="dxa" w:w="3796"/>
-            <w:tcBorders>
-              <w:top w:val="nil"/>
-              <w:left w:val="nil"/>
-              <w:bottom w:val="single" w:sz="6" w:space="0" w:color="000000"/>
-              <w:right w:val="nil"/>
-            </w:tcBorders>
-          </w:tcPr>
-          <w:p>
-            <w:pPr>
-              <w:pStyle w:val="Compact"/>
-              <w:jc w:val="left"/>
-            </w:pPr>
-            <w:r>
-              <w:t xml:space="preserve">Measured quantity</w:t>
-            </w:r>
-          </w:p>
-        </w:tc>
-        <w:tc>
-          <w:tcPr>
-            <w:tcW w:type="dxa" w:w="2636"/>
-            <w:tcBorders>
-              <w:top w:val="nil"/>
-              <w:left w:val="nil"/>
-              <w:bottom w:val="single" w:sz="6" w:space="0" w:color="000000"/>
-              <w:right w:val="nil"/>
-            </w:tcBorders>
-          </w:tcPr>
-          <w:p>
-            <w:pPr>
-              <w:pStyle w:val="Compact"/>
-              <w:jc w:val="right"/>
-            </w:pPr>
-            <w:r>
-              <w:t xml:space="preserve">Calibration A</w:t>
-            </w:r>
-          </w:p>
-        </w:tc>
-        <w:tc>
-          <w:tcPr>
-            <w:tcW w:type="dxa" w:w="2636"/>
-            <w:tcBorders>
-              <w:top w:val="nil"/>
-              <w:left w:val="nil"/>
-              <w:bottom w:val="single" w:sz="6" w:space="0" w:color="000000"/>
-              <w:right w:val="nil"/>
-            </w:tcBorders>
-          </w:tcPr>
-          <w:p>
-            <w:pPr>
-              <w:pStyle w:val="Compact"/>
-              <w:jc w:val="right"/>
-            </w:pPr>
-            <w:r>
-              <w:t xml:space="preserve">Calibration B</w:t>
-            </w:r>
-          </w:p>
-        </w:tc>
-      </w:tr>
-      <w:tr>
-        <w:trPr>
-          <w:cantSplit/>
-        </w:trPr>
-        <w:tc>
-          <w:tcPr>
-            <w:tcW w:type="dxa" w:w="3796"/>
-          </w:tcPr>
-          <w:p>
-            <w:pPr>
-              <w:pStyle w:val="Compact"/>
-              <w:jc w:val="left"/>
-            </w:pPr>
-            <w:r>
-              <w:t xml:space="preserve">Integral ratio, N8 at 0.4</w:t>
-            </w:r>
-            <m:oMath>
-              <m:r>
-                <m:t>L</m:t>
-              </m:r>
-            </m:oMath>
-            <w:r>
-              <w:t xml:space="preserve"> </w:t>
-            </w:r>
-            <w:r>
-              <w:t xml:space="preserve">/ N7 at mid-span</w:t>
-            </w:r>
-          </w:p>
-        </w:tc>
-        <w:tc>
-          <w:tcPr>
-            <w:tcW w:type="dxa" w:w="2636"/>
-          </w:tcPr>
-          <w:p>
-            <w:pPr>
-              <w:pStyle w:val="Compact"/>
-              <w:jc w:val="right"/>
-            </w:pPr>
-            <w:r>
-              <w:t xml:space="preserve">0.121</w:t>
-            </w:r>
-          </w:p>
-        </w:tc>
-        <w:tc>
-          <w:tcPr>
-            <w:tcW w:type="dxa" w:w="2636"/>
-          </w:tcPr>
-          <w:p>
-            <w:pPr>
-              <w:pStyle w:val="Compact"/>
-              <w:jc w:val="right"/>
-            </w:pPr>
-            <w:r>
-              <w:t xml:space="preserve">0.284</w:t>
-            </w:r>
-          </w:p>
-        </w:tc>
-      </w:tr>
-      <w:tr>
-        <w:trPr>
-          <w:cantSplit/>
-        </w:trPr>
-        <w:tc>
-          <w:tcPr>
-            <w:tcW w:type="dxa" w:w="3796"/>
-          </w:tcPr>
-          <w:p>
-            <w:pPr>
-              <w:pStyle w:val="Compact"/>
-              <w:jc w:val="left"/>
-            </w:pPr>
-            <w:r>
-              <w:t xml:space="preserve">Peak girder rotation over pier T7 (µrad)</w:t>
-            </w:r>
-          </w:p>
-        </w:tc>
-        <w:tc>
-          <w:tcPr>
-            <w:tcW w:type="dxa" w:w="2636"/>
-          </w:tcPr>
-          <w:p>
-            <w:pPr>
-              <w:pStyle w:val="Compact"/>
-              <w:jc w:val="right"/>
-            </w:pPr>
-            <w:r>
-              <w:t xml:space="preserve">−58</w:t>
-            </w:r>
-          </w:p>
-        </w:tc>
-        <w:tc>
-          <w:tcPr>
-            <w:tcW w:type="dxa" w:w="2636"/>
-          </w:tcPr>
-          <w:p>
-            <w:pPr>
-              <w:pStyle w:val="Compact"/>
-              <w:jc w:val="right"/>
-            </w:pPr>
-            <w:r>
-              <w:t xml:space="preserve">−29</w:t>
-            </w:r>
-          </w:p>
-        </w:tc>
-      </w:tr>
-      <w:tr>
-        <w:trPr>
-          <w:cantSplit/>
-        </w:trPr>
-        <w:tc>
-          <w:tcPr>
-            <w:tcW w:type="dxa" w:w="3796"/>
-          </w:tcPr>
-          <w:p>
-            <w:pPr>
-              <w:pStyle w:val="Compact"/>
-              <w:jc w:val="left"/>
-            </w:pPr>
-            <w:r>
-              <w:t xml:space="preserve">Strain integral at the zero-moment point of A (171.3 m) / at N7</w:t>
-            </w:r>
-          </w:p>
-        </w:tc>
-        <w:tc>
-          <w:tcPr>
-            <w:tcW w:type="dxa" w:w="2636"/>
-          </w:tcPr>
-          <w:p>
-            <w:pPr>
-              <w:pStyle w:val="Compact"/>
-              <w:jc w:val="right"/>
-            </w:pPr>
-            <w:r>
-              <w:t xml:space="preserve">0.006</w:t>
-            </w:r>
-          </w:p>
-        </w:tc>
-        <w:tc>
-          <w:tcPr>
-            <w:tcW w:type="dxa" w:w="2636"/>
-          </w:tcPr>
-          <w:p>
-            <w:pPr>
-              <w:pStyle w:val="Compact"/>
-              <w:jc w:val="right"/>
-            </w:pPr>
-            <w:r>
-              <w:t xml:space="preserve">0.17</w:t>
-            </w:r>
-          </w:p>
-        </w:tc>
-      </w:tr>
-    </w:tbl>
     <w:bookmarkEnd w:id="56"/>
     <w:bookmarkEnd w:id="57"/>
     <w:bookmarkStart w:id="58" w:name="design-implications-and-limitations"/>
@@ -15104,7 +15101,7 @@
         <w:t xml:space="preserve"> </w:t>
       </w:r>
       <w:r>
-        <w:t xml:space="preserve">mm biases a 25 t truck by 16–25 % at a single main-span gauge and by 41–271 % at a single side-span gauge (Supplementary Table S17). For a residual offset of 0.1 mm, single-point influence-area weighing on this 200 m unit is therefore marginal even at the best location (other offsets: Supplementary Table S17), and non-contact techniques must establish their residual offset on site, because environmental effects act over the same window (Sohn, 2007; Cross et al., 2013). The speed estimator alone can shift the weight by more than 10 %, and dynamics add a further term (Frýba, 1999; Supplementary Sections S9 and S10). The method is therefore proposed for preliminary overload screening. Its threshold should be set with a margin below the legal limit and the design live loads (CEN, 2003; AASHTO, 2024), and flagged vehicles should be weighed by influence-line BWIM, which does not suffer the blindness of Table 1 because it fits the whole record shape.</w:t>
+        <w:t xml:space="preserve">mm biases a 25 t truck by 16–25 % at a single main-span gauge and by 41–271 % at a single side-span gauge (Supplementary Table S17). For a residual offset of 0.1 mm, single-point influence-area weighing on this 200 m unit is therefore marginal even at the best location (other offsets: Supplementary Table S17), and non-contact techniques must establish their residual offset on site, because environmental effects act over the same window (Sohn, 2007; Cross et al., 2013). The speed estimator alone can shift the weight by more than 10 %, and dynamics add a further term (Frýba, 1999; Supplementary Sections S9 and S10). The method is therefore proposed for preliminary overload screening. Its threshold should be set with a margin below the legal limit and the design live loads (CEN, 2003; AASHTO, 2024), and flagged vehicles should be weighed by influence-line BWIM, which does not suffer the blindness of Table 1 because it fits the whole record shape.</w:t>
       </w:r>
     </w:p>
     <w:p>
@@ -15216,7 +15213,7 @@
         <w:t xml:space="preserve"> </w:t>
       </w:r>
       <w:r>
-        <w:t xml:space="preserve">for a mid side-span gauge on three symmetric spans.</w:t>
+        <w:t xml:space="preserve">for a mid side-span gauge on three symmetric spans, and in the main span of three nearly equal spans.</w:t>
       </w:r>
     </w:p>
     <w:p>
@@ -15326,7 +15323,7 @@
         <w:pStyle w:val="BodyText"/>
       </w:pPr>
       <w:r>
-        <w:t xml:space="preserve">For a symmetric girder with equal piers, the constant is a linear-fractional (Möbius) function of the scaled pier stiffness. On a 55 + 90 + 55 m box girder, two static readings leave the side-span deflection constant uncertain by a factor of 6.6 against 1.5 for the main-span constant, or 2.4 against 1.1 with girder rigidity bounded to 0.9–1.3 times design; at the design pier stiffness a pier tiltmeter would reduce the Cramér–Rao bound on the standard deviation of</w:t>
+        <w:t xml:space="preserve">For a symmetric girder with equal piers, the constant is a linear-fractional (Möbius) function of the scaled pier stiffness. On a 55 + 90 + 55 m box girder, two static readings leave the side-span deflection constant uncertain by a factor of 6.6 against 1.5 for the main-span constant in the base model, or 2.4 against 1.1 with girder rigidity bounded to 0.9–1.3 times design; at the design pier stiffness a pier tiltmeter would reduce the Cramér–Rao bound on the standard deviation of</w:t>
       </w:r>
       <w:r>
         <w:t xml:space="preserve"> </w:t>
@@ -15367,7 +15364,7 @@
         <w:pStyle w:val="BodyText"/>
       </w:pPr>
       <w:r>
-        <w:t xml:space="preserve">On public moving-truck records, the gauge-average constants were consistent with invariance and superposition within the 10–27 % that the noise resolves, although four day-1 gauges differed by 22–26 % between trucks; each deck gauge needed its own constant. On one day, GLS weights from vehicle-free noise were worse out of sample than the gauge average (20.4 % against 11.9 %).</w:t>
+        <w:t xml:space="preserve">On public moving-truck records, the gauge-average constants were consistent with invariance and superposition within the 12–27 % that the noise resolves, although four day-1 gauges differed by 22–26 % between trucks; each deck gauge needed its own constant. On one day, GLS weights from vehicle-free noise were worse out of sample than the gauge average (20.4 % against 11.9 %).</w:t>
       </w:r>
     </w:p>
     <w:p>
@@ -15379,7 +15376,7 @@
         <w:pStyle w:val="BodyText"/>
       </w:pPr>
       <w:r>
-        <w:t xml:space="preserve">On the 55 + 90 + 55 m box girder, with a 200 m record, a residual offset of 0.1 mm would bias a 25 t truck by 16–25 % even at mid main span.</w:t>
+        <w:t xml:space="preserve">On the 55 + 90 + 55 m box girder, with a 200 m record, a residual offset of 0.1 mm would bias a 25 t truck by 16–25 % even at mid main span.</w:t>
       </w:r>
     </w:p>
     <w:p>
@@ -15548,7 +15545,7 @@
         <w:pStyle w:val="FirstParagraph"/>
       </w:pPr>
       <w:r>
-        <w:t xml:space="preserve">The field strain records analyzed in Section 4 are publicly available in the NOR-BWIM dataset (figshare, https://doi.org/10.7294/26880898.v1, CC0; Moghadam and Sarlo, 2024). The Mây Bridge load test was performed by an author of this paper, and the authors are permitted to publish the processed data. The laboratory and Mây Bridge data, the analysis scripts with the console output of each run, and the derived data behind every figure and table are provided as Supplementary Material.</w:t>
+        <w:t xml:space="preserve">The field strain records analyzed in Section 4 are publicly available in the NOR-BWIM dataset (figshare, https://doi.org/10.7294/26880898.v1, CC0; Moghadam and Sarlo, 2024). The Mây Bridge load test was performed by an author of this paper, and the authors are permitted to publish the processed data. The laboratory mean readings, the processed Mây Bridge data, the scripts with their logs and the derived data (CSV and NumPy files) are provided as Supplementary Material; the records behind Figs. S16 and S17 are not.</w:t>
       </w:r>
     </w:p>
     <w:bookmarkEnd w:id="67"/>
@@ -15569,7 +15566,20 @@
         <w:jc w:val="left"/>
       </w:pPr>
       <w:r>
-        <w:t xml:space="preserve">AASHTO (2024) LRFD Bridge Design Specifications. 10th ed. Washington, DC: American Association of State Highway and Transportation Officials.</w:t>
+        <w:t xml:space="preserve">AASHTO (2024)</w:t>
+      </w:r>
+      <w:r>
+        <w:t xml:space="preserve"> </w:t>
+      </w:r>
+      <w:r>
+        <w:rPr>
+          <w:iCs/>
+          <w:i/>
+        </w:rPr>
+        <w:t xml:space="preserve">LRFD Bridge Design Specifications</w:t>
+      </w:r>
+      <w:r>
+        <w:t xml:space="preserve">. 10th ed. Washington, DC: American Association of State Highway and Transportation Officials.</w:t>
       </w:r>
     </w:p>
     <w:p>
@@ -15579,7 +15589,23 @@
         <w:jc w:val="left"/>
       </w:pPr>
       <w:r>
-        <w:t xml:space="preserve">Agüero-Barrantes P, Christenson RE and Lobo Aguilar S (2023) Utilizing Kriging metamodeling to provide practical and effective bridge weigh-in-motion. Journal of Bridge Engineering 28(2): 04022138. DOI: 10.1061/JBENF2.BEENG-5760.</w:t>
+        <w:t xml:space="preserve">Agüero-Barrantes P, Christenson RE and Lobo Aguilar S (2023) Utilizing Kriging metamodeling to provide practical and effective bridge weigh-in-motion.</w:t>
+      </w:r>
+      <w:r>
+        <w:t xml:space="preserve"> </w:t>
+      </w:r>
+      <w:r>
+        <w:rPr>
+          <w:iCs/>
+          <w:i/>
+        </w:rPr>
+        <w:t xml:space="preserve">Journal of Bridge Engineering</w:t>
+      </w:r>
+      <w:r>
+        <w:t xml:space="preserve"> </w:t>
+      </w:r>
+      <w:r>
+        <w:t xml:space="preserve">28(2): 04022138. DOI: 10.1061/JBENF2.BEENG-5760.</w:t>
       </w:r>
     </w:p>
     <w:p>
@@ -15589,7 +15615,23 @@
         <w:jc w:val="left"/>
       </w:pPr>
       <w:r>
-        <w:t xml:space="preserve">Agüero-Barrantes P, Lobo Aguilar S and Christenson RE (2021) Sparse sensing bridge weigh-in-motion for single-span bridges. Métodos y Materiales 11: 43–53. DOI: 10.15517/mym.v11i0.46400.</w:t>
+        <w:t xml:space="preserve">Agüero-Barrantes P, Lobo Aguilar S and Christenson RE (2021) Sparse sensing bridge weigh-in-motion for single-span bridges.</w:t>
+      </w:r>
+      <w:r>
+        <w:t xml:space="preserve"> </w:t>
+      </w:r>
+      <w:r>
+        <w:rPr>
+          <w:iCs/>
+          <w:i/>
+        </w:rPr>
+        <w:t xml:space="preserve">Métodos y Materiales</w:t>
+      </w:r>
+      <w:r>
+        <w:t xml:space="preserve"> </w:t>
+      </w:r>
+      <w:r>
+        <w:t xml:space="preserve">11: 43–53. DOI: 10.15517/mym.v11i0.46400.</w:t>
       </w:r>
     </w:p>
     <w:p>
@@ -15609,7 +15651,23 @@
         <w:jc w:val="left"/>
       </w:pPr>
       <w:r>
-        <w:t xml:space="preserve">Cardini AJ and DeWolf JT (2009) Implementation of a long-term bridge weigh-in-motion system for a steel girder bridge in the interstate highway system. Journal of Bridge Engineering 14(6): 418–423. DOI: 10.1061/(ASCE)1084-0702(2009)14:6(418).</w:t>
+        <w:t xml:space="preserve">Cardini AJ and DeWolf JT (2009) Implementation of a long-term bridge weigh-in-motion system for a steel girder bridge in the interstate highway system.</w:t>
+      </w:r>
+      <w:r>
+        <w:t xml:space="preserve"> </w:t>
+      </w:r>
+      <w:r>
+        <w:rPr>
+          <w:iCs/>
+          <w:i/>
+        </w:rPr>
+        <w:t xml:space="preserve">Journal of Bridge Engineering</w:t>
+      </w:r>
+      <w:r>
+        <w:t xml:space="preserve"> </w:t>
+      </w:r>
+      <w:r>
+        <w:t xml:space="preserve">14(6): 418–423. DOI: 10.1061/(ASCE)1084-0702(2009)14:6(418).</w:t>
       </w:r>
     </w:p>
     <w:p>
@@ -15629,7 +15687,23 @@
         <w:jc w:val="left"/>
       </w:pPr>
       <w:r>
-        <w:t xml:space="preserve">Chan THT, Law SS, Yung TH and Yuan XR (1999) An interpretive method for moving force identification. Journal of Sound and Vibration 219(3): 503–524. DOI: 10.1006/jsvi.1998.1904.</w:t>
+        <w:t xml:space="preserve">Chan THT, Law SS, Yung TH and Yuan XR (1999) An interpretive method for moving force identification.</w:t>
+      </w:r>
+      <w:r>
+        <w:t xml:space="preserve"> </w:t>
+      </w:r>
+      <w:r>
+        <w:rPr>
+          <w:iCs/>
+          <w:i/>
+        </w:rPr>
+        <w:t xml:space="preserve">Journal of Sound and Vibration</w:t>
+      </w:r>
+      <w:r>
+        <w:t xml:space="preserve"> </w:t>
+      </w:r>
+      <w:r>
+        <w:t xml:space="preserve">219(3): 503–524. DOI: 10.1006/jsvi.1998.1904.</w:t>
       </w:r>
     </w:p>
     <w:p>
@@ -15639,7 +15713,23 @@
         <w:jc w:val="left"/>
       </w:pPr>
       <w:r>
-        <w:t xml:space="preserve">Chaudhary MTA, Morgese M, Taylor TW and Ansari F (2025) Method and application for influence-line-free distributed detection of gross vehicle weights in bridges. Structures 73: 108298. DOI: 10.1016/j.istruc.2025.108298.</w:t>
+        <w:t xml:space="preserve">Chaudhary MTA, Morgese M, Taylor TW and Ansari F (2025) Method and application for influence-line-free distributed detection of gross vehicle weights in bridges.</w:t>
+      </w:r>
+      <w:r>
+        <w:t xml:space="preserve"> </w:t>
+      </w:r>
+      <w:r>
+        <w:rPr>
+          <w:iCs/>
+          <w:i/>
+        </w:rPr>
+        <w:t xml:space="preserve">Structures</w:t>
+      </w:r>
+      <w:r>
+        <w:t xml:space="preserve"> </w:t>
+      </w:r>
+      <w:r>
+        <w:t xml:space="preserve">73: 108298. DOI: 10.1016/j.istruc.2025.108298.</w:t>
       </w:r>
     </w:p>
     <w:p>
@@ -15649,7 +15739,23 @@
         <w:jc w:val="left"/>
       </w:pPr>
       <w:r>
-        <w:t xml:space="preserve">Cross EJ, Koo KY, Brownjohn JMW and Worden K (2013) Long-term monitoring and data analysis of the Tamar Bridge. Mechanical Systems and Signal Processing 35(1–2): 16–34. DOI: 10.1016/j.ymssp.2012.08.026.</w:t>
+        <w:t xml:space="preserve">Cross EJ, Koo KY, Brownjohn JMW and Worden K (2013) Long-term monitoring and data analysis of the Tamar Bridge.</w:t>
+      </w:r>
+      <w:r>
+        <w:t xml:space="preserve"> </w:t>
+      </w:r>
+      <w:r>
+        <w:rPr>
+          <w:iCs/>
+          <w:i/>
+        </w:rPr>
+        <w:t xml:space="preserve">Mechanical Systems and Signal Processing</w:t>
+      </w:r>
+      <w:r>
+        <w:t xml:space="preserve"> </w:t>
+      </w:r>
+      <w:r>
+        <w:t xml:space="preserve">35(1–2): 16–34. DOI: 10.1016/j.ymssp.2012.08.026.</w:t>
       </w:r>
     </w:p>
     <w:p>
@@ -15659,7 +15765,23 @@
         <w:jc w:val="left"/>
       </w:pPr>
       <w:r>
-        <w:t xml:space="preserve">Deng L, Liu P, Huang T and Kaewunruen S (2025) A novel moving load identification method for continuous rigid-frame bridges using a field-based displacement influence line. Applied Sciences 15(11): 6028. DOI: 10.3390/app15116028.</w:t>
+        <w:t xml:space="preserve">Deng L, Liu P, Huang T and Kaewunruen S (2025) A novel moving load identification method for continuous rigid-frame bridges using a field-based displacement influence line.</w:t>
+      </w:r>
+      <w:r>
+        <w:t xml:space="preserve"> </w:t>
+      </w:r>
+      <w:r>
+        <w:rPr>
+          <w:iCs/>
+          <w:i/>
+        </w:rPr>
+        <w:t xml:space="preserve">Applied Sciences</w:t>
+      </w:r>
+      <w:r>
+        <w:t xml:space="preserve"> </w:t>
+      </w:r>
+      <w:r>
+        <w:t xml:space="preserve">15(11): 6028. DOI: 10.3390/app15116028.</w:t>
       </w:r>
     </w:p>
     <w:p>
@@ -15669,7 +15791,23 @@
         <w:jc w:val="left"/>
       </w:pPr>
       <w:r>
-        <w:t xml:space="preserve">Elfving G (1952) Optimum allocation in linear regression theory. Annals of Mathematical Statistics 23(2): 255–262. DOI: 10.1214/aoms/1177729442.</w:t>
+        <w:t xml:space="preserve">Elfving G (1952) Optimum allocation in linear regression theory.</w:t>
+      </w:r>
+      <w:r>
+        <w:t xml:space="preserve"> </w:t>
+      </w:r>
+      <w:r>
+        <w:rPr>
+          <w:iCs/>
+          <w:i/>
+        </w:rPr>
+        <w:t xml:space="preserve">Annals of Mathematical Statistics</w:t>
+      </w:r>
+      <w:r>
+        <w:t xml:space="preserve"> </w:t>
+      </w:r>
+      <w:r>
+        <w:t xml:space="preserve">23(2): 255–262. DOI: 10.1214/aoms/1177729442.</w:t>
       </w:r>
     </w:p>
     <w:p>
@@ -15679,7 +15817,23 @@
         <w:jc w:val="left"/>
       </w:pPr>
       <w:r>
-        <w:t xml:space="preserve">Fan Y, Zhu J, Pei J, Li Z and Wu Y (2015) Analysis for Yangmingtan Bridge collapse. Engineering Failure Analysis 56: 20–27. DOI: 10.1016/j.engfailanal.2015.05.003.</w:t>
+        <w:t xml:space="preserve">Fan Y, Zhu J, Pei J, Li Z and Wu Y (2015) Analysis for Yangmingtan Bridge collapse.</w:t>
+      </w:r>
+      <w:r>
+        <w:t xml:space="preserve"> </w:t>
+      </w:r>
+      <w:r>
+        <w:rPr>
+          <w:iCs/>
+          <w:i/>
+        </w:rPr>
+        <w:t xml:space="preserve">Engineering Failure Analysis</w:t>
+      </w:r>
+      <w:r>
+        <w:t xml:space="preserve"> </w:t>
+      </w:r>
+      <w:r>
+        <w:t xml:space="preserve">56: 20–27. DOI: 10.1016/j.engfailanal.2015.05.003.</w:t>
       </w:r>
     </w:p>
     <w:p>
@@ -15689,7 +15843,20 @@
         <w:jc w:val="left"/>
       </w:pPr>
       <w:r>
-        <w:t xml:space="preserve">Frýba L (1999) Vibration of Solids and Structures under Moving Loads. 3rd ed. London: Thomas Telford.</w:t>
+        <w:t xml:space="preserve">Frýba L (1999)</w:t>
+      </w:r>
+      <w:r>
+        <w:t xml:space="preserve"> </w:t>
+      </w:r>
+      <w:r>
+        <w:rPr>
+          <w:iCs/>
+          <w:i/>
+        </w:rPr>
+        <w:t xml:space="preserve">Vibration of Solids and Structures under Moving Loads</w:t>
+      </w:r>
+      <w:r>
+        <w:t xml:space="preserve">. 3rd ed. London: Thomas Telford.</w:t>
       </w:r>
     </w:p>
     <w:p>
@@ -15699,7 +15866,20 @@
         <w:jc w:val="left"/>
       </w:pPr>
       <w:r>
-        <w:t xml:space="preserve">Ghali A, Neville AM and Brown TG (2017) Structural Analysis: A Unified Classical and Matrix Approach. Boca Raton: CRC Press. DOI: 10.1201/9781315273006.</w:t>
+        <w:t xml:space="preserve">Ghali A, Neville AM and Brown TG (2017)</w:t>
+      </w:r>
+      <w:r>
+        <w:t xml:space="preserve"> </w:t>
+      </w:r>
+      <w:r>
+        <w:rPr>
+          <w:iCs/>
+          <w:i/>
+        </w:rPr>
+        <w:t xml:space="preserve">Structural Analysis: A Unified Classical and Matrix Approach</w:t>
+      </w:r>
+      <w:r>
+        <w:t xml:space="preserve">. 6th ed. Boca Raton: CRC Press. DOI: 10.1201/9781315273006.</w:t>
       </w:r>
     </w:p>
     <w:p>
@@ -15709,7 +15889,23 @@
         <w:jc w:val="left"/>
       </w:pPr>
       <w:r>
-        <w:t xml:space="preserve">Hao T, Xie Z and Yu M (2019) The identification technology of vehicle weight based on bridge strain time-history curve. Advances in Structural Engineering 22(7): 1606–1616. DOI: 10.1177/1369433218823487.</w:t>
+        <w:t xml:space="preserve">Hao T, Xie Z and Yu M (2019) The identification technology of vehicle weight based on bridge strain time-history curve.</w:t>
+      </w:r>
+      <w:r>
+        <w:t xml:space="preserve"> </w:t>
+      </w:r>
+      <w:r>
+        <w:rPr>
+          <w:iCs/>
+          <w:i/>
+        </w:rPr>
+        <w:t xml:space="preserve">Advances in Structural Engineering</w:t>
+      </w:r>
+      <w:r>
+        <w:t xml:space="preserve"> </w:t>
+      </w:r>
+      <w:r>
+        <w:t xml:space="preserve">22(7): 1606–1616. DOI: 10.1177/1369433218823487.</w:t>
       </w:r>
     </w:p>
     <w:p>
@@ -15719,7 +15915,23 @@
         <w:jc w:val="left"/>
       </w:pPr>
       <w:r>
-        <w:t xml:space="preserve">Helmi K, Bakht B and Mufti A (2014) Accurate measurements of gross vehicle weight through bridge weigh-in-motion: a case study. Journal of Civil Structural Health Monitoring 4(3): 195–208. DOI: 10.1007/s13349-014-0076-5.</w:t>
+        <w:t xml:space="preserve">Helmi K, Bakht B and Mufti A (2014) Accurate measurements of gross vehicle weight through bridge weigh-in-motion: a case study.</w:t>
+      </w:r>
+      <w:r>
+        <w:t xml:space="preserve"> </w:t>
+      </w:r>
+      <w:r>
+        <w:rPr>
+          <w:iCs/>
+          <w:i/>
+        </w:rPr>
+        <w:t xml:space="preserve">Journal of Civil Structural Health Monitoring</w:t>
+      </w:r>
+      <w:r>
+        <w:t xml:space="preserve"> </w:t>
+      </w:r>
+      <w:r>
+        <w:t xml:space="preserve">4(3): 195–208. DOI: 10.1007/s13349-014-0076-5.</w:t>
       </w:r>
     </w:p>
     <w:p>
@@ -15729,7 +15941,23 @@
         <w:jc w:val="left"/>
       </w:pPr>
       <w:r>
-        <w:t xml:space="preserve">Jacob B, OBrien EJ and Jehaes S (eds) (2002) Weigh-in-Motion of Road Vehicles: Final Report of the COST 323 Action. Paris: LCPC.</w:t>
+        <w:t xml:space="preserve">Hong W, Cao Y and Wu Z (2016) Strain-based damage-assessment method for bridges under moving vehicular loads using long-gauge strain sensing.</w:t>
+      </w:r>
+      <w:r>
+        <w:t xml:space="preserve"> </w:t>
+      </w:r>
+      <w:r>
+        <w:rPr>
+          <w:iCs/>
+          <w:i/>
+        </w:rPr>
+        <w:t xml:space="preserve">Journal of Bridge Engineering</w:t>
+      </w:r>
+      <w:r>
+        <w:t xml:space="preserve"> </w:t>
+      </w:r>
+      <w:r>
+        <w:t xml:space="preserve">21(10): 04016059. DOI: 10.1061/(ASCE)BE.1943-5592.0000933.</w:t>
       </w:r>
     </w:p>
     <w:p>
@@ -15739,7 +15967,20 @@
         <w:jc w:val="left"/>
       </w:pPr>
       <w:r>
-        <w:t xml:space="preserve">Katafygiotis LS and Beck JL (1998) Updating models and their uncertainties. II: Model identifiability. Journal of Engineering Mechanics 124(4): 463–467. DOI: 10.1061/(ASCE)0733-9399(1998)124:4(463).</w:t>
+        <w:t xml:space="preserve">Jacob B, OBrien EJ and Jehaes S (eds) (2002)</w:t>
+      </w:r>
+      <w:r>
+        <w:t xml:space="preserve"> </w:t>
+      </w:r>
+      <w:r>
+        <w:rPr>
+          <w:iCs/>
+          <w:i/>
+        </w:rPr>
+        <w:t xml:space="preserve">Weigh-in-Motion of Road Vehicles: Final Report of the COST 323 Action</w:t>
+      </w:r>
+      <w:r>
+        <w:t xml:space="preserve">. Paris: LCPC.</w:t>
       </w:r>
     </w:p>
     <w:p>
@@ -15749,7 +15990,23 @@
         <w:jc w:val="left"/>
       </w:pPr>
       <w:r>
-        <w:t xml:space="preserve">Law SS and Zhu XQ (2000) Study on different beam models in moving force identification. Journal of Sound and Vibration 234(4): 661–679. DOI: 10.1006/jsvi.2000.2867.</w:t>
+        <w:t xml:space="preserve">Katafygiotis LS and Beck JL (1998) Updating models and their uncertainties. II: Model identifiability.</w:t>
+      </w:r>
+      <w:r>
+        <w:t xml:space="preserve"> </w:t>
+      </w:r>
+      <w:r>
+        <w:rPr>
+          <w:iCs/>
+          <w:i/>
+        </w:rPr>
+        <w:t xml:space="preserve">Journal of Engineering Mechanics</w:t>
+      </w:r>
+      <w:r>
+        <w:t xml:space="preserve"> </w:t>
+      </w:r>
+      <w:r>
+        <w:t xml:space="preserve">124(4): 463–467. DOI: 10.1061/(ASCE)0733-9399(1998)124:4(463).</w:t>
       </w:r>
     </w:p>
     <w:p>
@@ -15759,7 +16016,23 @@
         <w:jc w:val="left"/>
       </w:pPr>
       <w:r>
-        <w:t xml:space="preserve">Law SS, Chan THT and Zeng QH (1997) Moving force identification: a time domain method. Journal of Sound and Vibration 201(1): 1–22. DOI: 10.1006/jsvi.1996.0774.</w:t>
+        <w:t xml:space="preserve">Law SS and Zhu XQ (2000) Study on different beam models in moving force identification.</w:t>
+      </w:r>
+      <w:r>
+        <w:t xml:space="preserve"> </w:t>
+      </w:r>
+      <w:r>
+        <w:rPr>
+          <w:iCs/>
+          <w:i/>
+        </w:rPr>
+        <w:t xml:space="preserve">Journal of Sound and Vibration</w:t>
+      </w:r>
+      <w:r>
+        <w:t xml:space="preserve"> </w:t>
+      </w:r>
+      <w:r>
+        <w:t xml:space="preserve">234(4): 661–679. DOI: 10.1006/jsvi.2000.2867.</w:t>
       </w:r>
     </w:p>
     <w:p>
@@ -15769,7 +16042,23 @@
         <w:jc w:val="left"/>
       </w:pPr>
       <w:r>
-        <w:t xml:space="preserve">Lin SW, Du YL, Yi TH and Yang DH (2023) Influence lines-based model updating of suspension bridges considering boundary conditions. Advances in Structural Engineering 26(2): 316–328. DOI: 10.1177/13694332221126374.</w:t>
+        <w:t xml:space="preserve">Law SS, Chan THT and Zeng QH (1997) Moving force identification: a time domain method.</w:t>
+      </w:r>
+      <w:r>
+        <w:t xml:space="preserve"> </w:t>
+      </w:r>
+      <w:r>
+        <w:rPr>
+          <w:iCs/>
+          <w:i/>
+        </w:rPr>
+        <w:t xml:space="preserve">Journal of Sound and Vibration</w:t>
+      </w:r>
+      <w:r>
+        <w:t xml:space="preserve"> </w:t>
+      </w:r>
+      <w:r>
+        <w:t xml:space="preserve">201(1): 1–22. DOI: 10.1006/jsvi.1996.0774.</w:t>
       </w:r>
     </w:p>
     <w:p>
@@ -15779,7 +16068,23 @@
         <w:jc w:val="left"/>
       </w:pPr>
       <w:r>
-        <w:t xml:space="preserve">Lobo Aguilar S and Christenson RE (2018) A simplified shear-strain based bridge weigh-in-motion method for in-service highway bridges. Métodos y Materiales 8: 11–22. DOI: 10.15517/mym.v8i1.34551.</w:t>
+        <w:t xml:space="preserve">Lin SW, Du YL, Yi TH and Yang DH (2023) Influence lines-based model updating of suspension bridges considering boundary conditions.</w:t>
+      </w:r>
+      <w:r>
+        <w:t xml:space="preserve"> </w:t>
+      </w:r>
+      <w:r>
+        <w:rPr>
+          <w:iCs/>
+          <w:i/>
+        </w:rPr>
+        <w:t xml:space="preserve">Advances in Structural Engineering</w:t>
+      </w:r>
+      <w:r>
+        <w:t xml:space="preserve"> </w:t>
+      </w:r>
+      <w:r>
+        <w:t xml:space="preserve">26(2): 316–328. DOI: 10.1177/13694332221126374.</w:t>
       </w:r>
     </w:p>
     <w:p>
@@ -15789,7 +16094,23 @@
         <w:jc w:val="left"/>
       </w:pPr>
       <w:r>
-        <w:t xml:space="preserve">Moghadam A (2022) Integration of Traffic and Structural Health Monitoring Systems Using a Novel Nothing-On-Road (NOR) Bridge-Weigh-In-Motion (BWIM) System. PhD dissertation, Virginia Polytechnic Institute and State University, Blacksburg, VA. http://hdl.handle.net/10919/111390.</w:t>
+        <w:t xml:space="preserve">Lobo Aguilar S and Christenson RE (2018) A simplified shear-strain based bridge weigh-in-motion method for in-service highway bridges.</w:t>
+      </w:r>
+      <w:r>
+        <w:t xml:space="preserve"> </w:t>
+      </w:r>
+      <w:r>
+        <w:rPr>
+          <w:iCs/>
+          <w:i/>
+        </w:rPr>
+        <w:t xml:space="preserve">Métodos y Materiales</w:t>
+      </w:r>
+      <w:r>
+        <w:t xml:space="preserve"> </w:t>
+      </w:r>
+      <w:r>
+        <w:t xml:space="preserve">8: 11–22. DOI: 10.15517/mym.v8i1.34551.</w:t>
       </w:r>
     </w:p>
     <w:p>
@@ -15799,7 +16120,7 @@
         <w:jc w:val="left"/>
       </w:pPr>
       <w:r>
-        <w:t xml:space="preserve">Moghadam A and Sarlo R (2024) Nothing-on-Road Bridge-Weigh-In-Motion (NOR-BWIM) Dataset, version 1. University Libraries, Virginia Tech, figshare. DOI: 10.7294/26880898.v1.</w:t>
+        <w:t xml:space="preserve">Moghadam A (2022) Integration of Traffic and Structural Health Monitoring Systems Using a Novel Nothing-On-Road (NOR) Bridge-Weigh-In-Motion (BWIM) System. PhD dissertation, Virginia Polytechnic Institute and State University, Blacksburg, VA. http://hdl.handle.net/10919/111390.</w:t>
       </w:r>
     </w:p>
     <w:p>
@@ -15809,7 +16130,7 @@
         <w:jc w:val="left"/>
       </w:pPr>
       <w:r>
-        <w:t xml:space="preserve">Moghadam A, AlHamaydeh M and Sarlo R (2022) Bridge-weigh-in-motion approach for simultaneous multiple vehicles on concrete-box-girder bridges. Automation in Construction 137: 104179. DOI: 10.1016/j.autcon.2022.104179.</w:t>
+        <w:t xml:space="preserve">Moghadam A and Sarlo R (2024) Nothing-on-Road Bridge-Weigh-In-Motion (NOR-BWIM) Dataset, version 1. University Libraries, Virginia Tech, figshare. DOI: 10.7294/26880898.v1.</w:t>
       </w:r>
     </w:p>
     <w:p>
@@ -15819,7 +16140,23 @@
         <w:jc w:val="left"/>
       </w:pPr>
       <w:r>
-        <w:t xml:space="preserve">Moghadam A, AlHamaydeh M and Sarlo R (2023a) Nothing-on-road bridge-weigh-in-motion used for long-span, concrete-box-girder bridges: an experimental case study. Journal of Structural Integrity and Maintenance 8(2): 79–90. DOI: 10.1080/24705314.2023.2165606.</w:t>
+        <w:t xml:space="preserve">Moghadam A, AlHamaydeh M and Sarlo R (2022) Bridge-weigh-in-motion approach for simultaneous multiple vehicles on concrete-box-girder bridges.</w:t>
+      </w:r>
+      <w:r>
+        <w:t xml:space="preserve"> </w:t>
+      </w:r>
+      <w:r>
+        <w:rPr>
+          <w:iCs/>
+          <w:i/>
+        </w:rPr>
+        <w:t xml:space="preserve">Automation in Construction</w:t>
+      </w:r>
+      <w:r>
+        <w:t xml:space="preserve"> </w:t>
+      </w:r>
+      <w:r>
+        <w:t xml:space="preserve">137: 104179. DOI: 10.1016/j.autcon.2022.104179.</w:t>
       </w:r>
     </w:p>
     <w:p>
@@ -15829,7 +16166,23 @@
         <w:jc w:val="left"/>
       </w:pPr>
       <w:r>
-        <w:t xml:space="preserve">Moghadam A, AlHamaydeh M and Sarlo R (2023b) Dual-purpose procedure for bridge health monitoring and weigh-in-motion used for multiple-vehicle events. Automation in Construction 148: 104768. DOI: 10.1016/j.autcon.2023.104768.</w:t>
+        <w:t xml:space="preserve">Moghadam A, AlHamaydeh M and Sarlo R (2023a) Nothing-on-road bridge-weigh-in-motion used for long-span, concrete-box-girder bridges: an experimental case study.</w:t>
+      </w:r>
+      <w:r>
+        <w:t xml:space="preserve"> </w:t>
+      </w:r>
+      <w:r>
+        <w:rPr>
+          <w:iCs/>
+          <w:i/>
+        </w:rPr>
+        <w:t xml:space="preserve">Journal of Structural Integrity and Maintenance</w:t>
+      </w:r>
+      <w:r>
+        <w:t xml:space="preserve"> </w:t>
+      </w:r>
+      <w:r>
+        <w:t xml:space="preserve">8(2): 79–90. DOI: 10.1080/24705314.2023.2165606.</w:t>
       </w:r>
     </w:p>
     <w:p>
@@ -15839,7 +16192,23 @@
         <w:jc w:val="left"/>
       </w:pPr>
       <w:r>
-        <w:t xml:space="preserve">Moses F (1979) Weigh-in-motion system using instrumented bridges. Transportation Engineering Journal of ASCE 105(3): 233–249. DOI: 10.1061/TPEJAN.0000783.</w:t>
+        <w:t xml:space="preserve">Moghadam A, AlHamaydeh M and Sarlo R (2023b) Dual-purpose procedure for bridge health monitoring and weigh-in-motion used for multiple-vehicle events.</w:t>
+      </w:r>
+      <w:r>
+        <w:t xml:space="preserve"> </w:t>
+      </w:r>
+      <w:r>
+        <w:rPr>
+          <w:iCs/>
+          <w:i/>
+        </w:rPr>
+        <w:t xml:space="preserve">Automation in Construction</w:t>
+      </w:r>
+      <w:r>
+        <w:t xml:space="preserve"> </w:t>
+      </w:r>
+      <w:r>
+        <w:t xml:space="preserve">148: 104768. DOI: 10.1016/j.autcon.2023.104768.</w:t>
       </w:r>
     </w:p>
     <w:p>
@@ -15849,7 +16218,23 @@
         <w:jc w:val="left"/>
       </w:pPr>
       <w:r>
-        <w:t xml:space="preserve">Nguyen QB, Hoang T and Nguyen HS (2024) [Determination of the load applied on a simply supported beam based on measured deflection data]. Journal of Science and Technology in Civil Engineering (HUCE) 18(2V): 61–71 (in Vietnamese). DOI: 10.31814/stce.huce2024-18(2V)-05.</w:t>
+        <w:t xml:space="preserve">Moses F (1979) Weigh-in-motion system using instrumented bridges.</w:t>
+      </w:r>
+      <w:r>
+        <w:t xml:space="preserve"> </w:t>
+      </w:r>
+      <w:r>
+        <w:rPr>
+          <w:iCs/>
+          <w:i/>
+        </w:rPr>
+        <w:t xml:space="preserve">Transportation Engineering Journal of ASCE</w:t>
+      </w:r>
+      <w:r>
+        <w:t xml:space="preserve"> </w:t>
+      </w:r>
+      <w:r>
+        <w:t xml:space="preserve">105(3): 233–249. DOI: 10.1061/TPEJAN.0000783.</w:t>
       </w:r>
     </w:p>
     <w:p>
@@ -15859,7 +16244,23 @@
         <w:jc w:val="left"/>
       </w:pPr>
       <w:r>
-        <w:t xml:space="preserve">OBrien EJ, Quilligan MJ and Karoumi R (2006) Calculating an influence line from direct measurements. Proceedings of the Institution of Civil Engineers: Bridge Engineering 159(1): 31–34. DOI: 10.1680/bren.2006.159.1.31.</w:t>
+        <w:t xml:space="preserve">Nguyen QB, Hoang T and Nguyen HS (2024) [Determination of the load applied on a simply supported beam based on measured deflection data].</w:t>
+      </w:r>
+      <w:r>
+        <w:t xml:space="preserve"> </w:t>
+      </w:r>
+      <w:r>
+        <w:rPr>
+          <w:iCs/>
+          <w:i/>
+        </w:rPr>
+        <w:t xml:space="preserve">Journal of Science and Technology in Civil Engineering (HUCE)</w:t>
+      </w:r>
+      <w:r>
+        <w:t xml:space="preserve"> </w:t>
+      </w:r>
+      <w:r>
+        <w:t xml:space="preserve">18(2V): 61–71 (in Vietnamese). DOI: 10.31814/stce.huce2024-18(2V)-05.</w:t>
       </w:r>
     </w:p>
     <w:p>
@@ -15869,7 +16270,23 @@
         <w:jc w:val="left"/>
       </w:pPr>
       <w:r>
-        <w:t xml:space="preserve">OBrien EJ, Rowley CW, González A and Green MF (2009) A regularised solution to the bridge weigh-in-motion equations. International Journal of Heavy Vehicle Systems 16(3): 310–327. DOI: 10.1504/IJHVS.2009.027135.</w:t>
+        <w:t xml:space="preserve">OBrien EJ, Quilligan MJ and Karoumi R (2006) Calculating an influence line from direct measurements.</w:t>
+      </w:r>
+      <w:r>
+        <w:t xml:space="preserve"> </w:t>
+      </w:r>
+      <w:r>
+        <w:rPr>
+          <w:iCs/>
+          <w:i/>
+        </w:rPr>
+        <w:t xml:space="preserve">Proceedings of the Institution of Civil Engineers: Bridge Engineering</w:t>
+      </w:r>
+      <w:r>
+        <w:t xml:space="preserve"> </w:t>
+      </w:r>
+      <w:r>
+        <w:t xml:space="preserve">159(1): 31–34. DOI: 10.1680/bren.2006.159.1.31.</w:t>
       </w:r>
     </w:p>
     <w:p>
@@ -15879,7 +16296,23 @@
         <w:jc w:val="left"/>
       </w:pPr>
       <w:r>
-        <w:t xml:space="preserve">Ojio T and Yamada K (2002) Bridge weigh-in-motion systems using stringers of plate girder bridges. In: Proceedings of the Third International Conference on Weigh-in-Motion (ICWIM3). Orlando, FL, pp. 209–218.</w:t>
+        <w:t xml:space="preserve">OBrien EJ, Rowley CW, González A and Green MF (2009) A regularised solution to the bridge weigh-in-motion equations.</w:t>
+      </w:r>
+      <w:r>
+        <w:t xml:space="preserve"> </w:t>
+      </w:r>
+      <w:r>
+        <w:rPr>
+          <w:iCs/>
+          <w:i/>
+        </w:rPr>
+        <w:t xml:space="preserve">International Journal of Heavy Vehicle Systems</w:t>
+      </w:r>
+      <w:r>
+        <w:t xml:space="preserve"> </w:t>
+      </w:r>
+      <w:r>
+        <w:t xml:space="preserve">16(3): 310–327. DOI: 10.1504/IJHVS.2009.027135.</w:t>
       </w:r>
     </w:p>
     <w:p>
@@ -15889,7 +16322,20 @@
         <w:jc w:val="left"/>
       </w:pPr>
       <w:r>
-        <w:t xml:space="preserve">Papadimitriou C (2004) Optimal sensor placement methodology for parametric identification of structural systems. Journal of Sound and Vibration 278(4–5): 923–947. DOI: 10.1016/j.jsv.2003.10.063.</w:t>
+        <w:t xml:space="preserve">Ojio T and Yamada K (2002) Bridge weigh-in-motion systems using stringers of plate girder bridges. In:</w:t>
+      </w:r>
+      <w:r>
+        <w:t xml:space="preserve"> </w:t>
+      </w:r>
+      <w:r>
+        <w:rPr>
+          <w:iCs/>
+          <w:i/>
+        </w:rPr>
+        <w:t xml:space="preserve">Proceedings of the Third International Conference on Weigh-in-Motion (ICWIM3)</w:t>
+      </w:r>
+      <w:r>
+        <w:t xml:space="preserve">. Orlando, FL, pp. 209–218.</w:t>
       </w:r>
     </w:p>
     <w:p>
@@ -15899,7 +16345,23 @@
         <w:jc w:val="left"/>
       </w:pPr>
       <w:r>
-        <w:t xml:space="preserve">Shi S, Yarnold M, Hurlebaus S and Mander J (2025) Evaluation of a load cell-based bridge weigh-in-motion system. Transportation Research Record 2679(2): 535–549. DOI: 10.1177/03611981241263336.</w:t>
+        <w:t xml:space="preserve">Papadimitriou C (2004) Optimal sensor placement methodology for parametric identification of structural systems.</w:t>
+      </w:r>
+      <w:r>
+        <w:t xml:space="preserve"> </w:t>
+      </w:r>
+      <w:r>
+        <w:rPr>
+          <w:iCs/>
+          <w:i/>
+        </w:rPr>
+        <w:t xml:space="preserve">Journal of Sound and Vibration</w:t>
+      </w:r>
+      <w:r>
+        <w:t xml:space="preserve"> </w:t>
+      </w:r>
+      <w:r>
+        <w:t xml:space="preserve">278(4–5): 923–947. DOI: 10.1016/j.jsv.2003.10.063.</w:t>
       </w:r>
     </w:p>
     <w:p>
@@ -15909,7 +16371,23 @@
         <w:jc w:val="left"/>
       </w:pPr>
       <w:r>
-        <w:t xml:space="preserve">Sohn H (2007) Effects of environmental and operational variability on structural health monitoring. Philosophical Transactions of the Royal Society A 365(1851): 539–560. DOI: 10.1098/rsta.2006.1935.</w:t>
+        <w:t xml:space="preserve">Sherman J and Morrison WJ (1950) Adjustment of an inverse matrix corresponding to a change in one element of a given matrix.</w:t>
+      </w:r>
+      <w:r>
+        <w:t xml:space="preserve"> </w:t>
+      </w:r>
+      <w:r>
+        <w:rPr>
+          <w:iCs/>
+          <w:i/>
+        </w:rPr>
+        <w:t xml:space="preserve">Annals of Mathematical Statistics</w:t>
+      </w:r>
+      <w:r>
+        <w:t xml:space="preserve"> </w:t>
+      </w:r>
+      <w:r>
+        <w:t xml:space="preserve">21(1): 124–127. DOI: 10.1214/aoms/1177729893.</w:t>
       </w:r>
     </w:p>
     <w:p>
@@ -15919,7 +16397,20 @@
         <w:jc w:val="left"/>
       </w:pPr>
       <w:r>
-        <w:t xml:space="preserve">Udwadia FE (1994) Methodology for optimum sensor locations for parameter identification in dynamic systems. Journal of Engineering Mechanics 120(2): 368–390. DOI: 10.1061/(ASCE)0733-9399(1994)120:2(368).</w:t>
+        <w:t xml:space="preserve">Pukelsheim F (2006)</w:t>
+      </w:r>
+      <w:r>
+        <w:t xml:space="preserve"> </w:t>
+      </w:r>
+      <w:r>
+        <w:rPr>
+          <w:iCs/>
+          <w:i/>
+        </w:rPr>
+        <w:t xml:space="preserve">Optimal Design of Experiments</w:t>
+      </w:r>
+      <w:r>
+        <w:t xml:space="preserve">. Philadelphia: SIAM. DOI: 10.1137/1.9780898719109.</w:t>
       </w:r>
     </w:p>
     <w:p>
@@ -15929,7 +16420,23 @@
         <w:jc w:val="left"/>
       </w:pPr>
       <w:r>
-        <w:t xml:space="preserve">Ventura R, Barabino B and Maternini G (2024) Estimating the frequency of traffic overloading on road bridges. Journal of Traffic and Transportation Engineering (English Edition) 11(4): 776–796. DOI: 10.1016/j.jtte.2023.11.005.</w:t>
+        <w:t xml:space="preserve">Shi S, Yarnold M, Hurlebaus S and Mander J (2025) Evaluation of a load cell-based bridge weigh-in-motion system.</w:t>
+      </w:r>
+      <w:r>
+        <w:t xml:space="preserve"> </w:t>
+      </w:r>
+      <w:r>
+        <w:rPr>
+          <w:iCs/>
+          <w:i/>
+        </w:rPr>
+        <w:t xml:space="preserve">Transportation Research Record</w:t>
+      </w:r>
+      <w:r>
+        <w:t xml:space="preserve"> </w:t>
+      </w:r>
+      <w:r>
+        <w:t xml:space="preserve">2679(2): 535–549. DOI: 10.1177/03611981241263336.</w:t>
       </w:r>
     </w:p>
     <w:p>
@@ -15939,7 +16446,23 @@
         <w:jc w:val="left"/>
       </w:pPr>
       <w:r>
-        <w:t xml:space="preserve">Wang C, Zhang WS, Pan X, He WY and Ren WX (2026) Deflection influence line identification under moving vehicle based on variational modal decomposition and B-spline basis function. Advances in Structural Engineering 29(4): 779–792. DOI: 10.1177/13694332251363355.</w:t>
+        <w:t xml:space="preserve">Sohn H (2007) Effects of environmental and operational variability on structural health monitoring.</w:t>
+      </w:r>
+      <w:r>
+        <w:t xml:space="preserve"> </w:t>
+      </w:r>
+      <w:r>
+        <w:rPr>
+          <w:iCs/>
+          <w:i/>
+        </w:rPr>
+        <w:t xml:space="preserve">Philosophical Transactions of the Royal Society A</w:t>
+      </w:r>
+      <w:r>
+        <w:t xml:space="preserve"> </w:t>
+      </w:r>
+      <w:r>
+        <w:t xml:space="preserve">365(1851): 539–560. DOI: 10.1098/rsta.2006.1935.</w:t>
       </w:r>
     </w:p>
     <w:p>
@@ -15949,7 +16472,23 @@
         <w:jc w:val="left"/>
       </w:pPr>
       <w:r>
-        <w:t xml:space="preserve">Wu H, Zhao H, Liu J and Hu Z (2020) A filtering-based bridge weigh-in-motion system on a continuous multi-girder bridge considering the influence lines of different lanes. Frontiers of Structural and Civil Engineering 14(5): 1232–1246. DOI: 10.1007/s11709-020-0653-0.</w:t>
+        <w:t xml:space="preserve">Udwadia FE (1994) Methodology for optimum sensor locations for parameter identification in dynamic systems.</w:t>
+      </w:r>
+      <w:r>
+        <w:t xml:space="preserve"> </w:t>
+      </w:r>
+      <w:r>
+        <w:rPr>
+          <w:iCs/>
+          <w:i/>
+        </w:rPr>
+        <w:t xml:space="preserve">Journal of Engineering Mechanics</w:t>
+      </w:r>
+      <w:r>
+        <w:t xml:space="preserve"> </w:t>
+      </w:r>
+      <w:r>
+        <w:t xml:space="preserve">120(2): 368–390. DOI: 10.1061/(ASCE)0733-9399(1994)120:2(368).</w:t>
       </w:r>
     </w:p>
     <w:p>
@@ -15959,7 +16498,23 @@
         <w:jc w:val="left"/>
       </w:pPr>
       <w:r>
-        <w:t xml:space="preserve">Yan WJ, Hao TT, Yuen KV and Papadimitriou C (2022) Monitoring gross vehicle weight with a probabilistic and influence line-free bridge weight-in-motion scheme based on a transmissibility-like index. Mechanical Systems and Signal Processing 177: 109133. DOI: 10.1016/j.ymssp.2022.109133.</w:t>
+        <w:t xml:space="preserve">Ventura R, Barabino B and Maternini G (2024) Estimating the frequency of traffic overloading on road bridges.</w:t>
+      </w:r>
+      <w:r>
+        <w:t xml:space="preserve"> </w:t>
+      </w:r>
+      <w:r>
+        <w:rPr>
+          <w:iCs/>
+          <w:i/>
+        </w:rPr>
+        <w:t xml:space="preserve">Journal of Traffic and Transportation Engineering (English Edition)</w:t>
+      </w:r>
+      <w:r>
+        <w:t xml:space="preserve"> </w:t>
+      </w:r>
+      <w:r>
+        <w:t xml:space="preserve">11(4): 776–796. DOI: 10.1016/j.jtte.2023.11.005.</w:t>
       </w:r>
     </w:p>
     <w:p>
@@ -15969,7 +16524,23 @@
         <w:jc w:val="left"/>
       </w:pPr>
       <w:r>
-        <w:t xml:space="preserve">Yang J, Hou P, Yang C and Zhang Y (2021) Study on the method of moving load identification based on strain influence line. Applied Sciences 11(2): 853. DOI: 10.3390/app11020853.</w:t>
+        <w:t xml:space="preserve">Wang C, Zhang WS, Pan X, He WY and Ren WX (2026) Deflection influence line identification under moving vehicle based on variational modal decomposition and B-spline basis function.</w:t>
+      </w:r>
+      <w:r>
+        <w:t xml:space="preserve"> </w:t>
+      </w:r>
+      <w:r>
+        <w:rPr>
+          <w:iCs/>
+          <w:i/>
+        </w:rPr>
+        <w:t xml:space="preserve">Advances in Structural Engineering</w:t>
+      </w:r>
+      <w:r>
+        <w:t xml:space="preserve"> </w:t>
+      </w:r>
+      <w:r>
+        <w:t xml:space="preserve">29(4): 779–792. DOI: 10.1177/13694332251363355.</w:t>
       </w:r>
     </w:p>
     <w:p>
@@ -15979,7 +16550,23 @@
         <w:jc w:val="left"/>
       </w:pPr>
       <w:r>
-        <w:t xml:space="preserve">Yu Y, Cai CS and Deng L (2016) State-of-the-art review on bridge weigh-in-motion technology. Advances in Structural Engineering 19(9): 1514–1530. DOI: 10.1177/1369433216655922.</w:t>
+        <w:t xml:space="preserve">Wu B, Wu G, Yang C and He Y (2018) Damage identification method for continuous girder bridges based on spatially-distributed long-gauge strain sensing under moving loads.</w:t>
+      </w:r>
+      <w:r>
+        <w:t xml:space="preserve"> </w:t>
+      </w:r>
+      <w:r>
+        <w:rPr>
+          <w:iCs/>
+          <w:i/>
+        </w:rPr>
+        <w:t xml:space="preserve">Mechanical Systems and Signal Processing</w:t>
+      </w:r>
+      <w:r>
+        <w:t xml:space="preserve"> </w:t>
+      </w:r>
+      <w:r>
+        <w:t xml:space="preserve">104: 415–435. DOI: 10.1016/j.ymssp.2017.10.040.</w:t>
       </w:r>
     </w:p>
     <w:p>
@@ -15989,7 +16576,23 @@
         <w:jc w:val="left"/>
       </w:pPr>
       <w:r>
-        <w:t xml:space="preserve">Yu Y, Cai CS and Deng L (2018) Nothing-on-road bridge weigh-in-motion considering the transverse position of the vehicle. Structure and Infrastructure Engineering 14(8): 1108–1122. DOI: 10.1080/15732479.2017.1401095.</w:t>
+        <w:t xml:space="preserve">Wu H, Zhao H, Liu J and Hu Z (2020) A filtering-based bridge weigh-in-motion system on a continuous multi-girder bridge considering the influence lines of different lanes.</w:t>
+      </w:r>
+      <w:r>
+        <w:t xml:space="preserve"> </w:t>
+      </w:r>
+      <w:r>
+        <w:rPr>
+          <w:iCs/>
+          <w:i/>
+        </w:rPr>
+        <w:t xml:space="preserve">Frontiers of Structural and Civil Engineering</w:t>
+      </w:r>
+      <w:r>
+        <w:t xml:space="preserve"> </w:t>
+      </w:r>
+      <w:r>
+        <w:t xml:space="preserve">14(5): 1232–1246. DOI: 10.1007/s11709-020-0653-0.</w:t>
       </w:r>
     </w:p>
     <w:p>
@@ -15999,7 +16602,23 @@
         <w:jc w:val="left"/>
       </w:pPr>
       <w:r>
-        <w:t xml:space="preserve">Zhang J, Liu Y and Fan X (2026) An AR(1)-Tikhonov-SVD-GCV framework for stochastic moving load identification driven by bridge multi-point deflection data. Structures 88: 111844. DOI: 10.1016/j.istruc.2026.111844.</w:t>
+        <w:t xml:space="preserve">Yamaguchi E, Kawamura S, Matuso K, Matsuki Y and Naito Y (2009) Bridge-weigh-in-motion by two-span continuous bridge with skew and heavy-truck flow in Fukuoka area, Japan.</w:t>
+      </w:r>
+      <w:r>
+        <w:t xml:space="preserve"> </w:t>
+      </w:r>
+      <w:r>
+        <w:rPr>
+          <w:iCs/>
+          <w:i/>
+        </w:rPr>
+        <w:t xml:space="preserve">Advances in Structural Engineering</w:t>
+      </w:r>
+      <w:r>
+        <w:t xml:space="preserve"> </w:t>
+      </w:r>
+      <w:r>
+        <w:t xml:space="preserve">12(1): 115–125. DOI: 10.1260/136943309787522614.</w:t>
       </w:r>
     </w:p>
     <w:p>
@@ -16009,7 +16628,23 @@
         <w:jc w:val="left"/>
       </w:pPr>
       <w:r>
-        <w:t xml:space="preserve">Zhou C, Demartino C, Narazaki Y, Xu Y, Chatzi E and Spencer BF (2025) Optimal sensor placement for bridge weigh-in-motion using an augmented Kalman filter. Mechanical Systems and Signal Processing 241: 113522. DOI: 10.1016/j.ymssp.2025.113522.</w:t>
+        <w:t xml:space="preserve">Yan WJ, Hao TT, Yuen KV and Papadimitriou C (2022) Monitoring gross vehicle weight with a probabilistic and influence line-free bridge weight-in-motion scheme based on a transmissibility-like index.</w:t>
+      </w:r>
+      <w:r>
+        <w:t xml:space="preserve"> </w:t>
+      </w:r>
+      <w:r>
+        <w:rPr>
+          <w:iCs/>
+          <w:i/>
+        </w:rPr>
+        <w:t xml:space="preserve">Mechanical Systems and Signal Processing</w:t>
+      </w:r>
+      <w:r>
+        <w:t xml:space="preserve"> </w:t>
+      </w:r>
+      <w:r>
+        <w:t xml:space="preserve">177: 109133. DOI: 10.1016/j.ymssp.2022.109133.</w:t>
       </w:r>
     </w:p>
     <w:p>
@@ -16019,7 +16654,23 @@
         <w:jc w:val="left"/>
       </w:pPr>
       <w:r>
-        <w:t xml:space="preserve">Zhou Y, Feng Z, Di SK and Jia ZJ (2026) A novel approach for bending stiffness inversion and rapid evaluation of continuous beam bridges based on a deflection influence line. Structural Control and Health Monitoring 2026(1): 1361157. DOI: 10.1155/stc/1361157.</w:t>
+        <w:t xml:space="preserve">Yang J, Hou P, Yang C and Zhang Y (2021) Study on the method of moving load identification based on strain influence line.</w:t>
+      </w:r>
+      <w:r>
+        <w:t xml:space="preserve"> </w:t>
+      </w:r>
+      <w:r>
+        <w:rPr>
+          <w:iCs/>
+          <w:i/>
+        </w:rPr>
+        <w:t xml:space="preserve">Applied Sciences</w:t>
+      </w:r>
+      <w:r>
+        <w:t xml:space="preserve"> </w:t>
+      </w:r>
+      <w:r>
+        <w:t xml:space="preserve">11(2): 853. DOI: 10.3390/app11020853.</w:t>
       </w:r>
     </w:p>
     <w:p>
@@ -16029,7 +16680,23 @@
         <w:jc w:val="left"/>
       </w:pPr>
       <w:r>
-        <w:t xml:space="preserve">Zhu J, Wang C, Qi T and Zhou Z (2022) Vehicle load identification on orthotropic steel box beam bridge based on the strain response area. Applied Sciences 12(23): 12394. DOI: 10.3390/app122312394.</w:t>
+        <w:t xml:space="preserve">Yu Y, Cai CS and Deng L (2016) State-of-the-art review on bridge weigh-in-motion technology.</w:t>
+      </w:r>
+      <w:r>
+        <w:t xml:space="preserve"> </w:t>
+      </w:r>
+      <w:r>
+        <w:rPr>
+          <w:iCs/>
+          <w:i/>
+        </w:rPr>
+        <w:t xml:space="preserve">Advances in Structural Engineering</w:t>
+      </w:r>
+      <w:r>
+        <w:t xml:space="preserve"> </w:t>
+      </w:r>
+      <w:r>
+        <w:t xml:space="preserve">19(9): 1514–1530. DOI: 10.1177/1369433216655922.</w:t>
       </w:r>
     </w:p>
     <w:p>
@@ -16039,7 +16706,23 @@
         <w:jc w:val="left"/>
       </w:pPr>
       <w:r>
-        <w:t xml:space="preserve">Zhu XQ and Law SS (2006) Moving load identification on multi-span continuous bridges with elastic bearings. Mechanical Systems and Signal Processing 20(7): 1759–1782. DOI: 10.1016/j.ymssp.2005.06.004.</w:t>
+        <w:t xml:space="preserve">Yu Y, Cai CS and Deng L (2018) Nothing-on-road bridge weigh-in-motion considering the transverse position of the vehicle.</w:t>
+      </w:r>
+      <w:r>
+        <w:t xml:space="preserve"> </w:t>
+      </w:r>
+      <w:r>
+        <w:rPr>
+          <w:iCs/>
+          <w:i/>
+        </w:rPr>
+        <w:t xml:space="preserve">Structure and Infrastructure Engineering</w:t>
+      </w:r>
+      <w:r>
+        <w:t xml:space="preserve"> </w:t>
+      </w:r>
+      <w:r>
+        <w:t xml:space="preserve">14(8): 1108–1122. DOI: 10.1080/15732479.2017.1401095.</w:t>
       </w:r>
     </w:p>
     <w:p>
@@ -16049,7 +16732,23 @@
         <w:jc w:val="left"/>
       </w:pPr>
       <w:r>
-        <w:t xml:space="preserve">Žnidarič A, Kalin J and Kreslin M (2018) Improved accuracy and robustness of bridge weigh-in-motion systems. Structure and Infrastructure Engineering 14(4): 412–424. DOI: 10.1080/15732479.2017.1406958.</w:t>
+        <w:t xml:space="preserve">Zhang J, Liu Y and Fan X (2026) An AR(1)-Tikhonov-SVD-GCV framework for stochastic moving load identification driven by bridge multi-point deflection data.</w:t>
+      </w:r>
+      <w:r>
+        <w:t xml:space="preserve"> </w:t>
+      </w:r>
+      <w:r>
+        <w:rPr>
+          <w:iCs/>
+          <w:i/>
+        </w:rPr>
+        <w:t xml:space="preserve">Structures</w:t>
+      </w:r>
+      <w:r>
+        <w:t xml:space="preserve"> </w:t>
+      </w:r>
+      <w:r>
+        <w:t xml:space="preserve">88: 111844. DOI: 10.1016/j.istruc.2026.111844.</w:t>
       </w:r>
     </w:p>
     <w:p>
@@ -16059,7 +16758,153 @@
         <w:jc w:val="left"/>
       </w:pPr>
       <w:r>
-        <w:t xml:space="preserve">Zuo XH, He WY and Ren WX (2019) Vehicle weight identification for a bridge with multi-T-girders based on load transverse distribution coefficient. Advances in Structural Engineering 22(16): 3435–3443. DOI: 10.1177/1369433219854548.</w:t>
+        <w:t xml:space="preserve">Zhou C, Demartino C, Narazaki Y, Xu Y, Chatzi E and Spencer BF (2025) Optimal sensor placement for bridge weigh-in-motion using an augmented Kalman filter.</w:t>
+      </w:r>
+      <w:r>
+        <w:t xml:space="preserve"> </w:t>
+      </w:r>
+      <w:r>
+        <w:rPr>
+          <w:iCs/>
+          <w:i/>
+        </w:rPr>
+        <w:t xml:space="preserve">Mechanical Systems and Signal Processing</w:t>
+      </w:r>
+      <w:r>
+        <w:t xml:space="preserve"> </w:t>
+      </w:r>
+      <w:r>
+        <w:t xml:space="preserve">241: 113522. DOI: 10.1016/j.ymssp.2025.113522.</w:t>
+      </w:r>
+    </w:p>
+    <w:p>
+      <w:pPr>
+        <w:pStyle w:val="BodyText"/>
+        <w:ind w:left="425" w:hanging="425"/>
+        <w:jc w:val="left"/>
+      </w:pPr>
+      <w:r>
+        <w:t xml:space="preserve">Zhou Y, Feng Z, Di SK and Jia ZJ (2026) A novel approach for bending stiffness inversion and rapid evaluation of continuous beam bridges based on a deflection influence line.</w:t>
+      </w:r>
+      <w:r>
+        <w:t xml:space="preserve"> </w:t>
+      </w:r>
+      <w:r>
+        <w:rPr>
+          <w:iCs/>
+          <w:i/>
+        </w:rPr>
+        <w:t xml:space="preserve">Structural Control and Health Monitoring</w:t>
+      </w:r>
+      <w:r>
+        <w:t xml:space="preserve"> </w:t>
+      </w:r>
+      <w:r>
+        <w:t xml:space="preserve">2026(1): 1361157. DOI: 10.1155/stc/1361157.</w:t>
+      </w:r>
+    </w:p>
+    <w:p>
+      <w:pPr>
+        <w:pStyle w:val="BodyText"/>
+        <w:ind w:left="425" w:hanging="425"/>
+        <w:jc w:val="left"/>
+      </w:pPr>
+      <w:r>
+        <w:t xml:space="preserve">Zhu J, Wang C, Qi T and Zhou Z (2022) Vehicle load identification on orthotropic steel box beam bridge based on the strain response area.</w:t>
+      </w:r>
+      <w:r>
+        <w:t xml:space="preserve"> </w:t>
+      </w:r>
+      <w:r>
+        <w:rPr>
+          <w:iCs/>
+          <w:i/>
+        </w:rPr>
+        <w:t xml:space="preserve">Applied Sciences</w:t>
+      </w:r>
+      <w:r>
+        <w:t xml:space="preserve"> </w:t>
+      </w:r>
+      <w:r>
+        <w:t xml:space="preserve">12(23): 12394. DOI: 10.3390/app122312394.</w:t>
+      </w:r>
+    </w:p>
+    <w:p>
+      <w:pPr>
+        <w:pStyle w:val="BodyText"/>
+        <w:ind w:left="425" w:hanging="425"/>
+        <w:jc w:val="left"/>
+      </w:pPr>
+      <w:r>
+        <w:t xml:space="preserve">Zhu XQ and Law SS (2006) Moving load identification on multi-span continuous bridges with elastic bearings.</w:t>
+      </w:r>
+      <w:r>
+        <w:t xml:space="preserve"> </w:t>
+      </w:r>
+      <w:r>
+        <w:rPr>
+          <w:iCs/>
+          <w:i/>
+        </w:rPr>
+        <w:t xml:space="preserve">Mechanical Systems and Signal Processing</w:t>
+      </w:r>
+      <w:r>
+        <w:t xml:space="preserve"> </w:t>
+      </w:r>
+      <w:r>
+        <w:t xml:space="preserve">20(7): 1759–1782. DOI: 10.1016/j.ymssp.2005.06.004.</w:t>
+      </w:r>
+    </w:p>
+    <w:p>
+      <w:pPr>
+        <w:pStyle w:val="BodyText"/>
+        <w:ind w:left="425" w:hanging="425"/>
+        <w:jc w:val="left"/>
+      </w:pPr>
+      <w:r>
+        <w:t xml:space="preserve">Žnidarič A, Kalin J and Kreslin M (2018) Improved accuracy and robustness of bridge weigh-in-motion systems.</w:t>
+      </w:r>
+      <w:r>
+        <w:t xml:space="preserve"> </w:t>
+      </w:r>
+      <w:r>
+        <w:rPr>
+          <w:iCs/>
+          <w:i/>
+        </w:rPr>
+        <w:t xml:space="preserve">Structure and Infrastructure Engineering</w:t>
+      </w:r>
+      <w:r>
+        <w:t xml:space="preserve"> </w:t>
+      </w:r>
+      <w:r>
+        <w:t xml:space="preserve">14(4): 412–424. DOI: 10.1080/15732479.2017.1406958.</w:t>
+      </w:r>
+    </w:p>
+    <w:p>
+      <w:pPr>
+        <w:pStyle w:val="BodyText"/>
+        <w:ind w:left="425" w:hanging="425"/>
+        <w:jc w:val="left"/>
+      </w:pPr>
+      <w:r>
+        <w:t xml:space="preserve">Zuo XH, He WY and Ren WX (2019) Vehicle weight identification for a bridge with multi-T-girders based on load transverse distribution coefficient.</w:t>
+      </w:r>
+      <w:r>
+        <w:t xml:space="preserve"> </w:t>
+      </w:r>
+      <w:r>
+        <w:rPr>
+          <w:iCs/>
+          <w:i/>
+        </w:rPr>
+        <w:t xml:space="preserve">Advances in Structural Engineering</w:t>
+      </w:r>
+      <w:r>
+        <w:t xml:space="preserve"> </w:t>
+      </w:r>
+      <w:r>
+        <w:t xml:space="preserve">22(16): 3435–3443. DOI: 10.1177/1369433219854548.</w:t>
       </w:r>
     </w:p>
     <w:bookmarkEnd w:id="69"/>

--- a/manuscript/ase/word/Manuscript_ASE.docx
+++ b/manuscript/ase/word/Manuscript_ASE.docx
@@ -80,7 +80,7 @@
         <w:pStyle w:val="FirstParagraph"/>
       </w:pPr>
       <w:r>
-        <w:t xml:space="preserve">Influence-area weighing divides a record’s area by an integral constant, which can vanish on continuous girders because influence lines change sign. Strain gauges measuring global bending are blind at every zero of the uniform-load moment and nearly blind 0.19–0.32 of the span from the interior support on two equal spans. For position-independent noise, optimal sensors lie at the extremes of the uniform-load response; on one day of public records, weighting by vehicle-free noise raised the error 8.5 percentage points above the gauge average. For symmetric girders with equal piers the constant is linear-fractional in pier stiffness; on an in-service box girder, two static readings leave the side-span deflection constant uncertain by a factor of 6.6 against 1.5 at mid main span (base model), or 2.4 against 1.1 with girder rigidity bounded to 0.9–1.3 times design. A laboratory test is consistent with the influence-area identity. On this girder, a single deflection gauge belongs at mid main span, and a model-based side-span constant needs identified pier stiffness, for example from a pier tiltmeter.</w:t>
+        <w:t xml:space="preserve">Influence-area weighing divides a record’s area by an integral constant, which can vanish on continuous girders because influence lines change sign. Strain gauges measuring global bending are blind at every zero of the uniform-load moment and nearly blind 0.19–0.32 of the span from the interior support on two equal spans. For position-independent noise, optimal sensors lie at the extremes of the uniform-load response; on one day of public records, weighting by vehicle-free noise raised the error 8.5 percentage points above the gauge average. For symmetric girders with equal piers the constant is linear-fractional in pier stiffness; on an in-service box girder, two static readings leave the side-span deflection constant of the base model uncertain by a factor of 6.6 against 1.5 at mid main span, or 2.4 against 1.1 with girder rigidity bounded to 0.9–1.3 times design. A laboratory test is consistent with the influence-area identity. On this girder, a single deflection gauge belongs at mid main span, and a model-based side-span constant needs identified pier stiffness, for example from a pier tiltmeter.</w:t>
       </w:r>
     </w:p>
     <w:p>
@@ -132,7 +132,7 @@
         <w:pStyle w:val="BodyText"/>
       </w:pPr>
       <w:r>
-        <w:t xml:space="preserve">The identity behind these methods is classical: the area under an influence line equals the response to a uniform unit load, as design codes use for distributed lane loads (Ghali et al., 2017). On continuous girders, however, the influence line changes sign over each interior support, and positive and negative areas partly cancel. Continuous bridges have been weighed from distributed fiber-optic strain (Chaudhary et al., 2025), with lane-specific influence lines (Wu et al., 2020) and from deck strain on long-span box girders (Moghadam et al., 2022, 2023a, 2023b); Deng et al. (2025) replaced the small net area of a multi-span displacement influence line by its absolute area. Sensor placement for BWIM has been posed through an augmented Kalman filter (Zhou et al., 2025). Deflection-based load identification has been posed as a regularized stochastic problem (Zhang et al., 2026). Deflection influence lines have been identified from moving-vehicle records (Wang et al., 2026) and inverted for girder stiffness (Zhou et al., 2026), and influence lines have been used to estimate the boundary spring stiffness of a suspension-bridge girder (Lin et al., 2023). Strain-history areas along continuous girders have served damage identification (Hong et al., 2016; Wu et al., 2018), and BWIM has been applied to a two-span continuous bridge (Yamaguchi et al., 2009). Single-channel SLM assumes that the integral constant is well away from zero and independent of the boundary conditions, yet none of these studies reads the zeros of the integral constant as blind loci for weighing, or shows how they shift with uncertain boundary conditions. Such conditions are needed to choose, before installation, the few channels that screen continuous bridges for overloads.</w:t>
+        <w:t xml:space="preserve">The identity behind these methods is classical: the area under an influence line equals the response to a uniform unit load, as design codes use for distributed lane loads (Ghali et al., 2017). On continuous girders, however, the influence line changes sign over each interior support, and positive and negative areas partly cancel. Continuous bridges have been weighed from distributed fiber-optic strain (Chaudhary et al., 2025), with lane-specific influence lines (Wu et al., 2020) and from deck strain on long-span box girders (Moghadam et al., 2022, 2023a, 2023b); Deng et al. (2025) replaced the small net area of a multi-span displacement influence line by its absolute area. Sensor placement for BWIM has been posed through an augmented Kalman filter (Zhou et al., 2025). Deflection-based load identification has been posed as a regularized stochastic problem (Zhang et al., 2026). Deflection influence lines have been identified from moving-vehicle records (Wang et al., 2026) and inverted for girder stiffness (Zhou et al., 2026), and influence lines have been used to estimate the boundary spring stiffness of a suspension-bridge girder (Lin et al., 2023). Strain-history areas along continuous girders have served damage identification (Hong et al., 2016; Wu et al., 2018), and BWIM has been applied to a two-span continuous bridge (Yamaguchi et al., 2009). Single-channel SLM assumes that the integral constant is well away from zero and independent of the boundary conditions, yet none of these studies reads the zeros of the integral constant as blind loci for weighing, or shows how they shift with uncertain boundary conditions. Such criteria are needed to choose, before installation, the few channels that screen continuous bridges for overloads.</w:t>
       </w:r>
     </w:p>
     <w:p>
@@ -140,7 +140,7 @@
         <w:pStyle w:val="BodyText"/>
       </w:pPr>
       <w:r>
-        <w:t xml:space="preserve">This paper supplies such criteria. Neither the influence-area identity nor the generalized least-squares (GLS) estimator is new; the contributions lie in the criteria built on them. (i) A closed-form catalog gives the blind and near-blind loci of five channel types on prismatic two- and three-span girders; its strain criterion, the zeros of the uniform-load moment, holds for any girder in beam theory and, unlike the absolute area of Deng et al. (2025), keeps the estimate linear in the axle loads (Supplementary Section S3). (ii) Extreme-point optimal design (Elfving, 1952; Pukelsheim, 2006) gives a closed-form placement rule for the gross weight, whereas Zhou et al. (2025) optimized sensors numerically for axle-force histories: for position-independent noise, optimal sensors lie at the extremes of the uniform-load response; the rule itself is not tested in the field. On one day of public records, GLS weights from vehicle-free noise did worse than the gauge average (Section 4.3). (iii) For a symmetric girder with equal piers, the constant depends on pier stiffness through a linear-fractional (Möbius) law, a consequence of the Sherman–Morrison formula (Sherman and Morrison, 1950), and on an in-service box girder two static readings leave the constant of a side-span deflection gauge uncertain by a factor of 6.6 against 1.5 for the main-span constant from the static data alone (base model), and 2.4 against 1.1 with girder rigidity bounded to 0.9–1.3 times design (Section 5.2). The laboratory test checks the identity, the public records check its assumptions and noise model (not weighing accuracy), and the in-service girder illustrates the limits of identifiability. The blind loci are verified analytically and by finite element (FE) evaluation, not experimentally, and the blind configuration of the laboratory beam (spans of 2500 mm and 3644 mm) was not tested.</w:t>
+        <w:t xml:space="preserve">This paper supplies such criteria. Neither the influence-area identity nor the generalized least-squares (GLS) estimator is new; the contributions lie in the criteria built on them. (i) A closed-form catalog gives the blind and near-blind loci of five channel types on prismatic two- and three-span girders; its strain criterion, the zeros of the uniform-load moment, holds for any girder in beam theory and, unlike the absolute area of Deng et al. (2025), keeps the estimate linear in the axle loads (Supplementary Section S3). (ii) Extreme-point optimal design (Elfving, 1952; Pukelsheim, 2006) gives a closed-form placement rule for the gross weight: for position-independent noise, optimal sensors lie at the extremes of the uniform-load response, whereas Zhou et al. (2025) optimized sensors numerically for axle-force histories; the rule itself is not tested in the field. On one day of public records, GLS weights from vehicle-free noise did worse than the gauge average (Section 4.3). (iii) For a symmetric girder with equal piers, the constant depends on pier stiffness through a linear-fractional (Möbius) law, a consequence of the Sherman–Morrison formula (Sherman and Morrison, 1950), and on an in-service box girder two static readings leave the base-model constant of a side-span deflection gauge uncertain by a factor of 6.6 against 1.5 for the main-span constant from the static data alone, and 2.4 against 1.1 with girder rigidity bounded to 0.9–1.3 times design (Section 5.2). The laboratory test checks the identity, the public records check its assumptions and noise model (not weighing accuracy), and the in-service girder illustrates the limits of identifiability. The blind loci are verified analytically and by finite element (FE) evaluation, not experimentally, and the blind configuration of the laboratory beam (spans of 2500 mm and 3644 mm) was not tested.</w:t>
       </w:r>
     </w:p>
     <w:p>
@@ -12069,7 +12069,7 @@
         </m:r>
       </m:oMath>
       <w:r>
-        <w:t xml:space="preserve">), 2.40 m deep at mid-span and 5.40 m at the piers. The inner piers, including T7, are monolithic with the girder; the end supports T5 and T8 carry pot bearings. In the June 2020 acceptance test, 3-axle trucks with a mean weighed gross weight of 25.06 t stood in the side and main spans, and dial gauges read the peak deflection at N8, in the side span at 0.4</w:t>
+        <w:t xml:space="preserve">), 2.40 m deep at mid-span and 5.40 m at the piers. The inner piers T6 and T7 are monolithic with the girder; the end supports T5 and T8 carry pot bearings. In the June 2020 acceptance test, 3-axle trucks with a mean weighed gross weight of 25.06 t stood in the side and main spans, and dial gauges read the peak deflection at N8, in the side span at 0.4</w:t>
       </w:r>
       <m:oMath>
         <m:r>
@@ -12862,7 +12862,7 @@
         <w:t xml:space="preserve"> </w:t>
       </w:r>
       <w:r>
-        <w:t xml:space="preserve">is an effective parameter (Section 5.1). The factor is carried by</w:t>
+        <w:t xml:space="preserve">is an effective parameter (Section 5.1). The factor is carried by the N8 constant</w:t>
       </w:r>
       <w:r>
         <w:t xml:space="preserve"> </w:t>
@@ -15323,7 +15323,7 @@
         <w:pStyle w:val="BodyText"/>
       </w:pPr>
       <w:r>
-        <w:t xml:space="preserve">For a symmetric girder with equal piers, the constant is a linear-fractional (Möbius) function of the scaled pier stiffness. On a 55 + 90 + 55 m box girder, two static readings leave the side-span deflection constant uncertain by a factor of 6.6 against 1.5 for the main-span constant in the base model, or 2.4 against 1.1 with girder rigidity bounded to 0.9–1.3 times design; at the design pier stiffness a pier tiltmeter would reduce the Cramér–Rao bound on the standard deviation of</w:t>
+        <w:t xml:space="preserve">For a symmetric girder with equal piers, the constant is a linear-fractional (Möbius) function of the scaled pier stiffness. On a 55 + 90 + 55 m box girder, two static readings leave the side-span deflection constant of the base model uncertain by a factor of 6.6 against 1.5 for the main-span constant, or 2.4 against 1.1 with girder rigidity bounded to 0.9–1.3 times design; at the design pier stiffness a pier tiltmeter would reduce the Cramér–Rao bound on the standard deviation of</w:t>
       </w:r>
       <w:r>
         <w:t xml:space="preserve"> </w:t>
@@ -16371,6 +16371,29 @@
         <w:jc w:val="left"/>
       </w:pPr>
       <w:r>
+        <w:t xml:space="preserve">Pukelsheim F (2006)</w:t>
+      </w:r>
+      <w:r>
+        <w:t xml:space="preserve"> </w:t>
+      </w:r>
+      <w:r>
+        <w:rPr>
+          <w:iCs/>
+          <w:i/>
+        </w:rPr>
+        <w:t xml:space="preserve">Optimal Design of Experiments</w:t>
+      </w:r>
+      <w:r>
+        <w:t xml:space="preserve">. Philadelphia: SIAM. DOI: 10.1137/1.9780898719109.</w:t>
+      </w:r>
+    </w:p>
+    <w:p>
+      <w:pPr>
+        <w:pStyle w:val="BodyText"/>
+        <w:ind w:left="425" w:hanging="425"/>
+        <w:jc w:val="left"/>
+      </w:pPr>
+      <w:r>
         <w:t xml:space="preserve">Sherman J and Morrison WJ (1950) Adjustment of an inverse matrix corresponding to a change in one element of a given matrix.</w:t>
       </w:r>
       <w:r>
@@ -16388,29 +16411,6 @@
       </w:r>
       <w:r>
         <w:t xml:space="preserve">21(1): 124–127. DOI: 10.1214/aoms/1177729893.</w:t>
-      </w:r>
-    </w:p>
-    <w:p>
-      <w:pPr>
-        <w:pStyle w:val="BodyText"/>
-        <w:ind w:left="425" w:hanging="425"/>
-        <w:jc w:val="left"/>
-      </w:pPr>
-      <w:r>
-        <w:t xml:space="preserve">Pukelsheim F (2006)</w:t>
-      </w:r>
-      <w:r>
-        <w:t xml:space="preserve"> </w:t>
-      </w:r>
-      <w:r>
-        <w:rPr>
-          <w:iCs/>
-          <w:i/>
-        </w:rPr>
-        <w:t xml:space="preserve">Optimal Design of Experiments</w:t>
-      </w:r>
-      <w:r>
-        <w:t xml:space="preserve">. Philadelphia: SIAM. DOI: 10.1137/1.9780898719109.</w:t>
       </w:r>
     </w:p>
     <w:p>

--- a/manuscript/ase/word/Manuscript_ASE.docx
+++ b/manuscript/ase/word/Manuscript_ASE.docx
@@ -80,7 +80,7 @@
         <w:pStyle w:val="FirstParagraph"/>
       </w:pPr>
       <w:r>
-        <w:t xml:space="preserve">Influence-area weighing divides a record’s area by an integral constant, which can vanish on continuous girders because influence lines change sign. Strain gauges measuring global bending are blind at every zero of the uniform-load moment and nearly blind 0.19–0.32 of the span from the interior support on two equal spans. For position-independent noise, optimal sensors lie at the extremes of the uniform-load response; on one day of public records, weighting by vehicle-free noise raised the error 8.5 percentage points above the gauge average. For symmetric girders with equal piers the constant is linear-fractional in pier stiffness; on an in-service box girder, two static readings leave the side-span deflection constant of the base model uncertain by a factor of 6.6 against 1.5 at mid main span, or 2.4 against 1.1 with girder rigidity bounded to 0.9–1.3 times design. A laboratory test is consistent with the influence-area identity. On this girder, a single deflection gauge belongs at mid main span, and a model-based side-span constant needs identified pier stiffness, for example from a pier tiltmeter.</w:t>
+        <w:t xml:space="preserve">Influence-area weighing divides a record’s area by an integral constant, which can vanish on continuous girders because influence lines change sign. Strain gauges measuring global bending are blind at every zero of the uniform-load moment and nearly blind 0.19–0.32 of the span from the interior support on two equal spans. For position-independent noise, optimal sensors lie at the extremes of the uniform-load response; on one day of public records, weighting by vehicle-free noise raised the error 8.5 percentage points above the gauge average. For symmetric girders with equal piers the constant is linear-fractional in pier stiffness; on an in-service box girder, two static readings leave the side-span deflection constant of the base model uncertain by a factor of 6.6 (largest to smallest admissible value) against 1.5 at mid main span, or 2.4 against 1.1 with girder rigidity bounded to 0.9–1.3 times design. A laboratory test is consistent with the influence-area identity. On this girder, a single deflection gauge belongs at mid main span, and a model-based side-span constant needs identified pier stiffness, for example from a pier tiltmeter.</w:t>
       </w:r>
     </w:p>
     <w:p>
@@ -140,7 +140,7 @@
         <w:pStyle w:val="BodyText"/>
       </w:pPr>
       <w:r>
-        <w:t xml:space="preserve">This paper supplies such criteria. Neither the influence-area identity nor the generalized least-squares (GLS) estimator is new; the contributions lie in the criteria built on them. (i) A closed-form catalog gives the blind and near-blind loci of five channel types on prismatic two- and three-span girders; its strain criterion, the zeros of the uniform-load moment, holds for any girder in beam theory and, unlike the absolute area of Deng et al. (2025), keeps the estimate linear in the axle loads (Supplementary Section S3). (ii) Extreme-point optimal design (Elfving, 1952; Pukelsheim, 2006) gives a closed-form placement rule for the gross weight: for position-independent noise, optimal sensors lie at the extremes of the uniform-load response, whereas Zhou et al. (2025) optimized sensors numerically for axle-force histories; the rule itself is not tested in the field. On one day of public records, GLS weights from vehicle-free noise did worse than the gauge average (Section 4.3). (iii) For a symmetric girder with equal piers, the constant depends on pier stiffness through a linear-fractional (Möbius) law, a consequence of the Sherman–Morrison formula (Sherman and Morrison, 1950), and on an in-service box girder two static readings leave the base-model constant of a side-span deflection gauge uncertain by a factor of 6.6 against 1.5 for the main-span constant from the static data alone, and 2.4 against 1.1 with girder rigidity bounded to 0.9–1.3 times design (Section 5.2). The laboratory test checks the identity, the public records check its assumptions and noise model (not weighing accuracy), and the in-service girder illustrates the limits of identifiability. The blind loci are verified analytically and by finite element (FE) evaluation, not experimentally, and the blind configuration of the laboratory beam (spans of 2500 mm and 3644 mm) was not tested.</w:t>
+        <w:t xml:space="preserve">This paper supplies such criteria. Neither the influence-area identity nor the generalized least-squares (GLS) estimator is new; the contributions lie in the criteria built on them. (i) A closed-form catalog gives the blind and near-blind loci of five channel types on prismatic two- and three-span girders; its strain criterion, the zeros of the uniform-load moment, holds for any girder in beam theory and, unlike the absolute area of Deng et al. (2025), keeps the estimate linear in the axle loads (Supplementary Section S3). (ii) Extreme-point optimal design (Elfving, 1952; Pukelsheim, 2006) gives a closed-form placement rule for the gross weight: for position-independent noise, optimal sensors lie at the extremes of the uniform-load response, whereas Zhou et al. (2025) optimized sensors numerically for axle-force histories; the rule itself is not tested in the field. On one day of public records, GLS weights from vehicle-free noise did worse than the gauge average (Section 4.3). (iii) For a symmetric girder with equal piers, the constant depends on pier stiffness through a linear-fractional (Möbius) law, a consequence of the Sherman–Morrison formula (Sherman and Morrison, 1950); on an in-service box girder, two static readings leave a side-span deflection constant several times more uncertain than the main-span constant (Section 5.2). The laboratory test checks the identity, the public records check its assumptions and noise model (not weighing accuracy), and the in-service girder illustrates the limits of identifiability. The blind loci are verified analytically and by finite element (FE) evaluation, not experimentally, and the blind configuration of the laboratory beam (spans of 2500 mm and 3644 mm) was not tested.</w:t>
       </w:r>
     </w:p>
     <w:p>
@@ -2453,7 +2453,21 @@
         <w:pStyle w:val="FirstParagraph"/>
       </w:pPr>
       <w:r>
-        <w:t xml:space="preserve">For a prismatic span under a uniform load, every channel is determined by the two end moments, written as</w:t>
+        <w:t xml:space="preserve">A channel is blind where its constant</w:t>
+      </w:r>
+      <w:r>
+        <w:t xml:space="preserve"> </w:t>
+      </w:r>
+      <m:oMath>
+        <m:r>
+          <m:t>C</m:t>
+        </m:r>
+      </m:oMath>
+      <w:r>
+        <w:t xml:space="preserve"> </w:t>
+      </w:r>
+      <w:r>
+        <w:t xml:space="preserve">vanishes and near-blind where its normalized indicator (Section 2.3) is below 0.2 in magnitude. For a prismatic span under a uniform load, every channel is determined by the two end moments, written as</w:t>
       </w:r>
       <w:r>
         <w:t xml:space="preserve"> </w:t>
@@ -3942,7 +3956,10 @@
         </m:sSub>
       </m:oMath>
       <w:r>
-        <w:t xml:space="preserve">, defined in Eq. (8) of Section 2.3. Setting</w:t>
+        <w:t xml:space="preserve"> </w:t>
+      </w:r>
+      <w:r>
+        <w:t xml:space="preserve">of Eq. (8). Setting</w:t>
       </w:r>
       <w:r>
         <w:t xml:space="preserve"> </w:t>
@@ -4199,36 +4216,24 @@
         <w:pStyle w:val="BodyText"/>
       </w:pPr>
       <w:r>
-        <w:t xml:space="preserve">In an end span, a deflection blind point therefore exists only for</w:t>
-      </w:r>
-      <w:r>
-        <w:t xml:space="preserve"> </w:t>
-      </w:r>
-      <m:oMath>
-        <m:r>
-          <m:t>1</m:t>
+        <w:t xml:space="preserve">In design terms, an end-span deflection gauge is blind only if the interior support moment lies between its value for two equal spans (</w:t>
+      </w:r>
+      <m:oMath>
+        <m:r>
+          <m:t>μ</m:t>
         </m:r>
         <m:r>
           <m:rPr>
             <m:sty m:val="p"/>
           </m:rPr>
-          <m:t>&lt;</m:t>
-        </m:r>
-        <m:r>
-          <m:t>μ</m:t>
-        </m:r>
-        <m:r>
-          <m:rPr>
-            <m:sty m:val="p"/>
-          </m:rPr>
-          <m:t>&lt;</m:t>
-        </m:r>
-        <m:r>
-          <m:t>2</m:t>
-        </m:r>
-      </m:oMath>
-      <w:r>
-        <w:t xml:space="preserve">. In design terms, an end-span deflection gauge cannot be blind on a girder of equal spans and rigidities; blindness there needs a longer adjacent span (</w:t>
+          <m:t>=</m:t>
+        </m:r>
+        <m:r>
+          <m:t>1</m:t>
+        </m:r>
+      </m:oMath>
+      <w:r>
+        <w:t xml:space="preserve">) and twice that value, which needs a longer adjacent span (</w:t>
       </w:r>
       <m:oMath>
         <m:r>
@@ -4283,53 +4288,7 @@
         </m:r>
       </m:oMath>
       <w:r>
-        <w:t xml:space="preserve">) that raises the interior support moment above its value for two equal spans (</w:t>
-      </w:r>
-      <m:oMath>
-        <m:r>
-          <m:t>μ</m:t>
-        </m:r>
-        <m:r>
-          <m:rPr>
-            <m:sty m:val="p"/>
-          </m:rPr>
-          <m:t>=</m:t>
-        </m:r>
-        <m:r>
-          <m:t>1</m:t>
-        </m:r>
-      </m:oMath>
-      <w:r>
-        <w:t xml:space="preserve">) but not to twice that value. The main span of a symmetric three-span girder of uniform rigidity behaves differently: it has deflection blind points for</w:t>
-      </w:r>
-      <w:r>
-        <w:t xml:space="preserve"> </w:t>
-      </w:r>
-      <m:oMath>
-        <m:r>
-          <m:t>0.9647</m:t>
-        </m:r>
-        <m:r>
-          <m:rPr>
-            <m:sty m:val="p"/>
-          </m:rPr>
-          <m:t>≤</m:t>
-        </m:r>
-        <m:r>
-          <m:t>β</m:t>
-        </m:r>
-        <m:r>
-          <m:rPr>
-            <m:sty m:val="p"/>
-          </m:rPr>
-          <m:t>&lt;</m:t>
-        </m:r>
-        <m:r>
-          <m:t>1.2247</m:t>
-        </m:r>
-      </m:oMath>
-      <w:r>
-        <w:t xml:space="preserve">, including three equal spans, where they lie 0.276 of the span from each pier and</w:t>
+        <w:t xml:space="preserve">); on equal spans it cannot be blind. The main span of a symmetric three-span girder is the exception: with nearly equal spans it has deflection blind points, and with three equal spans</w:t>
       </w:r>
       <w:r>
         <w:t xml:space="preserve"> </w:t>
@@ -4371,53 +4330,7 @@
         <w:t xml:space="preserve"> </w:t>
       </w:r>
       <w:r>
-        <w:t xml:space="preserve">along the whole main span (Supplementary Section S2). The resulting blind span ratios, for example</w:t>
-      </w:r>
-      <w:r>
-        <w:t xml:space="preserve"> </w:t>
-      </w:r>
-      <m:oMath>
-        <m:r>
-          <m:t>λ</m:t>
-        </m:r>
-        <m:r>
-          <m:rPr>
-            <m:sty m:val="p"/>
-          </m:rPr>
-          <m:t>=</m:t>
-        </m:r>
-        <m:r>
-          <m:t>1.4574</m:t>
-        </m:r>
-      </m:oMath>
-      <w:r>
-        <w:t xml:space="preserve"> </w:t>
-      </w:r>
-      <w:r>
-        <w:t xml:space="preserve">for a mid-span gauge on two spans of equal rigidity and</w:t>
-      </w:r>
-      <w:r>
-        <w:t xml:space="preserve"> </w:t>
-      </w:r>
-      <m:oMath>
-        <m:r>
-          <m:t>β</m:t>
-        </m:r>
-        <m:r>
-          <m:rPr>
-            <m:sty m:val="p"/>
-          </m:rPr>
-          <m:t>=</m:t>
-        </m:r>
-        <m:r>
-          <m:t>1.7006</m:t>
-        </m:r>
-      </m:oMath>
-      <w:r>
-        <w:t xml:space="preserve"> </w:t>
-      </w:r>
-      <w:r>
-        <w:t xml:space="preserve">for a mid side-span gauge on a symmetric three-span beam, are listed in Table 1; their closed forms, the optimal deflection-gauge position on two equal spans and the edges of the near-blind bands are in Supplementary Section S2 (Eqs. (S1) and (S2), Tables S2 and S3). A channel is called near-blind when its indicator (Section 2.3) is below 0.2 in magnitude (Fig. 2). All closed forms agree with FE evaluations of Eq. (2) in 981 checks (Supplementary Section S3).</w:t>
+        <w:t xml:space="preserve">along the whole main span. Table 1 lists the blind span ratios (Fig. 2); Supplementary Section S2 gives their closed forms, the optimal gauge position and the near-blind bands (Eqs. (S1) and (S2), Tables S2 and S3). All closed forms agree with FE evaluations of Eq. (2) in 981 checks (Supplementary Section S3).</w:t>
       </w:r>
     </w:p>
     <w:p>
@@ -7546,57 +7459,15 @@
         <w:t xml:space="preserve"> </w:t>
       </w:r>
       <w:r>
-        <w:t xml:space="preserve">equals 1. The rotation and shear indicators (Supplementary Section S3) equal 1 for the simply supported end rotation and end shear. A common threshold of 0.2 is 8 % of the simply supported value for deflection and 20 % for strain; this threshold is a design convention. Because</w:t>
-      </w:r>
-      <w:r>
-        <w:t xml:space="preserve"> </w:t>
-      </w:r>
-      <m:oMath>
-        <m:sSub>
-          <m:e>
-            <m:r>
-              <m:t>P</m:t>
-            </m:r>
-          </m:e>
-          <m:sub>
-            <m:r>
-              <m:t>δ</m:t>
-            </m:r>
-          </m:sub>
-        </m:sSub>
-        <m:r>
-          <m:rPr>
-            <m:sty m:val="p"/>
-          </m:rPr>
-          <m:t>=</m:t>
-        </m:r>
-        <m:sSub>
-          <m:e>
-            <m:r>
-              <m:t>δ</m:t>
-            </m:r>
-          </m:e>
-          <m:sub>
-            <m:r>
-              <m:t>0</m:t>
-            </m:r>
-          </m:sub>
-        </m:sSub>
-        <m:sSub>
-          <m:e>
-            <m:r>
-              <m:t>L</m:t>
-            </m:r>
-          </m:e>
-          <m:sub>
-            <m:r>
-              <m:rPr>
-                <m:sty m:val="p"/>
-              </m:rPr>
-              <m:t>tot</m:t>
-            </m:r>
-          </m:sub>
-        </m:sSub>
+        <w:t xml:space="preserve">equals 1. The rotation and shear indicators (Supplementary Section S3) equal 1 for the simply supported end rotation and end shear. A common threshold of 0.2 is 8 % of the simply supported value for deflection and 20 % for strain; this threshold is a design convention. Because the offset-equivalent load of Eq. (10) scales as</w:t>
+      </w:r>
+      <w:r>
+        <w:t xml:space="preserve"> </w:t>
+      </w:r>
+      <m:oMath>
+        <m:r>
+          <m:t>1</m:t>
+        </m:r>
         <m:r>
           <m:rPr>
             <m:sty m:val="p"/>
@@ -7608,10 +7479,7 @@
         </m:r>
       </m:oMath>
       <w:r>
-        <w:t xml:space="preserve"> </w:t>
-      </w:r>
-      <w:r>
-        <w:t xml:space="preserve">in Eq. (10), for the same offset and record length an indicator of 0.2 multiplies the offset-equivalent load by 12.5 relative to a simply supported mid-span deflection gauge and by 5 relative to a strain gauge there. Supplementary Table S3 gives the near-blind bands for thresholds of 0.1, 0.2 and 0.3. On a non-prismatic girder</w:t>
+        <w:t xml:space="preserve">, an indicator of 0.2 multiplies it by 12.5 relative to a simply supported mid-span deflection gauge and by 5 relative to a strain gauge there. Supplementary Table S3 gives the near-blind bands for thresholds of 0.1, 0.2 and 0.3. On a non-prismatic girder</w:t>
       </w:r>
       <w:r>
         <w:t xml:space="preserve"> </w:t>
@@ -9975,7 +9843,10 @@
         </m:r>
       </m:oMath>
       <w:r>
-        <w:t xml:space="preserve">. For a mirror-symmetric girder with equal piers, the uniform load rotates the two inner piers by equal and opposite amounts (</w:t>
+        <w:t xml:space="preserve">. For a mirror-symmetric girder with equal piers, the uniform load rotates the two inner piers by equal and opposite amounts (pier rotations</w:t>
+      </w:r>
+      <w:r>
+        <w:t xml:space="preserve"> </w:t>
       </w:r>
       <m:oMath>
         <m:sSub>
@@ -10016,7 +9887,7 @@
         </m:sSub>
       </m:oMath>
       <w:r>
-        <w:t xml:space="preserve">, with the pier labels of Section 5, a mirror-symmetric deformation) and excites no other pattern of pier rotation, and the Sherman–Morrison formula gives (Supplementary Section S5)</w:t>
+        <w:t xml:space="preserve">, a mirror-symmetric deformation) and excites no other pattern of pier rotation, and the Sherman–Morrison formula gives (Supplementary Section S5)</w:t>
       </w:r>
     </w:p>
     <w:tbl>
@@ -12806,7 +12677,21 @@
         <w:pStyle w:val="FirstParagraph"/>
       </w:pPr>
       <w:r>
-        <w:t xml:space="preserve">Two static readings leave the constant of the side-span gauge N8 uncertain by a factor of 6.6 against 1.5 for the main-span constant when the effective rigidity</w:t>
+        <w:t xml:space="preserve">The admissible set contains every model whose misfit at each gauge is within</w:t>
+      </w:r>
+      <w:r>
+        <w:t xml:space="preserve"> </w:t>
+      </w:r>
+      <m:oMath>
+        <m:r>
+          <m:t>τ</m:t>
+        </m:r>
+      </m:oMath>
+      <w:r>
+        <w:t xml:space="preserve"> </w:t>
+      </w:r>
+      <w:r>
+        <w:t xml:space="preserve">= 5.3 %, two combined standard uncertainties (measurement and model form) of a section mean (Supplementary Section S8). Over this set, the largest constant of the side-span gauge N8 is 6.6 times the smallest, against 1.5 for the main-span gauge N7, when the effective rigidity</w:t>
       </w:r>
       <w:r>
         <w:t xml:space="preserve"> </w:t>
@@ -12820,21 +12705,7 @@
         <w:t xml:space="preserve"> </w:t>
       </w:r>
       <w:r>
-        <w:t xml:space="preserve">is free (tolerance</w:t>
-      </w:r>
-      <w:r>
-        <w:t xml:space="preserve"> </w:t>
-      </w:r>
-      <m:oMath>
-        <m:r>
-          <m:t>τ</m:t>
-        </m:r>
-      </m:oMath>
-      <w:r>
-        <w:t xml:space="preserve"> </w:t>
-      </w:r>
-      <w:r>
-        <w:t xml:space="preserve">= 5.3 %), and by 2.4 against 1.1 when</w:t>
+        <w:t xml:space="preserve">is free, and by 2.4 against 1.1 when</w:t>
       </w:r>
       <w:r>
         <w:t xml:space="preserve"> </w:t>
@@ -12958,7 +12829,7 @@
         <w:t xml:space="preserve"> </w:t>
       </w:r>
       <w:r>
-        <w:t xml:space="preserve">m²/kN over the admissible set defined below; its upper end needs</w:t>
+        <w:t xml:space="preserve">m²/kN; its upper end needs</w:t>
       </w:r>
       <w:r>
         <w:t xml:space="preserve"> </w:t>
@@ -13379,7 +13250,7 @@
         <w:pStyle w:val="BodyText"/>
       </w:pPr>
       <w:r>
-        <w:t xml:space="preserve">The admissible set contains every model whose misfit at each gauge is within</w:t>
+        <w:t xml:space="preserve">At</w:t>
       </w:r>
       <w:r>
         <w:t xml:space="preserve"> </w:t>
@@ -13393,7 +13264,7 @@
         <w:t xml:space="preserve"> </w:t>
       </w:r>
       <w:r>
-        <w:t xml:space="preserve">= 5.3 %, two combined standard uncertainties (measurement and model form) of a section mean (Supplementary Section S8). At this tolerance the data bound</w:t>
+        <w:t xml:space="preserve">= 5.3 % the data bound</w:t>
       </w:r>
       <w:r>
         <w:t xml:space="preserve"> </w:t>

--- a/manuscript/ase/word/Manuscript_ASE.docx
+++ b/manuscript/ase/word/Manuscript_ASE.docx
@@ -80,7 +80,7 @@
         <w:pStyle w:val="FirstParagraph"/>
       </w:pPr>
       <w:r>
-        <w:t xml:space="preserve">Influence-area weighing divides a record’s area by an integral constant, which can vanish on continuous girders because influence lines change sign. Strain gauges measuring global bending are blind at every zero of the uniform-load moment and nearly blind 0.19–0.32 of the span from the interior support on two equal spans. For position-independent noise, optimal sensors lie at the extremes of the uniform-load response; on one day of public records, weighting by vehicle-free noise raised the error 8.5 percentage points above the gauge average. For symmetric girders with equal piers the constant is linear-fractional in pier stiffness; on an in-service box girder, two static readings leave the side-span deflection constant of the base model uncertain by a factor of 6.6 (largest to smallest admissible value) against 1.5 at mid main span, or 2.4 against 1.1 with girder rigidity bounded to 0.9–1.3 times design. A laboratory test is consistent with the influence-area identity. On this girder, a single deflection gauge belongs at mid main span, and a model-based side-span constant needs identified pier stiffness, for example from a pier tiltmeter.</w:t>
+        <w:t xml:space="preserve">Influence-area weighing divides a record’s area by an integral constant, which can vanish on continuous girders because influence lines change sign. Strain gauges measuring global bending are blind at every zero of the uniform-load moment and nearly blind 0.19–0.32 of the span from the interior support on two equal spans. For position-independent noise, optimal sensors lie at the extremes of the uniform-load response; on one day of public records, weighting gauges by their vehicle-free noise covariance raised the error 8.5 percentage points above the gauge average. For symmetric girders with equal piers the constant is linear-fractional in pier stiffness; on an in-service box girder, two static readings leave the side-span deflection constant of the base model uncertain by a factor of 6.6 (largest to smallest admissible value) against 1.5 at mid main span, or 2.4 against 1.1 with girder rigidity bounded to 0.9–1.3 times design. A laboratory test is consistent with the influence-area identity. On this girder, a single deflection gauge belongs at mid main span, and a model-based side-span constant needs identified pier stiffness, for example from a pier tiltmeter.</w:t>
       </w:r>
     </w:p>
     <w:p>
@@ -12691,7 +12691,7 @@
         <w:t xml:space="preserve"> </w:t>
       </w:r>
       <w:r>
-        <w:t xml:space="preserve">= 5.3 %, two combined standard uncertainties (measurement and model form) of a section mean (Supplementary Section S8). Over this set, the largest constant of the side-span gauge N8 is 6.6 times the smallest, against 1.5 for the main-span gauge N7, when the effective rigidity</w:t>
+        <w:t xml:space="preserve">= 5.3 %, two combined standard uncertainties (measurement and model form) of a section mean (Supplementary Section S8). Over this set, the largest constant of the side-span gauge N8 is 6.6 times the smallest, against 1.5 for the main-span gauge N7, when the rigidity ratio</w:t>
       </w:r>
       <w:r>
         <w:t xml:space="preserve"> </w:t>
@@ -12705,7 +12705,7 @@
         <w:t xml:space="preserve"> </w:t>
       </w:r>
       <w:r>
-        <w:t xml:space="preserve">is free, and by 2.4 against 1.1 when</w:t>
+        <w:t xml:space="preserve">is free, and 2.4 against 1.1 when</w:t>
       </w:r>
       <w:r>
         <w:t xml:space="preserve"> </w:t>
@@ -13228,7 +13228,7 @@
         </m:d>
       </m:oMath>
       <w:r>
-        <w:t xml:space="preserve">: rigidity factor that best fits both readings at given</w:t>
+        <w:t xml:space="preserve">: rigidity ratio that best fits both readings at given</w:t>
       </w:r>
       <w:r>
         <w:t xml:space="preserve"> </w:t>
@@ -14733,7 +14733,7 @@
         <w:t xml:space="preserve"> </w:t>
       </w:r>
       <w:r>
-        <w:t xml:space="preserve">falls from 0.87 with the two deflections to 0.18 with the tiltmeter. The bound assumes standard uncertainties of 2.64 % per deflection and 3 % for the pier rotation (about 167 µrad under the side-span test load). Frequencies and the case of calibration B are discussed in Supplementary Section S8.</w:t>
+        <w:t xml:space="preserve">falls from 0.87 with the two deflections to 0.18 with the tiltmeter. The bound assumes standard uncertainties of 2.64 % per deflection and 3 % of the pier rotation, which is about 167 µrad under the side-span test load. Frequencies and the case of calibration B are discussed in Supplementary Section S8.</w:t>
       </w:r>
     </w:p>
     <w:p>

--- a/manuscript/ase/word/Manuscript_ASE.docx
+++ b/manuscript/ase/word/Manuscript_ASE.docx
@@ -7,7 +7,7 @@
         <w:pStyle w:val="Title"/>
       </w:pPr>
       <w:r>
-        <w:t xml:space="preserve">Blind loci and sensor layout for influence-area bridge weigh-in-motion on continuous girders</w:t>
+        <w:t xml:space="preserve">Blind spots and sensor placement for influence-area weigh-in-motion on continuous girders</w:t>
       </w:r>
     </w:p>
     <w:p>
@@ -80,7 +80,7 @@
         <w:pStyle w:val="FirstParagraph"/>
       </w:pPr>
       <w:r>
-        <w:t xml:space="preserve">Influence-area weighing divides a record’s area by an integral constant, which can vanish on continuous girders because influence lines change sign. Strain gauges measuring global bending are blind at every zero of the uniform-load moment and nearly blind 0.19–0.32 of the span from the interior support on two equal spans. For position-independent noise, optimal sensors lie at the extremes of the uniform-load response; on one day of public records, weighting gauges by their vehicle-free noise covariance raised the error 8.5 percentage points above the gauge average. For symmetric girders with equal piers the constant is linear-fractional in pier stiffness; on an in-service box girder, two static readings leave the side-span deflection constant of the base model uncertain by a factor of 6.6 (largest to smallest admissible value) against 1.5 at mid main span, or 2.4 against 1.1 with girder rigidity bounded to 0.9–1.3 times design. A laboratory test is consistent with the influence-area identity. On this girder, a single deflection gauge belongs at mid main span, and a model-based side-span constant needs identified pier stiffness, for example from a pier tiltmeter.</w:t>
+        <w:t xml:space="preserve">Influence-area bridge weigh-in-motion divides the area under a response record by an integral constant. On continuous girders this constant can vanish, because influence lines change sign, and a gauge there cannot weigh. The paper gives three main results. First, closed forms locate these blind points for five channel types: strain gauges measuring global bending are blind at every zero of the uniform-load moment and nearly blind 0.19–0.32 of the span from the interior support on two equal spans, whereas deflection gauges are blind only for particular span ratios. Second, for position-independent noise, the best sensor locations are the extremes of the uniform-load response; on one day of public records, weighting gauges by vehicle-free noise covariance raised the error 8.5 percentage points above the gauge average. Third, for symmetric girders with equal piers the constant is linear-fractional in pier stiffness; on an in-service box girder, two static readings leave the side-span deflection constant of the base model uncertain by a factor of 6.6 against 1.5 at mid main span (2.4 against 1.1 with girder rigidity bounded to 0.9–1.3 times design). On this girder, a single deflection gauge belongs at mid main span.</w:t>
       </w:r>
     </w:p>
     <w:p>
@@ -140,7 +140,7 @@
         <w:pStyle w:val="BodyText"/>
       </w:pPr>
       <w:r>
-        <w:t xml:space="preserve">This paper supplies such criteria. Neither the influence-area identity nor the generalized least-squares (GLS) estimator is new; the contributions lie in the criteria built on them. (i) A closed-form catalog gives the blind and near-blind loci of five channel types on prismatic two- and three-span girders; its strain criterion, the zeros of the uniform-load moment, holds for any girder in beam theory and, unlike the absolute area of Deng et al. (2025), keeps the estimate linear in the axle loads (Supplementary Section S3). (ii) Extreme-point optimal design (Elfving, 1952; Pukelsheim, 2006) gives a closed-form placement rule for the gross weight: for position-independent noise, optimal sensors lie at the extremes of the uniform-load response, whereas Zhou et al. (2025) optimized sensors numerically for axle-force histories; the rule itself is not tested in the field. On one day of public records, GLS weights from vehicle-free noise did worse than the gauge average (Section 4.3). (iii) For a symmetric girder with equal piers, the constant depends on pier stiffness through a linear-fractional (Möbius) law, a consequence of the Sherman–Morrison formula (Sherman and Morrison, 1950); on an in-service box girder, two static readings leave a side-span deflection constant several times more uncertain than the main-span constant (Section 5.2). The laboratory test checks the identity, the public records check its assumptions and noise model (not weighing accuracy), and the in-service girder illustrates the limits of identifiability. The blind loci are verified analytically and by finite element (FE) evaluation, not experimentally, and the blind configuration of the laboratory beam (spans of 2500 mm and 3644 mm) was not tested.</w:t>
+        <w:t xml:space="preserve">This paper supplies such criteria. Neither the influence-area identity nor the generalized least-squares (GLS) estimator is new; the contribution is a set of design criteria built on them, not a new weighing algorithm. (i) Where a gauge is blind: a closed-form catalog gives the blind and near-blind loci of five channel types on prismatic two- and three-span girders. Its strain criterion, the zeros of the uniform-load moment, holds for any girder in beam theory and, unlike the absolute area of Deng et al. (2025), keeps the estimate linear in the axle loads (Supplementary Section S3). (ii) Where to place sensors: extreme-point optimal design (Elfving, 1952; Pukelsheim, 2006) gives a closed-form placement rule for the gross weight, with optimal sensors at the extremes of the uniform-load response for position-independent noise, whereas Zhou et al. (2025) optimized sensors numerically for axle-force histories. The rule itself is not tested in the field; on one day of public records, GLS weights from vehicle-free noise did worse than the gauge average (Section 4.3). (iii) How pier stiffness moves the constant: for a symmetric girder with equal piers, the constant follows a linear-fractional (Möbius) law, a consequence of the Sherman–Morrison formula (Sherman and Morrison, 1950); on an in-service box girder, two static readings leave a side-span deflection constant several times more uncertain than the main-span constant (Section 5.2). The laboratory test checks the identity, the public records check its assumptions and noise model (not weighing accuracy), and the in-service girder illustrates the limits of identifiability. The blind loci are verified analytically and by finite element (FE) evaluation, not experimentally, and the blind configuration of the laboratory beam (spans of 2500 mm and 3644 mm) was not tested.</w:t>
       </w:r>
     </w:p>
     <w:p>
@@ -719,6 +719,7 @@
               <m:r>
                 <m:rPr>
                   <m:sty m:val="p"/>
+                  <m:nor/>
                 </m:rPr>
                 <m:t>ln</m:t>
               </m:r>
@@ -749,6 +750,7 @@
               <m:r>
                 <m:rPr>
                   <m:sty m:val="p"/>
+                  <m:nor/>
                 </m:rPr>
                 <m:t>ln</m:t>
               </m:r>
@@ -1396,6 +1398,7 @@
                         <m:r>
                           <m:rPr>
                             <m:sty m:val="p"/>
+                            <m:nor/>
                           </m:rPr>
                           <m:t>max</m:t>
                         </m:r>
@@ -1445,6 +1448,7 @@
                     <m:r>
                       <m:rPr>
                         <m:sty m:val="p"/>
+                        <m:nor/>
                       </m:rPr>
                       <m:t>tot</m:t>
                     </m:r>
@@ -1666,6 +1670,7 @@
             <m:r>
               <m:rPr>
                 <m:sty m:val="p"/>
+                <m:nor/>
               </m:rPr>
               <m:t>max</m:t>
             </m:r>
@@ -1692,6 +1697,7 @@
             <m:r>
               <m:rPr>
                 <m:sty m:val="p"/>
+                <m:nor/>
               </m:rPr>
               <m:t>tot</m:t>
             </m:r>
@@ -2303,6 +2309,7 @@
             <m:r>
               <m:rPr>
                 <m:sty m:val="p"/>
+                <m:nor/>
               </m:rPr>
               <m:t>tot</m:t>
             </m:r>
@@ -2758,6 +2765,7 @@
                     <m:r>
                       <m:rPr>
                         <m:sty m:val="p"/>
+                        <m:nor/>
                       </m:rPr>
                       <m:t>span</m:t>
                     </m:r>
@@ -2854,6 +2862,7 @@
                     <m:r>
                       <m:rPr>
                         <m:sty m:val="p"/>
+                        <m:nor/>
                       </m:rPr>
                       <m:t>span</m:t>
                     </m:r>
@@ -3032,6 +3041,7 @@
             <m:r>
               <m:rPr>
                 <m:sty m:val="p"/>
+                <m:nor/>
               </m:rPr>
               <m:t>main</m:t>
             </m:r>
@@ -3053,6 +3063,7 @@
             <m:r>
               <m:rPr>
                 <m:sty m:val="p"/>
+                <m:nor/>
               </m:rPr>
               <m:t>side</m:t>
             </m:r>
@@ -3143,6 +3154,7 @@
             <m:r>
               <m:rPr>
                 <m:sty m:val="p"/>
+                <m:nor/>
               </m:rPr>
               <m:t>main</m:t>
             </m:r>
@@ -3167,6 +3179,7 @@
             <m:r>
               <m:rPr>
                 <m:sty m:val="p"/>
+                <m:nor/>
               </m:rPr>
               <m:t>side</m:t>
             </m:r>
@@ -3228,7 +3241,7 @@
       <w:r>
         <w:drawing>
           <wp:inline>
-            <wp:extent cx="5039999" cy="2264238"/>
+            <wp:extent cx="5039999" cy="2274268"/>
             <wp:effectExtent b="0" l="0" r="0" t="0"/>
             <wp:docPr descr="" title="" id="24" name="Picture"/>
             <a:graphic>
@@ -3249,7 +3262,7 @@
                   <pic:spPr bwMode="auto">
                     <a:xfrm>
                       <a:off x="0" y="0"/>
-                      <a:ext cx="5039999" cy="2264238"/>
+                      <a:ext cx="5039999" cy="2274268"/>
                     </a:xfrm>
                     <a:prstGeom prst="rect">
                       <a:avLst/>
@@ -3459,6 +3472,7 @@
             <m:r>
               <m:rPr>
                 <m:sty m:val="p"/>
+                <m:nor/>
               </m:rPr>
               <m:t>side</m:t>
             </m:r>
@@ -3488,6 +3502,7 @@
             <m:r>
               <m:rPr>
                 <m:sty m:val="p"/>
+                <m:nor/>
               </m:rPr>
               <m:t>side</m:t>
             </m:r>
@@ -3511,6 +3526,7 @@
             <m:r>
               <m:rPr>
                 <m:sty m:val="p"/>
+                <m:nor/>
               </m:rPr>
               <m:t>main</m:t>
             </m:r>
@@ -3535,6 +3551,7 @@
             <m:r>
               <m:rPr>
                 <m:sty m:val="p"/>
+                <m:nor/>
               </m:rPr>
               <m:t>side</m:t>
             </m:r>
@@ -3564,6 +3581,7 @@
             <m:r>
               <m:rPr>
                 <m:sty m:val="p"/>
+                <m:nor/>
               </m:rPr>
               <m:t>main</m:t>
             </m:r>
@@ -3591,6 +3609,7 @@
             <m:r>
               <m:rPr>
                 <m:sty m:val="p"/>
+                <m:nor/>
               </m:rPr>
               <m:t>side</m:t>
             </m:r>
@@ -3617,6 +3636,7 @@
             <m:r>
               <m:rPr>
                 <m:sty m:val="p"/>
+                <m:nor/>
               </m:rPr>
               <m:t>side</m:t>
             </m:r>
@@ -4097,6 +4117,7 @@
                     <m:r>
                       <m:rPr>
                         <m:sty m:val="p"/>
+                        <m:nor/>
                       </m:rPr>
                       <m:t>crit</m:t>
                     </m:r>
@@ -6369,6 +6390,7 @@
                   <m:r>
                     <m:rPr>
                       <m:sty m:val="p"/>
+                      <m:nor/>
                     </m:rPr>
                     <m:t>crit</m:t>
                   </m:r>
@@ -6749,6 +6771,7 @@
               <m:r>
                 <m:rPr>
                   <m:sty m:val="p"/>
+                  <m:nor/>
                 </m:rPr>
                 <m:t>cos</m:t>
               </m:r>
@@ -7303,6 +7326,7 @@
                         <m:r>
                           <m:rPr>
                             <m:sty m:val="p"/>
+                            <m:nor/>
                           </m:rPr>
                           <m:t>ref</m:t>
                         </m:r>
@@ -7403,6 +7427,7 @@
             <m:r>
               <m:rPr>
                 <m:sty m:val="p"/>
+                <m:nor/>
               </m:rPr>
               <m:t>ref</m:t>
             </m:r>
@@ -7521,6 +7546,7 @@
             <m:r>
               <m:rPr>
                 <m:sty m:val="p"/>
+                <m:nor/>
               </m:rPr>
               <m:t>ref</m:t>
             </m:r>
@@ -8055,6 +8081,7 @@
             <m:r>
               <m:rPr>
                 <m:sty m:val="p"/>
+                <m:nor/>
               </m:rPr>
               <m:t>tot</m:t>
             </m:r>
@@ -8081,6 +8108,7 @@
             <m:r>
               <m:rPr>
                 <m:sty m:val="p"/>
+                <m:nor/>
               </m:rPr>
               <m:t>tot</m:t>
             </m:r>
@@ -8116,6 +8144,7 @@
             <m:r>
               <m:rPr>
                 <m:sty m:val="p"/>
+                <m:nor/>
               </m:rPr>
               <m:t>tot</m:t>
             </m:r>
@@ -8227,6 +8256,7 @@
                         <m:r>
                           <m:rPr>
                             <m:sty m:val="p"/>
+                            <m:nor/>
                           </m:rPr>
                           <m:t>tot</m:t>
                         </m:r>
@@ -8288,6 +8318,7 @@
                         <m:r>
                           <m:rPr>
                             <m:sty m:val="p"/>
+                            <m:nor/>
                           </m:rPr>
                           <m:t>tot</m:t>
                         </m:r>
@@ -8429,6 +8460,7 @@
             <m:r>
               <m:rPr>
                 <m:sty m:val="p"/>
+                <m:nor/>
               </m:rPr>
               <m:t>tot</m:t>
             </m:r>
@@ -8471,6 +8503,7 @@
             <m:r>
               <m:rPr>
                 <m:sty m:val="p"/>
+                <m:nor/>
               </m:rPr>
               <m:t>tot</m:t>
             </m:r>
@@ -8772,6 +8805,7 @@
                 <m:r>
                   <m:rPr>
                     <m:sty m:val="p"/>
+                    <m:nor/>
                   </m:rPr>
                   <m:t>Var</m:t>
                 </m:r>
@@ -9004,6 +9038,7 @@
                 <m:r>
                   <m:rPr>
                     <m:sty m:val="p"/>
+                    <m:nor/>
                   </m:rPr>
                   <m:t>Var</m:t>
                 </m:r>
@@ -9027,6 +9062,7 @@
                     <m:r>
                       <m:rPr>
                         <m:sty m:val="p"/>
+                        <m:nor/>
                       </m:rPr>
                       <m:t>zs</m:t>
                     </m:r>
@@ -9074,6 +9110,7 @@
                         <m:r>
                           <m:rPr>
                             <m:sty m:val="p"/>
+                            <m:nor/>
                           </m:rPr>
                           <m:t>tot</m:t>
                         </m:r>
@@ -9134,6 +9171,7 @@
                         <m:r>
                           <m:rPr>
                             <m:sty m:val="p"/>
+                            <m:nor/>
                           </m:rPr>
                           <m:t>tot</m:t>
                         </m:r>
@@ -9317,6 +9355,7 @@
         <m:r>
           <m:rPr>
             <m:sty m:val="p"/>
+            <m:nor/>
           </m:rPr>
           <m:t>Var</m:t>
         </m:r>
@@ -9843,7 +9882,7 @@
         </m:r>
       </m:oMath>
       <w:r>
-        <w:t xml:space="preserve">. For a mirror-symmetric girder with equal piers, the uniform load rotates the two inner piers by equal and opposite amounts (pier rotations</w:t>
+        <w:t xml:space="preserve">. For a mirror-symmetric girder with equal piers, the uniform load rotates the two inner piers by equal and opposite amounts (rotations</w:t>
       </w:r>
       <w:r>
         <w:t xml:space="preserve"> </w:t>
@@ -9887,7 +9926,10 @@
         </m:sSub>
       </m:oMath>
       <w:r>
-        <w:t xml:space="preserve">, a mirror-symmetric deformation) and excites no other pattern of pier rotation, and the Sherman–Morrison formula gives (Supplementary Section S5)</w:t>
+        <w:t xml:space="preserve"> </w:t>
+      </w:r>
+      <w:r>
+        <w:t xml:space="preserve">of the two inner piers, a mirror-symmetric deformation) and excites no other pattern of pier rotation, and the Sherman–Morrison formula gives (Supplementary Section S5)</w:t>
       </w:r>
     </w:p>
     <w:tbl>
@@ -10337,6 +10379,7 @@
             <m:r>
               <m:rPr>
                 <m:sty m:val="p"/>
+                <m:nor/>
               </m:rPr>
               <m:t>ln</m:t>
             </m:r>
@@ -10367,6 +10410,7 @@
             <m:r>
               <m:rPr>
                 <m:sty m:val="p"/>
+                <m:nor/>
               </m:rPr>
               <m:t>ln</m:t>
             </m:r>
@@ -10669,6 +10713,7 @@
                         <m:r>
                           <m:rPr>
                             <m:sty m:val="p"/>
+                            <m:nor/>
                           </m:rPr>
                           <m:t>side</m:t>
                         </m:r>
@@ -10689,6 +10734,7 @@
                         <m:r>
                           <m:rPr>
                             <m:sty m:val="p"/>
+                            <m:nor/>
                           </m:rPr>
                           <m:t>side</m:t>
                         </m:r>
@@ -10749,6 +10795,7 @@
             <m:r>
               <m:rPr>
                 <m:sty m:val="p"/>
+                <m:nor/>
               </m:rPr>
               <m:t>span</m:t>
             </m:r>
@@ -10782,6 +10829,7 @@
             <m:r>
               <m:rPr>
                 <m:sty m:val="p"/>
+                <m:nor/>
               </m:rPr>
               <m:t>main</m:t>
             </m:r>
@@ -11199,7 +11247,7 @@
         <w:t xml:space="preserve"> </w:t>
       </w:r>
       <w:r>
-        <w:t xml:space="preserve">the span length). Deflection there was measured with 0.005 mm resolution while calibrated weights of International Organization of Legal Metrology (OIML) class M1 were suspended at 250 mm steps: a single 40.64 N reference load, two loads 250 mm apart, and three loads. The order of the three loads was not recorded; the order used fits the record best (root-mean-square residual 0.030 mm against 0.55 mm for the reversed order), so the three-load result is not a fully independent test.</w:t>
+        <w:t xml:space="preserve">the span length). Deflection there was measured with 0.005 mm resolution while calibrated weights of the International Organization of Legal Metrology (OIML) class M1 were suspended at 250 mm steps: a single 40.64 N reference load, two loads 250 mm apart, and three loads. The order of the three loads was not recorded; the order used fits the record best (root-mean-square residual 0.030 mm against 0.55 mm for the reversed order), so the three-load result is not a fully independent test.</w:t>
       </w:r>
     </w:p>
     <w:p>
@@ -11242,7 +11290,10 @@
         <w:pStyle w:val="FirstParagraph"/>
       </w:pPr>
       <w:r>
-        <w:t xml:space="preserve">The Nothing-on-Road BWIM (NOR-BWIM) dataset (Moghadam and Sarlo, 2024) contains strain records of the Virginia Smart Road Bridge (Moghadam, 2022; Moghadam et al., 2022, 2023a, 2023b), a post-tensioned concrete box girder continuous over five spans of 86.5 + 3 × 144 + 86.5 m = 605 m, from transducers on the top-slab soffit near mid-span of span 2. Day 1 has 12 channels (</w:t>
+        <w:t xml:space="preserve">The Nothing-on-Road BWIM (NOR-BWIM) dataset (Moghadam and Sarlo, 2024) contains strain records of the Virginia Smart Road Bridge (Moghadam, 2022; Moghadam et al., 2022, 2023a, 2023b), a post-tensioned concrete box girder continuous over five spans of 86.5 + 3 × 144 + 86.5 m = 605 m, from transducers on the top-slab soffit near mid-span of span 2. Day 1 has 12 channels (names beginning</w:t>
+      </w:r>
+      <w:r>
+        <w:t xml:space="preserve"> </w:t>
       </w:r>
       <w:r>
         <w:t xml:space="preserve">“</w:t>
@@ -11254,7 +11305,10 @@
         <w:t xml:space="preserve">”</w:t>
       </w:r>
       <w:r>
-        <w:t xml:space="preserve">), four of them without axle spikes; day 2 has four channels in one line under the wheel path (</w:t>
+        <w:t xml:space="preserve">), four of them without axle spikes; day 2 has four channels in one line under the wheel path (names beginning</w:t>
+      </w:r>
+      <w:r>
+        <w:t xml:space="preserve"> </w:t>
       </w:r>
       <w:r>
         <w:t xml:space="preserve">“</w:t>
@@ -11895,7 +11949,7 @@
         <w:t xml:space="preserve"> </w:t>
       </w:r>
       <w:r>
-        <w:t xml:space="preserve">estimated from them over-fitted (mean absolute error 8.5 % in sample against 23.4 % out of sample; Supplementary Section S7), so enough calibration crossings and an out-of-sample check are needed.</w:t>
+        <w:t xml:space="preserve">estimated from them over-fitted (MAE 8.5 % in sample against 23.4 % out of sample; Supplementary Section S7), so enough calibration crossings and an out-of-sample check are needed.</w:t>
       </w:r>
     </w:p>
     <w:bookmarkEnd w:id="46"/>
@@ -12487,6 +12541,7 @@
             <m:r>
               <m:rPr>
                 <m:sty m:val="p"/>
+                <m:nor/>
               </m:rPr>
               <m:t>mid</m:t>
             </m:r>
@@ -12555,6 +12610,7 @@
             <m:r>
               <m:rPr>
                 <m:sty m:val="p"/>
+                <m:nor/>
               </m:rPr>
               <m:t>mid</m:t>
             </m:r>
@@ -12621,6 +12677,7 @@
             <m:r>
               <m:rPr>
                 <m:sty m:val="p"/>
+                <m:nor/>
               </m:rPr>
               <m:t>mid</m:t>
             </m:r>
@@ -12691,7 +12748,7 @@
         <w:t xml:space="preserve"> </w:t>
       </w:r>
       <w:r>
-        <w:t xml:space="preserve">= 5.3 %, two combined standard uncertainties (measurement and model form) of a section mean (Supplementary Section S8). Over this set, the largest constant of the side-span gauge N8 is 6.6 times the smallest, against 1.5 for the main-span gauge N7, when the rigidity ratio</w:t>
+        <w:t xml:space="preserve">= 5.3 %, two combined standard uncertainties (measurement and model form) of a section mean (Supplementary Section S8). Over this set, the largest constant of the side-span gauge N8 is 6.6 times the smallest, against 1.5 for the main-span gauge N7, when the effective-to-design rigidity ratio</w:t>
       </w:r>
       <w:r>
         <w:t xml:space="preserve"> </w:t>
@@ -12733,7 +12790,7 @@
         <w:t xml:space="preserve"> </w:t>
       </w:r>
       <w:r>
-        <w:t xml:space="preserve">is an effective parameter (Section 5.1). The factor is carried by the N8 constant</w:t>
+        <w:t xml:space="preserve">is an effective parameter (Section 5.1). The factor of 6.6 is carried by the N8 constant</w:t>
       </w:r>
       <w:r>
         <w:t xml:space="preserve"> </w:t>
@@ -13077,6 +13134,7 @@
             <m:r>
               <m:rPr>
                 <m:sty m:val="p"/>
+                <m:nor/>
               </m:rPr>
               <m:t>ln</m:t>
             </m:r>
@@ -13228,7 +13286,7 @@
         </m:d>
       </m:oMath>
       <w:r>
-        <w:t xml:space="preserve">: rigidity ratio that best fits both readings at given</w:t>
+        <w:t xml:space="preserve">: effective-to-design rigidity ratio that best fits both readings at given</w:t>
       </w:r>
       <w:r>
         <w:t xml:space="preserve"> </w:t>
@@ -13481,6 +13539,7 @@
             <m:r>
               <m:rPr>
                 <m:sty m:val="p"/>
+                <m:nor/>
               </m:rPr>
               <m:t>ref</m:t>
             </m:r>
@@ -13510,6 +13569,7 @@
             <m:r>
               <m:rPr>
                 <m:sty m:val="p"/>
+                <m:nor/>
               </m:rPr>
               <m:t>mid</m:t>
             </m:r>
@@ -14397,6 +14457,7 @@
             <m:r>
               <m:rPr>
                 <m:sty m:val="p"/>
+                <m:nor/>
               </m:rPr>
               <m:t>mid</m:t>
             </m:r>
@@ -14713,6 +14774,7 @@
         <m:r>
           <m:rPr>
             <m:sty m:val="p"/>
+            <m:nor/>
           </m:rPr>
           <m:t>ln</m:t>
         </m:r>
@@ -14733,7 +14795,7 @@
         <w:t xml:space="preserve"> </w:t>
       </w:r>
       <w:r>
-        <w:t xml:space="preserve">falls from 0.87 with the two deflections to 0.18 with the tiltmeter. The bound assumes standard uncertainties of 2.64 % per deflection and 3 % of the pier rotation, which is about 167 µrad under the side-span test load. Frequencies and the case of calibration B are discussed in Supplementary Section S8.</w:t>
+        <w:t xml:space="preserve">falls from 0.87 with the two deflections to 0.18 with the tiltmeter. The bound assumes standard uncertainties of 2.64 % per deflection and 3 % of the pier rotation; the rotation itself is about 167 µrad under the side-span test load. Frequencies and the case of calibration B are discussed in Supplementary Section S8.</w:t>
       </w:r>
     </w:p>
     <w:p>
@@ -14921,6 +14983,7 @@
             <m:r>
               <m:rPr>
                 <m:sty m:val="p"/>
+                <m:nor/>
               </m:rPr>
               <m:t>tot</m:t>
             </m:r>
@@ -14991,6 +15054,14 @@
       </w:pPr>
       <w:r>
         <w:t xml:space="preserve">7. Conclusions</w:t>
+      </w:r>
+    </w:p>
+    <w:p>
+      <w:pPr>
+        <w:pStyle w:val="FirstParagraph"/>
+      </w:pPr>
+      <w:r>
+        <w:t xml:space="preserve">The study set out to show, before installation, which channels and locations can weigh vehicles on a continuous girder. Its main results are as follows.</w:t>
       </w:r>
     </w:p>
     <w:p>
@@ -15002,7 +15073,7 @@
         <w:pStyle w:val="BodyText"/>
       </w:pPr>
       <w:r>
-        <w:t xml:space="preserve">Strain channels that measure global bending are blind at every zero of the uniform-load moment diagram, which every continuous girder has, and nearly blind 0.19–0.32 of the span from the interior support on two equal spans. On prismatic girders, deflection channels are blind only near particular span ratios, such as</w:t>
+        <w:t xml:space="preserve">Blind loci. Strain channels that measure global bending are blind at every zero of the uniform-load moment diagram, which every continuous girder has, and nearly blind 0.19–0.32 of the span from the interior support on two equal spans. On prismatic girders, deflection channels are blind only near particular span ratios, such as</w:t>
       </w:r>
       <w:r>
         <w:t xml:space="preserve"> </w:t>
@@ -15096,58 +15167,7 @@
         <w:pStyle w:val="BodyText"/>
       </w:pPr>
       <w:r>
-        <w:t xml:space="preserve">The indicator</w:t>
-      </w:r>
-      <w:r>
-        <w:t xml:space="preserve"> </w:t>
-      </w:r>
-      <m:oMath>
-        <m:sSub>
-          <m:e>
-            <m:r>
-              <m:t>N</m:t>
-            </m:r>
-          </m:e>
-          <m:sub>
-            <m:r>
-              <m:t>M</m:t>
-            </m:r>
-          </m:sub>
-        </m:sSub>
-      </m:oMath>
-      <w:r>
-        <w:t xml:space="preserve"> </w:t>
-      </w:r>
-      <w:r>
-        <w:t xml:space="preserve">and the cancellation ratio</w:t>
-      </w:r>
-      <w:r>
-        <w:t xml:space="preserve"> </w:t>
-      </w:r>
-      <m:oMath>
-        <m:r>
-          <m:t>R</m:t>
-        </m:r>
-      </m:oMath>
-      <w:r>
-        <w:t xml:space="preserve"> </w:t>
-      </w:r>
-      <w:r>
-        <w:t xml:space="preserve">need no reference rigidity, and</w:t>
-      </w:r>
-      <w:r>
-        <w:t xml:space="preserve"> </w:t>
-      </w:r>
-      <m:oMath>
-        <m:r>
-          <m:t>R</m:t>
-        </m:r>
-      </m:oMath>
-      <w:r>
-        <w:t xml:space="preserve"> </w:t>
-      </w:r>
-      <w:r>
-        <w:t xml:space="preserve">separates cancellation from restraint. For position-independent noise, optimal sensors lie at the extremes of the uniform-load response, for strain at the extremes of</w:t>
+        <w:t xml:space="preserve">Placement. For position-independent noise, optimal sensors lie at the extremes of the uniform-load response, for strain at the extremes of</w:t>
       </w:r>
       <w:r>
         <w:t xml:space="preserve"> </w:t>
@@ -15194,7 +15214,7 @@
         <w:pStyle w:val="BodyText"/>
       </w:pPr>
       <w:r>
-        <w:t xml:space="preserve">For a symmetric girder with equal piers, the constant is a linear-fractional (Möbius) function of the scaled pier stiffness. On a 55 + 90 + 55 m box girder, two static readings leave the side-span deflection constant of the base model uncertain by a factor of 6.6 against 1.5 for the main-span constant, or 2.4 against 1.1 with girder rigidity bounded to 0.9–1.3 times design; at the design pier stiffness a pier tiltmeter would reduce the Cramér–Rao bound on the standard deviation of</w:t>
+        <w:t xml:space="preserve">Pier stiffness. For a symmetric girder with equal piers, the constant is a linear-fractional (Möbius) function of the scaled pier stiffness. On a 55 + 90 + 55 m box girder, two static readings leave the side-span deflection constant of the base model uncertain by a factor of 6.6 against 1.5 for the main-span constant, or 2.4 against 1.1 with girder rigidity bounded to 0.9–1.3 times design; at the design pier stiffness a pier tiltmeter would reduce the Cramér–Rao bound on the standard deviation of</w:t>
       </w:r>
       <w:r>
         <w:t xml:space="preserve"> </w:t>
@@ -15203,6 +15223,7 @@
         <m:r>
           <m:rPr>
             <m:sty m:val="p"/>
+            <m:nor/>
           </m:rPr>
           <m:t>ln</m:t>
         </m:r>
@@ -15235,7 +15256,7 @@
         <w:pStyle w:val="BodyText"/>
       </w:pPr>
       <w:r>
-        <w:t xml:space="preserve">On public moving-truck records, the gauge-average constants were consistent with invariance and superposition within the 12–27 % that the noise resolves, although four day-1 gauges differed by 22–26 % between trucks; each deck gauge needed its own constant. On one day, GLS weights from vehicle-free noise were worse out of sample than the gauge average (20.4 % against 11.9 %).</w:t>
+        <w:t xml:space="preserve">Public records. On public moving-truck records, the gauge-average constants were consistent with invariance and superposition within the 12–27 % that the noise resolves, although four day-1 gauges differed by 22–26 % between trucks; each deck gauge needed its own constant. On one day, GLS weights from vehicle-free noise were worse out of sample than the gauge average (20.4 % against 11.9 %).</w:t>
       </w:r>
     </w:p>
     <w:p>
@@ -15247,7 +15268,7 @@
         <w:pStyle w:val="BodyText"/>
       </w:pPr>
       <w:r>
-        <w:t xml:space="preserve">On the 55 + 90 + 55 m box girder, with a 200 m record, a residual offset of 0.1 mm would bias a 25 t truck by 16–25 % even at mid main span.</w:t>
+        <w:t xml:space="preserve">Residual offset. On the 55 + 90 + 55 m box girder, with a 200 m record, a residual offset of 0.1 mm would bias a 25 t truck by 16–25 % even at mid main span.</w:t>
       </w:r>
     </w:p>
     <w:p>
@@ -15255,7 +15276,7 @@
         <w:pStyle w:val="FirstParagraph"/>
       </w:pPr>
       <w:r>
-        <w:t xml:space="preserve">The next steps are the moving-load test designed for the in-service girder, laboratory tests of the blind configuration, and field calibration with trucks of clearly different weights.</w:t>
+        <w:t xml:space="preserve">The contribution is thus a set of design criteria for choosing channels and locations, not a new weighing method. The next steps are the moving-load test designed for the in-service girder, laboratory tests of the blind configuration, and field calibration with trucks of clearly different weights.</w:t>
       </w:r>
     </w:p>
     <w:bookmarkEnd w:id="59"/>

--- a/manuscript/ase/word/Manuscript_ASE.docx
+++ b/manuscript/ase/word/Manuscript_ASE.docx
@@ -11467,7 +11467,7 @@
         <w:pStyle w:val="FirstParagraph"/>
       </w:pPr>
       <w:r>
-        <w:t xml:space="preserve">The records show invariance between trucks only within margins of 12–27 %. On day 2, the ratio of the gauge-average constants of the 5-axle and the 3-axle truck is 0.98 (95 % CI 0.70–1.37; Fig. 5b): consistent with Eq. (2), but with eight runs an equivalence test (90 % CI 0.76–1.27) cannot exclude differences of up to about 27 %, so it is a coarse check of linearity and processing. On day 1, the four gauges without axle spikes give constants 22–26 % lower for the second truck, but speed and truck are almost perfectly confounded, so wheel path, local deck action or speed may cause this. Per-gauge tests (Fig. 5a), the confounding and the speed effect are treated in Supplementary Section S7 (Tables S6 and S7, Fig. S9).</w:t>
+        <w:t xml:space="preserve">The records show invariance between trucks only within margins of 12 % (day 1) to 27 % (day 2). On day 2, the ratio of the gauge-average constants of the 5-axle and the 3-axle truck is 0.98 (95 % CI 0.70–1.37; Fig. 5b): consistent with Eq. (2), but with eight runs an equivalence test (90 % CI 0.76–1.27) cannot exclude differences of up to about 27 %, so it is a coarse check of linearity and processing. On day 1, the four gauges without axle spikes give constants 22–26 % lower for the second truck, but speed and truck are almost perfectly confounded, so wheel path, local deck action or speed may cause this. Per-gauge tests (Fig. 5a), the confounding and the speed effect are treated in Supplementary Section S7 (Tables S6 and S7, Fig. S9).</w:t>
       </w:r>
     </w:p>
     <w:p>
@@ -12931,7 +12931,7 @@
         <w:pStyle w:val="BodyText"/>
       </w:pPr>
       <w:r>
-        <w:t xml:space="preserve">No single model fits both gauges; the remaining misfit of 4–9 % is model-form error. The misfit ratio</w:t>
+        <w:t xml:space="preserve">No single model fits both gauges; the remaining misfit ratio of 4–9 % is model-form error. The misfit ratio</w:t>
       </w:r>
       <w:r>
         <w:t xml:space="preserve"> </w:t>
@@ -14757,7 +14757,7 @@
         <w:pStyle w:val="BodyText"/>
       </w:pPr>
       <w:r>
-        <w:t xml:space="preserve">Placement is insensitive to the unresolved pier stiffness. The placement rule puts a second deflection sensor at the most negative constant, in the side span 4–10 m from the inner pier, and the pair at 100 m and 152 m from T5 is within 1 % in variance of the calibration-specific optimum under both A and B. Under the assumed noise model of Supplementary Section S4 (calibration A), the standard deviation of the load for a 220 m record falls from 24.8 % with N7 alone to 10.6 % with the pair and the zero-sum estimator; this gain is an upper bound, because such common-mode behavior need not hold during crossings (Section 4.3).</w:t>
+        <w:t xml:space="preserve">Placement is insensitive to the unresolved pier stiffness. The placement rule puts a second deflection sensor at the most negative constant, in the side span 4–10 m from the inner pier, and the pair at 100 m and 152 m from T5 is within 1 % in variance of the calibration-specific optimum under both A and B. Under the assumed noise model of Supplementary Section S4 (calibration A), the standard deviation of the load for a 220 m record (200 m plus a 20 m convoy allowance) falls from 24.8 % with N7 alone to 10.6 % with the pair and the zero-sum estimator; this gain is an upper bound, because such common-mode behavior need not hold during crossings (Section 4.3).</w:t>
       </w:r>
     </w:p>
     <w:p>
@@ -15061,7 +15061,7 @@
         <w:pStyle w:val="FirstParagraph"/>
       </w:pPr>
       <w:r>
-        <w:t xml:space="preserve">The study set out to show, before installation, which channels and locations can weigh vehicles on a continuous girder. Its main results are as follows.</w:t>
+        <w:t xml:space="preserve">The main results are as follows.</w:t>
       </w:r>
     </w:p>
     <w:p>
@@ -15256,7 +15256,7 @@
         <w:pStyle w:val="BodyText"/>
       </w:pPr>
       <w:r>
-        <w:t xml:space="preserve">Public records. On public moving-truck records, the gauge-average constants were consistent with invariance and superposition within the 12–27 % that the noise resolves, although four day-1 gauges differed by 22–26 % between trucks; each deck gauge needed its own constant. On one day, GLS weights from vehicle-free noise were worse out of sample than the gauge average (20.4 % against 11.9 %).</w:t>
+        <w:t xml:space="preserve">Public records. On public moving-truck records, the gauge-average constants were consistent with invariance and superposition within the 12 % (day 1) to 27 % (day 2) that the noise resolves, although four day-1 gauges differed by 22–26 % between trucks; each deck gauge needed its own constant. On one day, GLS weights from vehicle-free noise were worse out of sample than the gauge average (20.4 % against 11.9 %).</w:t>
       </w:r>
     </w:p>
     <w:p>
@@ -15268,7 +15268,7 @@
         <w:pStyle w:val="BodyText"/>
       </w:pPr>
       <w:r>
-        <w:t xml:space="preserve">Residual offset. On the 55 + 90 + 55 m box girder, with a 200 m record, a residual offset of 0.1 mm would bias a 25 t truck by 16–25 % even at mid main span.</w:t>
+        <w:t xml:space="preserve">Residual offset. On the same box girder, with a 200 m record, a residual offset of 0.1 mm would bias a 25 t truck by 16–25 % even at mid main span.</w:t>
       </w:r>
     </w:p>
     <w:p>

--- a/manuscript/ase/word/Manuscript_ASE.docx
+++ b/manuscript/ase/word/Manuscript_ASE.docx
@@ -132,7 +132,7 @@
         <w:pStyle w:val="BodyText"/>
       </w:pPr>
       <w:r>
-        <w:t xml:space="preserve">The identity behind these methods is classical: the area under an influence line equals the response to a uniform unit load, as design codes use for distributed lane loads (Ghali et al., 2017). On continuous girders, however, the influence line changes sign over each interior support, and positive and negative areas partly cancel. Continuous bridges have been weighed from distributed fiber-optic strain (Chaudhary et al., 2025), with lane-specific influence lines (Wu et al., 2020) and from deck strain on long-span box girders (Moghadam et al., 2022, 2023a, 2023b); Deng et al. (2025) replaced the small net area of a multi-span displacement influence line by its absolute area. Sensor placement for BWIM has been posed through an augmented Kalman filter (Zhou et al., 2025). Deflection-based load identification has been posed as a regularized stochastic problem (Zhang et al., 2026). Deflection influence lines have been identified from moving-vehicle records (Wang et al., 2026) and inverted for girder stiffness (Zhou et al., 2026), and influence lines have been used to estimate the boundary spring stiffness of a suspension-bridge girder (Lin et al., 2023). Strain-history areas along continuous girders have served damage identification (Hong et al., 2016; Wu et al., 2018), and BWIM has been applied to a two-span continuous bridge (Yamaguchi et al., 2009). Single-channel SLM assumes that the integral constant is well away from zero and independent of the boundary conditions, yet none of these studies reads the zeros of the integral constant as blind loci for weighing, or shows how they shift with uncertain boundary conditions. Such criteria are needed to choose, before installation, the few channels that screen continuous bridges for overloads.</w:t>
+        <w:t xml:space="preserve">The identity behind these methods is classical: the area under an influence line equals the response to a uniform unit load, as design codes use for distributed lane loads (Ghali et al., 2017). On continuous girders, however, the influence line changes sign over each interior support, and positive and negative areas partly cancel. Continuous bridges have been weighed from distributed fiber-optic strain (Chaudhary et al., 2025), with lane-specific influence lines (Wu et al., 2020) and from deck strain on long-span box girders (Moghadam et al., 2022, 2023a, 2023b); Deng et al. (2025) replaced the small net area of a multi-span displacement influence line by its absolute area. Sensor placement for BWIM has been posed through an augmented Kalman filter (Zhou et al., 2025). Deflection-based load identification has been posed as a regularized stochastic problem (Zhang et al., 2026). Deflection influence lines have been identified from moving-vehicle records (Wang et al., 2026) and inverted for girder stiffness (Zhou et al., 2026) or for the presence and location of stiffness loss in a beam (Dang et al., 2023), and influence lines have been used to estimate the boundary spring stiffness of a suspension-bridge girder (Lin et al., 2023). Strain-history areas along continuous girders have served damage identification (Hong et al., 2016; Wu et al., 2018), and BWIM has been applied to a two-span continuous bridge (Yamaguchi et al., 2009). Single-channel SLM assumes that the integral constant is well away from zero and independent of the boundary conditions, yet none of these studies reads the zeros of the integral constant as blind loci for weighing, or shows how they shift with uncertain boundary conditions. Such criteria are needed to choose, before installation, the few channels that screen continuous bridges for overloads.</w:t>
       </w:r>
     </w:p>
     <w:p>
@@ -2240,7 +2240,7 @@
         <w:t xml:space="preserve"> </w:t>
       </w:r>
       <w:r>
-        <w:t xml:space="preserve">and any elastic supports. This is a beam-theory result for gauges that measure global bending, such as gauges on a girder flange or web; deck-soffit gauges also respond to local slab action (two nearby deck gauges differ by a factor of 3.9; Section 4.2). The beam-property method (BPM) computes</w:t>
+        <w:t xml:space="preserve">and any elastic supports. This is a beam-theory result for gauges that measure global bending, such as gauges on a girder flange or web; deck-soffit gauges also respond to local slab action (Section 4.2). The beam-property method (BPM) computes</w:t>
       </w:r>
       <w:r>
         <w:t xml:space="preserve"> </w:t>
@@ -5228,7 +5228,7 @@
         </m:r>
       </m:oMath>
       <w:r>
-        <w:t xml:space="preserve">), but one set back from the pier to clear the diaphragm can fall into the band. Table 1 collects the blind loci, and Fig. 3 shows the indicators along two prismatic girders. The end-reaction indicator</w:t>
+        <w:t xml:space="preserve">), but one set back from the pier to clear the diaphragm can fall into the band. Fig. 3 shows the indicators along two prismatic girders. The end-reaction indicator</w:t>
       </w:r>
       <w:r>
         <w:t xml:space="preserve"> </w:t>
@@ -9882,10 +9882,7 @@
         </m:r>
       </m:oMath>
       <w:r>
-        <w:t xml:space="preserve">. For a mirror-symmetric girder with equal piers, the uniform load rotates the two inner piers by equal and opposite amounts (rotations</w:t>
-      </w:r>
-      <w:r>
-        <w:t xml:space="preserve"> </w:t>
+        <w:t xml:space="preserve">. For a mirror-symmetric girder with equal piers, the uniform load rotates the two inner piers by equal and opposite amounts (</w:t>
       </w:r>
       <m:oMath>
         <m:sSub>
@@ -9926,10 +9923,7 @@
         </m:sSub>
       </m:oMath>
       <w:r>
-        <w:t xml:space="preserve"> </w:t>
-      </w:r>
-      <w:r>
-        <w:t xml:space="preserve">of the two inner piers, a mirror-symmetric deformation) and excites no other pattern of pier rotation, and the Sherman–Morrison formula gives (Supplementary Section S5)</w:t>
+        <w:t xml:space="preserve">) and excites no other pattern of pier rotation, and the Sherman–Morrison formula gives (Supplementary Section S5)</w:t>
       </w:r>
     </w:p>
     <w:tbl>
@@ -11255,7 +11249,7 @@
         <w:pStyle w:val="BodyText"/>
       </w:pPr>
       <w:r>
-        <w:t xml:space="preserve">The analytical influence line matched the single-load record within 0.0126 mm, 0.44 % of the peak. With the trapezoidal rule, BPM overestimated the weighed totals of 66.99 N and 125.08 N by 1.10 % and 1.19 %, and SLM by 0.61 % and 0.70 % (Supplementary Table S4). The BPM-to-SLM ratio equals 1.0049, the ratio of the measured reference integral to its exact value: SLM absorbs the calibration error of the reference record, whereas BPM does not. The SLM deviations follow the measured-to-analytical integral ratio (Supplementary Section S6). The test supports the invariance of Eq. (2) only indirectly.</w:t>
+        <w:t xml:space="preserve">The analytical influence line matched the single-load record within 0.0126 mm, 0.44 % of the peak. With the trapezoidal rule, BPM overestimated the weighed totals of 66.99 N and 125.08 N by 1.10 % and 1.19 %, and SLM by 0.61 % and 0.70 % (Supplementary Table S4). The BPM-to-SLM ratio equals 1.0049, the ratio of the measured reference integral to its exact value: SLM absorbs the calibration error of the reference record, whereas BPM does not (Supplementary Section S6). The test supports the invariance of Eq. (2) only indirectly.</w:t>
       </w:r>
     </w:p>
     <w:bookmarkEnd w:id="37"/>
@@ -11273,7 +11267,7 @@
         <w:pStyle w:val="FirstParagraph"/>
       </w:pPr>
       <w:r>
-        <w:t xml:space="preserve">Public records test the assumptions of the identity and the noise model of Section 2.4, with 95 % confidence intervals (CIs); further tables are in Supplementary Section S7.</w:t>
+        <w:t xml:space="preserve">Public records test the assumptions of the identity and the noise model of Section 2.4, with 95 % confidence intervals (CIs).</w:t>
       </w:r>
     </w:p>
     <w:bookmarkStart w:id="41" w:name="data-and-processing"/>
@@ -12776,21 +12770,7 @@
         <w:t xml:space="preserve"> </w:t>
       </w:r>
       <w:r>
-        <w:t xml:space="preserve">is bounded to the material range 0.9–1.3 (Table 3; Supplementary Table S13). Across the model-form variants the factors are 2.6–16 for N8 against 1.3–1.6 for N7, so the contrast holds although its size depends on the model. The two factors are scenarios, not an estimate and a correction: the bound excludes calibration B, and</w:t>
-      </w:r>
-      <w:r>
-        <w:t xml:space="preserve"> </w:t>
-      </w:r>
-      <m:oMath>
-        <m:r>
-          <m:t>α</m:t>
-        </m:r>
-      </m:oMath>
-      <w:r>
-        <w:t xml:space="preserve"> </w:t>
-      </w:r>
-      <w:r>
-        <w:t xml:space="preserve">is an effective parameter (Section 5.1). The factor of 6.6 is carried by the N8 constant</w:t>
+        <w:t xml:space="preserve">is bounded to the material range 0.9–1.3 (Table 3; Supplementary Table S13). Across the model-form variants the factors are 2.6–16 for N8 against 1.3–1.6 for N7, so the contrast holds although its size depends on the model. The two factors are scenarios, not an estimate and a correction: the bound excludes calibration B. The factor of 6.6 is carried by the N8 constant</w:t>
       </w:r>
       <w:r>
         <w:t xml:space="preserve"> </w:t>
@@ -12954,7 +12934,7 @@
         <w:t xml:space="preserve"> </w:t>
       </w:r>
       <w:r>
-        <w:t xml:space="preserve">(measured-to-model ratio at N8 divided by that at N7) has its minimum, 1.058, at calibration B (Fig. 7a), and the model-form variants move the minimum between 1.039 and 1.092 but never to 1. Calibration B is therefore the nearest fit rather than an exact one. Its</w:t>
+        <w:t xml:space="preserve">(measured-to-model ratio at N8 divided by that at N7) has its minimum, 1.058, at calibration B (Fig. 7a), and the model-form variants move the minimum between 1.039 and 1.092 but never to 1. Its</w:t>
       </w:r>
       <w:r>
         <w:t xml:space="preserve"> </w:t>
@@ -12977,7 +12957,7 @@
         <w:t xml:space="preserve"> </w:t>
       </w:r>
       <w:r>
-        <w:t xml:space="preserve">is an effective rigidity 28 % below design, which is implausible as a material loss in a recently built prestressed girder and more likely absorbs omitted mechanisms.</w:t>
+        <w:t xml:space="preserve">is an effective rigidity 28 % below design, which is implausible as a material loss in a recently built prestressed girder.</w:t>
       </w:r>
     </w:p>
     <w:p>
@@ -15035,7 +15015,7 @@
         <w:t xml:space="preserve"> </w:t>
       </w:r>
       <w:r>
-        <w:t xml:space="preserve">mm biases a 25 t truck by 16–25 % at a single main-span gauge and by 41–271 % at a single side-span gauge (Supplementary Table S17). For a residual offset of 0.1 mm, single-point influence-area weighing on this 200 m unit is therefore marginal even at the best location (other offsets: Supplementary Table S17), and non-contact techniques must establish their residual offset on site, because environmental effects act over the same window (Sohn, 2007; Cross et al., 2013). The speed estimator alone can shift the weight by more than 10 %, and dynamics add a further term (Frýba, 1999; Supplementary Sections S9 and S10). The method is therefore proposed for preliminary overload screening. Its threshold should be set with a margin below the legal limit and the design live loads (CEN, 2003; AASHTO, 2024), and flagged vehicles should be weighed by influence-line BWIM, which does not suffer the blindness of Table 1 because it fits the whole record shape.</w:t>
+        <w:t xml:space="preserve">mm biases a 25 t truck by 16–25 % at a single main-span gauge and by 41–271 % at a single side-span gauge (Supplementary Table S17). Single-point influence-area weighing on this 200 m unit is therefore marginal even at the best location, and non-contact techniques, such as terrestrial laser scanning of bridge deflection (Vu et al., 2023), must establish their residual offset on site, because environmental effects act over the same window (Sohn, 2007; Cross et al., 2013). The speed estimator alone can shift the weight by more than 10 %, and dynamics add a further term (Frýba, 1999; Supplementary Sections S9 and S10). The method is therefore proposed for preliminary overload screening. Its threshold should be set with a margin below the legal limit and the design live loads (CEN, 2003; AASHTO, 2024), and flagged vehicles should be weighed by influence-line BWIM, which does not suffer the blindness of Table 1 because it fits the whole record shape.</w:t>
       </w:r>
     </w:p>
     <w:p>
@@ -15043,7 +15023,7 @@
         <w:pStyle w:val="BodyText"/>
       </w:pPr>
       <w:r>
-        <w:t xml:space="preserve">Several limitations remain. The strain criterion holds for gauges that measure global bending, not for deck-soffit gauges (Sections 2.1 and 4.2). The laboratory beam had equal spans and statically positioned loads. The field data come from one public dataset with four trucks, nearly constant reference weights, no deflection channel and no gauge at a zero-moment point, so weight discrimination, the strain and deflection blind loci and a deflection pair could not be tested, and a screening threshold still needs field calibration with trucks of clearly different weights. The in-service analysis uses static data and a beam model with an assumed depth law and equal pier springs, and its moving-load test is designed but not performed. The treatment is one-dimensional along each lane.</w:t>
+        <w:t xml:space="preserve">Several limitations remain. The strain criterion holds for gauges that measure global bending, not for deck-soffit gauges (Sections 2.1 and 4.2). The laboratory beam had equal spans and statically positioned loads. The field data come from one public dataset with four trucks, nearly constant reference weights, no deflection channel and no gauge at a zero-moment point, so weight discrimination, the strain and deflection blind loci and a deflection pair could not be tested, and a screening threshold still needs field calibration with trucks of clearly different weights. The in-service analysis uses static data and a beam model with an assumed depth law and equal pier springs. The treatment is one-dimensional along each lane.</w:t>
       </w:r>
     </w:p>
     <w:bookmarkEnd w:id="58"/>
@@ -15657,6 +15637,32 @@
         <w:jc w:val="left"/>
       </w:pPr>
       <w:r>
+        <w:t xml:space="preserve">Dang NTV, Ho DD and Ha MT (2023) [Diagnosis of stiffness reduction in beam structures using displacement influence line data].</w:t>
+      </w:r>
+      <w:r>
+        <w:t xml:space="preserve"> </w:t>
+      </w:r>
+      <w:r>
+        <w:rPr>
+          <w:iCs/>
+          <w:i/>
+        </w:rPr>
+        <w:t xml:space="preserve">Journal of Science and Technology in Civil Engineering (HUCE)</w:t>
+      </w:r>
+      <w:r>
+        <w:t xml:space="preserve"> </w:t>
+      </w:r>
+      <w:r>
+        <w:t xml:space="preserve">17(3V): 47–65 (in Vietnamese). DOI: 10.31814/stce.huce2023-17(3V)-04.</w:t>
+      </w:r>
+    </w:p>
+    <w:p>
+      <w:pPr>
+        <w:pStyle w:val="BodyText"/>
+        <w:ind w:left="425" w:hanging="425"/>
+        <w:jc w:val="left"/>
+      </w:pPr>
+      <w:r>
         <w:t xml:space="preserve">Deng L, Liu P, Huang T and Kaewunruen S (2025) A novel moving load identification method for continuous rigid-frame bridges using a field-based displacement influence line.</w:t>
       </w:r>
       <w:r>
@@ -16407,6 +16413,32 @@
       </w:r>
       <w:r>
         <w:t xml:space="preserve">11(4): 776–796. DOI: 10.1016/j.jtte.2023.11.005.</w:t>
+      </w:r>
+    </w:p>
+    <w:p>
+      <w:pPr>
+        <w:pStyle w:val="BodyText"/>
+        <w:ind w:left="425" w:hanging="425"/>
+        <w:jc w:val="left"/>
+      </w:pPr>
+      <w:r>
+        <w:t xml:space="preserve">Vu DC, Luong ND, Cu VH, Vu NQ and Bui NS (2023) Study on the application of TLS for bridge deflection inspection in Vietnam.</w:t>
+      </w:r>
+      <w:r>
+        <w:t xml:space="preserve"> </w:t>
+      </w:r>
+      <w:r>
+        <w:rPr>
+          <w:iCs/>
+          <w:i/>
+        </w:rPr>
+        <w:t xml:space="preserve">Journal of Science and Technology in Civil Engineering (HUCE)</w:t>
+      </w:r>
+      <w:r>
+        <w:t xml:space="preserve"> </w:t>
+      </w:r>
+      <w:r>
+        <w:t xml:space="preserve">17(4): 14–25. DOI: 10.31814/stce.huce2023-17(4)-02.</w:t>
       </w:r>
     </w:p>
     <w:p>

--- a/manuscript/ase/word/Manuscript_ASE.docx
+++ b/manuscript/ase/word/Manuscript_ASE.docx
@@ -80,7 +80,7 @@
         <w:pStyle w:val="FirstParagraph"/>
       </w:pPr>
       <w:r>
-        <w:t xml:space="preserve">Influence-area bridge weigh-in-motion divides the area under a response record by an integral constant. On continuous girders this constant can vanish, because influence lines change sign, and a gauge there cannot weigh. The paper gives three main results. First, closed forms locate these blind points for five channel types: strain gauges measuring global bending are blind at every zero of the uniform-load moment and nearly blind 0.19–0.32 of the span from the interior support on two equal spans, whereas deflection gauges are blind only for particular span ratios. Second, for position-independent noise, the best sensor locations are the extremes of the uniform-load response; on one day of public records, weighting gauges by vehicle-free noise covariance raised the error 8.5 percentage points above the gauge average. Third, for symmetric girders with equal piers the constant is linear-fractional in pier stiffness; on an in-service box girder, two static readings leave the side-span deflection constant of the base model uncertain by a factor of 6.6 against 1.5 at mid main span (2.4 against 1.1 with girder rigidity bounded to 0.9–1.3 times design). On this girder, a single deflection gauge belongs at mid main span.</w:t>
+        <w:t xml:space="preserve">Influence-area bridge weigh-in-motion divides the area under a response record by an integral constant. On continuous girders this constant can vanish, because influence lines change sign, and a gauge where it vanishes cannot weigh. The paper gives three main results. First, closed forms locate these blind points for five channel types: strain gauges measuring global bending are blind at every zero of the uniform-load moment and nearly blind 0.19–0.32 of the span from the interior support on two equal spans, whereas deflection gauges are blind only for particular span ratios. Second, for position-independent noise, the best sensor locations are the extremes of the uniform-load response; on one day of public records, weighting gauges by vehicle-free noise covariance raised the error 8.5 percentage points above the gauge average. Third, for symmetric girders with equal piers the constant is linear-fractional in pier stiffness; on an in-service box girder, two static readings leave the side-span deflection constant of the base model uncertain by a factor of 6.6 against 1.5 at mid main span (2.4 against 1.1 with girder rigidity bounded to 0.9–1.3 times design). On this girder, a single deflection gauge belongs at mid main span.</w:t>
       </w:r>
     </w:p>
     <w:p>
@@ -5228,7 +5228,7 @@
         </m:r>
       </m:oMath>
       <w:r>
-        <w:t xml:space="preserve">), but one set back from the pier to clear the diaphragm can fall into the band. Fig. 3 shows the indicators along two prismatic girders. The end-reaction indicator</w:t>
+        <w:t xml:space="preserve">), but one set back from the pier to clear the diaphragm can fall into the band. Figure 3 shows the indicators along two prismatic girders. The end-reaction indicator</w:t>
       </w:r>
       <w:r>
         <w:t xml:space="preserve"> </w:t>
@@ -12770,7 +12770,21 @@
         <w:t xml:space="preserve"> </w:t>
       </w:r>
       <w:r>
-        <w:t xml:space="preserve">is bounded to the material range 0.9–1.3 (Table 3; Supplementary Table S13). Across the model-form variants the factors are 2.6–16 for N8 against 1.3–1.6 for N7, so the contrast holds although its size depends on the model. The two factors are scenarios, not an estimate and a correction: the bound excludes calibration B. The factor of 6.6 is carried by the N8 constant</w:t>
+        <w:t xml:space="preserve">is bounded to the material range 0.9–1.3 (Table 3; Supplementary Table S13). Across the model-form variants the factors are 2.6–16 for N8 against 1.3–1.6 for N7, so the contrast holds although its size depends on the model. The two factors are scenarios, not an estimate and a correction: the bound</w:t>
+      </w:r>
+      <w:r>
+        <w:t xml:space="preserve"> </w:t>
+      </w:r>
+      <m:oMath>
+        <m:r>
+          <m:t>α</m:t>
+        </m:r>
+      </m:oMath>
+      <w:r>
+        <w:t xml:space="preserve"> </w:t>
+      </w:r>
+      <w:r>
+        <w:t xml:space="preserve">= 0.9–1.3 excludes calibration B. The factor of 6.6 is carried by the N8 constant</w:t>
       </w:r>
       <w:r>
         <w:t xml:space="preserve"> </w:t>
@@ -12934,7 +12948,7 @@
         <w:t xml:space="preserve"> </w:t>
       </w:r>
       <w:r>
-        <w:t xml:space="preserve">(measured-to-model ratio at N8 divided by that at N7) has its minimum, 1.058, at calibration B (Fig. 7a), and the model-form variants move the minimum between 1.039 and 1.092 but never to 1. Its</w:t>
+        <w:t xml:space="preserve">(measured-to-model ratio at N8 divided by that at N7) has its minimum, 1.058, at calibration B (Fig. 7a), and the model-form variants move the minimum between 1.039 and 1.092 but never to 1. The</w:t>
       </w:r>
       <w:r>
         <w:t xml:space="preserve"> </w:t>
@@ -12957,7 +12971,7 @@
         <w:t xml:space="preserve"> </w:t>
       </w:r>
       <w:r>
-        <w:t xml:space="preserve">is an effective rigidity 28 % below design, which is implausible as a material loss in a recently built prestressed girder.</w:t>
+        <w:t xml:space="preserve">of calibration B is an effective rigidity 28 % below design, which is implausible as a material loss in a recently built prestressed girder.</w:t>
       </w:r>
     </w:p>
     <w:p>
@@ -14775,7 +14789,7 @@
         <w:t xml:space="preserve"> </w:t>
       </w:r>
       <w:r>
-        <w:t xml:space="preserve">falls from 0.87 with the two deflections to 0.18 with the tiltmeter. The bound assumes standard uncertainties of 2.64 % per deflection and 3 % of the pier rotation; the rotation itself is about 167 µrad under the side-span test load. Frequencies and the case of calibration B are discussed in Supplementary Section S8.</w:t>
+        <w:t xml:space="preserve">falls from 0.87 with the two deflections to 0.18 with the tiltmeter. The bound assumes standard uncertainties of 2.64 % per deflection and 3 % of the pier rotation; the rotation itself is about 167 µrad under the side-span test load.</w:t>
       </w:r>
     </w:p>
     <w:p>

--- a/manuscript/ase/word/Manuscript_ASE.docx
+++ b/manuscript/ase/word/Manuscript_ASE.docx
@@ -80,7 +80,7 @@
         <w:pStyle w:val="FirstParagraph"/>
       </w:pPr>
       <w:r>
-        <w:t xml:space="preserve">Influence-area bridge weigh-in-motion divides the area under a response record by an integral constant. On continuous girders this constant can vanish, because influence lines change sign, and a gauge where it vanishes cannot weigh. The paper gives three main results. First, closed forms locate these blind points for five channel types: strain gauges measuring global bending are blind at every zero of the uniform-load moment and nearly blind 0.19–0.32 of the span from the interior support on two equal spans, whereas deflection gauges are blind only for particular span ratios. Second, for position-independent noise, the best sensor locations are the extremes of the uniform-load response; on one day of public records, weighting gauges by vehicle-free noise covariance raised the error 8.5 percentage points above the gauge average. Third, for symmetric girders with equal piers the constant is linear-fractional in pier stiffness; on an in-service box girder, two static readings leave the side-span deflection constant of the base model uncertain by a factor of 6.6 against 1.5 at mid main span (2.4 against 1.1 with girder rigidity bounded to 0.9–1.3 times design). On this girder, a single deflection gauge belongs at mid main span.</w:t>
+        <w:t xml:space="preserve">Influence-area bridge weigh-in-motion divides the area under a response record by an integral constant. On continuous girders this constant can vanish, because influence lines change sign, and a gauge where it vanishes cannot weigh. The paper gives three main results. First, closed forms locate these blind points for five channel types: strain gauges measuring global bending are blind at every zero of the uniform-load moment and nearly blind 0.19–0.32 of the span from the interior support on two equal spans, whereas deflection gauges are blind only for particular span ratios. Second, for position-independent noise, the best sensor locations are the extremes of the uniform-load response; on one day of public records, weighting gauges by vehicle-free noise covariance raised the error 8.5 percentage points above the gauge average. Third, for symmetric girders with equal piers the constant is linear-fractional in pier stiffness; on an in-service box girder, two static readings leave the side-span deflection constant of the base model uncertain by a factor of 6.6 against 1.5 at mid main span (2.4 against 1.1 with girder rigidity bounded to 0.9–1.3 times the design value). On this girder, a single deflection gauge belongs at mid main span.</w:t>
       </w:r>
     </w:p>
     <w:p>
@@ -15208,7 +15208,7 @@
         <w:pStyle w:val="BodyText"/>
       </w:pPr>
       <w:r>
-        <w:t xml:space="preserve">Pier stiffness. For a symmetric girder with equal piers, the constant is a linear-fractional (Möbius) function of the scaled pier stiffness. On a 55 + 90 + 55 m box girder, two static readings leave the side-span deflection constant of the base model uncertain by a factor of 6.6 against 1.5 for the main-span constant, or 2.4 against 1.1 with girder rigidity bounded to 0.9–1.3 times design; at the design pier stiffness a pier tiltmeter would reduce the Cramér–Rao bound on the standard deviation of</w:t>
+        <w:t xml:space="preserve">Pier stiffness. For a symmetric girder with equal piers, the constant is a linear-fractional (Möbius) function of the scaled pier stiffness. On a 55 + 90 + 55 m box girder, two static readings leave the side-span deflection constant of the base model uncertain by a factor of 6.6 against 1.5 for the main-span constant, or 2.4 against 1.1 with girder rigidity bounded to 0.9–1.3 times the design value; at the design pier stiffness a pier tiltmeter would reduce the Cramér–Rao bound on the standard deviation of</w:t>
       </w:r>
       <w:r>
         <w:t xml:space="preserve"> </w:t>

--- a/manuscript/ase/word/Manuscript_ASE.docx
+++ b/manuscript/ase/word/Manuscript_ASE.docx
@@ -132,7 +132,7 @@
         <w:pStyle w:val="BodyText"/>
       </w:pPr>
       <w:r>
-        <w:t xml:space="preserve">The identity behind these methods is classical: the area under an influence line equals the response to a uniform unit load, as design codes use for distributed lane loads (Ghali et al., 2017). On continuous girders, however, the influence line changes sign over each interior support, and positive and negative areas partly cancel. Continuous bridges have been weighed from distributed fiber-optic strain (Chaudhary et al., 2025), with lane-specific influence lines (Wu et al., 2020) and from deck strain on long-span box girders (Moghadam et al., 2022, 2023a, 2023b); Deng et al. (2025) replaced the small net area of a multi-span displacement influence line by its absolute area. Sensor placement for BWIM has been posed through an augmented Kalman filter (Zhou et al., 2025). Deflection-based load identification has been posed as a regularized stochastic problem (Zhang et al., 2026). Deflection influence lines have been identified from moving-vehicle records (Wang et al., 2026) and inverted for girder stiffness (Zhou et al., 2026) or for the presence and location of stiffness loss in a beam (Dang et al., 2023), and influence lines have been used to estimate the boundary spring stiffness of a suspension-bridge girder (Lin et al., 2023). Strain-history areas along continuous girders have served damage identification (Hong et al., 2016; Wu et al., 2018), and BWIM has been applied to a two-span continuous bridge (Yamaguchi et al., 2009). Single-channel SLM assumes that the integral constant is well away from zero and independent of the boundary conditions, yet none of these studies reads the zeros of the integral constant as blind loci for weighing, or shows how they shift with uncertain boundary conditions. Such criteria are needed to choose, before installation, the few channels that screen continuous bridges for overloads.</w:t>
+        <w:t xml:space="preserve">The identity behind these methods is classical: the area under an influence line equals the response to a uniform unit load, as design codes use for distributed lane loads (Ghali et al., 2017). On continuous girders, however, the influence line changes sign over each interior support, and positive and negative areas partly cancel. Continuous bridges have been weighed from distributed fiber-optic strain (Chaudhary et al., 2025), with lane-specific influence lines (Wu et al., 2020) and from deck strain on long-span box girders (Moghadam et al., 2022, 2023a, 2023b); Deng et al. (2025) replaced the small net area of a multi-span displacement influence line by its absolute area. Sensor placement for BWIM has been posed through an augmented Kalman filter (Zhou et al., 2025). Deflection-based load identification has been posed as a regularized stochastic problem (Zhang et al., 2026). Deflection influence lines have been identified from moving-vehicle records (Wang et al., 2026) and inverted for girder stiffness (Zhou et al., 2026) or for the presence and location of stiffness loss in a beam (Dang et al., 2023), and influence lines have been used to estimate the boundary spring stiffness of a suspension-bridge girder (Lin et al., 2023). Strain-history areas along continuous girders have served damage identification (Hong et al., 2016; Wu et al., 2018), and BWIM has been applied to a two-span continuous bridge (Yamaguchi et al., 2009). Single-channel SLM assumes that the integral constant is well away from zero and independent of the boundary conditions, yet none of these studies reads the zeros of the integral constant as blind loci for weighing, or shows how they shift with uncertain boundary conditions. Criteria that locate these zeros are needed to choose, before installation, the few channels that screen continuous bridges for overloads.</w:t>
       </w:r>
     </w:p>
     <w:p>
@@ -140,12 +140,13 @@
         <w:pStyle w:val="BodyText"/>
       </w:pPr>
       <w:r>
-        <w:t xml:space="preserve">This paper supplies such criteria. Neither the influence-area identity nor the generalized least-squares (GLS) estimator is new; the contribution is a set of design criteria built on them, not a new weighing algorithm. (i) Where a gauge is blind: a closed-form catalog gives the blind and near-blind loci of five channel types on prismatic two- and three-span girders. Its strain criterion, the zeros of the uniform-load moment, holds for any girder in beam theory and, unlike the absolute area of Deng et al. (2025), keeps the estimate linear in the axle loads (Supplementary Section S3). (ii) Where to place sensors: extreme-point optimal design (Elfving, 1952; Pukelsheim, 2006) gives a closed-form placement rule for the gross weight, with optimal sensors at the extremes of the uniform-load response for position-independent noise, whereas Zhou et al. (2025) optimized sensors numerically for axle-force histories. The rule itself is not tested in the field; on one day of public records, GLS weights from vehicle-free noise did worse than the gauge average (Section 4.3). (iii) How pier stiffness moves the constant: for a symmetric girder with equal piers, the constant follows a linear-fractional (Möbius) law, a consequence of the Sherman–Morrison formula (Sherman and Morrison, 1950); on an in-service box girder, two static readings leave a side-span deflection constant several times more uncertain than the main-span constant (Section 5.2). The laboratory test checks the identity, the public records check its assumptions and noise model (not weighing accuracy), and the in-service girder illustrates the limits of identifiability. The blind loci are verified analytically and by finite element (FE) evaluation, not experimentally, and the blind configuration of the laboratory beam (spans of 2500 mm and 3644 mm) was not tested.</w:t>
+        <w:t xml:space="preserve">This paper supplies them. Neither the influence-area identity nor the generalized least-squares (GLS) estimator is new; the contribution is a set of design criteria built on them, not a new weighing algorithm. (i) Where a gauge is blind: a closed-form catalog gives the blind and near-blind loci of five channel types on prismatic two- and three-span girders. Its strain criterion, the zeros of the uniform-load moment, holds for any girder in beam theory and, unlike the absolute area of Deng et al. (2025), keeps the estimate linear in the axle loads (Supplementary Section S3). (ii) Where to place sensors: extreme-point optimal design (Elfving, 1952; Pukelsheim, 2006) gives a closed-form placement rule for the gross weight, with optimal sensors at the extremes of the uniform-load response for position-independent noise, whereas Zhou et al. (2025) optimized sensors numerically for axle-force histories. The rule itself is not tested in the field; on one day of public records, GLS weights from vehicle-free noise did worse than the gauge average (Section 4.3). (iii) How pier stiffness moves the constant: for a symmetric girder with equal piers, the constant follows a linear-fractional (Möbius) law, a consequence of the Sherman–Morrison formula (Sherman and Morrison, 1950); on an in-service box girder, two static readings leave a side-span deflection constant several times more uncertain than the main-span constant (Section 5.2). The laboratory test checks the identity, the public records check its assumptions and noise model (not weighing accuracy), and the in-service girder illustrates the limits of identifiability. The blind loci are verified analytically and by finite element (FE) evaluation, not experimentally, and the blind configuration of the laboratory beam (spans of 2500 mm and 3644 mm) was not tested.</w:t>
       </w:r>
     </w:p>
     <w:p>
       <w:pPr>
         <w:pStyle w:val="BodyText"/>
+        <w:keepNext/>
       </w:pPr>
       <w:r>
         <w:rPr>
@@ -200,6 +201,7 @@
           </w:tcPr>
           <w:p>
             <w:pPr>
+              <w:keepNext/>
               <w:pStyle w:val="Compact"/>
               <w:jc w:val="left"/>
             </w:pPr>
@@ -220,6 +222,7 @@
           </w:tcPr>
           <w:p>
             <w:pPr>
+              <w:keepNext/>
               <w:pStyle w:val="Compact"/>
               <w:jc w:val="left"/>
             </w:pPr>
@@ -240,6 +243,7 @@
           </w:tcPr>
           <w:p>
             <w:pPr>
+              <w:keepNext/>
               <w:pStyle w:val="Compact"/>
               <w:jc w:val="left"/>
             </w:pPr>
@@ -260,6 +264,7 @@
           </w:tcPr>
           <w:p>
             <w:pPr>
+              <w:keepNext/>
               <w:pStyle w:val="Compact"/>
               <w:jc w:val="left"/>
             </w:pPr>
@@ -279,6 +284,7 @@
           </w:tcPr>
           <w:p>
             <w:pPr>
+              <w:keepNext/>
               <w:pStyle w:val="Compact"/>
               <w:jc w:val="left"/>
             </w:pPr>
@@ -295,6 +301,7 @@
           </w:tcPr>
           <w:p>
             <w:pPr>
+              <w:keepNext/>
               <w:pStyle w:val="Compact"/>
               <w:jc w:val="left"/>
             </w:pPr>
@@ -309,6 +316,7 @@
           </w:tcPr>
           <w:p>
             <w:pPr>
+              <w:keepNext/>
               <w:pStyle w:val="Compact"/>
               <w:jc w:val="left"/>
             </w:pPr>
@@ -325,6 +333,7 @@
           </w:tcPr>
           <w:p>
             <w:pPr>
+              <w:keepNext/>
               <w:pStyle w:val="Compact"/>
               <w:jc w:val="left"/>
             </w:pPr>
@@ -344,6 +353,7 @@
           </w:tcPr>
           <w:p>
             <w:pPr>
+              <w:keepNext/>
               <w:pStyle w:val="Compact"/>
               <w:jc w:val="left"/>
             </w:pPr>
@@ -369,6 +379,7 @@
           </w:tcPr>
           <w:p>
             <w:pPr>
+              <w:keepNext/>
               <w:pStyle w:val="Compact"/>
               <w:jc w:val="left"/>
             </w:pPr>
@@ -383,6 +394,7 @@
           </w:tcPr>
           <w:p>
             <w:pPr>
+              <w:keepNext/>
               <w:pStyle w:val="Compact"/>
               <w:jc w:val="left"/>
             </w:pPr>
@@ -399,6 +411,7 @@
           </w:tcPr>
           <w:p>
             <w:pPr>
+              <w:keepNext/>
               <w:pStyle w:val="Compact"/>
               <w:jc w:val="left"/>
             </w:pPr>
@@ -435,6 +448,7 @@
           </w:tcPr>
           <w:p>
             <w:pPr>
+              <w:keepNext/>
               <w:pStyle w:val="Compact"/>
               <w:jc w:val="left"/>
             </w:pPr>
@@ -460,6 +474,7 @@
           </w:tcPr>
           <w:p>
             <w:pPr>
+              <w:keepNext/>
               <w:pStyle w:val="Compact"/>
               <w:jc w:val="left"/>
             </w:pPr>
@@ -474,6 +489,7 @@
           </w:tcPr>
           <w:p>
             <w:pPr>
+              <w:keepNext/>
               <w:pStyle w:val="Compact"/>
               <w:jc w:val="left"/>
             </w:pPr>
@@ -490,6 +506,7 @@
           </w:tcPr>
           <w:p>
             <w:pPr>
+              <w:keepNext/>
               <w:pStyle w:val="Compact"/>
               <w:jc w:val="left"/>
             </w:pPr>
@@ -509,6 +526,7 @@
           </w:tcPr>
           <w:p>
             <w:pPr>
+              <w:keepNext/>
               <w:pStyle w:val="Compact"/>
               <w:jc w:val="left"/>
             </w:pPr>
@@ -525,6 +543,7 @@
           </w:tcPr>
           <w:p>
             <w:pPr>
+              <w:keepNext/>
               <w:pStyle w:val="Compact"/>
               <w:jc w:val="left"/>
             </w:pPr>
@@ -539,6 +558,7 @@
           </w:tcPr>
           <w:p>
             <w:pPr>
+              <w:keepNext/>
               <w:pStyle w:val="Compact"/>
               <w:jc w:val="left"/>
             </w:pPr>
@@ -555,6 +575,7 @@
           </w:tcPr>
           <w:p>
             <w:pPr>
+              <w:keepNext/>
               <w:pStyle w:val="Compact"/>
               <w:jc w:val="left"/>
             </w:pPr>
@@ -574,6 +595,7 @@
           </w:tcPr>
           <w:p>
             <w:pPr>
+              <w:keepNext/>
               <w:pStyle w:val="Compact"/>
               <w:jc w:val="left"/>
             </w:pPr>
@@ -590,6 +612,7 @@
           </w:tcPr>
           <w:p>
             <w:pPr>
+              <w:keepNext/>
               <w:pStyle w:val="Compact"/>
               <w:jc w:val="left"/>
             </w:pPr>
@@ -604,6 +627,7 @@
           </w:tcPr>
           <w:p>
             <w:pPr>
+              <w:keepNext/>
               <w:pStyle w:val="Compact"/>
               <w:jc w:val="left"/>
             </w:pPr>
@@ -620,6 +644,7 @@
           </w:tcPr>
           <w:p>
             <w:pPr>
+              <w:keepNext/>
               <w:pStyle w:val="Compact"/>
               <w:jc w:val="left"/>
             </w:pPr>
@@ -639,6 +664,7 @@
           </w:tcPr>
           <w:p>
             <w:pPr>
+              <w:keepNext/>
               <w:pStyle w:val="Compact"/>
               <w:jc w:val="left"/>
             </w:pPr>
@@ -655,6 +681,7 @@
           </w:tcPr>
           <w:p>
             <w:pPr>
+              <w:keepNext/>
               <w:pStyle w:val="Compact"/>
               <w:jc w:val="left"/>
             </w:pPr>
@@ -669,6 +696,7 @@
           </w:tcPr>
           <w:p>
             <w:pPr>
+              <w:keepNext/>
               <w:pStyle w:val="Compact"/>
               <w:jc w:val="left"/>
             </w:pPr>
@@ -694,6 +722,7 @@
           </w:tcPr>
           <w:p>
             <w:pPr>
+              <w:keepNext/>
               <w:pStyle w:val="Compact"/>
               <w:jc w:val="left"/>
             </w:pPr>
@@ -882,7 +911,6 @@
           <m:dPr>
             <m:begChr m:val="("/>
             <m:endChr m:val=")"/>
-            <m:sepChr m:val=""/>
             <m:grow/>
           </m:dPr>
           <m:e>
@@ -967,7 +995,6 @@
           <m:dPr>
             <m:begChr m:val="("/>
             <m:endChr m:val=")"/>
-            <m:sepChr m:val=""/>
             <m:grow/>
           </m:dPr>
           <m:e>
@@ -991,7 +1018,6 @@
           <m:dPr>
             <m:begChr m:val="["/>
             <m:endChr m:val="]"/>
-            <m:sepChr m:val=""/>
             <m:grow/>
           </m:dPr>
           <m:e>
@@ -1157,7 +1183,6 @@
                   <m:dPr>
                     <m:begChr m:val="("/>
                     <m:endChr m:val=")"/>
-                    <m:sepChr m:val=""/>
                     <m:grow/>
                   </m:dPr>
                   <m:e>
@@ -1232,7 +1257,6 @@
                   <m:dPr>
                     <m:begChr m:val="("/>
                     <m:endChr m:val=")"/>
-                    <m:sepChr m:val=""/>
                     <m:grow/>
                   </m:dPr>
                   <m:e>
@@ -1426,6 +1450,7 @@
                 <m:r>
                   <m:rPr>
                     <m:sty m:val="p"/>
+                    <m:nor/>
                   </m:rPr>
                   <m:t>d</m:t>
                 </m:r>
@@ -1541,7 +1566,6 @@
                   <m:dPr>
                     <m:begChr m:val="("/>
                     <m:endChr m:val=")"/>
-                    <m:sepChr m:val=""/>
                     <m:grow/>
                   </m:dPr>
                   <m:e>
@@ -1556,6 +1580,7 @@
                 <m:r>
                   <m:rPr>
                     <m:sty m:val="p"/>
+                    <m:nor/>
                   </m:rPr>
                   <m:t>d</m:t>
                 </m:r>
@@ -1589,7 +1614,6 @@
                       <m:dPr>
                         <m:begChr m:val="["/>
                         <m:endChr m:val="]"/>
-                        <m:sepChr m:val=""/>
                         <m:grow/>
                       </m:dPr>
                       <m:e>
@@ -1730,7 +1754,6 @@
           <m:dPr>
             <m:begChr m:val="["/>
             <m:endChr m:val="]"/>
-            <m:sepChr m:val=""/>
             <m:grow/>
           </m:dPr>
           <m:e>
@@ -1816,7 +1839,6 @@
           <m:dPr>
             <m:begChr m:val="["/>
             <m:endChr m:val="]"/>
-            <m:sepChr m:val=""/>
             <m:grow/>
           </m:dPr>
           <m:e>
@@ -2107,7 +2129,6 @@
                       <m:dPr>
                         <m:begChr m:val="("/>
                         <m:endChr m:val=")"/>
-                        <m:sepChr m:val=""/>
                         <m:grow/>
                       </m:dPr>
                       <m:e>
@@ -2226,7 +2247,6 @@
           <m:dPr>
             <m:begChr m:val="("/>
             <m:endChr m:val=")"/>
-            <m:sepChr m:val=""/>
             <m:grow/>
           </m:dPr>
           <m:e>
@@ -2518,7 +2538,6 @@
           <m:dPr>
             <m:begChr m:val="("/>
             <m:endChr m:val=")"/>
-            <m:sepChr m:val=""/>
             <m:grow/>
           </m:dPr>
           <m:e>
@@ -2620,7 +2639,6 @@
           <m:dPr>
             <m:begChr m:val="("/>
             <m:endChr m:val=")"/>
-            <m:sepChr m:val=""/>
             <m:grow/>
           </m:dPr>
           <m:e>
@@ -2680,7 +2698,6 @@
           <m:dPr>
             <m:begChr m:val="("/>
             <m:endChr m:val=")"/>
-            <m:sepChr m:val=""/>
             <m:grow/>
           </m:dPr>
           <m:e>
@@ -2886,7 +2903,6 @@
                       <m:dPr>
                         <m:begChr m:val="("/>
                         <m:endChr m:val=")"/>
-                        <m:sepChr m:val=""/>
                         <m:grow/>
                       </m:dPr>
                       <m:e>
@@ -3284,6 +3300,7 @@
     <w:p>
       <w:pPr>
         <w:pStyle w:val="Captionjustified"/>
+        <w:keepLines/>
       </w:pPr>
       <w:r>
         <w:rPr>
@@ -3754,7 +3771,6 @@
                   <m:dPr>
                     <m:begChr m:val="("/>
                     <m:endChr m:val=")"/>
-                    <m:sepChr m:val=""/>
                     <m:grow/>
                   </m:dPr>
                   <m:e>
@@ -3788,7 +3804,6 @@
                   <m:dPr>
                     <m:begChr m:val="("/>
                     <m:endChr m:val=")"/>
-                    <m:sepChr m:val=""/>
                     <m:grow/>
                   </m:dPr>
                   <m:e>
@@ -3819,7 +3834,6 @@
                   <m:dPr>
                     <m:begChr m:val="("/>
                     <m:endChr m:val=")"/>
-                    <m:sepChr m:val=""/>
                     <m:grow/>
                   </m:dPr>
                   <m:e>
@@ -3898,7 +3912,6 @@
                   <m:dPr>
                     <m:begChr m:val="("/>
                     <m:endChr m:val=")"/>
-                    <m:sepChr m:val=""/>
                     <m:grow/>
                   </m:dPr>
                   <m:e>
@@ -4127,7 +4140,6 @@
                   <m:dPr>
                     <m:begChr m:val="("/>
                     <m:endChr m:val=")"/>
-                    <m:sepChr m:val=""/>
                     <m:grow/>
                   </m:dPr>
                   <m:e>
@@ -4154,7 +4166,6 @@
                       <m:dPr>
                         <m:begChr m:val="("/>
                         <m:endChr m:val=")"/>
-                        <m:sepChr m:val=""/>
                         <m:grow/>
                       </m:dPr>
                       <m:e>
@@ -4319,7 +4330,6 @@
           <m:dPr>
             <m:begChr m:val="|"/>
             <m:endChr m:val="|"/>
-            <m:sepChr m:val=""/>
             <m:grow/>
           </m:dPr>
           <m:e>
@@ -4404,6 +4414,7 @@
     <w:p>
       <w:pPr>
         <w:pStyle w:val="Captionjustified"/>
+        <w:keepLines/>
       </w:pPr>
       <w:r>
         <w:rPr>
@@ -4474,7 +4485,6 @@
           <m:dPr>
             <m:begChr m:val="|"/>
             <m:endChr m:val="|"/>
-            <m:sepChr m:val=""/>
             <m:grow/>
           </m:dPr>
           <m:e>
@@ -4531,7 +4541,6 @@
           <m:dPr>
             <m:begChr m:val="("/>
             <m:endChr m:val=")"/>
-            <m:sepChr m:val=""/>
             <m:grow/>
           </m:dPr>
           <m:e>
@@ -4670,7 +4679,6 @@
           <m:dPr>
             <m:begChr m:val="("/>
             <m:endChr m:val=")"/>
-            <m:sepChr m:val=""/>
             <m:grow/>
           </m:dPr>
           <m:e>
@@ -4730,7 +4738,6 @@
           <m:dPr>
             <m:begChr m:val="("/>
             <m:endChr m:val=")"/>
-            <m:sepChr m:val=""/>
             <m:grow/>
           </m:dPr>
           <m:e>
@@ -4864,7 +4871,6 @@
                       <m:dPr>
                         <m:begChr m:val="("/>
                         <m:endChr m:val=")"/>
-                        <m:sepChr m:val=""/>
                         <m:grow/>
                       </m:dPr>
                       <m:e>
@@ -4926,7 +4932,6 @@
                   <m:dPr>
                     <m:begChr m:val="("/>
                     <m:endChr m:val=")"/>
-                    <m:sepChr m:val=""/>
                     <m:grow/>
                   </m:dPr>
                   <m:e>
@@ -4973,7 +4978,6 @@
                   <m:dPr>
                     <m:begChr m:val="("/>
                     <m:endChr m:val=")"/>
-                    <m:sepChr m:val=""/>
                     <m:grow/>
                   </m:dPr>
                   <m:e>
@@ -5160,7 +5164,6 @@
           <m:dPr>
             <m:begChr m:val="|"/>
             <m:endChr m:val="|"/>
-            <m:sepChr m:val=""/>
             <m:grow/>
           </m:dPr>
           <m:e>
@@ -5199,7 +5202,6 @@
           <m:dPr>
             <m:begChr m:val="|"/>
             <m:endChr m:val="|"/>
-            <m:sepChr m:val=""/>
             <m:grow/>
           </m:dPr>
           <m:e>
@@ -5277,7 +5279,6 @@
           <m:dPr>
             <m:begChr m:val="("/>
             <m:endChr m:val=")"/>
-            <m:sepChr m:val=""/>
             <m:grow/>
           </m:dPr>
           <m:e>
@@ -5371,7 +5372,6 @@
           <m:dPr>
             <m:begChr m:val="("/>
             <m:endChr m:val=")"/>
-            <m:sepChr m:val=""/>
             <m:grow/>
           </m:dPr>
           <m:e>
@@ -5521,6 +5521,7 @@
     <w:p>
       <w:pPr>
         <w:pStyle w:val="Captionjustified"/>
+        <w:keepLines/>
       </w:pPr>
       <w:r>
         <w:rPr>
@@ -5652,7 +5653,6 @@
           <m:dPr>
             <m:begChr m:val="|"/>
             <m:endChr m:val="|"/>
-            <m:sepChr m:val=""/>
             <m:grow/>
           </m:dPr>
           <m:e>
@@ -5768,6 +5768,7 @@
       <w:pPr>
         <w:pStyle w:val="BodyText"/>
         <w:keepNext/>
+        <w:keepLines/>
       </w:pPr>
       <w:r>
         <w:rPr>
@@ -5884,6 +5885,7 @@
           </w:tcPr>
           <w:p>
             <w:pPr>
+              <w:keepNext/>
               <w:pStyle w:val="Compact"/>
               <w:jc w:val="left"/>
             </w:pPr>
@@ -5904,6 +5906,7 @@
           </w:tcPr>
           <w:p>
             <w:pPr>
+              <w:keepNext/>
               <w:pStyle w:val="Compact"/>
               <w:jc w:val="left"/>
             </w:pPr>
@@ -5924,6 +5927,7 @@
           </w:tcPr>
           <w:p>
             <w:pPr>
+              <w:keepNext/>
               <w:pStyle w:val="Compact"/>
               <w:jc w:val="left"/>
             </w:pPr>
@@ -5944,6 +5948,7 @@
           </w:tcPr>
           <w:p>
             <w:pPr>
+              <w:keepNext/>
               <w:pStyle w:val="Compact"/>
               <w:jc w:val="left"/>
             </w:pPr>
@@ -5963,6 +5968,7 @@
           </w:tcPr>
           <w:p>
             <w:pPr>
+              <w:keepNext/>
               <w:pStyle w:val="Compact"/>
               <w:jc w:val="left"/>
             </w:pPr>
@@ -5977,6 +5983,7 @@
           </w:tcPr>
           <w:p>
             <w:pPr>
+              <w:keepNext/>
               <w:pStyle w:val="Compact"/>
               <w:jc w:val="left"/>
             </w:pPr>
@@ -6008,6 +6015,7 @@
           </w:tcPr>
           <w:p>
             <w:pPr>
+              <w:keepNext/>
               <w:pStyle w:val="Compact"/>
               <w:jc w:val="left"/>
             </w:pPr>
@@ -6135,6 +6143,7 @@
           </w:tcPr>
           <w:p>
             <w:pPr>
+              <w:keepNext/>
               <w:pStyle w:val="Compact"/>
               <w:jc w:val="left"/>
             </w:pPr>
@@ -6210,26 +6219,10 @@
                 </m:rPr>
                 <m:t>=</m:t>
               </m:r>
-              <m:f>
-                <m:fPr>
-                  <m:type m:val="lin"/>
-                </m:fPr>
-                <m:num>
-                  <m:r>
-                    <m:t>1</m:t>
-                  </m:r>
-                </m:num>
-                <m:den>
-                  <m:r>
-                    <m:t>2</m:t>
-                  </m:r>
-                </m:den>
-              </m:f>
               <m:d>
                 <m:dPr>
                   <m:begChr m:val="("/>
                   <m:endChr m:val=")"/>
-                  <m:sepChr m:val=""/>
                   <m:grow/>
                 </m:dPr>
                 <m:e>
@@ -6282,6 +6275,15 @@
                   </m:rad>
                 </m:e>
               </m:d>
+              <m:r>
+                <m:rPr>
+                  <m:sty m:val="p"/>
+                </m:rPr>
+                <m:t>/</m:t>
+              </m:r>
+              <m:r>
+                <m:t>2</m:t>
+              </m:r>
             </m:oMath>
             <w:r>
               <w:t xml:space="preserve"> </w:t>
@@ -6322,6 +6324,7 @@
           </w:tcPr>
           <w:p>
             <w:pPr>
+              <w:keepNext/>
               <w:pStyle w:val="Compact"/>
               <w:jc w:val="left"/>
             </w:pPr>
@@ -6336,6 +6339,7 @@
           </w:tcPr>
           <w:p>
             <w:pPr>
+              <w:keepNext/>
               <w:pStyle w:val="Compact"/>
               <w:jc w:val="left"/>
             </w:pPr>
@@ -6367,6 +6371,7 @@
           </w:tcPr>
           <w:p>
             <w:pPr>
+              <w:keepNext/>
               <w:pStyle w:val="Compact"/>
               <w:jc w:val="left"/>
             </w:pPr>
@@ -6400,7 +6405,6 @@
                 <m:dPr>
                   <m:begChr m:val="("/>
                   <m:endChr m:val=")"/>
-                  <m:sepChr m:val=""/>
                   <m:grow/>
                 </m:dPr>
                 <m:e>
@@ -6496,6 +6500,7 @@
           </w:tcPr>
           <w:p>
             <w:pPr>
+              <w:keepNext/>
               <w:pStyle w:val="Compact"/>
               <w:jc w:val="left"/>
             </w:pPr>
@@ -6616,6 +6621,7 @@
           </w:tcPr>
           <w:p>
             <w:pPr>
+              <w:keepNext/>
               <w:pStyle w:val="Compact"/>
               <w:jc w:val="left"/>
             </w:pPr>
@@ -6630,6 +6636,7 @@
           </w:tcPr>
           <w:p>
             <w:pPr>
+              <w:keepNext/>
               <w:pStyle w:val="Compact"/>
               <w:jc w:val="left"/>
             </w:pPr>
@@ -6661,6 +6668,7 @@
           </w:tcPr>
           <w:p>
             <w:pPr>
+              <w:keepNext/>
               <w:pStyle w:val="Compact"/>
               <w:jc w:val="left"/>
             </w:pPr>
@@ -6746,6 +6754,7 @@
           </w:tcPr>
           <w:p>
             <w:pPr>
+              <w:keepNext/>
               <w:pStyle w:val="Compact"/>
               <w:jc w:val="left"/>
             </w:pPr>
@@ -6779,7 +6788,6 @@
                 <m:dPr>
                   <m:begChr m:val="("/>
                   <m:endChr m:val=")"/>
-                  <m:sepChr m:val=""/>
                   <m:grow/>
                 </m:dPr>
                 <m:e>
@@ -6865,6 +6873,7 @@
           </w:tcPr>
           <w:p>
             <w:pPr>
+              <w:keepNext/>
               <w:pStyle w:val="Compact"/>
               <w:jc w:val="left"/>
             </w:pPr>
@@ -6879,6 +6888,7 @@
           </w:tcPr>
           <w:p>
             <w:pPr>
+              <w:keepNext/>
               <w:pStyle w:val="Compact"/>
               <w:jc w:val="left"/>
             </w:pPr>
@@ -6910,6 +6920,7 @@
           </w:tcPr>
           <w:p>
             <w:pPr>
+              <w:keepNext/>
               <w:pStyle w:val="Compact"/>
               <w:jc w:val="left"/>
             </w:pPr>
@@ -6953,6 +6964,7 @@
           </w:tcPr>
           <w:p>
             <w:pPr>
+              <w:keepNext/>
               <w:pStyle w:val="Compact"/>
               <w:jc w:val="left"/>
             </w:pPr>
@@ -7001,6 +7013,7 @@
           </w:tcPr>
           <w:p>
             <w:pPr>
+              <w:keepNext/>
               <w:pStyle w:val="Compact"/>
               <w:jc w:val="left"/>
             </w:pPr>
@@ -7015,6 +7028,7 @@
           </w:tcPr>
           <w:p>
             <w:pPr>
+              <w:keepNext/>
               <w:pStyle w:val="Compact"/>
               <w:jc w:val="left"/>
             </w:pPr>
@@ -7029,6 +7043,7 @@
           </w:tcPr>
           <w:p>
             <w:pPr>
+              <w:keepNext/>
               <w:pStyle w:val="Compact"/>
               <w:jc w:val="left"/>
             </w:pPr>
@@ -7077,6 +7092,7 @@
           </w:tcPr>
           <w:p>
             <w:pPr>
+              <w:keepNext/>
               <w:pStyle w:val="Compact"/>
               <w:jc w:val="left"/>
             </w:pPr>
@@ -7227,7 +7243,6 @@
           <m:dPr>
             <m:begChr m:val="|"/>
             <m:endChr m:val="|"/>
-            <m:sepChr m:val=""/>
             <m:grow/>
           </m:dPr>
           <m:e>
@@ -7724,7 +7739,6 @@
                       <m:dPr>
                         <m:begChr m:val="|"/>
                         <m:endChr m:val="|"/>
-                        <m:sepChr m:val=""/>
                         <m:grow/>
                       </m:dPr>
                       <m:e>
@@ -9126,7 +9140,6 @@
                       <m:dPr>
                         <m:begChr m:val="("/>
                         <m:endChr m:val=")"/>
-                        <m:sepChr m:val=""/>
                         <m:grow/>
                       </m:dPr>
                       <m:e>
@@ -9208,7 +9221,6 @@
                               <m:dPr>
                                 <m:begChr m:val="("/>
                                 <m:endChr m:val=")"/>
-                                <m:sepChr m:val=""/>
                                 <m:grow/>
                               </m:dPr>
                               <m:e>
@@ -9377,7 +9389,6 @@
           <m:dPr>
             <m:begChr m:val="("/>
             <m:endChr m:val=")"/>
-            <m:sepChr m:val=""/>
             <m:grow/>
           </m:dPr>
           <m:e>
@@ -9413,7 +9424,6 @@
           <m:dPr>
             <m:begChr m:val="("/>
             <m:endChr m:val=")"/>
-            <m:sepChr m:val=""/>
             <m:grow/>
           </m:dPr>
           <m:e>
@@ -9440,7 +9450,6 @@
           <m:dPr>
             <m:begChr m:val="("/>
             <m:endChr m:val=")"/>
-            <m:sepChr m:val=""/>
             <m:grow/>
           </m:dPr>
           <m:e>
@@ -9473,7 +9482,6 @@
           <m:dPr>
             <m:begChr m:val="("/>
             <m:endChr m:val=")"/>
-            <m:sepChr m:val=""/>
             <m:grow/>
           </m:dPr>
           <m:e>
@@ -9556,7 +9564,6 @@
           <m:dPr>
             <m:begChr m:val="("/>
             <m:endChr m:val=")"/>
-            <m:sepChr m:val=""/>
             <m:grow/>
           </m:dPr>
           <m:e>
@@ -9575,7 +9582,6 @@
           <m:dPr>
             <m:begChr m:val="("/>
             <m:endChr m:val=")"/>
-            <m:sepChr m:val=""/>
             <m:grow/>
           </m:dPr>
           <m:e>
@@ -9637,7 +9643,6 @@
           <m:dPr>
             <m:begChr m:val="|"/>
             <m:endChr m:val="|"/>
-            <m:sepChr m:val=""/>
             <m:grow/>
           </m:dPr>
           <m:e>
@@ -9797,7 +9802,6 @@
           <m:dPr>
             <m:begChr m:val="("/>
             <m:endChr m:val=")"/>
-            <m:sepChr m:val=""/>
             <m:grow/>
           </m:dPr>
           <m:e>
@@ -9988,7 +9992,6 @@
                   <m:dPr>
                     <m:begChr m:val="("/>
                     <m:endChr m:val=")"/>
-                    <m:sepChr m:val=""/>
                     <m:grow/>
                   </m:dPr>
                   <m:e>
@@ -10031,7 +10034,6 @@
                   <m:dPr>
                     <m:begChr m:val="["/>
                     <m:endChr m:val="]"/>
-                    <m:sepChr m:val=""/>
                     <m:grow/>
                   </m:dPr>
                   <m:e>
@@ -10360,7 +10362,6 @@
           <m:dPr>
             <m:begChr m:val="|"/>
             <m:endChr m:val="|"/>
-            <m:sepChr m:val=""/>
             <m:grow/>
           </m:dPr>
           <m:e>
@@ -10440,7 +10441,6 @@
           <m:dPr>
             <m:begChr m:val="("/>
             <m:endChr m:val=")"/>
-            <m:sepChr m:val=""/>
             <m:grow/>
           </m:dPr>
           <m:e>
@@ -10550,7 +10550,6 @@
                   <m:dPr>
                     <m:begChr m:val="("/>
                     <m:endChr m:val=")"/>
-                    <m:sepChr m:val=""/>
                     <m:grow/>
                   </m:dPr>
                   <m:e>
@@ -10593,7 +10592,6 @@
                       <m:dPr>
                         <m:begChr m:val="("/>
                         <m:endChr m:val=")"/>
-                        <m:sepChr m:val=""/>
                         <m:grow/>
                       </m:dPr>
                       <m:e>
@@ -10842,7 +10840,6 @@
           <m:dPr>
             <m:begChr m:val="("/>
             <m:endChr m:val=")"/>
-            <m:sepChr m:val=""/>
             <m:grow/>
           </m:dPr>
           <m:e>
@@ -10913,7 +10910,6 @@
           <m:dPr>
             <m:begChr m:val="["/>
             <m:endChr m:val="]"/>
-            <m:sepChr m:val=""/>
             <m:grow/>
           </m:dPr>
           <m:e>
@@ -10936,7 +10932,6 @@
               <m:dPr>
                 <m:begChr m:val="("/>
                 <m:endChr m:val=")"/>
-                <m:sepChr m:val=""/>
                 <m:grow/>
               </m:dPr>
               <m:e>
@@ -11201,7 +11196,6 @@
           <m:dPr>
             <m:begChr m:val="("/>
             <m:endChr m:val=")"/>
-            <m:sepChr m:val=""/>
             <m:grow/>
           </m:dPr>
           <m:e>
@@ -11335,6 +11329,7 @@
         <m:r>
           <m:rPr>
             <m:sty m:val="p"/>
+            <m:nor/>
           </m:rPr>
           <m:t>d</m:t>
         </m:r>
@@ -11399,6 +11394,7 @@
     <w:p>
       <w:pPr>
         <w:pStyle w:val="Captionjustified"/>
+        <w:keepLines/>
       </w:pPr>
       <w:r>
         <w:rPr>
@@ -11432,6 +11428,7 @@
         <m:r>
           <m:rPr>
             <m:sty m:val="p"/>
+            <m:nor/>
           </m:rPr>
           <m:t>d</m:t>
         </m:r>
@@ -11514,6 +11511,7 @@
     <w:p>
       <w:pPr>
         <w:pStyle w:val="Captionjustified"/>
+        <w:keepLines/>
       </w:pPr>
       <w:r>
         <w:rPr>
@@ -11581,6 +11579,7 @@
       <w:pPr>
         <w:pStyle w:val="BodyText"/>
         <w:keepNext/>
+        <w:keepLines/>
       </w:pPr>
       <w:r>
         <w:rPr>
@@ -11648,6 +11647,7 @@
           </w:tcPr>
           <w:p>
             <w:pPr>
+              <w:keepNext/>
               <w:pStyle w:val="Compact"/>
               <w:jc w:val="left"/>
             </w:pPr>
@@ -11668,6 +11668,7 @@
           </w:tcPr>
           <w:p>
             <w:pPr>
+              <w:keepNext/>
               <w:pStyle w:val="Compact"/>
               <w:jc w:val="right"/>
             </w:pPr>
@@ -11688,6 +11689,7 @@
           </w:tcPr>
           <w:p>
             <w:pPr>
+              <w:keepNext/>
               <w:pStyle w:val="Compact"/>
               <w:jc w:val="right"/>
             </w:pPr>
@@ -11707,6 +11709,7 @@
           </w:tcPr>
           <w:p>
             <w:pPr>
+              <w:keepNext/>
               <w:pStyle w:val="Compact"/>
               <w:jc w:val="left"/>
             </w:pPr>
@@ -11721,6 +11724,7 @@
           </w:tcPr>
           <w:p>
             <w:pPr>
+              <w:keepNext/>
               <w:pStyle w:val="Compact"/>
               <w:jc w:val="right"/>
             </w:pPr>
@@ -11735,6 +11739,7 @@
           </w:tcPr>
           <w:p>
             <w:pPr>
+              <w:keepNext/>
               <w:pStyle w:val="Compact"/>
               <w:jc w:val="right"/>
             </w:pPr>
@@ -11754,6 +11759,7 @@
           </w:tcPr>
           <w:p>
             <w:pPr>
+              <w:keepNext/>
               <w:pStyle w:val="Compact"/>
               <w:jc w:val="left"/>
             </w:pPr>
@@ -11776,6 +11782,7 @@
           </w:tcPr>
           <w:p>
             <w:pPr>
+              <w:keepNext/>
               <w:pStyle w:val="Compact"/>
               <w:jc w:val="right"/>
             </w:pPr>
@@ -11790,6 +11797,7 @@
           </w:tcPr>
           <w:p>
             <w:pPr>
+              <w:keepNext/>
               <w:pStyle w:val="Compact"/>
               <w:jc w:val="right"/>
             </w:pPr>
@@ -11809,6 +11817,7 @@
           </w:tcPr>
           <w:p>
             <w:pPr>
+              <w:keepNext/>
               <w:pStyle w:val="Compact"/>
               <w:jc w:val="left"/>
             </w:pPr>
@@ -11823,6 +11832,7 @@
           </w:tcPr>
           <w:p>
             <w:pPr>
+              <w:keepNext/>
               <w:pStyle w:val="Compact"/>
               <w:jc w:val="right"/>
             </w:pPr>
@@ -11837,6 +11847,7 @@
           </w:tcPr>
           <w:p>
             <w:pPr>
+              <w:keepNext/>
               <w:pStyle w:val="Compact"/>
               <w:jc w:val="right"/>
             </w:pPr>
@@ -11971,7 +11982,7 @@
         <w:pStyle w:val="FirstParagraph"/>
       </w:pPr>
       <w:r>
-        <w:t xml:space="preserve">The Mây Bridge crosses the Kinh Môn River in Hải Dương, Viet Nam. Its main bridge is a 55 + 90 + 55 m continuous prestressed concrete box girder built by balanced cantilever (</w:t>
+        <w:t xml:space="preserve">The Mây Bridge crosses the Kinh Môn River in Hải Dương, Viet Nam. Its main bridge is a 55 + 90 + 55 m continuous prestressed concrete box girder built by balanced cantilever (</w:t>
       </w:r>
       <m:oMath>
         <m:r>
@@ -12023,6 +12034,7 @@
             <m:r>
               <m:rPr>
                 <m:sty m:val="p"/>
+                <m:nor/>
               </m:rPr>
               <m:t>v</m:t>
             </m:r>
@@ -12381,6 +12393,7 @@
     <w:p>
       <w:pPr>
         <w:pStyle w:val="Captionjustified"/>
+        <w:keepLines/>
       </w:pPr>
       <w:r>
         <w:rPr>
@@ -12476,7 +12489,6 @@
           <m:dPr>
             <m:begChr m:val="("/>
             <m:endChr m:val=")"/>
-            <m:sepChr m:val=""/>
             <m:grow/>
           </m:dPr>
           <m:e>
@@ -12509,7 +12521,6 @@
               <m:dPr>
                 <m:begChr m:val="("/>
                 <m:endChr m:val=")"/>
-                <m:sepChr m:val=""/>
                 <m:grow/>
               </m:dPr>
               <m:e>
@@ -12578,7 +12589,6 @@
               <m:dPr>
                 <m:begChr m:val="("/>
                 <m:endChr m:val=")"/>
-                <m:sepChr m:val=""/>
                 <m:grow/>
               </m:dPr>
               <m:e>
@@ -12645,7 +12655,6 @@
               <m:dPr>
                 <m:begChr m:val="("/>
                 <m:endChr m:val=")"/>
-                <m:sepChr m:val=""/>
                 <m:grow/>
               </m:dPr>
               <m:e>
@@ -13024,6 +13033,7 @@
     <w:p>
       <w:pPr>
         <w:pStyle w:val="Captionjustified"/>
+        <w:keepLines/>
       </w:pPr>
       <w:r>
         <w:rPr>
@@ -13104,6 +13114,7 @@
             <m:r>
               <m:rPr>
                 <m:sty m:val="p"/>
+                <m:nor/>
               </m:rPr>
               <m:t>v</m:t>
             </m:r>
@@ -13121,7 +13132,6 @@
           <m:dPr>
             <m:begChr m:val="|"/>
             <m:endChr m:val="|"/>
-            <m:sepChr m:val=""/>
             <m:grow/>
           </m:dPr>
           <m:e>
@@ -13202,7 +13212,6 @@
           <m:dPr>
             <m:begChr m:val="("/>
             <m:endChr m:val=")"/>
-            <m:sepChr m:val=""/>
             <m:grow/>
           </m:dPr>
           <m:e>
@@ -13269,7 +13278,6 @@
           <m:dPr>
             <m:begChr m:val="("/>
             <m:endChr m:val=")"/>
-            <m:sepChr m:val=""/>
             <m:grow/>
           </m:dPr>
           <m:e>
@@ -13471,6 +13479,7 @@
       <w:pPr>
         <w:pStyle w:val="BodyText"/>
         <w:keepNext/>
+        <w:keepLines/>
       </w:pPr>
       <w:r>
         <w:rPr>
@@ -13680,6 +13689,7 @@
             <m:r>
               <m:rPr>
                 <m:sty m:val="p"/>
+                <m:nor/>
               </m:rPr>
               <m:t>v</m:t>
             </m:r>
@@ -13733,6 +13743,7 @@
           </w:tcPr>
           <w:p>
             <w:pPr>
+              <w:keepNext/>
               <w:pStyle w:val="Compact"/>
               <w:jc w:val="left"/>
             </w:pPr>
@@ -13753,6 +13764,7 @@
           </w:tcPr>
           <w:p>
             <w:pPr>
+              <w:keepNext/>
               <w:pStyle w:val="Compact"/>
               <w:jc w:val="right"/>
             </w:pPr>
@@ -13792,6 +13804,7 @@
           </w:tcPr>
           <w:p>
             <w:pPr>
+              <w:keepNext/>
               <w:pStyle w:val="Compact"/>
               <w:jc w:val="right"/>
             </w:pPr>
@@ -13826,6 +13839,7 @@
           </w:tcPr>
           <w:p>
             <w:pPr>
+              <w:keepNext/>
               <w:pStyle w:val="Compact"/>
               <w:jc w:val="right"/>
             </w:pPr>
@@ -13856,6 +13870,7 @@
           </w:tcPr>
           <w:p>
             <w:pPr>
+              <w:keepNext/>
               <w:pStyle w:val="Compact"/>
               <w:jc w:val="right"/>
             </w:pPr>
@@ -13880,6 +13895,7 @@
           </w:tcPr>
           <w:p>
             <w:pPr>
+              <w:keepNext/>
               <w:pStyle w:val="Compact"/>
               <w:jc w:val="left"/>
             </w:pPr>
@@ -13894,6 +13910,7 @@
           </w:tcPr>
           <w:p>
             <w:pPr>
+              <w:keepNext/>
               <w:pStyle w:val="Compact"/>
               <w:jc w:val="right"/>
             </w:pPr>
@@ -13908,6 +13925,7 @@
           </w:tcPr>
           <w:p>
             <w:pPr>
+              <w:keepNext/>
               <w:pStyle w:val="Compact"/>
               <w:jc w:val="right"/>
             </w:pPr>
@@ -13922,6 +13940,7 @@
           </w:tcPr>
           <w:p>
             <w:pPr>
+              <w:keepNext/>
               <w:pStyle w:val="Compact"/>
               <w:jc w:val="right"/>
             </w:pPr>
@@ -13936,6 +13955,7 @@
           </w:tcPr>
           <w:p>
             <w:pPr>
+              <w:keepNext/>
               <w:pStyle w:val="Compact"/>
               <w:jc w:val="right"/>
             </w:pPr>
@@ -13955,6 +13975,7 @@
           </w:tcPr>
           <w:p>
             <w:pPr>
+              <w:keepNext/>
               <w:pStyle w:val="Compact"/>
               <w:jc w:val="left"/>
             </w:pPr>
@@ -13969,6 +13990,7 @@
           </w:tcPr>
           <w:p>
             <w:pPr>
+              <w:keepNext/>
               <w:pStyle w:val="Compact"/>
               <w:jc w:val="right"/>
             </w:pPr>
@@ -13983,6 +14005,7 @@
           </w:tcPr>
           <w:p>
             <w:pPr>
+              <w:keepNext/>
               <w:pStyle w:val="Compact"/>
               <w:jc w:val="right"/>
             </w:pPr>
@@ -13997,6 +14020,7 @@
           </w:tcPr>
           <w:p>
             <w:pPr>
+              <w:keepNext/>
               <w:pStyle w:val="Compact"/>
               <w:jc w:val="right"/>
             </w:pPr>
@@ -14011,6 +14035,7 @@
           </w:tcPr>
           <w:p>
             <w:pPr>
+              <w:keepNext/>
               <w:pStyle w:val="Compact"/>
               <w:jc w:val="right"/>
             </w:pPr>
@@ -14030,6 +14055,7 @@
           </w:tcPr>
           <w:p>
             <w:pPr>
+              <w:keepNext/>
               <w:pStyle w:val="Compact"/>
               <w:jc w:val="left"/>
             </w:pPr>
@@ -14044,6 +14070,7 @@
           </w:tcPr>
           <w:p>
             <w:pPr>
+              <w:keepNext/>
               <w:pStyle w:val="Compact"/>
               <w:jc w:val="right"/>
             </w:pPr>
@@ -14058,6 +14085,7 @@
           </w:tcPr>
           <w:p>
             <w:pPr>
+              <w:keepNext/>
               <w:pStyle w:val="Compact"/>
               <w:jc w:val="right"/>
             </w:pPr>
@@ -14072,6 +14100,7 @@
           </w:tcPr>
           <w:p>
             <w:pPr>
+              <w:keepNext/>
               <w:pStyle w:val="Compact"/>
               <w:jc w:val="right"/>
             </w:pPr>
@@ -14086,6 +14115,7 @@
           </w:tcPr>
           <w:p>
             <w:pPr>
+              <w:keepNext/>
               <w:pStyle w:val="Compact"/>
               <w:jc w:val="right"/>
             </w:pPr>
@@ -14105,6 +14135,7 @@
           </w:tcPr>
           <w:p>
             <w:pPr>
+              <w:keepNext/>
               <w:pStyle w:val="Compact"/>
               <w:jc w:val="left"/>
             </w:pPr>
@@ -14119,6 +14150,7 @@
           </w:tcPr>
           <w:p>
             <w:pPr>
+              <w:keepNext/>
               <w:pStyle w:val="Compact"/>
               <w:jc w:val="right"/>
             </w:pPr>
@@ -14133,6 +14165,7 @@
           </w:tcPr>
           <w:p>
             <w:pPr>
+              <w:keepNext/>
               <w:pStyle w:val="Compact"/>
               <w:jc w:val="right"/>
             </w:pPr>
@@ -14147,6 +14180,7 @@
           </w:tcPr>
           <w:p>
             <w:pPr>
+              <w:keepNext/>
               <w:pStyle w:val="Compact"/>
               <w:jc w:val="right"/>
             </w:pPr>
@@ -14161,6 +14195,7 @@
           </w:tcPr>
           <w:p>
             <w:pPr>
+              <w:keepNext/>
               <w:pStyle w:val="Compact"/>
               <w:jc w:val="right"/>
             </w:pPr>
@@ -14180,6 +14215,7 @@
           </w:tcPr>
           <w:p>
             <w:pPr>
+              <w:keepNext/>
               <w:pStyle w:val="Compact"/>
               <w:jc w:val="left"/>
             </w:pPr>
@@ -14208,6 +14244,7 @@
           </w:tcPr>
           <w:p>
             <w:pPr>
+              <w:keepNext/>
               <w:pStyle w:val="Compact"/>
               <w:jc w:val="right"/>
             </w:pPr>
@@ -14222,6 +14259,7 @@
           </w:tcPr>
           <w:p>
             <w:pPr>
+              <w:keepNext/>
               <w:pStyle w:val="Compact"/>
               <w:jc w:val="right"/>
             </w:pPr>
@@ -14236,6 +14274,7 @@
           </w:tcPr>
           <w:p>
             <w:pPr>
+              <w:keepNext/>
               <w:pStyle w:val="Compact"/>
               <w:jc w:val="right"/>
             </w:pPr>
@@ -14250,6 +14289,7 @@
           </w:tcPr>
           <w:p>
             <w:pPr>
+              <w:keepNext/>
               <w:pStyle w:val="Compact"/>
               <w:jc w:val="right"/>
             </w:pPr>
@@ -14269,6 +14309,7 @@
           </w:tcPr>
           <w:p>
             <w:pPr>
+              <w:keepNext/>
               <w:pStyle w:val="Compact"/>
               <w:jc w:val="left"/>
             </w:pPr>
@@ -14283,6 +14324,7 @@
           </w:tcPr>
           <w:p>
             <w:pPr>
+              <w:keepNext/>
               <w:pStyle w:val="Compact"/>
               <w:jc w:val="right"/>
             </w:pPr>
@@ -14297,6 +14339,7 @@
           </w:tcPr>
           <w:p>
             <w:pPr>
+              <w:keepNext/>
               <w:pStyle w:val="Compact"/>
               <w:jc w:val="right"/>
             </w:pPr>
@@ -14311,6 +14354,7 @@
           </w:tcPr>
           <w:p>
             <w:pPr>
+              <w:keepNext/>
               <w:pStyle w:val="Compact"/>
               <w:jc w:val="right"/>
             </w:pPr>
@@ -14325,6 +14369,7 @@
           </w:tcPr>
           <w:p>
             <w:pPr>
+              <w:keepNext/>
               <w:pStyle w:val="Compact"/>
               <w:jc w:val="right"/>
             </w:pPr>
@@ -14344,6 +14389,7 @@
           </w:tcPr>
           <w:p>
             <w:pPr>
+              <w:keepNext/>
               <w:pStyle w:val="Compact"/>
               <w:jc w:val="left"/>
             </w:pPr>
@@ -14358,6 +14404,7 @@
           </w:tcPr>
           <w:p>
             <w:pPr>
+              <w:keepNext/>
               <w:pStyle w:val="Compact"/>
               <w:jc w:val="right"/>
             </w:pPr>
@@ -14372,6 +14419,7 @@
           </w:tcPr>
           <w:p>
             <w:pPr>
+              <w:keepNext/>
               <w:pStyle w:val="Compact"/>
               <w:jc w:val="right"/>
             </w:pPr>
@@ -14386,6 +14434,7 @@
           </w:tcPr>
           <w:p>
             <w:pPr>
+              <w:keepNext/>
               <w:pStyle w:val="Compact"/>
               <w:jc w:val="right"/>
             </w:pPr>
@@ -14400,6 +14449,7 @@
           </w:tcPr>
           <w:p>
             <w:pPr>
+              <w:keepNext/>
               <w:pStyle w:val="Compact"/>
               <w:jc w:val="right"/>
             </w:pPr>
@@ -14694,7 +14744,6 @@
           <m:dPr>
             <m:begChr m:val="("/>
             <m:endChr m:val=")"/>
-            <m:sepChr m:val=""/>
             <m:grow/>
           </m:dPr>
           <m:e>
@@ -14826,7 +14875,6 @@
           <m:dPr>
             <m:begChr m:val="|"/>
             <m:endChr m:val="|"/>
-            <m:sepChr m:val=""/>
             <m:grow/>
           </m:dPr>
           <m:e>
@@ -15029,7 +15077,7 @@
         <w:t xml:space="preserve"> </w:t>
       </w:r>
       <w:r>
-        <w:t xml:space="preserve">mm biases a 25 t truck by 16–25 % at a single main-span gauge and by 41–271 % at a single side-span gauge (Supplementary Table S17). Single-point influence-area weighing on this 200 m unit is therefore marginal even at the best location, and non-contact techniques, such as terrestrial laser scanning of bridge deflection (Vu et al., 2023), must establish their residual offset on site, because environmental effects act over the same window (Sohn, 2007; Cross et al., 2013). The speed estimator alone can shift the weight by more than 10 %, and dynamics add a further term (Frýba, 1999; Supplementary Sections S9 and S10). The method is therefore proposed for preliminary overload screening. Its threshold should be set with a margin below the legal limit and the design live loads (CEN, 2003; AASHTO, 2024), and flagged vehicles should be weighed by influence-line BWIM, which does not suffer the blindness of Table 1 because it fits the whole record shape.</w:t>
+        <w:t xml:space="preserve">mm biases a 25 t truck by 16–25 % at a single main-span gauge and by 41–271 % at a single side-span gauge (Supplementary Table S17). Single-point influence-area weighing on this 200 m unit is therefore marginal even at the best location. Non-contact techniques, such as terrestrial laser scanning of bridge deflection (Vu et al., 2023), must establish their residual offset on site, because environmental effects act over the same window (Sohn, 2007; Cross et al., 2013). The speed estimator alone can shift the weight by more than 10 %, and dynamics add a further term (Frýba, 1999; Supplementary Sections S9 and S10). The method is therefore proposed for preliminary overload screening. Its threshold should be set with a margin below the legal limit and the design live loads (CEN, 2003; AASHTO, 2024), and flagged vehicles should be weighed by influence-line BWIM, which does not suffer the blindness of Table 1 because it fits the whole record shape.</w:t>
       </w:r>
     </w:p>
     <w:p>
@@ -15086,7 +15134,6 @@
           <m:dPr>
             <m:begChr m:val="("/>
             <m:endChr m:val=")"/>
-            <m:sepChr m:val=""/>
             <m:grow/>
           </m:dPr>
           <m:e>
@@ -15208,7 +15255,7 @@
         <w:pStyle w:val="BodyText"/>
       </w:pPr>
       <w:r>
-        <w:t xml:space="preserve">Pier stiffness. For a symmetric girder with equal piers, the constant is a linear-fractional (Möbius) function of the scaled pier stiffness. On a 55 + 90 + 55 m box girder, two static readings leave the side-span deflection constant of the base model uncertain by a factor of 6.6 against 1.5 for the main-span constant, or 2.4 against 1.1 with girder rigidity bounded to 0.9–1.3 times the design value; at the design pier stiffness a pier tiltmeter would reduce the Cramér–Rao bound on the standard deviation of</w:t>
+        <w:t xml:space="preserve">Pier stiffness. For a symmetric girder with equal piers, the constant is a linear-fractional (Möbius) function of the scaled pier stiffness. On a 55 + 90 + 55 m box girder, two static readings leave the side-span deflection constant of the base model uncertain by a factor of 6.6 against 1.5 for the main-span constant, or 2.4 against 1.1 with girder rigidity bounded to 0.9–1.3 times the design value; at the design pier stiffness a pier tiltmeter would reduce the Cramér–Rao bound on the standard deviation of</w:t>
       </w:r>
       <w:r>
         <w:t xml:space="preserve"> </w:t>
@@ -15527,7 +15574,20 @@
         <w:jc w:val="left"/>
       </w:pPr>
       <w:r>
-        <w:t xml:space="preserve">Al-Qadi I, Wang H, Ouyang Y, Grimmelsman K and Purdy JE (2016) LTBP Program’s Literature Review on Weigh-in-Motion Systems. Report FHWA-HRT-16-024, Federal Highway Administration, Washington, DC. https://rosap.ntl.bts.gov/view/dot/35735.</w:t>
+        <w:t xml:space="preserve">Al-Qadi I, Wang H, Ouyang Y, Grimmelsman K and Purdy JE (2016)</w:t>
+      </w:r>
+      <w:r>
+        <w:t xml:space="preserve"> </w:t>
+      </w:r>
+      <w:r>
+        <w:rPr>
+          <w:iCs/>
+          <w:i/>
+        </w:rPr>
+        <w:t xml:space="preserve">LTBP Program’s Literature Review on Weigh-in-Motion Systems</w:t>
+      </w:r>
+      <w:r>
+        <w:t xml:space="preserve">. Report FHWA-HRT-16-024, Federal Highway Administration, Washington, DC. https://rosap.ntl.bts.gov/view/dot/35735.</w:t>
       </w:r>
     </w:p>
     <w:p>
@@ -15563,7 +15623,20 @@
         <w:jc w:val="left"/>
       </w:pPr>
       <w:r>
-        <w:t xml:space="preserve">CEN (2003) EN 1991-2:2003, Eurocode 1: Actions on Structures – Part 2: Traffic Loads on Bridges. Brussels: CEN.</w:t>
+        <w:t xml:space="preserve">CEN (2003)</w:t>
+      </w:r>
+      <w:r>
+        <w:t xml:space="preserve"> </w:t>
+      </w:r>
+      <w:r>
+        <w:rPr>
+          <w:iCs/>
+          <w:i/>
+        </w:rPr>
+        <w:t xml:space="preserve">EN 1991-2:2003, Eurocode 1: Actions on Structures – Part 2: Traffic Loads on Bridges</w:t>
+      </w:r>
+      <w:r>
+        <w:t xml:space="preserve">. Brussels: CEN.</w:t>
       </w:r>
     </w:p>
     <w:p>
@@ -16032,7 +16105,20 @@
         <w:jc w:val="left"/>
       </w:pPr>
       <w:r>
-        <w:t xml:space="preserve">Moghadam A (2022) Integration of Traffic and Structural Health Monitoring Systems Using a Novel Nothing-On-Road (NOR) Bridge-Weigh-In-Motion (BWIM) System. PhD dissertation, Virginia Polytechnic Institute and State University, Blacksburg, VA. http://hdl.handle.net/10919/111390.</w:t>
+        <w:t xml:space="preserve">Moghadam A (2022)</w:t>
+      </w:r>
+      <w:r>
+        <w:t xml:space="preserve"> </w:t>
+      </w:r>
+      <w:r>
+        <w:rPr>
+          <w:iCs/>
+          <w:i/>
+        </w:rPr>
+        <w:t xml:space="preserve">Integration of Traffic and Structural Health Monitoring Systems Using a Novel Nothing-On-Road (NOR) Bridge-Weigh-In-Motion (BWIM) System</w:t>
+      </w:r>
+      <w:r>
+        <w:t xml:space="preserve">. PhD dissertation, Virginia Polytechnic Institute and State University, Blacksburg, VA. http://hdl.handle.net/10919/111390.</w:t>
       </w:r>
     </w:p>
     <w:p>
@@ -16042,7 +16128,20 @@
         <w:jc w:val="left"/>
       </w:pPr>
       <w:r>
-        <w:t xml:space="preserve">Moghadam A and Sarlo R (2024) Nothing-on-Road Bridge-Weigh-In-Motion (NOR-BWIM) Dataset, version 1. University Libraries, Virginia Tech, figshare. DOI: 10.7294/26880898.v1.</w:t>
+        <w:t xml:space="preserve">Moghadam A and Sarlo R (2024)</w:t>
+      </w:r>
+      <w:r>
+        <w:t xml:space="preserve"> </w:t>
+      </w:r>
+      <w:r>
+        <w:rPr>
+          <w:iCs/>
+          <w:i/>
+        </w:rPr>
+        <w:t xml:space="preserve">Nothing-on-Road Bridge-Weigh-In-Motion (NOR-BWIM) Dataset</w:t>
+      </w:r>
+      <w:r>
+        <w:t xml:space="preserve">, version 1. University Libraries, Virginia Tech, figshare. DOI: 10.7294/26880898.v1.</w:t>
       </w:r>
     </w:p>
     <w:p>
@@ -16540,7 +16639,7 @@
         <w:jc w:val="left"/>
       </w:pPr>
       <w:r>
-        <w:t xml:space="preserve">Yamaguchi E, Kawamura S, Matuso K, Matsuki Y and Naito Y (2009) Bridge-weigh-in-motion by two-span continuous bridge with skew and heavy-truck flow in Fukuoka area, Japan.</w:t>
+        <w:t xml:space="preserve">Yamaguchi E, Kawamura SI, Matuso K, Matsuki Y and Naito Y (2009) Bridge-weigh-in-motion by two-span continuous bridge with skew and heavy-truck flow in Fukuoka area, Japan.</w:t>
       </w:r>
       <w:r>
         <w:t xml:space="preserve"> </w:t>
@@ -16748,7 +16847,7 @@
         <w:jc w:val="left"/>
       </w:pPr>
       <w:r>
-        <w:t xml:space="preserve">Zhu J, Wang C, Qi T and Zhou Z (2022) Vehicle load identification on orthotropic steel box beam bridge based on the strain response area.</w:t>
+        <w:t xml:space="preserve">Zhu JH, Wang C, Qi TY and Zhou ZS (2022) Vehicle load identification on orthotropic steel box beam bridge based on the strain response area.</w:t>
       </w:r>
       <w:r>
         <w:t xml:space="preserve"> </w:t>

--- a/manuscript/ase/word/Manuscript_ASE.docx
+++ b/manuscript/ase/word/Manuscript_ASE.docx
@@ -15321,13 +15321,13 @@
       </w:r>
     </w:p>
     <w:bookmarkEnd w:id="59"/>
-    <w:bookmarkStart w:id="60" w:name="acknowledgements"/>
+    <w:bookmarkStart w:id="60" w:name="acknowledgments"/>
     <w:p>
       <w:pPr>
         <w:pStyle w:val="Heading2"/>
       </w:pPr>
       <w:r>
-        <w:t xml:space="preserve">Acknowledgements</w:t>
+        <w:t xml:space="preserve">Acknowledgments</w:t>
       </w:r>
     </w:p>
     <w:p>
@@ -15428,13 +15428,13 @@
       </w:r>
     </w:p>
     <w:bookmarkEnd w:id="64"/>
-    <w:bookmarkStart w:id="65" w:name="declaration-of-conflicting-interest"/>
+    <w:bookmarkStart w:id="65" w:name="declaration-of-conflicting-interests"/>
     <w:p>
       <w:pPr>
         <w:pStyle w:val="Heading3"/>
       </w:pPr>
       <w:r>
-        <w:t xml:space="preserve">Declaration of conflicting interest</w:t>
+        <w:t xml:space="preserve">Declaration of conflicting interests</w:t>
       </w:r>
     </w:p>
     <w:p>

--- a/manuscript/ase/word/Manuscript_ASE.docx
+++ b/manuscript/ase/word/Manuscript_ASE.docx
@@ -15478,7 +15478,7 @@
         <w:pStyle w:val="FirstParagraph"/>
       </w:pPr>
       <w:r>
-        <w:t xml:space="preserve">The field strain records analyzed in Section 4 are publicly available in the NOR-BWIM dataset (figshare, https://doi.org/10.7294/26880898.v1, CC0; Moghadam and Sarlo, 2024). The Mây Bridge load test was performed by an author of this paper, and the authors are permitted to publish the processed data. The laboratory mean readings, the processed Mây Bridge data, the scripts with their logs and the derived data (CSV and NumPy files) are provided as Supplementary Material; the records behind Figs. S16 and S17 are not.</w:t>
+        <w:t xml:space="preserve">The field strain records analyzed in Section 4 are publicly available in the NOR-BWIM dataset (figshare, https://doi.org/10.7294/26880898.v1, CC0; Moghadam and Sarlo, 2024). The Mây Bridge load test was performed by an author of this paper, and the authors are permitted to publish the processed data. The laboratory mean readings, the processed Mây Bridge data, the scripts with their logs and the derived data (CSV and NumPy files) are provided as Supplementary Material and archived on Zenodo (https://doi.org/[NEED VALUE]); the records behind Figs. S16 and S17 are not.</w:t>
       </w:r>
     </w:p>
     <w:bookmarkEnd w:id="67"/>

--- a/manuscript/ase/word/Manuscript_ASE.docx
+++ b/manuscript/ase/word/Manuscript_ASE.docx
@@ -15478,7 +15478,7 @@
         <w:pStyle w:val="FirstParagraph"/>
       </w:pPr>
       <w:r>
-        <w:t xml:space="preserve">The field strain records analyzed in Section 4 are publicly available in the NOR-BWIM dataset (figshare, https://doi.org/10.7294/26880898.v1, CC0; Moghadam and Sarlo, 2024). The Mây Bridge load test was performed by an author of this paper, and the authors are permitted to publish the processed data. The laboratory mean readings, the processed Mây Bridge data, the scripts with their logs and the derived data (CSV and NumPy files) are provided as Supplementary Material and archived on Zenodo (https://doi.org/[NEED VALUE]); the records behind Figs. S16 and S17 are not.</w:t>
+        <w:t xml:space="preserve">The field strain records analyzed in Section 4 are publicly available in the NOR-BWIM dataset (figshare, https://doi.org/10.7294/26880898.v1, CC0; Moghadam and Sarlo, 2024). The Mây Bridge load test was performed by an author of this paper, and the authors are permitted to publish the processed data. The laboratory mean readings, the processed Mây Bridge data, the scripts with their logs and the derived data (CSV and NumPy files) are provided as Supplementary Material and archived on Zenodo (https://doi.org/10.5281/zenodo.23535533); the records behind Figs. S16 and S17 are not.</w:t>
       </w:r>
     </w:p>
     <w:bookmarkEnd w:id="67"/>

--- a/manuscript/ase/word/Manuscript_ASE.docx
+++ b/manuscript/ase/word/Manuscript_ASE.docx
@@ -15478,7 +15478,7 @@
         <w:pStyle w:val="FirstParagraph"/>
       </w:pPr>
       <w:r>
-        <w:t xml:space="preserve">The field strain records analyzed in Section 4 are publicly available in the NOR-BWIM dataset (figshare, https://doi.org/10.7294/26880898.v1, CC0; Moghadam and Sarlo, 2024). The Mây Bridge load test was performed by an author of this paper, and the authors are permitted to publish the processed data. The laboratory mean readings, the processed Mây Bridge data, the scripts with their logs and the derived data (CSV and NumPy files) are provided as Supplementary Material and archived on Zenodo (https://doi.org/10.5281/zenodo.23535533); the records behind Figs. S16 and S17 are not.</w:t>
+        <w:t xml:space="preserve">The field strain records analyzed in Section 4 are publicly available in the NOR-BWIM dataset (figshare, https://doi.org/10.7294/26880898.v1, CC0; Moghadam and Sarlo, 2024). The Mây Bridge load test was performed by an author of this paper, and the authors are permitted to publish the processed data. The laboratory mean readings and the processed Mây Bridge data are in the Supplementary Material; these data, the scripts with their logs and the derived data (CSV and NumPy files) are archived on Zenodo (https://doi.org/10.5281/zenodo.23535533); the records behind Figs. S16 and S17 are not.</w:t>
       </w:r>
     </w:p>
     <w:bookmarkEnd w:id="67"/>

--- a/manuscript/ase/word/Manuscript_ASE.docx
+++ b/manuscript/ase/word/Manuscript_ASE.docx
@@ -80,7 +80,7 @@
         <w:pStyle w:val="FirstParagraph"/>
       </w:pPr>
       <w:r>
-        <w:t xml:space="preserve">Influence-area bridge weigh-in-motion divides the area under a response record by an integral constant. On continuous girders this constant can vanish, because influence lines change sign, and a gauge where it vanishes cannot weigh. The paper gives three main results. First, closed forms locate these blind points for five channel types: strain gauges measuring global bending are blind at every zero of the uniform-load moment and nearly blind 0.19–0.32 of the span from the interior support on two equal spans, whereas deflection gauges are blind only for particular span ratios. Second, for position-independent noise, the best sensor locations are the extremes of the uniform-load response; on one day of public records, weighting gauges by vehicle-free noise covariance raised the error 8.5 percentage points above the gauge average. Third, for symmetric girders with equal piers the constant is linear-fractional in pier stiffness; on an in-service box girder, two static readings leave the side-span deflection constant of the base model uncertain by a factor of 6.6 against 1.5 at mid main span (2.4 against 1.1 with girder rigidity bounded to 0.9–1.3 times the design value). On this girder, a single deflection gauge belongs at mid main span.</w:t>
+        <w:t xml:space="preserve">Influence-area bridge weigh-in-motion divides the area under a response record by an integral constant. On continuous girders this constant can vanish, because influence lines change sign, and a gauge where it vanishes cannot weigh. The paper gives three main results. First, closed forms locate these blind points for five channel types: strain gauges measuring global bending are blind at every zero of the uniform-load moment and nearly blind at 0.19–0.32 of the span from the interior support on two equal spans, whereas deflection gauges are blind only for particular span ratios. Second, for position-independent noise, the best sensor locations are the extremes of the uniform-load response; on one day of public records, weighting gauges by vehicle-free noise covariance raised the error 8.5 percentage points above the gauge average. Third, for symmetric girders with equal piers the constant is linear-fractional in pier stiffness; on an in-service box girder, two static readings leave the side-span deflection constant of the base model uncertain by a factor of 6.6 against 1.5 at mid main span (2.4 against 1.1 with girder rigidity bounded to 0.9–1.3 times the design value). On this girder, a single deflection gauge belongs at mid main span.</w:t>
       </w:r>
     </w:p>
     <w:p>
@@ -15115,7 +15115,7 @@
         <w:pStyle w:val="BodyText"/>
       </w:pPr>
       <w:r>
-        <w:t xml:space="preserve">Blind loci. Strain channels that measure global bending are blind at every zero of the uniform-load moment diagram, which every continuous girder has, and nearly blind 0.19–0.32 of the span from the interior support on two equal spans. On prismatic girders, deflection channels are blind only near particular span ratios, such as</w:t>
+        <w:t xml:space="preserve">Blind loci. Strain channels that measure global bending are blind at every zero of the uniform-load moment diagram, which every continuous girder has, and nearly blind at 0.19–0.32 of the span from the interior support on two equal spans. On prismatic girders, deflection channels are blind only near particular span ratios, such as</w:t>
       </w:r>
       <w:r>
         <w:t xml:space="preserve"> </w:t>
